--- a/thesis/003_ThesisProposal_Draft_013.docx
+++ b/thesis/003_ThesisProposal_Draft_013.docx
@@ -28878,7 +28878,7 @@
           <w:szCs w:val="22"/>
           <w:rtl w:val="0"/>
         </w:rPr>
-        <w:t xml:space="preserve"> help breeders to lessen the feed cost in producti</w:t>
+        <w:t xml:space="preserve"> help breeders to lessen the feed cost in production.</w:t>
       </w:r>
       <w:r>
         <w:rPr>

--- a/thesis/003_ThesisProposal_Draft_013.docx
+++ b/thesis/003_ThesisProposal_Draft_013.docx
@@ -18841,7 +18841,7 @@
           <w:szCs w:val="22"/>
           <w:rtl w:val="0"/>
         </w:rPr>
-        <w:t xml:space="preserve">Three of the four pilot abstracts contained no coded hedges. The pattern pointed to a high base rate of zero-hedge writing in the local undergraduate abstract genre and confirmed that a descriptive baseline study was warranted. The same decision rules and Working Test were carried forward into the main coding of the 60-abstract corpus</w:t>
+        <w:t>Three of the four pilot abstracts contained no coded hedges. The pattern pointed to a high base rate of zero-hedge writing in the local undergraduate abstract genre and confirmed that a descriptive baseline study was warranted. The same decision rules and Working Test were carried forward into the main coding of the 60-abstract corpus.</w:t>
       </w:r>
       <w:r>
         <w:rPr>

--- a/thesis/003_ThesisProposal_Draft_013.docx
+++ b/thesis/003_ThesisProposal_Draft_013.docx
@@ -3272,7 +3272,7 @@
           <w:szCs w:val="22"/>
           <w:rtl w:val="0"/>
         </w:rPr>
-        <w:t xml:space="preserve">Following an initial coding pass, borderline tokens were re-examined using the contextual decision rules in Appendix A. Particular attention was given to potentially ambiguous forms such as can, potential, indicating, and possibility, because these forms may function either as epistemic hedges or as non-epistemic lexical items depending on context. Four rule refinements were applied during this revision pass. First, “can” combined with an active content verb describing a treatment effect (enhance, promote, reduce, help) was classified as capability (FP-Cap) regardless of whether it appeared inside a “suggests that” clause, because the Working Test showed that removing “can” alone did not change the epistemic weight of the clause when “suggests” was already carrying the hedge. Second, the “indicating” tautology test was extended beyond numeric restatement to cover field-standard interpretive thresholds: “non-toxic” from no mortality observed, “limited benefits” from poor performance, and “superior feed efficiency” from lower feed conversion ratio were all reclassified as operational restatements (FP-Gen) rather than inferential hedges. Third, the “potential + noun” topic-naming rule was extended to “possibility + noun” in aim and methods sentences. Fourth, a multi-hedge Working Test rule was added: when a sentence contains multiple hedge-like tokens, each token is tested individually in isolation, ignoring the other hedges in the sentence; a token counts only if removing it alone changes the epistemic weight of its own clause. The final corpus therefore reflects contextual rather than purely lexical classification, and the 63 rejected candidates document the decision trail for tokens that were considered but ultimately excluded. Additionally, the outlier abstract Acs2 was found to use a repeated hedging template (“This suggests that while X might not have been Y, Z could still [verb] beneficial effects”) twice with light variation, inflating its own token count through formulaic repetition rather than independent hedging decisions.</w:t>
+        <w:t xml:space="preserve">Following an initial coding pass, borderline tokens were re-examined using the contextual decision rules in Appendix A. Particular attention was given to potentially ambiguous forms such as can, potential, indicating, and possibility, because these forms may function either as epistemic hedges or as non-epistemic lexical items depending on context. Four rule refinements were applied during this revision pass. First, “can” combined with an active content verb describing a treatment effect (enhance, promote, reduce, help) was classified as capability (FP-Cap) regardless of whether it appeared inside a “suggests that” clause, because the Working Test showed that removing “can” alone did not change the epistemic weight of the clause when “suggests” was already carrying the hedge. Second, the “indicating” tautology test was extended beyond numeric restatement to cover field-standard interpretive thresholds: “non-toxic” from no mortality observed, “limited benefits” from poor performance, and “superior feed efficiency” from lower feed conversion ratio were all reclassified as operational restatements (FP-Gen) rather than inferential hedges. Third, the “potential + noun” topic-naming rule was extended to “possibility + noun” in aim and methods sentences. Structural position is used as a coding heuristic for these forms, but the Working Test takes priority when the two conflict: a token that changes epistemic commitment is coded as a Lexical hedge (EC) even in an introduction or rationale sentence. Fourth, a multi-hedge Working Test rule was added: when a sentence contains multiple hedge-like tokens, each token is tested individually in isolation, ignoring the other hedges in the sentence; a token counts only if removing it alone changes the epistemic weight of its own clause. The final corpus therefore reflects contextual rather than purely lexical classification, and the 63 rejected candidates document the decision trail for tokens that were considered but ultimately excluded. Additionally, the outlier abstract Acs2 was found to use a repeated hedging template (“This suggests that while X might not have been Y, Z could still [verb] beneficial effects”) twice with light variation, inflating its own token count through formulaic repetition rather than independent hedging decisions.</w:t>
       </w:r>
       <w:r>
         <w:rPr>
@@ -12233,7 +12233,7 @@
           <w:szCs w:val="22"/>
           <w:rtl w:val="0"/>
         </w:rPr>
-        <w:t xml:space="preserve">Extensions: </w:t>
+        <w:t xml:space="preserve">Extensions: “imply/implies/implying” functions as suggest. “Can be concluded / derived / stated / attributed to / seen as” is an inferential hedge, distinct from capability “can” (see Decision Rules). “Potentially” is an adverbial hedge. “Potential” naming the research object itself (e.g., “assessed the potential of X”) is not markable, it names a topic rather than qualifying a claim. Stricter rule for “potential + noun” constructions: if the phrase sits in an introduction/rationale sentence (motivating why the topic matters, before any data is presented), treat as topic-naming (FP-Gen) regardless of the verb used. If it sits in a results/conclusion sentence qualifying a claim about findings, treat as a Lexical hedge (EC). The distinction is structural position, not verb choice. Prefer the Working Test over structural position when the two conflict: if removing the token changes the writer’s commitment to a proposition, code it as a Lexical hedge (EC) even in an introduction or rationale sentence.</w:t>
       </w:r>
       <w:r>
         <w:rPr>
@@ -12247,21 +12247,21 @@
           <w:szCs w:val="22"/>
           <w:rtl w:val="0"/>
         </w:rPr>
-        <w:t xml:space="preserve">“imply/implies/implying”</w:t>
-      </w:r>
-      <w:r>
-        <w:rPr>
-          <w:rFonts w:ascii="Georgia" w:cs="Georgia" w:eastAsia="Georgia" w:hAnsi="Georgia"/>
-          <w:b w:val="0"/>
-          <w:bCs w:val="0"/>
-          <w:i w:val="0"/>
-          <w:iCs w:val="0"/>
-          <w:color w:val="000000"/>
-          <w:sz w:val="22"/>
-          <w:szCs w:val="22"/>
-          <w:rtl w:val="0"/>
-        </w:rPr>
-        <w:t xml:space="preserve"> functions as </w:t>
+        <w:t xml:space="preserve"/>
+      </w:r>
+      <w:r>
+        <w:rPr>
+          <w:rFonts w:ascii="Georgia" w:cs="Georgia" w:eastAsia="Georgia" w:hAnsi="Georgia"/>
+          <w:b w:val="0"/>
+          <w:bCs w:val="0"/>
+          <w:i w:val="0"/>
+          <w:iCs w:val="0"/>
+          <w:color w:val="000000"/>
+          <w:sz w:val="22"/>
+          <w:szCs w:val="22"/>
+          <w:rtl w:val="0"/>
+        </w:rPr>
+        <w:t xml:space="preserve"/>
       </w:r>
       <w:r>
         <w:rPr>
@@ -12275,21 +12275,21 @@
           <w:szCs w:val="22"/>
           <w:rtl w:val="0"/>
         </w:rPr>
-        <w:t xml:space="preserve">suggest</w:t>
-      </w:r>
-      <w:r>
-        <w:rPr>
-          <w:rFonts w:ascii="Georgia" w:cs="Georgia" w:eastAsia="Georgia" w:hAnsi="Georgia"/>
-          <w:b w:val="0"/>
-          <w:bCs w:val="0"/>
-          <w:i w:val="0"/>
-          <w:iCs w:val="0"/>
-          <w:color w:val="000000"/>
-          <w:sz w:val="22"/>
-          <w:szCs w:val="22"/>
-          <w:rtl w:val="0"/>
-        </w:rPr>
-        <w:t xml:space="preserve">. </w:t>
+        <w:t xml:space="preserve"/>
+      </w:r>
+      <w:r>
+        <w:rPr>
+          <w:rFonts w:ascii="Georgia" w:cs="Georgia" w:eastAsia="Georgia" w:hAnsi="Georgia"/>
+          <w:b w:val="0"/>
+          <w:bCs w:val="0"/>
+          <w:i w:val="0"/>
+          <w:iCs w:val="0"/>
+          <w:color w:val="000000"/>
+          <w:sz w:val="22"/>
+          <w:szCs w:val="22"/>
+          <w:rtl w:val="0"/>
+        </w:rPr>
+        <w:t xml:space="preserve"/>
       </w:r>
       <w:r>
         <w:rPr>
@@ -12303,21 +12303,21 @@
           <w:szCs w:val="22"/>
           <w:rtl w:val="0"/>
         </w:rPr>
-        <w:t xml:space="preserve">“Can be concluded / derived / stated / attributed to / seen as”</w:t>
-      </w:r>
-      <w:r>
-        <w:rPr>
-          <w:rFonts w:ascii="Georgia" w:cs="Georgia" w:eastAsia="Georgia" w:hAnsi="Georgia"/>
-          <w:b w:val="0"/>
-          <w:bCs w:val="0"/>
-          <w:i w:val="0"/>
-          <w:iCs w:val="0"/>
-          <w:color w:val="000000"/>
-          <w:sz w:val="22"/>
-          <w:szCs w:val="22"/>
-          <w:rtl w:val="0"/>
-        </w:rPr>
-        <w:t xml:space="preserve"> is an inferential hedge, distinct from capability </w:t>
+        <w:t xml:space="preserve"/>
+      </w:r>
+      <w:r>
+        <w:rPr>
+          <w:rFonts w:ascii="Georgia" w:cs="Georgia" w:eastAsia="Georgia" w:hAnsi="Georgia"/>
+          <w:b w:val="0"/>
+          <w:bCs w:val="0"/>
+          <w:i w:val="0"/>
+          <w:iCs w:val="0"/>
+          <w:color w:val="000000"/>
+          <w:sz w:val="22"/>
+          <w:szCs w:val="22"/>
+          <w:rtl w:val="0"/>
+        </w:rPr>
+        <w:t xml:space="preserve"/>
       </w:r>
       <w:r>
         <w:rPr>
@@ -12331,21 +12331,21 @@
           <w:szCs w:val="22"/>
           <w:rtl w:val="0"/>
         </w:rPr>
-        <w:t xml:space="preserve">“can”</w:t>
-      </w:r>
-      <w:r>
-        <w:rPr>
-          <w:rFonts w:ascii="Georgia" w:cs="Georgia" w:eastAsia="Georgia" w:hAnsi="Georgia"/>
-          <w:b w:val="0"/>
-          <w:bCs w:val="0"/>
-          <w:i w:val="0"/>
-          <w:iCs w:val="0"/>
-          <w:color w:val="000000"/>
-          <w:sz w:val="22"/>
-          <w:szCs w:val="22"/>
-          <w:rtl w:val="0"/>
-        </w:rPr>
-        <w:t xml:space="preserve"> (see Decision Rules). </w:t>
+        <w:t xml:space="preserve"/>
+      </w:r>
+      <w:r>
+        <w:rPr>
+          <w:rFonts w:ascii="Georgia" w:cs="Georgia" w:eastAsia="Georgia" w:hAnsi="Georgia"/>
+          <w:b w:val="0"/>
+          <w:bCs w:val="0"/>
+          <w:i w:val="0"/>
+          <w:iCs w:val="0"/>
+          <w:color w:val="000000"/>
+          <w:sz w:val="22"/>
+          <w:szCs w:val="22"/>
+          <w:rtl w:val="0"/>
+        </w:rPr>
+        <w:t xml:space="preserve"/>
       </w:r>
       <w:r>
         <w:rPr>
@@ -12359,21 +12359,21 @@
           <w:szCs w:val="22"/>
           <w:rtl w:val="0"/>
         </w:rPr>
-        <w:t xml:space="preserve">“Potentially”</w:t>
-      </w:r>
-      <w:r>
-        <w:rPr>
-          <w:rFonts w:ascii="Georgia" w:cs="Georgia" w:eastAsia="Georgia" w:hAnsi="Georgia"/>
-          <w:b w:val="0"/>
-          <w:bCs w:val="0"/>
-          <w:i w:val="0"/>
-          <w:iCs w:val="0"/>
-          <w:color w:val="000000"/>
-          <w:sz w:val="22"/>
-          <w:szCs w:val="22"/>
-          <w:rtl w:val="0"/>
-        </w:rPr>
-        <w:t xml:space="preserve"> is an adverbial hedge. </w:t>
+        <w:t xml:space="preserve"/>
+      </w:r>
+      <w:r>
+        <w:rPr>
+          <w:rFonts w:ascii="Georgia" w:cs="Georgia" w:eastAsia="Georgia" w:hAnsi="Georgia"/>
+          <w:b w:val="0"/>
+          <w:bCs w:val="0"/>
+          <w:i w:val="0"/>
+          <w:iCs w:val="0"/>
+          <w:color w:val="000000"/>
+          <w:sz w:val="22"/>
+          <w:szCs w:val="22"/>
+          <w:rtl w:val="0"/>
+        </w:rPr>
+        <w:t xml:space="preserve"/>
       </w:r>
       <w:r>
         <w:rPr>
@@ -12387,21 +12387,21 @@
           <w:szCs w:val="22"/>
           <w:rtl w:val="0"/>
         </w:rPr>
-        <w:t xml:space="preserve">“Potential”</w:t>
-      </w:r>
-      <w:r>
-        <w:rPr>
-          <w:rFonts w:ascii="Georgia" w:cs="Georgia" w:eastAsia="Georgia" w:hAnsi="Georgia"/>
-          <w:b w:val="0"/>
-          <w:bCs w:val="0"/>
-          <w:i w:val="0"/>
-          <w:iCs w:val="0"/>
-          <w:color w:val="000000"/>
-          <w:sz w:val="22"/>
-          <w:szCs w:val="22"/>
-          <w:rtl w:val="0"/>
-        </w:rPr>
-        <w:t xml:space="preserve"> naming the research object itself (e.g., </w:t>
+        <w:t xml:space="preserve"/>
+      </w:r>
+      <w:r>
+        <w:rPr>
+          <w:rFonts w:ascii="Georgia" w:cs="Georgia" w:eastAsia="Georgia" w:hAnsi="Georgia"/>
+          <w:b w:val="0"/>
+          <w:bCs w:val="0"/>
+          <w:i w:val="0"/>
+          <w:iCs w:val="0"/>
+          <w:color w:val="000000"/>
+          <w:sz w:val="22"/>
+          <w:szCs w:val="22"/>
+          <w:rtl w:val="0"/>
+        </w:rPr>
+        <w:t xml:space="preserve"/>
       </w:r>
       <w:r>
         <w:rPr>
@@ -12415,21 +12415,21 @@
           <w:szCs w:val="22"/>
           <w:rtl w:val="0"/>
         </w:rPr>
-        <w:t xml:space="preserve">“assessed the potential of X”</w:t>
-      </w:r>
-      <w:r>
-        <w:rPr>
-          <w:rFonts w:ascii="Georgia" w:cs="Georgia" w:eastAsia="Georgia" w:hAnsi="Georgia"/>
-          <w:b w:val="0"/>
-          <w:bCs w:val="0"/>
-          <w:i w:val="0"/>
-          <w:iCs w:val="0"/>
-          <w:color w:val="000000"/>
-          <w:sz w:val="22"/>
-          <w:szCs w:val="22"/>
-          <w:rtl w:val="0"/>
-        </w:rPr>
-        <w:t xml:space="preserve">) is not markable, it names a topic rather than qualifying a claim. </w:t>
+        <w:t xml:space="preserve"/>
+      </w:r>
+      <w:r>
+        <w:rPr>
+          <w:rFonts w:ascii="Georgia" w:cs="Georgia" w:eastAsia="Georgia" w:hAnsi="Georgia"/>
+          <w:b w:val="0"/>
+          <w:bCs w:val="0"/>
+          <w:i w:val="0"/>
+          <w:iCs w:val="0"/>
+          <w:color w:val="000000"/>
+          <w:sz w:val="22"/>
+          <w:szCs w:val="22"/>
+          <w:rtl w:val="0"/>
+        </w:rPr>
+        <w:t xml:space="preserve"/>
       </w:r>
       <w:r>
         <w:rPr>
@@ -12443,7 +12443,7 @@
           <w:szCs w:val="22"/>
           <w:rtl w:val="0"/>
         </w:rPr>
-        <w:t xml:space="preserve">Stricter rule for “potential + noun” constructions: if the phrase sits in an introduction/rationale sentence (motivating why the topic matters, before any data is presented), treat as topic-naming (FP-Gen) regardless of the verb used. If it sits in a results/conclusion sentence qualifying a claim about findings, treat as a Lexical hedge (EC). The distinction is structural position, not verb choice.</w:t>
+        <w:t xml:space="preserve"/>
       </w:r>
       <w:r>
         <w:rPr>

--- a/thesis/003_ThesisProposal_Draft_013.docx
+++ b/thesis/003_ThesisProposal_Draft_013.docx
@@ -12224,8 +12224,6 @@
       <w:r>
         <w:rPr>
           <w:rFonts w:ascii="Georgia" w:cs="Georgia" w:eastAsia="Georgia" w:hAnsi="Georgia"/>
-          <w:b w:val="1"/>
-          <w:bCs w:val="1"/>
           <w:i w:val="0"/>
           <w:iCs w:val="0"/>
           <w:color w:val="000000"/>
@@ -12238,8 +12236,6 @@
       <w:r>
         <w:rPr>
           <w:rFonts w:ascii="Georgia" w:cs="Georgia" w:eastAsia="Georgia" w:hAnsi="Georgia"/>
-          <w:b w:val="0"/>
-          <w:bCs w:val="0"/>
           <w:i w:val="1"/>
           <w:iCs w:val="1"/>
           <w:color w:val="000000"/>
@@ -12252,8 +12248,6 @@
       <w:r>
         <w:rPr>
           <w:rFonts w:ascii="Georgia" w:cs="Georgia" w:eastAsia="Georgia" w:hAnsi="Georgia"/>
-          <w:b w:val="0"/>
-          <w:bCs w:val="0"/>
           <w:i w:val="0"/>
           <w:iCs w:val="0"/>
           <w:color w:val="000000"/>
@@ -12266,8 +12260,6 @@
       <w:r>
         <w:rPr>
           <w:rFonts w:ascii="Georgia" w:cs="Georgia" w:eastAsia="Georgia" w:hAnsi="Georgia"/>
-          <w:b w:val="0"/>
-          <w:bCs w:val="0"/>
           <w:i w:val="1"/>
           <w:iCs w:val="1"/>
           <w:color w:val="000000"/>
@@ -12280,8 +12272,6 @@
       <w:r>
         <w:rPr>
           <w:rFonts w:ascii="Georgia" w:cs="Georgia" w:eastAsia="Georgia" w:hAnsi="Georgia"/>
-          <w:b w:val="0"/>
-          <w:bCs w:val="0"/>
           <w:i w:val="0"/>
           <w:iCs w:val="0"/>
           <w:color w:val="000000"/>
@@ -12294,8 +12284,6 @@
       <w:r>
         <w:rPr>
           <w:rFonts w:ascii="Georgia" w:cs="Georgia" w:eastAsia="Georgia" w:hAnsi="Georgia"/>
-          <w:b w:val="0"/>
-          <w:bCs w:val="0"/>
           <w:i w:val="1"/>
           <w:iCs w:val="1"/>
           <w:color w:val="000000"/>
@@ -12308,8 +12296,6 @@
       <w:r>
         <w:rPr>
           <w:rFonts w:ascii="Georgia" w:cs="Georgia" w:eastAsia="Georgia" w:hAnsi="Georgia"/>
-          <w:b w:val="0"/>
-          <w:bCs w:val="0"/>
           <w:i w:val="0"/>
           <w:iCs w:val="0"/>
           <w:color w:val="000000"/>
@@ -12322,8 +12308,6 @@
       <w:r>
         <w:rPr>
           <w:rFonts w:ascii="Georgia" w:cs="Georgia" w:eastAsia="Georgia" w:hAnsi="Georgia"/>
-          <w:b w:val="0"/>
-          <w:bCs w:val="0"/>
           <w:i w:val="1"/>
           <w:iCs w:val="1"/>
           <w:color w:val="000000"/>
@@ -12336,8 +12320,6 @@
       <w:r>
         <w:rPr>
           <w:rFonts w:ascii="Georgia" w:cs="Georgia" w:eastAsia="Georgia" w:hAnsi="Georgia"/>
-          <w:b w:val="0"/>
-          <w:bCs w:val="0"/>
           <w:i w:val="0"/>
           <w:iCs w:val="0"/>
           <w:color w:val="000000"/>
@@ -12350,8 +12332,6 @@
       <w:r>
         <w:rPr>
           <w:rFonts w:ascii="Georgia" w:cs="Georgia" w:eastAsia="Georgia" w:hAnsi="Georgia"/>
-          <w:b w:val="0"/>
-          <w:bCs w:val="0"/>
           <w:i w:val="1"/>
           <w:iCs w:val="1"/>
           <w:color w:val="000000"/>
@@ -12364,8 +12344,6 @@
       <w:r>
         <w:rPr>
           <w:rFonts w:ascii="Georgia" w:cs="Georgia" w:eastAsia="Georgia" w:hAnsi="Georgia"/>
-          <w:b w:val="0"/>
-          <w:bCs w:val="0"/>
           <w:i w:val="0"/>
           <w:iCs w:val="0"/>
           <w:color w:val="000000"/>
@@ -12378,8 +12356,6 @@
       <w:r>
         <w:rPr>
           <w:rFonts w:ascii="Georgia" w:cs="Georgia" w:eastAsia="Georgia" w:hAnsi="Georgia"/>
-          <w:b w:val="0"/>
-          <w:bCs w:val="0"/>
           <w:i w:val="1"/>
           <w:iCs w:val="1"/>
           <w:color w:val="000000"/>
@@ -12392,8 +12368,6 @@
       <w:r>
         <w:rPr>
           <w:rFonts w:ascii="Georgia" w:cs="Georgia" w:eastAsia="Georgia" w:hAnsi="Georgia"/>
-          <w:b w:val="0"/>
-          <w:bCs w:val="0"/>
           <w:i w:val="0"/>
           <w:iCs w:val="0"/>
           <w:color w:val="000000"/>
@@ -12406,8 +12380,6 @@
       <w:r>
         <w:rPr>
           <w:rFonts w:ascii="Georgia" w:cs="Georgia" w:eastAsia="Georgia" w:hAnsi="Georgia"/>
-          <w:b w:val="0"/>
-          <w:bCs w:val="0"/>
           <w:i w:val="1"/>
           <w:iCs w:val="1"/>
           <w:color w:val="000000"/>
@@ -12420,8 +12392,6 @@
       <w:r>
         <w:rPr>
           <w:rFonts w:ascii="Georgia" w:cs="Georgia" w:eastAsia="Georgia" w:hAnsi="Georgia"/>
-          <w:b w:val="0"/>
-          <w:bCs w:val="0"/>
           <w:i w:val="0"/>
           <w:iCs w:val="0"/>
           <w:color w:val="000000"/>
@@ -12434,8 +12404,6 @@
       <w:r>
         <w:rPr>
           <w:rFonts w:ascii="Georgia" w:cs="Georgia" w:eastAsia="Georgia" w:hAnsi="Georgia"/>
-          <w:b w:val="0"/>
-          <w:bCs w:val="0"/>
           <w:i w:val="1"/>
           <w:iCs w:val="1"/>
           <w:color w:val="000000"/>

--- a/thesis/003_ThesisProposal_Draft_013.docx
+++ b/thesis/003_ThesisProposal_Draft_013.docx
@@ -638,37 +638,6 @@
     </w:p>
     <w:p>
       <w:pPr>
-        <w:spacing w:after="0" w:before="0" w:lineRule="auto"/>
-        <w:rPr/>
-      </w:pPr>
-      <w:r>
-        <w:rPr>
-          <w:rtl w:val="0"/>
-        </w:rPr>
-      </w:r>
-    </w:p>
-    <w:p>
-      <w:pPr>
-        <w:rPr/>
-      </w:pPr>
-      <w:r>
-        <w:rPr>
-          <w:rtl w:val="0"/>
-        </w:rPr>
-      </w:r>
-    </w:p>
-    <w:p>
-      <w:pPr>
-        <w:rPr/>
-      </w:pPr>
-      <w:r>
-        <w:rPr>
-          <w:rtl w:val="0"/>
-        </w:rPr>
-      </w:r>
-    </w:p>
-    <w:p>
-      <w:pPr>
         <w:keepNext w:val="1"/>
         <w:keepLines w:val="1"/>
         <w:spacing w:after="240" w:before="240" w:line="480" w:lineRule="auto"/>
@@ -800,16 +769,6 @@
     </w:p>
     <w:p>
       <w:pPr>
-        <w:rPr/>
-      </w:pPr>
-      <w:r>
-        <w:rPr>
-          <w:rtl w:val="0"/>
-        </w:rPr>
-      </w:r>
-    </w:p>
-    <w:p>
-      <w:pPr>
         <w:keepNext w:val="1"/>
         <w:keepLines w:val="1"/>
         <w:spacing w:after="240" w:before="240" w:line="480" w:lineRule="auto"/>
@@ -889,16 +848,6 @@
     </w:p>
     <w:p>
       <w:pPr>
-        <w:rPr/>
-      </w:pPr>
-      <w:r>
-        <w:rPr>
-          <w:rtl w:val="0"/>
-        </w:rPr>
-      </w:r>
-    </w:p>
-    <w:p>
-      <w:pPr>
         <w:keepNext w:val="1"/>
         <w:keepLines w:val="1"/>
         <w:spacing w:after="240" w:before="240" w:line="480" w:lineRule="auto"/>
@@ -978,16 +927,6 @@
     </w:p>
     <w:p>
       <w:pPr>
-        <w:rPr/>
-      </w:pPr>
-      <w:r>
-        <w:rPr>
-          <w:rtl w:val="0"/>
-        </w:rPr>
-      </w:r>
-    </w:p>
-    <w:p>
-      <w:pPr>
         <w:keepNext w:val="1"/>
         <w:keepLines w:val="1"/>
         <w:spacing w:after="240" w:before="240" w:line="480" w:lineRule="auto"/>
@@ -1120,16 +1059,6 @@
     </w:p>
     <w:p>
       <w:pPr>
-        <w:rPr/>
-      </w:pPr>
-      <w:r>
-        <w:rPr>
-          <w:rtl w:val="0"/>
-        </w:rPr>
-      </w:r>
-    </w:p>
-    <w:p>
-      <w:pPr>
         <w:keepNext w:val="1"/>
         <w:keepLines w:val="1"/>
         <w:spacing w:after="240" w:before="240" w:line="480" w:lineRule="auto"/>
@@ -1190,6 +1119,19 @@
       </w:pPr>
       <w:r>
         <w:rPr>
+          <w:rFonts w:ascii="Georgia" w:cs="Georgia" w:eastAsia="Georgia" w:hAnsi="Georgia"/>
+          <w:b w:val="0"/>
+          <w:bCs w:val="0"/>
+          <w:i w:val="0"/>
+          <w:iCs w:val="0"/>
+          <w:sz w:val="22"/>
+          <w:szCs w:val="22"/>
+          <w:rtl w:val="0"/>
+        </w:rPr>
+        <w:t xml:space="preserve">Across the literature, expert writers show measurable disciplinary differentiation in hedging shaped by epistemic demands rather than a simple hard/soft divide (Salager-Meyer, 1994; Afshar et al., 2014). Developing researchers across contexts show limited hedge variety and tend to default to modal verbs (Khunasathitchai et al., 2025; Wang, 2022). L2 writers face additional constraints from linguistic factors and limited explicit instruction (Demir, 2018; Petchkij, 2019). Philippine and ASEAN studies confirm reliance on modals and, in some contexts, a preference for boosters (Ningrum et al., 2024; Escalona, 2025; Lopez et al., 2025).</w:t>
+      </w:r>
+      <w:r>
+        <w:rPr>
           <w:rtl w:val="0"/>
         </w:rPr>
       </w:r>
@@ -1212,44 +1154,8 @@
           <w:szCs w:val="22"/>
           <w:rtl w:val="0"/>
         </w:rPr>
-        <w:t xml:space="preserve">Across the literature, expert writers show measurable disciplinary differentiation in hedging shaped by epistemic demands rather than a simple hard/soft divide (Salager-Meyer, 1994; Afshar et al., 2014). Developing researchers across contexts show limited hedge variety and tend to default to modal verbs (Khunasathitchai et al., 2025; Wang, 2022). L2 writers face additional constraints from linguistic factors and limited explicit instruction (Demir, 2018; Petchkij, 2019). Philippine and ASEAN studies confirm reliance on modals and, in some contexts, a preference for boosters (Ningrum et al., 2024; Escalona, 2025; Lopez et al., 2025).</w:t>
-      </w:r>
-      <w:r>
-        <w:rPr>
-          <w:rtl w:val="0"/>
-        </w:rPr>
-      </w:r>
-    </w:p>
-    <w:p>
-      <w:pPr>
-        <w:spacing w:after="0" w:before="0" w:line="480" w:lineRule="auto"/>
-        <w:ind w:firstLine="720"/>
-        <w:jc w:val="both"/>
-        <w:rPr/>
-      </w:pPr>
-      <w:r>
-        <w:rPr>
-          <w:rFonts w:ascii="Georgia" w:cs="Georgia" w:eastAsia="Georgia" w:hAnsi="Georgia"/>
-          <w:b w:val="0"/>
-          <w:bCs w:val="0"/>
-          <w:i w:val="0"/>
-          <w:iCs w:val="0"/>
-          <w:sz w:val="22"/>
-          <w:szCs w:val="22"/>
-          <w:rtl w:val="0"/>
-        </w:rPr>
         <w:t xml:space="preserve">No published study identified in this review has examined hedging in undergraduate thesis abstracts from applied science disciplines in a Philippine L2 context. This study addresses that intersection at PSAU by mapping hedging patterns across three applied life sciences programs that share an institution but differ in their relationship to evidence.</w:t>
       </w:r>
-      <w:r>
-        <w:rPr>
-          <w:rtl w:val="0"/>
-        </w:rPr>
-      </w:r>
-    </w:p>
-    <w:p>
-      <w:pPr>
-        <w:rPr/>
-      </w:pPr>
       <w:r>
         <w:rPr>
           <w:rtl w:val="0"/>
@@ -1437,16 +1343,6 @@
     </w:p>
     <w:p>
       <w:pPr>
-        <w:rPr/>
-      </w:pPr>
-      <w:r>
-        <w:rPr>
-          <w:rtl w:val="0"/>
-        </w:rPr>
-      </w:r>
-    </w:p>
-    <w:p>
-      <w:pPr>
         <w:keepNext w:val="1"/>
         <w:keepLines w:val="1"/>
         <w:spacing w:after="240" w:before="240" w:line="480" w:lineRule="auto"/>
@@ -1628,63 +1524,6 @@
     </w:p>
     <w:p>
       <w:pPr>
-        <w:spacing w:after="240" w:before="120" w:lineRule="auto"/>
-        <w:jc w:val="center"/>
-        <w:rPr/>
-      </w:pPr>
-      <w:r>
-        <w:rPr/>
-        <w:drawing>
-          <wp:inline distB="0" distT="0" distL="114300" distR="114300">
-            <wp:extent cx="5029200" cy="3981450"/>
-            <wp:effectExtent b="0" l="0" r="0" t="0"/>
-            <wp:docPr id="1" name="image1.png"/>
-            <a:graphic>
-              <a:graphicData uri="http://schemas.openxmlformats.org/drawingml/2006/picture">
-                <pic:pic>
-                  <pic:nvPicPr>
-                    <pic:cNvPr id="0" name="image1.png"/>
-                    <pic:cNvPicPr preferRelativeResize="0"/>
-                  </pic:nvPicPr>
-                  <pic:blipFill>
-                    <a:blip r:embed="rId8"/>
-                    <a:srcRect b="0" l="0" r="0" t="0"/>
-                    <a:stretch>
-                      <a:fillRect/>
-                    </a:stretch>
-                  </pic:blipFill>
-                  <pic:spPr>
-                    <a:xfrm>
-                      <a:off x="0" y="0"/>
-                      <a:ext cx="5029200" cy="3981450"/>
-                    </a:xfrm>
-                    <a:prstGeom prst="rect"/>
-                    <a:ln/>
-                  </pic:spPr>
-                </pic:pic>
-              </a:graphicData>
-            </a:graphic>
-          </wp:inline>
-        </w:drawing>
-      </w:r>
-      <w:r>
-        <w:rPr>
-          <w:rtl w:val="0"/>
-        </w:rPr>
-      </w:r>
-    </w:p>
-    <w:p>
-      <w:pPr>
-        <w:rPr/>
-      </w:pPr>
-      <w:r>
-        <w:rPr>
-          <w:rtl w:val="0"/>
-        </w:rPr>
-      </w:r>
-    </w:p>
-    <w:p>
-      <w:pPr>
         <w:keepNext w:val="1"/>
         <w:keepLines w:val="1"/>
         <w:spacing w:after="240" w:before="240" w:line="480" w:lineRule="auto"/>
@@ -1828,16 +1667,6 @@
     </w:p>
     <w:p>
       <w:pPr>
-        <w:rPr/>
-      </w:pPr>
-      <w:r>
-        <w:rPr>
-          <w:rtl w:val="0"/>
-        </w:rPr>
-      </w:r>
-    </w:p>
-    <w:p>
-      <w:pPr>
         <w:keepNext w:val="1"/>
         <w:keepLines w:val="1"/>
         <w:spacing w:after="240" w:before="240" w:line="480" w:lineRule="auto"/>
@@ -2015,16 +1844,6 @@
         </w:rPr>
         <w:t xml:space="preserve">Crucially, this study analyzes the archived thesis abstract as a ratified textual product rather than a measure of individual cognition. Undergraduate theses are heavily supervised, and abstracts are often the product of multiple revisions guided by advisers. Consequently, observed hedging patterns do not solely reflect the independent rhetorical choices or internalized norms of developing researchers; rather, they reflect the standards of the disciplinary community as enforced by faculty advisers. Therefore, while the study investigates patterns within texts produced by developing researchers, its claims are limited to the epistemic stance constructed in the final abstracts and the departmental standards they represent, rather than the internal cognitive processes of the writers themselves. The findings are strictly descriptive of the observed patterns within the PSAU context.</w:t>
       </w:r>
-      <w:r>
-        <w:rPr>
-          <w:rtl w:val="0"/>
-        </w:rPr>
-      </w:r>
-    </w:p>
-    <w:p>
-      <w:pPr>
-        <w:rPr/>
-      </w:pPr>
       <w:r>
         <w:rPr>
           <w:rtl w:val="0"/>
@@ -2640,26 +2459,6 @@
     </w:p>
     <w:p>
       <w:pPr>
-        <w:rPr/>
-      </w:pPr>
-      <w:r>
-        <w:rPr>
-          <w:rtl w:val="0"/>
-        </w:rPr>
-      </w:r>
-    </w:p>
-    <w:p>
-      <w:pPr>
-        <w:rPr/>
-      </w:pPr>
-      <w:r>
-        <w:rPr>
-          <w:rtl w:val="0"/>
-        </w:rPr>
-      </w:r>
-    </w:p>
-    <w:p>
-      <w:pPr>
         <w:keepNext w:val="1"/>
         <w:keepLines w:val="1"/>
         <w:spacing w:after="0" w:before="0" w:line="480" w:lineRule="auto"/>
@@ -2687,37 +2486,6 @@
     </w:p>
     <w:p>
       <w:pPr>
-        <w:spacing w:after="0" w:before="0" w:lineRule="auto"/>
-        <w:rPr/>
-      </w:pPr>
-      <w:r>
-        <w:rPr>
-          <w:rtl w:val="0"/>
-        </w:rPr>
-      </w:r>
-    </w:p>
-    <w:p>
-      <w:pPr>
-        <w:rPr/>
-      </w:pPr>
-      <w:r>
-        <w:rPr>
-          <w:rtl w:val="0"/>
-        </w:rPr>
-      </w:r>
-    </w:p>
-    <w:p>
-      <w:pPr>
-        <w:rPr/>
-      </w:pPr>
-      <w:r>
-        <w:rPr>
-          <w:rtl w:val="0"/>
-        </w:rPr>
-      </w:r>
-    </w:p>
-    <w:p>
-      <w:pPr>
         <w:spacing w:after="0" w:before="0" w:line="480" w:lineRule="auto"/>
         <w:ind w:firstLine="720"/>
         <w:jc w:val="both"/>
@@ -2736,16 +2504,6 @@
         </w:rPr>
         <w:t xml:space="preserve">This chapter describes the research design, institutional context, data collection process, and corpus selection for the study. Each methodological decision was justified by the nature of the research questions and the practical constraints of an undergraduate thesis.</w:t>
       </w:r>
-      <w:r>
-        <w:rPr>
-          <w:rtl w:val="0"/>
-        </w:rPr>
-      </w:r>
-    </w:p>
-    <w:p>
-      <w:pPr>
-        <w:rPr/>
-      </w:pPr>
       <w:r>
         <w:rPr>
           <w:rtl w:val="0"/>
@@ -2859,16 +2617,6 @@
     </w:p>
     <w:p>
       <w:pPr>
-        <w:rPr/>
-      </w:pPr>
-      <w:r>
-        <w:rPr>
-          <w:rtl w:val="0"/>
-        </w:rPr>
-      </w:r>
-    </w:p>
-    <w:p>
-      <w:pPr>
         <w:keepNext w:val="1"/>
         <w:keepLines w:val="1"/>
         <w:spacing w:after="240" w:before="240" w:line="480" w:lineRule="auto"/>
@@ -2922,16 +2670,6 @@
     </w:p>
     <w:p>
       <w:pPr>
-        <w:rPr/>
-      </w:pPr>
-      <w:r>
-        <w:rPr>
-          <w:rtl w:val="0"/>
-        </w:rPr>
-      </w:r>
-    </w:p>
-    <w:p>
-      <w:pPr>
         <w:keepNext w:val="1"/>
         <w:keepLines w:val="1"/>
         <w:spacing w:after="240" w:before="240" w:line="480" w:lineRule="auto"/>
@@ -3219,16 +2957,6 @@
     </w:p>
     <w:p>
       <w:pPr>
-        <w:rPr/>
-      </w:pPr>
-      <w:r>
-        <w:rPr>
-          <w:rtl w:val="0"/>
-        </w:rPr>
-      </w:r>
-    </w:p>
-    <w:p>
-      <w:pPr>
         <w:keepNext w:val="1"/>
         <w:keepLines w:val="1"/>
         <w:spacing w:after="240" w:before="240" w:line="480" w:lineRule="auto"/>
@@ -3282,16 +3010,6 @@
     </w:p>
     <w:p>
       <w:pPr>
-        <w:rPr/>
-      </w:pPr>
-      <w:r>
-        <w:rPr>
-          <w:rtl w:val="0"/>
-        </w:rPr>
-      </w:r>
-    </w:p>
-    <w:p>
-      <w:pPr>
         <w:keepNext w:val="1"/>
         <w:keepLines w:val="1"/>
         <w:spacing w:after="240" w:before="240" w:line="480" w:lineRule="auto"/>
@@ -3337,62 +3055,6 @@
         </w:rPr>
         <w:t xml:space="preserve">This study uses a text corpus rather than human participants. The corpus consists of 60 undergraduate thesis abstracts from Agriculture, Veterinary Medicine, and Biology programs at PSAU. This study employs disproportionate stratified systematic sampling, with discipline as the stratification variable and fixed analytical targets per stratum (n=20 for Biology, n=20 for Veterinary Medicine, n=10 for Animal Science, and n=10 for Crop Science) to ensure equal representation regardless of population size. This means the sampling rate varies by population size, prioritizing equal sample sizes over proportional representation. For the Agriculture discipline, the sample is equally split between Crop Science (n=10) and Animal Science (n=10) to ensure balanced representation of the sub-disciplines. Within each stratum, a sampling interval k was calculated as k = N/n. The intervals were Biology k=7 (145÷20=7.25), Veterinary Medicine k=5 (104÷20=5.2), Animal Science k=4 (38÷10=3.8), and Crop Science k=9 (94÷10=9.4). Sampling began from a randomly selected position around the middle of each stratum’s catalog, proceeded forward by taking every kth thesis, and wrapped around to the beginning of the catalog when needed until the target sample was met. This sample size is appropriate for the study’s scope. Khunasathitchai et al. (2025) used 60 abstracts in a comparable corpus study, and Wang (2022) used similar per-discipline proportions. For a manually coded functional analysis at a single institution, 60 texts allow sufficient depth of interpretation within the timeframe and resources of a BA thesis. The study treats findings as baseline descriptive data for institutional curriculum review.</w:t>
       </w:r>
-      <w:r>
-        <w:rPr>
-          <w:rtl w:val="0"/>
-        </w:rPr>
-      </w:r>
-    </w:p>
-    <w:p>
-      <w:pPr>
-        <w:spacing w:after="0" w:before="240" w:lineRule="auto"/>
-        <w:rPr>
-          <w:b w:val="1"/>
-          <w:bCs w:val="1"/>
-        </w:rPr>
-      </w:pPr>
-      <w:r>
-        <w:rPr>
-          <w:rtl w:val="0"/>
-        </w:rPr>
-      </w:r>
-    </w:p>
-    <w:p>
-      <w:pPr>
-        <w:spacing w:after="0" w:before="240" w:lineRule="auto"/>
-        <w:rPr>
-          <w:b w:val="1"/>
-          <w:bCs w:val="1"/>
-        </w:rPr>
-      </w:pPr>
-      <w:r>
-        <w:rPr>
-          <w:rtl w:val="0"/>
-        </w:rPr>
-      </w:r>
-    </w:p>
-    <w:p>
-      <w:pPr>
-        <w:spacing w:after="0" w:before="240" w:lineRule="auto"/>
-        <w:rPr>
-          <w:b w:val="1"/>
-          <w:bCs w:val="1"/>
-        </w:rPr>
-      </w:pPr>
-      <w:r>
-        <w:rPr>
-          <w:rtl w:val="0"/>
-        </w:rPr>
-      </w:r>
-    </w:p>
-    <w:p>
-      <w:pPr>
-        <w:spacing w:after="0" w:before="240" w:lineRule="auto"/>
-        <w:rPr>
-          <w:b w:val="1"/>
-          <w:bCs w:val="1"/>
-        </w:rPr>
-      </w:pPr>
       <w:r>
         <w:rPr>
           <w:rtl w:val="0"/>
@@ -4488,19 +4150,6 @@
       </w:pPr>
       <w:r>
         <w:rPr>
-          <w:rtl w:val="0"/>
-        </w:rPr>
-      </w:r>
-    </w:p>
-    <w:p>
-      <w:pPr>
-        <w:spacing w:after="0" w:before="0" w:line="480" w:lineRule="auto"/>
-        <w:ind w:firstLine="720"/>
-        <w:jc w:val="both"/>
-        <w:rPr/>
-      </w:pPr>
-      <w:r>
-        <w:rPr>
           <w:rFonts w:ascii="Georgia" w:cs="Georgia" w:eastAsia="Georgia" w:hAnsi="Georgia"/>
           <w:b w:val="0"/>
           <w:bCs w:val="0"/>
@@ -4645,26 +4294,6 @@
     </w:p>
     <w:p>
       <w:pPr>
-        <w:rPr/>
-      </w:pPr>
-      <w:r>
-        <w:rPr>
-          <w:rtl w:val="0"/>
-        </w:rPr>
-      </w:r>
-    </w:p>
-    <w:p>
-      <w:pPr>
-        <w:rPr/>
-      </w:pPr>
-      <w:r>
-        <w:rPr>
-          <w:rtl w:val="0"/>
-        </w:rPr>
-      </w:r>
-    </w:p>
-    <w:p>
-      <w:pPr>
         <w:keepNext w:val="1"/>
         <w:keepLines w:val="1"/>
         <w:spacing w:after="0" w:before="0" w:line="480" w:lineRule="auto"/>
@@ -4692,37 +4321,6 @@
     </w:p>
     <w:p>
       <w:pPr>
-        <w:spacing w:after="0" w:before="0" w:lineRule="auto"/>
-        <w:rPr/>
-      </w:pPr>
-      <w:r>
-        <w:rPr>
-          <w:rtl w:val="0"/>
-        </w:rPr>
-      </w:r>
-    </w:p>
-    <w:p>
-      <w:pPr>
-        <w:rPr/>
-      </w:pPr>
-      <w:r>
-        <w:rPr>
-          <w:rtl w:val="0"/>
-        </w:rPr>
-      </w:r>
-    </w:p>
-    <w:p>
-      <w:pPr>
-        <w:rPr/>
-      </w:pPr>
-      <w:r>
-        <w:rPr>
-          <w:rtl w:val="0"/>
-        </w:rPr>
-      </w:r>
-    </w:p>
-    <w:p>
-      <w:pPr>
         <w:spacing w:after="0" w:before="0" w:line="480" w:lineRule="auto"/>
         <w:ind w:firstLine="720"/>
         <w:jc w:val="both"/>
@@ -4741,16 +4339,6 @@
         </w:rPr>
         <w:t xml:space="preserve">This chapter presents the results, analysis, and discussion of the hedging patterns identified in the 60 undergraduate thesis abstracts across Agriculture, Veterinary Medicine, and Biology at Pampanga State Agricultural University. The chapter is organized into four parts, each corresponding to a research question. Part I presents the types of hedging devices found across the three disciplines. Part II examines how hedge frequency varies across Agriculture, Veterinary Medicine, and Biology. Part III identifies the rhetorical functions served by the hedging devices. Part IV discusses what the frequency and functional patterns suggest about the discipline-specific hedging profile of developing researchers.</w:t>
       </w:r>
-      <w:r>
-        <w:rPr>
-          <w:rtl w:val="0"/>
-        </w:rPr>
-      </w:r>
-    </w:p>
-    <w:p>
-      <w:pPr>
-        <w:rPr/>
-      </w:pPr>
       <w:r>
         <w:rPr>
           <w:rtl w:val="0"/>
@@ -5413,6 +5001,19 @@
       </w:pPr>
       <w:r>
         <w:rPr>
+          <w:rFonts w:ascii="Georgia" w:cs="Georgia" w:eastAsia="Georgia" w:hAnsi="Georgia"/>
+          <w:b w:val="0"/>
+          <w:bCs w:val="0"/>
+          <w:i w:val="0"/>
+          <w:iCs w:val="0"/>
+          <w:sz w:val="22"/>
+          <w:szCs w:val="22"/>
+          <w:rtl w:val="0"/>
+        </w:rPr>
+        <w:t xml:space="preserve">Table 2 presents the overall distribution of hedge types. Lexical hedges dominated the corpus with 36 instances (60.0%), followed by modal verbs with 21 instances (35.0%), and adverbial hedges with 3 instances (5.0%). No clause-level hedges were identified in any of the 60 abstracts. This finding partially confirms the pattern reported in the literature, where modal verbs are typically the most frequent hedge type in developing researchers' writing (Khunasathitchai et al., 2025; Wang, 2022). In this corpus, however, lexical hedges outnumber modal verbs, a pattern that diverges from the modal-dominated writing documented in prior studies.</w:t>
+      </w:r>
+      <w:r>
+        <w:rPr>
           <w:rtl w:val="0"/>
         </w:rPr>
       </w:r>
@@ -5435,7 +5036,7 @@
           <w:szCs w:val="22"/>
           <w:rtl w:val="0"/>
         </w:rPr>
-        <w:t xml:space="preserve">Table 2 presents the overall distribution of hedge types. Lexical hedges dominated the corpus with 36 instances (60.0%), followed by modal verbs with 21 instances (35.0%), and adverbial hedges with 3 instances (5.0%). No clause-level hedges were identified in any of the 60 abstracts. This finding partially confirms the pattern reported in the literature, where modal verbs are typically the most frequent hedge type in developing researchers' writing (Khunasathitchai et al., 2025; Wang, 2022). In this corpus, however, lexical hedges outnumber modal verbs, a pattern that diverges from the modal-dominated writing documented in prior studies.</w:t>
+        <w:t xml:space="preserve">Within the lexical hedge category, the token “potential” accounted for 14 of the 36 lexical instances (38.9%), the single most frequent hedge token in the corpus. Other frequent lexical forms included “suggests” (7), “indicating” (6), and “suggesting” (3). Modal verbs were led by “can” (9), “could” (7), and “may” (6). Concordance of the 14 potential instances shows recurring frames such as “the potential of X as a Y,” “has potential as an X,” and “highlight their potential as X.” That recurrence supports reading many uses as learned formula rather than fully calibrated epistemic choice. Agriculture and Biology account for 11 of the 14 instances; Veterinary Medicine for 3.</w:t>
       </w:r>
       <w:r>
         <w:rPr>
@@ -5461,90 +5062,8 @@
           <w:szCs w:val="22"/>
           <w:rtl w:val="0"/>
         </w:rPr>
-        <w:t xml:space="preserve">Within the lexical hedge category, the token “potential” accounted for 14 of the 36 lexical instances (38.9%), the single most frequent hedge token in the corpus. Other frequent lexical forms included “suggests” (7), “indicating” (6), and “suggesting” (3). Modal verbs were led by “can” (9), “could” (7), and “may” (6). Concordance of the 14 potential instances shows recurring frames such as “the potential of X as a Y,” “has potential as an X,” and “highlight their potential as X.” That recurrence supports reading many uses as learned formula rather than fully calibrated epistemic choice. Agriculture and Biology account for 11 of the 14 instances; Veterinary Medicine for 3.</w:t>
-      </w:r>
-      <w:r>
-        <w:rPr>
-          <w:rtl w:val="0"/>
-        </w:rPr>
-      </w:r>
-    </w:p>
-    <w:p>
-      <w:pPr>
-        <w:spacing w:after="0" w:before="0" w:line="480" w:lineRule="auto"/>
-        <w:ind w:firstLine="720"/>
-        <w:jc w:val="both"/>
-        <w:rPr/>
-      </w:pPr>
-      <w:r>
-        <w:rPr>
-          <w:rFonts w:ascii="Georgia" w:cs="Georgia" w:eastAsia="Georgia" w:hAnsi="Georgia"/>
-          <w:b w:val="0"/>
-          <w:bCs w:val="0"/>
-          <w:i w:val="0"/>
-          <w:iCs w:val="0"/>
-          <w:sz w:val="22"/>
-          <w:szCs w:val="22"/>
-          <w:rtl w:val="0"/>
-        </w:rPr>
         <w:t xml:space="preserve">The distribution of hedge types also varies meaningfully across disciplines. Table 3 presents the per-discipline breakdown of hedge types.</w:t>
       </w:r>
-      <w:r>
-        <w:rPr>
-          <w:rtl w:val="0"/>
-        </w:rPr>
-      </w:r>
-    </w:p>
-    <w:p>
-      <w:pPr>
-        <w:spacing w:after="0" w:before="240" w:lineRule="auto"/>
-        <w:rPr>
-          <w:b w:val="1"/>
-          <w:bCs w:val="1"/>
-        </w:rPr>
-      </w:pPr>
-      <w:r>
-        <w:rPr>
-          <w:rtl w:val="0"/>
-        </w:rPr>
-      </w:r>
-    </w:p>
-    <w:p>
-      <w:pPr>
-        <w:spacing w:after="0" w:before="240" w:lineRule="auto"/>
-        <w:rPr>
-          <w:b w:val="1"/>
-          <w:bCs w:val="1"/>
-        </w:rPr>
-      </w:pPr>
-      <w:r>
-        <w:rPr>
-          <w:rtl w:val="0"/>
-        </w:rPr>
-      </w:r>
-    </w:p>
-    <w:p>
-      <w:pPr>
-        <w:spacing w:after="0" w:before="240" w:lineRule="auto"/>
-        <w:rPr>
-          <w:b w:val="1"/>
-          <w:bCs w:val="1"/>
-        </w:rPr>
-      </w:pPr>
-      <w:r>
-        <w:rPr>
-          <w:rtl w:val="0"/>
-        </w:rPr>
-      </w:r>
-    </w:p>
-    <w:p>
-      <w:pPr>
-        <w:spacing w:after="0" w:before="240" w:lineRule="auto"/>
-        <w:rPr>
-          <w:b w:val="1"/>
-          <w:bCs w:val="1"/>
-        </w:rPr>
-      </w:pPr>
       <w:r>
         <w:rPr>
           <w:rtl w:val="0"/>
@@ -6504,6 +6023,19 @@
       </w:pPr>
       <w:r>
         <w:rPr>
+          <w:rFonts w:ascii="Georgia" w:cs="Georgia" w:eastAsia="Georgia" w:hAnsi="Georgia"/>
+          <w:b w:val="0"/>
+          <w:bCs w:val="0"/>
+          <w:i w:val="0"/>
+          <w:iCs w:val="0"/>
+          <w:sz w:val="22"/>
+          <w:szCs w:val="22"/>
+          <w:rtl w:val="0"/>
+        </w:rPr>
+        <w:t xml:space="preserve">Table 3 reveals that Agriculture has a nearly balanced distribution (14 modal verbs, 53.8% vs. 12 lexical hedges, 46.2%), while Biology is heavily lexical (17 of 25 hedges, 68.0%, with only 5 modal verbs). Veterinary Medicine, with only 9 total hedges, is also predominantly lexical (7 of 9, 77.8%). This pattern suggests that Agriculture is the only discipline where modal verbs are used with any frequency, possibly reflecting a rhetorical style where writers are more comfortable expressing possibility directly through modal constructions. Biology’s heavy reliance on lexical hedges, particularly “potential,” suggests a preference for qualifying implications at the word level rather than managing uncertainty through modal verbs. The near-absence of adverbial hedges across all disciplines (only 3 instances, all in Biology) further confirms the narrowness of the hedging repertoire in this corpus.</w:t>
+      </w:r>
+      <w:r>
+        <w:rPr>
           <w:rtl w:val="0"/>
         </w:rPr>
       </w:r>
@@ -6526,7 +6058,7 @@
           <w:szCs w:val="22"/>
           <w:rtl w:val="0"/>
         </w:rPr>
-        <w:t xml:space="preserve">Table 3 reveals that Agriculture has a nearly balanced distribution (14 modal verbs, 53.8% vs. 12 lexical hedges, 46.2%), while Biology is heavily lexical (17 of 25 hedges, 68.0%, with only 5 modal verbs). Veterinary Medicine, with only 9 total hedges, is also predominantly lexical (7 of 9, 77.8%). This pattern suggests that Agriculture is the only discipline where modal verbs are used with any frequency, possibly reflecting a rhetorical style where writers are more comfortable expressing possibility directly through modal constructions. Biology’s heavy reliance on lexical hedges, particularly “potential,” suggests a preference for qualifying implications at the word level rather than managing uncertainty through modal verbs. The near-absence of adverbial hedges across all disciplines (only 3 instances, all in Biology) further confirms the narrowness of the hedging repertoire in this corpus.</w:t>
+        <w:t xml:space="preserve">The absence of clause-level hedges is consistent with findings that developing researchers rarely use complex syntactic structures for epistemic management (Hyland &amp; Milton, 1997). Clause-level hedges such as “it seems that” or “it is possible that” require a degree of syntactic sophistication and rhetorical awareness that these researchers may not yet have developed. Their absence in this corpus suggests that PSAU researchers rely on simpler, word-level devices rather than clause-level constructions to manage uncertainty.</w:t>
       </w:r>
       <w:r>
         <w:rPr>
@@ -6552,7 +6084,7 @@
           <w:szCs w:val="22"/>
           <w:rtl w:val="0"/>
         </w:rPr>
-        <w:t xml:space="preserve">The absence of clause-level hedges is consistent with findings that developing researchers rarely use complex syntactic structures for epistemic management (Hyland &amp; Milton, 1997). Clause-level hedges such as “it seems that” or “it is possible that” require a degree of syntactic sophistication and rhetorical awareness that these researchers may not yet have developed. Their absence in this corpus suggests that PSAU researchers rely on simpler, word-level devices rather than clause-level constructions to manage uncertainty.</w:t>
+        <w:t xml:space="preserve">The corpus also yielded 63 false positive tokens, hedge-like words that were initially flagged but rejected after applying the codebook’s Working Test. The false positive breakdown shows FP-Gen (general exclusion, including topic-naming and evidential pointers) at 38 instances, FP-Rec (recommendations) at 15, FP-Proc (procedural norms) at 2, and FP-Cap (capability) at 8. The high number of FP-Gen instances, particularly involving the word “potential” in aim and methods statements, reflects a systematic ambiguity in the corpus: the same word functions as a hedge in conclusion sentences but as topic-naming in introduction and methods sentences. This distinction was codified in the codebook’s stricter rule for “potential + noun” constructions based on structural position rather than verb choice. This disambiguation rule is the most methodologically interesting feature of the coding scheme, as it demonstrates that surface-level keyword matching would have inflated the hedge count by treating topic-naming instances as epistemic hedges.</w:t>
       </w:r>
       <w:r>
         <w:rPr>
@@ -6578,7 +6110,7 @@
           <w:szCs w:val="22"/>
           <w:rtl w:val="0"/>
         </w:rPr>
-        <w:t xml:space="preserve">The corpus also yielded 63 false positive tokens, hedge-like words that were initially flagged but rejected after applying the codebook’s Working Test. The false positive breakdown shows FP-Gen (general exclusion, including topic-naming and evidential pointers) at 38 instances, FP-Rec (recommendations) at 15, FP-Proc (procedural norms) at 2, and FP-Cap (capability) at 8. The high number of FP-Gen instances, particularly involving the word “potential” in aim and methods statements, reflects a systematic ambiguity in the corpus: the same word functions as a hedge in conclusion sentences but as topic-naming in introduction and methods sentences. This distinction was codified in the codebook’s stricter rule for “potential + noun” constructions based on structural position rather than verb choice. This disambiguation rule is the most methodologically interesting feature of the coding scheme, as it demonstrates that surface-level keyword matching would have inflated the hedge count by treating topic-naming instances as epistemic hedges.</w:t>
+        <w:t xml:space="preserve">Additionally, 37 unhedged assertion sites were identified in the 28 zero-hedge abstracts. Of these, 24 were classified as result claims [R], 9 as generalizations [G], and 4 as causal claims [C]. These sites represent clauses where a hedge could have been inserted without changing the underlying facts, but the writer chose to state the claim with bare certainty. The presence of these unhedged sites in abstracts that contain zero hedges indicates an absence of overt hedging rather than cautious reporting. Expert abstracts rarely contain zero hedges (Hyland, 1998), making the 46.7% zero-hedge rate in this corpus a sharp departure from expert norms.</w:t>
       </w:r>
       <w:r>
         <w:rPr>
@@ -6604,44 +6136,8 @@
           <w:szCs w:val="22"/>
           <w:rtl w:val="0"/>
         </w:rPr>
-        <w:t xml:space="preserve">Additionally, 37 unhedged assertion sites were identified in the 28 zero-hedge abstracts. Of these, 24 were classified as result claims [R], 9 as generalizations [G], and 4 as causal claims [C]. These sites represent clauses where a hedge could have been inserted without changing the underlying facts, but the writer chose to state the claim with bare certainty. The presence of these unhedged sites in abstracts that contain zero hedges indicates an absence of overt hedging rather than cautious reporting. Expert abstracts rarely contain zero hedges (Hyland, 1998), making the 46.7% zero-hedge rate in this corpus a sharp departure from expert norms.</w:t>
-      </w:r>
-      <w:r>
-        <w:rPr>
-          <w:rtl w:val="0"/>
-        </w:rPr>
-      </w:r>
-    </w:p>
-    <w:p>
-      <w:pPr>
-        <w:spacing w:after="0" w:before="0" w:line="480" w:lineRule="auto"/>
-        <w:ind w:firstLine="720"/>
-        <w:jc w:val="both"/>
-        <w:rPr/>
-      </w:pPr>
-      <w:r>
-        <w:rPr>
-          <w:rFonts w:ascii="Georgia" w:cs="Georgia" w:eastAsia="Georgia" w:hAnsi="Georgia"/>
-          <w:b w:val="0"/>
-          <w:bCs w:val="0"/>
-          <w:i w:val="0"/>
-          <w:iCs w:val="0"/>
-          <w:sz w:val="22"/>
-          <w:szCs w:val="22"/>
-          <w:rtl w:val="0"/>
-        </w:rPr>
         <w:t xml:space="preserve">Booster analysis of the 28 zero-hedge abstracts revealed 88 booster tokens, averaging approximately 3.1 boosters per abstract. The most frequent boosters were showed (18 instances), revealed (13), observed (12), and highest (12). This density of assertive markers confirms that zero-hedge abstracts do not represent neutral reporting but rather an absence of overt hedging, where findings are stated with emphatic rather than tentative language.</w:t>
       </w:r>
-      <w:r>
-        <w:rPr>
-          <w:rtl w:val="0"/>
-        </w:rPr>
-      </w:r>
-    </w:p>
-    <w:p>
-      <w:pPr>
-        <w:rPr/>
-      </w:pPr>
       <w:r>
         <w:rPr>
           <w:rtl w:val="0"/>
@@ -7954,6 +7450,19 @@
       </w:pPr>
       <w:r>
         <w:rPr>
+          <w:rFonts w:ascii="Georgia" w:cs="Georgia" w:eastAsia="Georgia" w:hAnsi="Georgia"/>
+          <w:b w:val="0"/>
+          <w:bCs w:val="0"/>
+          <w:i w:val="0"/>
+          <w:iCs w:val="0"/>
+          <w:sz w:val="22"/>
+          <w:szCs w:val="22"/>
+          <w:rtl w:val="0"/>
+        </w:rPr>
+        <w:t xml:space="preserve">Table 4 shows that Agriculture had the highest hedge density at 0.60 per 100 words (26 hedges across 4,300 words), followed by Biology at 0.55 (25 hedges across 4,509 words), and Veterinary Medicine at 0.18 (9 hedges across 5,060 words). The overall corpus density was 0.43 hedges per 100 words. Agriculture’s lead over Biology is modest (0.05 hedges per 100 words), but Veterinary Medicine’s density is notably lower than both, at approximately one-third of Agriculture’s rate and one-third of Biology’s.</w:t>
+      </w:r>
+      <w:r>
+        <w:rPr>
           <w:rtl w:val="0"/>
         </w:rPr>
       </w:r>
@@ -7976,7 +7485,7 @@
           <w:szCs w:val="22"/>
           <w:rtl w:val="0"/>
         </w:rPr>
-        <w:t xml:space="preserve">Table 4 shows that Agriculture had the highest hedge density at 0.60 per 100 words (26 hedges across 4,300 words), followed by Biology at 0.55 (25 hedges across 4,509 words), and Veterinary Medicine at 0.18 (9 hedges across 5,060 words). The overall corpus density was 0.43 hedges per 100 words. Agriculture’s lead over Biology is modest (0.05 hedges per 100 words), but Veterinary Medicine’s density is notably lower than both, at approximately one-third of Agriculture’s rate and one-third of Biology’s.</w:t>
+        <w:t xml:space="preserve">The zero-hedge abstract count further sharpens this contrast. Of the 60 abstracts, 28 (46.7%) contained zero hedge tokens. Veterinary Medicine accounted for 13 of these zero-hedge abstracts (65% of VM abstracts), Biology for 7 (35%), and Agriculture for 8 (40%). The overrepresentation of Veterinary Medicine in the zero-hedge category is the primary driver of its low density. More than half of VM abstracts contained no hedging devices at all, compared to 40% in Agriculture and 35% in Biology. A chi-square test of independence on the zero-hedge distribution across disciplines (discipline × zero/nonzero) was not significant (χ² = 4.15, df = 2, p = 0.13), indicating that the observed disciplinary differences in zero-hedge rates do not reach statistical significance with the current sample size.</w:t>
       </w:r>
       <w:r>
         <w:rPr>
@@ -7993,16 +7502,16 @@
       </w:pPr>
       <w:r>
         <w:rPr>
-          <w:rFonts w:ascii="Georgia" w:cs="Georgia" w:eastAsia="Georgia" w:hAnsi="Georgia"/>
-          <w:b w:val="0"/>
-          <w:bCs w:val="0"/>
-          <w:i w:val="0"/>
-          <w:iCs w:val="0"/>
-          <w:sz w:val="22"/>
-          <w:szCs w:val="22"/>
-          <w:rtl w:val="0"/>
-        </w:rPr>
-        <w:t xml:space="preserve">The zero-hedge abstract count further sharpens this contrast. Of the 60 abstracts, 28 (46.7%) contained zero hedge tokens. Veterinary Medicine accounted for 13 of these zero-hedge abstracts (65% of VM abstracts), Biology for 7 (35%), and Agriculture for 8 (40%). The overrepresentation of Veterinary Medicine in the zero-hedge category is the primary driver of its low density. More than half of VM abstracts contained no hedging devices at all, compared to 40% in Agriculture and 35% in Biology. A chi-square test of independence on the zero-hedge distribution across disciplines (discipline × zero/nonzero) was not significant (χ² = 4.15, df = 2, p = 0.13), indicating that the observed disciplinary differences in zero-hedge rates do not reach statistical significance with the current sample size.</w:t>
+          <w:rFonts w:ascii="Gungsuh" w:cs="Gungsuh" w:eastAsia="Gungsuh" w:hAnsi="Gungsuh"/>
+          <w:b w:val="0"/>
+          <w:bCs w:val="0"/>
+          <w:i w:val="0"/>
+          <w:iCs w:val="0"/>
+          <w:sz w:val="22"/>
+          <w:szCs w:val="22"/>
+          <w:rtl w:val="0"/>
+        </w:rPr>
+        <w:t xml:space="preserve">Per-abstract hedge distributions reveal substantial skew. Agriculture abstracts averaged 1.30 hedges (median = 1, SD = 1.84, range = 0–8), Biology averaged 1.25 (median = 1, SD = 1.25, range = 0–4), and Veterinary Medicine averaged 0.45 (median = 0, SD = 0.76, range = 0–3). The high standard deviation in Agriculture reflects the influence of Acs2, which contained 8 hedges alone. When Acs2 is excluded as a sensitivity check, Agriculture's density drops to 0.44 per 100 words, below Biology's 0.55, suggesting that the Agriculture &gt; Biology ranking is partly driven by a single outlier abstract. An exploratory Kruskal-Wallis test on per-abstract hedge counts yielded H ≈ 5.91, p ≈ .052, suggesting a possible difference in the distribution of hedge counts across disciplines. Given the small sample size and zero-inflated distribution, this result should be treated as preliminary rather than as evidence of a significant disciplinary difference.</w:t>
       </w:r>
       <w:r>
         <w:rPr>
@@ -8019,16 +7528,16 @@
       </w:pPr>
       <w:r>
         <w:rPr>
-          <w:rFonts w:ascii="Gungsuh" w:cs="Gungsuh" w:eastAsia="Gungsuh" w:hAnsi="Gungsuh"/>
-          <w:b w:val="0"/>
-          <w:bCs w:val="0"/>
-          <w:i w:val="0"/>
-          <w:iCs w:val="0"/>
-          <w:sz w:val="22"/>
-          <w:szCs w:val="22"/>
-          <w:rtl w:val="0"/>
-        </w:rPr>
-        <w:t xml:space="preserve">Per-abstract hedge distributions reveal substantial skew. Agriculture abstracts averaged 1.30 hedges (median = 1, SD = 1.84, range = 0–8), Biology averaged 1.25 (median = 1, SD = 1.25, range = 0–4), and Veterinary Medicine averaged 0.45 (median = 0, SD = 0.76, range = 0–3). The high standard deviation in Agriculture reflects the influence of Acs2, which contained 8 hedges alone. When Acs2 is excluded as a sensitivity check, Agriculture's density drops to 0.44 per 100 words, below Biology's 0.55, suggesting that the Agriculture &gt; Biology ranking is partly driven by a single outlier abstract. An exploratory Kruskal-Wallis test on per-abstract hedge counts yielded H ≈ 5.91, p ≈ .052, suggesting a possible difference in the distribution of hedge counts across disciplines. Given the small sample size and zero-inflated distribution, this result should be treated as preliminary rather than as evidence of a significant disciplinary difference.</w:t>
+          <w:rFonts w:ascii="Georgia" w:cs="Georgia" w:eastAsia="Georgia" w:hAnsi="Georgia"/>
+          <w:b w:val="0"/>
+          <w:bCs w:val="0"/>
+          <w:i w:val="0"/>
+          <w:iCs w:val="0"/>
+          <w:sz w:val="22"/>
+          <w:szCs w:val="22"/>
+          <w:rtl w:val="0"/>
+        </w:rPr>
+        <w:t xml:space="preserve">These frequency patterns partially align with, and partially diverge from, prior work. Afshar et al. (2014) found agriculture using the fewest hedges among expert research articles. Here Agriculture has the highest undergraduate-abstract density. The discrepancy likely reflects the gap between expert RAs and developing-researcher abstracts, and the specific epistemic demands of each PSAU program.</w:t>
       </w:r>
       <w:r>
         <w:rPr>
@@ -8054,7 +7563,7 @@
           <w:szCs w:val="22"/>
           <w:rtl w:val="0"/>
         </w:rPr>
-        <w:t xml:space="preserve">These frequency patterns partially align with, and partially diverge from, prior work. Afshar et al. (2014) found agriculture using the fewest hedges among expert research articles. Here Agriculture has the highest undergraduate-abstract density. The discrepancy likely reflects the gap between expert RAs and developing-researcher abstracts, and the specific epistemic demands of each PSAU program.</w:t>
+        <w:t xml:space="preserve">Veterinary Medicine’s low density is more difficult to interpret. One possible explanation relates to the nature of VM research in this corpus. Many VM abstracts reported clinical findings from animal studies (e.g., drug efficacy trials, disease detection, hematological profiling). Several abstracts in the VM subset involved diagnostic or presence/absence-type outcomes, which may provide one possible explanation for the relatively categorical reporting observed in this corpus. A writer who finds that “no positive results were observed” may see little need to hedge, since the absence of a finding is reported as a fact rather than an interpretation. This is consistent with Salager-Meyer’s (1994) claim-responsibility framework: when the evidence is binary, the epistemic responsibility is lower, and hedging becomes less necessary.</w:t>
       </w:r>
       <w:r>
         <w:rPr>
@@ -8080,44 +7589,8 @@
           <w:szCs w:val="22"/>
           <w:rtl w:val="0"/>
         </w:rPr>
-        <w:t xml:space="preserve">Veterinary Medicine’s low density is more difficult to interpret. One possible explanation relates to the nature of VM research in this corpus. Many VM abstracts reported clinical findings from animal studies (e.g., drug efficacy trials, disease detection, hematological profiling). Several abstracts in the VM subset involved diagnostic or presence/absence-type outcomes, which may provide one possible explanation for the relatively categorical reporting observed in this corpus. A writer who finds that “no positive results were observed” may see little need to hedge, since the absence of a finding is reported as a fact rather than an interpretation. This is consistent with Salager-Meyer’s (1994) claim-responsibility framework: when the evidence is binary, the epistemic responsibility is lower, and hedging becomes less necessary.</w:t>
-      </w:r>
-      <w:r>
-        <w:rPr>
-          <w:rtl w:val="0"/>
-        </w:rPr>
-      </w:r>
-    </w:p>
-    <w:p>
-      <w:pPr>
-        <w:spacing w:after="0" w:before="0" w:line="480" w:lineRule="auto"/>
-        <w:ind w:firstLine="720"/>
-        <w:jc w:val="both"/>
-        <w:rPr/>
-      </w:pPr>
-      <w:r>
-        <w:rPr>
-          <w:rFonts w:ascii="Georgia" w:cs="Georgia" w:eastAsia="Georgia" w:hAnsi="Georgia"/>
-          <w:b w:val="0"/>
-          <w:bCs w:val="0"/>
-          <w:i w:val="0"/>
-          <w:iCs w:val="0"/>
-          <w:sz w:val="22"/>
-          <w:szCs w:val="22"/>
-          <w:rtl w:val="0"/>
-        </w:rPr>
         <w:t xml:space="preserve">The false positive distribution also varies by discipline. Biology produced 35 false positives, far more than Agriculture (15) or Veterinary Medicine (13). This is partly because Biology abstracts contained more instances of “potential” in aim statements and “indicated by” evidential pointers, constructions that look like hedges but do not express uncertainty about a claim. The higher false positive count in Biology does not necessarily mean Biology writers hedge more. It means they use more hedge-like vocabulary in non-hedging functions.</w:t>
       </w:r>
-      <w:r>
-        <w:rPr>
-          <w:rtl w:val="0"/>
-        </w:rPr>
-      </w:r>
-    </w:p>
-    <w:p>
-      <w:pPr>
-        <w:rPr/>
-      </w:pPr>
       <w:r>
         <w:rPr>
           <w:rtl w:val="0"/>
@@ -8698,6 +8171,7 @@
         <w:rPr>
           <w:rtl w:val="0"/>
         </w:rPr>
+        <w:t xml:space="preserve">The uniform assignment may reflect a restricted repertoire, the compressed abstract genre, the coding scheme, or single-rater interpretation; that limitation is noted in Scope. The narrow functional range is consistent with earlier findings on developing L2 writers (Hyland &amp; Milton, 1997).</w:t>
       </w:r>
     </w:p>
     <w:p>
@@ -8709,9 +8183,21 @@
       </w:pPr>
       <w:r>
         <w:rPr>
-          <w:rtl w:val="0"/>
-        </w:rPr>
-        <w:t xml:space="preserve">The uniform assignment may reflect a restricted repertoire, the compressed abstract genre, the coding scheme, or single-rater interpretation; that limitation is noted in Scope. The narrow functional range is consistent with earlier findings on developing L2 writers (Hyland &amp; Milton, 1997).</w:t>
+          <w:rFonts w:ascii="Georgia" w:cs="Georgia" w:eastAsia="Georgia" w:hAnsi="Georgia"/>
+          <w:b w:val="0"/>
+          <w:bCs w:val="0"/>
+          <w:i w:val="0"/>
+          <w:iCs w:val="0"/>
+          <w:sz w:val="22"/>
+          <w:szCs w:val="22"/>
+          <w:rtl w:val="0"/>
+        </w:rPr>
+        <w:t xml:space="preserve">Most hedges fall in implication and conclusion sentences rather than in direct results reporting. Forms such as potential and suggests/suggesting typically frame applications or interpretations, while results sentences more often use factive verbs (showed, revealed, demonstrated) without qualification. A formal move-structured count was not performed; this remains a qualitative pattern.</w:t>
+      </w:r>
+      <w:r>
+        <w:rPr>
+          <w:rtl w:val="0"/>
+        </w:rPr>
       </w:r>
     </w:p>
     <w:p>
@@ -8732,57 +8218,8 @@
           <w:szCs w:val="22"/>
           <w:rtl w:val="0"/>
         </w:rPr>
-        <w:t xml:space="preserve">Most hedges fall in implication and conclusion sentences rather than in direct results reporting. Forms such as potential and suggests/suggesting typically frame applications or interpretations, while results sentences more often use factive verbs (showed, revealed, demonstrated) without qualification. A formal move-structured count was not performed; this remains a qualitative pattern.</w:t>
-      </w:r>
-      <w:r>
-        <w:rPr>
-          <w:rtl w:val="0"/>
-        </w:rPr>
-      </w:r>
-    </w:p>
-    <w:p>
-      <w:pPr>
-        <w:spacing w:after="0" w:before="0" w:line="480" w:lineRule="auto"/>
-        <w:ind w:firstLine="720"/>
-        <w:jc w:val="both"/>
-        <w:rPr/>
-      </w:pPr>
-      <w:r>
-        <w:rPr>
-          <w:rtl w:val="0"/>
-        </w:rPr>
-      </w:r>
-    </w:p>
-    <w:p>
-      <w:pPr>
-        <w:spacing w:after="0" w:before="0" w:line="480" w:lineRule="auto"/>
-        <w:ind w:firstLine="720"/>
-        <w:jc w:val="both"/>
-        <w:rPr/>
-      </w:pPr>
-      <w:r>
-        <w:rPr>
-          <w:rFonts w:ascii="Georgia" w:cs="Georgia" w:eastAsia="Georgia" w:hAnsi="Georgia"/>
-          <w:b w:val="0"/>
-          <w:bCs w:val="0"/>
-          <w:i w:val="0"/>
-          <w:iCs w:val="0"/>
-          <w:sz w:val="22"/>
-          <w:szCs w:val="22"/>
-          <w:rtl w:val="0"/>
-        </w:rPr>
         <w:t xml:space="preserve">The relationship between hedge type and function further illuminates the patterns. Modal verbs (21 instances, all EC) were used almost exclusively to express possibility about results or implications, as in “the biosynthesis... may affect the overall development.” Lexical hedges (36 instances, all EC) were used to qualify the strength of findings, as in “results suggest that fermented banana peel... can significantly enhance growth.” The convergence of all hedge types on a single function reinforces the interpretation that these writers view hedging primarily as a tool for managing factual certainty, not for managing social or textual relationships.</w:t>
       </w:r>
-      <w:r>
-        <w:rPr>
-          <w:rtl w:val="0"/>
-        </w:rPr>
-      </w:r>
-    </w:p>
-    <w:p>
-      <w:pPr>
-        <w:rPr/>
-      </w:pPr>
       <w:r>
         <w:rPr>
           <w:rtl w:val="0"/>
@@ -8991,98 +8428,6 @@
     </w:p>
     <w:p>
       <w:pPr>
-        <w:spacing w:after="0" w:before="0" w:line="480" w:lineRule="auto"/>
-        <w:ind w:firstLine="720"/>
-        <w:jc w:val="both"/>
-        <w:rPr/>
-      </w:pPr>
-      <w:r>
-        <w:rPr>
-          <w:rtl w:val="0"/>
-        </w:rPr>
-      </w:r>
-    </w:p>
-    <w:p>
-      <w:pPr>
-        <w:spacing w:after="0" w:before="0" w:line="480" w:lineRule="auto"/>
-        <w:rPr/>
-      </w:pPr>
-      <w:r>
-        <w:rPr>
-          <w:rtl w:val="0"/>
-        </w:rPr>
-      </w:r>
-    </w:p>
-    <w:p>
-      <w:pPr>
-        <w:rPr/>
-      </w:pPr>
-      <w:r>
-        <w:rPr>
-          <w:rtl w:val="0"/>
-        </w:rPr>
-      </w:r>
-    </w:p>
-    <w:p>
-      <w:pPr>
-        <w:keepNext w:val="1"/>
-        <w:keepLines w:val="1"/>
-        <w:pageBreakBefore w:val="1"/>
-        <w:spacing w:after="0" w:before="0" w:line="480" w:lineRule="auto"/>
-        <w:jc w:val="left"/>
-        <w:rPr>
-          <w:b w:val="1"/>
-          <w:bCs w:val="1"/>
-          <w:sz w:val="28"/>
-          <w:szCs w:val="28"/>
-        </w:rPr>
-      </w:pPr>
-      <w:r>
-        <w:rPr>
-          <w:rtl w:val="0"/>
-        </w:rPr>
-      </w:r>
-    </w:p>
-    <w:p>
-      <w:pPr>
-        <w:keepNext w:val="1"/>
-        <w:keepLines w:val="1"/>
-        <w:spacing w:after="0" w:before="0" w:line="480" w:lineRule="auto"/>
-        <w:jc w:val="left"/>
-        <w:rPr>
-          <w:b w:val="1"/>
-          <w:bCs w:val="1"/>
-          <w:sz w:val="28"/>
-          <w:szCs w:val="28"/>
-        </w:rPr>
-      </w:pPr>
-      <w:r>
-        <w:rPr>
-          <w:rtl w:val="0"/>
-        </w:rPr>
-      </w:r>
-    </w:p>
-    <w:p>
-      <w:pPr>
-        <w:keepNext w:val="1"/>
-        <w:keepLines w:val="1"/>
-        <w:spacing w:after="0" w:before="0" w:line="480" w:lineRule="auto"/>
-        <w:jc w:val="left"/>
-        <w:rPr>
-          <w:b w:val="1"/>
-          <w:bCs w:val="1"/>
-          <w:sz w:val="28"/>
-          <w:szCs w:val="28"/>
-        </w:rPr>
-      </w:pPr>
-      <w:r>
-        <w:rPr>
-          <w:rtl w:val="0"/>
-        </w:rPr>
-      </w:r>
-    </w:p>
-    <w:p>
-      <w:pPr>
         <w:keepNext w:val="1"/>
         <w:keepLines w:val="1"/>
         <w:spacing w:after="0" w:before="0" w:line="480" w:lineRule="auto"/>
@@ -9110,37 +8455,6 @@
     </w:p>
     <w:p>
       <w:pPr>
-        <w:spacing w:after="0" w:before="0" w:lineRule="auto"/>
-        <w:rPr/>
-      </w:pPr>
-      <w:r>
-        <w:rPr>
-          <w:rtl w:val="0"/>
-        </w:rPr>
-      </w:r>
-    </w:p>
-    <w:p>
-      <w:pPr>
-        <w:rPr/>
-      </w:pPr>
-      <w:r>
-        <w:rPr>
-          <w:rtl w:val="0"/>
-        </w:rPr>
-      </w:r>
-    </w:p>
-    <w:p>
-      <w:pPr>
-        <w:rPr/>
-      </w:pPr>
-      <w:r>
-        <w:rPr>
-          <w:rtl w:val="0"/>
-        </w:rPr>
-      </w:r>
-    </w:p>
-    <w:p>
-      <w:pPr>
         <w:spacing w:after="0" w:before="0" w:line="480" w:lineRule="auto"/>
         <w:ind w:firstLine="720"/>
         <w:jc w:val="both"/>
@@ -9159,16 +8473,6 @@
         </w:rPr>
         <w:t xml:space="preserve">This study mapped hedging in 60 undergraduate thesis abstracts across Agriculture, Veterinary Medicine, and Biology at PSAU.</w:t>
       </w:r>
-      <w:r>
-        <w:rPr>
-          <w:rtl w:val="0"/>
-        </w:rPr>
-      </w:r>
-    </w:p>
-    <w:p>
-      <w:pPr>
-        <w:rPr/>
-      </w:pPr>
       <w:r>
         <w:rPr>
           <w:rtl w:val="0"/>
@@ -9256,16 +8560,6 @@
     </w:p>
     <w:p>
       <w:pPr>
-        <w:rPr/>
-      </w:pPr>
-      <w:r>
-        <w:rPr>
-          <w:rtl w:val="0"/>
-        </w:rPr>
-      </w:r>
-    </w:p>
-    <w:p>
-      <w:pPr>
         <w:keepNext w:val="1"/>
         <w:keepLines w:val="1"/>
         <w:spacing w:after="240" w:before="240" w:line="480" w:lineRule="auto"/>
@@ -9337,17 +8631,6 @@
         </w:rPr>
         <w:t xml:space="preserve">Rather than prescribing a target number of hedges per abstract, advisers can focus feedback on whether implication and conclusion sentences claim more than the data support. Binary or measured results often need no hedge; uncertainty belongs on inferences that go beyond the finding. Instruction should also distinguish topic-naming potential in aim statements from epistemic potential in conclusions, without treating hedging as a quota to fill.</w:t>
       </w:r>
-      <w:r>
-        <w:rPr>
-          <w:rtl w:val="0"/>
-        </w:rPr>
-      </w:r>
-    </w:p>
-    <w:p>
-      <w:pPr>
-        <w:spacing w:after="0" w:before="240" w:lineRule="auto"/>
-        <w:rPr/>
-      </w:pPr>
       <w:r>
         <w:rPr>
           <w:rtl w:val="0"/>
@@ -9479,26 +8762,6 @@
         </w:rPr>
         <w:t xml:space="preserve">The coding methodology developed in this study, including the codebook’s decision rules and the Layer 3 unhedged assertion site analysis, can serve as a template for similar studies in other disciplines, genres, or institutions. Future researchers may adapt the codebook for analyzing hedging in full-length thesis sections, research articles, or other academic genres where rhetorical space allows for greater hedge variety than the compressed abstract. Additionally, future studies should examine boosters (e.g., clearly, demonstrated, confirmed) alongside hedges to provide a fuller picture of epistemic stance, since some abstracts in this corpus contain zero hedges but still make assertive claims that may involve booster language.</w:t>
       </w:r>
-      <w:r>
-        <w:rPr>
-          <w:rtl w:val="0"/>
-        </w:rPr>
-      </w:r>
-    </w:p>
-    <w:p>
-      <w:pPr>
-        <w:rPr/>
-      </w:pPr>
-      <w:r>
-        <w:rPr>
-          <w:rtl w:val="0"/>
-        </w:rPr>
-      </w:r>
-    </w:p>
-    <w:p>
-      <w:pPr>
-        <w:rPr/>
-      </w:pPr>
       <w:r>
         <w:rPr>
           <w:rtl w:val="0"/>
@@ -28659,14 +27922,6 @@
         <w:spacing w:after="240" w:before="0" w:line="480" w:lineRule="auto"/>
         <w:jc w:val="both"/>
         <w:rPr/>
-        <w:sectPr>
-          <w:headerReference r:id="rId19" w:type="default"/>
-          <w:headerReference r:id="rId20" w:type="first"/>
-          <w:type w:val="nextPage"/>
-          <w:pgSz w:h="16838" w:w="11906" w:orient="portrait"/>
-          <w:pgMar w:bottom="1440" w:top="1440" w:left="2160" w:right="1440" w:header="720" w:footer="720"/>
-          <w:titlePg w:val="1"/>
-        </w:sectPr>
       </w:pPr>
       <w:r>
         <w:rPr>
@@ -28848,31 +28103,6 @@
         </w:rPr>
         <w:t xml:space="preserve"> help breeders to lessen the feed cost in production.</w:t>
       </w:r>
-      <w:r>
-        <w:rPr>
-          <w:rtl w:val="0"/>
-        </w:rPr>
-      </w:r>
-    </w:p>
-    <w:p>
-      <w:pPr>
-        <w:keepNext w:val="0"/>
-        <w:keepLines w:val="0"/>
-        <w:pageBreakBefore w:val="0"/>
-        <w:widowControl w:val="0"/>
-        <w:pBdr>
-          <w:top w:space="0" w:sz="0" w:val="nil"/>
-          <w:left w:space="0" w:sz="0" w:val="nil"/>
-          <w:bottom w:space="0" w:sz="0" w:val="nil"/>
-          <w:right w:space="0" w:sz="0" w:val="nil"/>
-          <w:between w:space="0" w:sz="0" w:val="nil"/>
-        </w:pBdr>
-        <w:shd w:fill="auto" w:val="clear"/>
-        <w:spacing w:after="0" w:before="0" w:line="276" w:lineRule="auto"/>
-        <w:ind w:left="0" w:right="0" w:firstLine="0"/>
-        <w:jc w:val="left"/>
-        <w:rPr/>
-      </w:pPr>
       <w:r>
         <w:rPr>
           <w:rtl w:val="0"/>

--- a/thesis/003_ThesisProposal_Draft_013.docx
+++ b/thesis/003_ThesisProposal_Draft_013.docx
@@ -17218,7 +17218,6 @@
     </w:p>
     <w:p>
       <w:pPr>
-        <w:pageBreakBefore w:val="1"/>
         <w:spacing w:after="200" w:before="360" w:line="240" w:lineRule="auto"/>
         <w:jc w:val="left"/>
         <w:rPr/>

--- a/thesis/003_ThesisProposal_Draft_013.docx
+++ b/thesis/003_ThesisProposal_Draft_013.docx
@@ -613,7 +613,7 @@
       <w:pPr>
         <w:keepNext w:val="1"/>
         <w:keepLines w:val="1"/>
-        <w:spacing w:after="0" w:before="0" w:line="480" w:lineRule="auto"/>
+        <w:spacing w:after="240" w:before="0" w:line="480" w:lineRule="auto"/>
         <w:jc w:val="center"/>
         <w:rPr/>
       </w:pPr>
@@ -1474,7 +1474,9 @@
     </w:p>
     <w:p>
       <w:pPr>
-        <w:spacing w:after="0" w:before="240" w:lineRule="auto"/>
+        <w:keepNext w:val="1"/>
+        <w:keepLines w:val="1"/>
+        <w:spacing w:after="120" w:before="240" w:lineRule="auto" w:line="480"/>
         <w:jc w:val="center"/>
         <w:rPr/>
       </w:pPr>
@@ -1495,6 +1497,46 @@
         <w:rPr>
           <w:rtl w:val="0"/>
         </w:rPr>
+      </w:r>
+    </w:p>
+    <w:p>
+      <w:pPr>
+        <w:spacing w:before="120" w:after="240"/>
+        <w:jc w:val="center"/>
+      </w:pPr>
+      <w:r>
+        <w:drawing>
+          <wp:inline>
+            <wp:extent cx="5029200" cy="3981450"/>
+            <wp:docPr id="1" name="Picture 1"/>
+            <wp:cNvGraphicFramePr>
+              <a:graphicFrameLocks noChangeAspect="1"/>
+            </wp:cNvGraphicFramePr>
+            <a:graphic>
+              <a:graphicData uri="http://schemas.openxmlformats.org/drawingml/2006/picture">
+                <pic:pic>
+                  <pic:nvPicPr>
+                    <pic:cNvPr id="0" name="figure1_framework.png"/>
+                    <pic:cNvPicPr/>
+                  </pic:nvPicPr>
+                  <pic:blipFill>
+                    <a:blip r:embed="rId8"/>
+                    <a:stretch>
+                      <a:fillRect/>
+                    </a:stretch>
+                  </pic:blipFill>
+                  <pic:spPr>
+                    <a:xfrm>
+                      <a:off x="0" y="0"/>
+                      <a:ext cx="5029200" cy="3981450"/>
+                    </a:xfrm>
+                    <a:prstGeom prst="rect"/>
+                  </pic:spPr>
+                </pic:pic>
+              </a:graphicData>
+            </a:graphic>
+          </wp:inline>
+        </w:drawing>
       </w:r>
     </w:p>
     <w:p>
@@ -2461,7 +2503,7 @@
       <w:pPr>
         <w:keepNext w:val="1"/>
         <w:keepLines w:val="1"/>
-        <w:spacing w:after="0" w:before="0" w:line="480" w:lineRule="auto"/>
+        <w:spacing w:after="240" w:before="0" w:line="480" w:lineRule="auto"/>
         <w:jc w:val="center"/>
         <w:rPr/>
       </w:pPr>
@@ -3063,7 +3105,9 @@
     </w:p>
     <w:p>
       <w:pPr>
-        <w:spacing w:after="0" w:before="240" w:lineRule="auto"/>
+        <w:keepNext w:val="1"/>
+        <w:keepLines w:val="1"/>
+        <w:spacing w:after="120" w:before="240" w:lineRule="auto" w:line="480"/>
         <w:rPr/>
       </w:pPr>
       <w:r>
@@ -4143,7 +4187,7 @@
     </w:tbl>
     <w:p>
       <w:pPr>
-        <w:spacing w:after="0" w:before="0" w:line="480" w:lineRule="auto"/>
+        <w:spacing w:after="0" w:before="120" w:line="480" w:lineRule="auto"/>
         <w:ind w:firstLine="720"/>
         <w:jc w:val="both"/>
         <w:rPr/>
@@ -4296,7 +4340,7 @@
       <w:pPr>
         <w:keepNext w:val="1"/>
         <w:keepLines w:val="1"/>
-        <w:spacing w:after="0" w:before="0" w:line="480" w:lineRule="auto"/>
+        <w:spacing w:after="240" w:before="0" w:line="480" w:lineRule="auto"/>
         <w:jc w:val="center"/>
         <w:rPr/>
       </w:pPr>
@@ -4400,7 +4444,9 @@
     </w:p>
     <w:p>
       <w:pPr>
-        <w:spacing w:after="0" w:before="240" w:lineRule="auto"/>
+        <w:keepNext w:val="1"/>
+        <w:keepLines w:val="1"/>
+        <w:spacing w:after="120" w:before="240" w:lineRule="auto" w:line="480"/>
         <w:rPr/>
       </w:pPr>
       <w:r>
@@ -4994,6 +5040,32 @@
     </w:tbl>
     <w:p>
       <w:pPr>
+        <w:spacing w:after="0" w:before="120" w:line="480" w:lineRule="auto"/>
+        <w:ind w:firstLine="720"/>
+        <w:jc w:val="both"/>
+        <w:rPr/>
+      </w:pPr>
+      <w:r>
+        <w:rPr>
+          <w:rFonts w:ascii="Georgia" w:cs="Georgia" w:eastAsia="Georgia" w:hAnsi="Georgia"/>
+          <w:b w:val="0"/>
+          <w:bCs w:val="0"/>
+          <w:i w:val="0"/>
+          <w:iCs w:val="0"/>
+          <w:sz w:val="22"/>
+          <w:szCs w:val="22"/>
+          <w:rtl w:val="0"/>
+        </w:rPr>
+        <w:t xml:space="preserve">Table 2 presents the overall distribution of hedge types. Lexical hedges dominated the corpus with 36 instances (60.0%), followed by modal verbs with 21 instances (35.0%), and adverbial hedges with 3 instances (5.0%). No clause-level hedges were identified in any of the 60 abstracts. This finding partially confirms the pattern reported in the literature, where modal verbs are typically the most frequent hedge type in developing researchers' writing (Khunasathitchai et al., 2025; Wang, 2022). In this corpus, however, lexical hedges outnumber modal verbs, a pattern that diverges from the modal-dominated writing documented in prior studies.</w:t>
+      </w:r>
+      <w:r>
+        <w:rPr>
+          <w:rtl w:val="0"/>
+        </w:rPr>
+      </w:r>
+    </w:p>
+    <w:p>
+      <w:pPr>
         <w:spacing w:after="0" w:before="0" w:line="480" w:lineRule="auto"/>
         <w:ind w:firstLine="720"/>
         <w:jc w:val="both"/>
@@ -5010,7 +5082,7 @@
           <w:szCs w:val="22"/>
           <w:rtl w:val="0"/>
         </w:rPr>
-        <w:t xml:space="preserve">Table 2 presents the overall distribution of hedge types. Lexical hedges dominated the corpus with 36 instances (60.0%), followed by modal verbs with 21 instances (35.0%), and adverbial hedges with 3 instances (5.0%). No clause-level hedges were identified in any of the 60 abstracts. This finding partially confirms the pattern reported in the literature, where modal verbs are typically the most frequent hedge type in developing researchers' writing (Khunasathitchai et al., 2025; Wang, 2022). In this corpus, however, lexical hedges outnumber modal verbs, a pattern that diverges from the modal-dominated writing documented in prior studies.</w:t>
+        <w:t xml:space="preserve">Within the lexical hedge category, the token “potential” accounted for 14 of the 36 lexical instances (38.9%), the single most frequent hedge token in the corpus. Other frequent lexical forms included “suggests” (7), “indicating” (6), and “suggesting” (3). Modal verbs were led by “can” (9), “could” (7), and “may” (6). Concordance of the 14 potential instances shows recurring frames such as “the potential of X as a Y,” “has potential as an X,” and “highlight their potential as X.” That recurrence supports reading many uses as learned formula rather than fully calibrated epistemic choice. Agriculture and Biology account for 11 of the 14 instances; Veterinary Medicine for 3.</w:t>
       </w:r>
       <w:r>
         <w:rPr>
@@ -5036,32 +5108,6 @@
           <w:szCs w:val="22"/>
           <w:rtl w:val="0"/>
         </w:rPr>
-        <w:t xml:space="preserve">Within the lexical hedge category, the token “potential” accounted for 14 of the 36 lexical instances (38.9%), the single most frequent hedge token in the corpus. Other frequent lexical forms included “suggests” (7), “indicating” (6), and “suggesting” (3). Modal verbs were led by “can” (9), “could” (7), and “may” (6). Concordance of the 14 potential instances shows recurring frames such as “the potential of X as a Y,” “has potential as an X,” and “highlight their potential as X.” That recurrence supports reading many uses as learned formula rather than fully calibrated epistemic choice. Agriculture and Biology account for 11 of the 14 instances; Veterinary Medicine for 3.</w:t>
-      </w:r>
-      <w:r>
-        <w:rPr>
-          <w:rtl w:val="0"/>
-        </w:rPr>
-      </w:r>
-    </w:p>
-    <w:p>
-      <w:pPr>
-        <w:spacing w:after="0" w:before="0" w:line="480" w:lineRule="auto"/>
-        <w:ind w:firstLine="720"/>
-        <w:jc w:val="both"/>
-        <w:rPr/>
-      </w:pPr>
-      <w:r>
-        <w:rPr>
-          <w:rFonts w:ascii="Georgia" w:cs="Georgia" w:eastAsia="Georgia" w:hAnsi="Georgia"/>
-          <w:b w:val="0"/>
-          <w:bCs w:val="0"/>
-          <w:i w:val="0"/>
-          <w:iCs w:val="0"/>
-          <w:sz w:val="22"/>
-          <w:szCs w:val="22"/>
-          <w:rtl w:val="0"/>
-        </w:rPr>
         <w:t xml:space="preserve">The distribution of hedge types also varies meaningfully across disciplines. Table 3 presents the per-discipline breakdown of hedge types.</w:t>
       </w:r>
       <w:r>
@@ -5072,7 +5118,9 @@
     </w:p>
     <w:p>
       <w:pPr>
-        <w:spacing w:after="0" w:before="240" w:lineRule="auto"/>
+        <w:keepNext w:val="1"/>
+        <w:keepLines w:val="1"/>
+        <w:spacing w:after="120" w:before="240" w:lineRule="auto" w:line="480"/>
         <w:rPr/>
       </w:pPr>
       <w:r>
@@ -6016,7 +6064,7 @@
     </w:tbl>
     <w:p>
       <w:pPr>
-        <w:spacing w:after="0" w:before="0" w:line="480" w:lineRule="auto"/>
+        <w:spacing w:after="0" w:before="120" w:line="480" w:lineRule="auto"/>
         <w:ind w:firstLine="720"/>
         <w:jc w:val="both"/>
         <w:rPr/>
@@ -6199,7 +6247,9 @@
     </w:p>
     <w:p>
       <w:pPr>
-        <w:spacing w:after="0" w:before="240" w:lineRule="auto"/>
+        <w:keepNext w:val="1"/>
+        <w:keepLines w:val="1"/>
+        <w:spacing w:after="120" w:before="240" w:lineRule="auto" w:line="480"/>
         <w:rPr/>
       </w:pPr>
       <w:r>
@@ -7443,7 +7493,7 @@
     </w:tbl>
     <w:p>
       <w:pPr>
-        <w:spacing w:after="0" w:before="0" w:line="480" w:lineRule="auto"/>
+        <w:spacing w:after="0" w:before="120" w:line="480" w:lineRule="auto"/>
         <w:ind w:firstLine="720"/>
         <w:jc w:val="both"/>
         <w:rPr/>
@@ -7652,7 +7702,9 @@
     </w:p>
     <w:p>
       <w:pPr>
-        <w:spacing w:after="0" w:before="240" w:lineRule="auto"/>
+        <w:keepNext w:val="1"/>
+        <w:keepLines w:val="1"/>
+        <w:spacing w:after="120" w:before="240" w:lineRule="auto" w:line="480"/>
         <w:rPr/>
       </w:pPr>
       <w:r>
@@ -8162,7 +8214,7 @@
     </w:tbl>
     <w:p>
       <w:pPr>
-        <w:spacing w:after="0" w:before="0" w:line="480" w:lineRule="auto"/>
+        <w:spacing w:after="0" w:before="120" w:line="480" w:lineRule="auto"/>
         <w:ind w:firstLine="720"/>
         <w:jc w:val="both"/>
         <w:rPr/>
@@ -8430,7 +8482,8 @@
       <w:pPr>
         <w:keepNext w:val="1"/>
         <w:keepLines w:val="1"/>
-        <w:spacing w:after="0" w:before="0" w:line="480" w:lineRule="auto"/>
+        <w:pageBreakBefore w:val="1"/>
+        <w:spacing w:after="240" w:before="240" w:line="480" w:lineRule="auto"/>
         <w:jc w:val="center"/>
         <w:rPr/>
       </w:pPr>
@@ -8772,7 +8825,7 @@
       <w:pPr>
         <w:keepNext w:val="1"/>
         <w:keepLines w:val="1"/>
-        <w:spacing w:after="0" w:before="0" w:line="480" w:lineRule="auto"/>
+        <w:spacing w:after="240" w:before="0" w:line="480" w:lineRule="auto"/>
         <w:jc w:val="center"/>
         <w:rPr/>
       </w:pPr>
@@ -9784,7 +9837,7 @@
       <w:pPr>
         <w:keepNext w:val="1"/>
         <w:keepLines w:val="1"/>
-        <w:spacing w:after="240" w:before="0" w:line="240" w:lineRule="auto"/>
+        <w:spacing w:after="240" w:before="0" w:line="480" w:lineRule="auto"/>
         <w:jc w:val="center"/>
         <w:rPr/>
       </w:pPr>
@@ -9842,7 +9895,10 @@
     </w:p>
     <w:p>
       <w:pPr>
-        <w:spacing w:after="200" w:before="120" w:line="240" w:lineRule="auto"/>
+        <w:keepNext w:val="1"/>
+        <w:keepLines w:val="1"/>
+        <w:pageBreakBefore w:val="1"/>
+        <w:spacing w:after="240" w:before="240" w:line="480" w:lineRule="auto"/>
         <w:jc w:val="left"/>
         <w:rPr/>
       </w:pPr>
@@ -11424,7 +11480,7 @@
     </w:p>
     <w:p>
       <w:pPr>
-        <w:spacing w:after="120" w:before="0" w:line="240" w:lineRule="auto"/>
+        <w:spacing w:after="120" w:before="120" w:line="240" w:lineRule="auto"/>
         <w:ind w:firstLine="720"/>
         <w:jc w:val="both"/>
         <w:rPr/>
@@ -13254,7 +13310,7 @@
     </w:p>
     <w:p>
       <w:pPr>
-        <w:spacing w:after="120" w:before="0" w:line="240" w:lineRule="auto"/>
+        <w:spacing w:after="120" w:before="120" w:line="240" w:lineRule="auto"/>
         <w:ind w:firstLine="720"/>
         <w:jc w:val="both"/>
         <w:rPr/>
@@ -16276,7 +16332,7 @@
     </w:p>
     <w:p>
       <w:pPr>
-        <w:spacing w:after="120" w:before="0" w:line="240" w:lineRule="auto"/>
+        <w:spacing w:after="120" w:before="120" w:line="240" w:lineRule="auto"/>
         <w:ind w:firstLine="720"/>
         <w:jc w:val="both"/>
         <w:rPr/>
@@ -16779,7 +16835,7 @@
       <w:pPr>
         <w:keepNext w:val="1"/>
         <w:keepLines w:val="1"/>
-        <w:spacing w:after="120" w:before="0" w:line="240" w:lineRule="auto"/>
+        <w:spacing w:after="120" w:before="120" w:line="240" w:lineRule="auto"/>
         <w:jc w:val="left"/>
         <w:rPr/>
       </w:pPr>
@@ -17218,7 +17274,10 @@
     </w:p>
     <w:p>
       <w:pPr>
-        <w:spacing w:after="200" w:before="360" w:line="240" w:lineRule="auto"/>
+        <w:keepNext w:val="1"/>
+        <w:keepLines w:val="1"/>
+        <w:pageBreakBefore w:val="1"/>
+        <w:spacing w:after="240" w:before="240" w:line="480" w:lineRule="auto"/>
         <w:jc w:val="left"/>
         <w:rPr/>
       </w:pPr>
@@ -18091,7 +18150,9 @@
     </w:p>
     <w:p>
       <w:pPr>
-        <w:spacing w:after="200" w:before="360" w:line="240" w:lineRule="auto"/>
+        <w:keepNext w:val="1"/>
+        <w:keepLines w:val="1"/>
+        <w:spacing w:after="240" w:before="0" w:line="480" w:lineRule="auto"/>
         <w:jc w:val="left"/>
         <w:rPr/>
       </w:pPr>
@@ -18165,7 +18226,9 @@
     </w:p>
     <w:p>
       <w:pPr>
-        <w:spacing w:after="120" w:before="360" w:line="480" w:lineRule="auto"/>
+        <w:keepNext w:val="1"/>
+        <w:keepLines w:val="1"/>
+        <w:spacing w:after="0" w:before="120" w:line="480" w:lineRule="auto"/>
         <w:jc w:val="left"/>
         <w:rPr/>
       </w:pPr>
@@ -18382,7 +18445,9 @@
     </w:p>
     <w:p>
       <w:pPr>
-        <w:spacing w:after="120" w:before="360" w:line="480" w:lineRule="auto"/>
+        <w:keepNext w:val="1"/>
+        <w:keepLines w:val="1"/>
+        <w:spacing w:after="0" w:before="120" w:line="480" w:lineRule="auto"/>
         <w:jc w:val="left"/>
         <w:rPr/>
       </w:pPr>
@@ -18616,7 +18681,9 @@
     </w:p>
     <w:p>
       <w:pPr>
-        <w:spacing w:after="120" w:before="360" w:line="480" w:lineRule="auto"/>
+        <w:keepNext w:val="1"/>
+        <w:keepLines w:val="1"/>
+        <w:spacing w:after="0" w:before="120" w:line="480" w:lineRule="auto"/>
         <w:jc w:val="left"/>
         <w:rPr/>
       </w:pPr>
@@ -18709,7 +18776,9 @@
     </w:p>
     <w:p>
       <w:pPr>
-        <w:spacing w:after="120" w:before="360" w:line="480" w:lineRule="auto"/>
+        <w:keepNext w:val="1"/>
+        <w:keepLines w:val="1"/>
+        <w:spacing w:after="0" w:before="120" w:line="480" w:lineRule="auto"/>
         <w:jc w:val="left"/>
         <w:rPr/>
       </w:pPr>
@@ -19009,7 +19078,9 @@
     </w:p>
     <w:p>
       <w:pPr>
-        <w:spacing w:after="120" w:before="360" w:line="480" w:lineRule="auto"/>
+        <w:keepNext w:val="1"/>
+        <w:keepLines w:val="1"/>
+        <w:spacing w:after="0" w:before="120" w:line="480" w:lineRule="auto"/>
         <w:jc w:val="left"/>
         <w:rPr/>
       </w:pPr>
@@ -19184,7 +19255,9 @@
     </w:p>
     <w:p>
       <w:pPr>
-        <w:spacing w:after="120" w:before="360" w:line="480" w:lineRule="auto"/>
+        <w:keepNext w:val="1"/>
+        <w:keepLines w:val="1"/>
+        <w:spacing w:after="0" w:before="120" w:line="480" w:lineRule="auto"/>
         <w:jc w:val="left"/>
         <w:rPr/>
       </w:pPr>
@@ -19418,7 +19491,9 @@
     </w:p>
     <w:p>
       <w:pPr>
-        <w:spacing w:after="120" w:before="360" w:line="480" w:lineRule="auto"/>
+        <w:keepNext w:val="1"/>
+        <w:keepLines w:val="1"/>
+        <w:spacing w:after="0" w:before="120" w:line="480" w:lineRule="auto"/>
         <w:jc w:val="left"/>
         <w:rPr/>
       </w:pPr>
@@ -19653,7 +19728,9 @@
     </w:p>
     <w:p>
       <w:pPr>
-        <w:spacing w:after="120" w:before="360" w:line="480" w:lineRule="auto"/>
+        <w:keepNext w:val="1"/>
+        <w:keepLines w:val="1"/>
+        <w:spacing w:after="0" w:before="120" w:line="480" w:lineRule="auto"/>
         <w:jc w:val="left"/>
         <w:rPr/>
       </w:pPr>
@@ -19829,7 +19906,9 @@
     </w:p>
     <w:p>
       <w:pPr>
-        <w:spacing w:after="120" w:before="360" w:line="480" w:lineRule="auto"/>
+        <w:keepNext w:val="1"/>
+        <w:keepLines w:val="1"/>
+        <w:spacing w:after="0" w:before="120" w:line="480" w:lineRule="auto"/>
         <w:jc w:val="left"/>
         <w:rPr/>
       </w:pPr>
@@ -20005,7 +20084,9 @@
     </w:p>
     <w:p>
       <w:pPr>
-        <w:spacing w:after="120" w:before="360" w:line="480" w:lineRule="auto"/>
+        <w:keepNext w:val="1"/>
+        <w:keepLines w:val="1"/>
+        <w:spacing w:after="0" w:before="120" w:line="480" w:lineRule="auto"/>
         <w:jc w:val="left"/>
         <w:rPr/>
       </w:pPr>
@@ -20180,7 +20261,9 @@
     </w:p>
     <w:p>
       <w:pPr>
-        <w:spacing w:after="120" w:before="360" w:line="480" w:lineRule="auto"/>
+        <w:keepNext w:val="1"/>
+        <w:keepLines w:val="1"/>
+        <w:spacing w:after="0" w:before="120" w:line="480" w:lineRule="auto"/>
         <w:jc w:val="left"/>
         <w:rPr/>
       </w:pPr>
@@ -20397,7 +20480,9 @@
     </w:p>
     <w:p>
       <w:pPr>
-        <w:spacing w:after="120" w:before="360" w:line="480" w:lineRule="auto"/>
+        <w:keepNext w:val="1"/>
+        <w:keepLines w:val="1"/>
+        <w:spacing w:after="0" w:before="120" w:line="480" w:lineRule="auto"/>
         <w:jc w:val="left"/>
         <w:rPr/>
       </w:pPr>
@@ -20573,7 +20658,9 @@
     </w:p>
     <w:p>
       <w:pPr>
-        <w:spacing w:after="120" w:before="360" w:line="480" w:lineRule="auto"/>
+        <w:keepNext w:val="1"/>
+        <w:keepLines w:val="1"/>
+        <w:spacing w:after="0" w:before="120" w:line="480" w:lineRule="auto"/>
         <w:jc w:val="left"/>
         <w:rPr/>
       </w:pPr>
@@ -20665,7 +20752,9 @@
     </w:p>
     <w:p>
       <w:pPr>
-        <w:spacing w:after="120" w:before="360" w:line="480" w:lineRule="auto"/>
+        <w:keepNext w:val="1"/>
+        <w:keepLines w:val="1"/>
+        <w:spacing w:after="0" w:before="120" w:line="480" w:lineRule="auto"/>
         <w:jc w:val="left"/>
         <w:rPr/>
       </w:pPr>
@@ -20965,7 +21054,9 @@
     </w:p>
     <w:p>
       <w:pPr>
-        <w:spacing w:after="120" w:before="360" w:line="480" w:lineRule="auto"/>
+        <w:keepNext w:val="1"/>
+        <w:keepLines w:val="1"/>
+        <w:spacing w:after="0" w:before="120" w:line="480" w:lineRule="auto"/>
         <w:jc w:val="left"/>
         <w:rPr/>
       </w:pPr>
@@ -21057,7 +21148,9 @@
     </w:p>
     <w:p>
       <w:pPr>
-        <w:spacing w:after="120" w:before="360" w:line="480" w:lineRule="auto"/>
+        <w:keepNext w:val="1"/>
+        <w:keepLines w:val="1"/>
+        <w:spacing w:after="0" w:before="120" w:line="480" w:lineRule="auto"/>
         <w:jc w:val="left"/>
         <w:rPr/>
       </w:pPr>
@@ -21358,7 +21451,9 @@
     </w:p>
     <w:p>
       <w:pPr>
-        <w:spacing w:after="120" w:before="360" w:line="480" w:lineRule="auto"/>
+        <w:keepNext w:val="1"/>
+        <w:keepLines w:val="1"/>
+        <w:spacing w:after="0" w:before="120" w:line="480" w:lineRule="auto"/>
         <w:jc w:val="left"/>
         <w:rPr/>
       </w:pPr>
@@ -21657,7 +21752,9 @@
     </w:p>
     <w:p>
       <w:pPr>
-        <w:spacing w:after="120" w:before="360" w:line="480" w:lineRule="auto"/>
+        <w:keepNext w:val="1"/>
+        <w:keepLines w:val="1"/>
+        <w:spacing w:after="0" w:before="120" w:line="480" w:lineRule="auto"/>
         <w:jc w:val="left"/>
         <w:rPr/>
       </w:pPr>
@@ -21750,7 +21847,9 @@
     </w:p>
     <w:p>
       <w:pPr>
-        <w:spacing w:after="120" w:before="360" w:line="480" w:lineRule="auto"/>
+        <w:keepNext w:val="1"/>
+        <w:keepLines w:val="1"/>
+        <w:spacing w:after="0" w:before="120" w:line="480" w:lineRule="auto"/>
         <w:jc w:val="left"/>
         <w:rPr/>
       </w:pPr>
@@ -21925,7 +22024,9 @@
     </w:p>
     <w:p>
       <w:pPr>
-        <w:spacing w:after="120" w:before="360" w:line="480" w:lineRule="auto"/>
+        <w:keepNext w:val="1"/>
+        <w:keepLines w:val="1"/>
+        <w:spacing w:after="0" w:before="120" w:line="480" w:lineRule="auto"/>
         <w:jc w:val="left"/>
         <w:rPr/>
       </w:pPr>
@@ -22166,7 +22267,9 @@
     </w:p>
     <w:p>
       <w:pPr>
-        <w:spacing w:after="120" w:before="360" w:line="480" w:lineRule="auto"/>
+        <w:keepNext w:val="1"/>
+        <w:keepLines w:val="1"/>
+        <w:spacing w:after="0" w:before="120" w:line="480" w:lineRule="auto"/>
         <w:jc w:val="left"/>
         <w:rPr/>
       </w:pPr>
@@ -22301,7 +22404,9 @@
     </w:p>
     <w:p>
       <w:pPr>
-        <w:spacing w:after="120" w:before="360" w:line="480" w:lineRule="auto"/>
+        <w:keepNext w:val="1"/>
+        <w:keepLines w:val="1"/>
+        <w:spacing w:after="0" w:before="120" w:line="480" w:lineRule="auto"/>
         <w:jc w:val="left"/>
         <w:rPr/>
       </w:pPr>
@@ -22478,7 +22583,9 @@
     </w:p>
     <w:p>
       <w:pPr>
-        <w:spacing w:after="120" w:before="360" w:line="480" w:lineRule="auto"/>
+        <w:keepNext w:val="1"/>
+        <w:keepLines w:val="1"/>
+        <w:spacing w:after="0" w:before="120" w:line="480" w:lineRule="auto"/>
         <w:jc w:val="left"/>
         <w:rPr/>
       </w:pPr>
@@ -22612,7 +22719,9 @@
     </w:p>
     <w:p>
       <w:pPr>
-        <w:spacing w:after="120" w:before="360" w:line="480" w:lineRule="auto"/>
+        <w:keepNext w:val="1"/>
+        <w:keepLines w:val="1"/>
+        <w:spacing w:after="0" w:before="120" w:line="480" w:lineRule="auto"/>
         <w:jc w:val="left"/>
         <w:rPr/>
       </w:pPr>
@@ -22746,7 +22855,9 @@
     </w:p>
     <w:p>
       <w:pPr>
-        <w:spacing w:after="120" w:before="360" w:line="480" w:lineRule="auto"/>
+        <w:keepNext w:val="1"/>
+        <w:keepLines w:val="1"/>
+        <w:spacing w:after="0" w:before="120" w:line="480" w:lineRule="auto"/>
         <w:jc w:val="left"/>
         <w:rPr/>
       </w:pPr>
@@ -22880,7 +22991,9 @@
     </w:p>
     <w:p>
       <w:pPr>
-        <w:spacing w:after="120" w:before="360" w:line="480" w:lineRule="auto"/>
+        <w:keepNext w:val="1"/>
+        <w:keepLines w:val="1"/>
+        <w:spacing w:after="0" w:before="120" w:line="480" w:lineRule="auto"/>
         <w:jc w:val="left"/>
         <w:rPr/>
       </w:pPr>
@@ -22973,7 +23086,9 @@
     </w:p>
     <w:p>
       <w:pPr>
-        <w:spacing w:after="120" w:before="360" w:line="480" w:lineRule="auto"/>
+        <w:keepNext w:val="1"/>
+        <w:keepLines w:val="1"/>
+        <w:spacing w:after="0" w:before="120" w:line="480" w:lineRule="auto"/>
         <w:jc w:val="left"/>
         <w:rPr/>
       </w:pPr>
@@ -23148,7 +23263,9 @@
     </w:p>
     <w:p>
       <w:pPr>
-        <w:spacing w:after="120" w:before="360" w:line="480" w:lineRule="auto"/>
+        <w:keepNext w:val="1"/>
+        <w:keepLines w:val="1"/>
+        <w:spacing w:after="0" w:before="120" w:line="480" w:lineRule="auto"/>
         <w:jc w:val="left"/>
         <w:rPr/>
       </w:pPr>
@@ -23241,7 +23358,9 @@
     </w:p>
     <w:p>
       <w:pPr>
-        <w:spacing w:after="120" w:before="360" w:line="480" w:lineRule="auto"/>
+        <w:keepNext w:val="1"/>
+        <w:keepLines w:val="1"/>
+        <w:spacing w:after="0" w:before="120" w:line="480" w:lineRule="auto"/>
         <w:jc w:val="left"/>
         <w:rPr/>
       </w:pPr>
@@ -23433,7 +23552,9 @@
     </w:p>
     <w:p>
       <w:pPr>
-        <w:spacing w:after="120" w:before="360" w:line="480" w:lineRule="auto"/>
+        <w:keepNext w:val="1"/>
+        <w:keepLines w:val="1"/>
+        <w:spacing w:after="0" w:before="120" w:line="480" w:lineRule="auto"/>
         <w:jc w:val="left"/>
         <w:rPr/>
       </w:pPr>
@@ -23568,7 +23689,9 @@
     </w:p>
     <w:p>
       <w:pPr>
-        <w:spacing w:after="120" w:before="360" w:line="480" w:lineRule="auto"/>
+        <w:keepNext w:val="1"/>
+        <w:keepLines w:val="1"/>
+        <w:spacing w:after="0" w:before="120" w:line="480" w:lineRule="auto"/>
         <w:jc w:val="left"/>
         <w:rPr/>
       </w:pPr>
@@ -23660,7 +23783,9 @@
     </w:p>
     <w:p>
       <w:pPr>
-        <w:spacing w:after="120" w:before="360" w:line="480" w:lineRule="auto"/>
+        <w:keepNext w:val="1"/>
+        <w:keepLines w:val="1"/>
+        <w:spacing w:after="0" w:before="120" w:line="480" w:lineRule="auto"/>
         <w:jc w:val="left"/>
         <w:rPr/>
       </w:pPr>
@@ -23794,7 +23919,9 @@
     </w:p>
     <w:p>
       <w:pPr>
-        <w:spacing w:after="120" w:before="360" w:line="480" w:lineRule="auto"/>
+        <w:keepNext w:val="1"/>
+        <w:keepLines w:val="1"/>
+        <w:spacing w:after="0" w:before="120" w:line="480" w:lineRule="auto"/>
         <w:jc w:val="left"/>
         <w:rPr/>
       </w:pPr>
@@ -23887,7 +24014,9 @@
     </w:p>
     <w:p>
       <w:pPr>
-        <w:spacing w:after="120" w:before="360" w:line="480" w:lineRule="auto"/>
+        <w:keepNext w:val="1"/>
+        <w:keepLines w:val="1"/>
+        <w:spacing w:after="0" w:before="120" w:line="480" w:lineRule="auto"/>
         <w:jc w:val="left"/>
         <w:rPr/>
       </w:pPr>
@@ -23979,7 +24108,9 @@
     </w:p>
     <w:p>
       <w:pPr>
-        <w:spacing w:after="120" w:before="360" w:line="480" w:lineRule="auto"/>
+        <w:keepNext w:val="1"/>
+        <w:keepLines w:val="1"/>
+        <w:spacing w:after="0" w:before="120" w:line="480" w:lineRule="auto"/>
         <w:jc w:val="left"/>
         <w:rPr/>
       </w:pPr>
@@ -24113,7 +24244,9 @@
     </w:p>
     <w:p>
       <w:pPr>
-        <w:spacing w:after="120" w:before="360" w:line="480" w:lineRule="auto"/>
+        <w:keepNext w:val="1"/>
+        <w:keepLines w:val="1"/>
+        <w:spacing w:after="0" w:before="120" w:line="480" w:lineRule="auto"/>
         <w:jc w:val="left"/>
         <w:rPr/>
       </w:pPr>
@@ -24248,7 +24381,9 @@
     </w:p>
     <w:p>
       <w:pPr>
-        <w:spacing w:after="120" w:before="360" w:line="480" w:lineRule="auto"/>
+        <w:keepNext w:val="1"/>
+        <w:keepLines w:val="1"/>
+        <w:spacing w:after="0" w:before="120" w:line="480" w:lineRule="auto"/>
         <w:jc w:val="left"/>
         <w:rPr/>
       </w:pPr>
@@ -24341,7 +24476,9 @@
     </w:p>
     <w:p>
       <w:pPr>
-        <w:spacing w:after="120" w:before="360" w:line="480" w:lineRule="auto"/>
+        <w:keepNext w:val="1"/>
+        <w:keepLines w:val="1"/>
+        <w:spacing w:after="0" w:before="120" w:line="480" w:lineRule="auto"/>
         <w:jc w:val="left"/>
         <w:rPr/>
       </w:pPr>
@@ -24517,7 +24654,9 @@
     </w:p>
     <w:p>
       <w:pPr>
-        <w:spacing w:after="120" w:before="360" w:line="480" w:lineRule="auto"/>
+        <w:keepNext w:val="1"/>
+        <w:keepLines w:val="1"/>
+        <w:spacing w:after="0" w:before="120" w:line="480" w:lineRule="auto"/>
         <w:jc w:val="left"/>
         <w:rPr/>
       </w:pPr>
@@ -24568,7 +24707,9 @@
     </w:p>
     <w:p>
       <w:pPr>
-        <w:spacing w:after="120" w:before="360" w:line="480" w:lineRule="auto"/>
+        <w:keepNext w:val="1"/>
+        <w:keepLines w:val="1"/>
+        <w:spacing w:after="0" w:before="120" w:line="480" w:lineRule="auto"/>
         <w:jc w:val="left"/>
         <w:rPr/>
       </w:pPr>
@@ -24803,7 +24944,9 @@
     </w:p>
     <w:p>
       <w:pPr>
-        <w:spacing w:after="120" w:before="360" w:line="480" w:lineRule="auto"/>
+        <w:keepNext w:val="1"/>
+        <w:keepLines w:val="1"/>
+        <w:spacing w:after="0" w:before="120" w:line="480" w:lineRule="auto"/>
         <w:jc w:val="left"/>
         <w:rPr/>
       </w:pPr>
@@ -24937,7 +25080,9 @@
     </w:p>
     <w:p>
       <w:pPr>
-        <w:spacing w:after="120" w:before="360" w:line="480" w:lineRule="auto"/>
+        <w:keepNext w:val="1"/>
+        <w:keepLines w:val="1"/>
+        <w:spacing w:after="0" w:before="120" w:line="480" w:lineRule="auto"/>
         <w:jc w:val="left"/>
         <w:rPr/>
       </w:pPr>
@@ -25365,7 +25510,9 @@
     </w:p>
     <w:p>
       <w:pPr>
-        <w:spacing w:after="120" w:before="360" w:line="480" w:lineRule="auto"/>
+        <w:keepNext w:val="1"/>
+        <w:keepLines w:val="1"/>
+        <w:spacing w:after="0" w:before="120" w:line="480" w:lineRule="auto"/>
         <w:jc w:val="left"/>
         <w:rPr/>
       </w:pPr>
@@ -25541,7 +25688,9 @@
     </w:p>
     <w:p>
       <w:pPr>
-        <w:spacing w:after="120" w:before="360" w:line="480" w:lineRule="auto"/>
+        <w:keepNext w:val="1"/>
+        <w:keepLines w:val="1"/>
+        <w:spacing w:after="0" w:before="120" w:line="480" w:lineRule="auto"/>
         <w:jc w:val="left"/>
         <w:rPr/>
       </w:pPr>
@@ -25650,7 +25799,9 @@
     </w:p>
     <w:p>
       <w:pPr>
-        <w:spacing w:after="120" w:before="360" w:line="480" w:lineRule="auto"/>
+        <w:keepNext w:val="1"/>
+        <w:keepLines w:val="1"/>
+        <w:spacing w:after="0" w:before="120" w:line="480" w:lineRule="auto"/>
         <w:jc w:val="left"/>
         <w:rPr/>
       </w:pPr>
@@ -25785,7 +25936,9 @@
     </w:p>
     <w:p>
       <w:pPr>
-        <w:spacing w:after="120" w:before="360" w:line="480" w:lineRule="auto"/>
+        <w:keepNext w:val="1"/>
+        <w:keepLines w:val="1"/>
+        <w:spacing w:after="0" w:before="120" w:line="480" w:lineRule="auto"/>
         <w:jc w:val="left"/>
         <w:rPr/>
       </w:pPr>
@@ -25919,7 +26072,9 @@
     </w:p>
     <w:p>
       <w:pPr>
-        <w:spacing w:after="120" w:before="360" w:line="480" w:lineRule="auto"/>
+        <w:keepNext w:val="1"/>
+        <w:keepLines w:val="1"/>
+        <w:spacing w:after="0" w:before="120" w:line="480" w:lineRule="auto"/>
         <w:jc w:val="left"/>
         <w:rPr/>
       </w:pPr>
@@ -26012,7 +26167,9 @@
     </w:p>
     <w:p>
       <w:pPr>
-        <w:spacing w:after="120" w:before="360" w:line="480" w:lineRule="auto"/>
+        <w:keepNext w:val="1"/>
+        <w:keepLines w:val="1"/>
+        <w:spacing w:after="0" w:before="120" w:line="480" w:lineRule="auto"/>
         <w:jc w:val="left"/>
         <w:rPr/>
       </w:pPr>
@@ -26188,7 +26345,9 @@
     </w:p>
     <w:p>
       <w:pPr>
-        <w:spacing w:after="120" w:before="360" w:line="480" w:lineRule="auto"/>
+        <w:keepNext w:val="1"/>
+        <w:keepLines w:val="1"/>
+        <w:spacing w:after="0" w:before="120" w:line="480" w:lineRule="auto"/>
         <w:jc w:val="left"/>
         <w:rPr/>
       </w:pPr>
@@ -26323,7 +26482,9 @@
     </w:p>
     <w:p>
       <w:pPr>
-        <w:spacing w:after="120" w:before="360" w:line="480" w:lineRule="auto"/>
+        <w:keepNext w:val="1"/>
+        <w:keepLines w:val="1"/>
+        <w:spacing w:after="0" w:before="120" w:line="480" w:lineRule="auto"/>
         <w:jc w:val="left"/>
         <w:rPr/>
       </w:pPr>
@@ -26483,7 +26644,9 @@
     </w:p>
     <w:p>
       <w:pPr>
-        <w:spacing w:after="120" w:before="360" w:line="480" w:lineRule="auto"/>
+        <w:keepNext w:val="1"/>
+        <w:keepLines w:val="1"/>
+        <w:spacing w:after="0" w:before="120" w:line="480" w:lineRule="auto"/>
         <w:jc w:val="left"/>
         <w:rPr/>
       </w:pPr>
@@ -26618,7 +26781,9 @@
     </w:p>
     <w:p>
       <w:pPr>
-        <w:spacing w:after="120" w:before="360" w:line="480" w:lineRule="auto"/>
+        <w:keepNext w:val="1"/>
+        <w:keepLines w:val="1"/>
+        <w:spacing w:after="0" w:before="120" w:line="480" w:lineRule="auto"/>
         <w:jc w:val="left"/>
         <w:rPr/>
       </w:pPr>
@@ -26753,7 +26918,9 @@
     </w:p>
     <w:p>
       <w:pPr>
-        <w:spacing w:after="120" w:before="360" w:line="480" w:lineRule="auto"/>
+        <w:keepNext w:val="1"/>
+        <w:keepLines w:val="1"/>
+        <w:spacing w:after="0" w:before="120" w:line="480" w:lineRule="auto"/>
         <w:jc w:val="left"/>
         <w:rPr/>
       </w:pPr>
@@ -26929,7 +27096,9 @@
     </w:p>
     <w:p>
       <w:pPr>
-        <w:spacing w:after="120" w:before="360" w:line="480" w:lineRule="auto"/>
+        <w:keepNext w:val="1"/>
+        <w:keepLines w:val="1"/>
+        <w:spacing w:after="0" w:before="120" w:line="480" w:lineRule="auto"/>
         <w:jc w:val="left"/>
         <w:rPr/>
       </w:pPr>
@@ -27022,7 +27191,9 @@
     </w:p>
     <w:p>
       <w:pPr>
-        <w:spacing w:after="120" w:before="360" w:line="480" w:lineRule="auto"/>
+        <w:keepNext w:val="1"/>
+        <w:keepLines w:val="1"/>
+        <w:spacing w:after="0" w:before="120" w:line="480" w:lineRule="auto"/>
         <w:jc w:val="left"/>
         <w:rPr/>
       </w:pPr>
@@ -27214,7 +27385,9 @@
     </w:p>
     <w:p>
       <w:pPr>
-        <w:spacing w:after="120" w:before="360" w:line="480" w:lineRule="auto"/>
+        <w:keepNext w:val="1"/>
+        <w:keepLines w:val="1"/>
+        <w:spacing w:after="0" w:before="120" w:line="480" w:lineRule="auto"/>
         <w:jc w:val="left"/>
         <w:rPr/>
       </w:pPr>
@@ -27349,7 +27522,9 @@
     </w:p>
     <w:p>
       <w:pPr>
-        <w:spacing w:after="120" w:before="360" w:line="480" w:lineRule="auto"/>
+        <w:keepNext w:val="1"/>
+        <w:keepLines w:val="1"/>
+        <w:spacing w:after="0" w:before="120" w:line="480" w:lineRule="auto"/>
         <w:jc w:val="left"/>
         <w:rPr/>
       </w:pPr>
@@ -27526,7 +27701,9 @@
     </w:p>
     <w:p>
       <w:pPr>
-        <w:spacing w:after="120" w:before="360" w:line="480" w:lineRule="auto"/>
+        <w:keepNext w:val="1"/>
+        <w:keepLines w:val="1"/>
+        <w:spacing w:after="0" w:before="120" w:line="480" w:lineRule="auto"/>
         <w:jc w:val="left"/>
         <w:rPr/>
       </w:pPr>
@@ -27717,7 +27894,9 @@
     </w:p>
     <w:p>
       <w:pPr>
-        <w:spacing w:after="120" w:before="360" w:line="480" w:lineRule="auto"/>
+        <w:keepNext w:val="1"/>
+        <w:keepLines w:val="1"/>
+        <w:spacing w:after="0" w:before="120" w:line="480" w:lineRule="auto"/>
         <w:jc w:val="left"/>
         <w:rPr/>
       </w:pPr>
@@ -27893,7 +28072,9 @@
     </w:p>
     <w:p>
       <w:pPr>
-        <w:spacing w:after="120" w:before="360" w:line="480" w:lineRule="auto"/>
+        <w:keepNext w:val="1"/>
+        <w:keepLines w:val="1"/>
+        <w:spacing w:after="0" w:before="120" w:line="480" w:lineRule="auto"/>
         <w:jc w:val="left"/>
         <w:rPr/>
       </w:pPr>

--- a/thesis/003_ThesisProposal_Draft_013.docx
+++ b/thesis/003_ThesisProposal_Draft_013.docx
@@ -4,28 +4,28 @@
   <w:body>
     <w:p>
       <w:pPr>
-        <w:spacing w:after="0" w:before="0" w:line="240" w:lineRule="auto"/>
-        <w:rPr/>
-      </w:pPr>
-      <w:r>
-        <w:rPr>
-          <w:rtl w:val="0"/>
-        </w:rPr>
-      </w:r>
-    </w:p>
-    <w:p>
-      <w:pPr>
-        <w:rPr/>
-      </w:pPr>
-      <w:r>
-        <w:rPr>
-          <w:rtl w:val="0"/>
-        </w:rPr>
-      </w:r>
-    </w:p>
-    <w:p>
-      <w:pPr>
-        <w:spacing w:after="0" w:line="240" w:lineRule="auto"/>
+        <w:spacing w:before="0" w:after="0" w:line="240" w:lineRule="auto"/>
+        <w:rPr/>
+      </w:pPr>
+      <w:r>
+        <w:rPr>
+          <w:rtl w:val="0"/>
+        </w:rPr>
+      </w:r>
+    </w:p>
+    <w:p>
+      <w:pPr>
+        <w:rPr/>
+      </w:pPr>
+      <w:r>
+        <w:rPr>
+          <w:rtl w:val="0"/>
+        </w:rPr>
+      </w:r>
+    </w:p>
+    <w:p>
+      <w:pPr>
+        <w:spacing w:before="0" w:after="0" w:line="240" w:lineRule="auto"/>
         <w:jc w:val="center"/>
         <w:rPr/>
       </w:pPr>
@@ -50,7 +50,7 @@
     </w:p>
     <w:p>
       <w:pPr>
-        <w:spacing w:after="0" w:line="240" w:lineRule="auto"/>
+        <w:spacing w:before="0" w:after="0" w:line="240" w:lineRule="auto"/>
         <w:jc w:val="center"/>
         <w:rPr/>
       </w:pPr>
@@ -75,39 +75,39 @@
     </w:p>
     <w:p>
       <w:pPr>
-        <w:spacing w:after="0" w:before="0" w:line="240" w:lineRule="auto"/>
-        <w:rPr/>
-      </w:pPr>
-      <w:r>
-        <w:rPr>
-          <w:rtl w:val="0"/>
-        </w:rPr>
-      </w:r>
-    </w:p>
-    <w:p>
-      <w:pPr>
-        <w:spacing w:after="0" w:before="0" w:line="240" w:lineRule="auto"/>
-        <w:rPr/>
-      </w:pPr>
-      <w:r>
-        <w:rPr>
-          <w:rtl w:val="0"/>
-        </w:rPr>
-      </w:r>
-    </w:p>
-    <w:p>
-      <w:pPr>
-        <w:rPr/>
-      </w:pPr>
-      <w:r>
-        <w:rPr>
-          <w:rtl w:val="0"/>
-        </w:rPr>
-      </w:r>
-    </w:p>
-    <w:p>
-      <w:pPr>
-        <w:spacing w:after="0" w:line="240" w:lineRule="auto"/>
+        <w:spacing w:before="0" w:after="0" w:line="240" w:lineRule="auto"/>
+        <w:rPr/>
+      </w:pPr>
+      <w:r>
+        <w:rPr>
+          <w:rtl w:val="0"/>
+        </w:rPr>
+      </w:r>
+    </w:p>
+    <w:p>
+      <w:pPr>
+        <w:spacing w:before="0" w:after="0" w:line="240" w:lineRule="auto"/>
+        <w:rPr/>
+      </w:pPr>
+      <w:r>
+        <w:rPr>
+          <w:rtl w:val="0"/>
+        </w:rPr>
+      </w:r>
+    </w:p>
+    <w:p>
+      <w:pPr>
+        <w:rPr/>
+      </w:pPr>
+      <w:r>
+        <w:rPr>
+          <w:rtl w:val="0"/>
+        </w:rPr>
+      </w:r>
+    </w:p>
+    <w:p>
+      <w:pPr>
+        <w:spacing w:before="0" w:after="0" w:line="240" w:lineRule="auto"/>
         <w:jc w:val="center"/>
         <w:rPr/>
       </w:pPr>
@@ -132,7 +132,7 @@
     </w:p>
     <w:p>
       <w:pPr>
-        <w:spacing w:after="0" w:line="240" w:lineRule="auto"/>
+        <w:spacing w:before="0" w:after="0" w:line="240" w:lineRule="auto"/>
         <w:jc w:val="center"/>
         <w:rPr/>
       </w:pPr>
@@ -157,7 +157,7 @@
     </w:p>
     <w:p>
       <w:pPr>
-        <w:spacing w:after="0" w:line="240" w:lineRule="auto"/>
+        <w:spacing w:before="0" w:after="0" w:line="240" w:lineRule="auto"/>
         <w:jc w:val="center"/>
         <w:rPr/>
       </w:pPr>
@@ -182,7 +182,7 @@
     </w:p>
     <w:p>
       <w:pPr>
-        <w:spacing w:after="0" w:line="240" w:lineRule="auto"/>
+        <w:spacing w:before="0" w:after="0" w:line="240" w:lineRule="auto"/>
         <w:jc w:val="center"/>
         <w:rPr/>
       </w:pPr>
@@ -207,7 +207,7 @@
     </w:p>
     <w:p>
       <w:pPr>
-        <w:spacing w:after="0" w:line="240" w:lineRule="auto"/>
+        <w:spacing w:before="0" w:after="0" w:line="240" w:lineRule="auto"/>
         <w:jc w:val="center"/>
         <w:rPr/>
       </w:pPr>
@@ -232,7 +232,7 @@
     </w:p>
     <w:p>
       <w:pPr>
-        <w:spacing w:after="0" w:line="240" w:lineRule="auto"/>
+        <w:spacing w:before="0" w:after="0" w:line="240" w:lineRule="auto"/>
         <w:jc w:val="center"/>
         <w:rPr/>
       </w:pPr>
@@ -257,39 +257,39 @@
     </w:p>
     <w:p>
       <w:pPr>
-        <w:spacing w:after="0" w:before="0" w:line="240" w:lineRule="auto"/>
-        <w:rPr/>
-      </w:pPr>
-      <w:r>
-        <w:rPr>
-          <w:rtl w:val="0"/>
-        </w:rPr>
-      </w:r>
-    </w:p>
-    <w:p>
-      <w:pPr>
-        <w:spacing w:after="0" w:before="0" w:line="240" w:lineRule="auto"/>
-        <w:rPr/>
-      </w:pPr>
-      <w:r>
-        <w:rPr>
-          <w:rtl w:val="0"/>
-        </w:rPr>
-      </w:r>
-    </w:p>
-    <w:p>
-      <w:pPr>
-        <w:rPr/>
-      </w:pPr>
-      <w:r>
-        <w:rPr>
-          <w:rtl w:val="0"/>
-        </w:rPr>
-      </w:r>
-    </w:p>
-    <w:p>
-      <w:pPr>
-        <w:spacing w:after="0" w:line="240" w:lineRule="auto"/>
+        <w:spacing w:before="0" w:after="0" w:line="240" w:lineRule="auto"/>
+        <w:rPr/>
+      </w:pPr>
+      <w:r>
+        <w:rPr>
+          <w:rtl w:val="0"/>
+        </w:rPr>
+      </w:r>
+    </w:p>
+    <w:p>
+      <w:pPr>
+        <w:spacing w:before="0" w:after="0" w:line="240" w:lineRule="auto"/>
+        <w:rPr/>
+      </w:pPr>
+      <w:r>
+        <w:rPr>
+          <w:rtl w:val="0"/>
+        </w:rPr>
+      </w:r>
+    </w:p>
+    <w:p>
+      <w:pPr>
+        <w:rPr/>
+      </w:pPr>
+      <w:r>
+        <w:rPr>
+          <w:rtl w:val="0"/>
+        </w:rPr>
+      </w:r>
+    </w:p>
+    <w:p>
+      <w:pPr>
+        <w:spacing w:before="0" w:after="0" w:line="240" w:lineRule="auto"/>
         <w:jc w:val="center"/>
         <w:rPr/>
       </w:pPr>
@@ -314,7 +314,7 @@
     </w:p>
     <w:p>
       <w:pPr>
-        <w:spacing w:after="0" w:line="240" w:lineRule="auto"/>
+        <w:spacing w:before="0" w:after="0" w:line="240" w:lineRule="auto"/>
         <w:jc w:val="center"/>
         <w:rPr/>
       </w:pPr>
@@ -339,7 +339,7 @@
     </w:p>
     <w:p>
       <w:pPr>
-        <w:spacing w:after="0" w:line="240" w:lineRule="auto"/>
+        <w:spacing w:before="0" w:after="0" w:line="240" w:lineRule="auto"/>
         <w:jc w:val="center"/>
         <w:rPr/>
       </w:pPr>
@@ -364,39 +364,39 @@
     </w:p>
     <w:p>
       <w:pPr>
-        <w:spacing w:after="0" w:before="0" w:line="240" w:lineRule="auto"/>
-        <w:rPr/>
-      </w:pPr>
-      <w:r>
-        <w:rPr>
-          <w:rtl w:val="0"/>
-        </w:rPr>
-      </w:r>
-    </w:p>
-    <w:p>
-      <w:pPr>
-        <w:spacing w:after="0" w:before="0" w:line="240" w:lineRule="auto"/>
-        <w:rPr/>
-      </w:pPr>
-      <w:r>
-        <w:rPr>
-          <w:rtl w:val="0"/>
-        </w:rPr>
-      </w:r>
-    </w:p>
-    <w:p>
-      <w:pPr>
-        <w:rPr/>
-      </w:pPr>
-      <w:r>
-        <w:rPr>
-          <w:rtl w:val="0"/>
-        </w:rPr>
-      </w:r>
-    </w:p>
-    <w:p>
-      <w:pPr>
-        <w:spacing w:after="0" w:line="240" w:lineRule="auto"/>
+        <w:spacing w:before="0" w:after="0" w:line="240" w:lineRule="auto"/>
+        <w:rPr/>
+      </w:pPr>
+      <w:r>
+        <w:rPr>
+          <w:rtl w:val="0"/>
+        </w:rPr>
+      </w:r>
+    </w:p>
+    <w:p>
+      <w:pPr>
+        <w:spacing w:before="0" w:after="0" w:line="240" w:lineRule="auto"/>
+        <w:rPr/>
+      </w:pPr>
+      <w:r>
+        <w:rPr>
+          <w:rtl w:val="0"/>
+        </w:rPr>
+      </w:r>
+    </w:p>
+    <w:p>
+      <w:pPr>
+        <w:rPr/>
+      </w:pPr>
+      <w:r>
+        <w:rPr>
+          <w:rtl w:val="0"/>
+        </w:rPr>
+      </w:r>
+    </w:p>
+    <w:p>
+      <w:pPr>
+        <w:spacing w:before="0" w:after="0" w:line="240" w:lineRule="auto"/>
         <w:jc w:val="center"/>
         <w:rPr/>
       </w:pPr>
@@ -421,109 +421,109 @@
     </w:p>
     <w:p>
       <w:pPr>
-        <w:spacing w:after="0" w:before="0" w:line="240" w:lineRule="auto"/>
-        <w:rPr/>
-      </w:pPr>
-      <w:r>
-        <w:rPr>
-          <w:rtl w:val="0"/>
-        </w:rPr>
-      </w:r>
-    </w:p>
-    <w:p>
-      <w:pPr>
-        <w:spacing w:after="0" w:before="0" w:line="240" w:lineRule="auto"/>
-        <w:rPr/>
-      </w:pPr>
-      <w:r>
-        <w:rPr>
-          <w:rtl w:val="0"/>
-        </w:rPr>
-      </w:r>
-    </w:p>
-    <w:p>
-      <w:pPr>
-        <w:rPr/>
-      </w:pPr>
-      <w:r>
-        <w:rPr>
-          <w:rtl w:val="0"/>
-        </w:rPr>
-      </w:r>
-    </w:p>
-    <w:p>
-      <w:pPr>
-        <w:rPr/>
-      </w:pPr>
-      <w:r>
-        <w:rPr>
-          <w:rtl w:val="0"/>
-        </w:rPr>
-      </w:r>
-    </w:p>
-    <w:p>
-      <w:pPr>
-        <w:rPr/>
-      </w:pPr>
-      <w:r>
-        <w:rPr>
-          <w:rtl w:val="0"/>
-        </w:rPr>
-      </w:r>
-    </w:p>
-    <w:p>
-      <w:pPr>
-        <w:rPr/>
-      </w:pPr>
-      <w:r>
-        <w:rPr>
-          <w:rtl w:val="0"/>
-        </w:rPr>
-      </w:r>
-    </w:p>
-    <w:p>
-      <w:pPr>
-        <w:rPr/>
-      </w:pPr>
-      <w:r>
-        <w:rPr>
-          <w:rtl w:val="0"/>
-        </w:rPr>
-      </w:r>
-    </w:p>
-    <w:p>
-      <w:pPr>
-        <w:rPr/>
-      </w:pPr>
-      <w:r>
-        <w:rPr>
-          <w:rtl w:val="0"/>
-        </w:rPr>
-      </w:r>
-    </w:p>
-    <w:p>
-      <w:pPr>
-        <w:rPr/>
-      </w:pPr>
-      <w:r>
-        <w:rPr>
-          <w:rtl w:val="0"/>
-        </w:rPr>
-      </w:r>
-    </w:p>
-    <w:p>
-      <w:pPr>
-        <w:rPr/>
-      </w:pPr>
-      <w:r>
-        <w:rPr>
-          <w:rtl w:val="0"/>
-        </w:rPr>
-      </w:r>
-    </w:p>
-    <w:p>
-      <w:pPr>
-        <w:spacing w:after="0" w:line="240" w:lineRule="auto"/>
+        <w:spacing w:before="0" w:after="0" w:line="240" w:lineRule="auto"/>
+        <w:rPr/>
+      </w:pPr>
+      <w:r>
+        <w:rPr>
+          <w:rtl w:val="0"/>
+        </w:rPr>
+      </w:r>
+    </w:p>
+    <w:p>
+      <w:pPr>
+        <w:spacing w:before="0" w:after="0" w:line="240" w:lineRule="auto"/>
+        <w:rPr/>
+      </w:pPr>
+      <w:r>
+        <w:rPr>
+          <w:rtl w:val="0"/>
+        </w:rPr>
+      </w:r>
+    </w:p>
+    <w:p>
+      <w:pPr>
+        <w:rPr/>
+      </w:pPr>
+      <w:r>
+        <w:rPr>
+          <w:rtl w:val="0"/>
+        </w:rPr>
+      </w:r>
+    </w:p>
+    <w:p>
+      <w:pPr>
+        <w:rPr/>
+      </w:pPr>
+      <w:r>
+        <w:rPr>
+          <w:rtl w:val="0"/>
+        </w:rPr>
+      </w:r>
+    </w:p>
+    <w:p>
+      <w:pPr>
+        <w:rPr/>
+      </w:pPr>
+      <w:r>
+        <w:rPr>
+          <w:rtl w:val="0"/>
+        </w:rPr>
+      </w:r>
+    </w:p>
+    <w:p>
+      <w:pPr>
+        <w:rPr/>
+      </w:pPr>
+      <w:r>
+        <w:rPr>
+          <w:rtl w:val="0"/>
+        </w:rPr>
+      </w:r>
+    </w:p>
+    <w:p>
+      <w:pPr>
+        <w:rPr/>
+      </w:pPr>
+      <w:r>
+        <w:rPr>
+          <w:rtl w:val="0"/>
+        </w:rPr>
+      </w:r>
+    </w:p>
+    <w:p>
+      <w:pPr>
+        <w:rPr/>
+      </w:pPr>
+      <w:r>
+        <w:rPr>
+          <w:rtl w:val="0"/>
+        </w:rPr>
+      </w:r>
+    </w:p>
+    <w:p>
+      <w:pPr>
+        <w:rPr/>
+      </w:pPr>
+      <w:r>
+        <w:rPr>
+          <w:rtl w:val="0"/>
+        </w:rPr>
+      </w:r>
+    </w:p>
+    <w:p>
+      <w:pPr>
+        <w:rPr/>
+      </w:pPr>
+      <w:r>
+        <w:rPr>
+          <w:rtl w:val="0"/>
+        </w:rPr>
+      </w:r>
+    </w:p>
+    <w:p>
+      <w:pPr>
+        <w:spacing w:before="0" w:after="0" w:line="240" w:lineRule="auto"/>
         <w:jc w:val="center"/>
         <w:rPr/>
       </w:pPr>
@@ -548,18 +548,18 @@
     </w:p>
     <w:p>
       <w:pPr>
-        <w:spacing w:after="0" w:before="0" w:line="240" w:lineRule="auto"/>
-        <w:rPr/>
-      </w:pPr>
-      <w:r>
-        <w:rPr>
-          <w:rtl w:val="0"/>
-        </w:rPr>
-      </w:r>
-    </w:p>
-    <w:p>
-      <w:pPr>
-        <w:spacing w:after="0" w:line="240" w:lineRule="auto"/>
+        <w:spacing w:before="0" w:after="0" w:line="240" w:lineRule="auto"/>
+        <w:rPr/>
+      </w:pPr>
+      <w:r>
+        <w:rPr>
+          <w:rtl w:val="0"/>
+        </w:rPr>
+      </w:r>
+    </w:p>
+    <w:p>
+      <w:pPr>
+        <w:spacing w:before="0" w:after="0" w:line="240" w:lineRule="auto"/>
         <w:jc w:val="center"/>
         <w:rPr/>
         <w:sectPr>
@@ -613,7 +613,7 @@
       <w:pPr>
         <w:keepNext w:val="1"/>
         <w:keepLines w:val="1"/>
-        <w:spacing w:after="240" w:before="0" w:line="480" w:lineRule="auto"/>
+        <w:spacing w:before="360" w:after="360" w:line="480" w:lineRule="auto"/>
         <w:jc w:val="center"/>
         <w:rPr/>
       </w:pPr>
@@ -640,7 +640,7 @@
       <w:pPr>
         <w:keepNext w:val="1"/>
         <w:keepLines w:val="1"/>
-        <w:spacing w:after="240" w:before="240" w:line="480" w:lineRule="auto"/>
+        <w:spacing w:before="360" w:after="360" w:line="480" w:lineRule="auto"/>
         <w:jc w:val="left"/>
         <w:rPr/>
       </w:pPr>
@@ -665,7 +665,7 @@
     </w:p>
     <w:p>
       <w:pPr>
-        <w:spacing w:after="0" w:before="0" w:line="480" w:lineRule="auto"/>
+        <w:spacing w:before="0" w:after="0" w:line="480" w:lineRule="auto"/>
         <w:ind w:firstLine="720"/>
         <w:jc w:val="both"/>
         <w:rPr/>
@@ -691,7 +691,7 @@
     </w:p>
     <w:p>
       <w:pPr>
-        <w:spacing w:after="0" w:before="0" w:line="480" w:lineRule="auto"/>
+        <w:spacing w:before="0" w:after="0" w:line="480" w:lineRule="auto"/>
         <w:ind w:firstLine="720"/>
         <w:jc w:val="both"/>
         <w:rPr/>
@@ -717,7 +717,7 @@
     </w:p>
     <w:p>
       <w:pPr>
-        <w:spacing w:after="0" w:before="0" w:line="480" w:lineRule="auto"/>
+        <w:spacing w:before="0" w:after="0" w:line="480" w:lineRule="auto"/>
         <w:ind w:firstLine="720"/>
         <w:jc w:val="both"/>
         <w:rPr/>
@@ -743,7 +743,7 @@
     </w:p>
     <w:p>
       <w:pPr>
-        <w:spacing w:after="0" w:before="0" w:line="480" w:lineRule="auto"/>
+        <w:spacing w:before="0" w:after="0" w:line="480" w:lineRule="auto"/>
         <w:ind w:firstLine="720"/>
         <w:jc w:val="both"/>
         <w:rPr/>
@@ -771,7 +771,7 @@
       <w:pPr>
         <w:keepNext w:val="1"/>
         <w:keepLines w:val="1"/>
-        <w:spacing w:after="240" w:before="240" w:line="480" w:lineRule="auto"/>
+        <w:spacing w:before="360" w:after="360" w:line="480" w:lineRule="auto"/>
         <w:jc w:val="left"/>
         <w:rPr/>
       </w:pPr>
@@ -796,7 +796,7 @@
     </w:p>
     <w:p>
       <w:pPr>
-        <w:spacing w:after="0" w:before="0" w:line="480" w:lineRule="auto"/>
+        <w:spacing w:before="0" w:after="0" w:line="480" w:lineRule="auto"/>
         <w:ind w:firstLine="720"/>
         <w:jc w:val="both"/>
         <w:rPr/>
@@ -822,7 +822,7 @@
     </w:p>
     <w:p>
       <w:pPr>
-        <w:spacing w:after="0" w:before="0" w:line="480" w:lineRule="auto"/>
+        <w:spacing w:before="0" w:after="0" w:line="480" w:lineRule="auto"/>
         <w:ind w:firstLine="720"/>
         <w:jc w:val="both"/>
         <w:rPr/>
@@ -850,7 +850,7 @@
       <w:pPr>
         <w:keepNext w:val="1"/>
         <w:keepLines w:val="1"/>
-        <w:spacing w:after="240" w:before="240" w:line="480" w:lineRule="auto"/>
+        <w:spacing w:before="360" w:after="360" w:line="480" w:lineRule="auto"/>
         <w:jc w:val="left"/>
         <w:rPr/>
       </w:pPr>
@@ -875,7 +875,7 @@
     </w:p>
     <w:p>
       <w:pPr>
-        <w:spacing w:after="0" w:before="0" w:line="480" w:lineRule="auto"/>
+        <w:spacing w:before="0" w:after="0" w:line="480" w:lineRule="auto"/>
         <w:ind w:firstLine="720"/>
         <w:jc w:val="both"/>
         <w:rPr/>
@@ -901,7 +901,7 @@
     </w:p>
     <w:p>
       <w:pPr>
-        <w:spacing w:after="0" w:before="0" w:line="480" w:lineRule="auto"/>
+        <w:spacing w:before="0" w:after="0" w:line="480" w:lineRule="auto"/>
         <w:ind w:firstLine="720"/>
         <w:jc w:val="both"/>
         <w:rPr/>
@@ -929,7 +929,7 @@
       <w:pPr>
         <w:keepNext w:val="1"/>
         <w:keepLines w:val="1"/>
-        <w:spacing w:after="240" w:before="240" w:line="480" w:lineRule="auto"/>
+        <w:spacing w:before="360" w:after="360" w:line="480" w:lineRule="auto"/>
         <w:jc w:val="left"/>
         <w:rPr/>
       </w:pPr>
@@ -954,7 +954,7 @@
     </w:p>
     <w:p>
       <w:pPr>
-        <w:spacing w:after="0" w:before="0" w:line="480" w:lineRule="auto"/>
+        <w:spacing w:before="0" w:after="0" w:line="480" w:lineRule="auto"/>
         <w:ind w:firstLine="720"/>
         <w:jc w:val="both"/>
         <w:rPr/>
@@ -980,7 +980,7 @@
     </w:p>
     <w:p>
       <w:pPr>
-        <w:spacing w:after="0" w:before="0" w:line="480" w:lineRule="auto"/>
+        <w:spacing w:before="0" w:after="0" w:line="480" w:lineRule="auto"/>
         <w:ind w:firstLine="720"/>
         <w:jc w:val="both"/>
         <w:rPr/>
@@ -1008,7 +1008,7 @@
       <w:pPr>
         <w:keepNext w:val="1"/>
         <w:keepLines w:val="1"/>
-        <w:spacing w:after="240" w:before="240" w:line="480" w:lineRule="auto"/>
+        <w:spacing w:before="360" w:after="360" w:line="480" w:lineRule="auto"/>
         <w:jc w:val="left"/>
         <w:rPr/>
       </w:pPr>
@@ -1033,7 +1033,7 @@
     </w:p>
     <w:p>
       <w:pPr>
-        <w:spacing w:after="0" w:before="0" w:line="480" w:lineRule="auto"/>
+        <w:spacing w:before="0" w:after="0" w:line="480" w:lineRule="auto"/>
         <w:ind w:firstLine="720"/>
         <w:jc w:val="both"/>
         <w:rPr/>
@@ -1061,7 +1061,7 @@
       <w:pPr>
         <w:keepNext w:val="1"/>
         <w:keepLines w:val="1"/>
-        <w:spacing w:after="240" w:before="240" w:line="480" w:lineRule="auto"/>
+        <w:spacing w:before="360" w:after="360" w:line="480" w:lineRule="auto"/>
         <w:jc w:val="left"/>
         <w:rPr/>
       </w:pPr>
@@ -1086,7 +1086,7 @@
     </w:p>
     <w:p>
       <w:pPr>
-        <w:spacing w:after="0" w:before="0" w:line="480" w:lineRule="auto"/>
+        <w:spacing w:before="0" w:after="0" w:line="480" w:lineRule="auto"/>
         <w:ind w:firstLine="720"/>
         <w:jc w:val="both"/>
         <w:rPr/>
@@ -1112,7 +1112,7 @@
     </w:p>
     <w:p>
       <w:pPr>
-        <w:spacing w:after="0" w:before="0" w:line="480" w:lineRule="auto"/>
+        <w:spacing w:before="0" w:after="0" w:line="480" w:lineRule="auto"/>
         <w:ind w:firstLine="720"/>
         <w:jc w:val="both"/>
         <w:rPr/>
@@ -1138,7 +1138,7 @@
     </w:p>
     <w:p>
       <w:pPr>
-        <w:spacing w:after="0" w:before="0" w:line="480" w:lineRule="auto"/>
+        <w:spacing w:before="0" w:after="0" w:line="480" w:lineRule="auto"/>
         <w:ind w:firstLine="720"/>
         <w:jc w:val="both"/>
         <w:rPr/>
@@ -1166,7 +1166,7 @@
       <w:pPr>
         <w:keepNext w:val="1"/>
         <w:keepLines w:val="1"/>
-        <w:spacing w:after="240" w:before="240" w:line="480" w:lineRule="auto"/>
+        <w:spacing w:before="360" w:after="360" w:line="480" w:lineRule="auto"/>
         <w:jc w:val="left"/>
         <w:rPr/>
       </w:pPr>
@@ -1191,7 +1191,7 @@
     </w:p>
     <w:p>
       <w:pPr>
-        <w:spacing w:after="0" w:before="0" w:line="480" w:lineRule="auto"/>
+        <w:spacing w:before="0" w:after="0" w:line="480" w:lineRule="auto"/>
         <w:ind w:firstLine="720"/>
         <w:jc w:val="both"/>
         <w:rPr/>
@@ -1217,7 +1217,7 @@
     </w:p>
     <w:p>
       <w:pPr>
-        <w:spacing w:after="0" w:before="0" w:line="480" w:lineRule="auto"/>
+        <w:spacing w:before="0" w:after="0" w:line="480" w:lineRule="auto"/>
         <w:ind w:firstLine="720"/>
         <w:jc w:val="both"/>
         <w:rPr/>
@@ -1243,7 +1243,7 @@
     </w:p>
     <w:p>
       <w:pPr>
-        <w:spacing w:after="0" w:before="0" w:line="480" w:lineRule="auto"/>
+        <w:spacing w:before="0" w:after="0" w:line="480" w:lineRule="auto"/>
         <w:jc w:val="both"/>
         <w:rPr/>
       </w:pPr>
@@ -1268,7 +1268,7 @@
     </w:p>
     <w:p>
       <w:pPr>
-        <w:spacing w:after="0" w:before="0" w:line="480" w:lineRule="auto"/>
+        <w:spacing w:before="0" w:after="0" w:line="480" w:lineRule="auto"/>
         <w:jc w:val="both"/>
         <w:rPr/>
       </w:pPr>
@@ -1293,7 +1293,7 @@
     </w:p>
     <w:p>
       <w:pPr>
-        <w:spacing w:after="0" w:before="0" w:line="480" w:lineRule="auto"/>
+        <w:spacing w:before="0" w:after="0" w:line="480" w:lineRule="auto"/>
         <w:jc w:val="both"/>
         <w:rPr/>
       </w:pPr>
@@ -1318,7 +1318,7 @@
     </w:p>
     <w:p>
       <w:pPr>
-        <w:spacing w:after="0" w:before="0" w:line="480" w:lineRule="auto"/>
+        <w:spacing w:before="0" w:after="0" w:line="480" w:lineRule="auto"/>
         <w:jc w:val="both"/>
         <w:rPr/>
       </w:pPr>
@@ -1345,7 +1345,7 @@
       <w:pPr>
         <w:keepNext w:val="1"/>
         <w:keepLines w:val="1"/>
-        <w:spacing w:after="240" w:before="240" w:line="480" w:lineRule="auto"/>
+        <w:spacing w:before="360" w:after="360" w:line="480" w:lineRule="auto"/>
         <w:jc w:val="left"/>
         <w:rPr/>
       </w:pPr>
@@ -1370,7 +1370,7 @@
     </w:p>
     <w:p>
       <w:pPr>
-        <w:spacing w:after="0" w:before="0" w:line="480" w:lineRule="auto"/>
+        <w:spacing w:before="0" w:after="0" w:line="480" w:lineRule="auto"/>
         <w:ind w:firstLine="720"/>
         <w:jc w:val="both"/>
         <w:rPr/>
@@ -1396,7 +1396,7 @@
     </w:p>
     <w:p>
       <w:pPr>
-        <w:spacing w:after="0" w:before="0" w:line="480" w:lineRule="auto"/>
+        <w:spacing w:before="0" w:after="0" w:line="480" w:lineRule="auto"/>
         <w:ind w:firstLine="720"/>
         <w:jc w:val="both"/>
         <w:rPr/>
@@ -1422,7 +1422,7 @@
     </w:p>
     <w:p>
       <w:pPr>
-        <w:spacing w:after="0" w:before="0" w:line="480" w:lineRule="auto"/>
+        <w:spacing w:before="0" w:after="0" w:line="480" w:lineRule="auto"/>
         <w:ind w:firstLine="720"/>
         <w:jc w:val="both"/>
         <w:rPr/>
@@ -1448,7 +1448,7 @@
     </w:p>
     <w:p>
       <w:pPr>
-        <w:spacing w:after="0" w:before="0" w:line="480" w:lineRule="auto"/>
+        <w:spacing w:before="0" w:after="0" w:line="480" w:lineRule="auto"/>
         <w:ind w:firstLine="720"/>
         <w:jc w:val="both"/>
         <w:rPr/>
@@ -1476,7 +1476,7 @@
       <w:pPr>
         <w:keepNext w:val="1"/>
         <w:keepLines w:val="1"/>
-        <w:spacing w:after="120" w:before="240" w:lineRule="auto" w:line="480"/>
+        <w:spacing w:before="360" w:after="0" w:line="480" w:lineRule="auto"/>
         <w:jc w:val="center"/>
         <w:rPr/>
       </w:pPr>
@@ -1541,7 +1541,7 @@
     </w:p>
     <w:p>
       <w:pPr>
-        <w:spacing w:after="120" w:lineRule="auto"/>
+        <w:spacing w:before="0" w:after="0" w:line="480" w:lineRule="auto"/>
         <w:jc w:val="center"/>
         <w:rPr/>
       </w:pPr>
@@ -1568,7 +1568,7 @@
       <w:pPr>
         <w:keepNext w:val="1"/>
         <w:keepLines w:val="1"/>
-        <w:spacing w:after="240" w:before="240" w:line="480" w:lineRule="auto"/>
+        <w:spacing w:before="360" w:after="360" w:line="480" w:lineRule="auto"/>
         <w:jc w:val="left"/>
         <w:rPr/>
       </w:pPr>
@@ -1593,7 +1593,7 @@
     </w:p>
     <w:p>
       <w:pPr>
-        <w:spacing w:after="0" w:before="0" w:line="480" w:lineRule="auto"/>
+        <w:spacing w:before="0" w:after="0" w:line="480" w:lineRule="auto"/>
         <w:ind w:firstLine="720"/>
         <w:jc w:val="both"/>
         <w:rPr/>
@@ -1622,7 +1622,7 @@
     </w:p>
     <w:p>
       <w:pPr>
-        <w:spacing w:after="0" w:before="0" w:line="480" w:lineRule="auto"/>
+        <w:spacing w:before="0" w:after="0" w:line="480" w:lineRule="auto"/>
         <w:ind w:firstLine="720"/>
         <w:jc w:val="both"/>
         <w:rPr/>
@@ -1651,7 +1651,7 @@
     </w:p>
     <w:p>
       <w:pPr>
-        <w:spacing w:after="0" w:before="0" w:line="480" w:lineRule="auto"/>
+        <w:spacing w:before="0" w:after="0" w:line="480" w:lineRule="auto"/>
         <w:ind w:firstLine="720"/>
         <w:jc w:val="both"/>
         <w:rPr/>
@@ -1680,7 +1680,7 @@
     </w:p>
     <w:p>
       <w:pPr>
-        <w:spacing w:after="0" w:before="0" w:line="480" w:lineRule="auto"/>
+        <w:spacing w:before="0" w:after="0" w:line="480" w:lineRule="auto"/>
         <w:ind w:firstLine="720"/>
         <w:jc w:val="both"/>
         <w:rPr/>
@@ -1711,7 +1711,7 @@
       <w:pPr>
         <w:keepNext w:val="1"/>
         <w:keepLines w:val="1"/>
-        <w:spacing w:after="240" w:before="240" w:line="480" w:lineRule="auto"/>
+        <w:spacing w:before="360" w:after="360" w:line="480" w:lineRule="auto"/>
         <w:jc w:val="left"/>
         <w:rPr/>
       </w:pPr>
@@ -1736,7 +1736,7 @@
     </w:p>
     <w:p>
       <w:pPr>
-        <w:spacing w:after="0" w:before="0" w:line="480" w:lineRule="auto"/>
+        <w:spacing w:before="0" w:after="0" w:line="480" w:lineRule="auto"/>
         <w:ind w:firstLine="720"/>
         <w:jc w:val="both"/>
         <w:rPr/>
@@ -1762,7 +1762,7 @@
     </w:p>
     <w:p>
       <w:pPr>
-        <w:spacing w:after="0" w:before="0" w:line="480" w:lineRule="auto"/>
+        <w:spacing w:before="0" w:after="0" w:line="480" w:lineRule="auto"/>
         <w:ind w:firstLine="720"/>
         <w:jc w:val="both"/>
         <w:rPr/>
@@ -1788,7 +1788,7 @@
     </w:p>
     <w:p>
       <w:pPr>
-        <w:spacing w:after="0" w:before="0" w:line="480" w:lineRule="auto"/>
+        <w:spacing w:before="0" w:after="0" w:line="480" w:lineRule="auto"/>
         <w:ind w:firstLine="720"/>
         <w:jc w:val="both"/>
         <w:rPr/>
@@ -1814,7 +1814,7 @@
     </w:p>
     <w:p>
       <w:pPr>
-        <w:spacing w:after="0" w:before="0" w:line="480" w:lineRule="auto"/>
+        <w:spacing w:before="0" w:after="0" w:line="480" w:lineRule="auto"/>
         <w:ind w:firstLine="720"/>
         <w:jc w:val="both"/>
         <w:rPr/>
@@ -1840,7 +1840,7 @@
     </w:p>
     <w:p>
       <w:pPr>
-        <w:spacing w:after="0" w:before="0" w:line="480" w:lineRule="auto"/>
+        <w:spacing w:before="0" w:after="0" w:line="480" w:lineRule="auto"/>
         <w:ind w:firstLine="720"/>
         <w:jc w:val="both"/>
         <w:rPr/>
@@ -1854,7 +1854,7 @@
     </w:p>
     <w:p>
       <w:pPr>
-        <w:spacing w:after="0" w:before="0" w:line="480" w:lineRule="auto"/>
+        <w:spacing w:before="0" w:after="0" w:line="480" w:lineRule="auto"/>
         <w:ind w:firstLine="720"/>
         <w:jc w:val="both"/>
         <w:rPr/>
@@ -1868,7 +1868,7 @@
     </w:p>
     <w:p>
       <w:pPr>
-        <w:spacing w:after="0" w:before="0" w:line="480" w:lineRule="auto"/>
+        <w:spacing w:before="0" w:after="0" w:line="480" w:lineRule="auto"/>
         <w:ind w:firstLine="720"/>
         <w:jc w:val="both"/>
         <w:rPr/>
@@ -1896,7 +1896,7 @@
       <w:pPr>
         <w:keepNext w:val="1"/>
         <w:keepLines w:val="1"/>
-        <w:spacing w:after="240" w:before="240" w:line="480" w:lineRule="auto"/>
+        <w:spacing w:before="360" w:after="360" w:line="480" w:lineRule="auto"/>
         <w:jc w:val="left"/>
         <w:rPr/>
       </w:pPr>
@@ -1921,7 +1921,7 @@
     </w:p>
     <w:p>
       <w:pPr>
-        <w:spacing w:after="0" w:before="0" w:line="480" w:lineRule="auto"/>
+        <w:spacing w:before="0" w:after="0" w:line="480" w:lineRule="auto"/>
         <w:ind w:firstLine="720"/>
         <w:jc w:val="both"/>
         <w:rPr/>
@@ -1947,7 +1947,7 @@
     </w:p>
     <w:p>
       <w:pPr>
-        <w:spacing w:after="0" w:before="0" w:line="480" w:lineRule="auto"/>
+        <w:spacing w:before="0" w:after="0" w:line="480" w:lineRule="auto"/>
         <w:ind w:firstLine="720"/>
         <w:jc w:val="both"/>
         <w:rPr/>
@@ -1986,7 +1986,7 @@
     </w:p>
     <w:p>
       <w:pPr>
-        <w:spacing w:after="0" w:before="0" w:line="480" w:lineRule="auto"/>
+        <w:spacing w:before="0" w:after="0" w:line="480" w:lineRule="auto"/>
         <w:ind w:firstLine="720"/>
         <w:jc w:val="both"/>
         <w:rPr/>
@@ -2025,7 +2025,7 @@
     </w:p>
     <w:p>
       <w:pPr>
-        <w:spacing w:after="0" w:before="0" w:line="480" w:lineRule="auto"/>
+        <w:spacing w:before="0" w:after="0" w:line="480" w:lineRule="auto"/>
         <w:ind w:firstLine="720"/>
         <w:jc w:val="both"/>
         <w:rPr/>
@@ -2064,7 +2064,7 @@
     </w:p>
     <w:p>
       <w:pPr>
-        <w:spacing w:after="0" w:before="0" w:line="480" w:lineRule="auto"/>
+        <w:spacing w:before="0" w:after="0" w:line="480" w:lineRule="auto"/>
         <w:ind w:firstLine="720"/>
         <w:jc w:val="both"/>
         <w:rPr/>
@@ -2103,7 +2103,7 @@
     </w:p>
     <w:p>
       <w:pPr>
-        <w:spacing w:after="0" w:before="0" w:line="480" w:lineRule="auto"/>
+        <w:spacing w:before="0" w:after="0" w:line="480" w:lineRule="auto"/>
         <w:ind w:firstLine="720"/>
         <w:jc w:val="both"/>
         <w:rPr/>
@@ -2142,7 +2142,7 @@
     </w:p>
     <w:p>
       <w:pPr>
-        <w:spacing w:after="0" w:before="0" w:line="480" w:lineRule="auto"/>
+        <w:spacing w:before="0" w:after="0" w:line="480" w:lineRule="auto"/>
         <w:ind w:firstLine="720"/>
         <w:jc w:val="both"/>
         <w:rPr/>
@@ -2181,7 +2181,7 @@
     </w:p>
     <w:p>
       <w:pPr>
-        <w:spacing w:after="0" w:before="0" w:line="480" w:lineRule="auto"/>
+        <w:spacing w:before="0" w:after="0" w:line="480" w:lineRule="auto"/>
         <w:ind w:firstLine="720"/>
         <w:jc w:val="both"/>
         <w:rPr/>
@@ -2220,7 +2220,7 @@
     </w:p>
     <w:p>
       <w:pPr>
-        <w:spacing w:after="0" w:before="0" w:line="480" w:lineRule="auto"/>
+        <w:spacing w:before="0" w:after="0" w:line="480" w:lineRule="auto"/>
         <w:ind w:firstLine="720"/>
         <w:jc w:val="both"/>
         <w:rPr/>
@@ -2259,7 +2259,7 @@
     </w:p>
     <w:p>
       <w:pPr>
-        <w:spacing w:after="0" w:before="0" w:line="480" w:lineRule="auto"/>
+        <w:spacing w:before="0" w:after="0" w:line="480" w:lineRule="auto"/>
         <w:ind w:firstLine="720"/>
         <w:jc w:val="both"/>
         <w:rPr/>
@@ -2298,7 +2298,7 @@
     </w:p>
     <w:p>
       <w:pPr>
-        <w:spacing w:after="0" w:before="0" w:line="480" w:lineRule="auto"/>
+        <w:spacing w:before="0" w:after="0" w:line="480" w:lineRule="auto"/>
         <w:ind w:firstLine="720"/>
         <w:jc w:val="both"/>
         <w:rPr/>
@@ -2337,7 +2337,7 @@
     </w:p>
     <w:p>
       <w:pPr>
-        <w:spacing w:after="0" w:before="0" w:line="480" w:lineRule="auto"/>
+        <w:spacing w:before="0" w:after="0" w:line="480" w:lineRule="auto"/>
         <w:ind w:firstLine="720"/>
         <w:jc w:val="both"/>
         <w:rPr/>
@@ -2376,7 +2376,7 @@
     </w:p>
     <w:p>
       <w:pPr>
-        <w:spacing w:after="0" w:before="0" w:line="480" w:lineRule="auto"/>
+        <w:spacing w:before="0" w:after="0" w:line="480" w:lineRule="auto"/>
         <w:ind w:firstLine="720"/>
         <w:jc w:val="both"/>
         <w:rPr/>
@@ -2415,7 +2415,7 @@
     </w:p>
     <w:p>
       <w:pPr>
-        <w:spacing w:after="0" w:before="0" w:line="480" w:lineRule="auto"/>
+        <w:spacing w:before="0" w:after="0" w:line="480" w:lineRule="auto"/>
         <w:ind w:firstLine="720"/>
         <w:jc w:val="both"/>
         <w:rPr/>
@@ -2454,7 +2454,7 @@
     </w:p>
     <w:p>
       <w:pPr>
-        <w:spacing w:after="0" w:before="0" w:line="480" w:lineRule="auto"/>
+        <w:spacing w:before="0" w:after="0" w:line="480" w:lineRule="auto"/>
         <w:ind w:firstLine="720"/>
         <w:jc w:val="both"/>
         <w:rPr/>
@@ -2503,7 +2503,7 @@
       <w:pPr>
         <w:keepNext w:val="1"/>
         <w:keepLines w:val="1"/>
-        <w:spacing w:after="240" w:before="0" w:line="480" w:lineRule="auto"/>
+        <w:spacing w:before="360" w:after="360" w:line="480" w:lineRule="auto"/>
         <w:jc w:val="center"/>
         <w:rPr/>
       </w:pPr>
@@ -2528,7 +2528,7 @@
     </w:p>
     <w:p>
       <w:pPr>
-        <w:spacing w:after="0" w:before="0" w:line="480" w:lineRule="auto"/>
+        <w:spacing w:before="0" w:after="0" w:line="480" w:lineRule="auto"/>
         <w:ind w:firstLine="720"/>
         <w:jc w:val="both"/>
         <w:rPr/>
@@ -2556,7 +2556,7 @@
       <w:pPr>
         <w:keepNext w:val="1"/>
         <w:keepLines w:val="1"/>
-        <w:spacing w:after="240" w:before="240" w:line="480" w:lineRule="auto"/>
+        <w:spacing w:before="360" w:after="360" w:line="480" w:lineRule="auto"/>
         <w:jc w:val="left"/>
         <w:rPr/>
       </w:pPr>
@@ -2581,7 +2581,7 @@
     </w:p>
     <w:p>
       <w:pPr>
-        <w:spacing w:after="0" w:before="0" w:line="480" w:lineRule="auto"/>
+        <w:spacing w:before="0" w:after="0" w:line="480" w:lineRule="auto"/>
         <w:ind w:firstLine="720"/>
         <w:jc w:val="both"/>
         <w:rPr/>
@@ -2607,7 +2607,7 @@
     </w:p>
     <w:p>
       <w:pPr>
-        <w:spacing w:after="0" w:before="0" w:line="480" w:lineRule="auto"/>
+        <w:spacing w:before="0" w:after="0" w:line="480" w:lineRule="auto"/>
         <w:ind w:firstLine="720"/>
         <w:jc w:val="both"/>
         <w:rPr/>
@@ -2633,7 +2633,7 @@
     </w:p>
     <w:p>
       <w:pPr>
-        <w:spacing w:after="0" w:before="0" w:line="480" w:lineRule="auto"/>
+        <w:spacing w:before="0" w:after="0" w:line="480" w:lineRule="auto"/>
         <w:ind w:firstLine="720"/>
         <w:jc w:val="both"/>
         <w:rPr/>
@@ -2661,7 +2661,7 @@
       <w:pPr>
         <w:keepNext w:val="1"/>
         <w:keepLines w:val="1"/>
-        <w:spacing w:after="240" w:before="240" w:line="480" w:lineRule="auto"/>
+        <w:spacing w:before="360" w:after="360" w:line="480" w:lineRule="auto"/>
         <w:jc w:val="left"/>
         <w:rPr/>
       </w:pPr>
@@ -2686,7 +2686,7 @@
     </w:p>
     <w:p>
       <w:pPr>
-        <w:spacing w:after="0" w:before="0" w:line="480" w:lineRule="auto"/>
+        <w:spacing w:before="0" w:after="0" w:line="480" w:lineRule="auto"/>
         <w:ind w:firstLine="720"/>
         <w:jc w:val="both"/>
         <w:rPr/>
@@ -2714,7 +2714,7 @@
       <w:pPr>
         <w:keepNext w:val="1"/>
         <w:keepLines w:val="1"/>
-        <w:spacing w:after="240" w:before="240" w:line="480" w:lineRule="auto"/>
+        <w:spacing w:before="360" w:after="360" w:line="480" w:lineRule="auto"/>
         <w:jc w:val="left"/>
         <w:rPr/>
       </w:pPr>
@@ -2739,7 +2739,7 @@
     </w:p>
     <w:p>
       <w:pPr>
-        <w:spacing w:after="0" w:before="0" w:line="480" w:lineRule="auto"/>
+        <w:spacing w:before="0" w:after="0" w:line="480" w:lineRule="auto"/>
         <w:ind w:firstLine="720"/>
         <w:jc w:val="both"/>
         <w:rPr/>
@@ -2765,7 +2765,7 @@
     </w:p>
     <w:p>
       <w:pPr>
-        <w:spacing w:after="0" w:before="0" w:line="480" w:lineRule="auto"/>
+        <w:spacing w:before="0" w:after="0" w:line="480" w:lineRule="auto"/>
         <w:ind w:firstLine="720"/>
         <w:jc w:val="both"/>
         <w:rPr/>
@@ -2804,7 +2804,7 @@
     </w:p>
     <w:p>
       <w:pPr>
-        <w:spacing w:after="0" w:before="0" w:line="480" w:lineRule="auto"/>
+        <w:spacing w:before="0" w:after="0" w:line="480" w:lineRule="auto"/>
         <w:ind w:firstLine="720"/>
         <w:jc w:val="both"/>
         <w:rPr/>
@@ -2843,7 +2843,7 @@
     </w:p>
     <w:p>
       <w:pPr>
-        <w:spacing w:after="0" w:before="0" w:line="480" w:lineRule="auto"/>
+        <w:spacing w:before="0" w:after="0" w:line="480" w:lineRule="auto"/>
         <w:ind w:firstLine="720"/>
         <w:jc w:val="both"/>
         <w:rPr/>
@@ -2882,7 +2882,7 @@
     </w:p>
     <w:p>
       <w:pPr>
-        <w:spacing w:after="0" w:before="0" w:line="480" w:lineRule="auto"/>
+        <w:spacing w:before="0" w:after="0" w:line="480" w:lineRule="auto"/>
         <w:ind w:firstLine="720"/>
         <w:jc w:val="both"/>
         <w:rPr/>
@@ -2921,7 +2921,7 @@
     </w:p>
     <w:p>
       <w:pPr>
-        <w:spacing w:after="0" w:before="0" w:line="480" w:lineRule="auto"/>
+        <w:spacing w:before="0" w:after="0" w:line="480" w:lineRule="auto"/>
         <w:ind w:firstLine="720"/>
         <w:jc w:val="both"/>
         <w:rPr/>
@@ -2960,7 +2960,7 @@
     </w:p>
     <w:p>
       <w:pPr>
-        <w:spacing w:after="0" w:before="0" w:line="480" w:lineRule="auto"/>
+        <w:spacing w:before="0" w:after="0" w:line="480" w:lineRule="auto"/>
         <w:ind w:firstLine="720"/>
         <w:jc w:val="both"/>
         <w:rPr/>
@@ -3001,7 +3001,7 @@
       <w:pPr>
         <w:keepNext w:val="1"/>
         <w:keepLines w:val="1"/>
-        <w:spacing w:after="240" w:before="240" w:line="480" w:lineRule="auto"/>
+        <w:spacing w:before="360" w:after="360" w:line="480" w:lineRule="auto"/>
         <w:jc w:val="left"/>
         <w:rPr/>
       </w:pPr>
@@ -3026,7 +3026,7 @@
     </w:p>
     <w:p>
       <w:pPr>
-        <w:spacing w:after="0" w:before="0" w:line="480" w:lineRule="auto"/>
+        <w:spacing w:before="0" w:after="0" w:line="480" w:lineRule="auto"/>
         <w:ind w:firstLine="720"/>
         <w:jc w:val="both"/>
         <w:rPr/>
@@ -3054,7 +3054,7 @@
       <w:pPr>
         <w:keepNext w:val="1"/>
         <w:keepLines w:val="1"/>
-        <w:spacing w:after="240" w:before="240" w:line="480" w:lineRule="auto"/>
+        <w:spacing w:before="360" w:after="360" w:line="480" w:lineRule="auto"/>
         <w:jc w:val="left"/>
         <w:rPr/>
       </w:pPr>
@@ -3079,7 +3079,7 @@
     </w:p>
     <w:p>
       <w:pPr>
-        <w:spacing w:after="0" w:before="0" w:line="480" w:lineRule="auto"/>
+        <w:spacing w:before="0" w:after="0" w:line="480" w:lineRule="auto"/>
         <w:ind w:firstLine="720"/>
         <w:jc w:val="both"/>
         <w:rPr/>
@@ -3107,7 +3107,8 @@
       <w:pPr>
         <w:keepNext w:val="1"/>
         <w:keepLines w:val="1"/>
-        <w:spacing w:after="120" w:before="240" w:lineRule="auto" w:line="480"/>
+        <w:pageBreakBefore w:val="1"/>
+        <w:spacing w:before="360" w:after="0" w:line="480" w:lineRule="auto"/>
         <w:rPr/>
       </w:pPr>
       <w:r>
@@ -3131,7 +3132,7 @@
     </w:p>
     <w:p>
       <w:pPr>
-        <w:spacing w:after="120" w:lineRule="auto"/>
+        <w:spacing w:before="0" w:after="0" w:line="480" w:lineRule="auto"/>
         <w:rPr/>
       </w:pPr>
       <w:r>
@@ -4187,7 +4188,7 @@
     </w:tbl>
     <w:p>
       <w:pPr>
-        <w:spacing w:after="0" w:before="120" w:line="480" w:lineRule="auto"/>
+        <w:spacing w:before="120" w:after="0" w:line="480" w:lineRule="auto"/>
         <w:ind w:firstLine="720"/>
         <w:jc w:val="both"/>
         <w:rPr/>
@@ -4213,7 +4214,7 @@
     </w:p>
     <w:p>
       <w:pPr>
-        <w:spacing w:after="0" w:before="0" w:line="480" w:lineRule="auto"/>
+        <w:spacing w:before="0" w:after="0" w:line="480" w:lineRule="auto"/>
         <w:ind w:firstLine="720"/>
         <w:jc w:val="both"/>
         <w:rPr/>
@@ -4252,7 +4253,7 @@
     </w:p>
     <w:p>
       <w:pPr>
-        <w:spacing w:after="0" w:before="0" w:line="480" w:lineRule="auto"/>
+        <w:spacing w:before="0" w:after="0" w:line="480" w:lineRule="auto"/>
         <w:ind w:firstLine="720"/>
         <w:jc w:val="both"/>
         <w:rPr/>
@@ -4291,7 +4292,7 @@
     </w:p>
     <w:p>
       <w:pPr>
-        <w:spacing w:after="0" w:before="0" w:line="480" w:lineRule="auto"/>
+        <w:spacing w:before="0" w:after="0" w:line="480" w:lineRule="auto"/>
         <w:ind w:firstLine="720"/>
         <w:jc w:val="both"/>
         <w:rPr/>
@@ -4340,7 +4341,7 @@
       <w:pPr>
         <w:keepNext w:val="1"/>
         <w:keepLines w:val="1"/>
-        <w:spacing w:after="240" w:before="0" w:line="480" w:lineRule="auto"/>
+        <w:spacing w:before="360" w:after="360" w:line="480" w:lineRule="auto"/>
         <w:jc w:val="center"/>
         <w:rPr/>
       </w:pPr>
@@ -4365,7 +4366,7 @@
     </w:p>
     <w:p>
       <w:pPr>
-        <w:spacing w:after="0" w:before="0" w:line="480" w:lineRule="auto"/>
+        <w:spacing w:before="0" w:after="0" w:line="480" w:lineRule="auto"/>
         <w:ind w:firstLine="720"/>
         <w:jc w:val="both"/>
         <w:rPr/>
@@ -4393,7 +4394,7 @@
       <w:pPr>
         <w:keepNext w:val="1"/>
         <w:keepLines w:val="1"/>
-        <w:spacing w:after="240" w:before="240" w:line="480" w:lineRule="auto"/>
+        <w:spacing w:before="360" w:after="360" w:line="480" w:lineRule="auto"/>
         <w:jc w:val="left"/>
         <w:rPr/>
       </w:pPr>
@@ -4418,7 +4419,7 @@
     </w:p>
     <w:p>
       <w:pPr>
-        <w:spacing w:after="0" w:before="0" w:line="480" w:lineRule="auto"/>
+        <w:spacing w:before="0" w:after="0" w:line="480" w:lineRule="auto"/>
         <w:ind w:firstLine="720"/>
         <w:jc w:val="both"/>
         <w:rPr/>
@@ -4446,7 +4447,8 @@
       <w:pPr>
         <w:keepNext w:val="1"/>
         <w:keepLines w:val="1"/>
-        <w:spacing w:after="120" w:before="240" w:lineRule="auto" w:line="480"/>
+        <w:pageBreakBefore w:val="1"/>
+        <w:spacing w:before="360" w:after="0" w:line="480" w:lineRule="auto"/>
         <w:rPr/>
       </w:pPr>
       <w:r>
@@ -4470,7 +4472,7 @@
     </w:p>
     <w:p>
       <w:pPr>
-        <w:spacing w:after="120" w:lineRule="auto"/>
+        <w:spacing w:before="0" w:after="0" w:line="480" w:lineRule="auto"/>
         <w:rPr/>
       </w:pPr>
       <w:r>
@@ -5040,7 +5042,7 @@
     </w:tbl>
     <w:p>
       <w:pPr>
-        <w:spacing w:after="0" w:before="120" w:line="480" w:lineRule="auto"/>
+        <w:spacing w:before="120" w:after="0" w:line="480" w:lineRule="auto"/>
         <w:ind w:firstLine="720"/>
         <w:jc w:val="both"/>
         <w:rPr/>
@@ -5066,7 +5068,7 @@
     </w:p>
     <w:p>
       <w:pPr>
-        <w:spacing w:after="0" w:before="0" w:line="480" w:lineRule="auto"/>
+        <w:spacing w:before="0" w:after="0" w:line="480" w:lineRule="auto"/>
         <w:ind w:firstLine="720"/>
         <w:jc w:val="both"/>
         <w:rPr/>
@@ -5092,7 +5094,7 @@
     </w:p>
     <w:p>
       <w:pPr>
-        <w:spacing w:after="0" w:before="0" w:line="480" w:lineRule="auto"/>
+        <w:spacing w:before="0" w:after="0" w:line="480" w:lineRule="auto"/>
         <w:ind w:firstLine="720"/>
         <w:jc w:val="both"/>
         <w:rPr/>
@@ -5120,7 +5122,8 @@
       <w:pPr>
         <w:keepNext w:val="1"/>
         <w:keepLines w:val="1"/>
-        <w:spacing w:after="120" w:before="240" w:lineRule="auto" w:line="480"/>
+        <w:pageBreakBefore w:val="1"/>
+        <w:spacing w:before="360" w:after="0" w:line="480" w:lineRule="auto"/>
         <w:rPr/>
       </w:pPr>
       <w:r>
@@ -5144,7 +5147,7 @@
     </w:p>
     <w:p>
       <w:pPr>
-        <w:spacing w:after="120" w:lineRule="auto"/>
+        <w:spacing w:before="0" w:after="0" w:line="480" w:lineRule="auto"/>
         <w:rPr/>
       </w:pPr>
       <w:r>
@@ -6064,7 +6067,7 @@
     </w:tbl>
     <w:p>
       <w:pPr>
-        <w:spacing w:after="0" w:before="120" w:line="480" w:lineRule="auto"/>
+        <w:spacing w:before="120" w:after="0" w:line="480" w:lineRule="auto"/>
         <w:ind w:firstLine="720"/>
         <w:jc w:val="both"/>
         <w:rPr/>
@@ -6090,7 +6093,7 @@
     </w:p>
     <w:p>
       <w:pPr>
-        <w:spacing w:after="0" w:before="0" w:line="480" w:lineRule="auto"/>
+        <w:spacing w:before="0" w:after="0" w:line="480" w:lineRule="auto"/>
         <w:ind w:firstLine="720"/>
         <w:jc w:val="both"/>
         <w:rPr/>
@@ -6116,7 +6119,7 @@
     </w:p>
     <w:p>
       <w:pPr>
-        <w:spacing w:after="0" w:before="0" w:line="480" w:lineRule="auto"/>
+        <w:spacing w:before="0" w:after="0" w:line="480" w:lineRule="auto"/>
         <w:ind w:firstLine="720"/>
         <w:jc w:val="both"/>
         <w:rPr/>
@@ -6142,7 +6145,7 @@
     </w:p>
     <w:p>
       <w:pPr>
-        <w:spacing w:after="0" w:before="0" w:line="480" w:lineRule="auto"/>
+        <w:spacing w:before="0" w:after="0" w:line="480" w:lineRule="auto"/>
         <w:ind w:firstLine="720"/>
         <w:jc w:val="both"/>
         <w:rPr/>
@@ -6168,7 +6171,7 @@
     </w:p>
     <w:p>
       <w:pPr>
-        <w:spacing w:after="0" w:before="0" w:line="480" w:lineRule="auto"/>
+        <w:spacing w:before="0" w:after="0" w:line="480" w:lineRule="auto"/>
         <w:ind w:firstLine="720"/>
         <w:jc w:val="both"/>
         <w:rPr/>
@@ -6196,7 +6199,7 @@
       <w:pPr>
         <w:keepNext w:val="1"/>
         <w:keepLines w:val="1"/>
-        <w:spacing w:after="240" w:before="240" w:line="480" w:lineRule="auto"/>
+        <w:spacing w:before="360" w:after="360" w:line="480" w:lineRule="auto"/>
         <w:jc w:val="left"/>
         <w:rPr/>
       </w:pPr>
@@ -6221,7 +6224,7 @@
     </w:p>
     <w:p>
       <w:pPr>
-        <w:spacing w:after="0" w:before="0" w:line="480" w:lineRule="auto"/>
+        <w:spacing w:before="0" w:after="0" w:line="480" w:lineRule="auto"/>
         <w:ind w:firstLine="720"/>
         <w:jc w:val="both"/>
         <w:rPr/>
@@ -6249,7 +6252,8 @@
       <w:pPr>
         <w:keepNext w:val="1"/>
         <w:keepLines w:val="1"/>
-        <w:spacing w:after="120" w:before="240" w:lineRule="auto" w:line="480"/>
+        <w:pageBreakBefore w:val="1"/>
+        <w:spacing w:before="360" w:after="0" w:line="480" w:lineRule="auto"/>
         <w:rPr/>
       </w:pPr>
       <w:r>
@@ -6273,7 +6277,7 @@
     </w:p>
     <w:p>
       <w:pPr>
-        <w:spacing w:after="120" w:lineRule="auto"/>
+        <w:spacing w:before="0" w:after="0" w:line="480" w:lineRule="auto"/>
         <w:rPr/>
       </w:pPr>
       <w:r>
@@ -7493,7 +7497,7 @@
     </w:tbl>
     <w:p>
       <w:pPr>
-        <w:spacing w:after="0" w:before="120" w:line="480" w:lineRule="auto"/>
+        <w:spacing w:before="120" w:after="0" w:line="480" w:lineRule="auto"/>
         <w:ind w:firstLine="720"/>
         <w:jc w:val="both"/>
         <w:rPr/>
@@ -7519,7 +7523,7 @@
     </w:p>
     <w:p>
       <w:pPr>
-        <w:spacing w:after="0" w:before="0" w:line="480" w:lineRule="auto"/>
+        <w:spacing w:before="0" w:after="0" w:line="480" w:lineRule="auto"/>
         <w:ind w:firstLine="720"/>
         <w:jc w:val="both"/>
         <w:rPr/>
@@ -7545,7 +7549,7 @@
     </w:p>
     <w:p>
       <w:pPr>
-        <w:spacing w:after="0" w:before="0" w:line="480" w:lineRule="auto"/>
+        <w:spacing w:before="0" w:after="0" w:line="480" w:lineRule="auto"/>
         <w:ind w:firstLine="720"/>
         <w:jc w:val="both"/>
         <w:rPr/>
@@ -7571,7 +7575,7 @@
     </w:p>
     <w:p>
       <w:pPr>
-        <w:spacing w:after="0" w:before="0" w:line="480" w:lineRule="auto"/>
+        <w:spacing w:before="0" w:after="0" w:line="480" w:lineRule="auto"/>
         <w:ind w:firstLine="720"/>
         <w:jc w:val="both"/>
         <w:rPr/>
@@ -7597,7 +7601,7 @@
     </w:p>
     <w:p>
       <w:pPr>
-        <w:spacing w:after="0" w:before="0" w:line="480" w:lineRule="auto"/>
+        <w:spacing w:before="0" w:after="0" w:line="480" w:lineRule="auto"/>
         <w:ind w:firstLine="720"/>
         <w:jc w:val="both"/>
         <w:rPr/>
@@ -7623,7 +7627,7 @@
     </w:p>
     <w:p>
       <w:pPr>
-        <w:spacing w:after="0" w:before="0" w:line="480" w:lineRule="auto"/>
+        <w:spacing w:before="0" w:after="0" w:line="480" w:lineRule="auto"/>
         <w:ind w:firstLine="720"/>
         <w:jc w:val="both"/>
         <w:rPr/>
@@ -7651,7 +7655,7 @@
       <w:pPr>
         <w:keepNext w:val="1"/>
         <w:keepLines w:val="1"/>
-        <w:spacing w:after="240" w:before="240" w:line="480" w:lineRule="auto"/>
+        <w:spacing w:before="360" w:after="360" w:line="480" w:lineRule="auto"/>
         <w:jc w:val="left"/>
         <w:rPr/>
       </w:pPr>
@@ -7676,7 +7680,7 @@
     </w:p>
     <w:p>
       <w:pPr>
-        <w:spacing w:after="0" w:before="0" w:line="480" w:lineRule="auto"/>
+        <w:spacing w:before="0" w:after="0" w:line="480" w:lineRule="auto"/>
         <w:ind w:firstLine="720"/>
         <w:jc w:val="both"/>
         <w:rPr/>
@@ -7704,7 +7708,8 @@
       <w:pPr>
         <w:keepNext w:val="1"/>
         <w:keepLines w:val="1"/>
-        <w:spacing w:after="120" w:before="240" w:lineRule="auto" w:line="480"/>
+        <w:pageBreakBefore w:val="1"/>
+        <w:spacing w:before="360" w:after="0" w:line="480" w:lineRule="auto"/>
         <w:rPr/>
       </w:pPr>
       <w:r>
@@ -7728,7 +7733,7 @@
     </w:p>
     <w:p>
       <w:pPr>
-        <w:spacing w:after="120" w:lineRule="auto"/>
+        <w:spacing w:before="0" w:after="0" w:line="480" w:lineRule="auto"/>
         <w:rPr/>
       </w:pPr>
       <w:r>
@@ -8214,7 +8219,7 @@
     </w:tbl>
     <w:p>
       <w:pPr>
-        <w:spacing w:after="0" w:before="120" w:line="480" w:lineRule="auto"/>
+        <w:spacing w:before="120" w:after="0" w:line="480" w:lineRule="auto"/>
         <w:ind w:firstLine="720"/>
         <w:jc w:val="both"/>
         <w:rPr/>
@@ -8228,7 +8233,7 @@
     </w:p>
     <w:p>
       <w:pPr>
-        <w:spacing w:after="0" w:before="0" w:line="480" w:lineRule="auto"/>
+        <w:spacing w:before="0" w:after="0" w:line="480" w:lineRule="auto"/>
         <w:ind w:firstLine="720"/>
         <w:jc w:val="both"/>
         <w:rPr/>
@@ -8254,7 +8259,7 @@
     </w:p>
     <w:p>
       <w:pPr>
-        <w:spacing w:after="0" w:before="0" w:line="480" w:lineRule="auto"/>
+        <w:spacing w:before="0" w:after="0" w:line="480" w:lineRule="auto"/>
         <w:ind w:firstLine="720"/>
         <w:jc w:val="both"/>
         <w:rPr/>
@@ -8282,7 +8287,7 @@
       <w:pPr>
         <w:keepNext w:val="1"/>
         <w:keepLines w:val="1"/>
-        <w:spacing w:after="240" w:before="240" w:line="480" w:lineRule="auto"/>
+        <w:spacing w:before="360" w:after="360" w:line="480" w:lineRule="auto"/>
         <w:jc w:val="left"/>
         <w:rPr/>
       </w:pPr>
@@ -8307,7 +8312,7 @@
     </w:p>
     <w:p>
       <w:pPr>
-        <w:spacing w:after="0" w:before="0" w:line="480" w:lineRule="auto"/>
+        <w:spacing w:before="0" w:after="0" w:line="480" w:lineRule="auto"/>
         <w:ind w:firstLine="720"/>
         <w:jc w:val="both"/>
         <w:rPr/>
@@ -8322,7 +8327,7 @@
     </w:p>
     <w:p>
       <w:pPr>
-        <w:spacing w:after="0" w:before="0" w:line="480" w:lineRule="auto"/>
+        <w:spacing w:before="0" w:after="0" w:line="480" w:lineRule="auto"/>
         <w:ind w:firstLine="720"/>
         <w:jc w:val="both"/>
         <w:rPr/>
@@ -8336,7 +8341,7 @@
     </w:p>
     <w:p>
       <w:pPr>
-        <w:spacing w:after="0" w:before="0" w:line="480" w:lineRule="auto"/>
+        <w:spacing w:before="0" w:after="0" w:line="480" w:lineRule="auto"/>
         <w:ind w:firstLine="720"/>
         <w:jc w:val="both"/>
         <w:rPr/>
@@ -8362,7 +8367,7 @@
     </w:p>
     <w:p>
       <w:pPr>
-        <w:spacing w:after="0" w:before="0" w:line="480" w:lineRule="auto"/>
+        <w:spacing w:before="0" w:after="0" w:line="480" w:lineRule="auto"/>
         <w:ind w:firstLine="720"/>
         <w:jc w:val="both"/>
         <w:rPr/>
@@ -8388,7 +8393,7 @@
     </w:p>
     <w:p>
       <w:pPr>
-        <w:spacing w:after="0" w:before="0" w:line="480" w:lineRule="auto"/>
+        <w:spacing w:before="0" w:after="0" w:line="480" w:lineRule="auto"/>
         <w:ind w:firstLine="720"/>
         <w:jc w:val="both"/>
         <w:rPr/>
@@ -8414,7 +8419,7 @@
     </w:p>
     <w:p>
       <w:pPr>
-        <w:spacing w:after="0" w:before="0" w:line="480" w:lineRule="auto"/>
+        <w:spacing w:before="0" w:after="0" w:line="480" w:lineRule="auto"/>
         <w:ind w:firstLine="720"/>
         <w:jc w:val="both"/>
         <w:rPr/>
@@ -8440,7 +8445,7 @@
     </w:p>
     <w:p>
       <w:pPr>
-        <w:spacing w:after="0" w:before="0" w:line="480" w:lineRule="auto"/>
+        <w:spacing w:before="0" w:after="0" w:line="480" w:lineRule="auto"/>
         <w:ind w:firstLine="720"/>
         <w:jc w:val="both"/>
         <w:rPr/>
@@ -8466,7 +8471,7 @@
     </w:p>
     <w:p>
       <w:pPr>
-        <w:spacing w:after="0" w:before="0" w:line="480" w:lineRule="auto"/>
+        <w:spacing w:before="0" w:after="0" w:line="480" w:lineRule="auto"/>
         <w:ind w:firstLine="720"/>
         <w:jc w:val="both"/>
         <w:rPr/>
@@ -8483,7 +8488,7 @@
         <w:keepNext w:val="1"/>
         <w:keepLines w:val="1"/>
         <w:pageBreakBefore w:val="1"/>
-        <w:spacing w:after="240" w:before="240" w:line="480" w:lineRule="auto"/>
+        <w:spacing w:before="360" w:after="360" w:line="480" w:lineRule="auto"/>
         <w:jc w:val="center"/>
         <w:rPr/>
       </w:pPr>
@@ -8508,7 +8513,7 @@
     </w:p>
     <w:p>
       <w:pPr>
-        <w:spacing w:after="0" w:before="0" w:line="480" w:lineRule="auto"/>
+        <w:spacing w:before="0" w:after="0" w:line="480" w:lineRule="auto"/>
         <w:ind w:firstLine="720"/>
         <w:jc w:val="both"/>
         <w:rPr/>
@@ -8536,7 +8541,7 @@
       <w:pPr>
         <w:keepNext w:val="1"/>
         <w:keepLines w:val="1"/>
-        <w:spacing w:after="240" w:before="240" w:line="480" w:lineRule="auto"/>
+        <w:spacing w:before="360" w:after="360" w:line="480" w:lineRule="auto"/>
         <w:jc w:val="left"/>
         <w:rPr/>
       </w:pPr>
@@ -8561,7 +8566,7 @@
     </w:p>
     <w:p>
       <w:pPr>
-        <w:spacing w:after="0" w:before="0" w:line="480" w:lineRule="auto"/>
+        <w:spacing w:before="0" w:after="0" w:line="480" w:lineRule="auto"/>
         <w:ind w:firstLine="720"/>
         <w:jc w:val="both"/>
         <w:rPr/>
@@ -8587,7 +8592,7 @@
     </w:p>
     <w:p>
       <w:pPr>
-        <w:spacing w:after="0" w:before="0" w:line="480" w:lineRule="auto"/>
+        <w:spacing w:before="0" w:after="0" w:line="480" w:lineRule="auto"/>
         <w:ind w:firstLine="720"/>
         <w:jc w:val="both"/>
         <w:rPr/>
@@ -8615,7 +8620,7 @@
       <w:pPr>
         <w:keepNext w:val="1"/>
         <w:keepLines w:val="1"/>
-        <w:spacing w:after="240" w:before="240" w:line="480" w:lineRule="auto"/>
+        <w:spacing w:before="360" w:after="360" w:line="480" w:lineRule="auto"/>
         <w:jc w:val="left"/>
         <w:rPr/>
       </w:pPr>
@@ -8640,7 +8645,7 @@
     </w:p>
     <w:p>
       <w:pPr>
-        <w:spacing w:after="0" w:before="0" w:line="480" w:lineRule="auto"/>
+        <w:spacing w:before="0" w:after="0" w:line="480" w:lineRule="auto"/>
         <w:ind w:firstLine="720"/>
         <w:jc w:val="both"/>
         <w:rPr/>
@@ -8666,7 +8671,7 @@
     </w:p>
     <w:p>
       <w:pPr>
-        <w:spacing w:after="0" w:before="0" w:line="480" w:lineRule="auto"/>
+        <w:spacing w:before="0" w:after="0" w:line="480" w:lineRule="auto"/>
         <w:ind w:firstLine="720"/>
         <w:jc w:val="both"/>
         <w:rPr/>
@@ -8692,7 +8697,7 @@
     </w:p>
     <w:p>
       <w:pPr>
-        <w:spacing w:after="0" w:before="0" w:line="480" w:lineRule="auto"/>
+        <w:spacing w:before="0" w:after="0" w:line="480" w:lineRule="auto"/>
         <w:ind w:firstLine="720"/>
         <w:jc w:val="both"/>
         <w:rPr/>
@@ -8737,7 +8742,7 @@
     </w:p>
     <w:p>
       <w:pPr>
-        <w:spacing w:after="0" w:before="0" w:line="480" w:lineRule="auto"/>
+        <w:spacing w:before="0" w:after="0" w:line="480" w:lineRule="auto"/>
         <w:ind w:firstLine="720"/>
         <w:jc w:val="both"/>
         <w:rPr/>
@@ -8763,7 +8768,7 @@
     </w:p>
     <w:p>
       <w:pPr>
-        <w:spacing w:after="0" w:before="0" w:line="480" w:lineRule="auto"/>
+        <w:spacing w:before="0" w:after="0" w:line="480" w:lineRule="auto"/>
         <w:ind w:firstLine="720"/>
         <w:jc w:val="both"/>
         <w:rPr/>
@@ -8789,7 +8794,7 @@
     </w:p>
     <w:p>
       <w:pPr>
-        <w:spacing w:after="0" w:before="0" w:line="480" w:lineRule="auto"/>
+        <w:spacing w:before="0" w:after="0" w:line="480" w:lineRule="auto"/>
         <w:ind w:firstLine="720"/>
         <w:jc w:val="both"/>
         <w:rPr/>
@@ -8825,7 +8830,7 @@
       <w:pPr>
         <w:keepNext w:val="1"/>
         <w:keepLines w:val="1"/>
-        <w:spacing w:after="240" w:before="0" w:line="480" w:lineRule="auto"/>
+        <w:spacing w:before="360" w:after="360" w:line="480" w:lineRule="auto"/>
         <w:jc w:val="center"/>
         <w:rPr/>
       </w:pPr>
@@ -8850,38 +8855,7 @@
     </w:p>
     <w:p>
       <w:pPr>
-        <w:spacing w:after="0" w:before="0" w:lineRule="auto"/>
-        <w:rPr/>
-      </w:pPr>
-      <w:r>
-        <w:rPr>
-          <w:rtl w:val="0"/>
-        </w:rPr>
-      </w:r>
-    </w:p>
-    <w:p>
-      <w:pPr>
-        <w:rPr/>
-      </w:pPr>
-      <w:r>
-        <w:rPr>
-          <w:rtl w:val="0"/>
-        </w:rPr>
-      </w:r>
-    </w:p>
-    <w:p>
-      <w:pPr>
-        <w:rPr/>
-      </w:pPr>
-      <w:r>
-        <w:rPr>
-          <w:rtl w:val="0"/>
-        </w:rPr>
-      </w:r>
-    </w:p>
-    <w:p>
-      <w:pPr>
-        <w:spacing w:after="0" w:before="0" w:line="480" w:lineRule="auto"/>
+        <w:spacing w:before="0" w:after="0" w:line="480" w:lineRule="auto"/>
         <w:ind w:left="720" w:hanging="720"/>
         <w:jc w:val="left"/>
         <w:rPr/>
@@ -8933,7 +8907,7 @@
     </w:p>
     <w:p>
       <w:pPr>
-        <w:spacing w:after="0" w:before="0" w:line="480" w:lineRule="auto"/>
+        <w:spacing w:before="0" w:after="0" w:line="480" w:lineRule="auto"/>
         <w:ind w:left="720" w:hanging="720"/>
         <w:jc w:val="left"/>
         <w:rPr/>
@@ -8985,7 +8959,7 @@
     </w:p>
     <w:p>
       <w:pPr>
-        <w:spacing w:after="0" w:before="0" w:line="480" w:lineRule="auto"/>
+        <w:spacing w:before="0" w:after="0" w:line="480" w:lineRule="auto"/>
         <w:ind w:left="720" w:hanging="720"/>
         <w:jc w:val="left"/>
         <w:rPr/>
@@ -9037,7 +9011,7 @@
     </w:p>
     <w:p>
       <w:pPr>
-        <w:spacing w:after="0" w:before="0" w:line="480" w:lineRule="auto"/>
+        <w:spacing w:before="0" w:after="0" w:line="480" w:lineRule="auto"/>
         <w:ind w:left="720" w:hanging="720"/>
         <w:jc w:val="left"/>
         <w:rPr/>
@@ -9089,7 +9063,7 @@
     </w:p>
     <w:p>
       <w:pPr>
-        <w:spacing w:after="0" w:before="0" w:line="480" w:lineRule="auto"/>
+        <w:spacing w:before="0" w:after="0" w:line="480" w:lineRule="auto"/>
         <w:ind w:left="720" w:hanging="720"/>
         <w:jc w:val="left"/>
         <w:rPr/>
@@ -9141,7 +9115,7 @@
     </w:p>
     <w:p>
       <w:pPr>
-        <w:spacing w:after="0" w:before="0" w:line="480" w:lineRule="auto"/>
+        <w:spacing w:before="0" w:after="0" w:line="480" w:lineRule="auto"/>
         <w:ind w:left="720" w:hanging="720"/>
         <w:jc w:val="left"/>
         <w:rPr/>
@@ -9193,7 +9167,7 @@
     </w:p>
     <w:p>
       <w:pPr>
-        <w:spacing w:after="0" w:before="0" w:line="480" w:lineRule="auto"/>
+        <w:spacing w:before="0" w:after="0" w:line="480" w:lineRule="auto"/>
         <w:ind w:left="720" w:hanging="720"/>
         <w:jc w:val="left"/>
         <w:rPr/>
@@ -9245,7 +9219,7 @@
     </w:p>
     <w:p>
       <w:pPr>
-        <w:spacing w:after="0" w:before="0" w:line="480" w:lineRule="auto"/>
+        <w:spacing w:before="0" w:after="0" w:line="480" w:lineRule="auto"/>
         <w:ind w:left="720" w:hanging="720"/>
         <w:jc w:val="left"/>
         <w:rPr/>
@@ -9297,7 +9271,7 @@
     </w:p>
     <w:p>
       <w:pPr>
-        <w:spacing w:after="0" w:before="0" w:line="480" w:lineRule="auto"/>
+        <w:spacing w:before="0" w:after="0" w:line="480" w:lineRule="auto"/>
         <w:ind w:left="720" w:hanging="720"/>
         <w:jc w:val="left"/>
         <w:rPr/>
@@ -9349,7 +9323,7 @@
     </w:p>
     <w:p>
       <w:pPr>
-        <w:spacing w:after="0" w:before="0" w:line="480" w:lineRule="auto"/>
+        <w:spacing w:before="0" w:after="0" w:line="480" w:lineRule="auto"/>
         <w:ind w:left="720" w:hanging="720"/>
         <w:jc w:val="left"/>
         <w:rPr/>
@@ -9401,7 +9375,7 @@
     </w:p>
     <w:p>
       <w:pPr>
-        <w:spacing w:after="0" w:before="0" w:line="480" w:lineRule="auto"/>
+        <w:spacing w:before="0" w:after="0" w:line="480" w:lineRule="auto"/>
         <w:ind w:left="720" w:hanging="720"/>
         <w:jc w:val="left"/>
         <w:rPr/>
@@ -9427,20 +9401,33 @@
     </w:p>
     <w:p>
       <w:pPr>
-        <w:spacing w:after="0" w:before="0" w:line="480" w:lineRule="auto"/>
+        <w:spacing w:before="0" w:after="0" w:line="480" w:lineRule="auto"/>
         <w:ind w:left="720" w:hanging="720"/>
         <w:jc w:val="left"/>
         <w:rPr/>
       </w:pPr>
       <w:r>
         <w:rPr>
-          <w:rtl w:val="0"/>
-        </w:rPr>
-      </w:r>
-    </w:p>
-    <w:p>
-      <w:pPr>
-        <w:spacing w:after="0" w:before="0" w:line="480" w:lineRule="auto"/>
+          <w:rFonts w:ascii="Georgia" w:cs="Georgia" w:eastAsia="Georgia" w:hAnsi="Georgia"/>
+          <w:b w:val="0"/>
+          <w:bCs w:val="0"/>
+          <w:i w:val="0"/>
+          <w:iCs w:val="0"/>
+          <w:sz w:val="22"/>
+          <w:szCs w:val="22"/>
+          <w:rtl w:val="0"/>
+        </w:rPr>
+        <w:t xml:space="preserve">Landis, J. R., &amp; Koch, G. G. (1977). The measurement of observer agreement for categorical data. Biometrics, 33(1), 159–174. https://doi.org/10.2307/2529310</w:t>
+      </w:r>
+      <w:r>
+        <w:rPr>
+          <w:rtl w:val="0"/>
+        </w:rPr>
+      </w:r>
+    </w:p>
+    <w:p>
+      <w:pPr>
+        <w:spacing w:before="0" w:after="0" w:line="480" w:lineRule="auto"/>
         <w:ind w:left="720" w:hanging="720"/>
         <w:jc w:val="left"/>
         <w:rPr/>
@@ -9456,17 +9443,43 @@
           <w:szCs w:val="22"/>
           <w:rtl w:val="0"/>
         </w:rPr>
-        <w:t xml:space="preserve">Landis, J. R., &amp; Koch, G. G. (1977). The measurement of observer agreement for categorical data. Biometrics, 33(1), 159–174. https://doi.org/10.2307/2529310</w:t>
-      </w:r>
-      <w:r>
-        <w:rPr>
-          <w:rtl w:val="0"/>
-        </w:rPr>
-      </w:r>
-    </w:p>
-    <w:p>
-      <w:pPr>
-        <w:spacing w:after="0" w:before="0" w:line="480" w:lineRule="auto"/>
+        <w:t xml:space="preserve">Mohammed, S. J. (2011). </w:t>
+      </w:r>
+      <w:r>
+        <w:rPr>
+          <w:rFonts w:ascii="Georgia" w:cs="Georgia" w:eastAsia="Georgia" w:hAnsi="Georgia"/>
+          <w:b w:val="0"/>
+          <w:bCs w:val="0"/>
+          <w:i w:val="1"/>
+          <w:iCs w:val="1"/>
+          <w:sz w:val="22"/>
+          <w:szCs w:val="22"/>
+          <w:rtl w:val="0"/>
+        </w:rPr>
+        <w:t xml:space="preserve">Lexical hedges: A study of cultural and disciplinary variation in academic research articles</w:t>
+      </w:r>
+      <w:r>
+        <w:rPr>
+          <w:rFonts w:ascii="Georgia" w:cs="Georgia" w:eastAsia="Georgia" w:hAnsi="Georgia"/>
+          <w:b w:val="0"/>
+          <w:bCs w:val="0"/>
+          <w:i w:val="0"/>
+          <w:iCs w:val="0"/>
+          <w:sz w:val="22"/>
+          <w:szCs w:val="22"/>
+          <w:rtl w:val="0"/>
+        </w:rPr>
+        <w:t xml:space="preserve"> [Master’s thesis, Universiti Teknologi MARA]. CORE. https://core.ac.uk/download/78277430.pdf</w:t>
+      </w:r>
+      <w:r>
+        <w:rPr>
+          <w:rtl w:val="0"/>
+        </w:rPr>
+      </w:r>
+    </w:p>
+    <w:p>
+      <w:pPr>
+        <w:spacing w:before="0" w:after="0" w:line="480" w:lineRule="auto"/>
         <w:ind w:left="720" w:hanging="720"/>
         <w:jc w:val="left"/>
         <w:rPr/>
@@ -9482,7 +9495,7 @@
           <w:szCs w:val="22"/>
           <w:rtl w:val="0"/>
         </w:rPr>
-        <w:t xml:space="preserve">Mohammed, S. J. (2011). </w:t>
+        <w:t xml:space="preserve">Ningrum, S., Puspita, H., &amp; Mulyadi, A. I. (2024). Hedges and boosters in academic writing of ASEAN EFL learners. </w:t>
       </w:r>
       <w:r>
         <w:rPr>
@@ -9495,30 +9508,30 @@
           <w:szCs w:val="22"/>
           <w:rtl w:val="0"/>
         </w:rPr>
-        <w:t xml:space="preserve">Lexical hedges: A study of cultural and disciplinary variation in academic research articles</w:t>
-      </w:r>
-      <w:r>
-        <w:rPr>
-          <w:rFonts w:ascii="Georgia" w:cs="Georgia" w:eastAsia="Georgia" w:hAnsi="Georgia"/>
-          <w:b w:val="0"/>
-          <w:bCs w:val="0"/>
-          <w:i w:val="0"/>
-          <w:iCs w:val="0"/>
-          <w:sz w:val="22"/>
-          <w:szCs w:val="22"/>
-          <w:rtl w:val="0"/>
-        </w:rPr>
-        <w:t xml:space="preserve"> [Master’s thesis, Universiti Teknologi MARA]. CORE. https://core.ac.uk/download/78277430.pdf</w:t>
-      </w:r>
-      <w:r>
-        <w:rPr>
-          <w:rtl w:val="0"/>
-        </w:rPr>
-      </w:r>
-    </w:p>
-    <w:p>
-      <w:pPr>
-        <w:spacing w:after="0" w:before="0" w:line="480" w:lineRule="auto"/>
+        <w:t xml:space="preserve">Journal of English Education and Teaching, 8</w:t>
+      </w:r>
+      <w:r>
+        <w:rPr>
+          <w:rFonts w:ascii="Georgia" w:cs="Georgia" w:eastAsia="Georgia" w:hAnsi="Georgia"/>
+          <w:b w:val="0"/>
+          <w:bCs w:val="0"/>
+          <w:i w:val="0"/>
+          <w:iCs w:val="0"/>
+          <w:sz w:val="22"/>
+          <w:szCs w:val="22"/>
+          <w:rtl w:val="0"/>
+        </w:rPr>
+        <w:t xml:space="preserve">(1), 202–218. https://doi.org/10.33369/jeet.8.1.202-218</w:t>
+      </w:r>
+      <w:r>
+        <w:rPr>
+          <w:rtl w:val="0"/>
+        </w:rPr>
+      </w:r>
+    </w:p>
+    <w:p>
+      <w:pPr>
+        <w:spacing w:before="0" w:after="0" w:line="480" w:lineRule="auto"/>
         <w:ind w:left="720" w:hanging="720"/>
         <w:jc w:val="left"/>
         <w:rPr/>
@@ -9534,7 +9547,7 @@
           <w:szCs w:val="22"/>
           <w:rtl w:val="0"/>
         </w:rPr>
-        <w:t xml:space="preserve">Ningrum, S., Puspita, H., &amp; Mulyadi, A. I. (2024). Hedges and boosters in academic writing of ASEAN EFL learners. </w:t>
+        <w:t xml:space="preserve">Petchkij, W. (2019). Explicit teaching of hedges: Bringing hedging in academic writing into the Thai EFL classroom. </w:t>
       </w:r>
       <w:r>
         <w:rPr>
@@ -9547,30 +9560,17 @@
           <w:szCs w:val="22"/>
           <w:rtl w:val="0"/>
         </w:rPr>
-        <w:t xml:space="preserve">Journal of English Education and Teaching, 8</w:t>
-      </w:r>
-      <w:r>
-        <w:rPr>
-          <w:rFonts w:ascii="Georgia" w:cs="Georgia" w:eastAsia="Georgia" w:hAnsi="Georgia"/>
-          <w:b w:val="0"/>
-          <w:bCs w:val="0"/>
-          <w:i w:val="0"/>
-          <w:iCs w:val="0"/>
-          <w:sz w:val="22"/>
-          <w:szCs w:val="22"/>
-          <w:rtl w:val="0"/>
-        </w:rPr>
-        <w:t xml:space="preserve">(1), 202–218. https://doi.org/10.33369/jeet.8.1.202-218</w:t>
-      </w:r>
-      <w:r>
-        <w:rPr>
-          <w:rtl w:val="0"/>
-        </w:rPr>
-      </w:r>
-    </w:p>
-    <w:p>
-      <w:pPr>
-        <w:spacing w:after="0" w:before="0" w:line="480" w:lineRule="auto"/>
+        <w:t xml:space="preserve">Electronic Journal of Foreign Language Teaching, 16(1), 95–113. https://e-flt.nus.edu.sg/wp-content/uploads/2020/09/petchkij.pdf</w:t>
+      </w:r>
+      <w:r>
+        <w:rPr>
+          <w:rtl w:val="0"/>
+        </w:rPr>
+      </w:r>
+    </w:p>
+    <w:p>
+      <w:pPr>
+        <w:spacing w:before="0" w:after="0" w:line="480" w:lineRule="auto"/>
         <w:ind w:left="720" w:hanging="720"/>
         <w:jc w:val="left"/>
         <w:rPr/>
@@ -9586,7 +9586,7 @@
           <w:szCs w:val="22"/>
           <w:rtl w:val="0"/>
         </w:rPr>
-        <w:t xml:space="preserve">Petchkij, W. (2019). Explicit teaching of hedges: Bringing hedging in academic writing into the Thai EFL classroom. </w:t>
+        <w:t xml:space="preserve">Salager-Meyer, F. (1994). Hedges and textual communicative function in medical English written discourse. </w:t>
       </w:r>
       <w:r>
         <w:rPr>
@@ -9599,17 +9599,30 @@
           <w:szCs w:val="22"/>
           <w:rtl w:val="0"/>
         </w:rPr>
-        <w:t xml:space="preserve">Electronic Journal of Foreign Language Teaching, 16(1), 95–113. https://e-flt.nus.edu.sg/wp-content/uploads/2020/09/petchkij.pdf</w:t>
-      </w:r>
-      <w:r>
-        <w:rPr>
-          <w:rtl w:val="0"/>
-        </w:rPr>
-      </w:r>
-    </w:p>
-    <w:p>
-      <w:pPr>
-        <w:spacing w:after="0" w:before="0" w:line="480" w:lineRule="auto"/>
+        <w:t xml:space="preserve">English for Specific Purposes, 13</w:t>
+      </w:r>
+      <w:r>
+        <w:rPr>
+          <w:rFonts w:ascii="Georgia" w:cs="Georgia" w:eastAsia="Georgia" w:hAnsi="Georgia"/>
+          <w:b w:val="0"/>
+          <w:bCs w:val="0"/>
+          <w:i w:val="0"/>
+          <w:iCs w:val="0"/>
+          <w:sz w:val="22"/>
+          <w:szCs w:val="22"/>
+          <w:rtl w:val="0"/>
+        </w:rPr>
+        <w:t xml:space="preserve">(2), 149–170. https://doi.org/10.1016/0889-4906(94)90013-2</w:t>
+      </w:r>
+      <w:r>
+        <w:rPr>
+          <w:rtl w:val="0"/>
+        </w:rPr>
+      </w:r>
+    </w:p>
+    <w:p>
+      <w:pPr>
+        <w:spacing w:before="0" w:after="0" w:line="480" w:lineRule="auto"/>
         <w:ind w:left="720" w:hanging="720"/>
         <w:jc w:val="left"/>
         <w:rPr/>
@@ -9625,7 +9638,7 @@
           <w:szCs w:val="22"/>
           <w:rtl w:val="0"/>
         </w:rPr>
-        <w:t xml:space="preserve">Salager-Meyer, F. (1994). Hedges and textual communicative function in medical English written discourse. </w:t>
+        <w:t xml:space="preserve">Suratno, A., &amp; Aydawati, E. N. (2025). Hedging strategies in non-science theses: A corpus-based analysis of discussion sections. </w:t>
       </w:r>
       <w:r>
         <w:rPr>
@@ -9638,30 +9651,30 @@
           <w:szCs w:val="22"/>
           <w:rtl w:val="0"/>
         </w:rPr>
-        <w:t xml:space="preserve">English for Specific Purposes, 13</w:t>
-      </w:r>
-      <w:r>
-        <w:rPr>
-          <w:rFonts w:ascii="Georgia" w:cs="Georgia" w:eastAsia="Georgia" w:hAnsi="Georgia"/>
-          <w:b w:val="0"/>
-          <w:bCs w:val="0"/>
-          <w:i w:val="0"/>
-          <w:iCs w:val="0"/>
-          <w:sz w:val="22"/>
-          <w:szCs w:val="22"/>
-          <w:rtl w:val="0"/>
-        </w:rPr>
-        <w:t xml:space="preserve">(2), 149–170. https://doi.org/10.1016/0889-4906(94)90013-2</w:t>
-      </w:r>
-      <w:r>
-        <w:rPr>
-          <w:rtl w:val="0"/>
-        </w:rPr>
-      </w:r>
-    </w:p>
-    <w:p>
-      <w:pPr>
-        <w:spacing w:after="0" w:before="0" w:line="480" w:lineRule="auto"/>
+        <w:t xml:space="preserve">ETERNAL (English Teaching Journal), 16</w:t>
+      </w:r>
+      <w:r>
+        <w:rPr>
+          <w:rFonts w:ascii="Georgia" w:cs="Georgia" w:eastAsia="Georgia" w:hAnsi="Georgia"/>
+          <w:b w:val="0"/>
+          <w:bCs w:val="0"/>
+          <w:i w:val="0"/>
+          <w:iCs w:val="0"/>
+          <w:sz w:val="22"/>
+          <w:szCs w:val="22"/>
+          <w:rtl w:val="0"/>
+        </w:rPr>
+        <w:t xml:space="preserve">(1), 37–52. https://journal2.upgris.ac.id/index.php/eternal/article/view/1059</w:t>
+      </w:r>
+      <w:r>
+        <w:rPr>
+          <w:rtl w:val="0"/>
+        </w:rPr>
+      </w:r>
+    </w:p>
+    <w:p>
+      <w:pPr>
+        <w:spacing w:before="0" w:after="0" w:line="480" w:lineRule="auto"/>
         <w:ind w:left="720" w:hanging="720"/>
         <w:jc w:val="left"/>
         <w:rPr/>
@@ -9677,7 +9690,7 @@
           <w:szCs w:val="22"/>
           <w:rtl w:val="0"/>
         </w:rPr>
-        <w:t xml:space="preserve">Suratno, A., &amp; Aydawati, E. N. (2025). Hedging strategies in non-science theses: A corpus-based analysis of discussion sections. </w:t>
+        <w:t xml:space="preserve">Villanueva, V. S. (2014). Hedging devices in Philippine newspaper editorials. </w:t>
       </w:r>
       <w:r>
         <w:rPr>
@@ -9690,58 +9703,6 @@
           <w:szCs w:val="22"/>
           <w:rtl w:val="0"/>
         </w:rPr>
-        <w:t xml:space="preserve">ETERNAL (English Teaching Journal), 16</w:t>
-      </w:r>
-      <w:r>
-        <w:rPr>
-          <w:rFonts w:ascii="Georgia" w:cs="Georgia" w:eastAsia="Georgia" w:hAnsi="Georgia"/>
-          <w:b w:val="0"/>
-          <w:bCs w:val="0"/>
-          <w:i w:val="0"/>
-          <w:iCs w:val="0"/>
-          <w:sz w:val="22"/>
-          <w:szCs w:val="22"/>
-          <w:rtl w:val="0"/>
-        </w:rPr>
-        <w:t xml:space="preserve">(1), 37–52. https://journal2.upgris.ac.id/index.php/eternal/article/view/1059</w:t>
-      </w:r>
-      <w:r>
-        <w:rPr>
-          <w:rtl w:val="0"/>
-        </w:rPr>
-      </w:r>
-    </w:p>
-    <w:p>
-      <w:pPr>
-        <w:spacing w:after="0" w:before="0" w:line="480" w:lineRule="auto"/>
-        <w:ind w:left="720" w:hanging="720"/>
-        <w:jc w:val="left"/>
-        <w:rPr/>
-      </w:pPr>
-      <w:r>
-        <w:rPr>
-          <w:rFonts w:ascii="Georgia" w:cs="Georgia" w:eastAsia="Georgia" w:hAnsi="Georgia"/>
-          <w:b w:val="0"/>
-          <w:bCs w:val="0"/>
-          <w:i w:val="0"/>
-          <w:iCs w:val="0"/>
-          <w:sz w:val="22"/>
-          <w:szCs w:val="22"/>
-          <w:rtl w:val="0"/>
-        </w:rPr>
-        <w:t xml:space="preserve">Villanueva, V. S. (2014). Hedging devices in Philippine newspaper editorials. </w:t>
-      </w:r>
-      <w:r>
-        <w:rPr>
-          <w:rFonts w:ascii="Georgia" w:cs="Georgia" w:eastAsia="Georgia" w:hAnsi="Georgia"/>
-          <w:b w:val="0"/>
-          <w:bCs w:val="0"/>
-          <w:i w:val="1"/>
-          <w:iCs w:val="1"/>
-          <w:sz w:val="22"/>
-          <w:szCs w:val="22"/>
-          <w:rtl w:val="0"/>
-        </w:rPr>
         <w:t xml:space="preserve">Asian Journal of English Language Studies, 2</w:t>
       </w:r>
       <w:r>
@@ -9765,7 +9726,7 @@
     </w:p>
     <w:p>
       <w:pPr>
-        <w:spacing w:after="0" w:before="0" w:line="480" w:lineRule="auto"/>
+        <w:spacing w:before="0" w:after="0" w:line="480" w:lineRule="auto"/>
         <w:ind w:left="720" w:hanging="720"/>
         <w:jc w:val="left"/>
         <w:rPr/>
@@ -9825,19 +9786,9 @@
     </w:p>
     <w:p>
       <w:pPr>
-        <w:rPr/>
-      </w:pPr>
-      <w:r>
-        <w:rPr>
-          <w:rtl w:val="0"/>
-        </w:rPr>
-      </w:r>
-    </w:p>
-    <w:p>
-      <w:pPr>
         <w:keepNext w:val="1"/>
         <w:keepLines w:val="1"/>
-        <w:spacing w:after="240" w:before="0" w:line="480" w:lineRule="auto"/>
+        <w:spacing w:before="0" w:after="120" w:line="480" w:lineRule="auto"/>
         <w:jc w:val="center"/>
         <w:rPr/>
       </w:pPr>
@@ -9862,43 +9813,9 @@
     </w:p>
     <w:p>
       <w:pPr>
-        <w:spacing w:after="0" w:before="0" w:lineRule="auto"/>
-        <w:rPr/>
-      </w:pPr>
-      <w:r>
-        <w:rPr>
-          <w:rtl w:val="0"/>
-        </w:rPr>
-      </w:r>
-    </w:p>
-    <w:p>
-      <w:pPr>
-        <w:spacing w:after="0" w:before="0" w:lineRule="auto"/>
-        <w:rPr/>
-      </w:pPr>
-      <w:r>
-        <w:rPr>
-          <w:rtl w:val="0"/>
-        </w:rPr>
-      </w:r>
-    </w:p>
-    <w:p>
-      <w:pPr>
-        <w:spacing w:after="0" w:before="0" w:lineRule="auto"/>
-        <w:rPr/>
-      </w:pPr>
-      <w:r>
-        <w:rPr>
-          <w:rtl w:val="0"/>
-        </w:rPr>
-      </w:r>
-    </w:p>
-    <w:p>
-      <w:pPr>
         <w:keepNext w:val="1"/>
         <w:keepLines w:val="1"/>
-        <w:pageBreakBefore w:val="1"/>
-        <w:spacing w:after="240" w:before="240" w:line="480" w:lineRule="auto"/>
+        <w:spacing w:before="120" w:after="360" w:line="480" w:lineRule="auto"/>
         <w:jc w:val="left"/>
         <w:rPr/>
       </w:pPr>
@@ -9921,7 +9838,7 @@
     </w:p>
     <w:p>
       <w:pPr>
-        <w:spacing w:after="120" w:before="0" w:line="240" w:lineRule="auto"/>
+        <w:spacing w:before="0" w:after="0" w:line="240" w:lineRule="auto"/>
         <w:jc w:val="left"/>
         <w:rPr/>
       </w:pPr>
@@ -9944,17 +9861,7 @@
     </w:p>
     <w:p>
       <w:pPr>
-        <w:rPr/>
-      </w:pPr>
-      <w:r>
-        <w:rPr>
-          <w:rtl w:val="0"/>
-        </w:rPr>
-      </w:r>
-    </w:p>
-    <w:p>
-      <w:pPr>
-        <w:spacing w:after="120" w:before="240" w:line="240" w:lineRule="auto"/>
+        <w:spacing w:before="0" w:after="0" w:line="240" w:lineRule="auto"/>
         <w:ind w:firstLine="720"/>
         <w:jc w:val="left"/>
         <w:rPr/>
@@ -9978,9 +9885,7 @@
     </w:p>
     <w:p>
       <w:pPr>
-        <w:keepNext w:val="1"/>
-        <w:keepLines w:val="1"/>
-        <w:spacing w:after="120" w:before="0" w:line="240" w:lineRule="auto"/>
+        <w:spacing w:before="0" w:after="0" w:line="240" w:lineRule="auto"/>
         <w:jc w:val="left"/>
         <w:rPr/>
       </w:pPr>
@@ -10003,7 +9908,7 @@
     </w:p>
     <w:p>
       <w:pPr>
-        <w:spacing w:after="80" w:before="200" w:line="240" w:lineRule="auto"/>
+        <w:spacing w:before="0" w:after="0" w:line="240" w:lineRule="auto"/>
         <w:jc w:val="left"/>
         <w:rPr/>
       </w:pPr>
@@ -10026,7 +9931,7 @@
     </w:p>
     <w:p>
       <w:pPr>
-        <w:spacing w:after="60" w:before="0" w:line="240" w:lineRule="auto"/>
+        <w:spacing w:before="0" w:after="0" w:line="240" w:lineRule="auto"/>
         <w:ind w:left="240" w:firstLine="0"/>
         <w:jc w:val="left"/>
         <w:rPr/>
@@ -10050,7 +9955,7 @@
     </w:p>
     <w:p>
       <w:pPr>
-        <w:spacing w:after="60" w:before="0" w:line="240" w:lineRule="auto"/>
+        <w:spacing w:before="0" w:after="0" w:line="240" w:lineRule="auto"/>
         <w:ind w:left="240" w:firstLine="0"/>
         <w:jc w:val="left"/>
         <w:rPr/>
@@ -10074,7 +9979,7 @@
     </w:p>
     <w:p>
       <w:pPr>
-        <w:spacing w:after="60" w:before="0" w:line="240" w:lineRule="auto"/>
+        <w:spacing w:before="0" w:after="0" w:line="240" w:lineRule="auto"/>
         <w:ind w:left="240" w:firstLine="0"/>
         <w:jc w:val="left"/>
         <w:rPr/>
@@ -10098,9 +10003,7 @@
     </w:p>
     <w:p>
       <w:pPr>
-        <w:keepNext w:val="1"/>
-        <w:keepLines w:val="1"/>
-        <w:spacing w:after="60" w:before="0" w:line="240" w:lineRule="auto"/>
+        <w:spacing w:before="0" w:after="0" w:line="240" w:lineRule="auto"/>
         <w:ind w:left="240" w:firstLine="0"/>
         <w:jc w:val="left"/>
         <w:rPr/>
@@ -10124,7 +10027,7 @@
     </w:p>
     <w:p>
       <w:pPr>
-        <w:spacing w:after="80" w:before="200" w:line="240" w:lineRule="auto"/>
+        <w:spacing w:before="0" w:after="0" w:line="240" w:lineRule="auto"/>
         <w:ind w:firstLine="720"/>
         <w:jc w:val="left"/>
         <w:rPr/>
@@ -10148,7 +10051,7 @@
     </w:p>
     <w:p>
       <w:pPr>
-        <w:spacing w:after="60" w:before="0" w:line="240" w:lineRule="auto"/>
+        <w:spacing w:before="0" w:after="0" w:line="240" w:lineRule="auto"/>
         <w:ind w:left="240" w:firstLine="720"/>
         <w:jc w:val="left"/>
         <w:rPr/>
@@ -10172,7 +10075,7 @@
     </w:p>
     <w:p>
       <w:pPr>
-        <w:spacing w:after="60" w:before="0" w:line="240" w:lineRule="auto"/>
+        <w:spacing w:before="0" w:after="0" w:line="240" w:lineRule="auto"/>
         <w:ind w:left="240" w:firstLine="720"/>
         <w:jc w:val="left"/>
         <w:rPr/>
@@ -10196,9 +10099,7 @@
     </w:p>
     <w:p>
       <w:pPr>
-        <w:keepNext w:val="1"/>
-        <w:keepLines w:val="1"/>
-        <w:spacing w:after="60" w:before="0" w:line="240" w:lineRule="auto"/>
+        <w:spacing w:before="0" w:after="0" w:line="240" w:lineRule="auto"/>
         <w:ind w:left="240" w:firstLine="0"/>
         <w:jc w:val="left"/>
         <w:rPr/>
@@ -10222,7 +10123,7 @@
     </w:p>
     <w:p>
       <w:pPr>
-        <w:spacing w:after="80" w:before="200" w:line="240" w:lineRule="auto"/>
+        <w:spacing w:before="0" w:after="0" w:line="240" w:lineRule="auto"/>
         <w:ind w:firstLine="720"/>
         <w:jc w:val="left"/>
         <w:rPr/>
@@ -10246,7 +10147,7 @@
     </w:p>
     <w:p>
       <w:pPr>
-        <w:spacing w:after="60" w:before="0" w:line="240" w:lineRule="auto"/>
+        <w:spacing w:before="0" w:after="0" w:line="240" w:lineRule="auto"/>
         <w:ind w:left="240" w:firstLine="720"/>
         <w:jc w:val="left"/>
         <w:rPr/>
@@ -10270,7 +10171,7 @@
     </w:p>
     <w:p>
       <w:pPr>
-        <w:spacing w:after="60" w:before="0" w:line="240" w:lineRule="auto"/>
+        <w:spacing w:before="0" w:after="0" w:line="240" w:lineRule="auto"/>
         <w:ind w:left="240" w:firstLine="720"/>
         <w:jc w:val="left"/>
         <w:rPr/>
@@ -10294,7 +10195,7 @@
     </w:p>
     <w:p>
       <w:pPr>
-        <w:spacing w:after="60" w:before="0" w:line="240" w:lineRule="auto"/>
+        <w:spacing w:before="0" w:after="0" w:line="240" w:lineRule="auto"/>
         <w:ind w:left="240" w:firstLine="720"/>
         <w:jc w:val="left"/>
         <w:rPr/>
@@ -10318,9 +10219,7 @@
     </w:p>
     <w:p>
       <w:pPr>
-        <w:keepNext w:val="1"/>
-        <w:keepLines w:val="1"/>
-        <w:spacing w:after="60" w:before="0" w:line="240" w:lineRule="auto"/>
+        <w:spacing w:before="0" w:after="0" w:line="240" w:lineRule="auto"/>
         <w:ind w:left="240" w:firstLine="0"/>
         <w:jc w:val="left"/>
         <w:rPr/>
@@ -10344,7 +10243,7 @@
     </w:p>
     <w:p>
       <w:pPr>
-        <w:spacing w:after="80" w:before="200" w:line="240" w:lineRule="auto"/>
+        <w:spacing w:before="0" w:after="0" w:line="240" w:lineRule="auto"/>
         <w:ind w:firstLine="720"/>
         <w:jc w:val="left"/>
         <w:rPr/>
@@ -10368,7 +10267,7 @@
     </w:p>
     <w:p>
       <w:pPr>
-        <w:spacing w:after="120" w:before="0" w:line="240" w:lineRule="auto"/>
+        <w:spacing w:before="0" w:after="0" w:line="240" w:lineRule="auto"/>
         <w:jc w:val="left"/>
         <w:rPr/>
       </w:pPr>
@@ -10391,7 +10290,7 @@
     </w:p>
     <w:p>
       <w:pPr>
-        <w:spacing w:after="160" w:before="320" w:line="240" w:lineRule="auto"/>
+        <w:spacing w:before="0" w:after="0" w:line="240" w:lineRule="auto"/>
         <w:jc w:val="left"/>
         <w:rPr/>
       </w:pPr>
@@ -10414,9 +10313,7 @@
     </w:p>
     <w:p>
       <w:pPr>
-        <w:keepNext w:val="1"/>
-        <w:keepLines w:val="1"/>
-        <w:spacing w:after="80" w:before="200" w:line="240" w:lineRule="auto"/>
+        <w:spacing w:before="0" w:after="0" w:line="240" w:lineRule="auto"/>
         <w:jc w:val="left"/>
         <w:rPr/>
       </w:pPr>
@@ -10441,7 +10338,7 @@
     </w:p>
     <w:p>
       <w:pPr>
-        <w:spacing w:after="120" w:before="0" w:line="240" w:lineRule="auto"/>
+        <w:spacing w:before="0" w:after="0" w:line="240" w:lineRule="auto"/>
         <w:ind w:firstLine="720"/>
         <w:jc w:val="left"/>
         <w:rPr/>
@@ -10465,19 +10362,7 @@
     </w:p>
     <w:p>
       <w:pPr>
-        <w:rPr/>
-      </w:pPr>
-      <w:r>
-        <w:rPr>
-          <w:rtl w:val="0"/>
-        </w:rPr>
-      </w:r>
-    </w:p>
-    <w:p>
-      <w:pPr>
-        <w:keepNext w:val="1"/>
-        <w:keepLines w:val="1"/>
-        <w:spacing w:after="80" w:before="200" w:line="240" w:lineRule="auto"/>
+        <w:spacing w:before="0" w:after="0" w:line="240" w:lineRule="auto"/>
         <w:jc w:val="left"/>
         <w:rPr/>
       </w:pPr>
@@ -10502,7 +10387,7 @@
     </w:p>
     <w:p>
       <w:pPr>
-        <w:spacing w:after="120" w:before="0" w:line="240" w:lineRule="auto"/>
+        <w:spacing w:before="0" w:after="0" w:line="240" w:lineRule="auto"/>
         <w:ind w:firstLine="720"/>
         <w:jc w:val="both"/>
         <w:rPr/>
@@ -10557,7 +10442,7 @@
     </w:p>
     <w:p>
       <w:pPr>
-        <w:spacing w:after="120" w:before="0" w:line="240" w:lineRule="auto"/>
+        <w:spacing w:before="0" w:after="0" w:line="240" w:lineRule="auto"/>
         <w:ind w:firstLine="720"/>
         <w:jc w:val="both"/>
         <w:rPr/>
@@ -10583,7 +10468,7 @@
     </w:p>
     <w:p>
       <w:pPr>
-        <w:spacing w:after="120" w:before="0" w:line="240" w:lineRule="auto"/>
+        <w:spacing w:before="0" w:after="0" w:line="240" w:lineRule="auto"/>
         <w:ind w:firstLine="720"/>
         <w:jc w:val="both"/>
         <w:rPr/>
@@ -10666,7 +10551,7 @@
     </w:p>
     <w:p>
       <w:pPr>
-        <w:spacing w:after="120" w:before="0" w:line="240" w:lineRule="auto"/>
+        <w:spacing w:before="0" w:after="0" w:line="240" w:lineRule="auto"/>
         <w:ind w:firstLine="720"/>
         <w:jc w:val="both"/>
         <w:rPr/>
@@ -10692,19 +10577,7 @@
     </w:p>
     <w:p>
       <w:pPr>
-        <w:rPr/>
-      </w:pPr>
-      <w:r>
-        <w:rPr>
-          <w:rtl w:val="0"/>
-        </w:rPr>
-      </w:r>
-    </w:p>
-    <w:p>
-      <w:pPr>
-        <w:keepNext w:val="1"/>
-        <w:keepLines w:val="1"/>
-        <w:spacing w:after="80" w:before="200" w:line="240" w:lineRule="auto"/>
+        <w:spacing w:before="0" w:after="0" w:line="240" w:lineRule="auto"/>
         <w:jc w:val="left"/>
         <w:rPr/>
       </w:pPr>
@@ -10729,7 +10602,7 @@
     </w:p>
     <w:p>
       <w:pPr>
-        <w:spacing w:after="120" w:before="0" w:line="240" w:lineRule="auto"/>
+        <w:spacing w:before="0" w:after="0" w:line="240" w:lineRule="auto"/>
         <w:ind w:firstLine="720"/>
         <w:jc w:val="both"/>
         <w:rPr/>
@@ -10798,7 +10671,7 @@
           </w:tcPr>
           <w:p>
             <w:pPr>
-              <w:spacing w:after="40" w:before="40" w:line="240" w:lineRule="auto"/>
+              <w:spacing w:before="0" w:after="0" w:line="240" w:lineRule="auto"/>
               <w:jc w:val="left"/>
               <w:rPr/>
             </w:pPr>
@@ -10829,7 +10702,7 @@
           </w:tcPr>
           <w:p>
             <w:pPr>
-              <w:spacing w:after="40" w:before="40" w:line="240" w:lineRule="auto"/>
+              <w:spacing w:before="0" w:after="0" w:line="240" w:lineRule="auto"/>
               <w:jc w:val="left"/>
               <w:rPr/>
             </w:pPr>
@@ -10860,7 +10733,7 @@
           </w:tcPr>
           <w:p>
             <w:pPr>
-              <w:spacing w:after="40" w:before="40" w:line="240" w:lineRule="auto"/>
+              <w:spacing w:before="0" w:after="0" w:line="240" w:lineRule="auto"/>
               <w:jc w:val="left"/>
               <w:rPr/>
             </w:pPr>
@@ -10891,7 +10764,7 @@
           </w:tcPr>
           <w:p>
             <w:pPr>
-              <w:spacing w:after="40" w:before="40" w:line="240" w:lineRule="auto"/>
+              <w:spacing w:before="0" w:after="0" w:line="240" w:lineRule="auto"/>
               <w:jc w:val="left"/>
               <w:rPr/>
             </w:pPr>
@@ -10925,7 +10798,7 @@
           </w:tcPr>
           <w:p>
             <w:pPr>
-              <w:spacing w:after="40" w:before="40" w:line="240" w:lineRule="auto"/>
+              <w:spacing w:before="0" w:after="0" w:line="240" w:lineRule="auto"/>
               <w:jc w:val="left"/>
               <w:rPr/>
             </w:pPr>
@@ -10950,7 +10823,7 @@
           <w:tcPr/>
           <w:p>
             <w:pPr>
-              <w:spacing w:after="40" w:before="40" w:line="240" w:lineRule="auto"/>
+              <w:spacing w:before="0" w:after="0" w:line="240" w:lineRule="auto"/>
               <w:jc w:val="left"/>
               <w:rPr/>
             </w:pPr>
@@ -10974,7 +10847,7 @@
           <w:tcPr/>
           <w:p>
             <w:pPr>
-              <w:spacing w:after="40" w:before="40" w:line="240" w:lineRule="auto"/>
+              <w:spacing w:before="0" w:after="0" w:line="240" w:lineRule="auto"/>
               <w:jc w:val="left"/>
               <w:rPr/>
             </w:pPr>
@@ -10998,7 +10871,7 @@
           <w:tcPr/>
           <w:p>
             <w:pPr>
-              <w:spacing w:after="40" w:before="40" w:line="240" w:lineRule="auto"/>
+              <w:spacing w:before="0" w:after="0" w:line="240" w:lineRule="auto"/>
               <w:jc w:val="left"/>
               <w:rPr/>
             </w:pPr>
@@ -11063,7 +10936,7 @@
           </w:tcPr>
           <w:p>
             <w:pPr>
-              <w:spacing w:after="40" w:before="40" w:line="240" w:lineRule="auto"/>
+              <w:spacing w:before="0" w:after="0" w:line="240" w:lineRule="auto"/>
               <w:jc w:val="left"/>
               <w:rPr/>
             </w:pPr>
@@ -11088,7 +10961,7 @@
           <w:tcPr/>
           <w:p>
             <w:pPr>
-              <w:spacing w:after="40" w:before="40" w:line="240" w:lineRule="auto"/>
+              <w:spacing w:before="0" w:after="0" w:line="240" w:lineRule="auto"/>
               <w:jc w:val="left"/>
               <w:rPr/>
             </w:pPr>
@@ -11112,7 +10985,7 @@
           <w:tcPr/>
           <w:p>
             <w:pPr>
-              <w:spacing w:after="40" w:before="40" w:line="240" w:lineRule="auto"/>
+              <w:spacing w:before="0" w:after="0" w:line="240" w:lineRule="auto"/>
               <w:jc w:val="left"/>
               <w:rPr/>
             </w:pPr>
@@ -11136,7 +11009,7 @@
           <w:tcPr/>
           <w:p>
             <w:pPr>
-              <w:spacing w:after="40" w:before="40" w:line="240" w:lineRule="auto"/>
+              <w:spacing w:before="0" w:after="0" w:line="240" w:lineRule="auto"/>
               <w:jc w:val="left"/>
               <w:rPr/>
             </w:pPr>
@@ -11201,7 +11074,7 @@
           </w:tcPr>
           <w:p>
             <w:pPr>
-              <w:spacing w:after="40" w:before="40" w:line="240" w:lineRule="auto"/>
+              <w:spacing w:before="0" w:after="0" w:line="240" w:lineRule="auto"/>
               <w:jc w:val="left"/>
               <w:rPr/>
             </w:pPr>
@@ -11226,7 +11099,7 @@
           <w:tcPr/>
           <w:p>
             <w:pPr>
-              <w:spacing w:after="40" w:before="40" w:line="240" w:lineRule="auto"/>
+              <w:spacing w:before="0" w:after="0" w:line="240" w:lineRule="auto"/>
               <w:jc w:val="left"/>
               <w:rPr/>
             </w:pPr>
@@ -11250,7 +11123,7 @@
           <w:tcPr/>
           <w:p>
             <w:pPr>
-              <w:spacing w:after="40" w:before="40" w:line="240" w:lineRule="auto"/>
+              <w:spacing w:before="0" w:after="0" w:line="240" w:lineRule="auto"/>
               <w:jc w:val="left"/>
               <w:rPr/>
             </w:pPr>
@@ -11274,7 +11147,7 @@
           <w:tcPr/>
           <w:p>
             <w:pPr>
-              <w:spacing w:after="40" w:before="40" w:line="240" w:lineRule="auto"/>
+              <w:spacing w:before="0" w:after="0" w:line="240" w:lineRule="auto"/>
               <w:jc w:val="left"/>
               <w:rPr/>
             </w:pPr>
@@ -11339,7 +11212,7 @@
           </w:tcPr>
           <w:p>
             <w:pPr>
-              <w:spacing w:after="40" w:before="40" w:line="240" w:lineRule="auto"/>
+              <w:spacing w:before="0" w:after="0" w:line="240" w:lineRule="auto"/>
               <w:jc w:val="left"/>
               <w:rPr/>
             </w:pPr>
@@ -11364,7 +11237,7 @@
           <w:tcPr/>
           <w:p>
             <w:pPr>
-              <w:spacing w:after="40" w:before="40" w:line="240" w:lineRule="auto"/>
+              <w:spacing w:before="0" w:after="0" w:line="240" w:lineRule="auto"/>
               <w:jc w:val="left"/>
               <w:rPr/>
             </w:pPr>
@@ -11388,7 +11261,7 @@
           <w:tcPr/>
           <w:p>
             <w:pPr>
-              <w:spacing w:after="40" w:before="40" w:line="240" w:lineRule="auto"/>
+              <w:spacing w:before="0" w:after="0" w:line="240" w:lineRule="auto"/>
               <w:jc w:val="left"/>
               <w:rPr/>
             </w:pPr>
@@ -11412,7 +11285,7 @@
           <w:tcPr/>
           <w:p>
             <w:pPr>
-              <w:spacing w:after="40" w:before="40" w:line="240" w:lineRule="auto"/>
+              <w:spacing w:before="0" w:after="0" w:line="240" w:lineRule="auto"/>
               <w:jc w:val="left"/>
               <w:rPr/>
             </w:pPr>
@@ -11469,18 +11342,7 @@
     </w:tbl>
     <w:p>
       <w:pPr>
-        <w:spacing w:after="0" w:before="0" w:line="240" w:lineRule="auto"/>
-        <w:rPr/>
-      </w:pPr>
-      <w:r>
-        <w:rPr>
-          <w:rtl w:val="0"/>
-        </w:rPr>
-      </w:r>
-    </w:p>
-    <w:p>
-      <w:pPr>
-        <w:spacing w:after="120" w:before="120" w:line="240" w:lineRule="auto"/>
+        <w:spacing w:before="120" w:after="0" w:line="480" w:lineRule="auto"/>
         <w:ind w:firstLine="720"/>
         <w:jc w:val="both"/>
         <w:rPr/>
@@ -11535,7 +11397,7 @@
     </w:p>
     <w:p>
       <w:pPr>
-        <w:spacing w:after="120" w:before="0" w:line="240" w:lineRule="auto"/>
+        <w:spacing w:before="0" w:after="0" w:line="240" w:lineRule="auto"/>
         <w:ind w:firstLine="720"/>
         <w:jc w:val="both"/>
         <w:rPr/>
@@ -11740,19 +11602,7 @@
     </w:p>
     <w:p>
       <w:pPr>
-        <w:rPr/>
-      </w:pPr>
-      <w:r>
-        <w:rPr>
-          <w:rtl w:val="0"/>
-        </w:rPr>
-      </w:r>
-    </w:p>
-    <w:p>
-      <w:pPr>
-        <w:keepNext w:val="1"/>
-        <w:keepLines w:val="1"/>
-        <w:spacing w:after="80" w:before="200" w:line="240" w:lineRule="auto"/>
+        <w:spacing w:before="0" w:after="0" w:line="240" w:lineRule="auto"/>
         <w:jc w:val="left"/>
         <w:rPr/>
       </w:pPr>
@@ -11820,7 +11670,7 @@
           </w:tcPr>
           <w:p>
             <w:pPr>
-              <w:spacing w:after="40" w:before="40" w:line="240" w:lineRule="auto"/>
+              <w:spacing w:before="0" w:after="0" w:line="240" w:lineRule="auto"/>
               <w:jc w:val="left"/>
               <w:rPr/>
             </w:pPr>
@@ -11851,7 +11701,7 @@
           </w:tcPr>
           <w:p>
             <w:pPr>
-              <w:spacing w:after="40" w:before="40" w:line="240" w:lineRule="auto"/>
+              <w:spacing w:before="0" w:after="0" w:line="240" w:lineRule="auto"/>
               <w:jc w:val="left"/>
               <w:rPr/>
             </w:pPr>
@@ -11882,7 +11732,7 @@
           </w:tcPr>
           <w:p>
             <w:pPr>
-              <w:spacing w:after="40" w:before="40" w:line="240" w:lineRule="auto"/>
+              <w:spacing w:before="0" w:after="0" w:line="240" w:lineRule="auto"/>
               <w:jc w:val="left"/>
               <w:rPr/>
             </w:pPr>
@@ -11913,7 +11763,7 @@
           </w:tcPr>
           <w:p>
             <w:pPr>
-              <w:spacing w:after="40" w:before="40" w:line="240" w:lineRule="auto"/>
+              <w:spacing w:before="0" w:after="0" w:line="240" w:lineRule="auto"/>
               <w:jc w:val="left"/>
               <w:rPr/>
             </w:pPr>
@@ -11945,7 +11795,7 @@
           <w:tcPr/>
           <w:p>
             <w:pPr>
-              <w:spacing w:after="40" w:before="40" w:line="240" w:lineRule="auto"/>
+              <w:spacing w:before="0" w:after="0" w:line="240" w:lineRule="auto"/>
               <w:jc w:val="left"/>
               <w:rPr/>
             </w:pPr>
@@ -11974,7 +11824,7 @@
           <w:tcPr/>
           <w:p>
             <w:pPr>
-              <w:spacing w:after="40" w:before="40" w:line="240" w:lineRule="auto"/>
+              <w:spacing w:before="0" w:after="0" w:line="240" w:lineRule="auto"/>
               <w:jc w:val="left"/>
               <w:rPr/>
             </w:pPr>
@@ -11998,7 +11848,7 @@
           <w:tcPr/>
           <w:p>
             <w:pPr>
-              <w:spacing w:after="40" w:before="40" w:line="240" w:lineRule="auto"/>
+              <w:spacing w:before="0" w:after="0" w:line="240" w:lineRule="auto"/>
               <w:jc w:val="left"/>
               <w:rPr/>
             </w:pPr>
@@ -12022,7 +11872,7 @@
           <w:tcPr/>
           <w:p>
             <w:pPr>
-              <w:spacing w:after="40" w:before="40" w:line="240" w:lineRule="auto"/>
+              <w:spacing w:before="0" w:after="0" w:line="240" w:lineRule="auto"/>
               <w:jc w:val="left"/>
               <w:rPr/>
             </w:pPr>
@@ -12113,7 +11963,7 @@
           <w:tcPr/>
           <w:p>
             <w:pPr>
-              <w:spacing w:after="40" w:before="40" w:line="240" w:lineRule="auto"/>
+              <w:spacing w:before="0" w:after="0" w:line="240" w:lineRule="auto"/>
               <w:jc w:val="left"/>
               <w:rPr/>
             </w:pPr>
@@ -12142,7 +11992,7 @@
           <w:tcPr/>
           <w:p>
             <w:pPr>
-              <w:spacing w:after="40" w:before="40" w:line="240" w:lineRule="auto"/>
+              <w:spacing w:before="0" w:after="0" w:line="240" w:lineRule="auto"/>
               <w:jc w:val="left"/>
               <w:rPr/>
             </w:pPr>
@@ -12166,7 +12016,7 @@
           <w:tcPr/>
           <w:p>
             <w:pPr>
-              <w:spacing w:after="40" w:before="40" w:line="240" w:lineRule="auto"/>
+              <w:spacing w:before="0" w:after="0" w:line="240" w:lineRule="auto"/>
               <w:jc w:val="left"/>
               <w:rPr/>
             </w:pPr>
@@ -12190,7 +12040,7 @@
           <w:tcPr/>
           <w:p>
             <w:pPr>
-              <w:spacing w:after="40" w:before="40" w:line="240" w:lineRule="auto"/>
+              <w:spacing w:before="0" w:after="0" w:line="240" w:lineRule="auto"/>
               <w:jc w:val="left"/>
               <w:rPr/>
             </w:pPr>
@@ -12281,7 +12131,7 @@
           <w:tcPr/>
           <w:p>
             <w:pPr>
-              <w:spacing w:after="40" w:before="40" w:line="240" w:lineRule="auto"/>
+              <w:spacing w:before="0" w:after="0" w:line="240" w:lineRule="auto"/>
               <w:jc w:val="left"/>
               <w:rPr/>
             </w:pPr>
@@ -12310,7 +12160,7 @@
           <w:tcPr/>
           <w:p>
             <w:pPr>
-              <w:spacing w:after="40" w:before="40" w:line="240" w:lineRule="auto"/>
+              <w:spacing w:before="0" w:after="0" w:line="240" w:lineRule="auto"/>
               <w:jc w:val="left"/>
               <w:rPr/>
             </w:pPr>
@@ -12334,7 +12184,7 @@
           <w:tcPr/>
           <w:p>
             <w:pPr>
-              <w:spacing w:after="40" w:before="40" w:line="240" w:lineRule="auto"/>
+              <w:spacing w:before="0" w:after="0" w:line="240" w:lineRule="auto"/>
               <w:jc w:val="left"/>
               <w:rPr/>
             </w:pPr>
@@ -12358,7 +12208,7 @@
           <w:tcPr/>
           <w:p>
             <w:pPr>
-              <w:spacing w:after="40" w:before="40" w:line="240" w:lineRule="auto"/>
+              <w:spacing w:before="0" w:after="0" w:line="240" w:lineRule="auto"/>
               <w:jc w:val="left"/>
               <w:rPr/>
             </w:pPr>
@@ -12443,19 +12293,7 @@
     </w:tbl>
     <w:p>
       <w:pPr>
-        <w:rPr/>
-      </w:pPr>
-      <w:r>
-        <w:rPr>
-          <w:rtl w:val="0"/>
-        </w:rPr>
-      </w:r>
-    </w:p>
-    <w:p>
-      <w:pPr>
-        <w:keepNext w:val="1"/>
-        <w:keepLines w:val="1"/>
-        <w:spacing w:after="80" w:before="200" w:line="240" w:lineRule="auto"/>
+        <w:spacing w:before="120" w:after="0" w:line="480" w:lineRule="auto"/>
         <w:jc w:val="left"/>
         <w:rPr/>
       </w:pPr>
@@ -12480,7 +12318,7 @@
     </w:p>
     <w:p>
       <w:pPr>
-        <w:spacing w:after="120" w:before="0" w:line="240" w:lineRule="auto"/>
+        <w:spacing w:before="0" w:after="0" w:line="240" w:lineRule="auto"/>
         <w:ind w:firstLine="720"/>
         <w:jc w:val="both"/>
         <w:rPr/>
@@ -12547,7 +12385,7 @@
           </w:tcPr>
           <w:p>
             <w:pPr>
-              <w:spacing w:after="40" w:before="40" w:line="240" w:lineRule="auto"/>
+              <w:spacing w:before="0" w:after="0" w:line="240" w:lineRule="auto"/>
               <w:jc w:val="left"/>
               <w:rPr/>
             </w:pPr>
@@ -12578,7 +12416,7 @@
           </w:tcPr>
           <w:p>
             <w:pPr>
-              <w:spacing w:after="40" w:before="40" w:line="240" w:lineRule="auto"/>
+              <w:spacing w:before="0" w:after="0" w:line="240" w:lineRule="auto"/>
               <w:jc w:val="left"/>
               <w:rPr/>
             </w:pPr>
@@ -12609,7 +12447,7 @@
           </w:tcPr>
           <w:p>
             <w:pPr>
-              <w:spacing w:after="40" w:before="40" w:line="240" w:lineRule="auto"/>
+              <w:spacing w:before="0" w:after="0" w:line="240" w:lineRule="auto"/>
               <w:jc w:val="left"/>
               <w:rPr/>
             </w:pPr>
@@ -12641,7 +12479,7 @@
           <w:tcPr/>
           <w:p>
             <w:pPr>
-              <w:spacing w:after="40" w:before="40" w:line="240" w:lineRule="auto"/>
+              <w:spacing w:before="0" w:after="0" w:line="240" w:lineRule="auto"/>
               <w:jc w:val="left"/>
               <w:rPr/>
             </w:pPr>
@@ -12670,7 +12508,7 @@
           <w:tcPr/>
           <w:p>
             <w:pPr>
-              <w:spacing w:after="40" w:before="40" w:line="240" w:lineRule="auto"/>
+              <w:spacing w:before="0" w:after="0" w:line="240" w:lineRule="auto"/>
               <w:jc w:val="left"/>
               <w:rPr/>
             </w:pPr>
@@ -12694,7 +12532,7 @@
           <w:tcPr/>
           <w:p>
             <w:pPr>
-              <w:spacing w:after="40" w:before="40" w:line="240" w:lineRule="auto"/>
+              <w:spacing w:before="0" w:after="0" w:line="240" w:lineRule="auto"/>
               <w:jc w:val="left"/>
               <w:rPr/>
             </w:pPr>
@@ -12724,7 +12562,7 @@
           <w:tcPr/>
           <w:p>
             <w:pPr>
-              <w:spacing w:after="40" w:before="40" w:line="240" w:lineRule="auto"/>
+              <w:spacing w:before="0" w:after="0" w:line="240" w:lineRule="auto"/>
               <w:jc w:val="left"/>
               <w:rPr/>
             </w:pPr>
@@ -12753,7 +12591,7 @@
           <w:tcPr/>
           <w:p>
             <w:pPr>
-              <w:spacing w:after="40" w:before="40" w:line="240" w:lineRule="auto"/>
+              <w:spacing w:before="0" w:after="0" w:line="240" w:lineRule="auto"/>
               <w:jc w:val="left"/>
               <w:rPr/>
             </w:pPr>
@@ -12777,7 +12615,7 @@
           <w:tcPr/>
           <w:p>
             <w:pPr>
-              <w:spacing w:after="40" w:before="40" w:line="240" w:lineRule="auto"/>
+              <w:spacing w:before="0" w:after="0" w:line="240" w:lineRule="auto"/>
               <w:jc w:val="left"/>
               <w:rPr/>
             </w:pPr>
@@ -12807,7 +12645,7 @@
           <w:tcPr/>
           <w:p>
             <w:pPr>
-              <w:spacing w:after="40" w:before="40" w:line="240" w:lineRule="auto"/>
+              <w:spacing w:before="0" w:after="0" w:line="240" w:lineRule="auto"/>
               <w:jc w:val="left"/>
               <w:rPr/>
             </w:pPr>
@@ -12836,7 +12674,7 @@
           <w:tcPr/>
           <w:p>
             <w:pPr>
-              <w:spacing w:after="40" w:before="40" w:line="240" w:lineRule="auto"/>
+              <w:spacing w:before="0" w:after="0" w:line="240" w:lineRule="auto"/>
               <w:jc w:val="left"/>
               <w:rPr/>
             </w:pPr>
@@ -12860,7 +12698,7 @@
           <w:tcPr/>
           <w:p>
             <w:pPr>
-              <w:spacing w:after="40" w:before="40" w:line="240" w:lineRule="auto"/>
+              <w:spacing w:before="0" w:after="0" w:line="240" w:lineRule="auto"/>
               <w:jc w:val="left"/>
               <w:rPr/>
             </w:pPr>
@@ -12890,7 +12728,7 @@
           <w:tcPr/>
           <w:p>
             <w:pPr>
-              <w:spacing w:after="40" w:before="40" w:line="240" w:lineRule="auto"/>
+              <w:spacing w:before="0" w:after="0" w:line="240" w:lineRule="auto"/>
               <w:jc w:val="left"/>
               <w:rPr/>
             </w:pPr>
@@ -12919,7 +12757,7 @@
           <w:tcPr/>
           <w:p>
             <w:pPr>
-              <w:spacing w:after="40" w:before="40" w:line="240" w:lineRule="auto"/>
+              <w:spacing w:before="0" w:after="0" w:line="240" w:lineRule="auto"/>
               <w:jc w:val="left"/>
               <w:rPr/>
             </w:pPr>
@@ -12943,7 +12781,7 @@
           <w:tcPr/>
           <w:p>
             <w:pPr>
-              <w:spacing w:after="40" w:before="40" w:line="240" w:lineRule="auto"/>
+              <w:spacing w:before="0" w:after="0" w:line="240" w:lineRule="auto"/>
               <w:jc w:val="left"/>
               <w:rPr/>
             </w:pPr>
@@ -12973,7 +12811,7 @@
           <w:tcPr/>
           <w:p>
             <w:pPr>
-              <w:spacing w:after="40" w:before="40" w:line="240" w:lineRule="auto"/>
+              <w:spacing w:before="0" w:after="0" w:line="240" w:lineRule="auto"/>
               <w:jc w:val="left"/>
               <w:rPr/>
             </w:pPr>
@@ -13002,7 +12840,7 @@
           <w:tcPr/>
           <w:p>
             <w:pPr>
-              <w:spacing w:after="40" w:before="40" w:line="240" w:lineRule="auto"/>
+              <w:spacing w:before="0" w:after="0" w:line="240" w:lineRule="auto"/>
               <w:jc w:val="left"/>
               <w:rPr/>
             </w:pPr>
@@ -13026,7 +12864,7 @@
           <w:tcPr/>
           <w:p>
             <w:pPr>
-              <w:spacing w:after="40" w:before="40" w:line="240" w:lineRule="auto"/>
+              <w:spacing w:before="0" w:after="0" w:line="240" w:lineRule="auto"/>
               <w:jc w:val="left"/>
               <w:rPr/>
             </w:pPr>
@@ -13056,7 +12894,7 @@
           <w:tcPr/>
           <w:p>
             <w:pPr>
-              <w:spacing w:after="40" w:before="40" w:line="240" w:lineRule="auto"/>
+              <w:spacing w:before="0" w:after="0" w:line="240" w:lineRule="auto"/>
               <w:jc w:val="left"/>
               <w:rPr/>
             </w:pPr>
@@ -13085,7 +12923,7 @@
           <w:tcPr/>
           <w:p>
             <w:pPr>
-              <w:spacing w:after="40" w:before="40" w:line="240" w:lineRule="auto"/>
+              <w:spacing w:before="0" w:after="0" w:line="240" w:lineRule="auto"/>
               <w:jc w:val="left"/>
               <w:rPr/>
             </w:pPr>
@@ -13109,7 +12947,7 @@
           <w:tcPr/>
           <w:p>
             <w:pPr>
-              <w:spacing w:after="40" w:before="40" w:line="240" w:lineRule="auto"/>
+              <w:spacing w:before="0" w:after="0" w:line="240" w:lineRule="auto"/>
               <w:jc w:val="left"/>
               <w:rPr/>
             </w:pPr>
@@ -13139,7 +12977,7 @@
           <w:tcPr/>
           <w:p>
             <w:pPr>
-              <w:spacing w:after="40" w:before="40" w:line="240" w:lineRule="auto"/>
+              <w:spacing w:before="0" w:after="0" w:line="240" w:lineRule="auto"/>
               <w:jc w:val="left"/>
               <w:rPr/>
             </w:pPr>
@@ -13168,7 +13006,7 @@
           <w:tcPr/>
           <w:p>
             <w:pPr>
-              <w:spacing w:after="40" w:before="40" w:line="240" w:lineRule="auto"/>
+              <w:spacing w:before="0" w:after="0" w:line="240" w:lineRule="auto"/>
               <w:jc w:val="left"/>
               <w:rPr/>
             </w:pPr>
@@ -13192,7 +13030,7 @@
           <w:tcPr/>
           <w:p>
             <w:pPr>
-              <w:spacing w:after="40" w:before="40" w:line="240" w:lineRule="auto"/>
+              <w:spacing w:before="0" w:after="0" w:line="240" w:lineRule="auto"/>
               <w:jc w:val="left"/>
               <w:rPr/>
             </w:pPr>
@@ -13222,7 +13060,7 @@
           <w:tcPr/>
           <w:p>
             <w:pPr>
-              <w:spacing w:after="40" w:before="40" w:line="240" w:lineRule="auto"/>
+              <w:spacing w:before="0" w:after="0" w:line="240" w:lineRule="auto"/>
               <w:jc w:val="left"/>
               <w:rPr/>
             </w:pPr>
@@ -13251,7 +13089,7 @@
           <w:tcPr/>
           <w:p>
             <w:pPr>
-              <w:spacing w:after="40" w:before="40" w:line="240" w:lineRule="auto"/>
+              <w:spacing w:before="0" w:after="0" w:line="240" w:lineRule="auto"/>
               <w:jc w:val="left"/>
               <w:rPr/>
             </w:pPr>
@@ -13275,7 +13113,7 @@
           <w:tcPr/>
           <w:p>
             <w:pPr>
-              <w:spacing w:after="40" w:before="40" w:line="240" w:lineRule="auto"/>
+              <w:spacing w:before="0" w:after="0" w:line="240" w:lineRule="auto"/>
               <w:jc w:val="left"/>
               <w:rPr/>
             </w:pPr>
@@ -13299,18 +13137,7 @@
     </w:tbl>
     <w:p>
       <w:pPr>
-        <w:spacing w:after="0" w:before="0" w:line="240" w:lineRule="auto"/>
-        <w:rPr/>
-      </w:pPr>
-      <w:r>
-        <w:rPr>
-          <w:rtl w:val="0"/>
-        </w:rPr>
-      </w:r>
-    </w:p>
-    <w:p>
-      <w:pPr>
-        <w:spacing w:after="120" w:before="120" w:line="240" w:lineRule="auto"/>
+        <w:spacing w:before="120" w:after="0" w:line="480" w:lineRule="auto"/>
         <w:ind w:firstLine="720"/>
         <w:jc w:val="both"/>
         <w:rPr/>
@@ -13351,7 +13178,7 @@
     </w:p>
     <w:p>
       <w:pPr>
-        <w:spacing w:after="120" w:before="0" w:line="240" w:lineRule="auto"/>
+        <w:spacing w:before="0" w:after="0" w:line="240" w:lineRule="auto"/>
         <w:ind w:firstLine="720"/>
         <w:jc w:val="both"/>
         <w:rPr/>
@@ -13406,19 +13233,7 @@
     </w:p>
     <w:p>
       <w:pPr>
-        <w:rPr/>
-      </w:pPr>
-      <w:r>
-        <w:rPr>
-          <w:rtl w:val="0"/>
-        </w:rPr>
-      </w:r>
-    </w:p>
-    <w:p>
-      <w:pPr>
-        <w:keepNext w:val="1"/>
-        <w:keepLines w:val="1"/>
-        <w:spacing w:after="80" w:before="200" w:line="240" w:lineRule="auto"/>
+        <w:spacing w:before="0" w:after="0" w:line="240" w:lineRule="auto"/>
         <w:jc w:val="left"/>
         <w:rPr/>
       </w:pPr>
@@ -13443,7 +13258,7 @@
     </w:p>
     <w:p>
       <w:pPr>
-        <w:spacing w:after="120" w:before="0" w:line="240" w:lineRule="auto"/>
+        <w:spacing w:before="0" w:after="0" w:line="240" w:lineRule="auto"/>
         <w:ind w:firstLine="720"/>
         <w:jc w:val="both"/>
         <w:rPr/>
@@ -13510,7 +13325,7 @@
           </w:tcPr>
           <w:p>
             <w:pPr>
-              <w:spacing w:after="40" w:before="40" w:line="240" w:lineRule="auto"/>
+              <w:spacing w:before="0" w:after="0" w:line="240" w:lineRule="auto"/>
               <w:jc w:val="left"/>
               <w:rPr/>
             </w:pPr>
@@ -13541,7 +13356,7 @@
           </w:tcPr>
           <w:p>
             <w:pPr>
-              <w:spacing w:after="40" w:before="40" w:line="240" w:lineRule="auto"/>
+              <w:spacing w:before="0" w:after="0" w:line="240" w:lineRule="auto"/>
               <w:jc w:val="left"/>
               <w:rPr/>
             </w:pPr>
@@ -13572,7 +13387,7 @@
           </w:tcPr>
           <w:p>
             <w:pPr>
-              <w:spacing w:after="40" w:before="40" w:line="240" w:lineRule="auto"/>
+              <w:spacing w:before="0" w:after="0" w:line="240" w:lineRule="auto"/>
               <w:jc w:val="left"/>
               <w:rPr/>
             </w:pPr>
@@ -13604,7 +13419,7 @@
           <w:tcPr/>
           <w:p>
             <w:pPr>
-              <w:spacing w:after="40" w:before="40" w:line="240" w:lineRule="auto"/>
+              <w:spacing w:before="0" w:after="0" w:line="240" w:lineRule="auto"/>
               <w:jc w:val="left"/>
               <w:rPr/>
             </w:pPr>
@@ -13633,7 +13448,7 @@
           <w:tcPr/>
           <w:p>
             <w:pPr>
-              <w:spacing w:after="40" w:before="40" w:line="240" w:lineRule="auto"/>
+              <w:spacing w:before="0" w:after="0" w:line="240" w:lineRule="auto"/>
               <w:jc w:val="left"/>
               <w:rPr/>
             </w:pPr>
@@ -13657,7 +13472,7 @@
           <w:tcPr/>
           <w:p>
             <w:pPr>
-              <w:spacing w:after="40" w:before="40" w:line="240" w:lineRule="auto"/>
+              <w:spacing w:before="0" w:after="0" w:line="240" w:lineRule="auto"/>
               <w:jc w:val="left"/>
               <w:rPr/>
             </w:pPr>
@@ -13719,7 +13534,7 @@
           <w:tcPr/>
           <w:p>
             <w:pPr>
-              <w:spacing w:after="40" w:before="40" w:line="240" w:lineRule="auto"/>
+              <w:spacing w:before="0" w:after="0" w:line="240" w:lineRule="auto"/>
               <w:jc w:val="left"/>
               <w:rPr/>
             </w:pPr>
@@ -13748,7 +13563,7 @@
           <w:tcPr/>
           <w:p>
             <w:pPr>
-              <w:spacing w:after="40" w:before="40" w:line="240" w:lineRule="auto"/>
+              <w:spacing w:before="0" w:after="0" w:line="240" w:lineRule="auto"/>
               <w:jc w:val="left"/>
               <w:rPr/>
             </w:pPr>
@@ -13772,7 +13587,7 @@
           <w:tcPr/>
           <w:p>
             <w:pPr>
-              <w:spacing w:after="40" w:before="40" w:line="240" w:lineRule="auto"/>
+              <w:spacing w:before="0" w:after="0" w:line="240" w:lineRule="auto"/>
               <w:jc w:val="left"/>
               <w:rPr/>
             </w:pPr>
@@ -13834,7 +13649,7 @@
           <w:tcPr/>
           <w:p>
             <w:pPr>
-              <w:spacing w:after="40" w:before="40" w:line="240" w:lineRule="auto"/>
+              <w:spacing w:before="0" w:after="0" w:line="240" w:lineRule="auto"/>
               <w:jc w:val="left"/>
               <w:rPr/>
             </w:pPr>
@@ -13863,7 +13678,7 @@
           <w:tcPr/>
           <w:p>
             <w:pPr>
-              <w:spacing w:after="40" w:before="40" w:line="240" w:lineRule="auto"/>
+              <w:spacing w:before="0" w:after="0" w:line="240" w:lineRule="auto"/>
               <w:jc w:val="left"/>
               <w:rPr/>
             </w:pPr>
@@ -13887,7 +13702,7 @@
           <w:tcPr/>
           <w:p>
             <w:pPr>
-              <w:spacing w:after="40" w:before="40" w:line="240" w:lineRule="auto"/>
+              <w:spacing w:before="0" w:after="0" w:line="240" w:lineRule="auto"/>
               <w:jc w:val="left"/>
               <w:rPr/>
             </w:pPr>
@@ -13949,7 +13764,7 @@
           <w:tcPr/>
           <w:p>
             <w:pPr>
-              <w:spacing w:after="40" w:before="40" w:line="240" w:lineRule="auto"/>
+              <w:spacing w:before="0" w:after="0" w:line="240" w:lineRule="auto"/>
               <w:jc w:val="left"/>
               <w:rPr/>
             </w:pPr>
@@ -13978,7 +13793,7 @@
           <w:tcPr/>
           <w:p>
             <w:pPr>
-              <w:spacing w:after="40" w:before="40" w:line="240" w:lineRule="auto"/>
+              <w:spacing w:before="0" w:after="0" w:line="240" w:lineRule="auto"/>
               <w:jc w:val="left"/>
               <w:rPr/>
             </w:pPr>
@@ -14002,7 +13817,7 @@
           <w:tcPr/>
           <w:p>
             <w:pPr>
-              <w:spacing w:after="40" w:before="40" w:line="240" w:lineRule="auto"/>
+              <w:spacing w:before="0" w:after="0" w:line="240" w:lineRule="auto"/>
               <w:jc w:val="left"/>
               <w:rPr/>
             </w:pPr>
@@ -14064,7 +13879,7 @@
           <w:tcPr/>
           <w:p>
             <w:pPr>
-              <w:spacing w:after="40" w:before="40" w:line="240" w:lineRule="auto"/>
+              <w:spacing w:before="0" w:after="0" w:line="240" w:lineRule="auto"/>
               <w:jc w:val="left"/>
               <w:rPr/>
             </w:pPr>
@@ -14093,7 +13908,7 @@
           <w:tcPr/>
           <w:p>
             <w:pPr>
-              <w:spacing w:after="40" w:before="40" w:line="240" w:lineRule="auto"/>
+              <w:spacing w:before="0" w:after="0" w:line="240" w:lineRule="auto"/>
               <w:jc w:val="left"/>
               <w:rPr/>
             </w:pPr>
@@ -14117,7 +13932,7 @@
           <w:tcPr/>
           <w:p>
             <w:pPr>
-              <w:spacing w:after="40" w:before="40" w:line="240" w:lineRule="auto"/>
+              <w:spacing w:before="0" w:after="0" w:line="240" w:lineRule="auto"/>
               <w:jc w:val="left"/>
               <w:rPr/>
             </w:pPr>
@@ -14173,19 +13988,7 @@
     </w:tbl>
     <w:p>
       <w:pPr>
-        <w:rPr/>
-      </w:pPr>
-      <w:r>
-        <w:rPr>
-          <w:rtl w:val="0"/>
-        </w:rPr>
-      </w:r>
-    </w:p>
-    <w:p>
-      <w:pPr>
-        <w:keepNext w:val="1"/>
-        <w:keepLines w:val="1"/>
-        <w:spacing w:after="80" w:before="200" w:line="240" w:lineRule="auto"/>
+        <w:spacing w:before="120" w:after="0" w:line="480" w:lineRule="auto"/>
         <w:jc w:val="left"/>
         <w:rPr/>
       </w:pPr>
@@ -14210,7 +14013,7 @@
     </w:p>
     <w:p>
       <w:pPr>
-        <w:spacing w:after="120" w:before="0" w:line="240" w:lineRule="auto"/>
+        <w:spacing w:before="0" w:after="0" w:line="240" w:lineRule="auto"/>
         <w:ind w:firstLine="720"/>
         <w:jc w:val="both"/>
         <w:rPr/>
@@ -14336,7 +14139,7 @@
           </w:tcPr>
           <w:p>
             <w:pPr>
-              <w:spacing w:after="40" w:before="40" w:line="240" w:lineRule="auto"/>
+              <w:spacing w:before="0" w:after="0" w:line="240" w:lineRule="auto"/>
               <w:jc w:val="left"/>
               <w:rPr/>
             </w:pPr>
@@ -14367,7 +14170,7 @@
           </w:tcPr>
           <w:p>
             <w:pPr>
-              <w:spacing w:after="40" w:before="40" w:line="240" w:lineRule="auto"/>
+              <w:spacing w:before="0" w:after="0" w:line="240" w:lineRule="auto"/>
               <w:jc w:val="left"/>
               <w:rPr/>
             </w:pPr>
@@ -14398,7 +14201,7 @@
           </w:tcPr>
           <w:p>
             <w:pPr>
-              <w:spacing w:after="40" w:before="40" w:line="240" w:lineRule="auto"/>
+              <w:spacing w:before="0" w:after="0" w:line="240" w:lineRule="auto"/>
               <w:jc w:val="left"/>
               <w:rPr/>
             </w:pPr>
@@ -14429,7 +14232,7 @@
           </w:tcPr>
           <w:p>
             <w:pPr>
-              <w:spacing w:after="40" w:before="40" w:line="240" w:lineRule="auto"/>
+              <w:spacing w:before="0" w:after="0" w:line="240" w:lineRule="auto"/>
               <w:jc w:val="left"/>
               <w:rPr/>
             </w:pPr>
@@ -14463,7 +14266,7 @@
           </w:tcPr>
           <w:p>
             <w:pPr>
-              <w:spacing w:after="40" w:before="40" w:line="240" w:lineRule="auto"/>
+              <w:spacing w:before="0" w:after="0" w:line="240" w:lineRule="auto"/>
               <w:jc w:val="left"/>
               <w:rPr/>
             </w:pPr>
@@ -14488,7 +14291,7 @@
           <w:tcPr/>
           <w:p>
             <w:pPr>
-              <w:spacing w:after="40" w:before="40" w:line="240" w:lineRule="auto"/>
+              <w:spacing w:before="0" w:after="0" w:line="240" w:lineRule="auto"/>
               <w:jc w:val="left"/>
               <w:rPr/>
             </w:pPr>
@@ -14512,7 +14315,7 @@
           <w:tcPr/>
           <w:p>
             <w:pPr>
-              <w:spacing w:after="40" w:before="40" w:line="240" w:lineRule="auto"/>
+              <w:spacing w:before="0" w:after="0" w:line="240" w:lineRule="auto"/>
               <w:jc w:val="left"/>
               <w:rPr/>
             </w:pPr>
@@ -14536,7 +14339,7 @@
           <w:tcPr/>
           <w:p>
             <w:pPr>
-              <w:spacing w:after="40" w:before="40" w:line="240" w:lineRule="auto"/>
+              <w:spacing w:before="0" w:after="0" w:line="240" w:lineRule="auto"/>
               <w:jc w:val="left"/>
               <w:rPr/>
             </w:pPr>
@@ -14601,7 +14404,7 @@
           </w:tcPr>
           <w:p>
             <w:pPr>
-              <w:spacing w:after="40" w:before="40" w:line="240" w:lineRule="auto"/>
+              <w:spacing w:before="0" w:after="0" w:line="240" w:lineRule="auto"/>
               <w:jc w:val="left"/>
               <w:rPr/>
             </w:pPr>
@@ -14626,7 +14429,7 @@
           <w:tcPr/>
           <w:p>
             <w:pPr>
-              <w:spacing w:after="40" w:before="40" w:line="240" w:lineRule="auto"/>
+              <w:spacing w:before="0" w:after="0" w:line="240" w:lineRule="auto"/>
               <w:jc w:val="left"/>
               <w:rPr/>
             </w:pPr>
@@ -14650,7 +14453,7 @@
           <w:tcPr/>
           <w:p>
             <w:pPr>
-              <w:spacing w:after="40" w:before="40" w:line="240" w:lineRule="auto"/>
+              <w:spacing w:before="0" w:after="0" w:line="240" w:lineRule="auto"/>
               <w:jc w:val="left"/>
               <w:rPr/>
             </w:pPr>
@@ -14674,7 +14477,7 @@
           <w:tcPr/>
           <w:p>
             <w:pPr>
-              <w:spacing w:after="40" w:before="40" w:line="240" w:lineRule="auto"/>
+              <w:spacing w:before="0" w:after="0" w:line="240" w:lineRule="auto"/>
               <w:jc w:val="left"/>
               <w:rPr/>
             </w:pPr>
@@ -14739,7 +14542,7 @@
           </w:tcPr>
           <w:p>
             <w:pPr>
-              <w:spacing w:after="40" w:before="40" w:line="240" w:lineRule="auto"/>
+              <w:spacing w:before="0" w:after="0" w:line="240" w:lineRule="auto"/>
               <w:jc w:val="left"/>
               <w:rPr/>
             </w:pPr>
@@ -14764,7 +14567,7 @@
           <w:tcPr/>
           <w:p>
             <w:pPr>
-              <w:spacing w:after="40" w:before="40" w:line="240" w:lineRule="auto"/>
+              <w:spacing w:before="0" w:after="0" w:line="240" w:lineRule="auto"/>
               <w:jc w:val="left"/>
               <w:rPr/>
             </w:pPr>
@@ -14788,7 +14591,7 @@
           <w:tcPr/>
           <w:p>
             <w:pPr>
-              <w:spacing w:after="40" w:before="40" w:line="240" w:lineRule="auto"/>
+              <w:spacing w:before="0" w:after="0" w:line="240" w:lineRule="auto"/>
               <w:jc w:val="left"/>
               <w:rPr/>
             </w:pPr>
@@ -14812,7 +14615,7 @@
           <w:tcPr/>
           <w:p>
             <w:pPr>
-              <w:spacing w:after="40" w:before="40" w:line="240" w:lineRule="auto"/>
+              <w:spacing w:before="0" w:after="0" w:line="240" w:lineRule="auto"/>
               <w:jc w:val="left"/>
               <w:rPr/>
             </w:pPr>
@@ -14869,19 +14672,7 @@
     </w:tbl>
     <w:p>
       <w:pPr>
-        <w:rPr/>
-      </w:pPr>
-      <w:r>
-        <w:rPr>
-          <w:rtl w:val="0"/>
-        </w:rPr>
-      </w:r>
-    </w:p>
-    <w:p>
-      <w:pPr>
-        <w:keepNext w:val="1"/>
-        <w:keepLines w:val="1"/>
-        <w:spacing w:after="80" w:before="200" w:line="240" w:lineRule="auto"/>
+        <w:spacing w:before="120" w:after="0" w:line="480" w:lineRule="auto"/>
         <w:jc w:val="left"/>
         <w:rPr/>
       </w:pPr>
@@ -14906,7 +14697,7 @@
     </w:p>
     <w:p>
       <w:pPr>
-        <w:spacing w:after="120" w:before="0" w:line="240" w:lineRule="auto"/>
+        <w:spacing w:before="0" w:after="0" w:line="240" w:lineRule="auto"/>
         <w:ind w:firstLine="720"/>
         <w:jc w:val="both"/>
         <w:rPr/>
@@ -14971,7 +14762,7 @@
           </w:tcPr>
           <w:p>
             <w:pPr>
-              <w:spacing w:after="40" w:before="40" w:line="240" w:lineRule="auto"/>
+              <w:spacing w:before="0" w:after="0" w:line="240" w:lineRule="auto"/>
               <w:jc w:val="left"/>
               <w:rPr/>
             </w:pPr>
@@ -15002,7 +14793,7 @@
           </w:tcPr>
           <w:p>
             <w:pPr>
-              <w:spacing w:after="40" w:before="40" w:line="240" w:lineRule="auto"/>
+              <w:spacing w:before="0" w:after="0" w:line="240" w:lineRule="auto"/>
               <w:jc w:val="left"/>
               <w:rPr/>
             </w:pPr>
@@ -15034,7 +14825,7 @@
           <w:tcPr/>
           <w:p>
             <w:pPr>
-              <w:spacing w:after="40" w:before="40" w:line="240" w:lineRule="auto"/>
+              <w:spacing w:before="0" w:after="0" w:line="240" w:lineRule="auto"/>
               <w:jc w:val="left"/>
               <w:rPr/>
             </w:pPr>
@@ -15070,7 +14861,7 @@
           </w:p>
           <w:p>
             <w:pPr>
-              <w:spacing w:after="40" w:before="40" w:line="240" w:lineRule="auto"/>
+              <w:spacing w:before="0" w:after="0" w:line="240" w:lineRule="auto"/>
               <w:jc w:val="left"/>
               <w:rPr/>
             </w:pPr>
@@ -15106,7 +14897,7 @@
           </w:p>
           <w:p>
             <w:pPr>
-              <w:spacing w:after="40" w:before="40" w:line="240" w:lineRule="auto"/>
+              <w:spacing w:before="0" w:after="0" w:line="240" w:lineRule="auto"/>
               <w:jc w:val="left"/>
               <w:rPr/>
             </w:pPr>
@@ -15142,7 +14933,7 @@
           </w:p>
           <w:p>
             <w:pPr>
-              <w:spacing w:after="40" w:before="40" w:line="240" w:lineRule="auto"/>
+              <w:spacing w:before="0" w:after="0" w:line="240" w:lineRule="auto"/>
               <w:jc w:val="left"/>
               <w:rPr/>
             </w:pPr>
@@ -15181,7 +14972,7 @@
           <w:tcPr/>
           <w:p>
             <w:pPr>
-              <w:spacing w:after="40" w:before="40" w:line="240" w:lineRule="auto"/>
+              <w:spacing w:before="0" w:after="0" w:line="240" w:lineRule="auto"/>
               <w:jc w:val="left"/>
               <w:rPr/>
             </w:pPr>
@@ -15221,7 +15012,7 @@
           </w:p>
           <w:p>
             <w:pPr>
-              <w:spacing w:after="40" w:before="40" w:line="240" w:lineRule="auto"/>
+              <w:spacing w:before="0" w:after="0" w:line="240" w:lineRule="auto"/>
               <w:jc w:val="left"/>
               <w:rPr/>
             </w:pPr>
@@ -15261,7 +15052,7 @@
           </w:p>
           <w:p>
             <w:pPr>
-              <w:spacing w:after="40" w:before="40" w:line="240" w:lineRule="auto"/>
+              <w:spacing w:before="0" w:after="0" w:line="240" w:lineRule="auto"/>
               <w:jc w:val="left"/>
               <w:rPr/>
             </w:pPr>
@@ -15310,7 +15101,7 @@
           <w:tcPr/>
           <w:p>
             <w:pPr>
-              <w:spacing w:after="40" w:before="40" w:line="240" w:lineRule="auto"/>
+              <w:spacing w:before="0" w:after="0" w:line="240" w:lineRule="auto"/>
               <w:jc w:val="left"/>
               <w:rPr/>
             </w:pPr>
@@ -15336,7 +15127,7 @@
           </w:p>
           <w:p>
             <w:pPr>
-              <w:spacing w:after="40" w:before="40" w:line="240" w:lineRule="auto"/>
+              <w:spacing w:before="0" w:after="0" w:line="240" w:lineRule="auto"/>
               <w:jc w:val="left"/>
               <w:rPr/>
             </w:pPr>
@@ -15375,7 +15166,7 @@
           <w:tcPr/>
           <w:p>
             <w:pPr>
-              <w:spacing w:after="40" w:before="40" w:line="240" w:lineRule="auto"/>
+              <w:spacing w:before="0" w:after="0" w:line="240" w:lineRule="auto"/>
               <w:jc w:val="left"/>
               <w:rPr/>
             </w:pPr>
@@ -15401,7 +15192,7 @@
           </w:p>
           <w:p>
             <w:pPr>
-              <w:spacing w:after="40" w:before="40" w:line="240" w:lineRule="auto"/>
+              <w:spacing w:before="0" w:after="0" w:line="240" w:lineRule="auto"/>
               <w:jc w:val="left"/>
               <w:rPr/>
             </w:pPr>
@@ -15430,19 +15221,7 @@
     </w:tbl>
     <w:p>
       <w:pPr>
-        <w:rPr/>
-      </w:pPr>
-      <w:r>
-        <w:rPr>
-          <w:rtl w:val="0"/>
-        </w:rPr>
-      </w:r>
-    </w:p>
-    <w:p>
-      <w:pPr>
-        <w:keepNext w:val="1"/>
-        <w:keepLines w:val="1"/>
-        <w:spacing w:after="80" w:before="200" w:line="240" w:lineRule="auto"/>
+        <w:spacing w:before="120" w:after="0" w:line="480" w:lineRule="auto"/>
         <w:jc w:val="left"/>
         <w:rPr/>
       </w:pPr>
@@ -15467,7 +15246,7 @@
     </w:p>
     <w:p>
       <w:pPr>
-        <w:spacing w:after="120" w:before="0" w:line="240" w:lineRule="auto"/>
+        <w:spacing w:before="0" w:after="0" w:line="240" w:lineRule="auto"/>
         <w:ind w:firstLine="720"/>
         <w:jc w:val="both"/>
         <w:rPr/>
@@ -15730,7 +15509,7 @@
     </w:p>
     <w:p>
       <w:pPr>
-        <w:spacing w:after="120" w:before="0" w:line="240" w:lineRule="auto"/>
+        <w:spacing w:before="0" w:after="0" w:line="240" w:lineRule="auto"/>
         <w:ind w:firstLine="720"/>
         <w:jc w:val="both"/>
         <w:rPr/>
@@ -15766,19 +15545,7 @@
     </w:p>
     <w:p>
       <w:pPr>
-        <w:rPr/>
-      </w:pPr>
-      <w:r>
-        <w:rPr>
-          <w:rtl w:val="0"/>
-        </w:rPr>
-      </w:r>
-    </w:p>
-    <w:p>
-      <w:pPr>
-        <w:keepNext w:val="1"/>
-        <w:keepLines w:val="1"/>
-        <w:spacing w:after="80" w:before="200" w:line="240" w:lineRule="auto"/>
+        <w:spacing w:before="0" w:after="0" w:line="240" w:lineRule="auto"/>
         <w:jc w:val="left"/>
         <w:rPr/>
       </w:pPr>
@@ -15803,7 +15570,7 @@
     </w:p>
     <w:p>
       <w:pPr>
-        <w:spacing w:after="120" w:before="0" w:line="240" w:lineRule="auto"/>
+        <w:spacing w:before="0" w:after="0" w:line="240" w:lineRule="auto"/>
         <w:ind w:firstLine="720"/>
         <w:jc w:val="both"/>
         <w:rPr/>
@@ -15880,7 +15647,7 @@
           </w:tcPr>
           <w:p>
             <w:pPr>
-              <w:spacing w:after="40" w:before="40" w:line="240" w:lineRule="auto"/>
+              <w:spacing w:before="0" w:after="0" w:line="240" w:lineRule="auto"/>
               <w:jc w:val="left"/>
               <w:rPr/>
             </w:pPr>
@@ -15911,7 +15678,7 @@
           </w:tcPr>
           <w:p>
             <w:pPr>
-              <w:spacing w:after="40" w:before="40" w:line="240" w:lineRule="auto"/>
+              <w:spacing w:before="0" w:after="0" w:line="240" w:lineRule="auto"/>
               <w:jc w:val="left"/>
               <w:rPr/>
             </w:pPr>
@@ -15942,7 +15709,7 @@
           </w:tcPr>
           <w:p>
             <w:pPr>
-              <w:spacing w:after="40" w:before="40" w:line="240" w:lineRule="auto"/>
+              <w:spacing w:before="0" w:after="0" w:line="240" w:lineRule="auto"/>
               <w:jc w:val="left"/>
               <w:rPr/>
             </w:pPr>
@@ -15973,7 +15740,7 @@
           </w:tcPr>
           <w:p>
             <w:pPr>
-              <w:spacing w:after="40" w:before="40" w:line="240" w:lineRule="auto"/>
+              <w:spacing w:before="0" w:after="0" w:line="240" w:lineRule="auto"/>
               <w:jc w:val="left"/>
               <w:rPr/>
             </w:pPr>
@@ -16004,7 +15771,7 @@
           </w:tcPr>
           <w:p>
             <w:pPr>
-              <w:spacing w:after="40" w:before="40" w:line="240" w:lineRule="auto"/>
+              <w:spacing w:before="0" w:after="0" w:line="240" w:lineRule="auto"/>
               <w:jc w:val="left"/>
               <w:rPr/>
             </w:pPr>
@@ -16035,7 +15802,7 @@
           </w:tcPr>
           <w:p>
             <w:pPr>
-              <w:spacing w:after="40" w:before="40" w:line="240" w:lineRule="auto"/>
+              <w:spacing w:before="0" w:after="0" w:line="240" w:lineRule="auto"/>
               <w:jc w:val="left"/>
               <w:rPr/>
             </w:pPr>
@@ -16066,7 +15833,7 @@
           </w:tcPr>
           <w:p>
             <w:pPr>
-              <w:spacing w:after="40" w:before="40" w:line="240" w:lineRule="auto"/>
+              <w:spacing w:before="0" w:after="0" w:line="240" w:lineRule="auto"/>
               <w:jc w:val="left"/>
               <w:rPr/>
             </w:pPr>
@@ -16097,7 +15864,7 @@
           </w:tcPr>
           <w:p>
             <w:pPr>
-              <w:spacing w:after="40" w:before="40" w:line="240" w:lineRule="auto"/>
+              <w:spacing w:before="0" w:after="0" w:line="240" w:lineRule="auto"/>
               <w:jc w:val="left"/>
               <w:rPr/>
             </w:pPr>
@@ -16129,7 +15896,7 @@
           <w:tcPr/>
           <w:p>
             <w:pPr>
-              <w:spacing w:after="40" w:before="40" w:line="240" w:lineRule="auto"/>
+              <w:spacing w:before="0" w:after="0" w:line="240" w:lineRule="auto"/>
               <w:jc w:val="left"/>
               <w:rPr/>
             </w:pPr>
@@ -16153,7 +15920,7 @@
           <w:tcPr/>
           <w:p>
             <w:pPr>
-              <w:spacing w:after="40" w:before="40" w:line="240" w:lineRule="auto"/>
+              <w:spacing w:before="0" w:after="0" w:line="240" w:lineRule="auto"/>
               <w:jc w:val="left"/>
               <w:rPr/>
             </w:pPr>
@@ -16177,7 +15944,7 @@
           <w:tcPr/>
           <w:p>
             <w:pPr>
-              <w:spacing w:after="40" w:before="40" w:line="240" w:lineRule="auto"/>
+              <w:spacing w:before="0" w:after="0" w:line="240" w:lineRule="auto"/>
               <w:jc w:val="left"/>
               <w:rPr/>
             </w:pPr>
@@ -16201,7 +15968,7 @@
           <w:tcPr/>
           <w:p>
             <w:pPr>
-              <w:spacing w:after="40" w:before="40" w:line="240" w:lineRule="auto"/>
+              <w:spacing w:before="0" w:after="0" w:line="240" w:lineRule="auto"/>
               <w:jc w:val="left"/>
               <w:rPr/>
             </w:pPr>
@@ -16225,7 +15992,7 @@
           <w:tcPr/>
           <w:p>
             <w:pPr>
-              <w:spacing w:after="40" w:before="40" w:line="240" w:lineRule="auto"/>
+              <w:spacing w:before="0" w:after="0" w:line="240" w:lineRule="auto"/>
               <w:jc w:val="left"/>
               <w:rPr/>
             </w:pPr>
@@ -16249,7 +16016,7 @@
           <w:tcPr/>
           <w:p>
             <w:pPr>
-              <w:spacing w:after="40" w:before="40" w:line="240" w:lineRule="auto"/>
+              <w:spacing w:before="0" w:after="0" w:line="240" w:lineRule="auto"/>
               <w:jc w:val="left"/>
               <w:rPr/>
             </w:pPr>
@@ -16273,7 +16040,7 @@
           <w:tcPr/>
           <w:p>
             <w:pPr>
-              <w:spacing w:after="40" w:before="40" w:line="240" w:lineRule="auto"/>
+              <w:spacing w:before="0" w:after="0" w:line="240" w:lineRule="auto"/>
               <w:jc w:val="left"/>
               <w:rPr/>
             </w:pPr>
@@ -16297,7 +16064,7 @@
           <w:tcPr/>
           <w:p>
             <w:pPr>
-              <w:spacing w:after="40" w:before="40" w:line="240" w:lineRule="auto"/>
+              <w:spacing w:before="0" w:after="0" w:line="240" w:lineRule="auto"/>
               <w:jc w:val="left"/>
               <w:rPr/>
             </w:pPr>
@@ -16321,18 +16088,7 @@
     </w:tbl>
     <w:p>
       <w:pPr>
-        <w:spacing w:after="0" w:before="0" w:line="240" w:lineRule="auto"/>
-        <w:rPr/>
-      </w:pPr>
-      <w:r>
-        <w:rPr>
-          <w:rtl w:val="0"/>
-        </w:rPr>
-      </w:r>
-    </w:p>
-    <w:p>
-      <w:pPr>
-        <w:spacing w:after="120" w:before="120" w:line="240" w:lineRule="auto"/>
+        <w:spacing w:before="120" w:after="0" w:line="480" w:lineRule="auto"/>
         <w:ind w:firstLine="720"/>
         <w:jc w:val="both"/>
         <w:rPr/>
@@ -16359,50 +16115,18 @@
     </w:p>
     <w:p>
       <w:pPr>
-        <w:spacing w:after="120" w:before="0" w:line="240" w:lineRule="auto"/>
+        <w:spacing w:before="0" w:after="0" w:line="240" w:lineRule="auto"/>
         <w:ind w:firstLine="720"/>
         <w:jc w:val="both"/>
-        <w:rPr>
+        <w:rPr/>
+      </w:pPr>
+      <w:r>
+        <w:rPr>
+          <w:rFonts w:ascii="Georgia" w:cs="Georgia" w:eastAsia="Georgia" w:hAnsi="Georgia"/>
+          <w:b w:val="0"/>
+          <w:bCs w:val="0"/>
           <w:i w:val="1"/>
           <w:iCs w:val="1"/>
-        </w:rPr>
-      </w:pPr>
-      <w:r>
-        <w:rPr>
-          <w:rtl w:val="0"/>
-        </w:rPr>
-      </w:r>
-    </w:p>
-    <w:p>
-      <w:pPr>
-        <w:spacing w:after="120" w:before="0" w:line="240" w:lineRule="auto"/>
-        <w:ind w:firstLine="720"/>
-        <w:jc w:val="both"/>
-        <w:rPr>
-          <w:i w:val="1"/>
-          <w:iCs w:val="1"/>
-        </w:rPr>
-      </w:pPr>
-      <w:r>
-        <w:rPr>
-          <w:rtl w:val="0"/>
-        </w:rPr>
-      </w:r>
-    </w:p>
-    <w:p>
-      <w:pPr>
-        <w:spacing w:after="120" w:before="0" w:line="240" w:lineRule="auto"/>
-        <w:ind w:firstLine="720"/>
-        <w:jc w:val="both"/>
-        <w:rPr/>
-      </w:pPr>
-      <w:r>
-        <w:rPr>
-          <w:rFonts w:ascii="Georgia" w:cs="Georgia" w:eastAsia="Georgia" w:hAnsi="Georgia"/>
-          <w:b w:val="0"/>
-          <w:bCs w:val="0"/>
-          <w:i w:val="1"/>
-          <w:iCs w:val="1"/>
           <w:color w:val="000000"/>
           <w:sz w:val="22"/>
           <w:szCs w:val="22"/>
@@ -16418,9 +16142,7 @@
     </w:p>
     <w:p>
       <w:pPr>
-        <w:keepNext w:val="1"/>
-        <w:keepLines w:val="1"/>
-        <w:spacing w:after="120" w:before="0" w:line="240" w:lineRule="auto"/>
+        <w:spacing w:before="0" w:after="0" w:line="240" w:lineRule="auto"/>
         <w:jc w:val="left"/>
         <w:rPr/>
       </w:pPr>
@@ -16492,7 +16214,7 @@
           </w:tcPr>
           <w:p>
             <w:pPr>
-              <w:spacing w:after="40" w:before="40" w:line="240" w:lineRule="auto"/>
+              <w:spacing w:before="0" w:after="0" w:line="240" w:lineRule="auto"/>
               <w:jc w:val="left"/>
               <w:rPr/>
             </w:pPr>
@@ -16523,7 +16245,7 @@
           </w:tcPr>
           <w:p>
             <w:pPr>
-              <w:spacing w:after="40" w:before="40" w:line="240" w:lineRule="auto"/>
+              <w:spacing w:before="0" w:after="0" w:line="240" w:lineRule="auto"/>
               <w:jc w:val="left"/>
               <w:rPr/>
             </w:pPr>
@@ -16554,7 +16276,7 @@
           </w:tcPr>
           <w:p>
             <w:pPr>
-              <w:spacing w:after="40" w:before="40" w:line="240" w:lineRule="auto"/>
+              <w:spacing w:before="0" w:after="0" w:line="240" w:lineRule="auto"/>
               <w:jc w:val="left"/>
               <w:rPr/>
             </w:pPr>
@@ -16585,7 +16307,7 @@
           </w:tcPr>
           <w:p>
             <w:pPr>
-              <w:spacing w:after="40" w:before="40" w:line="240" w:lineRule="auto"/>
+              <w:spacing w:before="0" w:after="0" w:line="240" w:lineRule="auto"/>
               <w:jc w:val="left"/>
               <w:rPr/>
             </w:pPr>
@@ -16616,7 +16338,7 @@
           </w:tcPr>
           <w:p>
             <w:pPr>
-              <w:spacing w:after="40" w:before="40" w:line="240" w:lineRule="auto"/>
+              <w:spacing w:before="0" w:after="0" w:line="240" w:lineRule="auto"/>
               <w:jc w:val="left"/>
               <w:rPr/>
             </w:pPr>
@@ -16647,7 +16369,7 @@
           </w:tcPr>
           <w:p>
             <w:pPr>
-              <w:spacing w:after="40" w:before="40" w:line="240" w:lineRule="auto"/>
+              <w:spacing w:before="0" w:after="0" w:line="240" w:lineRule="auto"/>
               <w:jc w:val="left"/>
               <w:rPr/>
             </w:pPr>
@@ -16679,7 +16401,7 @@
           <w:tcPr/>
           <w:p>
             <w:pPr>
-              <w:spacing w:after="40" w:before="40" w:line="240" w:lineRule="auto"/>
+              <w:spacing w:before="0" w:after="0" w:line="240" w:lineRule="auto"/>
               <w:jc w:val="left"/>
               <w:rPr/>
             </w:pPr>
@@ -16703,7 +16425,7 @@
           <w:tcPr/>
           <w:p>
             <w:pPr>
-              <w:spacing w:after="40" w:before="40" w:line="240" w:lineRule="auto"/>
+              <w:spacing w:before="0" w:after="0" w:line="240" w:lineRule="auto"/>
               <w:jc w:val="left"/>
               <w:rPr/>
             </w:pPr>
@@ -16727,7 +16449,7 @@
           <w:tcPr/>
           <w:p>
             <w:pPr>
-              <w:spacing w:after="40" w:before="40" w:line="240" w:lineRule="auto"/>
+              <w:spacing w:before="0" w:after="0" w:line="240" w:lineRule="auto"/>
               <w:jc w:val="left"/>
               <w:rPr/>
             </w:pPr>
@@ -16751,7 +16473,7 @@
           <w:tcPr/>
           <w:p>
             <w:pPr>
-              <w:spacing w:after="40" w:before="40" w:line="240" w:lineRule="auto"/>
+              <w:spacing w:before="0" w:after="0" w:line="240" w:lineRule="auto"/>
               <w:jc w:val="left"/>
               <w:rPr/>
             </w:pPr>
@@ -16775,7 +16497,7 @@
           <w:tcPr/>
           <w:p>
             <w:pPr>
-              <w:spacing w:after="40" w:before="40" w:line="240" w:lineRule="auto"/>
+              <w:spacing w:before="0" w:after="0" w:line="240" w:lineRule="auto"/>
               <w:jc w:val="left"/>
               <w:rPr/>
             </w:pPr>
@@ -16799,7 +16521,7 @@
           <w:tcPr/>
           <w:p>
             <w:pPr>
-              <w:spacing w:after="40" w:before="40" w:line="240" w:lineRule="auto"/>
+              <w:spacing w:before="0" w:after="0" w:line="240" w:lineRule="auto"/>
               <w:jc w:val="left"/>
               <w:rPr/>
             </w:pPr>
@@ -16823,19 +16545,7 @@
     </w:tbl>
     <w:p>
       <w:pPr>
-        <w:rPr/>
-      </w:pPr>
-      <w:r>
-        <w:rPr>
-          <w:rtl w:val="0"/>
-        </w:rPr>
-      </w:r>
-    </w:p>
-    <w:p>
-      <w:pPr>
-        <w:keepNext w:val="1"/>
-        <w:keepLines w:val="1"/>
-        <w:spacing w:after="120" w:before="120" w:line="240" w:lineRule="auto"/>
+        <w:spacing w:before="120" w:after="0" w:line="480" w:lineRule="auto"/>
         <w:jc w:val="left"/>
         <w:rPr/>
       </w:pPr>
@@ -16860,7 +16570,7 @@
     </w:p>
     <w:p>
       <w:pPr>
-        <w:spacing w:after="120" w:before="0" w:line="240" w:lineRule="auto"/>
+        <w:spacing w:before="0" w:after="0" w:line="240" w:lineRule="auto"/>
         <w:ind w:firstLine="720"/>
         <w:jc w:val="both"/>
         <w:rPr/>
@@ -16933,7 +16643,7 @@
           </w:tcPr>
           <w:p>
             <w:pPr>
-              <w:spacing w:after="40" w:before="40" w:line="240" w:lineRule="auto"/>
+              <w:spacing w:before="0" w:after="0" w:line="240" w:lineRule="auto"/>
               <w:jc w:val="left"/>
               <w:rPr/>
             </w:pPr>
@@ -16964,7 +16674,7 @@
           </w:tcPr>
           <w:p>
             <w:pPr>
-              <w:spacing w:after="40" w:before="40" w:line="240" w:lineRule="auto"/>
+              <w:spacing w:before="0" w:after="0" w:line="240" w:lineRule="auto"/>
               <w:jc w:val="left"/>
               <w:rPr/>
             </w:pPr>
@@ -16995,7 +16705,7 @@
           </w:tcPr>
           <w:p>
             <w:pPr>
-              <w:spacing w:after="40" w:before="40" w:line="240" w:lineRule="auto"/>
+              <w:spacing w:before="0" w:after="0" w:line="240" w:lineRule="auto"/>
               <w:jc w:val="left"/>
               <w:rPr/>
             </w:pPr>
@@ -17026,7 +16736,7 @@
           </w:tcPr>
           <w:p>
             <w:pPr>
-              <w:spacing w:after="40" w:before="40" w:line="240" w:lineRule="auto"/>
+              <w:spacing w:before="0" w:after="0" w:line="240" w:lineRule="auto"/>
               <w:jc w:val="left"/>
               <w:rPr/>
             </w:pPr>
@@ -17057,7 +16767,7 @@
           </w:tcPr>
           <w:p>
             <w:pPr>
-              <w:spacing w:after="40" w:before="40" w:line="240" w:lineRule="auto"/>
+              <w:spacing w:before="0" w:after="0" w:line="240" w:lineRule="auto"/>
               <w:jc w:val="left"/>
               <w:rPr/>
             </w:pPr>
@@ -17088,7 +16798,7 @@
           </w:tcPr>
           <w:p>
             <w:pPr>
-              <w:spacing w:after="40" w:before="40" w:line="240" w:lineRule="auto"/>
+              <w:spacing w:before="0" w:after="0" w:line="240" w:lineRule="auto"/>
               <w:jc w:val="left"/>
               <w:rPr/>
             </w:pPr>
@@ -17120,7 +16830,7 @@
           <w:tcPr/>
           <w:p>
             <w:pPr>
-              <w:spacing w:after="40" w:before="40" w:line="240" w:lineRule="auto"/>
+              <w:spacing w:before="0" w:after="0" w:line="240" w:lineRule="auto"/>
               <w:jc w:val="left"/>
               <w:rPr/>
             </w:pPr>
@@ -17144,7 +16854,7 @@
           <w:tcPr/>
           <w:p>
             <w:pPr>
-              <w:spacing w:after="40" w:before="40" w:line="240" w:lineRule="auto"/>
+              <w:spacing w:before="0" w:after="0" w:line="240" w:lineRule="auto"/>
               <w:jc w:val="left"/>
               <w:rPr/>
             </w:pPr>
@@ -17168,7 +16878,7 @@
           <w:tcPr/>
           <w:p>
             <w:pPr>
-              <w:spacing w:after="40" w:before="40" w:line="240" w:lineRule="auto"/>
+              <w:spacing w:before="0" w:after="0" w:line="240" w:lineRule="auto"/>
               <w:jc w:val="left"/>
               <w:rPr/>
             </w:pPr>
@@ -17192,7 +16902,7 @@
           <w:tcPr/>
           <w:p>
             <w:pPr>
-              <w:spacing w:after="40" w:before="40" w:line="240" w:lineRule="auto"/>
+              <w:spacing w:before="0" w:after="0" w:line="240" w:lineRule="auto"/>
               <w:jc w:val="left"/>
               <w:rPr/>
             </w:pPr>
@@ -17216,7 +16926,7 @@
           <w:tcPr/>
           <w:p>
             <w:pPr>
-              <w:spacing w:after="40" w:before="40" w:line="240" w:lineRule="auto"/>
+              <w:spacing w:before="0" w:after="0" w:line="240" w:lineRule="auto"/>
               <w:jc w:val="left"/>
               <w:rPr/>
             </w:pPr>
@@ -17240,7 +16950,7 @@
           <w:tcPr/>
           <w:p>
             <w:pPr>
-              <w:spacing w:after="40" w:before="40" w:line="240" w:lineRule="auto"/>
+              <w:spacing w:before="0" w:after="0" w:line="240" w:lineRule="auto"/>
               <w:jc w:val="left"/>
               <w:rPr/>
             </w:pPr>
@@ -17264,20 +16974,10 @@
     </w:tbl>
     <w:p>
       <w:pPr>
-        <w:rPr/>
-      </w:pPr>
-      <w:r>
-        <w:rPr>
-          <w:rtl w:val="0"/>
-        </w:rPr>
-      </w:r>
-    </w:p>
-    <w:p>
-      <w:pPr>
         <w:keepNext w:val="1"/>
         <w:keepLines w:val="1"/>
         <w:pageBreakBefore w:val="1"/>
-        <w:spacing w:after="240" w:before="240" w:line="480" w:lineRule="auto"/>
+        <w:spacing w:before="360" w:after="360" w:line="480" w:lineRule="auto"/>
         <w:jc w:val="left"/>
         <w:rPr/>
       </w:pPr>
@@ -17302,7 +17002,7 @@
     </w:p>
     <w:p>
       <w:pPr>
-        <w:spacing w:after="120" w:before="0" w:line="480" w:lineRule="auto"/>
+        <w:spacing w:before="0" w:after="0" w:line="480" w:lineRule="auto"/>
         <w:ind w:firstLine="720"/>
         <w:jc w:val="left"/>
         <w:rPr/>
@@ -17326,9 +17026,7 @@
     </w:p>
     <w:p>
       <w:pPr>
-        <w:keepNext w:val="1"/>
-        <w:keepLines w:val="1"/>
-        <w:spacing w:after="80" w:before="200" w:line="480" w:lineRule="auto"/>
+        <w:spacing w:before="0" w:after="0" w:line="480" w:lineRule="auto"/>
         <w:jc w:val="left"/>
         <w:rPr/>
       </w:pPr>
@@ -17350,7 +17048,7 @@
     </w:p>
     <w:p>
       <w:pPr>
-        <w:spacing w:after="120" w:before="0" w:line="480" w:lineRule="auto"/>
+        <w:spacing w:before="0" w:after="0" w:line="480" w:lineRule="auto"/>
         <w:ind w:firstLine="720"/>
         <w:jc w:val="both"/>
         <w:rPr/>
@@ -17376,7 +17074,7 @@
     </w:p>
     <w:p>
       <w:pPr>
-        <w:spacing w:after="120" w:before="0" w:line="480" w:lineRule="auto"/>
+        <w:spacing w:before="0" w:after="0" w:line="480" w:lineRule="auto"/>
         <w:ind w:firstLine="720"/>
         <w:jc w:val="both"/>
         <w:rPr/>
@@ -17402,7 +17100,7 @@
     </w:p>
     <w:p>
       <w:pPr>
-        <w:spacing w:after="120" w:before="0" w:line="480" w:lineRule="auto"/>
+        <w:spacing w:before="0" w:after="0" w:line="480" w:lineRule="auto"/>
         <w:ind w:firstLine="720"/>
         <w:jc w:val="both"/>
         <w:rPr/>
@@ -17428,7 +17126,7 @@
     </w:p>
     <w:p>
       <w:pPr>
-        <w:spacing w:after="120" w:before="0" w:line="480" w:lineRule="auto"/>
+        <w:spacing w:before="0" w:after="0" w:line="480" w:lineRule="auto"/>
         <w:ind w:firstLine="720"/>
         <w:jc w:val="both"/>
         <w:rPr/>
@@ -17454,7 +17152,7 @@
     </w:p>
     <w:p>
       <w:pPr>
-        <w:spacing w:after="0" w:before="0" w:line="480" w:lineRule="auto"/>
+        <w:spacing w:before="0" w:after="0" w:line="480" w:lineRule="auto"/>
         <w:ind w:firstLine="720"/>
         <w:jc w:val="both"/>
         <w:rPr/>
@@ -17493,19 +17191,7 @@
     </w:p>
     <w:p>
       <w:pPr>
-        <w:rPr/>
-      </w:pPr>
-      <w:r>
-        <w:rPr>
-          <w:rtl w:val="0"/>
-        </w:rPr>
-      </w:r>
-    </w:p>
-    <w:p>
-      <w:pPr>
-        <w:keepNext w:val="1"/>
-        <w:keepLines w:val="1"/>
-        <w:spacing w:after="240" w:before="240" w:line="480" w:lineRule="auto"/>
+        <w:spacing w:before="0" w:after="0" w:line="480" w:lineRule="auto"/>
         <w:jc w:val="left"/>
         <w:rPr/>
       </w:pPr>
@@ -17530,7 +17216,7 @@
     </w:p>
     <w:p>
       <w:pPr>
-        <w:spacing w:after="0" w:before="0" w:line="480" w:lineRule="auto"/>
+        <w:spacing w:before="0" w:after="0" w:line="480" w:lineRule="auto"/>
         <w:ind w:firstLine="720"/>
         <w:jc w:val="both"/>
         <w:rPr/>
@@ -17556,7 +17242,7 @@
     </w:p>
     <w:p>
       <w:pPr>
-        <w:spacing w:after="0" w:before="0" w:line="480" w:lineRule="auto"/>
+        <w:spacing w:before="0" w:after="0" w:line="480" w:lineRule="auto"/>
         <w:ind w:firstLine="720"/>
         <w:jc w:val="both"/>
         <w:rPr/>
@@ -17582,7 +17268,7 @@
     </w:p>
     <w:p>
       <w:pPr>
-        <w:spacing w:after="0" w:before="0" w:line="480" w:lineRule="auto"/>
+        <w:spacing w:before="0" w:after="0" w:line="480" w:lineRule="auto"/>
         <w:ind w:firstLine="720"/>
         <w:jc w:val="both"/>
         <w:rPr/>
@@ -17608,7 +17294,7 @@
     </w:p>
     <w:p>
       <w:pPr>
-        <w:spacing w:after="0" w:before="0" w:line="480" w:lineRule="auto"/>
+        <w:spacing w:before="0" w:after="0" w:line="480" w:lineRule="auto"/>
         <w:ind w:firstLine="720"/>
         <w:jc w:val="both"/>
         <w:rPr/>
@@ -17634,7 +17320,7 @@
     </w:p>
     <w:p>
       <w:pPr>
-        <w:spacing w:after="0" w:before="0" w:line="480" w:lineRule="auto"/>
+        <w:spacing w:before="0" w:after="0" w:line="480" w:lineRule="auto"/>
         <w:jc w:val="both"/>
         <w:rPr/>
       </w:pPr>
@@ -17659,7 +17345,7 @@
     </w:p>
     <w:p>
       <w:pPr>
-        <w:spacing w:after="0" w:before="0" w:line="480" w:lineRule="auto"/>
+        <w:spacing w:before="0" w:after="0" w:line="480" w:lineRule="auto"/>
         <w:jc w:val="both"/>
         <w:rPr/>
       </w:pPr>
@@ -17684,7 +17370,7 @@
     </w:p>
     <w:p>
       <w:pPr>
-        <w:spacing w:after="0" w:before="0" w:line="480" w:lineRule="auto"/>
+        <w:spacing w:before="0" w:after="0" w:line="480" w:lineRule="auto"/>
         <w:ind w:firstLine="720"/>
         <w:jc w:val="both"/>
         <w:rPr/>
@@ -17723,19 +17409,7 @@
     </w:p>
     <w:p>
       <w:pPr>
-        <w:rPr/>
-      </w:pPr>
-      <w:r>
-        <w:rPr>
-          <w:rtl w:val="0"/>
-        </w:rPr>
-      </w:r>
-    </w:p>
-    <w:p>
-      <w:pPr>
-        <w:keepNext w:val="1"/>
-        <w:keepLines w:val="1"/>
-        <w:spacing w:after="240" w:before="240" w:line="480" w:lineRule="auto"/>
+        <w:spacing w:before="0" w:after="0" w:line="480" w:lineRule="auto"/>
         <w:jc w:val="left"/>
         <w:rPr/>
       </w:pPr>
@@ -17760,7 +17434,7 @@
     </w:p>
     <w:p>
       <w:pPr>
-        <w:spacing w:after="0" w:before="0" w:line="480" w:lineRule="auto"/>
+        <w:spacing w:before="0" w:after="0" w:line="480" w:lineRule="auto"/>
         <w:ind w:firstLine="720"/>
         <w:jc w:val="both"/>
         <w:rPr/>
@@ -17786,7 +17460,7 @@
     </w:p>
     <w:p>
       <w:pPr>
-        <w:spacing w:after="0" w:before="0" w:line="480" w:lineRule="auto"/>
+        <w:spacing w:before="0" w:after="0" w:line="480" w:lineRule="auto"/>
         <w:ind w:firstLine="720"/>
         <w:jc w:val="both"/>
         <w:rPr/>
@@ -17812,7 +17486,7 @@
     </w:p>
     <w:p>
       <w:pPr>
-        <w:spacing w:after="0" w:before="0" w:line="480" w:lineRule="auto"/>
+        <w:spacing w:before="0" w:after="0" w:line="480" w:lineRule="auto"/>
         <w:ind w:firstLine="720"/>
         <w:jc w:val="both"/>
         <w:rPr/>
@@ -17838,7 +17512,7 @@
     </w:p>
     <w:p>
       <w:pPr>
-        <w:spacing w:after="0" w:before="0" w:line="480" w:lineRule="auto"/>
+        <w:spacing w:before="0" w:after="0" w:line="480" w:lineRule="auto"/>
         <w:ind w:firstLine="720"/>
         <w:jc w:val="both"/>
         <w:rPr/>
@@ -17864,7 +17538,7 @@
     </w:p>
     <w:p>
       <w:pPr>
-        <w:spacing w:after="0" w:before="0" w:line="480" w:lineRule="auto"/>
+        <w:spacing w:before="0" w:after="0" w:line="480" w:lineRule="auto"/>
         <w:ind w:firstLine="720"/>
         <w:jc w:val="both"/>
         <w:rPr/>
@@ -17903,19 +17577,7 @@
     </w:p>
     <w:p>
       <w:pPr>
-        <w:rPr/>
-      </w:pPr>
-      <w:r>
-        <w:rPr>
-          <w:rtl w:val="0"/>
-        </w:rPr>
-      </w:r>
-    </w:p>
-    <w:p>
-      <w:pPr>
-        <w:keepNext w:val="1"/>
-        <w:keepLines w:val="1"/>
-        <w:spacing w:after="240" w:before="240" w:line="480" w:lineRule="auto"/>
+        <w:spacing w:before="0" w:after="0" w:line="480" w:lineRule="auto"/>
         <w:jc w:val="left"/>
         <w:rPr/>
       </w:pPr>
@@ -17940,7 +17602,7 @@
     </w:p>
     <w:p>
       <w:pPr>
-        <w:spacing w:after="0" w:before="0" w:line="480" w:lineRule="auto"/>
+        <w:spacing w:before="0" w:after="0" w:line="480" w:lineRule="auto"/>
         <w:ind w:firstLine="720"/>
         <w:jc w:val="both"/>
         <w:rPr/>
@@ -17966,7 +17628,7 @@
     </w:p>
     <w:p>
       <w:pPr>
-        <w:spacing w:after="0" w:before="0" w:line="480" w:lineRule="auto"/>
+        <w:spacing w:before="0" w:after="0" w:line="480" w:lineRule="auto"/>
         <w:ind w:firstLine="720"/>
         <w:jc w:val="both"/>
         <w:rPr/>
@@ -17992,7 +17654,7 @@
     </w:p>
     <w:p>
       <w:pPr>
-        <w:spacing w:after="0" w:before="0" w:line="480" w:lineRule="auto"/>
+        <w:spacing w:before="0" w:after="0" w:line="480" w:lineRule="auto"/>
         <w:ind w:firstLine="720"/>
         <w:jc w:val="both"/>
         <w:rPr/>
@@ -18018,7 +17680,7 @@
     </w:p>
     <w:p>
       <w:pPr>
-        <w:spacing w:after="0" w:before="0" w:line="480" w:lineRule="auto"/>
+        <w:spacing w:before="0" w:after="0" w:line="480" w:lineRule="auto"/>
         <w:ind w:firstLine="720"/>
         <w:jc w:val="both"/>
         <w:rPr/>
@@ -18044,7 +17706,7 @@
     </w:p>
     <w:p>
       <w:pPr>
-        <w:spacing w:after="0" w:before="0" w:line="480" w:lineRule="auto"/>
+        <w:spacing w:before="0" w:after="0" w:line="480" w:lineRule="auto"/>
         <w:ind w:firstLine="720"/>
         <w:jc w:val="both"/>
         <w:rPr/>
@@ -18083,9 +17745,7 @@
     </w:p>
     <w:p>
       <w:pPr>
-        <w:keepNext w:val="1"/>
-        <w:keepLines w:val="1"/>
-        <w:spacing w:after="240" w:before="240" w:line="480" w:lineRule="auto"/>
+        <w:spacing w:before="0" w:after="0" w:line="480" w:lineRule="auto"/>
         <w:jc w:val="left"/>
         <w:rPr/>
       </w:pPr>
@@ -18108,7 +17768,7 @@
     </w:p>
     <w:p>
       <w:pPr>
-        <w:spacing w:after="0" w:before="0" w:line="480" w:lineRule="auto"/>
+        <w:spacing w:before="0" w:after="0" w:line="480" w:lineRule="auto"/>
         <w:ind w:firstLine="720"/>
         <w:jc w:val="left"/>
         <w:rPr/>
@@ -18140,19 +17800,9 @@
     </w:p>
     <w:p>
       <w:pPr>
-        <w:rPr/>
-      </w:pPr>
-      <w:r>
-        <w:rPr>
-          <w:rtl w:val="0"/>
-        </w:rPr>
-      </w:r>
-    </w:p>
-    <w:p>
-      <w:pPr>
         <w:keepNext w:val="1"/>
         <w:keepLines w:val="1"/>
-        <w:spacing w:after="240" w:before="0" w:line="480" w:lineRule="auto"/>
+        <w:spacing w:before="0" w:after="360" w:line="480" w:lineRule="auto"/>
         <w:jc w:val="left"/>
         <w:rPr/>
       </w:pPr>
@@ -18175,7 +17825,7 @@
     </w:p>
     <w:p>
       <w:pPr>
-        <w:spacing w:after="0" w:before="0" w:line="480" w:lineRule="auto"/>
+        <w:spacing w:before="0" w:after="0" w:line="480" w:lineRule="auto"/>
         <w:ind w:firstLine="720"/>
         <w:jc w:val="both"/>
         <w:rPr/>
@@ -18201,7 +17851,7 @@
     </w:p>
     <w:p>
       <w:pPr>
-        <w:spacing w:after="240" w:before="480" w:line="480" w:lineRule="auto"/>
+        <w:spacing w:before="0" w:after="0" w:line="480" w:lineRule="auto"/>
         <w:jc w:val="center"/>
         <w:rPr/>
       </w:pPr>
@@ -18228,7 +17878,7 @@
       <w:pPr>
         <w:keepNext w:val="1"/>
         <w:keepLines w:val="1"/>
-        <w:spacing w:after="0" w:before="120" w:line="480" w:lineRule="auto"/>
+        <w:spacing w:before="120" w:after="0" w:line="480" w:lineRule="auto"/>
         <w:jc w:val="left"/>
         <w:rPr/>
       </w:pPr>
@@ -18253,7 +17903,7 @@
     </w:p>
     <w:p>
       <w:pPr>
-        <w:spacing w:after="240" w:before="0" w:line="480" w:lineRule="auto"/>
+        <w:spacing w:before="0" w:after="0" w:line="480" w:lineRule="auto"/>
         <w:jc w:val="both"/>
         <w:rPr/>
       </w:pPr>
@@ -18447,7 +18097,7 @@
       <w:pPr>
         <w:keepNext w:val="1"/>
         <w:keepLines w:val="1"/>
-        <w:spacing w:after="0" w:before="120" w:line="480" w:lineRule="auto"/>
+        <w:spacing w:before="120" w:after="0" w:line="480" w:lineRule="auto"/>
         <w:jc w:val="left"/>
         <w:rPr/>
       </w:pPr>
@@ -18472,7 +18122,7 @@
     </w:p>
     <w:p>
       <w:pPr>
-        <w:spacing w:after="240" w:before="0" w:line="480" w:lineRule="auto"/>
+        <w:spacing w:before="0" w:after="0" w:line="480" w:lineRule="auto"/>
         <w:jc w:val="both"/>
         <w:rPr/>
       </w:pPr>
@@ -18664,38 +18314,21 @@
     </w:p>
     <w:p>
       <w:pPr>
-        <w:spacing w:after="120" w:before="360" w:line="480" w:lineRule="auto"/>
+        <w:keepNext w:val="1"/>
+        <w:keepLines w:val="1"/>
+        <w:spacing w:before="120" w:after="0" w:line="480" w:lineRule="auto"/>
         <w:jc w:val="left"/>
-        <w:rPr>
-          <w:b w:val="1"/>
-          <w:bCs w:val="1"/>
+        <w:rPr/>
+      </w:pPr>
+      <w:r>
+        <w:rPr>
+          <w:rFonts w:ascii="Georgia" w:cs="Georgia" w:eastAsia="Georgia" w:hAnsi="Georgia"/>
+          <w:b w:val="1"/>
+          <w:bCs w:val="1"/>
+          <w:i w:val="0"/>
+          <w:iCs w:val="0"/>
           <w:sz w:val="24"/>
           <w:szCs w:val="24"/>
-        </w:rPr>
-      </w:pPr>
-      <w:r>
-        <w:rPr>
-          <w:rtl w:val="0"/>
-        </w:rPr>
-      </w:r>
-    </w:p>
-    <w:p>
-      <w:pPr>
-        <w:keepNext w:val="1"/>
-        <w:keepLines w:val="1"/>
-        <w:spacing w:after="0" w:before="120" w:line="480" w:lineRule="auto"/>
-        <w:jc w:val="left"/>
-        <w:rPr/>
-      </w:pPr>
-      <w:r>
-        <w:rPr>
-          <w:rFonts w:ascii="Georgia" w:cs="Georgia" w:eastAsia="Georgia" w:hAnsi="Georgia"/>
-          <w:b w:val="1"/>
-          <w:bCs w:val="1"/>
-          <w:i w:val="0"/>
-          <w:iCs w:val="0"/>
-          <w:sz w:val="24"/>
-          <w:szCs w:val="24"/>
           <w:rtl w:val="0"/>
         </w:rPr>
         <w:t xml:space="preserve">B3  ·  142 words  ·  1 hedges  ·  0.7 per 100 words</w:t>
@@ -18708,7 +18341,7 @@
     </w:p>
     <w:p>
       <w:pPr>
-        <w:spacing w:after="240" w:before="0" w:line="480" w:lineRule="auto"/>
+        <w:spacing w:before="0" w:after="0" w:line="480" w:lineRule="auto"/>
         <w:jc w:val="both"/>
         <w:rPr/>
       </w:pPr>
@@ -18778,7 +18411,7 @@
       <w:pPr>
         <w:keepNext w:val="1"/>
         <w:keepLines w:val="1"/>
-        <w:spacing w:after="0" w:before="120" w:line="480" w:lineRule="auto"/>
+        <w:spacing w:before="120" w:after="0" w:line="480" w:lineRule="auto"/>
         <w:jc w:val="left"/>
         <w:rPr/>
       </w:pPr>
@@ -18803,7 +18436,7 @@
     </w:p>
     <w:p>
       <w:pPr>
-        <w:spacing w:after="240" w:before="0" w:line="480" w:lineRule="auto"/>
+        <w:spacing w:before="0" w:after="0" w:line="480" w:lineRule="auto"/>
         <w:jc w:val="both"/>
         <w:rPr/>
       </w:pPr>
@@ -19080,7 +18713,7 @@
       <w:pPr>
         <w:keepNext w:val="1"/>
         <w:keepLines w:val="1"/>
-        <w:spacing w:after="0" w:before="120" w:line="480" w:lineRule="auto"/>
+        <w:spacing w:before="120" w:after="0" w:line="480" w:lineRule="auto"/>
         <w:jc w:val="left"/>
         <w:rPr/>
       </w:pPr>
@@ -19105,7 +18738,7 @@
     </w:p>
     <w:p>
       <w:pPr>
-        <w:spacing w:after="240" w:before="0" w:line="480" w:lineRule="auto"/>
+        <w:spacing w:before="0" w:after="0" w:line="480" w:lineRule="auto"/>
         <w:jc w:val="both"/>
         <w:rPr/>
       </w:pPr>
@@ -19257,7 +18890,7 @@
       <w:pPr>
         <w:keepNext w:val="1"/>
         <w:keepLines w:val="1"/>
-        <w:spacing w:after="0" w:before="120" w:line="480" w:lineRule="auto"/>
+        <w:spacing w:before="120" w:after="0" w:line="480" w:lineRule="auto"/>
         <w:jc w:val="left"/>
         <w:rPr/>
       </w:pPr>
@@ -19282,7 +18915,7 @@
     </w:p>
     <w:p>
       <w:pPr>
-        <w:spacing w:after="240" w:before="0" w:line="480" w:lineRule="auto"/>
+        <w:spacing w:before="0" w:after="0" w:line="480" w:lineRule="auto"/>
         <w:jc w:val="both"/>
         <w:rPr/>
       </w:pPr>
@@ -19474,38 +19107,21 @@
     </w:p>
     <w:p>
       <w:pPr>
-        <w:spacing w:after="120" w:before="360" w:line="480" w:lineRule="auto"/>
+        <w:keepNext w:val="1"/>
+        <w:keepLines w:val="1"/>
+        <w:spacing w:before="120" w:after="0" w:line="480" w:lineRule="auto"/>
         <w:jc w:val="left"/>
-        <w:rPr>
-          <w:b w:val="1"/>
-          <w:bCs w:val="1"/>
+        <w:rPr/>
+      </w:pPr>
+      <w:r>
+        <w:rPr>
+          <w:rFonts w:ascii="Georgia" w:cs="Georgia" w:eastAsia="Georgia" w:hAnsi="Georgia"/>
+          <w:b w:val="1"/>
+          <w:bCs w:val="1"/>
+          <w:i w:val="0"/>
+          <w:iCs w:val="0"/>
           <w:sz w:val="24"/>
           <w:szCs w:val="24"/>
-        </w:rPr>
-      </w:pPr>
-      <w:r>
-        <w:rPr>
-          <w:rtl w:val="0"/>
-        </w:rPr>
-      </w:r>
-    </w:p>
-    <w:p>
-      <w:pPr>
-        <w:keepNext w:val="1"/>
-        <w:keepLines w:val="1"/>
-        <w:spacing w:after="0" w:before="120" w:line="480" w:lineRule="auto"/>
-        <w:jc w:val="left"/>
-        <w:rPr/>
-      </w:pPr>
-      <w:r>
-        <w:rPr>
-          <w:rFonts w:ascii="Georgia" w:cs="Georgia" w:eastAsia="Georgia" w:hAnsi="Georgia"/>
-          <w:b w:val="1"/>
-          <w:bCs w:val="1"/>
-          <w:i w:val="0"/>
-          <w:iCs w:val="0"/>
-          <w:sz w:val="24"/>
-          <w:szCs w:val="24"/>
           <w:rtl w:val="0"/>
         </w:rPr>
         <w:t xml:space="preserve">B7  ·  266 words  ·  3 hedges  ·  1.13 per 100 words</w:t>
@@ -19518,7 +19134,7 @@
     </w:p>
     <w:p>
       <w:pPr>
-        <w:spacing w:after="240" w:before="0" w:line="480" w:lineRule="auto"/>
+        <w:spacing w:before="0" w:after="0" w:line="480" w:lineRule="auto"/>
         <w:jc w:val="both"/>
         <w:rPr/>
       </w:pPr>
@@ -19711,38 +19327,21 @@
     </w:p>
     <w:p>
       <w:pPr>
-        <w:spacing w:after="120" w:before="360" w:line="480" w:lineRule="auto"/>
+        <w:keepNext w:val="1"/>
+        <w:keepLines w:val="1"/>
+        <w:spacing w:before="120" w:after="0" w:line="480" w:lineRule="auto"/>
         <w:jc w:val="left"/>
-        <w:rPr>
-          <w:b w:val="1"/>
-          <w:bCs w:val="1"/>
+        <w:rPr/>
+      </w:pPr>
+      <w:r>
+        <w:rPr>
+          <w:rFonts w:ascii="Georgia" w:cs="Georgia" w:eastAsia="Georgia" w:hAnsi="Georgia"/>
+          <w:b w:val="1"/>
+          <w:bCs w:val="1"/>
+          <w:i w:val="0"/>
+          <w:iCs w:val="0"/>
           <w:sz w:val="24"/>
           <w:szCs w:val="24"/>
-        </w:rPr>
-      </w:pPr>
-      <w:r>
-        <w:rPr>
-          <w:rtl w:val="0"/>
-        </w:rPr>
-      </w:r>
-    </w:p>
-    <w:p>
-      <w:pPr>
-        <w:keepNext w:val="1"/>
-        <w:keepLines w:val="1"/>
-        <w:spacing w:after="0" w:before="120" w:line="480" w:lineRule="auto"/>
-        <w:jc w:val="left"/>
-        <w:rPr/>
-      </w:pPr>
-      <w:r>
-        <w:rPr>
-          <w:rFonts w:ascii="Georgia" w:cs="Georgia" w:eastAsia="Georgia" w:hAnsi="Georgia"/>
-          <w:b w:val="1"/>
-          <w:bCs w:val="1"/>
-          <w:i w:val="0"/>
-          <w:iCs w:val="0"/>
-          <w:sz w:val="24"/>
-          <w:szCs w:val="24"/>
           <w:rtl w:val="0"/>
         </w:rPr>
         <w:t xml:space="preserve">B8  ·  241 words  ·  2 hedges  ·  0.83 per 100 words</w:t>
@@ -19755,7 +19354,7 @@
     </w:p>
     <w:p>
       <w:pPr>
-        <w:spacing w:after="240" w:before="0" w:line="480" w:lineRule="auto"/>
+        <w:spacing w:before="0" w:after="0" w:line="480" w:lineRule="auto"/>
         <w:jc w:val="both"/>
         <w:rPr/>
       </w:pPr>
@@ -19908,7 +19507,7 @@
       <w:pPr>
         <w:keepNext w:val="1"/>
         <w:keepLines w:val="1"/>
-        <w:spacing w:after="0" w:before="120" w:line="480" w:lineRule="auto"/>
+        <w:spacing w:before="120" w:after="0" w:line="480" w:lineRule="auto"/>
         <w:jc w:val="left"/>
         <w:rPr/>
       </w:pPr>
@@ -19933,7 +19532,7 @@
     </w:p>
     <w:p>
       <w:pPr>
-        <w:spacing w:after="240" w:before="0" w:line="480" w:lineRule="auto"/>
+        <w:spacing w:before="0" w:after="0" w:line="480" w:lineRule="auto"/>
         <w:jc w:val="both"/>
         <w:rPr/>
       </w:pPr>
@@ -20086,7 +19685,7 @@
       <w:pPr>
         <w:keepNext w:val="1"/>
         <w:keepLines w:val="1"/>
-        <w:spacing w:after="0" w:before="120" w:line="480" w:lineRule="auto"/>
+        <w:spacing w:before="120" w:after="0" w:line="480" w:lineRule="auto"/>
         <w:jc w:val="left"/>
         <w:rPr/>
       </w:pPr>
@@ -20111,7 +19710,7 @@
     </w:p>
     <w:p>
       <w:pPr>
-        <w:spacing w:after="240" w:before="0" w:line="480" w:lineRule="auto"/>
+        <w:spacing w:before="0" w:after="0" w:line="480" w:lineRule="auto"/>
         <w:jc w:val="both"/>
         <w:rPr/>
       </w:pPr>
@@ -20263,7 +19862,7 @@
       <w:pPr>
         <w:keepNext w:val="1"/>
         <w:keepLines w:val="1"/>
-        <w:spacing w:after="0" w:before="120" w:line="480" w:lineRule="auto"/>
+        <w:spacing w:before="120" w:after="0" w:line="480" w:lineRule="auto"/>
         <w:jc w:val="left"/>
         <w:rPr/>
       </w:pPr>
@@ -20288,7 +19887,7 @@
     </w:p>
     <w:p>
       <w:pPr>
-        <w:spacing w:after="240" w:before="0" w:line="480" w:lineRule="auto"/>
+        <w:spacing w:before="0" w:after="0" w:line="480" w:lineRule="auto"/>
         <w:jc w:val="both"/>
         <w:rPr/>
       </w:pPr>
@@ -20482,7 +20081,7 @@
       <w:pPr>
         <w:keepNext w:val="1"/>
         <w:keepLines w:val="1"/>
-        <w:spacing w:after="0" w:before="120" w:line="480" w:lineRule="auto"/>
+        <w:spacing w:before="120" w:after="0" w:line="480" w:lineRule="auto"/>
         <w:jc w:val="left"/>
         <w:rPr/>
       </w:pPr>
@@ -20507,7 +20106,7 @@
     </w:p>
     <w:p>
       <w:pPr>
-        <w:spacing w:after="240" w:before="0" w:line="480" w:lineRule="auto"/>
+        <w:spacing w:before="0" w:after="0" w:line="480" w:lineRule="auto"/>
         <w:jc w:val="both"/>
         <w:rPr/>
       </w:pPr>
@@ -20660,7 +20259,7 @@
       <w:pPr>
         <w:keepNext w:val="1"/>
         <w:keepLines w:val="1"/>
-        <w:spacing w:after="0" w:before="120" w:line="480" w:lineRule="auto"/>
+        <w:spacing w:before="120" w:after="0" w:line="480" w:lineRule="auto"/>
         <w:jc w:val="left"/>
         <w:rPr/>
       </w:pPr>
@@ -20685,7 +20284,7 @@
     </w:p>
     <w:p>
       <w:pPr>
-        <w:spacing w:after="240" w:before="0" w:line="480" w:lineRule="auto"/>
+        <w:spacing w:before="0" w:after="0" w:line="480" w:lineRule="auto"/>
         <w:jc w:val="both"/>
         <w:rPr/>
       </w:pPr>
@@ -20754,7 +20353,7 @@
       <w:pPr>
         <w:keepNext w:val="1"/>
         <w:keepLines w:val="1"/>
-        <w:spacing w:after="0" w:before="120" w:line="480" w:lineRule="auto"/>
+        <w:spacing w:before="120" w:after="0" w:line="480" w:lineRule="auto"/>
         <w:jc w:val="left"/>
         <w:rPr/>
       </w:pPr>
@@ -20779,7 +20378,7 @@
     </w:p>
     <w:p>
       <w:pPr>
-        <w:spacing w:after="240" w:before="0" w:line="480" w:lineRule="auto"/>
+        <w:spacing w:before="0" w:after="0" w:line="480" w:lineRule="auto"/>
         <w:jc w:val="both"/>
         <w:rPr/>
       </w:pPr>
@@ -21056,7 +20655,7 @@
       <w:pPr>
         <w:keepNext w:val="1"/>
         <w:keepLines w:val="1"/>
-        <w:spacing w:after="0" w:before="120" w:line="480" w:lineRule="auto"/>
+        <w:spacing w:before="120" w:after="0" w:line="480" w:lineRule="auto"/>
         <w:jc w:val="left"/>
         <w:rPr/>
       </w:pPr>
@@ -21081,7 +20680,7 @@
     </w:p>
     <w:p>
       <w:pPr>
-        <w:spacing w:after="240" w:before="0" w:line="480" w:lineRule="auto"/>
+        <w:spacing w:before="0" w:after="0" w:line="480" w:lineRule="auto"/>
         <w:jc w:val="both"/>
         <w:rPr/>
       </w:pPr>
@@ -21150,7 +20749,7 @@
       <w:pPr>
         <w:keepNext w:val="1"/>
         <w:keepLines w:val="1"/>
-        <w:spacing w:after="0" w:before="120" w:line="480" w:lineRule="auto"/>
+        <w:spacing w:before="120" w:after="0" w:line="480" w:lineRule="auto"/>
         <w:jc w:val="left"/>
         <w:rPr/>
       </w:pPr>
@@ -21175,7 +20774,7 @@
     </w:p>
     <w:p>
       <w:pPr>
-        <w:spacing w:after="240" w:before="0" w:line="480" w:lineRule="auto"/>
+        <w:spacing w:before="0" w:after="0" w:line="480" w:lineRule="auto"/>
         <w:jc w:val="both"/>
         <w:rPr/>
       </w:pPr>
@@ -21453,7 +21052,7 @@
       <w:pPr>
         <w:keepNext w:val="1"/>
         <w:keepLines w:val="1"/>
-        <w:spacing w:after="0" w:before="120" w:line="480" w:lineRule="auto"/>
+        <w:spacing w:before="120" w:after="0" w:line="480" w:lineRule="auto"/>
         <w:jc w:val="left"/>
         <w:rPr/>
       </w:pPr>
@@ -21478,7 +21077,7 @@
     </w:p>
     <w:p>
       <w:pPr>
-        <w:spacing w:after="240" w:before="0" w:line="480" w:lineRule="auto"/>
+        <w:spacing w:before="0" w:after="0" w:line="480" w:lineRule="auto"/>
         <w:jc w:val="both"/>
         <w:rPr/>
       </w:pPr>
@@ -21754,7 +21353,7 @@
       <w:pPr>
         <w:keepNext w:val="1"/>
         <w:keepLines w:val="1"/>
-        <w:spacing w:after="0" w:before="120" w:line="480" w:lineRule="auto"/>
+        <w:spacing w:before="120" w:after="0" w:line="480" w:lineRule="auto"/>
         <w:jc w:val="left"/>
         <w:rPr/>
       </w:pPr>
@@ -21779,7 +21378,7 @@
     </w:p>
     <w:p>
       <w:pPr>
-        <w:spacing w:after="240" w:before="0" w:line="480" w:lineRule="auto"/>
+        <w:spacing w:before="0" w:after="0" w:line="480" w:lineRule="auto"/>
         <w:jc w:val="both"/>
         <w:rPr/>
       </w:pPr>
@@ -21849,7 +21448,7 @@
       <w:pPr>
         <w:keepNext w:val="1"/>
         <w:keepLines w:val="1"/>
-        <w:spacing w:after="0" w:before="120" w:line="480" w:lineRule="auto"/>
+        <w:spacing w:before="120" w:after="0" w:line="480" w:lineRule="auto"/>
         <w:jc w:val="left"/>
         <w:rPr/>
       </w:pPr>
@@ -21874,7 +21473,7 @@
     </w:p>
     <w:p>
       <w:pPr>
-        <w:spacing w:after="240" w:before="0" w:line="480" w:lineRule="auto"/>
+        <w:spacing w:before="0" w:after="0" w:line="480" w:lineRule="auto"/>
         <w:jc w:val="both"/>
         <w:rPr/>
       </w:pPr>
@@ -22026,7 +21625,7 @@
       <w:pPr>
         <w:keepNext w:val="1"/>
         <w:keepLines w:val="1"/>
-        <w:spacing w:after="0" w:before="120" w:line="480" w:lineRule="auto"/>
+        <w:spacing w:before="120" w:after="0" w:line="480" w:lineRule="auto"/>
         <w:jc w:val="left"/>
         <w:rPr/>
       </w:pPr>
@@ -22051,7 +21650,7 @@
     </w:p>
     <w:p>
       <w:pPr>
-        <w:spacing w:after="240" w:before="0" w:line="480" w:lineRule="auto"/>
+        <w:spacing w:before="0" w:after="0" w:line="480" w:lineRule="auto"/>
         <w:jc w:val="both"/>
         <w:rPr/>
       </w:pPr>
@@ -22242,7 +21841,7 @@
     </w:p>
     <w:p>
       <w:pPr>
-        <w:spacing w:after="240" w:before="480" w:line="480" w:lineRule="auto"/>
+        <w:spacing w:before="0" w:after="0" w:line="480" w:lineRule="auto"/>
         <w:jc w:val="center"/>
         <w:rPr/>
       </w:pPr>
@@ -22269,7 +21868,7 @@
       <w:pPr>
         <w:keepNext w:val="1"/>
         <w:keepLines w:val="1"/>
-        <w:spacing w:after="0" w:before="120" w:line="480" w:lineRule="auto"/>
+        <w:spacing w:before="120" w:after="0" w:line="480" w:lineRule="auto"/>
         <w:jc w:val="left"/>
         <w:rPr/>
       </w:pPr>
@@ -22294,7 +21893,7 @@
     </w:p>
     <w:p>
       <w:pPr>
-        <w:spacing w:after="240" w:before="0" w:line="480" w:lineRule="auto"/>
+        <w:spacing w:before="0" w:after="0" w:line="480" w:lineRule="auto"/>
         <w:jc w:val="both"/>
         <w:rPr/>
       </w:pPr>
@@ -22406,7 +22005,7 @@
       <w:pPr>
         <w:keepNext w:val="1"/>
         <w:keepLines w:val="1"/>
-        <w:spacing w:after="0" w:before="120" w:line="480" w:lineRule="auto"/>
+        <w:spacing w:before="120" w:after="0" w:line="480" w:lineRule="auto"/>
         <w:jc w:val="left"/>
         <w:rPr/>
       </w:pPr>
@@ -22431,7 +22030,7 @@
     </w:p>
     <w:p>
       <w:pPr>
-        <w:spacing w:after="240" w:before="0" w:line="480" w:lineRule="auto"/>
+        <w:spacing w:before="0" w:after="0" w:line="480" w:lineRule="auto"/>
         <w:jc w:val="both"/>
         <w:rPr/>
       </w:pPr>
@@ -22585,7 +22184,7 @@
       <w:pPr>
         <w:keepNext w:val="1"/>
         <w:keepLines w:val="1"/>
-        <w:spacing w:after="0" w:before="120" w:line="480" w:lineRule="auto"/>
+        <w:spacing w:before="120" w:after="0" w:line="480" w:lineRule="auto"/>
         <w:jc w:val="left"/>
         <w:rPr/>
       </w:pPr>
@@ -22610,7 +22209,7 @@
     </w:p>
     <w:p>
       <w:pPr>
-        <w:spacing w:after="240" w:before="0" w:line="480" w:lineRule="auto"/>
+        <w:spacing w:before="0" w:after="0" w:line="480" w:lineRule="auto"/>
         <w:jc w:val="both"/>
         <w:rPr/>
       </w:pPr>
@@ -22721,7 +22320,7 @@
       <w:pPr>
         <w:keepNext w:val="1"/>
         <w:keepLines w:val="1"/>
-        <w:spacing w:after="0" w:before="120" w:line="480" w:lineRule="auto"/>
+        <w:spacing w:before="120" w:after="0" w:line="480" w:lineRule="auto"/>
         <w:jc w:val="left"/>
         <w:rPr/>
       </w:pPr>
@@ -22746,7 +22345,7 @@
     </w:p>
     <w:p>
       <w:pPr>
-        <w:spacing w:after="240" w:before="0" w:line="480" w:lineRule="auto"/>
+        <w:spacing w:before="0" w:after="0" w:line="480" w:lineRule="auto"/>
         <w:jc w:val="both"/>
         <w:rPr/>
       </w:pPr>
@@ -22857,7 +22456,7 @@
       <w:pPr>
         <w:keepNext w:val="1"/>
         <w:keepLines w:val="1"/>
-        <w:spacing w:after="0" w:before="120" w:line="480" w:lineRule="auto"/>
+        <w:spacing w:before="120" w:after="0" w:line="480" w:lineRule="auto"/>
         <w:jc w:val="left"/>
         <w:rPr/>
       </w:pPr>
@@ -22882,7 +22481,7 @@
     </w:p>
     <w:p>
       <w:pPr>
-        <w:spacing w:after="240" w:before="0" w:line="480" w:lineRule="auto"/>
+        <w:spacing w:before="0" w:after="0" w:line="480" w:lineRule="auto"/>
         <w:jc w:val="both"/>
         <w:rPr/>
       </w:pPr>
@@ -22993,7 +22592,7 @@
       <w:pPr>
         <w:keepNext w:val="1"/>
         <w:keepLines w:val="1"/>
-        <w:spacing w:after="0" w:before="120" w:line="480" w:lineRule="auto"/>
+        <w:spacing w:before="120" w:after="0" w:line="480" w:lineRule="auto"/>
         <w:jc w:val="left"/>
         <w:rPr/>
       </w:pPr>
@@ -23018,7 +22617,7 @@
     </w:p>
     <w:p>
       <w:pPr>
-        <w:spacing w:after="240" w:before="0" w:line="480" w:lineRule="auto"/>
+        <w:spacing w:before="0" w:after="0" w:line="480" w:lineRule="auto"/>
         <w:jc w:val="both"/>
         <w:rPr/>
       </w:pPr>
@@ -23088,7 +22687,7 @@
       <w:pPr>
         <w:keepNext w:val="1"/>
         <w:keepLines w:val="1"/>
-        <w:spacing w:after="0" w:before="120" w:line="480" w:lineRule="auto"/>
+        <w:spacing w:before="120" w:after="0" w:line="480" w:lineRule="auto"/>
         <w:jc w:val="left"/>
         <w:rPr/>
       </w:pPr>
@@ -23113,7 +22712,7 @@
     </w:p>
     <w:p>
       <w:pPr>
-        <w:spacing w:after="240" w:before="0" w:line="480" w:lineRule="auto"/>
+        <w:spacing w:before="0" w:after="0" w:line="480" w:lineRule="auto"/>
         <w:jc w:val="both"/>
         <w:rPr/>
       </w:pPr>
@@ -23265,7 +22864,7 @@
       <w:pPr>
         <w:keepNext w:val="1"/>
         <w:keepLines w:val="1"/>
-        <w:spacing w:after="0" w:before="120" w:line="480" w:lineRule="auto"/>
+        <w:spacing w:before="120" w:after="0" w:line="480" w:lineRule="auto"/>
         <w:jc w:val="left"/>
         <w:rPr/>
       </w:pPr>
@@ -23290,7 +22889,7 @@
     </w:p>
     <w:p>
       <w:pPr>
-        <w:spacing w:after="240" w:before="0" w:line="480" w:lineRule="auto"/>
+        <w:spacing w:before="0" w:after="0" w:line="480" w:lineRule="auto"/>
         <w:jc w:val="both"/>
         <w:rPr/>
       </w:pPr>
@@ -23360,7 +22959,7 @@
       <w:pPr>
         <w:keepNext w:val="1"/>
         <w:keepLines w:val="1"/>
-        <w:spacing w:after="0" w:before="120" w:line="480" w:lineRule="auto"/>
+        <w:spacing w:before="120" w:after="0" w:line="480" w:lineRule="auto"/>
         <w:jc w:val="left"/>
         <w:rPr/>
       </w:pPr>
@@ -23385,7 +22984,7 @@
     </w:p>
     <w:p>
       <w:pPr>
-        <w:spacing w:after="240" w:before="0" w:line="480" w:lineRule="auto"/>
+        <w:spacing w:before="0" w:after="0" w:line="480" w:lineRule="auto"/>
         <w:jc w:val="both"/>
         <w:rPr/>
       </w:pPr>
@@ -23535,15 +23134,135 @@
     </w:p>
     <w:p>
       <w:pPr>
-        <w:spacing w:after="120" w:before="360" w:line="480" w:lineRule="auto"/>
+        <w:keepNext w:val="1"/>
+        <w:keepLines w:val="1"/>
+        <w:spacing w:before="120" w:after="0" w:line="480" w:lineRule="auto"/>
         <w:jc w:val="left"/>
-        <w:rPr>
-          <w:b w:val="1"/>
-          <w:bCs w:val="1"/>
+        <w:rPr/>
+      </w:pPr>
+      <w:r>
+        <w:rPr>
+          <w:rFonts w:ascii="Georgia" w:cs="Georgia" w:eastAsia="Georgia" w:hAnsi="Georgia"/>
+          <w:b w:val="1"/>
+          <w:bCs w:val="1"/>
+          <w:i w:val="0"/>
+          <w:iCs w:val="0"/>
           <w:sz w:val="24"/>
           <w:szCs w:val="24"/>
-        </w:rPr>
-      </w:pPr>
+          <w:rtl w:val="0"/>
+        </w:rPr>
+        <w:t xml:space="preserve">VM10  ·  277 words  ·  0 hedges  ·  0.0 per 100 words</w:t>
+      </w:r>
+      <w:r>
+        <w:rPr>
+          <w:rtl w:val="0"/>
+        </w:rPr>
+      </w:r>
+    </w:p>
+    <w:p>
+      <w:pPr>
+        <w:spacing w:before="0" w:after="0" w:line="480" w:lineRule="auto"/>
+        <w:jc w:val="both"/>
+        <w:rPr/>
+      </w:pPr>
+      <w:r>
+        <w:rPr>
+          <w:rFonts w:ascii="Georgia" w:cs="Georgia" w:eastAsia="Georgia" w:hAnsi="Georgia"/>
+          <w:b w:val="0"/>
+          <w:bCs w:val="0"/>
+          <w:i w:val="0"/>
+          <w:iCs w:val="0"/>
+          <w:color w:val="000000"/>
+          <w:sz w:val="22"/>
+          <w:szCs w:val="22"/>
+          <w:rtl w:val="0"/>
+        </w:rPr>
+        <w:t xml:space="preserve">This study assessed the existence and antibiotic resistance characteristic of Escherichia coli from poultry farms in Central Luzon using Regional Animal Disease Diagnostic Laboratory (RADDL) III data for 2022 to 2023. This study targeted the profiling of Escherichia coli bacteria isolates according to year, province, and type of sample. Also, it checked susceptibility to different antibiotics of Escherichia coli-positive poultry samples. The association of the antibiotic susceptibility tests with years and provinces was also calculated. The study results showed that the susceptibility of heart samples was ended with 100% to amikacin, ceftazidime, cefotaxime, chloramphenicol, ciprofloxacin, gentamicin, imipenem, and meropenem. On the other hand, reduced susceptibility was observed for trimethoprim-sulfamethoxazole and tetracycline 50% in each. </w:t>
+      </w:r>
+      <w:r>
+        <w:rPr>
+          <w:rFonts w:ascii="Georgia" w:cs="Georgia" w:eastAsia="Georgia" w:hAnsi="Georgia"/>
+          <w:b w:val="1"/>
+          <w:bCs w:val="1"/>
+          <w:strike w:val="0"/>
+          <w:color w:val="000000"/>
+          <w:sz w:val="22"/>
+          <w:szCs w:val="22"/>
+          <w:shd w:fill="bfbfbf" w:val="clear"/>
+          <w:rtl w:val="0"/>
+        </w:rPr>
+        <w:t xml:space="preserve">In general, lung samples were sensitive to all antibiotics except amoxicillin-clavulanic acid</w:t>
+      </w:r>
+      <w:r>
+        <w:rPr>
+          <w:rFonts w:ascii="Georgia" w:cs="Georgia" w:eastAsia="Georgia" w:hAnsi="Georgia"/>
+          <w:b w:val="1"/>
+          <w:bCs w:val="1"/>
+          <w:i w:val="0"/>
+          <w:iCs w:val="0"/>
+          <w:color w:val="000000"/>
+          <w:sz w:val="20"/>
+          <w:szCs w:val="20"/>
+          <w:rtl w:val="0"/>
+        </w:rPr>
+        <w:t xml:space="preserve"> [G]</w:t>
+      </w:r>
+      <w:r>
+        <w:rPr>
+          <w:rFonts w:ascii="Georgia" w:cs="Georgia" w:eastAsia="Georgia" w:hAnsi="Georgia"/>
+          <w:b w:val="0"/>
+          <w:bCs w:val="0"/>
+          <w:i w:val="0"/>
+          <w:iCs w:val="0"/>
+          <w:color w:val="000000"/>
+          <w:sz w:val="22"/>
+          <w:szCs w:val="22"/>
+          <w:rtl w:val="0"/>
+        </w:rPr>
+        <w:t xml:space="preserve">. However, liver samples were 100% susceptible to amikacin, cefotaxime, ceftazidime, ceftiofur, chloramphenicol gentamicin, imipenem, and meropenem. Nasal swabs were 100% susceptible to ceftiofur and florfenicol, with a lower susceptibility for amoxicillin-clavulanic acid at 50% and then amoxicillin only 33%. Tracheal swabs showed 100% susceptibility for amikacin, ceftazidime, cefotaxime chloramphenicol, gentamicin, imipenem, and meropenem. Nonetheless, they only were 50% sensitive to trimethoprim-sulfamethoxazole and tetracycline. Chick samples had different susceptibility meropenem, experienced as the most susceptible antibiotic (87%) and sulfamethoxazole / trimethoprim, while sulfamethoxazole was 25%. In contrast, </w:t>
+      </w:r>
+      <w:r>
+        <w:rPr>
+          <w:rFonts w:ascii="Georgia" w:cs="Georgia" w:eastAsia="Georgia" w:hAnsi="Georgia"/>
+          <w:b w:val="1"/>
+          <w:bCs w:val="1"/>
+          <w:strike w:val="0"/>
+          <w:color w:val="000000"/>
+          <w:sz w:val="22"/>
+          <w:szCs w:val="22"/>
+          <w:shd w:fill="bfbfbf" w:val="clear"/>
+          <w:rtl w:val="0"/>
+        </w:rPr>
+        <w:t xml:space="preserve">the data showed that lung and chick samples exhibited marked resistance</w:t>
+      </w:r>
+      <w:r>
+        <w:rPr>
+          <w:rFonts w:ascii="Georgia" w:cs="Georgia" w:eastAsia="Georgia" w:hAnsi="Georgia"/>
+          <w:b w:val="1"/>
+          <w:bCs w:val="1"/>
+          <w:i w:val="0"/>
+          <w:iCs w:val="0"/>
+          <w:color w:val="000000"/>
+          <w:sz w:val="20"/>
+          <w:szCs w:val="20"/>
+          <w:rtl w:val="0"/>
+        </w:rPr>
+        <w:t xml:space="preserve"> [R]</w:t>
+      </w:r>
+      <w:r>
+        <w:rPr>
+          <w:rFonts w:ascii="Georgia" w:cs="Georgia" w:eastAsia="Georgia" w:hAnsi="Georgia"/>
+          <w:b w:val="0"/>
+          <w:bCs w:val="0"/>
+          <w:i w:val="0"/>
+          <w:iCs w:val="0"/>
+          <w:color w:val="000000"/>
+          <w:sz w:val="22"/>
+          <w:szCs w:val="22"/>
+          <w:rtl w:val="0"/>
+        </w:rPr>
+        <w:t xml:space="preserve">. In the lung samples, resistance was observed to all tested antibiotics, and only a few were susceptible to them, while chick specimens with high resistances were found against ceftazidime, chloramphenicol, ciprofloxacin, and tetracycline. Also, nasal swabs were highly resistant to multiple antibiotics. The lung samples were resistant to all antibiotics, apart from meropenem and streptomycin.</w:t>
+      </w:r>
       <w:r>
         <w:rPr>
           <w:rtl w:val="0"/>
@@ -23554,7 +23273,7 @@
       <w:pPr>
         <w:keepNext w:val="1"/>
         <w:keepLines w:val="1"/>
-        <w:spacing w:after="0" w:before="120" w:line="480" w:lineRule="auto"/>
+        <w:spacing w:before="120" w:after="0" w:line="480" w:lineRule="auto"/>
         <w:jc w:val="left"/>
         <w:rPr/>
       </w:pPr>
@@ -23569,143 +23288,6 @@
           <w:szCs w:val="24"/>
           <w:rtl w:val="0"/>
         </w:rPr>
-        <w:t xml:space="preserve">VM10  ·  277 words  ·  0 hedges  ·  0.0 per 100 words</w:t>
-      </w:r>
-      <w:r>
-        <w:rPr>
-          <w:rtl w:val="0"/>
-        </w:rPr>
-      </w:r>
-    </w:p>
-    <w:p>
-      <w:pPr>
-        <w:spacing w:after="240" w:before="0" w:line="480" w:lineRule="auto"/>
-        <w:jc w:val="both"/>
-        <w:rPr/>
-      </w:pPr>
-      <w:r>
-        <w:rPr>
-          <w:rFonts w:ascii="Georgia" w:cs="Georgia" w:eastAsia="Georgia" w:hAnsi="Georgia"/>
-          <w:b w:val="0"/>
-          <w:bCs w:val="0"/>
-          <w:i w:val="0"/>
-          <w:iCs w:val="0"/>
-          <w:color w:val="000000"/>
-          <w:sz w:val="22"/>
-          <w:szCs w:val="22"/>
-          <w:rtl w:val="0"/>
-        </w:rPr>
-        <w:t xml:space="preserve">This study assessed the existence and antibiotic resistance characteristic of Escherichia coli from poultry farms in Central Luzon using Regional Animal Disease Diagnostic Laboratory (RADDL) III data for 2022 to 2023. This study targeted the profiling of Escherichia coli bacteria isolates according to year, province, and type of sample. Also, it checked susceptibility to different antibiotics of Escherichia coli-positive poultry samples. The association of the antibiotic susceptibility tests with years and provinces was also calculated. The study results showed that the susceptibility of heart samples was ended with 100% to amikacin, ceftazidime, cefotaxime, chloramphenicol, ciprofloxacin, gentamicin, imipenem, and meropenem. On the other hand, reduced susceptibility was observed for trimethoprim-sulfamethoxazole and tetracycline 50% in each. </w:t>
-      </w:r>
-      <w:r>
-        <w:rPr>
-          <w:rFonts w:ascii="Georgia" w:cs="Georgia" w:eastAsia="Georgia" w:hAnsi="Georgia"/>
-          <w:b w:val="1"/>
-          <w:bCs w:val="1"/>
-          <w:strike w:val="0"/>
-          <w:color w:val="000000"/>
-          <w:sz w:val="22"/>
-          <w:szCs w:val="22"/>
-          <w:shd w:fill="bfbfbf" w:val="clear"/>
-          <w:rtl w:val="0"/>
-        </w:rPr>
-        <w:t xml:space="preserve">In general, lung samples were sensitive to all antibiotics except amoxicillin-clavulanic acid</w:t>
-      </w:r>
-      <w:r>
-        <w:rPr>
-          <w:rFonts w:ascii="Georgia" w:cs="Georgia" w:eastAsia="Georgia" w:hAnsi="Georgia"/>
-          <w:b w:val="1"/>
-          <w:bCs w:val="1"/>
-          <w:i w:val="0"/>
-          <w:iCs w:val="0"/>
-          <w:color w:val="000000"/>
-          <w:sz w:val="20"/>
-          <w:szCs w:val="20"/>
-          <w:rtl w:val="0"/>
-        </w:rPr>
-        <w:t xml:space="preserve"> [G]</w:t>
-      </w:r>
-      <w:r>
-        <w:rPr>
-          <w:rFonts w:ascii="Georgia" w:cs="Georgia" w:eastAsia="Georgia" w:hAnsi="Georgia"/>
-          <w:b w:val="0"/>
-          <w:bCs w:val="0"/>
-          <w:i w:val="0"/>
-          <w:iCs w:val="0"/>
-          <w:color w:val="000000"/>
-          <w:sz w:val="22"/>
-          <w:szCs w:val="22"/>
-          <w:rtl w:val="0"/>
-        </w:rPr>
-        <w:t xml:space="preserve">. However, liver samples were 100% susceptible to amikacin, cefotaxime, ceftazidime, ceftiofur, chloramphenicol gentamicin, imipenem, and meropenem. Nasal swabs were 100% susceptible to ceftiofur and florfenicol, with a lower susceptibility for amoxicillin-clavulanic acid at 50% and then amoxicillin only 33%. Tracheal swabs showed 100% susceptibility for amikacin, ceftazidime, cefotaxime chloramphenicol, gentamicin, imipenem, and meropenem. Nonetheless, they only were 50% sensitive to trimethoprim-sulfamethoxazole and tetracycline. Chick samples had different susceptibility meropenem, experienced as the most susceptible antibiotic (87%) and sulfamethoxazole / trimethoprim, while sulfamethoxazole was 25%. In contrast, </w:t>
-      </w:r>
-      <w:r>
-        <w:rPr>
-          <w:rFonts w:ascii="Georgia" w:cs="Georgia" w:eastAsia="Georgia" w:hAnsi="Georgia"/>
-          <w:b w:val="1"/>
-          <w:bCs w:val="1"/>
-          <w:strike w:val="0"/>
-          <w:color w:val="000000"/>
-          <w:sz w:val="22"/>
-          <w:szCs w:val="22"/>
-          <w:shd w:fill="bfbfbf" w:val="clear"/>
-          <w:rtl w:val="0"/>
-        </w:rPr>
-        <w:t xml:space="preserve">the data showed that lung and chick samples exhibited marked resistance</w:t>
-      </w:r>
-      <w:r>
-        <w:rPr>
-          <w:rFonts w:ascii="Georgia" w:cs="Georgia" w:eastAsia="Georgia" w:hAnsi="Georgia"/>
-          <w:b w:val="1"/>
-          <w:bCs w:val="1"/>
-          <w:i w:val="0"/>
-          <w:iCs w:val="0"/>
-          <w:color w:val="000000"/>
-          <w:sz w:val="20"/>
-          <w:szCs w:val="20"/>
-          <w:rtl w:val="0"/>
-        </w:rPr>
-        <w:t xml:space="preserve"> [R]</w:t>
-      </w:r>
-      <w:r>
-        <w:rPr>
-          <w:rFonts w:ascii="Georgia" w:cs="Georgia" w:eastAsia="Georgia" w:hAnsi="Georgia"/>
-          <w:b w:val="0"/>
-          <w:bCs w:val="0"/>
-          <w:i w:val="0"/>
-          <w:iCs w:val="0"/>
-          <w:color w:val="000000"/>
-          <w:sz w:val="22"/>
-          <w:szCs w:val="22"/>
-          <w:rtl w:val="0"/>
-        </w:rPr>
-        <w:t xml:space="preserve">. In the lung samples, resistance was observed to all tested antibiotics, and only a few were susceptible to them, while chick specimens with high resistances were found against ceftazidime, chloramphenicol, ciprofloxacin, and tetracycline. Also, nasal swabs were highly resistant to multiple antibiotics. The lung samples were resistant to all antibiotics, apart from meropenem and streptomycin.</w:t>
-      </w:r>
-      <w:r>
-        <w:rPr>
-          <w:rtl w:val="0"/>
-        </w:rPr>
-      </w:r>
-    </w:p>
-    <w:p>
-      <w:pPr>
-        <w:keepNext w:val="1"/>
-        <w:keepLines w:val="1"/>
-        <w:spacing w:after="0" w:before="120" w:line="480" w:lineRule="auto"/>
-        <w:jc w:val="left"/>
-        <w:rPr/>
-      </w:pPr>
-      <w:r>
-        <w:rPr>
-          <w:rFonts w:ascii="Georgia" w:cs="Georgia" w:eastAsia="Georgia" w:hAnsi="Georgia"/>
-          <w:b w:val="1"/>
-          <w:bCs w:val="1"/>
-          <w:i w:val="0"/>
-          <w:iCs w:val="0"/>
-          <w:sz w:val="24"/>
-          <w:szCs w:val="24"/>
-          <w:rtl w:val="0"/>
-        </w:rPr>
         <w:t xml:space="preserve">VM11  ·  236 words  ·  0 hedges  ·  0.0 per 100 words</w:t>
       </w:r>
       <w:r>
@@ -23716,7 +23298,7 @@
     </w:p>
     <w:p>
       <w:pPr>
-        <w:spacing w:after="240" w:before="0" w:line="480" w:lineRule="auto"/>
+        <w:spacing w:before="0" w:after="0" w:line="480" w:lineRule="auto"/>
         <w:jc w:val="both"/>
         <w:rPr/>
       </w:pPr>
@@ -23785,7 +23367,7 @@
       <w:pPr>
         <w:keepNext w:val="1"/>
         <w:keepLines w:val="1"/>
-        <w:spacing w:after="0" w:before="120" w:line="480" w:lineRule="auto"/>
+        <w:spacing w:before="120" w:after="0" w:line="480" w:lineRule="auto"/>
         <w:jc w:val="left"/>
         <w:rPr/>
       </w:pPr>
@@ -23810,7 +23392,7 @@
     </w:p>
     <w:p>
       <w:pPr>
-        <w:spacing w:after="240" w:before="0" w:line="480" w:lineRule="auto"/>
+        <w:spacing w:before="0" w:after="0" w:line="480" w:lineRule="auto"/>
         <w:jc w:val="both"/>
         <w:rPr/>
       </w:pPr>
@@ -23921,7 +23503,7 @@
       <w:pPr>
         <w:keepNext w:val="1"/>
         <w:keepLines w:val="1"/>
-        <w:spacing w:after="0" w:before="120" w:line="480" w:lineRule="auto"/>
+        <w:spacing w:before="120" w:after="0" w:line="480" w:lineRule="auto"/>
         <w:jc w:val="left"/>
         <w:rPr/>
       </w:pPr>
@@ -23946,7 +23528,7 @@
     </w:p>
     <w:p>
       <w:pPr>
-        <w:spacing w:after="240" w:before="0" w:line="480" w:lineRule="auto"/>
+        <w:spacing w:before="0" w:after="0" w:line="480" w:lineRule="auto"/>
         <w:jc w:val="both"/>
         <w:rPr/>
       </w:pPr>
@@ -24016,7 +23598,7 @@
       <w:pPr>
         <w:keepNext w:val="1"/>
         <w:keepLines w:val="1"/>
-        <w:spacing w:after="0" w:before="120" w:line="480" w:lineRule="auto"/>
+        <w:spacing w:before="120" w:after="0" w:line="480" w:lineRule="auto"/>
         <w:jc w:val="left"/>
         <w:rPr/>
       </w:pPr>
@@ -24041,7 +23623,7 @@
     </w:p>
     <w:p>
       <w:pPr>
-        <w:spacing w:after="240" w:before="0" w:line="480" w:lineRule="auto"/>
+        <w:spacing w:before="0" w:after="0" w:line="480" w:lineRule="auto"/>
         <w:jc w:val="both"/>
         <w:rPr/>
       </w:pPr>
@@ -24110,7 +23692,7 @@
       <w:pPr>
         <w:keepNext w:val="1"/>
         <w:keepLines w:val="1"/>
-        <w:spacing w:after="0" w:before="120" w:line="480" w:lineRule="auto"/>
+        <w:spacing w:before="120" w:after="0" w:line="480" w:lineRule="auto"/>
         <w:jc w:val="left"/>
         <w:rPr/>
       </w:pPr>
@@ -24135,7 +23717,7 @@
     </w:p>
     <w:p>
       <w:pPr>
-        <w:spacing w:after="240" w:before="0" w:line="480" w:lineRule="auto"/>
+        <w:spacing w:before="0" w:after="0" w:line="480" w:lineRule="auto"/>
         <w:jc w:val="both"/>
         <w:rPr/>
       </w:pPr>
@@ -24246,7 +23828,7 @@
       <w:pPr>
         <w:keepNext w:val="1"/>
         <w:keepLines w:val="1"/>
-        <w:spacing w:after="0" w:before="120" w:line="480" w:lineRule="auto"/>
+        <w:spacing w:before="120" w:after="0" w:line="480" w:lineRule="auto"/>
         <w:jc w:val="left"/>
         <w:rPr/>
       </w:pPr>
@@ -24271,7 +23853,7 @@
     </w:p>
     <w:p>
       <w:pPr>
-        <w:spacing w:after="240" w:before="0" w:line="480" w:lineRule="auto"/>
+        <w:spacing w:before="0" w:after="0" w:line="480" w:lineRule="auto"/>
         <w:jc w:val="both"/>
         <w:rPr/>
       </w:pPr>
@@ -24383,7 +23965,7 @@
       <w:pPr>
         <w:keepNext w:val="1"/>
         <w:keepLines w:val="1"/>
-        <w:spacing w:after="0" w:before="120" w:line="480" w:lineRule="auto"/>
+        <w:spacing w:before="120" w:after="0" w:line="480" w:lineRule="auto"/>
         <w:jc w:val="left"/>
         <w:rPr/>
       </w:pPr>
@@ -24408,7 +23990,7 @@
     </w:p>
     <w:p>
       <w:pPr>
-        <w:spacing w:after="240" w:before="0" w:line="480" w:lineRule="auto"/>
+        <w:spacing w:before="0" w:after="0" w:line="480" w:lineRule="auto"/>
         <w:jc w:val="both"/>
         <w:rPr/>
       </w:pPr>
@@ -24478,7 +24060,7 @@
       <w:pPr>
         <w:keepNext w:val="1"/>
         <w:keepLines w:val="1"/>
-        <w:spacing w:after="0" w:before="120" w:line="480" w:lineRule="auto"/>
+        <w:spacing w:before="120" w:after="0" w:line="480" w:lineRule="auto"/>
         <w:jc w:val="left"/>
         <w:rPr/>
       </w:pPr>
@@ -24503,7 +24085,7 @@
     </w:p>
     <w:p>
       <w:pPr>
-        <w:spacing w:after="240" w:before="0" w:line="480" w:lineRule="auto"/>
+        <w:spacing w:before="0" w:after="0" w:line="480" w:lineRule="auto"/>
         <w:jc w:val="both"/>
         <w:rPr/>
       </w:pPr>
@@ -24656,7 +24238,7 @@
       <w:pPr>
         <w:keepNext w:val="1"/>
         <w:keepLines w:val="1"/>
-        <w:spacing w:after="0" w:before="120" w:line="480" w:lineRule="auto"/>
+        <w:spacing w:before="120" w:after="0" w:line="480" w:lineRule="auto"/>
         <w:jc w:val="left"/>
         <w:rPr/>
       </w:pPr>
@@ -24681,7 +24263,7 @@
     </w:p>
     <w:p>
       <w:pPr>
-        <w:spacing w:after="240" w:before="0" w:line="480" w:lineRule="auto"/>
+        <w:spacing w:before="0" w:after="0" w:line="480" w:lineRule="auto"/>
         <w:jc w:val="both"/>
         <w:rPr/>
       </w:pPr>
@@ -24709,7 +24291,7 @@
       <w:pPr>
         <w:keepNext w:val="1"/>
         <w:keepLines w:val="1"/>
-        <w:spacing w:after="0" w:before="120" w:line="480" w:lineRule="auto"/>
+        <w:spacing w:before="120" w:after="0" w:line="480" w:lineRule="auto"/>
         <w:jc w:val="left"/>
         <w:rPr/>
       </w:pPr>
@@ -24734,7 +24316,7 @@
     </w:p>
     <w:p>
       <w:pPr>
-        <w:spacing w:after="240" w:before="0" w:line="480" w:lineRule="auto"/>
+        <w:spacing w:before="0" w:after="0" w:line="480" w:lineRule="auto"/>
         <w:jc w:val="both"/>
         <w:rPr/>
       </w:pPr>
@@ -24885,80 +24467,46 @@
     </w:p>
     <w:p>
       <w:pPr>
-        <w:spacing w:after="240" w:before="480" w:line="480" w:lineRule="auto"/>
+        <w:spacing w:before="0" w:after="0" w:line="480" w:lineRule="auto"/>
         <w:jc w:val="center"/>
-        <w:rPr>
-          <w:b w:val="1"/>
-          <w:bCs w:val="1"/>
+        <w:rPr/>
+      </w:pPr>
+      <w:r>
+        <w:rPr>
+          <w:rFonts w:ascii="Georgia" w:cs="Georgia" w:eastAsia="Georgia" w:hAnsi="Georgia"/>
+          <w:b w:val="1"/>
+          <w:bCs w:val="1"/>
+          <w:i w:val="0"/>
+          <w:iCs w:val="0"/>
           <w:sz w:val="24"/>
           <w:szCs w:val="24"/>
-        </w:rPr>
-      </w:pPr>
-      <w:r>
-        <w:rPr>
-          <w:rtl w:val="0"/>
-        </w:rPr>
-      </w:r>
-    </w:p>
-    <w:p>
-      <w:pPr>
-        <w:spacing w:after="240" w:before="480" w:line="480" w:lineRule="auto"/>
-        <w:jc w:val="center"/>
-        <w:rPr>
-          <w:b w:val="1"/>
-          <w:bCs w:val="1"/>
+          <w:rtl w:val="0"/>
+        </w:rPr>
+        <w:t xml:space="preserve">Agriculture, Crop Science (Acs1–Acs10)</w:t>
+      </w:r>
+      <w:r>
+        <w:rPr>
+          <w:rtl w:val="0"/>
+        </w:rPr>
+      </w:r>
+    </w:p>
+    <w:p>
+      <w:pPr>
+        <w:keepNext w:val="1"/>
+        <w:keepLines w:val="1"/>
+        <w:spacing w:before="120" w:after="0" w:line="480" w:lineRule="auto"/>
+        <w:jc w:val="left"/>
+        <w:rPr/>
+      </w:pPr>
+      <w:r>
+        <w:rPr>
+          <w:rFonts w:ascii="Georgia" w:cs="Georgia" w:eastAsia="Georgia" w:hAnsi="Georgia"/>
+          <w:b w:val="1"/>
+          <w:bCs w:val="1"/>
+          <w:i w:val="0"/>
+          <w:iCs w:val="0"/>
           <w:sz w:val="24"/>
           <w:szCs w:val="24"/>
-        </w:rPr>
-      </w:pPr>
-      <w:r>
-        <w:rPr>
-          <w:rtl w:val="0"/>
-        </w:rPr>
-      </w:r>
-    </w:p>
-    <w:p>
-      <w:pPr>
-        <w:spacing w:after="240" w:before="480" w:line="480" w:lineRule="auto"/>
-        <w:jc w:val="center"/>
-        <w:rPr/>
-      </w:pPr>
-      <w:r>
-        <w:rPr>
-          <w:rFonts w:ascii="Georgia" w:cs="Georgia" w:eastAsia="Georgia" w:hAnsi="Georgia"/>
-          <w:b w:val="1"/>
-          <w:bCs w:val="1"/>
-          <w:i w:val="0"/>
-          <w:iCs w:val="0"/>
-          <w:sz w:val="24"/>
-          <w:szCs w:val="24"/>
-          <w:rtl w:val="0"/>
-        </w:rPr>
-        <w:t xml:space="preserve">Agriculture, Crop Science (Acs1–Acs10)</w:t>
-      </w:r>
-      <w:r>
-        <w:rPr>
-          <w:rtl w:val="0"/>
-        </w:rPr>
-      </w:r>
-    </w:p>
-    <w:p>
-      <w:pPr>
-        <w:keepNext w:val="1"/>
-        <w:keepLines w:val="1"/>
-        <w:spacing w:after="0" w:before="120" w:line="480" w:lineRule="auto"/>
-        <w:jc w:val="left"/>
-        <w:rPr/>
-      </w:pPr>
-      <w:r>
-        <w:rPr>
-          <w:rFonts w:ascii="Georgia" w:cs="Georgia" w:eastAsia="Georgia" w:hAnsi="Georgia"/>
-          <w:b w:val="1"/>
-          <w:bCs w:val="1"/>
-          <w:i w:val="0"/>
-          <w:iCs w:val="0"/>
-          <w:sz w:val="24"/>
-          <w:szCs w:val="24"/>
           <w:rtl w:val="0"/>
         </w:rPr>
         <w:t xml:space="preserve">Acs1  ·  203 words  ·  1 hedges  ·  0.49 per 100 words</w:t>
@@ -24971,7 +24519,7 @@
     </w:p>
     <w:p>
       <w:pPr>
-        <w:spacing w:after="240" w:before="0" w:line="480" w:lineRule="auto"/>
+        <w:spacing w:before="0" w:after="0" w:line="480" w:lineRule="auto"/>
         <w:jc w:val="both"/>
         <w:rPr/>
       </w:pPr>
@@ -25082,7 +24630,7 @@
       <w:pPr>
         <w:keepNext w:val="1"/>
         <w:keepLines w:val="1"/>
-        <w:spacing w:after="0" w:before="120" w:line="480" w:lineRule="auto"/>
+        <w:spacing w:before="120" w:after="0" w:line="480" w:lineRule="auto"/>
         <w:jc w:val="left"/>
         <w:rPr/>
       </w:pPr>
@@ -25107,7 +24655,7 @@
     </w:p>
     <w:p>
       <w:pPr>
-        <w:spacing w:after="240" w:before="0" w:line="480" w:lineRule="auto"/>
+        <w:spacing w:before="0" w:after="0" w:line="480" w:lineRule="auto"/>
         <w:jc w:val="both"/>
         <w:rPr/>
       </w:pPr>
@@ -25512,7 +25060,7 @@
       <w:pPr>
         <w:keepNext w:val="1"/>
         <w:keepLines w:val="1"/>
-        <w:spacing w:after="0" w:before="120" w:line="480" w:lineRule="auto"/>
+        <w:spacing w:before="120" w:after="0" w:line="480" w:lineRule="auto"/>
         <w:jc w:val="left"/>
         <w:rPr/>
       </w:pPr>
@@ -25537,7 +25085,7 @@
     </w:p>
     <w:p>
       <w:pPr>
-        <w:spacing w:after="240" w:before="0" w:line="480" w:lineRule="auto"/>
+        <w:spacing w:before="0" w:after="0" w:line="480" w:lineRule="auto"/>
         <w:jc w:val="both"/>
         <w:rPr/>
       </w:pPr>
@@ -25690,7 +25238,7 @@
       <w:pPr>
         <w:keepNext w:val="1"/>
         <w:keepLines w:val="1"/>
-        <w:spacing w:after="0" w:before="120" w:line="480" w:lineRule="auto"/>
+        <w:spacing w:before="120" w:after="0" w:line="480" w:lineRule="auto"/>
         <w:jc w:val="left"/>
         <w:rPr/>
       </w:pPr>
@@ -25715,7 +25263,7 @@
     </w:p>
     <w:p>
       <w:pPr>
-        <w:spacing w:after="240" w:before="0" w:line="480" w:lineRule="auto"/>
+        <w:spacing w:before="0" w:after="0" w:line="480" w:lineRule="auto"/>
         <w:jc w:val="both"/>
         <w:rPr/>
       </w:pPr>
@@ -25782,38 +25330,21 @@
     </w:p>
     <w:p>
       <w:pPr>
-        <w:spacing w:after="120" w:before="360" w:line="480" w:lineRule="auto"/>
+        <w:keepNext w:val="1"/>
+        <w:keepLines w:val="1"/>
+        <w:spacing w:before="120" w:after="0" w:line="480" w:lineRule="auto"/>
         <w:jc w:val="left"/>
-        <w:rPr>
-          <w:b w:val="1"/>
-          <w:bCs w:val="1"/>
+        <w:rPr/>
+      </w:pPr>
+      <w:r>
+        <w:rPr>
+          <w:rFonts w:ascii="Georgia" w:cs="Georgia" w:eastAsia="Georgia" w:hAnsi="Georgia"/>
+          <w:b w:val="1"/>
+          <w:bCs w:val="1"/>
+          <w:i w:val="0"/>
+          <w:iCs w:val="0"/>
           <w:sz w:val="24"/>
           <w:szCs w:val="24"/>
-        </w:rPr>
-      </w:pPr>
-      <w:r>
-        <w:rPr>
-          <w:rtl w:val="0"/>
-        </w:rPr>
-      </w:r>
-    </w:p>
-    <w:p>
-      <w:pPr>
-        <w:keepNext w:val="1"/>
-        <w:keepLines w:val="1"/>
-        <w:spacing w:after="0" w:before="120" w:line="480" w:lineRule="auto"/>
-        <w:jc w:val="left"/>
-        <w:rPr/>
-      </w:pPr>
-      <w:r>
-        <w:rPr>
-          <w:rFonts w:ascii="Georgia" w:cs="Georgia" w:eastAsia="Georgia" w:hAnsi="Georgia"/>
-          <w:b w:val="1"/>
-          <w:bCs w:val="1"/>
-          <w:i w:val="0"/>
-          <w:iCs w:val="0"/>
-          <w:sz w:val="24"/>
-          <w:szCs w:val="24"/>
           <w:rtl w:val="0"/>
         </w:rPr>
         <w:t xml:space="preserve">Acs5  ·  199 words  ·  2 hedges  ·  1.01 per 100 words</w:t>
@@ -25826,7 +25357,7 @@
     </w:p>
     <w:p>
       <w:pPr>
-        <w:spacing w:after="240" w:before="0" w:line="480" w:lineRule="auto"/>
+        <w:spacing w:before="0" w:after="0" w:line="480" w:lineRule="auto"/>
         <w:jc w:val="both"/>
         <w:rPr/>
       </w:pPr>
@@ -25938,7 +25469,7 @@
       <w:pPr>
         <w:keepNext w:val="1"/>
         <w:keepLines w:val="1"/>
-        <w:spacing w:after="0" w:before="120" w:line="480" w:lineRule="auto"/>
+        <w:spacing w:before="120" w:after="0" w:line="480" w:lineRule="auto"/>
         <w:jc w:val="left"/>
         <w:rPr/>
       </w:pPr>
@@ -25963,7 +25494,7 @@
     </w:p>
     <w:p>
       <w:pPr>
-        <w:spacing w:after="240" w:before="0" w:line="480" w:lineRule="auto"/>
+        <w:spacing w:before="0" w:after="0" w:line="480" w:lineRule="auto"/>
         <w:jc w:val="both"/>
         <w:rPr/>
       </w:pPr>
@@ -26074,7 +25605,7 @@
       <w:pPr>
         <w:keepNext w:val="1"/>
         <w:keepLines w:val="1"/>
-        <w:spacing w:after="0" w:before="120" w:line="480" w:lineRule="auto"/>
+        <w:spacing w:before="120" w:after="0" w:line="480" w:lineRule="auto"/>
         <w:jc w:val="left"/>
         <w:rPr/>
       </w:pPr>
@@ -26099,7 +25630,7 @@
     </w:p>
     <w:p>
       <w:pPr>
-        <w:spacing w:after="240" w:before="0" w:line="480" w:lineRule="auto"/>
+        <w:spacing w:before="0" w:after="0" w:line="480" w:lineRule="auto"/>
         <w:jc w:val="both"/>
         <w:rPr/>
       </w:pPr>
@@ -26169,7 +25700,7 @@
       <w:pPr>
         <w:keepNext w:val="1"/>
         <w:keepLines w:val="1"/>
-        <w:spacing w:after="0" w:before="120" w:line="480" w:lineRule="auto"/>
+        <w:spacing w:before="120" w:after="0" w:line="480" w:lineRule="auto"/>
         <w:jc w:val="left"/>
         <w:rPr/>
       </w:pPr>
@@ -26194,7 +25725,7 @@
     </w:p>
     <w:p>
       <w:pPr>
-        <w:spacing w:after="240" w:before="0" w:line="480" w:lineRule="auto"/>
+        <w:spacing w:before="0" w:after="0" w:line="480" w:lineRule="auto"/>
         <w:jc w:val="both"/>
         <w:rPr/>
       </w:pPr>
@@ -26347,7 +25878,7 @@
       <w:pPr>
         <w:keepNext w:val="1"/>
         <w:keepLines w:val="1"/>
-        <w:spacing w:after="0" w:before="120" w:line="480" w:lineRule="auto"/>
+        <w:spacing w:before="120" w:after="0" w:line="480" w:lineRule="auto"/>
         <w:jc w:val="left"/>
         <w:rPr/>
       </w:pPr>
@@ -26372,7 +25903,7 @@
     </w:p>
     <w:p>
       <w:pPr>
-        <w:spacing w:after="240" w:before="0" w:line="480" w:lineRule="auto"/>
+        <w:spacing w:before="0" w:after="0" w:line="480" w:lineRule="auto"/>
         <w:jc w:val="both"/>
         <w:rPr/>
       </w:pPr>
@@ -26484,7 +26015,7 @@
       <w:pPr>
         <w:keepNext w:val="1"/>
         <w:keepLines w:val="1"/>
-        <w:spacing w:after="0" w:before="120" w:line="480" w:lineRule="auto"/>
+        <w:spacing w:before="120" w:after="0" w:line="480" w:lineRule="auto"/>
         <w:jc w:val="left"/>
         <w:rPr/>
       </w:pPr>
@@ -26509,7 +26040,7 @@
     </w:p>
     <w:p>
       <w:pPr>
-        <w:spacing w:after="240" w:before="0" w:line="480" w:lineRule="auto"/>
+        <w:spacing w:before="0" w:after="0" w:line="480" w:lineRule="auto"/>
         <w:jc w:val="both"/>
         <w:rPr/>
       </w:pPr>
@@ -26619,7 +26150,7 @@
     </w:p>
     <w:p>
       <w:pPr>
-        <w:spacing w:after="240" w:before="480" w:line="480" w:lineRule="auto"/>
+        <w:spacing w:before="0" w:after="0" w:line="480" w:lineRule="auto"/>
         <w:jc w:val="center"/>
         <w:rPr/>
       </w:pPr>
@@ -26646,7 +26177,7 @@
       <w:pPr>
         <w:keepNext w:val="1"/>
         <w:keepLines w:val="1"/>
-        <w:spacing w:after="0" w:before="120" w:line="480" w:lineRule="auto"/>
+        <w:spacing w:before="120" w:after="0" w:line="480" w:lineRule="auto"/>
         <w:jc w:val="left"/>
         <w:rPr/>
       </w:pPr>
@@ -26671,7 +26202,7 @@
     </w:p>
     <w:p>
       <w:pPr>
-        <w:spacing w:after="240" w:before="0" w:line="480" w:lineRule="auto"/>
+        <w:spacing w:before="0" w:after="0" w:line="480" w:lineRule="auto"/>
         <w:jc w:val="both"/>
         <w:rPr/>
       </w:pPr>
@@ -26783,7 +26314,7 @@
       <w:pPr>
         <w:keepNext w:val="1"/>
         <w:keepLines w:val="1"/>
-        <w:spacing w:after="0" w:before="120" w:line="480" w:lineRule="auto"/>
+        <w:spacing w:before="120" w:after="0" w:line="480" w:lineRule="auto"/>
         <w:jc w:val="left"/>
         <w:rPr/>
       </w:pPr>
@@ -26808,7 +26339,7 @@
     </w:p>
     <w:p>
       <w:pPr>
-        <w:spacing w:after="240" w:before="0" w:line="480" w:lineRule="auto"/>
+        <w:spacing w:before="0" w:after="0" w:line="480" w:lineRule="auto"/>
         <w:jc w:val="both"/>
         <w:rPr/>
       </w:pPr>
@@ -26920,7 +26451,7 @@
       <w:pPr>
         <w:keepNext w:val="1"/>
         <w:keepLines w:val="1"/>
-        <w:spacing w:after="0" w:before="120" w:line="480" w:lineRule="auto"/>
+        <w:spacing w:before="120" w:after="0" w:line="480" w:lineRule="auto"/>
         <w:jc w:val="left"/>
         <w:rPr/>
       </w:pPr>
@@ -26945,7 +26476,7 @@
     </w:p>
     <w:p>
       <w:pPr>
-        <w:spacing w:after="240" w:before="0" w:line="480" w:lineRule="auto"/>
+        <w:spacing w:before="0" w:after="0" w:line="480" w:lineRule="auto"/>
         <w:jc w:val="both"/>
         <w:rPr/>
       </w:pPr>
@@ -27098,7 +26629,7 @@
       <w:pPr>
         <w:keepNext w:val="1"/>
         <w:keepLines w:val="1"/>
-        <w:spacing w:after="0" w:before="120" w:line="480" w:lineRule="auto"/>
+        <w:spacing w:before="120" w:after="0" w:line="480" w:lineRule="auto"/>
         <w:jc w:val="left"/>
         <w:rPr/>
       </w:pPr>
@@ -27123,7 +26654,7 @@
     </w:p>
     <w:p>
       <w:pPr>
-        <w:spacing w:after="240" w:before="0" w:line="480" w:lineRule="auto"/>
+        <w:spacing w:before="0" w:after="0" w:line="480" w:lineRule="auto"/>
         <w:jc w:val="both"/>
         <w:rPr/>
       </w:pPr>
@@ -27193,7 +26724,7 @@
       <w:pPr>
         <w:keepNext w:val="1"/>
         <w:keepLines w:val="1"/>
-        <w:spacing w:after="0" w:before="120" w:line="480" w:lineRule="auto"/>
+        <w:spacing w:before="120" w:after="0" w:line="480" w:lineRule="auto"/>
         <w:jc w:val="left"/>
         <w:rPr/>
       </w:pPr>
@@ -27218,7 +26749,7 @@
     </w:p>
     <w:p>
       <w:pPr>
-        <w:spacing w:after="240" w:before="0" w:line="480" w:lineRule="auto"/>
+        <w:spacing w:before="0" w:after="0" w:line="480" w:lineRule="auto"/>
         <w:jc w:val="both"/>
         <w:rPr/>
       </w:pPr>
@@ -27368,15 +26899,135 @@
     </w:p>
     <w:p>
       <w:pPr>
-        <w:spacing w:after="120" w:before="360" w:line="480" w:lineRule="auto"/>
+        <w:keepNext w:val="1"/>
+        <w:keepLines w:val="1"/>
+        <w:spacing w:before="120" w:after="0" w:line="480" w:lineRule="auto"/>
         <w:jc w:val="left"/>
-        <w:rPr>
-          <w:b w:val="1"/>
-          <w:bCs w:val="1"/>
+        <w:rPr/>
+      </w:pPr>
+      <w:r>
+        <w:rPr>
+          <w:rFonts w:ascii="Georgia" w:cs="Georgia" w:eastAsia="Georgia" w:hAnsi="Georgia"/>
+          <w:b w:val="1"/>
+          <w:bCs w:val="1"/>
+          <w:i w:val="0"/>
+          <w:iCs w:val="0"/>
           <w:sz w:val="24"/>
           <w:szCs w:val="24"/>
-        </w:rPr>
-      </w:pPr>
+          <w:rtl w:val="0"/>
+        </w:rPr>
+        <w:t xml:space="preserve">Aas6  ·  209 words  ·  0 hedges  ·  0.0 per 100 words</w:t>
+      </w:r>
+      <w:r>
+        <w:rPr>
+          <w:rtl w:val="0"/>
+        </w:rPr>
+      </w:r>
+    </w:p>
+    <w:p>
+      <w:pPr>
+        <w:spacing w:before="0" w:after="0" w:line="480" w:lineRule="auto"/>
+        <w:jc w:val="both"/>
+        <w:rPr/>
+      </w:pPr>
+      <w:r>
+        <w:rPr>
+          <w:rFonts w:ascii="Georgia" w:cs="Georgia" w:eastAsia="Georgia" w:hAnsi="Georgia"/>
+          <w:b w:val="0"/>
+          <w:bCs w:val="0"/>
+          <w:i w:val="0"/>
+          <w:iCs w:val="0"/>
+          <w:color w:val="000000"/>
+          <w:sz w:val="22"/>
+          <w:szCs w:val="22"/>
+          <w:rtl w:val="0"/>
+        </w:rPr>
+        <w:t xml:space="preserve">The study examines the germination and growth rate of pigeon pea (Cajanus cajan) under different scarification method for 30 days. The effects of various scarification method, including water in different temperatures, mechanical scarification (sand paper method) and a chemical scarification (sulfuric acid), were assessed through multiple parameters. The study analyzed the germination rate, days to germinate, plant height, length of roots, age to bear leaves, length of leaves, number of leaves, number of branches, mortality, and cost production analysis. The type of scarification method that showed prime results was Treatment 3 (sand paper method). </w:t>
+      </w:r>
+      <w:r>
+        <w:rPr>
+          <w:rFonts w:ascii="Georgia" w:cs="Georgia" w:eastAsia="Georgia" w:hAnsi="Georgia"/>
+          <w:b w:val="1"/>
+          <w:bCs w:val="1"/>
+          <w:strike w:val="0"/>
+          <w:color w:val="000000"/>
+          <w:sz w:val="22"/>
+          <w:szCs w:val="22"/>
+          <w:shd w:fill="bfbfbf" w:val="clear"/>
+          <w:rtl w:val="0"/>
+        </w:rPr>
+        <w:t xml:space="preserve">It was found to have a significant effect on the growth and germination rate of pigeon pea in terms of days to germinate, plant height, a number of leaves, and length of leaves</w:t>
+      </w:r>
+      <w:r>
+        <w:rPr>
+          <w:rFonts w:ascii="Georgia" w:cs="Georgia" w:eastAsia="Georgia" w:hAnsi="Georgia"/>
+          <w:b w:val="1"/>
+          <w:bCs w:val="1"/>
+          <w:i w:val="0"/>
+          <w:iCs w:val="0"/>
+          <w:color w:val="000000"/>
+          <w:sz w:val="20"/>
+          <w:szCs w:val="20"/>
+          <w:rtl w:val="0"/>
+        </w:rPr>
+        <w:t xml:space="preserve"> [R]</w:t>
+      </w:r>
+      <w:r>
+        <w:rPr>
+          <w:rFonts w:ascii="Georgia" w:cs="Georgia" w:eastAsia="Georgia" w:hAnsi="Georgia"/>
+          <w:b w:val="0"/>
+          <w:bCs w:val="0"/>
+          <w:i w:val="0"/>
+          <w:iCs w:val="0"/>
+          <w:color w:val="000000"/>
+          <w:sz w:val="22"/>
+          <w:szCs w:val="22"/>
+          <w:rtl w:val="0"/>
+        </w:rPr>
+        <w:t xml:space="preserve">. </w:t>
+      </w:r>
+      <w:r>
+        <w:rPr>
+          <w:rFonts w:ascii="Georgia" w:cs="Georgia" w:eastAsia="Georgia" w:hAnsi="Georgia"/>
+          <w:b w:val="1"/>
+          <w:bCs w:val="1"/>
+          <w:strike w:val="0"/>
+          <w:color w:val="000000"/>
+          <w:sz w:val="22"/>
+          <w:szCs w:val="22"/>
+          <w:shd w:fill="bfbfbf" w:val="clear"/>
+          <w:rtl w:val="0"/>
+        </w:rPr>
+        <w:t xml:space="preserve">Sulfuric was second in terms of the scarification method effectiveness for pigeon pea</w:t>
+      </w:r>
+      <w:r>
+        <w:rPr>
+          <w:rFonts w:ascii="Georgia" w:cs="Georgia" w:eastAsia="Georgia" w:hAnsi="Georgia"/>
+          <w:b w:val="1"/>
+          <w:bCs w:val="1"/>
+          <w:i w:val="0"/>
+          <w:iCs w:val="0"/>
+          <w:color w:val="000000"/>
+          <w:sz w:val="20"/>
+          <w:szCs w:val="20"/>
+          <w:rtl w:val="0"/>
+        </w:rPr>
+        <w:t xml:space="preserve"> [G]</w:t>
+      </w:r>
+      <w:r>
+        <w:rPr>
+          <w:rFonts w:ascii="Georgia" w:cs="Georgia" w:eastAsia="Georgia" w:hAnsi="Georgia"/>
+          <w:b w:val="0"/>
+          <w:bCs w:val="0"/>
+          <w:i w:val="0"/>
+          <w:iCs w:val="0"/>
+          <w:color w:val="000000"/>
+          <w:sz w:val="22"/>
+          <w:szCs w:val="22"/>
+          <w:rtl w:val="0"/>
+        </w:rPr>
+        <w:t xml:space="preserve">, The study treatments overall proclaimed a not significant results based from the analyzed data from each treatments except from these group of data such as from the length of leaves from week 2 and week 3 and the length of roots that are all expressed a highly significant results at 1% level and also the plant height from week 3 that also expressed a significant result at 5% level.</w:t>
+      </w:r>
       <w:r>
         <w:rPr>
           <w:rtl w:val="0"/>
@@ -27387,7 +27038,7 @@
       <w:pPr>
         <w:keepNext w:val="1"/>
         <w:keepLines w:val="1"/>
-        <w:spacing w:after="0" w:before="120" w:line="480" w:lineRule="auto"/>
+        <w:spacing w:before="120" w:after="0" w:line="480" w:lineRule="auto"/>
         <w:jc w:val="left"/>
         <w:rPr/>
       </w:pPr>
@@ -27402,143 +27053,6 @@
           <w:szCs w:val="24"/>
           <w:rtl w:val="0"/>
         </w:rPr>
-        <w:t xml:space="preserve">Aas6  ·  209 words  ·  0 hedges  ·  0.0 per 100 words</w:t>
-      </w:r>
-      <w:r>
-        <w:rPr>
-          <w:rtl w:val="0"/>
-        </w:rPr>
-      </w:r>
-    </w:p>
-    <w:p>
-      <w:pPr>
-        <w:spacing w:after="240" w:before="0" w:line="480" w:lineRule="auto"/>
-        <w:jc w:val="both"/>
-        <w:rPr/>
-      </w:pPr>
-      <w:r>
-        <w:rPr>
-          <w:rFonts w:ascii="Georgia" w:cs="Georgia" w:eastAsia="Georgia" w:hAnsi="Georgia"/>
-          <w:b w:val="0"/>
-          <w:bCs w:val="0"/>
-          <w:i w:val="0"/>
-          <w:iCs w:val="0"/>
-          <w:color w:val="000000"/>
-          <w:sz w:val="22"/>
-          <w:szCs w:val="22"/>
-          <w:rtl w:val="0"/>
-        </w:rPr>
-        <w:t xml:space="preserve">The study examines the germination and growth rate of pigeon pea (Cajanus cajan) under different scarification method for 30 days. The effects of various scarification method, including water in different temperatures, mechanical scarification (sand paper method) and a chemical scarification (sulfuric acid), were assessed through multiple parameters. The study analyzed the germination rate, days to germinate, plant height, length of roots, age to bear leaves, length of leaves, number of leaves, number of branches, mortality, and cost production analysis. The type of scarification method that showed prime results was Treatment 3 (sand paper method). </w:t>
-      </w:r>
-      <w:r>
-        <w:rPr>
-          <w:rFonts w:ascii="Georgia" w:cs="Georgia" w:eastAsia="Georgia" w:hAnsi="Georgia"/>
-          <w:b w:val="1"/>
-          <w:bCs w:val="1"/>
-          <w:strike w:val="0"/>
-          <w:color w:val="000000"/>
-          <w:sz w:val="22"/>
-          <w:szCs w:val="22"/>
-          <w:shd w:fill="bfbfbf" w:val="clear"/>
-          <w:rtl w:val="0"/>
-        </w:rPr>
-        <w:t xml:space="preserve">It was found to have a significant effect on the growth and germination rate of pigeon pea in terms of days to germinate, plant height, a number of leaves, and length of leaves</w:t>
-      </w:r>
-      <w:r>
-        <w:rPr>
-          <w:rFonts w:ascii="Georgia" w:cs="Georgia" w:eastAsia="Georgia" w:hAnsi="Georgia"/>
-          <w:b w:val="1"/>
-          <w:bCs w:val="1"/>
-          <w:i w:val="0"/>
-          <w:iCs w:val="0"/>
-          <w:color w:val="000000"/>
-          <w:sz w:val="20"/>
-          <w:szCs w:val="20"/>
-          <w:rtl w:val="0"/>
-        </w:rPr>
-        <w:t xml:space="preserve"> [R]</w:t>
-      </w:r>
-      <w:r>
-        <w:rPr>
-          <w:rFonts w:ascii="Georgia" w:cs="Georgia" w:eastAsia="Georgia" w:hAnsi="Georgia"/>
-          <w:b w:val="0"/>
-          <w:bCs w:val="0"/>
-          <w:i w:val="0"/>
-          <w:iCs w:val="0"/>
-          <w:color w:val="000000"/>
-          <w:sz w:val="22"/>
-          <w:szCs w:val="22"/>
-          <w:rtl w:val="0"/>
-        </w:rPr>
-        <w:t xml:space="preserve">. </w:t>
-      </w:r>
-      <w:r>
-        <w:rPr>
-          <w:rFonts w:ascii="Georgia" w:cs="Georgia" w:eastAsia="Georgia" w:hAnsi="Georgia"/>
-          <w:b w:val="1"/>
-          <w:bCs w:val="1"/>
-          <w:strike w:val="0"/>
-          <w:color w:val="000000"/>
-          <w:sz w:val="22"/>
-          <w:szCs w:val="22"/>
-          <w:shd w:fill="bfbfbf" w:val="clear"/>
-          <w:rtl w:val="0"/>
-        </w:rPr>
-        <w:t xml:space="preserve">Sulfuric was second in terms of the scarification method effectiveness for pigeon pea</w:t>
-      </w:r>
-      <w:r>
-        <w:rPr>
-          <w:rFonts w:ascii="Georgia" w:cs="Georgia" w:eastAsia="Georgia" w:hAnsi="Georgia"/>
-          <w:b w:val="1"/>
-          <w:bCs w:val="1"/>
-          <w:i w:val="0"/>
-          <w:iCs w:val="0"/>
-          <w:color w:val="000000"/>
-          <w:sz w:val="20"/>
-          <w:szCs w:val="20"/>
-          <w:rtl w:val="0"/>
-        </w:rPr>
-        <w:t xml:space="preserve"> [G]</w:t>
-      </w:r>
-      <w:r>
-        <w:rPr>
-          <w:rFonts w:ascii="Georgia" w:cs="Georgia" w:eastAsia="Georgia" w:hAnsi="Georgia"/>
-          <w:b w:val="0"/>
-          <w:bCs w:val="0"/>
-          <w:i w:val="0"/>
-          <w:iCs w:val="0"/>
-          <w:color w:val="000000"/>
-          <w:sz w:val="22"/>
-          <w:szCs w:val="22"/>
-          <w:rtl w:val="0"/>
-        </w:rPr>
-        <w:t xml:space="preserve">, The study treatments overall proclaimed a not significant results based from the analyzed data from each treatments except from these group of data such as from the length of leaves from week 2 and week 3 and the length of roots that are all expressed a highly significant results at 1% level and also the plant height from week 3 that also expressed a significant result at 5% level.</w:t>
-      </w:r>
-      <w:r>
-        <w:rPr>
-          <w:rtl w:val="0"/>
-        </w:rPr>
-      </w:r>
-    </w:p>
-    <w:p>
-      <w:pPr>
-        <w:keepNext w:val="1"/>
-        <w:keepLines w:val="1"/>
-        <w:spacing w:after="0" w:before="120" w:line="480" w:lineRule="auto"/>
-        <w:jc w:val="left"/>
-        <w:rPr/>
-      </w:pPr>
-      <w:r>
-        <w:rPr>
-          <w:rFonts w:ascii="Georgia" w:cs="Georgia" w:eastAsia="Georgia" w:hAnsi="Georgia"/>
-          <w:b w:val="1"/>
-          <w:bCs w:val="1"/>
-          <w:i w:val="0"/>
-          <w:iCs w:val="0"/>
-          <w:sz w:val="24"/>
-          <w:szCs w:val="24"/>
-          <w:rtl w:val="0"/>
-        </w:rPr>
         <w:t xml:space="preserve">Aas7  ·  202 words  ·  3 hedges  ·  1.49 per 100 words</w:t>
       </w:r>
       <w:r>
@@ -27549,7 +27063,7 @@
     </w:p>
     <w:p>
       <w:pPr>
-        <w:spacing w:after="240" w:before="0" w:line="480" w:lineRule="auto"/>
+        <w:spacing w:before="0" w:after="0" w:line="480" w:lineRule="auto"/>
         <w:jc w:val="both"/>
         <w:rPr/>
       </w:pPr>
@@ -27703,7 +27217,7 @@
       <w:pPr>
         <w:keepNext w:val="1"/>
         <w:keepLines w:val="1"/>
-        <w:spacing w:after="0" w:before="120" w:line="480" w:lineRule="auto"/>
+        <w:spacing w:before="120" w:after="0" w:line="480" w:lineRule="auto"/>
         <w:jc w:val="left"/>
         <w:rPr/>
       </w:pPr>
@@ -27728,7 +27242,7 @@
     </w:p>
     <w:p>
       <w:pPr>
-        <w:spacing w:after="240" w:before="0" w:line="480" w:lineRule="auto"/>
+        <w:spacing w:before="0" w:after="0" w:line="480" w:lineRule="auto"/>
         <w:jc w:val="both"/>
         <w:rPr/>
       </w:pPr>
@@ -27877,38 +27391,21 @@
     </w:p>
     <w:p>
       <w:pPr>
-        <w:spacing w:after="120" w:before="360" w:line="480" w:lineRule="auto"/>
+        <w:keepNext w:val="1"/>
+        <w:keepLines w:val="1"/>
+        <w:spacing w:before="120" w:after="0" w:line="480" w:lineRule="auto"/>
         <w:jc w:val="left"/>
-        <w:rPr>
-          <w:b w:val="1"/>
-          <w:bCs w:val="1"/>
+        <w:rPr/>
+      </w:pPr>
+      <w:r>
+        <w:rPr>
+          <w:rFonts w:ascii="Georgia" w:cs="Georgia" w:eastAsia="Georgia" w:hAnsi="Georgia"/>
+          <w:b w:val="1"/>
+          <w:bCs w:val="1"/>
+          <w:i w:val="0"/>
+          <w:iCs w:val="0"/>
           <w:sz w:val="24"/>
           <w:szCs w:val="24"/>
-        </w:rPr>
-      </w:pPr>
-      <w:r>
-        <w:rPr>
-          <w:rtl w:val="0"/>
-        </w:rPr>
-      </w:r>
-    </w:p>
-    <w:p>
-      <w:pPr>
-        <w:keepNext w:val="1"/>
-        <w:keepLines w:val="1"/>
-        <w:spacing w:after="0" w:before="120" w:line="480" w:lineRule="auto"/>
-        <w:jc w:val="left"/>
-        <w:rPr/>
-      </w:pPr>
-      <w:r>
-        <w:rPr>
-          <w:rFonts w:ascii="Georgia" w:cs="Georgia" w:eastAsia="Georgia" w:hAnsi="Georgia"/>
-          <w:b w:val="1"/>
-          <w:bCs w:val="1"/>
-          <w:i w:val="0"/>
-          <w:iCs w:val="0"/>
-          <w:sz w:val="24"/>
-          <w:szCs w:val="24"/>
           <w:rtl w:val="0"/>
         </w:rPr>
         <w:t xml:space="preserve">Aas9  ·  188 words  ·  0 hedges  ·  0.0 per 100 words</w:t>
@@ -27921,7 +27418,7 @@
     </w:p>
     <w:p>
       <w:pPr>
-        <w:spacing w:after="240" w:before="0" w:line="480" w:lineRule="auto"/>
+        <w:spacing w:before="0" w:after="0" w:line="480" w:lineRule="auto"/>
         <w:jc w:val="both"/>
         <w:rPr/>
       </w:pPr>
@@ -28074,7 +27571,7 @@
       <w:pPr>
         <w:keepNext w:val="1"/>
         <w:keepLines w:val="1"/>
-        <w:spacing w:after="0" w:before="120" w:line="480" w:lineRule="auto"/>
+        <w:spacing w:before="120" w:after="0" w:line="480" w:lineRule="auto"/>
         <w:jc w:val="left"/>
         <w:rPr/>
       </w:pPr>
@@ -28099,7 +27596,7 @@
     </w:p>
     <w:p>
       <w:pPr>
-        <w:spacing w:after="240" w:before="0" w:line="480" w:lineRule="auto"/>
+        <w:spacing w:before="0" w:after="0" w:line="480" w:lineRule="auto"/>
         <w:jc w:val="both"/>
         <w:rPr/>
       </w:pPr>

--- a/thesis/003_ThesisProposal_Draft_013.docx
+++ b/thesis/003_ThesisProposal_Draft_013.docx
@@ -611,36 +611,35 @@
     </w:p>
     <w:p>
       <w:pPr>
+        <w:keepLines w:val="1"/>
+        <w:spacing w:before="720" w:after="720" w:line="480" w:lineRule="auto"/>
+        <w:jc w:val="center"/>
+        <w:rPr/>
+      </w:pPr>
+      <w:r>
+        <w:rPr>
+          <w:rFonts w:ascii="Georgia" w:cs="Georgia" w:eastAsia="Georgia" w:hAnsi="Georgia"/>
+          <w:b w:val="1"/>
+          <w:bCs w:val="1"/>
+          <w:i w:val="0"/>
+          <w:iCs w:val="0"/>
+          <w:sz w:val="28"/>
+          <w:szCs w:val="28"/>
+          <w:rtl w:val="0"/>
+        </w:rPr>
+        <w:t xml:space="preserve">INTRODUCTION</w:t>
+      </w:r>
+      <w:r>
+        <w:rPr>
+          <w:rtl w:val="0"/>
+        </w:rPr>
+      </w:r>
+    </w:p>
+    <w:p>
+      <w:pPr>
         <w:keepNext w:val="1"/>
         <w:keepLines w:val="1"/>
-        <w:spacing w:before="360" w:after="360" w:line="480" w:lineRule="auto"/>
-        <w:jc w:val="center"/>
-        <w:rPr/>
-      </w:pPr>
-      <w:r>
-        <w:rPr>
-          <w:rFonts w:ascii="Georgia" w:cs="Georgia" w:eastAsia="Georgia" w:hAnsi="Georgia"/>
-          <w:b w:val="1"/>
-          <w:bCs w:val="1"/>
-          <w:i w:val="0"/>
-          <w:iCs w:val="0"/>
-          <w:sz w:val="28"/>
-          <w:szCs w:val="28"/>
-          <w:rtl w:val="0"/>
-        </w:rPr>
-        <w:t xml:space="preserve">INTRODUCTION</w:t>
-      </w:r>
-      <w:r>
-        <w:rPr>
-          <w:rtl w:val="0"/>
-        </w:rPr>
-      </w:r>
-    </w:p>
-    <w:p>
-      <w:pPr>
-        <w:keepNext w:val="1"/>
-        <w:keepLines w:val="1"/>
-        <w:spacing w:before="360" w:after="360" w:line="480" w:lineRule="auto"/>
+        <w:spacing w:before="0" w:after="720" w:line="480" w:lineRule="auto"/>
         <w:jc w:val="left"/>
         <w:rPr/>
       </w:pPr>
@@ -771,7 +770,7 @@
       <w:pPr>
         <w:keepNext w:val="1"/>
         <w:keepLines w:val="1"/>
-        <w:spacing w:before="360" w:after="360" w:line="480" w:lineRule="auto"/>
+        <w:spacing w:before="720" w:after="720" w:line="480" w:lineRule="auto"/>
         <w:jc w:val="left"/>
         <w:rPr/>
       </w:pPr>
@@ -850,7 +849,7 @@
       <w:pPr>
         <w:keepNext w:val="1"/>
         <w:keepLines w:val="1"/>
-        <w:spacing w:before="360" w:after="360" w:line="480" w:lineRule="auto"/>
+        <w:spacing w:before="720" w:after="720" w:line="480" w:lineRule="auto"/>
         <w:jc w:val="left"/>
         <w:rPr/>
       </w:pPr>
@@ -929,7 +928,7 @@
       <w:pPr>
         <w:keepNext w:val="1"/>
         <w:keepLines w:val="1"/>
-        <w:spacing w:before="360" w:after="360" w:line="480" w:lineRule="auto"/>
+        <w:spacing w:before="720" w:after="720" w:line="480" w:lineRule="auto"/>
         <w:jc w:val="left"/>
         <w:rPr/>
       </w:pPr>
@@ -1008,7 +1007,7 @@
       <w:pPr>
         <w:keepNext w:val="1"/>
         <w:keepLines w:val="1"/>
-        <w:spacing w:before="360" w:after="360" w:line="480" w:lineRule="auto"/>
+        <w:spacing w:before="720" w:after="720" w:line="480" w:lineRule="auto"/>
         <w:jc w:val="left"/>
         <w:rPr/>
       </w:pPr>
@@ -1061,7 +1060,7 @@
       <w:pPr>
         <w:keepNext w:val="1"/>
         <w:keepLines w:val="1"/>
-        <w:spacing w:before="360" w:after="360" w:line="480" w:lineRule="auto"/>
+        <w:spacing w:before="720" w:after="720" w:line="480" w:lineRule="auto"/>
         <w:jc w:val="left"/>
         <w:rPr/>
       </w:pPr>
@@ -1166,7 +1165,7 @@
       <w:pPr>
         <w:keepNext w:val="1"/>
         <w:keepLines w:val="1"/>
-        <w:spacing w:before="360" w:after="360" w:line="480" w:lineRule="auto"/>
+        <w:spacing w:before="720" w:after="720" w:line="480" w:lineRule="auto"/>
         <w:jc w:val="left"/>
         <w:rPr/>
       </w:pPr>
@@ -1345,7 +1344,7 @@
       <w:pPr>
         <w:keepNext w:val="1"/>
         <w:keepLines w:val="1"/>
-        <w:spacing w:before="360" w:after="360" w:line="480" w:lineRule="auto"/>
+        <w:spacing w:before="720" w:after="720" w:line="480" w:lineRule="auto"/>
         <w:jc w:val="left"/>
         <w:rPr/>
       </w:pPr>
@@ -1568,7 +1567,7 @@
       <w:pPr>
         <w:keepNext w:val="1"/>
         <w:keepLines w:val="1"/>
-        <w:spacing w:before="360" w:after="360" w:line="480" w:lineRule="auto"/>
+        <w:spacing w:before="720" w:after="720" w:line="480" w:lineRule="auto"/>
         <w:jc w:val="left"/>
         <w:rPr/>
       </w:pPr>
@@ -1711,7 +1710,7 @@
       <w:pPr>
         <w:keepNext w:val="1"/>
         <w:keepLines w:val="1"/>
-        <w:spacing w:before="360" w:after="360" w:line="480" w:lineRule="auto"/>
+        <w:spacing w:before="720" w:after="720" w:line="480" w:lineRule="auto"/>
         <w:jc w:val="left"/>
         <w:rPr/>
       </w:pPr>
@@ -1896,7 +1895,7 @@
       <w:pPr>
         <w:keepNext w:val="1"/>
         <w:keepLines w:val="1"/>
-        <w:spacing w:before="360" w:after="360" w:line="480" w:lineRule="auto"/>
+        <w:spacing w:before="720" w:after="720" w:line="480" w:lineRule="auto"/>
         <w:jc w:val="left"/>
         <w:rPr/>
       </w:pPr>
@@ -2501,9 +2500,8 @@
     </w:p>
     <w:p>
       <w:pPr>
-        <w:keepNext w:val="1"/>
         <w:keepLines w:val="1"/>
-        <w:spacing w:before="360" w:after="360" w:line="480" w:lineRule="auto"/>
+        <w:spacing w:before="720" w:after="720" w:line="480" w:lineRule="auto"/>
         <w:jc w:val="center"/>
         <w:rPr/>
       </w:pPr>
@@ -2556,7 +2554,7 @@
       <w:pPr>
         <w:keepNext w:val="1"/>
         <w:keepLines w:val="1"/>
-        <w:spacing w:before="360" w:after="360" w:line="480" w:lineRule="auto"/>
+        <w:spacing w:before="720" w:after="720" w:line="480" w:lineRule="auto"/>
         <w:jc w:val="left"/>
         <w:rPr/>
       </w:pPr>
@@ -2661,7 +2659,7 @@
       <w:pPr>
         <w:keepNext w:val="1"/>
         <w:keepLines w:val="1"/>
-        <w:spacing w:before="360" w:after="360" w:line="480" w:lineRule="auto"/>
+        <w:spacing w:before="720" w:after="720" w:line="480" w:lineRule="auto"/>
         <w:jc w:val="left"/>
         <w:rPr/>
       </w:pPr>
@@ -2714,7 +2712,7 @@
       <w:pPr>
         <w:keepNext w:val="1"/>
         <w:keepLines w:val="1"/>
-        <w:spacing w:before="360" w:after="360" w:line="480" w:lineRule="auto"/>
+        <w:spacing w:before="720" w:after="720" w:line="480" w:lineRule="auto"/>
         <w:jc w:val="left"/>
         <w:rPr/>
       </w:pPr>
@@ -3001,7 +2999,7 @@
       <w:pPr>
         <w:keepNext w:val="1"/>
         <w:keepLines w:val="1"/>
-        <w:spacing w:before="360" w:after="360" w:line="480" w:lineRule="auto"/>
+        <w:spacing w:before="720" w:after="720" w:line="480" w:lineRule="auto"/>
         <w:jc w:val="left"/>
         <w:rPr/>
       </w:pPr>
@@ -3054,7 +3052,7 @@
       <w:pPr>
         <w:keepNext w:val="1"/>
         <w:keepLines w:val="1"/>
-        <w:spacing w:before="360" w:after="360" w:line="480" w:lineRule="auto"/>
+        <w:spacing w:before="720" w:after="720" w:line="480" w:lineRule="auto"/>
         <w:jc w:val="left"/>
         <w:rPr/>
       </w:pPr>
@@ -3096,57 +3094,6 @@
           <w:rtl w:val="0"/>
         </w:rPr>
         <w:t xml:space="preserve">This study uses a text corpus rather than human participants. The corpus consists of 60 undergraduate thesis abstracts from Agriculture, Veterinary Medicine, and Biology programs at PSAU. This study employs disproportionate stratified systematic sampling, with discipline as the stratification variable and fixed analytical targets per stratum (n=20 for Biology, n=20 for Veterinary Medicine, n=10 for Animal Science, and n=10 for Crop Science) to ensure equal representation regardless of population size. This means the sampling rate varies by population size, prioritizing equal sample sizes over proportional representation. For the Agriculture discipline, the sample is equally split between Crop Science (n=10) and Animal Science (n=10) to ensure balanced representation of the sub-disciplines. Within each stratum, a sampling interval k was calculated as k = N/n. The intervals were Biology k=7 (145÷20=7.25), Veterinary Medicine k=5 (104÷20=5.2), Animal Science k=4 (38÷10=3.8), and Crop Science k=9 (94÷10=9.4). Sampling began from a randomly selected position around the middle of each stratum’s catalog, proceeded forward by taking every kth thesis, and wrapped around to the beginning of the catalog when needed until the target sample was met. This sample size is appropriate for the study’s scope. Khunasathitchai et al. (2025) used 60 abstracts in a comparable corpus study, and Wang (2022) used similar per-discipline proportions. For a manually coded functional analysis at a single institution, 60 texts allow sufficient depth of interpretation within the timeframe and resources of a BA thesis. The study treats findings as baseline descriptive data for institutional curriculum review.</w:t>
-      </w:r>
-      <w:r>
-        <w:rPr>
-          <w:rtl w:val="0"/>
-        </w:rPr>
-      </w:r>
-    </w:p>
-    <w:p>
-      <w:pPr>
-        <w:keepNext w:val="1"/>
-        <w:keepLines w:val="1"/>
-        <w:pageBreakBefore w:val="1"/>
-        <w:spacing w:before="360" w:after="0" w:line="480" w:lineRule="auto"/>
-        <w:rPr/>
-      </w:pPr>
-      <w:r>
-        <w:rPr>
-          <w:rFonts w:ascii="Georgia" w:cs="Georgia" w:eastAsia="Georgia" w:hAnsi="Georgia"/>
-          <w:b w:val="1"/>
-          <w:bCs w:val="1"/>
-          <w:i w:val="0"/>
-          <w:iCs w:val="0"/>
-          <w:sz w:val="22"/>
-          <w:szCs w:val="22"/>
-          <w:rtl w:val="0"/>
-        </w:rPr>
-        <w:t xml:space="preserve">Table 1</w:t>
-      </w:r>
-      <w:r>
-        <w:rPr>
-          <w:rtl w:val="0"/>
-        </w:rPr>
-      </w:r>
-    </w:p>
-    <w:p>
-      <w:pPr>
-        <w:spacing w:before="0" w:after="0" w:line="480" w:lineRule="auto"/>
-        <w:rPr/>
-      </w:pPr>
-      <w:r>
-        <w:rPr>
-          <w:rFonts w:ascii="Georgia" w:cs="Georgia" w:eastAsia="Georgia" w:hAnsi="Georgia"/>
-          <w:b w:val="0"/>
-          <w:bCs w:val="0"/>
-          <w:i w:val="1"/>
-          <w:iCs w:val="1"/>
-          <w:sz w:val="22"/>
-          <w:szCs w:val="22"/>
-          <w:rtl w:val="0"/>
-        </w:rPr>
-        <w:t xml:space="preserve">PSAU Thesis Repository: Population and Sampling Summary</w:t>
       </w:r>
       <w:r>
         <w:rPr>
@@ -3215,7 +3162,7 @@
                 <w:szCs w:val="20"/>
                 <w:rtl w:val="0"/>
               </w:rPr>
-              <w:t xml:space="preserve">Category</w:t>
+              <w:t xml:space="preserve">Table 1: PSAU Thesis Repository: Population and Sampling Summary | Category</w:t>
             </w:r>
             <w:r>
               <w:rPr>
@@ -4339,9 +4286,8 @@
     </w:p>
     <w:p>
       <w:pPr>
-        <w:keepNext w:val="1"/>
         <w:keepLines w:val="1"/>
-        <w:spacing w:before="360" w:after="360" w:line="480" w:lineRule="auto"/>
+        <w:spacing w:before="720" w:after="720" w:line="480" w:lineRule="auto"/>
         <w:jc w:val="center"/>
         <w:rPr/>
       </w:pPr>
@@ -4394,7 +4340,7 @@
       <w:pPr>
         <w:keepNext w:val="1"/>
         <w:keepLines w:val="1"/>
-        <w:spacing w:before="360" w:after="360" w:line="480" w:lineRule="auto"/>
+        <w:spacing w:before="720" w:after="720" w:line="480" w:lineRule="auto"/>
         <w:jc w:val="left"/>
         <w:rPr/>
       </w:pPr>
@@ -4436,57 +4382,6 @@
           <w:rtl w:val="0"/>
         </w:rPr>
         <w:t xml:space="preserve">The coding identified 60 hedge tokens across the 60-abstract corpus. These tokens were classified into four types following Hyland’s (1998) taxonomy: modal verbs, lexical hedges, adverbial hedges, and clause-level hedges. Table 2 presents the distribution of hedge types across the full corpus.</w:t>
-      </w:r>
-      <w:r>
-        <w:rPr>
-          <w:rtl w:val="0"/>
-        </w:rPr>
-      </w:r>
-    </w:p>
-    <w:p>
-      <w:pPr>
-        <w:keepNext w:val="1"/>
-        <w:keepLines w:val="1"/>
-        <w:pageBreakBefore w:val="1"/>
-        <w:spacing w:before="360" w:after="0" w:line="480" w:lineRule="auto"/>
-        <w:rPr/>
-      </w:pPr>
-      <w:r>
-        <w:rPr>
-          <w:rFonts w:ascii="Georgia" w:cs="Georgia" w:eastAsia="Georgia" w:hAnsi="Georgia"/>
-          <w:b w:val="1"/>
-          <w:bCs w:val="1"/>
-          <w:i w:val="0"/>
-          <w:iCs w:val="0"/>
-          <w:sz w:val="22"/>
-          <w:szCs w:val="22"/>
-          <w:rtl w:val="0"/>
-        </w:rPr>
-        <w:t xml:space="preserve">Table 2</w:t>
-      </w:r>
-      <w:r>
-        <w:rPr>
-          <w:rtl w:val="0"/>
-        </w:rPr>
-      </w:r>
-    </w:p>
-    <w:p>
-      <w:pPr>
-        <w:spacing w:before="0" w:after="0" w:line="480" w:lineRule="auto"/>
-        <w:rPr/>
-      </w:pPr>
-      <w:r>
-        <w:rPr>
-          <w:rFonts w:ascii="Georgia" w:cs="Georgia" w:eastAsia="Georgia" w:hAnsi="Georgia"/>
-          <w:b w:val="0"/>
-          <w:bCs w:val="0"/>
-          <w:i w:val="1"/>
-          <w:iCs w:val="1"/>
-          <w:sz w:val="22"/>
-          <w:szCs w:val="22"/>
-          <w:rtl w:val="0"/>
-        </w:rPr>
-        <w:t xml:space="preserve">Hedge Type Distribution Across the Corpus</w:t>
       </w:r>
       <w:r>
         <w:rPr>
@@ -4549,7 +4444,7 @@
                 <w:szCs w:val="20"/>
                 <w:rtl w:val="0"/>
               </w:rPr>
-              <w:t xml:space="preserve">Hedge Type</w:t>
+              <w:t xml:space="preserve">Table 2: Hedge Type Distribution Across the Corpus | Hedge Type</w:t>
             </w:r>
             <w:r>
               <w:rPr>
@@ -5111,57 +5006,6 @@
           <w:rtl w:val="0"/>
         </w:rPr>
         <w:t xml:space="preserve">The distribution of hedge types also varies meaningfully across disciplines. Table 3 presents the per-discipline breakdown of hedge types.</w:t>
-      </w:r>
-      <w:r>
-        <w:rPr>
-          <w:rtl w:val="0"/>
-        </w:rPr>
-      </w:r>
-    </w:p>
-    <w:p>
-      <w:pPr>
-        <w:keepNext w:val="1"/>
-        <w:keepLines w:val="1"/>
-        <w:pageBreakBefore w:val="1"/>
-        <w:spacing w:before="360" w:after="0" w:line="480" w:lineRule="auto"/>
-        <w:rPr/>
-      </w:pPr>
-      <w:r>
-        <w:rPr>
-          <w:rFonts w:ascii="Georgia" w:cs="Georgia" w:eastAsia="Georgia" w:hAnsi="Georgia"/>
-          <w:b w:val="1"/>
-          <w:bCs w:val="1"/>
-          <w:i w:val="0"/>
-          <w:iCs w:val="0"/>
-          <w:sz w:val="22"/>
-          <w:szCs w:val="22"/>
-          <w:rtl w:val="0"/>
-        </w:rPr>
-        <w:t xml:space="preserve">Table 3</w:t>
-      </w:r>
-      <w:r>
-        <w:rPr>
-          <w:rtl w:val="0"/>
-        </w:rPr>
-      </w:r>
-    </w:p>
-    <w:p>
-      <w:pPr>
-        <w:spacing w:before="0" w:after="0" w:line="480" w:lineRule="auto"/>
-        <w:rPr/>
-      </w:pPr>
-      <w:r>
-        <w:rPr>
-          <w:rFonts w:ascii="Georgia" w:cs="Georgia" w:eastAsia="Georgia" w:hAnsi="Georgia"/>
-          <w:b w:val="0"/>
-          <w:bCs w:val="0"/>
-          <w:i w:val="1"/>
-          <w:iCs w:val="1"/>
-          <w:sz w:val="22"/>
-          <w:szCs w:val="22"/>
-          <w:rtl w:val="0"/>
-        </w:rPr>
-        <w:t xml:space="preserve">Hedge Type Distribution by Discipline</w:t>
       </w:r>
       <w:r>
         <w:rPr>
@@ -5230,7 +5074,7 @@
                 <w:szCs w:val="20"/>
                 <w:rtl w:val="0"/>
               </w:rPr>
-              <w:t xml:space="preserve">Discipline</w:t>
+              <w:t xml:space="preserve">Table 3: Hedge Type Distribution by Discipline | Discipline</w:t>
             </w:r>
             <w:r>
               <w:rPr>
@@ -6199,7 +6043,7 @@
       <w:pPr>
         <w:keepNext w:val="1"/>
         <w:keepLines w:val="1"/>
-        <w:spacing w:before="360" w:after="360" w:line="480" w:lineRule="auto"/>
+        <w:spacing w:before="720" w:after="720" w:line="480" w:lineRule="auto"/>
         <w:jc w:val="left"/>
         <w:rPr/>
       </w:pPr>
@@ -6241,57 +6085,6 @@
           <w:rtl w:val="0"/>
         </w:rPr>
         <w:t xml:space="preserve">Cross-disciplinary comparison reveals substantial variation in hedge density. Table 4 presents the hedge counts, false positives, unhedged sites, and normalized frequency (hedges per 100 words) for each discipline.</w:t>
-      </w:r>
-      <w:r>
-        <w:rPr>
-          <w:rtl w:val="0"/>
-        </w:rPr>
-      </w:r>
-    </w:p>
-    <w:p>
-      <w:pPr>
-        <w:keepNext w:val="1"/>
-        <w:keepLines w:val="1"/>
-        <w:pageBreakBefore w:val="1"/>
-        <w:spacing w:before="360" w:after="0" w:line="480" w:lineRule="auto"/>
-        <w:rPr/>
-      </w:pPr>
-      <w:r>
-        <w:rPr>
-          <w:rFonts w:ascii="Georgia" w:cs="Georgia" w:eastAsia="Georgia" w:hAnsi="Georgia"/>
-          <w:b w:val="1"/>
-          <w:bCs w:val="1"/>
-          <w:i w:val="0"/>
-          <w:iCs w:val="0"/>
-          <w:sz w:val="22"/>
-          <w:szCs w:val="22"/>
-          <w:rtl w:val="0"/>
-        </w:rPr>
-        <w:t xml:space="preserve">Table 4</w:t>
-      </w:r>
-      <w:r>
-        <w:rPr>
-          <w:rtl w:val="0"/>
-        </w:rPr>
-      </w:r>
-    </w:p>
-    <w:p>
-      <w:pPr>
-        <w:spacing w:before="0" w:after="0" w:line="480" w:lineRule="auto"/>
-        <w:rPr/>
-      </w:pPr>
-      <w:r>
-        <w:rPr>
-          <w:rFonts w:ascii="Georgia" w:cs="Georgia" w:eastAsia="Georgia" w:hAnsi="Georgia"/>
-          <w:b w:val="0"/>
-          <w:bCs w:val="0"/>
-          <w:i w:val="1"/>
-          <w:iCs w:val="1"/>
-          <w:sz w:val="22"/>
-          <w:szCs w:val="22"/>
-          <w:rtl w:val="0"/>
-        </w:rPr>
-        <w:t xml:space="preserve">Hedge Frequency by Discipline</w:t>
       </w:r>
       <w:r>
         <w:rPr>
@@ -6364,7 +6157,7 @@
                 <w:szCs w:val="18"/>
                 <w:rtl w:val="0"/>
               </w:rPr>
-              <w:t xml:space="preserve">Discipline</w:t>
+              <w:t xml:space="preserve">Table 4: Hedge Frequency by Discipline | Discipline</w:t>
             </w:r>
             <w:r>
               <w:rPr>
@@ -7655,7 +7448,7 @@
       <w:pPr>
         <w:keepNext w:val="1"/>
         <w:keepLines w:val="1"/>
-        <w:spacing w:before="360" w:after="360" w:line="480" w:lineRule="auto"/>
+        <w:spacing w:before="720" w:after="720" w:line="480" w:lineRule="auto"/>
         <w:jc w:val="left"/>
         <w:rPr/>
       </w:pPr>
@@ -7697,57 +7490,6 @@
           <w:rtl w:val="0"/>
         </w:rPr>
         <w:t xml:space="preserve">All 60 hedge tokens in the corpus served the function of Epistemic Caution (EC). No instances of Politeness/Deference (P) or Discourse Organization (DO) were identified. Table 5 presents the function distribution.</w:t>
-      </w:r>
-      <w:r>
-        <w:rPr>
-          <w:rtl w:val="0"/>
-        </w:rPr>
-      </w:r>
-    </w:p>
-    <w:p>
-      <w:pPr>
-        <w:keepNext w:val="1"/>
-        <w:keepLines w:val="1"/>
-        <w:pageBreakBefore w:val="1"/>
-        <w:spacing w:before="360" w:after="0" w:line="480" w:lineRule="auto"/>
-        <w:rPr/>
-      </w:pPr>
-      <w:r>
-        <w:rPr>
-          <w:rFonts w:ascii="Georgia" w:cs="Georgia" w:eastAsia="Georgia" w:hAnsi="Georgia"/>
-          <w:b w:val="1"/>
-          <w:bCs w:val="1"/>
-          <w:i w:val="0"/>
-          <w:iCs w:val="0"/>
-          <w:sz w:val="22"/>
-          <w:szCs w:val="22"/>
-          <w:rtl w:val="0"/>
-        </w:rPr>
-        <w:t xml:space="preserve">Table 5</w:t>
-      </w:r>
-      <w:r>
-        <w:rPr>
-          <w:rtl w:val="0"/>
-        </w:rPr>
-      </w:r>
-    </w:p>
-    <w:p>
-      <w:pPr>
-        <w:spacing w:before="0" w:after="0" w:line="480" w:lineRule="auto"/>
-        <w:rPr/>
-      </w:pPr>
-      <w:r>
-        <w:rPr>
-          <w:rFonts w:ascii="Georgia" w:cs="Georgia" w:eastAsia="Georgia" w:hAnsi="Georgia"/>
-          <w:b w:val="0"/>
-          <w:bCs w:val="0"/>
-          <w:i w:val="1"/>
-          <w:iCs w:val="1"/>
-          <w:sz w:val="22"/>
-          <w:szCs w:val="22"/>
-          <w:rtl w:val="0"/>
-        </w:rPr>
-        <w:t xml:space="preserve">Hedge Function Distribution</w:t>
       </w:r>
       <w:r>
         <w:rPr>
@@ -7810,7 +7552,7 @@
                 <w:szCs w:val="20"/>
                 <w:rtl w:val="0"/>
               </w:rPr>
-              <w:t xml:space="preserve">Function</w:t>
+              <w:t xml:space="preserve">Table 5: Hedge Function Distribution | Function</w:t>
             </w:r>
             <w:r>
               <w:rPr>
@@ -8287,7 +8029,7 @@
       <w:pPr>
         <w:keepNext w:val="1"/>
         <w:keepLines w:val="1"/>
-        <w:spacing w:before="360" w:after="360" w:line="480" w:lineRule="auto"/>
+        <w:spacing w:before="720" w:after="720" w:line="480" w:lineRule="auto"/>
         <w:jc w:val="left"/>
         <w:rPr/>
       </w:pPr>
@@ -8485,10 +8227,9 @@
     </w:p>
     <w:p>
       <w:pPr>
-        <w:keepNext w:val="1"/>
         <w:keepLines w:val="1"/>
         <w:pageBreakBefore w:val="1"/>
-        <w:spacing w:before="360" w:after="360" w:line="480" w:lineRule="auto"/>
+        <w:spacing w:before="720" w:after="720" w:line="480" w:lineRule="auto"/>
         <w:jc w:val="center"/>
         <w:rPr/>
       </w:pPr>
@@ -8541,7 +8282,7 @@
       <w:pPr>
         <w:keepNext w:val="1"/>
         <w:keepLines w:val="1"/>
-        <w:spacing w:before="360" w:after="360" w:line="480" w:lineRule="auto"/>
+        <w:spacing w:before="720" w:after="720" w:line="480" w:lineRule="auto"/>
         <w:jc w:val="left"/>
         <w:rPr/>
       </w:pPr>
@@ -8620,7 +8361,7 @@
       <w:pPr>
         <w:keepNext w:val="1"/>
         <w:keepLines w:val="1"/>
-        <w:spacing w:before="360" w:after="360" w:line="480" w:lineRule="auto"/>
+        <w:spacing w:before="720" w:after="720" w:line="480" w:lineRule="auto"/>
         <w:jc w:val="left"/>
         <w:rPr/>
       </w:pPr>
@@ -8828,9 +8569,8 @@
     </w:p>
     <w:p>
       <w:pPr>
-        <w:keepNext w:val="1"/>
         <w:keepLines w:val="1"/>
-        <w:spacing w:before="360" w:after="360" w:line="480" w:lineRule="auto"/>
+        <w:spacing w:before="720" w:after="720" w:line="480" w:lineRule="auto"/>
         <w:jc w:val="center"/>
         <w:rPr/>
       </w:pPr>
@@ -9815,7 +9555,7 @@
       <w:pPr>
         <w:keepNext w:val="1"/>
         <w:keepLines w:val="1"/>
-        <w:spacing w:before="120" w:after="360" w:line="480" w:lineRule="auto"/>
+        <w:spacing w:before="0" w:after="720" w:line="480" w:lineRule="auto"/>
         <w:jc w:val="left"/>
         <w:rPr/>
       </w:pPr>
@@ -9838,7 +9578,7 @@
     </w:p>
     <w:p>
       <w:pPr>
-        <w:spacing w:before="0" w:after="0" w:line="240" w:lineRule="auto"/>
+        <w:spacing w:before="0" w:after="0" w:line="480" w:lineRule="auto"/>
         <w:jc w:val="left"/>
         <w:rPr/>
       </w:pPr>
@@ -9861,7 +9601,8 @@
     </w:p>
     <w:p>
       <w:pPr>
-        <w:spacing w:before="0" w:after="0" w:line="240" w:lineRule="auto"/>
+        <w:keepNext w:val="1"/>
+        <w:spacing w:before="120" w:after="120" w:line="480" w:lineRule="auto"/>
         <w:ind w:firstLine="720"/>
         <w:jc w:val="left"/>
         <w:rPr/>
@@ -9885,7 +9626,7 @@
     </w:p>
     <w:p>
       <w:pPr>
-        <w:spacing w:before="0" w:after="0" w:line="240" w:lineRule="auto"/>
+        <w:spacing w:before="0" w:after="0" w:line="480" w:lineRule="auto"/>
         <w:jc w:val="left"/>
         <w:rPr/>
       </w:pPr>
@@ -9908,7 +9649,8 @@
     </w:p>
     <w:p>
       <w:pPr>
-        <w:spacing w:before="0" w:after="0" w:line="240" w:lineRule="auto"/>
+        <w:keepNext w:val="1"/>
+        <w:spacing w:before="120" w:after="0" w:line="480" w:lineRule="auto"/>
         <w:jc w:val="left"/>
         <w:rPr/>
       </w:pPr>
@@ -9931,7 +9673,7 @@
     </w:p>
     <w:p>
       <w:pPr>
-        <w:spacing w:before="0" w:after="0" w:line="240" w:lineRule="auto"/>
+        <w:spacing w:before="0" w:after="0" w:line="480" w:lineRule="auto"/>
         <w:ind w:left="240" w:firstLine="0"/>
         <w:jc w:val="left"/>
         <w:rPr/>
@@ -9955,7 +9697,7 @@
     </w:p>
     <w:p>
       <w:pPr>
-        <w:spacing w:before="0" w:after="0" w:line="240" w:lineRule="auto"/>
+        <w:spacing w:before="0" w:after="0" w:line="480" w:lineRule="auto"/>
         <w:ind w:left="240" w:firstLine="0"/>
         <w:jc w:val="left"/>
         <w:rPr/>
@@ -9979,7 +9721,7 @@
     </w:p>
     <w:p>
       <w:pPr>
-        <w:spacing w:before="0" w:after="0" w:line="240" w:lineRule="auto"/>
+        <w:spacing w:before="0" w:after="0" w:line="480" w:lineRule="auto"/>
         <w:ind w:left="240" w:firstLine="0"/>
         <w:jc w:val="left"/>
         <w:rPr/>
@@ -10003,7 +9745,7 @@
     </w:p>
     <w:p>
       <w:pPr>
-        <w:spacing w:before="0" w:after="0" w:line="240" w:lineRule="auto"/>
+        <w:spacing w:before="0" w:after="0" w:line="480" w:lineRule="auto"/>
         <w:ind w:left="240" w:firstLine="0"/>
         <w:jc w:val="left"/>
         <w:rPr/>
@@ -10027,7 +9769,8 @@
     </w:p>
     <w:p>
       <w:pPr>
-        <w:spacing w:before="0" w:after="0" w:line="240" w:lineRule="auto"/>
+        <w:keepNext w:val="1"/>
+        <w:spacing w:before="120" w:after="0" w:line="480" w:lineRule="auto"/>
         <w:ind w:firstLine="720"/>
         <w:jc w:val="left"/>
         <w:rPr/>
@@ -10051,7 +9794,7 @@
     </w:p>
     <w:p>
       <w:pPr>
-        <w:spacing w:before="0" w:after="0" w:line="240" w:lineRule="auto"/>
+        <w:spacing w:before="0" w:after="0" w:line="480" w:lineRule="auto"/>
         <w:ind w:left="240" w:firstLine="720"/>
         <w:jc w:val="left"/>
         <w:rPr/>
@@ -10075,7 +9818,7 @@
     </w:p>
     <w:p>
       <w:pPr>
-        <w:spacing w:before="0" w:after="0" w:line="240" w:lineRule="auto"/>
+        <w:spacing w:before="0" w:after="0" w:line="480" w:lineRule="auto"/>
         <w:ind w:left="240" w:firstLine="720"/>
         <w:jc w:val="left"/>
         <w:rPr/>
@@ -10099,7 +9842,7 @@
     </w:p>
     <w:p>
       <w:pPr>
-        <w:spacing w:before="0" w:after="0" w:line="240" w:lineRule="auto"/>
+        <w:spacing w:before="0" w:after="0" w:line="480" w:lineRule="auto"/>
         <w:ind w:left="240" w:firstLine="0"/>
         <w:jc w:val="left"/>
         <w:rPr/>
@@ -10123,7 +9866,8 @@
     </w:p>
     <w:p>
       <w:pPr>
-        <w:spacing w:before="0" w:after="0" w:line="240" w:lineRule="auto"/>
+        <w:keepNext w:val="1"/>
+        <w:spacing w:before="120" w:after="0" w:line="480" w:lineRule="auto"/>
         <w:ind w:firstLine="720"/>
         <w:jc w:val="left"/>
         <w:rPr/>
@@ -10147,7 +9891,7 @@
     </w:p>
     <w:p>
       <w:pPr>
-        <w:spacing w:before="0" w:after="0" w:line="240" w:lineRule="auto"/>
+        <w:spacing w:before="0" w:after="0" w:line="480" w:lineRule="auto"/>
         <w:ind w:left="240" w:firstLine="720"/>
         <w:jc w:val="left"/>
         <w:rPr/>
@@ -10171,7 +9915,7 @@
     </w:p>
     <w:p>
       <w:pPr>
-        <w:spacing w:before="0" w:after="0" w:line="240" w:lineRule="auto"/>
+        <w:spacing w:before="0" w:after="0" w:line="480" w:lineRule="auto"/>
         <w:ind w:left="240" w:firstLine="720"/>
         <w:jc w:val="left"/>
         <w:rPr/>
@@ -10195,7 +9939,7 @@
     </w:p>
     <w:p>
       <w:pPr>
-        <w:spacing w:before="0" w:after="0" w:line="240" w:lineRule="auto"/>
+        <w:spacing w:before="0" w:after="0" w:line="480" w:lineRule="auto"/>
         <w:ind w:left="240" w:firstLine="720"/>
         <w:jc w:val="left"/>
         <w:rPr/>
@@ -10219,7 +9963,7 @@
     </w:p>
     <w:p>
       <w:pPr>
-        <w:spacing w:before="0" w:after="0" w:line="240" w:lineRule="auto"/>
+        <w:spacing w:before="0" w:after="0" w:line="480" w:lineRule="auto"/>
         <w:ind w:left="240" w:firstLine="0"/>
         <w:jc w:val="left"/>
         <w:rPr/>
@@ -10243,7 +9987,8 @@
     </w:p>
     <w:p>
       <w:pPr>
-        <w:spacing w:before="0" w:after="0" w:line="240" w:lineRule="auto"/>
+        <w:keepNext w:val="1"/>
+        <w:spacing w:before="120" w:after="0" w:line="480" w:lineRule="auto"/>
         <w:ind w:firstLine="720"/>
         <w:jc w:val="left"/>
         <w:rPr/>
@@ -10267,7 +10012,7 @@
     </w:p>
     <w:p>
       <w:pPr>
-        <w:spacing w:before="0" w:after="0" w:line="240" w:lineRule="auto"/>
+        <w:spacing w:before="0" w:after="0" w:line="480" w:lineRule="auto"/>
         <w:jc w:val="left"/>
         <w:rPr/>
       </w:pPr>
@@ -10290,7 +10035,9 @@
     </w:p>
     <w:p>
       <w:pPr>
-        <w:spacing w:before="0" w:after="0" w:line="240" w:lineRule="auto"/>
+        <w:keepNext w:val="1"/>
+        <w:pageBreakBefore w:val="1"/>
+        <w:spacing w:before="720" w:after="120" w:line="480" w:lineRule="auto"/>
         <w:jc w:val="left"/>
         <w:rPr/>
       </w:pPr>
@@ -10313,7 +10060,8 @@
     </w:p>
     <w:p>
       <w:pPr>
-        <w:spacing w:before="0" w:after="0" w:line="240" w:lineRule="auto"/>
+        <w:keepNext w:val="1"/>
+        <w:spacing w:before="120" w:after="0" w:line="480" w:lineRule="auto"/>
         <w:jc w:val="left"/>
         <w:rPr/>
       </w:pPr>
@@ -10338,7 +10086,7 @@
     </w:p>
     <w:p>
       <w:pPr>
-        <w:spacing w:before="0" w:after="0" w:line="240" w:lineRule="auto"/>
+        <w:spacing w:before="0" w:after="0" w:line="480" w:lineRule="auto"/>
         <w:ind w:firstLine="720"/>
         <w:jc w:val="left"/>
         <w:rPr/>
@@ -10362,7 +10110,8 @@
     </w:p>
     <w:p>
       <w:pPr>
-        <w:spacing w:before="0" w:after="0" w:line="240" w:lineRule="auto"/>
+        <w:keepNext w:val="1"/>
+        <w:spacing w:before="120" w:after="0" w:line="480" w:lineRule="auto"/>
         <w:jc w:val="left"/>
         <w:rPr/>
       </w:pPr>
@@ -10387,7 +10136,7 @@
     </w:p>
     <w:p>
       <w:pPr>
-        <w:spacing w:before="0" w:after="0" w:line="240" w:lineRule="auto"/>
+        <w:spacing w:before="0" w:after="0" w:line="480" w:lineRule="auto"/>
         <w:ind w:firstLine="720"/>
         <w:jc w:val="both"/>
         <w:rPr/>
@@ -10442,7 +10191,7 @@
     </w:p>
     <w:p>
       <w:pPr>
-        <w:spacing w:before="0" w:after="0" w:line="240" w:lineRule="auto"/>
+        <w:spacing w:before="0" w:after="0" w:line="480" w:lineRule="auto"/>
         <w:ind w:firstLine="720"/>
         <w:jc w:val="both"/>
         <w:rPr/>
@@ -10468,7 +10217,7 @@
     </w:p>
     <w:p>
       <w:pPr>
-        <w:spacing w:before="0" w:after="0" w:line="240" w:lineRule="auto"/>
+        <w:spacing w:before="0" w:after="0" w:line="480" w:lineRule="auto"/>
         <w:ind w:firstLine="720"/>
         <w:jc w:val="both"/>
         <w:rPr/>
@@ -10551,7 +10300,7 @@
     </w:p>
     <w:p>
       <w:pPr>
-        <w:spacing w:before="0" w:after="0" w:line="240" w:lineRule="auto"/>
+        <w:spacing w:before="0" w:after="0" w:line="480" w:lineRule="auto"/>
         <w:ind w:firstLine="720"/>
         <w:jc w:val="both"/>
         <w:rPr/>
@@ -10577,7 +10326,8 @@
     </w:p>
     <w:p>
       <w:pPr>
-        <w:spacing w:before="0" w:after="0" w:line="240" w:lineRule="auto"/>
+        <w:keepNext w:val="1"/>
+        <w:spacing w:before="120" w:after="0" w:line="480" w:lineRule="auto"/>
         <w:jc w:val="left"/>
         <w:rPr/>
       </w:pPr>
@@ -10602,7 +10352,9 @@
     </w:p>
     <w:p>
       <w:pPr>
-        <w:spacing w:before="0" w:after="0" w:line="240" w:lineRule="auto"/>
+        <w:keepNext w:val="1"/>
+        <w:keepLines w:val="1"/>
+        <w:spacing w:before="0" w:after="0" w:line="480" w:lineRule="auto"/>
         <w:ind w:firstLine="720"/>
         <w:jc w:val="both"/>
         <w:rPr/>
@@ -11342,6 +11094,7 @@
     </w:tbl>
     <w:p>
       <w:pPr>
+        <w:keepNext w:val="1"/>
         <w:spacing w:before="120" w:after="0" w:line="480" w:lineRule="auto"/>
         <w:ind w:firstLine="720"/>
         <w:jc w:val="both"/>
@@ -11397,7 +11150,8 @@
     </w:p>
     <w:p>
       <w:pPr>
-        <w:spacing w:before="0" w:after="0" w:line="240" w:lineRule="auto"/>
+        <w:keepNext w:val="1"/>
+        <w:spacing w:before="120" w:after="0" w:line="480" w:lineRule="auto"/>
         <w:ind w:firstLine="720"/>
         <w:jc w:val="both"/>
         <w:rPr/>
@@ -11602,7 +11356,9 @@
     </w:p>
     <w:p>
       <w:pPr>
-        <w:spacing w:before="0" w:after="0" w:line="240" w:lineRule="auto"/>
+        <w:keepNext w:val="1"/>
+        <w:keepLines w:val="1"/>
+        <w:spacing w:before="120" w:after="0" w:line="480" w:lineRule="auto"/>
         <w:jc w:val="left"/>
         <w:rPr/>
       </w:pPr>
@@ -12293,6 +12049,7 @@
     </w:tbl>
     <w:p>
       <w:pPr>
+        <w:keepNext w:val="1"/>
         <w:spacing w:before="120" w:after="0" w:line="480" w:lineRule="auto"/>
         <w:jc w:val="left"/>
         <w:rPr/>
@@ -12318,7 +12075,9 @@
     </w:p>
     <w:p>
       <w:pPr>
-        <w:spacing w:before="0" w:after="0" w:line="240" w:lineRule="auto"/>
+        <w:keepNext w:val="1"/>
+        <w:keepLines w:val="1"/>
+        <w:spacing w:before="0" w:after="0" w:line="480" w:lineRule="auto"/>
         <w:ind w:firstLine="720"/>
         <w:jc w:val="both"/>
         <w:rPr/>
@@ -13178,7 +12937,7 @@
     </w:p>
     <w:p>
       <w:pPr>
-        <w:spacing w:before="0" w:after="0" w:line="240" w:lineRule="auto"/>
+        <w:spacing w:before="0" w:after="0" w:line="480" w:lineRule="auto"/>
         <w:ind w:firstLine="720"/>
         <w:jc w:val="both"/>
         <w:rPr/>
@@ -13233,7 +12992,8 @@
     </w:p>
     <w:p>
       <w:pPr>
-        <w:spacing w:before="0" w:after="0" w:line="240" w:lineRule="auto"/>
+        <w:keepNext w:val="1"/>
+        <w:spacing w:before="120" w:after="0" w:line="480" w:lineRule="auto"/>
         <w:jc w:val="left"/>
         <w:rPr/>
       </w:pPr>
@@ -13258,7 +13018,9 @@
     </w:p>
     <w:p>
       <w:pPr>
-        <w:spacing w:before="0" w:after="0" w:line="240" w:lineRule="auto"/>
+        <w:keepNext w:val="1"/>
+        <w:keepLines w:val="1"/>
+        <w:spacing w:before="0" w:after="0" w:line="480" w:lineRule="auto"/>
         <w:ind w:firstLine="720"/>
         <w:jc w:val="both"/>
         <w:rPr/>
@@ -13988,6 +13750,7 @@
     </w:tbl>
     <w:p>
       <w:pPr>
+        <w:keepNext w:val="1"/>
         <w:spacing w:before="120" w:after="0" w:line="480" w:lineRule="auto"/>
         <w:jc w:val="left"/>
         <w:rPr/>
@@ -14013,7 +13776,9 @@
     </w:p>
     <w:p>
       <w:pPr>
-        <w:spacing w:before="0" w:after="0" w:line="240" w:lineRule="auto"/>
+        <w:keepNext w:val="1"/>
+        <w:keepLines w:val="1"/>
+        <w:spacing w:before="0" w:after="0" w:line="480" w:lineRule="auto"/>
         <w:ind w:firstLine="720"/>
         <w:jc w:val="both"/>
         <w:rPr/>
@@ -14672,6 +14437,7 @@
     </w:tbl>
     <w:p>
       <w:pPr>
+        <w:keepNext w:val="1"/>
         <w:spacing w:before="120" w:after="0" w:line="480" w:lineRule="auto"/>
         <w:jc w:val="left"/>
         <w:rPr/>
@@ -14697,7 +14463,9 @@
     </w:p>
     <w:p>
       <w:pPr>
-        <w:spacing w:before="0" w:after="0" w:line="240" w:lineRule="auto"/>
+        <w:keepNext w:val="1"/>
+        <w:keepLines w:val="1"/>
+        <w:spacing w:before="0" w:after="0" w:line="480" w:lineRule="auto"/>
         <w:ind w:firstLine="720"/>
         <w:jc w:val="both"/>
         <w:rPr/>
@@ -15221,6 +14989,7 @@
     </w:tbl>
     <w:p>
       <w:pPr>
+        <w:keepNext w:val="1"/>
         <w:spacing w:before="120" w:after="0" w:line="480" w:lineRule="auto"/>
         <w:jc w:val="left"/>
         <w:rPr/>
@@ -15246,7 +15015,7 @@
     </w:p>
     <w:p>
       <w:pPr>
-        <w:spacing w:before="0" w:after="0" w:line="240" w:lineRule="auto"/>
+        <w:spacing w:before="0" w:after="0" w:line="480" w:lineRule="auto"/>
         <w:ind w:firstLine="720"/>
         <w:jc w:val="both"/>
         <w:rPr/>
@@ -15509,7 +15278,7 @@
     </w:p>
     <w:p>
       <w:pPr>
-        <w:spacing w:before="0" w:after="0" w:line="240" w:lineRule="auto"/>
+        <w:spacing w:before="0" w:after="0" w:line="480" w:lineRule="auto"/>
         <w:ind w:firstLine="720"/>
         <w:jc w:val="both"/>
         <w:rPr/>
@@ -15545,7 +15314,8 @@
     </w:p>
     <w:p>
       <w:pPr>
-        <w:spacing w:before="0" w:after="0" w:line="240" w:lineRule="auto"/>
+        <w:keepNext w:val="1"/>
+        <w:spacing w:before="120" w:after="0" w:line="480" w:lineRule="auto"/>
         <w:jc w:val="left"/>
         <w:rPr/>
       </w:pPr>
@@ -15570,7 +15340,9 @@
     </w:p>
     <w:p>
       <w:pPr>
-        <w:spacing w:before="0" w:after="0" w:line="240" w:lineRule="auto"/>
+        <w:keepNext w:val="1"/>
+        <w:keepLines w:val="1"/>
+        <w:spacing w:before="0" w:after="0" w:line="480" w:lineRule="auto"/>
         <w:ind w:firstLine="720"/>
         <w:jc w:val="both"/>
         <w:rPr/>
@@ -16115,7 +15887,7 @@
     </w:p>
     <w:p>
       <w:pPr>
-        <w:spacing w:before="0" w:after="0" w:line="240" w:lineRule="auto"/>
+        <w:spacing w:before="0" w:after="0" w:line="480" w:lineRule="auto"/>
         <w:ind w:firstLine="720"/>
         <w:jc w:val="both"/>
         <w:rPr/>
@@ -16142,7 +15914,9 @@
     </w:p>
     <w:p>
       <w:pPr>
-        <w:spacing w:before="0" w:after="0" w:line="240" w:lineRule="auto"/>
+        <w:keepNext w:val="1"/>
+        <w:keepLines w:val="1"/>
+        <w:spacing w:before="120" w:after="0" w:line="480" w:lineRule="auto"/>
         <w:jc w:val="left"/>
         <w:rPr/>
       </w:pPr>
@@ -16545,6 +16319,7 @@
     </w:tbl>
     <w:p>
       <w:pPr>
+        <w:keepNext w:val="1"/>
         <w:spacing w:before="120" w:after="0" w:line="480" w:lineRule="auto"/>
         <w:jc w:val="left"/>
         <w:rPr/>
@@ -16570,7 +16345,9 @@
     </w:p>
     <w:p>
       <w:pPr>
-        <w:spacing w:before="0" w:after="0" w:line="240" w:lineRule="auto"/>
+        <w:keepNext w:val="1"/>
+        <w:keepLines w:val="1"/>
+        <w:spacing w:before="0" w:after="0" w:line="480" w:lineRule="auto"/>
         <w:ind w:firstLine="720"/>
         <w:jc w:val="both"/>
         <w:rPr/>
@@ -16974,10 +16751,9 @@
     </w:tbl>
     <w:p>
       <w:pPr>
-        <w:keepNext w:val="1"/>
         <w:keepLines w:val="1"/>
         <w:pageBreakBefore w:val="1"/>
-        <w:spacing w:before="360" w:after="360" w:line="480" w:lineRule="auto"/>
+        <w:spacing w:before="720" w:after="720" w:line="480" w:lineRule="auto"/>
         <w:jc w:val="left"/>
         <w:rPr/>
       </w:pPr>
@@ -17800,9 +17576,8 @@
     </w:p>
     <w:p>
       <w:pPr>
-        <w:keepNext w:val="1"/>
         <w:keepLines w:val="1"/>
-        <w:spacing w:before="0" w:after="360" w:line="480" w:lineRule="auto"/>
+        <w:spacing w:before="0" w:after="720" w:line="480" w:lineRule="auto"/>
         <w:jc w:val="left"/>
         <w:rPr/>
       </w:pPr>
@@ -27789,7 +27564,7 @@
     <w:sectPr>
       <w:type w:val="nextPage"/>
       <w:pgSz w:h="16838" w:w="11906" w:orient="portrait"/>
-      <w:pgMar w:bottom="1440" w:top="1440" w:left="1440" w:right="1440" w:header="360" w:footer="360"/>
+      <w:pgMar w:bottom="1440" w:top="1440" w:left="2160" w:right="1440" w:header="360" w:footer="360"/>
     </w:sectPr>
   </w:body>
 </w:document>

--- a/thesis/003_ThesisProposal_Draft_013.docx
+++ b/thesis/003_ThesisProposal_Draft_013.docx
@@ -1500,7 +1500,7 @@
     </w:p>
     <w:p>
       <w:pPr>
-        <w:spacing w:before="120" w:after="240"/>
+        <w:spacing w:before="120" w:after="240" w:line="480" w:lineRule="auto"/>
         <w:jc w:val="center"/>
       </w:pPr>
       <w:r>
@@ -3149,6 +3149,7 @@
           </w:tcPr>
           <w:p>
             <w:pPr>
+              <w:spacing w:before="0" w:after="0" w:line="480" w:lineRule="auto"/>
               <w:rPr/>
             </w:pPr>
             <w:r>
@@ -3179,6 +3180,7 @@
           </w:tcPr>
           <w:p>
             <w:pPr>
+              <w:spacing w:before="0" w:after="0" w:line="480" w:lineRule="auto"/>
               <w:rPr/>
             </w:pPr>
             <w:r>
@@ -3209,6 +3211,7 @@
           </w:tcPr>
           <w:p>
             <w:pPr>
+              <w:spacing w:before="0" w:after="0" w:line="480" w:lineRule="auto"/>
               <w:rPr/>
             </w:pPr>
             <w:r>
@@ -3239,6 +3242,7 @@
           </w:tcPr>
           <w:p>
             <w:pPr>
+              <w:spacing w:before="0" w:after="0" w:line="480" w:lineRule="auto"/>
               <w:rPr/>
             </w:pPr>
             <w:r>
@@ -3269,6 +3273,7 @@
           </w:tcPr>
           <w:p>
             <w:pPr>
+              <w:spacing w:before="0" w:after="0" w:line="480" w:lineRule="auto"/>
               <w:rPr/>
             </w:pPr>
             <w:r>
@@ -3299,6 +3304,7 @@
           </w:tcPr>
           <w:p>
             <w:pPr>
+              <w:spacing w:before="0" w:after="0" w:line="480" w:lineRule="auto"/>
               <w:rPr/>
             </w:pPr>
             <w:r>
@@ -3331,6 +3337,7 @@
           <w:tcPr/>
           <w:p>
             <w:pPr>
+              <w:spacing w:before="0" w:after="0" w:line="480" w:lineRule="auto"/>
               <w:rPr/>
             </w:pPr>
             <w:r>
@@ -3357,6 +3364,7 @@
           <w:tcPr/>
           <w:p>
             <w:pPr>
+              <w:spacing w:before="0" w:after="0" w:line="480" w:lineRule="auto"/>
               <w:rPr/>
             </w:pPr>
             <w:r>
@@ -3383,6 +3391,7 @@
           <w:tcPr/>
           <w:p>
             <w:pPr>
+              <w:spacing w:before="0" w:after="0" w:line="480" w:lineRule="auto"/>
               <w:rPr/>
             </w:pPr>
             <w:r>
@@ -3409,6 +3418,7 @@
           <w:tcPr/>
           <w:p>
             <w:pPr>
+              <w:spacing w:before="0" w:after="0" w:line="480" w:lineRule="auto"/>
               <w:rPr/>
             </w:pPr>
             <w:r>
@@ -3435,6 +3445,7 @@
           <w:tcPr/>
           <w:p>
             <w:pPr>
+              <w:spacing w:before="0" w:after="0" w:line="480" w:lineRule="auto"/>
               <w:rPr/>
             </w:pPr>
             <w:r>
@@ -3461,6 +3472,7 @@
           <w:tcPr/>
           <w:p>
             <w:pPr>
+              <w:spacing w:before="0" w:after="0" w:line="480" w:lineRule="auto"/>
               <w:rPr/>
             </w:pPr>
             <w:r>
@@ -3493,6 +3505,7 @@
           <w:tcPr/>
           <w:p>
             <w:pPr>
+              <w:spacing w:before="0" w:after="0" w:line="480" w:lineRule="auto"/>
               <w:rPr/>
             </w:pPr>
             <w:r>
@@ -3519,6 +3532,7 @@
           <w:tcPr/>
           <w:p>
             <w:pPr>
+              <w:spacing w:before="0" w:after="0" w:line="480" w:lineRule="auto"/>
               <w:rPr/>
             </w:pPr>
             <w:r>
@@ -3545,6 +3559,7 @@
           <w:tcPr/>
           <w:p>
             <w:pPr>
+              <w:spacing w:before="0" w:after="0" w:line="480" w:lineRule="auto"/>
               <w:rPr/>
             </w:pPr>
             <w:r>
@@ -3571,6 +3586,7 @@
           <w:tcPr/>
           <w:p>
             <w:pPr>
+              <w:spacing w:before="0" w:after="0" w:line="480" w:lineRule="auto"/>
               <w:rPr/>
             </w:pPr>
             <w:r>
@@ -3597,6 +3613,7 @@
           <w:tcPr/>
           <w:p>
             <w:pPr>
+              <w:spacing w:before="0" w:after="0" w:line="480" w:lineRule="auto"/>
               <w:rPr/>
             </w:pPr>
             <w:r>
@@ -3623,6 +3640,7 @@
           <w:tcPr/>
           <w:p>
             <w:pPr>
+              <w:spacing w:before="0" w:after="0" w:line="480" w:lineRule="auto"/>
               <w:rPr/>
             </w:pPr>
             <w:r>
@@ -3655,6 +3673,7 @@
           <w:tcPr/>
           <w:p>
             <w:pPr>
+              <w:spacing w:before="0" w:after="0" w:line="480" w:lineRule="auto"/>
               <w:rPr/>
             </w:pPr>
             <w:r>
@@ -3681,6 +3700,7 @@
           <w:tcPr/>
           <w:p>
             <w:pPr>
+              <w:spacing w:before="0" w:after="0" w:line="480" w:lineRule="auto"/>
               <w:rPr/>
             </w:pPr>
             <w:r>
@@ -3707,6 +3727,7 @@
           <w:tcPr/>
           <w:p>
             <w:pPr>
+              <w:spacing w:before="0" w:after="0" w:line="480" w:lineRule="auto"/>
               <w:rPr/>
             </w:pPr>
             <w:r>
@@ -3733,6 +3754,7 @@
           <w:tcPr/>
           <w:p>
             <w:pPr>
+              <w:spacing w:before="0" w:after="0" w:line="480" w:lineRule="auto"/>
               <w:rPr/>
             </w:pPr>
             <w:r>
@@ -3759,6 +3781,7 @@
           <w:tcPr/>
           <w:p>
             <w:pPr>
+              <w:spacing w:before="0" w:after="0" w:line="480" w:lineRule="auto"/>
               <w:rPr/>
             </w:pPr>
             <w:r>
@@ -3785,6 +3808,7 @@
           <w:tcPr/>
           <w:p>
             <w:pPr>
+              <w:spacing w:before="0" w:after="0" w:line="480" w:lineRule="auto"/>
               <w:rPr/>
             </w:pPr>
             <w:r>
@@ -3817,6 +3841,7 @@
           <w:tcPr/>
           <w:p>
             <w:pPr>
+              <w:spacing w:before="0" w:after="0" w:line="480" w:lineRule="auto"/>
               <w:rPr/>
             </w:pPr>
             <w:r>
@@ -3843,6 +3868,7 @@
           <w:tcPr/>
           <w:p>
             <w:pPr>
+              <w:spacing w:before="0" w:after="0" w:line="480" w:lineRule="auto"/>
               <w:rPr/>
             </w:pPr>
             <w:r>
@@ -3869,6 +3895,7 @@
           <w:tcPr/>
           <w:p>
             <w:pPr>
+              <w:spacing w:before="0" w:after="0" w:line="480" w:lineRule="auto"/>
               <w:rPr/>
             </w:pPr>
             <w:r>
@@ -3895,6 +3922,7 @@
           <w:tcPr/>
           <w:p>
             <w:pPr>
+              <w:spacing w:before="0" w:after="0" w:line="480" w:lineRule="auto"/>
               <w:rPr/>
             </w:pPr>
             <w:r>
@@ -3921,6 +3949,7 @@
           <w:tcPr/>
           <w:p>
             <w:pPr>
+              <w:spacing w:before="0" w:after="0" w:line="480" w:lineRule="auto"/>
               <w:rPr/>
             </w:pPr>
             <w:r>
@@ -3947,6 +3976,7 @@
           <w:tcPr/>
           <w:p>
             <w:pPr>
+              <w:spacing w:before="0" w:after="0" w:line="480" w:lineRule="auto"/>
               <w:rPr/>
             </w:pPr>
             <w:r>
@@ -3979,6 +4009,7 @@
           <w:tcPr/>
           <w:p>
             <w:pPr>
+              <w:spacing w:before="0" w:after="0" w:line="480" w:lineRule="auto"/>
               <w:rPr/>
             </w:pPr>
             <w:r>
@@ -4005,6 +4036,7 @@
           <w:tcPr/>
           <w:p>
             <w:pPr>
+              <w:spacing w:before="0" w:after="0" w:line="480" w:lineRule="auto"/>
               <w:rPr/>
             </w:pPr>
             <w:r>
@@ -4031,6 +4063,7 @@
           <w:tcPr/>
           <w:p>
             <w:pPr>
+              <w:spacing w:before="0" w:after="0" w:line="480" w:lineRule="auto"/>
               <w:rPr/>
             </w:pPr>
             <w:r>
@@ -4057,6 +4090,7 @@
           <w:tcPr/>
           <w:p>
             <w:pPr>
+              <w:spacing w:before="0" w:after="0" w:line="480" w:lineRule="auto"/>
               <w:rPr/>
             </w:pPr>
             <w:r>
@@ -4083,6 +4117,7 @@
           <w:tcPr/>
           <w:p>
             <w:pPr>
+              <w:spacing w:before="0" w:after="0" w:line="480" w:lineRule="auto"/>
               <w:rPr/>
             </w:pPr>
             <w:r>
@@ -4109,6 +4144,7 @@
           <w:tcPr/>
           <w:p>
             <w:pPr>
+              <w:spacing w:before="0" w:after="0" w:line="480" w:lineRule="auto"/>
               <w:rPr/>
             </w:pPr>
             <w:r>
@@ -4431,6 +4467,7 @@
           </w:tcPr>
           <w:p>
             <w:pPr>
+              <w:spacing w:before="0" w:after="0" w:line="480" w:lineRule="auto"/>
               <w:rPr/>
             </w:pPr>
             <w:r>
@@ -4461,6 +4498,7 @@
           </w:tcPr>
           <w:p>
             <w:pPr>
+              <w:spacing w:before="0" w:after="0" w:line="480" w:lineRule="auto"/>
               <w:rPr/>
             </w:pPr>
             <w:r>
@@ -4491,6 +4529,7 @@
           </w:tcPr>
           <w:p>
             <w:pPr>
+              <w:spacing w:before="0" w:after="0" w:line="480" w:lineRule="auto"/>
               <w:rPr/>
             </w:pPr>
             <w:r>
@@ -4523,6 +4562,7 @@
           <w:tcPr/>
           <w:p>
             <w:pPr>
+              <w:spacing w:before="0" w:after="0" w:line="480" w:lineRule="auto"/>
               <w:rPr/>
             </w:pPr>
             <w:r>
@@ -4549,6 +4589,7 @@
           <w:tcPr/>
           <w:p>
             <w:pPr>
+              <w:spacing w:before="0" w:after="0" w:line="480" w:lineRule="auto"/>
               <w:rPr/>
             </w:pPr>
             <w:r>
@@ -4575,6 +4616,7 @@
           <w:tcPr/>
           <w:p>
             <w:pPr>
+              <w:spacing w:before="0" w:after="0" w:line="480" w:lineRule="auto"/>
               <w:rPr/>
             </w:pPr>
             <w:r>
@@ -4607,6 +4649,7 @@
           <w:tcPr/>
           <w:p>
             <w:pPr>
+              <w:spacing w:before="0" w:after="0" w:line="480" w:lineRule="auto"/>
               <w:rPr/>
             </w:pPr>
             <w:r>
@@ -4633,6 +4676,7 @@
           <w:tcPr/>
           <w:p>
             <w:pPr>
+              <w:spacing w:before="0" w:after="0" w:line="480" w:lineRule="auto"/>
               <w:rPr/>
             </w:pPr>
             <w:r>
@@ -4659,6 +4703,7 @@
           <w:tcPr/>
           <w:p>
             <w:pPr>
+              <w:spacing w:before="0" w:after="0" w:line="480" w:lineRule="auto"/>
               <w:rPr/>
             </w:pPr>
             <w:r>
@@ -4691,6 +4736,7 @@
           <w:tcPr/>
           <w:p>
             <w:pPr>
+              <w:spacing w:before="0" w:after="0" w:line="480" w:lineRule="auto"/>
               <w:rPr/>
             </w:pPr>
             <w:r>
@@ -4717,6 +4763,7 @@
           <w:tcPr/>
           <w:p>
             <w:pPr>
+              <w:spacing w:before="0" w:after="0" w:line="480" w:lineRule="auto"/>
               <w:rPr/>
             </w:pPr>
             <w:r>
@@ -4743,6 +4790,7 @@
           <w:tcPr/>
           <w:p>
             <w:pPr>
+              <w:spacing w:before="0" w:after="0" w:line="480" w:lineRule="auto"/>
               <w:rPr/>
             </w:pPr>
             <w:r>
@@ -4775,6 +4823,7 @@
           <w:tcPr/>
           <w:p>
             <w:pPr>
+              <w:spacing w:before="0" w:after="0" w:line="480" w:lineRule="auto"/>
               <w:rPr/>
             </w:pPr>
             <w:r>
@@ -4801,6 +4850,7 @@
           <w:tcPr/>
           <w:p>
             <w:pPr>
+              <w:spacing w:before="0" w:after="0" w:line="480" w:lineRule="auto"/>
               <w:rPr/>
             </w:pPr>
             <w:r>
@@ -4827,6 +4877,7 @@
           <w:tcPr/>
           <w:p>
             <w:pPr>
+              <w:spacing w:before="0" w:after="0" w:line="480" w:lineRule="auto"/>
               <w:rPr/>
             </w:pPr>
             <w:r>
@@ -4859,6 +4910,7 @@
           <w:tcPr/>
           <w:p>
             <w:pPr>
+              <w:spacing w:before="0" w:after="0" w:line="480" w:lineRule="auto"/>
               <w:rPr/>
             </w:pPr>
             <w:r>
@@ -4885,6 +4937,7 @@
           <w:tcPr/>
           <w:p>
             <w:pPr>
+              <w:spacing w:before="0" w:after="0" w:line="480" w:lineRule="auto"/>
               <w:rPr/>
             </w:pPr>
             <w:r>
@@ -4911,6 +4964,7 @@
           <w:tcPr/>
           <w:p>
             <w:pPr>
+              <w:spacing w:before="0" w:after="0" w:line="480" w:lineRule="auto"/>
               <w:rPr/>
             </w:pPr>
             <w:r>
@@ -5061,6 +5115,7 @@
           </w:tcPr>
           <w:p>
             <w:pPr>
+              <w:spacing w:before="0" w:after="0" w:line="480" w:lineRule="auto"/>
               <w:rPr/>
             </w:pPr>
             <w:r>
@@ -5091,6 +5146,7 @@
           </w:tcPr>
           <w:p>
             <w:pPr>
+              <w:spacing w:before="0" w:after="0" w:line="480" w:lineRule="auto"/>
               <w:rPr/>
             </w:pPr>
             <w:r>
@@ -5121,6 +5177,7 @@
           </w:tcPr>
           <w:p>
             <w:pPr>
+              <w:spacing w:before="0" w:after="0" w:line="480" w:lineRule="auto"/>
               <w:rPr/>
             </w:pPr>
             <w:r>
@@ -5151,6 +5208,7 @@
           </w:tcPr>
           <w:p>
             <w:pPr>
+              <w:spacing w:before="0" w:after="0" w:line="480" w:lineRule="auto"/>
               <w:rPr/>
             </w:pPr>
             <w:r>
@@ -5181,6 +5239,7 @@
           </w:tcPr>
           <w:p>
             <w:pPr>
+              <w:spacing w:before="0" w:after="0" w:line="480" w:lineRule="auto"/>
               <w:rPr>
                 <w:rFonts w:ascii="Georgia" w:cs="Georgia" w:eastAsia="Georgia" w:hAnsi="Georgia"/>
                 <w:b w:val="1"/>
@@ -5207,6 +5266,7 @@
           </w:p>
           <w:p>
             <w:pPr>
+              <w:spacing w:before="0" w:after="0" w:line="480" w:lineRule="auto"/>
               <w:rPr/>
             </w:pPr>
             <w:r>
@@ -5237,6 +5297,7 @@
           </w:tcPr>
           <w:p>
             <w:pPr>
+              <w:spacing w:before="0" w:after="0" w:line="480" w:lineRule="auto"/>
               <w:rPr/>
             </w:pPr>
             <w:r>
@@ -5269,6 +5330,7 @@
           <w:tcPr/>
           <w:p>
             <w:pPr>
+              <w:spacing w:before="0" w:after="0" w:line="480" w:lineRule="auto"/>
               <w:rPr/>
             </w:pPr>
             <w:r>
@@ -5295,6 +5357,7 @@
           <w:tcPr/>
           <w:p>
             <w:pPr>
+              <w:spacing w:before="0" w:after="0" w:line="480" w:lineRule="auto"/>
               <w:rPr/>
             </w:pPr>
             <w:r>
@@ -5321,6 +5384,7 @@
           <w:tcPr/>
           <w:p>
             <w:pPr>
+              <w:spacing w:before="0" w:after="0" w:line="480" w:lineRule="auto"/>
               <w:rPr/>
             </w:pPr>
             <w:r>
@@ -5347,6 +5411,7 @@
           <w:tcPr/>
           <w:p>
             <w:pPr>
+              <w:spacing w:before="0" w:after="0" w:line="480" w:lineRule="auto"/>
               <w:rPr/>
             </w:pPr>
             <w:r>
@@ -5373,6 +5438,7 @@
           <w:tcPr/>
           <w:p>
             <w:pPr>
+              <w:spacing w:before="0" w:after="0" w:line="480" w:lineRule="auto"/>
               <w:rPr/>
             </w:pPr>
             <w:r>
@@ -5399,6 +5465,7 @@
           <w:tcPr/>
           <w:p>
             <w:pPr>
+              <w:spacing w:before="0" w:after="0" w:line="480" w:lineRule="auto"/>
               <w:rPr/>
             </w:pPr>
             <w:r>
@@ -5431,6 +5498,7 @@
           <w:tcPr/>
           <w:p>
             <w:pPr>
+              <w:spacing w:before="0" w:after="0" w:line="480" w:lineRule="auto"/>
               <w:rPr/>
             </w:pPr>
             <w:r>
@@ -5457,6 +5525,7 @@
           <w:tcPr/>
           <w:p>
             <w:pPr>
+              <w:spacing w:before="0" w:after="0" w:line="480" w:lineRule="auto"/>
               <w:rPr/>
             </w:pPr>
             <w:r>
@@ -5483,6 +5552,7 @@
           <w:tcPr/>
           <w:p>
             <w:pPr>
+              <w:spacing w:before="0" w:after="0" w:line="480" w:lineRule="auto"/>
               <w:rPr/>
             </w:pPr>
             <w:r>
@@ -5509,6 +5579,7 @@
           <w:tcPr/>
           <w:p>
             <w:pPr>
+              <w:spacing w:before="0" w:after="0" w:line="480" w:lineRule="auto"/>
               <w:rPr/>
             </w:pPr>
             <w:r>
@@ -5535,6 +5606,7 @@
           <w:tcPr/>
           <w:p>
             <w:pPr>
+              <w:spacing w:before="0" w:after="0" w:line="480" w:lineRule="auto"/>
               <w:rPr/>
             </w:pPr>
             <w:r>
@@ -5561,6 +5633,7 @@
           <w:tcPr/>
           <w:p>
             <w:pPr>
+              <w:spacing w:before="0" w:after="0" w:line="480" w:lineRule="auto"/>
               <w:rPr/>
             </w:pPr>
             <w:r>
@@ -5593,6 +5666,7 @@
           <w:tcPr/>
           <w:p>
             <w:pPr>
+              <w:spacing w:before="0" w:after="0" w:line="480" w:lineRule="auto"/>
               <w:rPr/>
             </w:pPr>
             <w:r>
@@ -5619,6 +5693,7 @@
           <w:tcPr/>
           <w:p>
             <w:pPr>
+              <w:spacing w:before="0" w:after="0" w:line="480" w:lineRule="auto"/>
               <w:rPr/>
             </w:pPr>
             <w:r>
@@ -5645,6 +5720,7 @@
           <w:tcPr/>
           <w:p>
             <w:pPr>
+              <w:spacing w:before="0" w:after="0" w:line="480" w:lineRule="auto"/>
               <w:rPr/>
             </w:pPr>
             <w:r>
@@ -5671,6 +5747,7 @@
           <w:tcPr/>
           <w:p>
             <w:pPr>
+              <w:spacing w:before="0" w:after="0" w:line="480" w:lineRule="auto"/>
               <w:rPr/>
             </w:pPr>
             <w:r>
@@ -5697,6 +5774,7 @@
           <w:tcPr/>
           <w:p>
             <w:pPr>
+              <w:spacing w:before="0" w:after="0" w:line="480" w:lineRule="auto"/>
               <w:rPr/>
             </w:pPr>
             <w:r>
@@ -5723,6 +5801,7 @@
           <w:tcPr/>
           <w:p>
             <w:pPr>
+              <w:spacing w:before="0" w:after="0" w:line="480" w:lineRule="auto"/>
               <w:rPr/>
             </w:pPr>
             <w:r>
@@ -5755,6 +5834,7 @@
           <w:tcPr/>
           <w:p>
             <w:pPr>
+              <w:spacing w:before="0" w:after="0" w:line="480" w:lineRule="auto"/>
               <w:rPr/>
             </w:pPr>
             <w:r>
@@ -5781,6 +5861,7 @@
           <w:tcPr/>
           <w:p>
             <w:pPr>
+              <w:spacing w:before="0" w:after="0" w:line="480" w:lineRule="auto"/>
               <w:rPr/>
             </w:pPr>
             <w:r>
@@ -5807,6 +5888,7 @@
           <w:tcPr/>
           <w:p>
             <w:pPr>
+              <w:spacing w:before="0" w:after="0" w:line="480" w:lineRule="auto"/>
               <w:rPr/>
             </w:pPr>
             <w:r>
@@ -5833,6 +5915,7 @@
           <w:tcPr/>
           <w:p>
             <w:pPr>
+              <w:spacing w:before="0" w:after="0" w:line="480" w:lineRule="auto"/>
               <w:rPr/>
             </w:pPr>
             <w:r>
@@ -5859,6 +5942,7 @@
           <w:tcPr/>
           <w:p>
             <w:pPr>
+              <w:spacing w:before="0" w:after="0" w:line="480" w:lineRule="auto"/>
               <w:rPr/>
             </w:pPr>
             <w:r>
@@ -5885,6 +5969,7 @@
           <w:tcPr/>
           <w:p>
             <w:pPr>
+              <w:spacing w:before="0" w:after="0" w:line="480" w:lineRule="auto"/>
               <w:rPr/>
             </w:pPr>
             <w:r>
@@ -6144,6 +6229,7 @@
           </w:tcPr>
           <w:p>
             <w:pPr>
+              <w:spacing w:before="0" w:after="0" w:line="480" w:lineRule="auto"/>
               <w:rPr/>
             </w:pPr>
             <w:r>
@@ -6174,6 +6260,7 @@
           </w:tcPr>
           <w:p>
             <w:pPr>
+              <w:spacing w:before="0" w:after="0" w:line="480" w:lineRule="auto"/>
               <w:rPr/>
             </w:pPr>
             <w:r>
@@ -6204,6 +6291,7 @@
           </w:tcPr>
           <w:p>
             <w:pPr>
+              <w:spacing w:before="0" w:after="0" w:line="480" w:lineRule="auto"/>
               <w:rPr/>
             </w:pPr>
             <w:r>
@@ -6234,6 +6322,7 @@
           </w:tcPr>
           <w:p>
             <w:pPr>
+              <w:spacing w:before="0" w:after="0" w:line="480" w:lineRule="auto"/>
               <w:rPr/>
             </w:pPr>
             <w:r>
@@ -6264,6 +6353,7 @@
           </w:tcPr>
           <w:p>
             <w:pPr>
+              <w:spacing w:before="0" w:after="0" w:line="480" w:lineRule="auto"/>
               <w:rPr/>
             </w:pPr>
             <w:r>
@@ -6294,6 +6384,7 @@
           </w:tcPr>
           <w:p>
             <w:pPr>
+              <w:spacing w:before="0" w:after="0" w:line="480" w:lineRule="auto"/>
               <w:rPr/>
             </w:pPr>
             <w:r>
@@ -6324,6 +6415,7 @@
           </w:tcPr>
           <w:p>
             <w:pPr>
+              <w:spacing w:before="0" w:after="0" w:line="480" w:lineRule="auto"/>
               <w:rPr>
                 <w:b w:val="1"/>
                 <w:bCs w:val="1"/>
@@ -6352,6 +6444,7 @@
           </w:p>
           <w:p>
             <w:pPr>
+              <w:spacing w:before="0" w:after="0" w:line="480" w:lineRule="auto"/>
               <w:rPr/>
             </w:pPr>
             <w:r>
@@ -6382,6 +6475,7 @@
           </w:tcPr>
           <w:p>
             <w:pPr>
+              <w:spacing w:before="0" w:after="0" w:line="480" w:lineRule="auto"/>
               <w:rPr>
                 <w:rFonts w:ascii="Georgia" w:cs="Georgia" w:eastAsia="Georgia" w:hAnsi="Georgia"/>
                 <w:b w:val="1"/>
@@ -6408,6 +6502,7 @@
           </w:p>
           <w:p>
             <w:pPr>
+              <w:spacing w:before="0" w:after="0" w:line="480" w:lineRule="auto"/>
               <w:rPr/>
             </w:pPr>
             <w:r>
@@ -6440,6 +6535,7 @@
           <w:tcPr/>
           <w:p>
             <w:pPr>
+              <w:spacing w:before="0" w:after="0" w:line="480" w:lineRule="auto"/>
               <w:rPr/>
             </w:pPr>
             <w:r>
@@ -6466,6 +6562,7 @@
           <w:tcPr/>
           <w:p>
             <w:pPr>
+              <w:spacing w:before="0" w:after="0" w:line="480" w:lineRule="auto"/>
               <w:rPr/>
             </w:pPr>
             <w:r>
@@ -6492,6 +6589,7 @@
           <w:tcPr/>
           <w:p>
             <w:pPr>
+              <w:spacing w:before="0" w:after="0" w:line="480" w:lineRule="auto"/>
               <w:rPr/>
             </w:pPr>
             <w:r>
@@ -6518,6 +6616,7 @@
           <w:tcPr/>
           <w:p>
             <w:pPr>
+              <w:spacing w:before="0" w:after="0" w:line="480" w:lineRule="auto"/>
               <w:rPr/>
             </w:pPr>
             <w:r>
@@ -6544,6 +6643,7 @@
           <w:tcPr/>
           <w:p>
             <w:pPr>
+              <w:spacing w:before="0" w:after="0" w:line="480" w:lineRule="auto"/>
               <w:rPr/>
             </w:pPr>
             <w:r>
@@ -6570,6 +6670,7 @@
           <w:tcPr/>
           <w:p>
             <w:pPr>
+              <w:spacing w:before="0" w:after="0" w:line="480" w:lineRule="auto"/>
               <w:rPr/>
             </w:pPr>
             <w:r>
@@ -6596,6 +6697,7 @@
           <w:tcPr/>
           <w:p>
             <w:pPr>
+              <w:spacing w:before="0" w:after="0" w:line="480" w:lineRule="auto"/>
               <w:rPr/>
             </w:pPr>
             <w:r>
@@ -6622,6 +6724,7 @@
           <w:tcPr/>
           <w:p>
             <w:pPr>
+              <w:spacing w:before="0" w:after="0" w:line="480" w:lineRule="auto"/>
               <w:rPr/>
             </w:pPr>
             <w:r>
@@ -6654,6 +6757,7 @@
           <w:tcPr/>
           <w:p>
             <w:pPr>
+              <w:spacing w:before="0" w:after="0" w:line="480" w:lineRule="auto"/>
               <w:rPr/>
             </w:pPr>
             <w:r>
@@ -6680,6 +6784,7 @@
           <w:tcPr/>
           <w:p>
             <w:pPr>
+              <w:spacing w:before="0" w:after="0" w:line="480" w:lineRule="auto"/>
               <w:rPr/>
             </w:pPr>
             <w:r>
@@ -6706,6 +6811,7 @@
           <w:tcPr/>
           <w:p>
             <w:pPr>
+              <w:spacing w:before="0" w:after="0" w:line="480" w:lineRule="auto"/>
               <w:rPr/>
             </w:pPr>
             <w:r>
@@ -6732,6 +6838,7 @@
           <w:tcPr/>
           <w:p>
             <w:pPr>
+              <w:spacing w:before="0" w:after="0" w:line="480" w:lineRule="auto"/>
               <w:rPr/>
             </w:pPr>
             <w:r>
@@ -6758,6 +6865,7 @@
           <w:tcPr/>
           <w:p>
             <w:pPr>
+              <w:spacing w:before="0" w:after="0" w:line="480" w:lineRule="auto"/>
               <w:rPr/>
             </w:pPr>
             <w:r>
@@ -6784,6 +6892,7 @@
           <w:tcPr/>
           <w:p>
             <w:pPr>
+              <w:spacing w:before="0" w:after="0" w:line="480" w:lineRule="auto"/>
               <w:rPr/>
             </w:pPr>
             <w:r>
@@ -6810,6 +6919,7 @@
           <w:tcPr/>
           <w:p>
             <w:pPr>
+              <w:spacing w:before="0" w:after="0" w:line="480" w:lineRule="auto"/>
               <w:rPr/>
             </w:pPr>
             <w:r>
@@ -6836,6 +6946,7 @@
           <w:tcPr/>
           <w:p>
             <w:pPr>
+              <w:spacing w:before="0" w:after="0" w:line="480" w:lineRule="auto"/>
               <w:rPr/>
             </w:pPr>
             <w:r>
@@ -6868,6 +6979,7 @@
           <w:tcPr/>
           <w:p>
             <w:pPr>
+              <w:spacing w:before="0" w:after="0" w:line="480" w:lineRule="auto"/>
               <w:rPr/>
             </w:pPr>
             <w:r>
@@ -6894,6 +7006,7 @@
           <w:tcPr/>
           <w:p>
             <w:pPr>
+              <w:spacing w:before="0" w:after="0" w:line="480" w:lineRule="auto"/>
               <w:rPr/>
             </w:pPr>
             <w:r>
@@ -6920,6 +7033,7 @@
           <w:tcPr/>
           <w:p>
             <w:pPr>
+              <w:spacing w:before="0" w:after="0" w:line="480" w:lineRule="auto"/>
               <w:rPr/>
             </w:pPr>
             <w:r>
@@ -6946,6 +7060,7 @@
           <w:tcPr/>
           <w:p>
             <w:pPr>
+              <w:spacing w:before="0" w:after="0" w:line="480" w:lineRule="auto"/>
               <w:rPr/>
             </w:pPr>
             <w:r>
@@ -6972,6 +7087,7 @@
           <w:tcPr/>
           <w:p>
             <w:pPr>
+              <w:spacing w:before="0" w:after="0" w:line="480" w:lineRule="auto"/>
               <w:rPr/>
             </w:pPr>
             <w:r>
@@ -6998,6 +7114,7 @@
           <w:tcPr/>
           <w:p>
             <w:pPr>
+              <w:spacing w:before="0" w:after="0" w:line="480" w:lineRule="auto"/>
               <w:rPr/>
             </w:pPr>
             <w:r>
@@ -7024,6 +7141,7 @@
           <w:tcPr/>
           <w:p>
             <w:pPr>
+              <w:spacing w:before="0" w:after="0" w:line="480" w:lineRule="auto"/>
               <w:rPr/>
             </w:pPr>
             <w:r>
@@ -7050,6 +7168,7 @@
           <w:tcPr/>
           <w:p>
             <w:pPr>
+              <w:spacing w:before="0" w:after="0" w:line="480" w:lineRule="auto"/>
               <w:rPr/>
             </w:pPr>
             <w:r>
@@ -7082,6 +7201,7 @@
           <w:tcPr/>
           <w:p>
             <w:pPr>
+              <w:spacing w:before="0" w:after="0" w:line="480" w:lineRule="auto"/>
               <w:rPr/>
             </w:pPr>
             <w:r>
@@ -7108,6 +7228,7 @@
           <w:tcPr/>
           <w:p>
             <w:pPr>
+              <w:spacing w:before="0" w:after="0" w:line="480" w:lineRule="auto"/>
               <w:rPr/>
             </w:pPr>
             <w:r>
@@ -7134,6 +7255,7 @@
           <w:tcPr/>
           <w:p>
             <w:pPr>
+              <w:spacing w:before="0" w:after="0" w:line="480" w:lineRule="auto"/>
               <w:rPr/>
             </w:pPr>
             <w:r>
@@ -7160,6 +7282,7 @@
           <w:tcPr/>
           <w:p>
             <w:pPr>
+              <w:spacing w:before="0" w:after="0" w:line="480" w:lineRule="auto"/>
               <w:rPr/>
             </w:pPr>
             <w:r>
@@ -7186,6 +7309,7 @@
           <w:tcPr/>
           <w:p>
             <w:pPr>
+              <w:spacing w:before="0" w:after="0" w:line="480" w:lineRule="auto"/>
               <w:rPr/>
             </w:pPr>
             <w:r>
@@ -7212,6 +7336,7 @@
           <w:tcPr/>
           <w:p>
             <w:pPr>
+              <w:spacing w:before="0" w:after="0" w:line="480" w:lineRule="auto"/>
               <w:rPr/>
             </w:pPr>
             <w:r>
@@ -7238,6 +7363,7 @@
           <w:tcPr/>
           <w:p>
             <w:pPr>
+              <w:spacing w:before="0" w:after="0" w:line="480" w:lineRule="auto"/>
               <w:rPr/>
             </w:pPr>
             <w:r>
@@ -7264,6 +7390,7 @@
           <w:tcPr/>
           <w:p>
             <w:pPr>
+              <w:spacing w:before="0" w:after="0" w:line="480" w:lineRule="auto"/>
               <w:rPr/>
             </w:pPr>
             <w:r>
@@ -7539,6 +7666,7 @@
           </w:tcPr>
           <w:p>
             <w:pPr>
+              <w:spacing w:before="0" w:after="0" w:line="480" w:lineRule="auto"/>
               <w:rPr/>
             </w:pPr>
             <w:r>
@@ -7569,6 +7697,7 @@
           </w:tcPr>
           <w:p>
             <w:pPr>
+              <w:spacing w:before="0" w:after="0" w:line="480" w:lineRule="auto"/>
               <w:rPr/>
             </w:pPr>
             <w:r>
@@ -7599,6 +7728,7 @@
           </w:tcPr>
           <w:p>
             <w:pPr>
+              <w:spacing w:before="0" w:after="0" w:line="480" w:lineRule="auto"/>
               <w:rPr/>
             </w:pPr>
             <w:r>
@@ -7631,6 +7761,7 @@
           <w:tcPr/>
           <w:p>
             <w:pPr>
+              <w:spacing w:before="0" w:after="0" w:line="480" w:lineRule="auto"/>
               <w:rPr/>
             </w:pPr>
             <w:r>
@@ -7657,6 +7788,7 @@
           <w:tcPr/>
           <w:p>
             <w:pPr>
+              <w:spacing w:before="0" w:after="0" w:line="480" w:lineRule="auto"/>
               <w:rPr/>
             </w:pPr>
             <w:r>
@@ -7683,6 +7815,7 @@
           <w:tcPr/>
           <w:p>
             <w:pPr>
+              <w:spacing w:before="0" w:after="0" w:line="480" w:lineRule="auto"/>
               <w:rPr/>
             </w:pPr>
             <w:r>
@@ -7715,6 +7848,7 @@
           <w:tcPr/>
           <w:p>
             <w:pPr>
+              <w:spacing w:before="0" w:after="0" w:line="480" w:lineRule="auto"/>
               <w:rPr/>
             </w:pPr>
             <w:r>
@@ -7741,6 +7875,7 @@
           <w:tcPr/>
           <w:p>
             <w:pPr>
+              <w:spacing w:before="0" w:after="0" w:line="480" w:lineRule="auto"/>
               <w:rPr/>
             </w:pPr>
             <w:r>
@@ -7767,6 +7902,7 @@
           <w:tcPr/>
           <w:p>
             <w:pPr>
+              <w:spacing w:before="0" w:after="0" w:line="480" w:lineRule="auto"/>
               <w:rPr/>
             </w:pPr>
             <w:r>
@@ -7799,6 +7935,7 @@
           <w:tcPr/>
           <w:p>
             <w:pPr>
+              <w:spacing w:before="0" w:after="0" w:line="480" w:lineRule="auto"/>
               <w:rPr/>
             </w:pPr>
             <w:r>
@@ -7825,6 +7962,7 @@
           <w:tcPr/>
           <w:p>
             <w:pPr>
+              <w:spacing w:before="0" w:after="0" w:line="480" w:lineRule="auto"/>
               <w:rPr/>
             </w:pPr>
             <w:r>
@@ -7851,6 +7989,7 @@
           <w:tcPr/>
           <w:p>
             <w:pPr>
+              <w:spacing w:before="0" w:after="0" w:line="480" w:lineRule="auto"/>
               <w:rPr/>
             </w:pPr>
             <w:r>
@@ -7883,6 +8022,7 @@
           <w:tcPr/>
           <w:p>
             <w:pPr>
+              <w:spacing w:before="0" w:after="0" w:line="480" w:lineRule="auto"/>
               <w:rPr/>
             </w:pPr>
             <w:r>
@@ -7909,6 +8049,7 @@
           <w:tcPr/>
           <w:p>
             <w:pPr>
+              <w:spacing w:before="0" w:after="0" w:line="480" w:lineRule="auto"/>
               <w:rPr/>
             </w:pPr>
             <w:r>
@@ -7935,6 +8076,7 @@
           <w:tcPr/>
           <w:p>
             <w:pPr>
+              <w:spacing w:before="0" w:after="0" w:line="480" w:lineRule="auto"/>
               <w:rPr/>
             </w:pPr>
             <w:r>
@@ -9602,7 +9744,7 @@
     <w:p>
       <w:pPr>
         <w:keepNext w:val="1"/>
-        <w:spacing w:before="120" w:after="120" w:line="480" w:lineRule="auto"/>
+        <w:spacing w:before="120" w:after="120" w:line="240" w:lineRule="auto"/>
         <w:ind w:firstLine="720"/>
         <w:jc w:val="left"/>
         <w:rPr/>
@@ -9626,7 +9768,7 @@
     </w:p>
     <w:p>
       <w:pPr>
-        <w:spacing w:before="0" w:after="0" w:line="480" w:lineRule="auto"/>
+        <w:spacing w:before="0" w:after="0" w:line="240" w:lineRule="auto"/>
         <w:jc w:val="left"/>
         <w:rPr/>
       </w:pPr>
@@ -9650,7 +9792,7 @@
     <w:p>
       <w:pPr>
         <w:keepNext w:val="1"/>
-        <w:spacing w:before="120" w:after="0" w:line="480" w:lineRule="auto"/>
+        <w:spacing w:before="120" w:after="0" w:line="240" w:lineRule="auto"/>
         <w:jc w:val="left"/>
         <w:rPr/>
       </w:pPr>
@@ -9673,7 +9815,7 @@
     </w:p>
     <w:p>
       <w:pPr>
-        <w:spacing w:before="0" w:after="0" w:line="480" w:lineRule="auto"/>
+        <w:spacing w:before="0" w:after="0" w:line="240" w:lineRule="auto"/>
         <w:ind w:left="240" w:firstLine="0"/>
         <w:jc w:val="left"/>
         <w:rPr/>
@@ -9697,7 +9839,7 @@
     </w:p>
     <w:p>
       <w:pPr>
-        <w:spacing w:before="0" w:after="0" w:line="480" w:lineRule="auto"/>
+        <w:spacing w:before="0" w:after="0" w:line="240" w:lineRule="auto"/>
         <w:ind w:left="240" w:firstLine="0"/>
         <w:jc w:val="left"/>
         <w:rPr/>
@@ -9721,7 +9863,7 @@
     </w:p>
     <w:p>
       <w:pPr>
-        <w:spacing w:before="0" w:after="0" w:line="480" w:lineRule="auto"/>
+        <w:spacing w:before="0" w:after="0" w:line="240" w:lineRule="auto"/>
         <w:ind w:left="240" w:firstLine="0"/>
         <w:jc w:val="left"/>
         <w:rPr/>
@@ -9745,7 +9887,7 @@
     </w:p>
     <w:p>
       <w:pPr>
-        <w:spacing w:before="0" w:after="0" w:line="480" w:lineRule="auto"/>
+        <w:spacing w:before="0" w:after="0" w:line="240" w:lineRule="auto"/>
         <w:ind w:left="240" w:firstLine="0"/>
         <w:jc w:val="left"/>
         <w:rPr/>
@@ -9770,7 +9912,7 @@
     <w:p>
       <w:pPr>
         <w:keepNext w:val="1"/>
-        <w:spacing w:before="120" w:after="0" w:line="480" w:lineRule="auto"/>
+        <w:spacing w:before="120" w:after="0" w:line="240" w:lineRule="auto"/>
         <w:ind w:firstLine="720"/>
         <w:jc w:val="left"/>
         <w:rPr/>
@@ -9794,7 +9936,7 @@
     </w:p>
     <w:p>
       <w:pPr>
-        <w:spacing w:before="0" w:after="0" w:line="480" w:lineRule="auto"/>
+        <w:spacing w:before="0" w:after="0" w:line="240" w:lineRule="auto"/>
         <w:ind w:left="240" w:firstLine="720"/>
         <w:jc w:val="left"/>
         <w:rPr/>
@@ -9818,7 +9960,7 @@
     </w:p>
     <w:p>
       <w:pPr>
-        <w:spacing w:before="0" w:after="0" w:line="480" w:lineRule="auto"/>
+        <w:spacing w:before="0" w:after="0" w:line="240" w:lineRule="auto"/>
         <w:ind w:left="240" w:firstLine="720"/>
         <w:jc w:val="left"/>
         <w:rPr/>
@@ -9842,7 +9984,7 @@
     </w:p>
     <w:p>
       <w:pPr>
-        <w:spacing w:before="0" w:after="0" w:line="480" w:lineRule="auto"/>
+        <w:spacing w:before="0" w:after="0" w:line="240" w:lineRule="auto"/>
         <w:ind w:left="240" w:firstLine="0"/>
         <w:jc w:val="left"/>
         <w:rPr/>
@@ -9867,7 +10009,7 @@
     <w:p>
       <w:pPr>
         <w:keepNext w:val="1"/>
-        <w:spacing w:before="120" w:after="0" w:line="480" w:lineRule="auto"/>
+        <w:spacing w:before="120" w:after="0" w:line="240" w:lineRule="auto"/>
         <w:ind w:firstLine="720"/>
         <w:jc w:val="left"/>
         <w:rPr/>
@@ -9891,7 +10033,7 @@
     </w:p>
     <w:p>
       <w:pPr>
-        <w:spacing w:before="0" w:after="0" w:line="480" w:lineRule="auto"/>
+        <w:spacing w:before="0" w:after="0" w:line="240" w:lineRule="auto"/>
         <w:ind w:left="240" w:firstLine="720"/>
         <w:jc w:val="left"/>
         <w:rPr/>
@@ -9915,7 +10057,7 @@
     </w:p>
     <w:p>
       <w:pPr>
-        <w:spacing w:before="0" w:after="0" w:line="480" w:lineRule="auto"/>
+        <w:spacing w:before="0" w:after="0" w:line="240" w:lineRule="auto"/>
         <w:ind w:left="240" w:firstLine="720"/>
         <w:jc w:val="left"/>
         <w:rPr/>
@@ -9939,7 +10081,7 @@
     </w:p>
     <w:p>
       <w:pPr>
-        <w:spacing w:before="0" w:after="0" w:line="480" w:lineRule="auto"/>
+        <w:spacing w:before="0" w:after="0" w:line="240" w:lineRule="auto"/>
         <w:ind w:left="240" w:firstLine="720"/>
         <w:jc w:val="left"/>
         <w:rPr/>
@@ -9963,7 +10105,7 @@
     </w:p>
     <w:p>
       <w:pPr>
-        <w:spacing w:before="0" w:after="0" w:line="480" w:lineRule="auto"/>
+        <w:spacing w:before="0" w:after="0" w:line="240" w:lineRule="auto"/>
         <w:ind w:left="240" w:firstLine="0"/>
         <w:jc w:val="left"/>
         <w:rPr/>
@@ -9988,7 +10130,7 @@
     <w:p>
       <w:pPr>
         <w:keepNext w:val="1"/>
-        <w:spacing w:before="120" w:after="0" w:line="480" w:lineRule="auto"/>
+        <w:spacing w:before="120" w:after="0" w:line="240" w:lineRule="auto"/>
         <w:ind w:firstLine="720"/>
         <w:jc w:val="left"/>
         <w:rPr/>
@@ -10012,7 +10154,7 @@
     </w:p>
     <w:p>
       <w:pPr>
-        <w:spacing w:before="0" w:after="0" w:line="480" w:lineRule="auto"/>
+        <w:spacing w:before="0" w:after="0" w:line="240" w:lineRule="auto"/>
         <w:jc w:val="left"/>
         <w:rPr/>
       </w:pPr>
@@ -10037,7 +10179,7 @@
       <w:pPr>
         <w:keepNext w:val="1"/>
         <w:pageBreakBefore w:val="1"/>
-        <w:spacing w:before="720" w:after="120" w:line="480" w:lineRule="auto"/>
+        <w:spacing w:before="720" w:after="120" w:line="360" w:lineRule="auto"/>
         <w:jc w:val="left"/>
         <w:rPr/>
       </w:pPr>
@@ -10061,7 +10203,7 @@
     <w:p>
       <w:pPr>
         <w:keepNext w:val="1"/>
-        <w:spacing w:before="120" w:after="0" w:line="480" w:lineRule="auto"/>
+        <w:spacing w:before="120" w:after="0" w:line="360" w:lineRule="auto"/>
         <w:jc w:val="left"/>
         <w:rPr/>
       </w:pPr>
@@ -10086,7 +10228,7 @@
     </w:p>
     <w:p>
       <w:pPr>
-        <w:spacing w:before="0" w:after="0" w:line="480" w:lineRule="auto"/>
+        <w:spacing w:before="0" w:after="0" w:line="360" w:lineRule="auto"/>
         <w:ind w:firstLine="720"/>
         <w:jc w:val="left"/>
         <w:rPr/>
@@ -10111,7 +10253,7 @@
     <w:p>
       <w:pPr>
         <w:keepNext w:val="1"/>
-        <w:spacing w:before="120" w:after="0" w:line="480" w:lineRule="auto"/>
+        <w:spacing w:before="120" w:after="0" w:line="360" w:lineRule="auto"/>
         <w:jc w:val="left"/>
         <w:rPr/>
       </w:pPr>
@@ -10136,7 +10278,7 @@
     </w:p>
     <w:p>
       <w:pPr>
-        <w:spacing w:before="0" w:after="0" w:line="480" w:lineRule="auto"/>
+        <w:spacing w:before="0" w:after="0" w:line="360" w:lineRule="auto"/>
         <w:ind w:firstLine="720"/>
         <w:jc w:val="both"/>
         <w:rPr/>
@@ -10191,7 +10333,7 @@
     </w:p>
     <w:p>
       <w:pPr>
-        <w:spacing w:before="0" w:after="0" w:line="480" w:lineRule="auto"/>
+        <w:spacing w:before="0" w:after="0" w:line="360" w:lineRule="auto"/>
         <w:ind w:firstLine="720"/>
         <w:jc w:val="both"/>
         <w:rPr/>
@@ -10217,7 +10359,7 @@
     </w:p>
     <w:p>
       <w:pPr>
-        <w:spacing w:before="0" w:after="0" w:line="480" w:lineRule="auto"/>
+        <w:spacing w:before="0" w:after="0" w:line="360" w:lineRule="auto"/>
         <w:ind w:firstLine="720"/>
         <w:jc w:val="both"/>
         <w:rPr/>
@@ -10300,7 +10442,7 @@
     </w:p>
     <w:p>
       <w:pPr>
-        <w:spacing w:before="0" w:after="0" w:line="480" w:lineRule="auto"/>
+        <w:spacing w:before="0" w:after="0" w:line="360" w:lineRule="auto"/>
         <w:ind w:firstLine="720"/>
         <w:jc w:val="both"/>
         <w:rPr/>
@@ -10327,7 +10469,7 @@
     <w:p>
       <w:pPr>
         <w:keepNext w:val="1"/>
-        <w:spacing w:before="120" w:after="0" w:line="480" w:lineRule="auto"/>
+        <w:spacing w:before="120" w:after="0" w:line="360" w:lineRule="auto"/>
         <w:jc w:val="left"/>
         <w:rPr/>
       </w:pPr>
@@ -10354,7 +10496,7 @@
       <w:pPr>
         <w:keepNext w:val="1"/>
         <w:keepLines w:val="1"/>
-        <w:spacing w:before="0" w:after="0" w:line="480" w:lineRule="auto"/>
+        <w:spacing w:before="0" w:after="0" w:line="360" w:lineRule="auto"/>
         <w:ind w:firstLine="720"/>
         <w:jc w:val="both"/>
         <w:rPr/>
@@ -10423,7 +10565,7 @@
           </w:tcPr>
           <w:p>
             <w:pPr>
-              <w:spacing w:before="0" w:after="0" w:line="240" w:lineRule="auto"/>
+              <w:spacing w:before="0" w:after="0" w:line="360" w:lineRule="auto"/>
               <w:jc w:val="left"/>
               <w:rPr/>
             </w:pPr>
@@ -10454,7 +10596,7 @@
           </w:tcPr>
           <w:p>
             <w:pPr>
-              <w:spacing w:before="0" w:after="0" w:line="240" w:lineRule="auto"/>
+              <w:spacing w:before="0" w:after="0" w:line="360" w:lineRule="auto"/>
               <w:jc w:val="left"/>
               <w:rPr/>
             </w:pPr>
@@ -10485,7 +10627,7 @@
           </w:tcPr>
           <w:p>
             <w:pPr>
-              <w:spacing w:before="0" w:after="0" w:line="240" w:lineRule="auto"/>
+              <w:spacing w:before="0" w:after="0" w:line="360" w:lineRule="auto"/>
               <w:jc w:val="left"/>
               <w:rPr/>
             </w:pPr>
@@ -10516,7 +10658,7 @@
           </w:tcPr>
           <w:p>
             <w:pPr>
-              <w:spacing w:before="0" w:after="0" w:line="240" w:lineRule="auto"/>
+              <w:spacing w:before="0" w:after="0" w:line="360" w:lineRule="auto"/>
               <w:jc w:val="left"/>
               <w:rPr/>
             </w:pPr>
@@ -10550,7 +10692,7 @@
           </w:tcPr>
           <w:p>
             <w:pPr>
-              <w:spacing w:before="0" w:after="0" w:line="240" w:lineRule="auto"/>
+              <w:spacing w:before="0" w:after="0" w:line="360" w:lineRule="auto"/>
               <w:jc w:val="left"/>
               <w:rPr/>
             </w:pPr>
@@ -10575,7 +10717,7 @@
           <w:tcPr/>
           <w:p>
             <w:pPr>
-              <w:spacing w:before="0" w:after="0" w:line="240" w:lineRule="auto"/>
+              <w:spacing w:before="0" w:after="0" w:line="360" w:lineRule="auto"/>
               <w:jc w:val="left"/>
               <w:rPr/>
             </w:pPr>
@@ -10599,7 +10741,7 @@
           <w:tcPr/>
           <w:p>
             <w:pPr>
-              <w:spacing w:before="0" w:after="0" w:line="240" w:lineRule="auto"/>
+              <w:spacing w:before="0" w:after="0" w:line="360" w:lineRule="auto"/>
               <w:jc w:val="left"/>
               <w:rPr/>
             </w:pPr>
@@ -10623,7 +10765,7 @@
           <w:tcPr/>
           <w:p>
             <w:pPr>
-              <w:spacing w:before="0" w:after="0" w:line="240" w:lineRule="auto"/>
+              <w:spacing w:before="0" w:after="0" w:line="360" w:lineRule="auto"/>
               <w:jc w:val="left"/>
               <w:rPr/>
             </w:pPr>
@@ -10688,7 +10830,7 @@
           </w:tcPr>
           <w:p>
             <w:pPr>
-              <w:spacing w:before="0" w:after="0" w:line="240" w:lineRule="auto"/>
+              <w:spacing w:before="0" w:after="0" w:line="360" w:lineRule="auto"/>
               <w:jc w:val="left"/>
               <w:rPr/>
             </w:pPr>
@@ -10713,7 +10855,7 @@
           <w:tcPr/>
           <w:p>
             <w:pPr>
-              <w:spacing w:before="0" w:after="0" w:line="240" w:lineRule="auto"/>
+              <w:spacing w:before="0" w:after="0" w:line="360" w:lineRule="auto"/>
               <w:jc w:val="left"/>
               <w:rPr/>
             </w:pPr>
@@ -10737,7 +10879,7 @@
           <w:tcPr/>
           <w:p>
             <w:pPr>
-              <w:spacing w:before="0" w:after="0" w:line="240" w:lineRule="auto"/>
+              <w:spacing w:before="0" w:after="0" w:line="360" w:lineRule="auto"/>
               <w:jc w:val="left"/>
               <w:rPr/>
             </w:pPr>
@@ -10761,7 +10903,7 @@
           <w:tcPr/>
           <w:p>
             <w:pPr>
-              <w:spacing w:before="0" w:after="0" w:line="240" w:lineRule="auto"/>
+              <w:spacing w:before="0" w:after="0" w:line="360" w:lineRule="auto"/>
               <w:jc w:val="left"/>
               <w:rPr/>
             </w:pPr>
@@ -10826,7 +10968,7 @@
           </w:tcPr>
           <w:p>
             <w:pPr>
-              <w:spacing w:before="0" w:after="0" w:line="240" w:lineRule="auto"/>
+              <w:spacing w:before="0" w:after="0" w:line="360" w:lineRule="auto"/>
               <w:jc w:val="left"/>
               <w:rPr/>
             </w:pPr>
@@ -10851,7 +10993,7 @@
           <w:tcPr/>
           <w:p>
             <w:pPr>
-              <w:spacing w:before="0" w:after="0" w:line="240" w:lineRule="auto"/>
+              <w:spacing w:before="0" w:after="0" w:line="360" w:lineRule="auto"/>
               <w:jc w:val="left"/>
               <w:rPr/>
             </w:pPr>
@@ -10875,7 +11017,7 @@
           <w:tcPr/>
           <w:p>
             <w:pPr>
-              <w:spacing w:before="0" w:after="0" w:line="240" w:lineRule="auto"/>
+              <w:spacing w:before="0" w:after="0" w:line="360" w:lineRule="auto"/>
               <w:jc w:val="left"/>
               <w:rPr/>
             </w:pPr>
@@ -10899,7 +11041,7 @@
           <w:tcPr/>
           <w:p>
             <w:pPr>
-              <w:spacing w:before="0" w:after="0" w:line="240" w:lineRule="auto"/>
+              <w:spacing w:before="0" w:after="0" w:line="360" w:lineRule="auto"/>
               <w:jc w:val="left"/>
               <w:rPr/>
             </w:pPr>
@@ -10964,7 +11106,7 @@
           </w:tcPr>
           <w:p>
             <w:pPr>
-              <w:spacing w:before="0" w:after="0" w:line="240" w:lineRule="auto"/>
+              <w:spacing w:before="0" w:after="0" w:line="360" w:lineRule="auto"/>
               <w:jc w:val="left"/>
               <w:rPr/>
             </w:pPr>
@@ -10989,7 +11131,7 @@
           <w:tcPr/>
           <w:p>
             <w:pPr>
-              <w:spacing w:before="0" w:after="0" w:line="240" w:lineRule="auto"/>
+              <w:spacing w:before="0" w:after="0" w:line="360" w:lineRule="auto"/>
               <w:jc w:val="left"/>
               <w:rPr/>
             </w:pPr>
@@ -11013,7 +11155,7 @@
           <w:tcPr/>
           <w:p>
             <w:pPr>
-              <w:spacing w:before="0" w:after="0" w:line="240" w:lineRule="auto"/>
+              <w:spacing w:before="0" w:after="0" w:line="360" w:lineRule="auto"/>
               <w:jc w:val="left"/>
               <w:rPr/>
             </w:pPr>
@@ -11037,7 +11179,7 @@
           <w:tcPr/>
           <w:p>
             <w:pPr>
-              <w:spacing w:before="0" w:after="0" w:line="240" w:lineRule="auto"/>
+              <w:spacing w:before="0" w:after="0" w:line="360" w:lineRule="auto"/>
               <w:jc w:val="left"/>
               <w:rPr/>
             </w:pPr>
@@ -11095,7 +11237,7 @@
     <w:p>
       <w:pPr>
         <w:keepNext w:val="1"/>
-        <w:spacing w:before="120" w:after="0" w:line="480" w:lineRule="auto"/>
+        <w:spacing w:before="120" w:after="0" w:line="360" w:lineRule="auto"/>
         <w:ind w:firstLine="720"/>
         <w:jc w:val="both"/>
         <w:rPr/>
@@ -11151,7 +11293,7 @@
     <w:p>
       <w:pPr>
         <w:keepNext w:val="1"/>
-        <w:spacing w:before="120" w:after="0" w:line="480" w:lineRule="auto"/>
+        <w:spacing w:before="120" w:after="0" w:line="360" w:lineRule="auto"/>
         <w:ind w:firstLine="720"/>
         <w:jc w:val="both"/>
         <w:rPr/>
@@ -11358,7 +11500,7 @@
       <w:pPr>
         <w:keepNext w:val="1"/>
         <w:keepLines w:val="1"/>
-        <w:spacing w:before="120" w:after="0" w:line="480" w:lineRule="auto"/>
+        <w:spacing w:before="120" w:after="0" w:line="360" w:lineRule="auto"/>
         <w:jc w:val="left"/>
         <w:rPr/>
       </w:pPr>
@@ -11426,7 +11568,7 @@
           </w:tcPr>
           <w:p>
             <w:pPr>
-              <w:spacing w:before="0" w:after="0" w:line="240" w:lineRule="auto"/>
+              <w:spacing w:before="0" w:after="0" w:line="360" w:lineRule="auto"/>
               <w:jc w:val="left"/>
               <w:rPr/>
             </w:pPr>
@@ -11457,7 +11599,7 @@
           </w:tcPr>
           <w:p>
             <w:pPr>
-              <w:spacing w:before="0" w:after="0" w:line="240" w:lineRule="auto"/>
+              <w:spacing w:before="0" w:after="0" w:line="360" w:lineRule="auto"/>
               <w:jc w:val="left"/>
               <w:rPr/>
             </w:pPr>
@@ -11488,7 +11630,7 @@
           </w:tcPr>
           <w:p>
             <w:pPr>
-              <w:spacing w:before="0" w:after="0" w:line="240" w:lineRule="auto"/>
+              <w:spacing w:before="0" w:after="0" w:line="360" w:lineRule="auto"/>
               <w:jc w:val="left"/>
               <w:rPr/>
             </w:pPr>
@@ -11519,7 +11661,7 @@
           </w:tcPr>
           <w:p>
             <w:pPr>
-              <w:spacing w:before="0" w:after="0" w:line="240" w:lineRule="auto"/>
+              <w:spacing w:before="0" w:after="0" w:line="360" w:lineRule="auto"/>
               <w:jc w:val="left"/>
               <w:rPr/>
             </w:pPr>
@@ -11551,7 +11693,7 @@
           <w:tcPr/>
           <w:p>
             <w:pPr>
-              <w:spacing w:before="0" w:after="0" w:line="240" w:lineRule="auto"/>
+              <w:spacing w:before="0" w:after="0" w:line="360" w:lineRule="auto"/>
               <w:jc w:val="left"/>
               <w:rPr/>
             </w:pPr>
@@ -11580,7 +11722,7 @@
           <w:tcPr/>
           <w:p>
             <w:pPr>
-              <w:spacing w:before="0" w:after="0" w:line="240" w:lineRule="auto"/>
+              <w:spacing w:before="0" w:after="0" w:line="360" w:lineRule="auto"/>
               <w:jc w:val="left"/>
               <w:rPr/>
             </w:pPr>
@@ -11604,7 +11746,7 @@
           <w:tcPr/>
           <w:p>
             <w:pPr>
-              <w:spacing w:before="0" w:after="0" w:line="240" w:lineRule="auto"/>
+              <w:spacing w:before="0" w:after="0" w:line="360" w:lineRule="auto"/>
               <w:jc w:val="left"/>
               <w:rPr/>
             </w:pPr>
@@ -11628,7 +11770,7 @@
           <w:tcPr/>
           <w:p>
             <w:pPr>
-              <w:spacing w:before="0" w:after="0" w:line="240" w:lineRule="auto"/>
+              <w:spacing w:before="0" w:after="0" w:line="360" w:lineRule="auto"/>
               <w:jc w:val="left"/>
               <w:rPr/>
             </w:pPr>
@@ -11719,7 +11861,7 @@
           <w:tcPr/>
           <w:p>
             <w:pPr>
-              <w:spacing w:before="0" w:after="0" w:line="240" w:lineRule="auto"/>
+              <w:spacing w:before="0" w:after="0" w:line="360" w:lineRule="auto"/>
               <w:jc w:val="left"/>
               <w:rPr/>
             </w:pPr>
@@ -11748,7 +11890,7 @@
           <w:tcPr/>
           <w:p>
             <w:pPr>
-              <w:spacing w:before="0" w:after="0" w:line="240" w:lineRule="auto"/>
+              <w:spacing w:before="0" w:after="0" w:line="360" w:lineRule="auto"/>
               <w:jc w:val="left"/>
               <w:rPr/>
             </w:pPr>
@@ -11772,7 +11914,7 @@
           <w:tcPr/>
           <w:p>
             <w:pPr>
-              <w:spacing w:before="0" w:after="0" w:line="240" w:lineRule="auto"/>
+              <w:spacing w:before="0" w:after="0" w:line="360" w:lineRule="auto"/>
               <w:jc w:val="left"/>
               <w:rPr/>
             </w:pPr>
@@ -11796,7 +11938,7 @@
           <w:tcPr/>
           <w:p>
             <w:pPr>
-              <w:spacing w:before="0" w:after="0" w:line="240" w:lineRule="auto"/>
+              <w:spacing w:before="0" w:after="0" w:line="360" w:lineRule="auto"/>
               <w:jc w:val="left"/>
               <w:rPr/>
             </w:pPr>
@@ -11887,7 +12029,7 @@
           <w:tcPr/>
           <w:p>
             <w:pPr>
-              <w:spacing w:before="0" w:after="0" w:line="240" w:lineRule="auto"/>
+              <w:spacing w:before="0" w:after="0" w:line="360" w:lineRule="auto"/>
               <w:jc w:val="left"/>
               <w:rPr/>
             </w:pPr>
@@ -11916,7 +12058,7 @@
           <w:tcPr/>
           <w:p>
             <w:pPr>
-              <w:spacing w:before="0" w:after="0" w:line="240" w:lineRule="auto"/>
+              <w:spacing w:before="0" w:after="0" w:line="360" w:lineRule="auto"/>
               <w:jc w:val="left"/>
               <w:rPr/>
             </w:pPr>
@@ -11940,7 +12082,7 @@
           <w:tcPr/>
           <w:p>
             <w:pPr>
-              <w:spacing w:before="0" w:after="0" w:line="240" w:lineRule="auto"/>
+              <w:spacing w:before="0" w:after="0" w:line="360" w:lineRule="auto"/>
               <w:jc w:val="left"/>
               <w:rPr/>
             </w:pPr>
@@ -11964,7 +12106,7 @@
           <w:tcPr/>
           <w:p>
             <w:pPr>
-              <w:spacing w:before="0" w:after="0" w:line="240" w:lineRule="auto"/>
+              <w:spacing w:before="0" w:after="0" w:line="360" w:lineRule="auto"/>
               <w:jc w:val="left"/>
               <w:rPr/>
             </w:pPr>
@@ -12050,7 +12192,7 @@
     <w:p>
       <w:pPr>
         <w:keepNext w:val="1"/>
-        <w:spacing w:before="120" w:after="0" w:line="480" w:lineRule="auto"/>
+        <w:spacing w:before="120" w:after="0" w:line="360" w:lineRule="auto"/>
         <w:jc w:val="left"/>
         <w:rPr/>
       </w:pPr>
@@ -12077,7 +12219,7 @@
       <w:pPr>
         <w:keepNext w:val="1"/>
         <w:keepLines w:val="1"/>
-        <w:spacing w:before="0" w:after="0" w:line="480" w:lineRule="auto"/>
+        <w:spacing w:before="0" w:after="0" w:line="360" w:lineRule="auto"/>
         <w:ind w:firstLine="720"/>
         <w:jc w:val="both"/>
         <w:rPr/>
@@ -12144,7 +12286,7 @@
           </w:tcPr>
           <w:p>
             <w:pPr>
-              <w:spacing w:before="0" w:after="0" w:line="240" w:lineRule="auto"/>
+              <w:spacing w:before="0" w:after="0" w:line="360" w:lineRule="auto"/>
               <w:jc w:val="left"/>
               <w:rPr/>
             </w:pPr>
@@ -12175,7 +12317,7 @@
           </w:tcPr>
           <w:p>
             <w:pPr>
-              <w:spacing w:before="0" w:after="0" w:line="240" w:lineRule="auto"/>
+              <w:spacing w:before="0" w:after="0" w:line="360" w:lineRule="auto"/>
               <w:jc w:val="left"/>
               <w:rPr/>
             </w:pPr>
@@ -12206,7 +12348,7 @@
           </w:tcPr>
           <w:p>
             <w:pPr>
-              <w:spacing w:before="0" w:after="0" w:line="240" w:lineRule="auto"/>
+              <w:spacing w:before="0" w:after="0" w:line="360" w:lineRule="auto"/>
               <w:jc w:val="left"/>
               <w:rPr/>
             </w:pPr>
@@ -12238,7 +12380,7 @@
           <w:tcPr/>
           <w:p>
             <w:pPr>
-              <w:spacing w:before="0" w:after="0" w:line="240" w:lineRule="auto"/>
+              <w:spacing w:before="0" w:after="0" w:line="360" w:lineRule="auto"/>
               <w:jc w:val="left"/>
               <w:rPr/>
             </w:pPr>
@@ -12267,7 +12409,7 @@
           <w:tcPr/>
           <w:p>
             <w:pPr>
-              <w:spacing w:before="0" w:after="0" w:line="240" w:lineRule="auto"/>
+              <w:spacing w:before="0" w:after="0" w:line="360" w:lineRule="auto"/>
               <w:jc w:val="left"/>
               <w:rPr/>
             </w:pPr>
@@ -12291,7 +12433,7 @@
           <w:tcPr/>
           <w:p>
             <w:pPr>
-              <w:spacing w:before="0" w:after="0" w:line="240" w:lineRule="auto"/>
+              <w:spacing w:before="0" w:after="0" w:line="360" w:lineRule="auto"/>
               <w:jc w:val="left"/>
               <w:rPr/>
             </w:pPr>
@@ -12321,7 +12463,7 @@
           <w:tcPr/>
           <w:p>
             <w:pPr>
-              <w:spacing w:before="0" w:after="0" w:line="240" w:lineRule="auto"/>
+              <w:spacing w:before="0" w:after="0" w:line="360" w:lineRule="auto"/>
               <w:jc w:val="left"/>
               <w:rPr/>
             </w:pPr>
@@ -12350,7 +12492,7 @@
           <w:tcPr/>
           <w:p>
             <w:pPr>
-              <w:spacing w:before="0" w:after="0" w:line="240" w:lineRule="auto"/>
+              <w:spacing w:before="0" w:after="0" w:line="360" w:lineRule="auto"/>
               <w:jc w:val="left"/>
               <w:rPr/>
             </w:pPr>
@@ -12374,7 +12516,7 @@
           <w:tcPr/>
           <w:p>
             <w:pPr>
-              <w:spacing w:before="0" w:after="0" w:line="240" w:lineRule="auto"/>
+              <w:spacing w:before="0" w:after="0" w:line="360" w:lineRule="auto"/>
               <w:jc w:val="left"/>
               <w:rPr/>
             </w:pPr>
@@ -12404,7 +12546,7 @@
           <w:tcPr/>
           <w:p>
             <w:pPr>
-              <w:spacing w:before="0" w:after="0" w:line="240" w:lineRule="auto"/>
+              <w:spacing w:before="0" w:after="0" w:line="360" w:lineRule="auto"/>
               <w:jc w:val="left"/>
               <w:rPr/>
             </w:pPr>
@@ -12433,7 +12575,7 @@
           <w:tcPr/>
           <w:p>
             <w:pPr>
-              <w:spacing w:before="0" w:after="0" w:line="240" w:lineRule="auto"/>
+              <w:spacing w:before="0" w:after="0" w:line="360" w:lineRule="auto"/>
               <w:jc w:val="left"/>
               <w:rPr/>
             </w:pPr>
@@ -12457,7 +12599,7 @@
           <w:tcPr/>
           <w:p>
             <w:pPr>
-              <w:spacing w:before="0" w:after="0" w:line="240" w:lineRule="auto"/>
+              <w:spacing w:before="0" w:after="0" w:line="360" w:lineRule="auto"/>
               <w:jc w:val="left"/>
               <w:rPr/>
             </w:pPr>
@@ -12487,7 +12629,7 @@
           <w:tcPr/>
           <w:p>
             <w:pPr>
-              <w:spacing w:before="0" w:after="0" w:line="240" w:lineRule="auto"/>
+              <w:spacing w:before="0" w:after="0" w:line="360" w:lineRule="auto"/>
               <w:jc w:val="left"/>
               <w:rPr/>
             </w:pPr>
@@ -12516,7 +12658,7 @@
           <w:tcPr/>
           <w:p>
             <w:pPr>
-              <w:spacing w:before="0" w:after="0" w:line="240" w:lineRule="auto"/>
+              <w:spacing w:before="0" w:after="0" w:line="360" w:lineRule="auto"/>
               <w:jc w:val="left"/>
               <w:rPr/>
             </w:pPr>
@@ -12540,7 +12682,7 @@
           <w:tcPr/>
           <w:p>
             <w:pPr>
-              <w:spacing w:before="0" w:after="0" w:line="240" w:lineRule="auto"/>
+              <w:spacing w:before="0" w:after="0" w:line="360" w:lineRule="auto"/>
               <w:jc w:val="left"/>
               <w:rPr/>
             </w:pPr>
@@ -12570,7 +12712,7 @@
           <w:tcPr/>
           <w:p>
             <w:pPr>
-              <w:spacing w:before="0" w:after="0" w:line="240" w:lineRule="auto"/>
+              <w:spacing w:before="0" w:after="0" w:line="360" w:lineRule="auto"/>
               <w:jc w:val="left"/>
               <w:rPr/>
             </w:pPr>
@@ -12599,7 +12741,7 @@
           <w:tcPr/>
           <w:p>
             <w:pPr>
-              <w:spacing w:before="0" w:after="0" w:line="240" w:lineRule="auto"/>
+              <w:spacing w:before="0" w:after="0" w:line="360" w:lineRule="auto"/>
               <w:jc w:val="left"/>
               <w:rPr/>
             </w:pPr>
@@ -12623,7 +12765,7 @@
           <w:tcPr/>
           <w:p>
             <w:pPr>
-              <w:spacing w:before="0" w:after="0" w:line="240" w:lineRule="auto"/>
+              <w:spacing w:before="0" w:after="0" w:line="360" w:lineRule="auto"/>
               <w:jc w:val="left"/>
               <w:rPr/>
             </w:pPr>
@@ -12653,7 +12795,7 @@
           <w:tcPr/>
           <w:p>
             <w:pPr>
-              <w:spacing w:before="0" w:after="0" w:line="240" w:lineRule="auto"/>
+              <w:spacing w:before="0" w:after="0" w:line="360" w:lineRule="auto"/>
               <w:jc w:val="left"/>
               <w:rPr/>
             </w:pPr>
@@ -12682,7 +12824,7 @@
           <w:tcPr/>
           <w:p>
             <w:pPr>
-              <w:spacing w:before="0" w:after="0" w:line="240" w:lineRule="auto"/>
+              <w:spacing w:before="0" w:after="0" w:line="360" w:lineRule="auto"/>
               <w:jc w:val="left"/>
               <w:rPr/>
             </w:pPr>
@@ -12706,7 +12848,7 @@
           <w:tcPr/>
           <w:p>
             <w:pPr>
-              <w:spacing w:before="0" w:after="0" w:line="240" w:lineRule="auto"/>
+              <w:spacing w:before="0" w:after="0" w:line="360" w:lineRule="auto"/>
               <w:jc w:val="left"/>
               <w:rPr/>
             </w:pPr>
@@ -12736,7 +12878,7 @@
           <w:tcPr/>
           <w:p>
             <w:pPr>
-              <w:spacing w:before="0" w:after="0" w:line="240" w:lineRule="auto"/>
+              <w:spacing w:before="0" w:after="0" w:line="360" w:lineRule="auto"/>
               <w:jc w:val="left"/>
               <w:rPr/>
             </w:pPr>
@@ -12765,7 +12907,7 @@
           <w:tcPr/>
           <w:p>
             <w:pPr>
-              <w:spacing w:before="0" w:after="0" w:line="240" w:lineRule="auto"/>
+              <w:spacing w:before="0" w:after="0" w:line="360" w:lineRule="auto"/>
               <w:jc w:val="left"/>
               <w:rPr/>
             </w:pPr>
@@ -12789,7 +12931,7 @@
           <w:tcPr/>
           <w:p>
             <w:pPr>
-              <w:spacing w:before="0" w:after="0" w:line="240" w:lineRule="auto"/>
+              <w:spacing w:before="0" w:after="0" w:line="360" w:lineRule="auto"/>
               <w:jc w:val="left"/>
               <w:rPr/>
             </w:pPr>
@@ -12819,7 +12961,7 @@
           <w:tcPr/>
           <w:p>
             <w:pPr>
-              <w:spacing w:before="0" w:after="0" w:line="240" w:lineRule="auto"/>
+              <w:spacing w:before="0" w:after="0" w:line="360" w:lineRule="auto"/>
               <w:jc w:val="left"/>
               <w:rPr/>
             </w:pPr>
@@ -12848,7 +12990,7 @@
           <w:tcPr/>
           <w:p>
             <w:pPr>
-              <w:spacing w:before="0" w:after="0" w:line="240" w:lineRule="auto"/>
+              <w:spacing w:before="0" w:after="0" w:line="360" w:lineRule="auto"/>
               <w:jc w:val="left"/>
               <w:rPr/>
             </w:pPr>
@@ -12872,7 +13014,7 @@
           <w:tcPr/>
           <w:p>
             <w:pPr>
-              <w:spacing w:before="0" w:after="0" w:line="240" w:lineRule="auto"/>
+              <w:spacing w:before="0" w:after="0" w:line="360" w:lineRule="auto"/>
               <w:jc w:val="left"/>
               <w:rPr/>
             </w:pPr>
@@ -12896,7 +13038,7 @@
     </w:tbl>
     <w:p>
       <w:pPr>
-        <w:spacing w:before="120" w:after="0" w:line="480" w:lineRule="auto"/>
+        <w:spacing w:before="120" w:after="0" w:line="360" w:lineRule="auto"/>
         <w:ind w:firstLine="720"/>
         <w:jc w:val="both"/>
         <w:rPr/>
@@ -12937,7 +13079,7 @@
     </w:p>
     <w:p>
       <w:pPr>
-        <w:spacing w:before="0" w:after="0" w:line="480" w:lineRule="auto"/>
+        <w:spacing w:before="0" w:after="0" w:line="360" w:lineRule="auto"/>
         <w:ind w:firstLine="720"/>
         <w:jc w:val="both"/>
         <w:rPr/>
@@ -12993,7 +13135,7 @@
     <w:p>
       <w:pPr>
         <w:keepNext w:val="1"/>
-        <w:spacing w:before="120" w:after="0" w:line="480" w:lineRule="auto"/>
+        <w:spacing w:before="120" w:after="0" w:line="360" w:lineRule="auto"/>
         <w:jc w:val="left"/>
         <w:rPr/>
       </w:pPr>
@@ -13020,7 +13162,7 @@
       <w:pPr>
         <w:keepNext w:val="1"/>
         <w:keepLines w:val="1"/>
-        <w:spacing w:before="0" w:after="0" w:line="480" w:lineRule="auto"/>
+        <w:spacing w:before="0" w:after="0" w:line="360" w:lineRule="auto"/>
         <w:ind w:firstLine="720"/>
         <w:jc w:val="both"/>
         <w:rPr/>
@@ -13087,7 +13229,7 @@
           </w:tcPr>
           <w:p>
             <w:pPr>
-              <w:spacing w:before="0" w:after="0" w:line="240" w:lineRule="auto"/>
+              <w:spacing w:before="0" w:after="0" w:line="360" w:lineRule="auto"/>
               <w:jc w:val="left"/>
               <w:rPr/>
             </w:pPr>
@@ -13118,7 +13260,7 @@
           </w:tcPr>
           <w:p>
             <w:pPr>
-              <w:spacing w:before="0" w:after="0" w:line="240" w:lineRule="auto"/>
+              <w:spacing w:before="0" w:after="0" w:line="360" w:lineRule="auto"/>
               <w:jc w:val="left"/>
               <w:rPr/>
             </w:pPr>
@@ -13149,7 +13291,7 @@
           </w:tcPr>
           <w:p>
             <w:pPr>
-              <w:spacing w:before="0" w:after="0" w:line="240" w:lineRule="auto"/>
+              <w:spacing w:before="0" w:after="0" w:line="360" w:lineRule="auto"/>
               <w:jc w:val="left"/>
               <w:rPr/>
             </w:pPr>
@@ -13181,7 +13323,7 @@
           <w:tcPr/>
           <w:p>
             <w:pPr>
-              <w:spacing w:before="0" w:after="0" w:line="240" w:lineRule="auto"/>
+              <w:spacing w:before="0" w:after="0" w:line="360" w:lineRule="auto"/>
               <w:jc w:val="left"/>
               <w:rPr/>
             </w:pPr>
@@ -13210,7 +13352,7 @@
           <w:tcPr/>
           <w:p>
             <w:pPr>
-              <w:spacing w:before="0" w:after="0" w:line="240" w:lineRule="auto"/>
+              <w:spacing w:before="0" w:after="0" w:line="360" w:lineRule="auto"/>
               <w:jc w:val="left"/>
               <w:rPr/>
             </w:pPr>
@@ -13234,7 +13376,7 @@
           <w:tcPr/>
           <w:p>
             <w:pPr>
-              <w:spacing w:before="0" w:after="0" w:line="240" w:lineRule="auto"/>
+              <w:spacing w:before="0" w:after="0" w:line="360" w:lineRule="auto"/>
               <w:jc w:val="left"/>
               <w:rPr/>
             </w:pPr>
@@ -13296,7 +13438,7 @@
           <w:tcPr/>
           <w:p>
             <w:pPr>
-              <w:spacing w:before="0" w:after="0" w:line="240" w:lineRule="auto"/>
+              <w:spacing w:before="0" w:after="0" w:line="360" w:lineRule="auto"/>
               <w:jc w:val="left"/>
               <w:rPr/>
             </w:pPr>
@@ -13325,7 +13467,7 @@
           <w:tcPr/>
           <w:p>
             <w:pPr>
-              <w:spacing w:before="0" w:after="0" w:line="240" w:lineRule="auto"/>
+              <w:spacing w:before="0" w:after="0" w:line="360" w:lineRule="auto"/>
               <w:jc w:val="left"/>
               <w:rPr/>
             </w:pPr>
@@ -13349,7 +13491,7 @@
           <w:tcPr/>
           <w:p>
             <w:pPr>
-              <w:spacing w:before="0" w:after="0" w:line="240" w:lineRule="auto"/>
+              <w:spacing w:before="0" w:after="0" w:line="360" w:lineRule="auto"/>
               <w:jc w:val="left"/>
               <w:rPr/>
             </w:pPr>
@@ -13411,7 +13553,7 @@
           <w:tcPr/>
           <w:p>
             <w:pPr>
-              <w:spacing w:before="0" w:after="0" w:line="240" w:lineRule="auto"/>
+              <w:spacing w:before="0" w:after="0" w:line="360" w:lineRule="auto"/>
               <w:jc w:val="left"/>
               <w:rPr/>
             </w:pPr>
@@ -13440,7 +13582,7 @@
           <w:tcPr/>
           <w:p>
             <w:pPr>
-              <w:spacing w:before="0" w:after="0" w:line="240" w:lineRule="auto"/>
+              <w:spacing w:before="0" w:after="0" w:line="360" w:lineRule="auto"/>
               <w:jc w:val="left"/>
               <w:rPr/>
             </w:pPr>
@@ -13464,7 +13606,7 @@
           <w:tcPr/>
           <w:p>
             <w:pPr>
-              <w:spacing w:before="0" w:after="0" w:line="240" w:lineRule="auto"/>
+              <w:spacing w:before="0" w:after="0" w:line="360" w:lineRule="auto"/>
               <w:jc w:val="left"/>
               <w:rPr/>
             </w:pPr>
@@ -13526,7 +13668,7 @@
           <w:tcPr/>
           <w:p>
             <w:pPr>
-              <w:spacing w:before="0" w:after="0" w:line="240" w:lineRule="auto"/>
+              <w:spacing w:before="0" w:after="0" w:line="360" w:lineRule="auto"/>
               <w:jc w:val="left"/>
               <w:rPr/>
             </w:pPr>
@@ -13555,7 +13697,7 @@
           <w:tcPr/>
           <w:p>
             <w:pPr>
-              <w:spacing w:before="0" w:after="0" w:line="240" w:lineRule="auto"/>
+              <w:spacing w:before="0" w:after="0" w:line="360" w:lineRule="auto"/>
               <w:jc w:val="left"/>
               <w:rPr/>
             </w:pPr>
@@ -13579,7 +13721,7 @@
           <w:tcPr/>
           <w:p>
             <w:pPr>
-              <w:spacing w:before="0" w:after="0" w:line="240" w:lineRule="auto"/>
+              <w:spacing w:before="0" w:after="0" w:line="360" w:lineRule="auto"/>
               <w:jc w:val="left"/>
               <w:rPr/>
             </w:pPr>
@@ -13641,7 +13783,7 @@
           <w:tcPr/>
           <w:p>
             <w:pPr>
-              <w:spacing w:before="0" w:after="0" w:line="240" w:lineRule="auto"/>
+              <w:spacing w:before="0" w:after="0" w:line="360" w:lineRule="auto"/>
               <w:jc w:val="left"/>
               <w:rPr/>
             </w:pPr>
@@ -13670,7 +13812,7 @@
           <w:tcPr/>
           <w:p>
             <w:pPr>
-              <w:spacing w:before="0" w:after="0" w:line="240" w:lineRule="auto"/>
+              <w:spacing w:before="0" w:after="0" w:line="360" w:lineRule="auto"/>
               <w:jc w:val="left"/>
               <w:rPr/>
             </w:pPr>
@@ -13694,7 +13836,7 @@
           <w:tcPr/>
           <w:p>
             <w:pPr>
-              <w:spacing w:before="0" w:after="0" w:line="240" w:lineRule="auto"/>
+              <w:spacing w:before="0" w:after="0" w:line="360" w:lineRule="auto"/>
               <w:jc w:val="left"/>
               <w:rPr/>
             </w:pPr>
@@ -13751,7 +13893,7 @@
     <w:p>
       <w:pPr>
         <w:keepNext w:val="1"/>
-        <w:spacing w:before="120" w:after="0" w:line="480" w:lineRule="auto"/>
+        <w:spacing w:before="120" w:after="0" w:line="360" w:lineRule="auto"/>
         <w:jc w:val="left"/>
         <w:rPr/>
       </w:pPr>
@@ -13778,7 +13920,7 @@
       <w:pPr>
         <w:keepNext w:val="1"/>
         <w:keepLines w:val="1"/>
-        <w:spacing w:before="0" w:after="0" w:line="480" w:lineRule="auto"/>
+        <w:spacing w:before="0" w:after="0" w:line="360" w:lineRule="auto"/>
         <w:ind w:firstLine="720"/>
         <w:jc w:val="both"/>
         <w:rPr/>
@@ -13904,7 +14046,7 @@
           </w:tcPr>
           <w:p>
             <w:pPr>
-              <w:spacing w:before="0" w:after="0" w:line="240" w:lineRule="auto"/>
+              <w:spacing w:before="0" w:after="0" w:line="360" w:lineRule="auto"/>
               <w:jc w:val="left"/>
               <w:rPr/>
             </w:pPr>
@@ -13935,7 +14077,7 @@
           </w:tcPr>
           <w:p>
             <w:pPr>
-              <w:spacing w:before="0" w:after="0" w:line="240" w:lineRule="auto"/>
+              <w:spacing w:before="0" w:after="0" w:line="360" w:lineRule="auto"/>
               <w:jc w:val="left"/>
               <w:rPr/>
             </w:pPr>
@@ -13966,7 +14108,7 @@
           </w:tcPr>
           <w:p>
             <w:pPr>
-              <w:spacing w:before="0" w:after="0" w:line="240" w:lineRule="auto"/>
+              <w:spacing w:before="0" w:after="0" w:line="360" w:lineRule="auto"/>
               <w:jc w:val="left"/>
               <w:rPr/>
             </w:pPr>
@@ -13997,7 +14139,7 @@
           </w:tcPr>
           <w:p>
             <w:pPr>
-              <w:spacing w:before="0" w:after="0" w:line="240" w:lineRule="auto"/>
+              <w:spacing w:before="0" w:after="0" w:line="360" w:lineRule="auto"/>
               <w:jc w:val="left"/>
               <w:rPr/>
             </w:pPr>
@@ -14031,7 +14173,7 @@
           </w:tcPr>
           <w:p>
             <w:pPr>
-              <w:spacing w:before="0" w:after="0" w:line="240" w:lineRule="auto"/>
+              <w:spacing w:before="0" w:after="0" w:line="360" w:lineRule="auto"/>
               <w:jc w:val="left"/>
               <w:rPr/>
             </w:pPr>
@@ -14056,7 +14198,7 @@
           <w:tcPr/>
           <w:p>
             <w:pPr>
-              <w:spacing w:before="0" w:after="0" w:line="240" w:lineRule="auto"/>
+              <w:spacing w:before="0" w:after="0" w:line="360" w:lineRule="auto"/>
               <w:jc w:val="left"/>
               <w:rPr/>
             </w:pPr>
@@ -14080,7 +14222,7 @@
           <w:tcPr/>
           <w:p>
             <w:pPr>
-              <w:spacing w:before="0" w:after="0" w:line="240" w:lineRule="auto"/>
+              <w:spacing w:before="0" w:after="0" w:line="360" w:lineRule="auto"/>
               <w:jc w:val="left"/>
               <w:rPr/>
             </w:pPr>
@@ -14104,7 +14246,7 @@
           <w:tcPr/>
           <w:p>
             <w:pPr>
-              <w:spacing w:before="0" w:after="0" w:line="240" w:lineRule="auto"/>
+              <w:spacing w:before="0" w:after="0" w:line="360" w:lineRule="auto"/>
               <w:jc w:val="left"/>
               <w:rPr/>
             </w:pPr>
@@ -14169,7 +14311,7 @@
           </w:tcPr>
           <w:p>
             <w:pPr>
-              <w:spacing w:before="0" w:after="0" w:line="240" w:lineRule="auto"/>
+              <w:spacing w:before="0" w:after="0" w:line="360" w:lineRule="auto"/>
               <w:jc w:val="left"/>
               <w:rPr/>
             </w:pPr>
@@ -14194,7 +14336,7 @@
           <w:tcPr/>
           <w:p>
             <w:pPr>
-              <w:spacing w:before="0" w:after="0" w:line="240" w:lineRule="auto"/>
+              <w:spacing w:before="0" w:after="0" w:line="360" w:lineRule="auto"/>
               <w:jc w:val="left"/>
               <w:rPr/>
             </w:pPr>
@@ -14218,7 +14360,7 @@
           <w:tcPr/>
           <w:p>
             <w:pPr>
-              <w:spacing w:before="0" w:after="0" w:line="240" w:lineRule="auto"/>
+              <w:spacing w:before="0" w:after="0" w:line="360" w:lineRule="auto"/>
               <w:jc w:val="left"/>
               <w:rPr/>
             </w:pPr>
@@ -14242,7 +14384,7 @@
           <w:tcPr/>
           <w:p>
             <w:pPr>
-              <w:spacing w:before="0" w:after="0" w:line="240" w:lineRule="auto"/>
+              <w:spacing w:before="0" w:after="0" w:line="360" w:lineRule="auto"/>
               <w:jc w:val="left"/>
               <w:rPr/>
             </w:pPr>
@@ -14307,7 +14449,7 @@
           </w:tcPr>
           <w:p>
             <w:pPr>
-              <w:spacing w:before="0" w:after="0" w:line="240" w:lineRule="auto"/>
+              <w:spacing w:before="0" w:after="0" w:line="360" w:lineRule="auto"/>
               <w:jc w:val="left"/>
               <w:rPr/>
             </w:pPr>
@@ -14332,7 +14474,7 @@
           <w:tcPr/>
           <w:p>
             <w:pPr>
-              <w:spacing w:before="0" w:after="0" w:line="240" w:lineRule="auto"/>
+              <w:spacing w:before="0" w:after="0" w:line="360" w:lineRule="auto"/>
               <w:jc w:val="left"/>
               <w:rPr/>
             </w:pPr>
@@ -14356,7 +14498,7 @@
           <w:tcPr/>
           <w:p>
             <w:pPr>
-              <w:spacing w:before="0" w:after="0" w:line="240" w:lineRule="auto"/>
+              <w:spacing w:before="0" w:after="0" w:line="360" w:lineRule="auto"/>
               <w:jc w:val="left"/>
               <w:rPr/>
             </w:pPr>
@@ -14380,7 +14522,7 @@
           <w:tcPr/>
           <w:p>
             <w:pPr>
-              <w:spacing w:before="0" w:after="0" w:line="240" w:lineRule="auto"/>
+              <w:spacing w:before="0" w:after="0" w:line="360" w:lineRule="auto"/>
               <w:jc w:val="left"/>
               <w:rPr/>
             </w:pPr>
@@ -14438,7 +14580,7 @@
     <w:p>
       <w:pPr>
         <w:keepNext w:val="1"/>
-        <w:spacing w:before="120" w:after="0" w:line="480" w:lineRule="auto"/>
+        <w:spacing w:before="120" w:after="0" w:line="360" w:lineRule="auto"/>
         <w:jc w:val="left"/>
         <w:rPr/>
       </w:pPr>
@@ -14465,7 +14607,7 @@
       <w:pPr>
         <w:keepNext w:val="1"/>
         <w:keepLines w:val="1"/>
-        <w:spacing w:before="0" w:after="0" w:line="480" w:lineRule="auto"/>
+        <w:spacing w:before="0" w:after="0" w:line="360" w:lineRule="auto"/>
         <w:ind w:firstLine="720"/>
         <w:jc w:val="both"/>
         <w:rPr/>
@@ -14530,7 +14672,7 @@
           </w:tcPr>
           <w:p>
             <w:pPr>
-              <w:spacing w:before="0" w:after="0" w:line="240" w:lineRule="auto"/>
+              <w:spacing w:before="0" w:after="0" w:line="360" w:lineRule="auto"/>
               <w:jc w:val="left"/>
               <w:rPr/>
             </w:pPr>
@@ -14561,7 +14703,7 @@
           </w:tcPr>
           <w:p>
             <w:pPr>
-              <w:spacing w:before="0" w:after="0" w:line="240" w:lineRule="auto"/>
+              <w:spacing w:before="0" w:after="0" w:line="360" w:lineRule="auto"/>
               <w:jc w:val="left"/>
               <w:rPr/>
             </w:pPr>
@@ -14593,7 +14735,7 @@
           <w:tcPr/>
           <w:p>
             <w:pPr>
-              <w:spacing w:before="0" w:after="0" w:line="240" w:lineRule="auto"/>
+              <w:spacing w:before="0" w:after="0" w:line="360" w:lineRule="auto"/>
               <w:jc w:val="left"/>
               <w:rPr/>
             </w:pPr>
@@ -14629,7 +14771,7 @@
           </w:p>
           <w:p>
             <w:pPr>
-              <w:spacing w:before="0" w:after="0" w:line="240" w:lineRule="auto"/>
+              <w:spacing w:before="0" w:after="0" w:line="360" w:lineRule="auto"/>
               <w:jc w:val="left"/>
               <w:rPr/>
             </w:pPr>
@@ -14665,7 +14807,7 @@
           </w:p>
           <w:p>
             <w:pPr>
-              <w:spacing w:before="0" w:after="0" w:line="240" w:lineRule="auto"/>
+              <w:spacing w:before="0" w:after="0" w:line="360" w:lineRule="auto"/>
               <w:jc w:val="left"/>
               <w:rPr/>
             </w:pPr>
@@ -14701,7 +14843,7 @@
           </w:p>
           <w:p>
             <w:pPr>
-              <w:spacing w:before="0" w:after="0" w:line="240" w:lineRule="auto"/>
+              <w:spacing w:before="0" w:after="0" w:line="360" w:lineRule="auto"/>
               <w:jc w:val="left"/>
               <w:rPr/>
             </w:pPr>
@@ -14740,7 +14882,7 @@
           <w:tcPr/>
           <w:p>
             <w:pPr>
-              <w:spacing w:before="0" w:after="0" w:line="240" w:lineRule="auto"/>
+              <w:spacing w:before="0" w:after="0" w:line="360" w:lineRule="auto"/>
               <w:jc w:val="left"/>
               <w:rPr/>
             </w:pPr>
@@ -14780,7 +14922,7 @@
           </w:p>
           <w:p>
             <w:pPr>
-              <w:spacing w:before="0" w:after="0" w:line="240" w:lineRule="auto"/>
+              <w:spacing w:before="0" w:after="0" w:line="360" w:lineRule="auto"/>
               <w:jc w:val="left"/>
               <w:rPr/>
             </w:pPr>
@@ -14820,7 +14962,7 @@
           </w:p>
           <w:p>
             <w:pPr>
-              <w:spacing w:before="0" w:after="0" w:line="240" w:lineRule="auto"/>
+              <w:spacing w:before="0" w:after="0" w:line="360" w:lineRule="auto"/>
               <w:jc w:val="left"/>
               <w:rPr/>
             </w:pPr>
@@ -14869,7 +15011,7 @@
           <w:tcPr/>
           <w:p>
             <w:pPr>
-              <w:spacing w:before="0" w:after="0" w:line="240" w:lineRule="auto"/>
+              <w:spacing w:before="0" w:after="0" w:line="360" w:lineRule="auto"/>
               <w:jc w:val="left"/>
               <w:rPr/>
             </w:pPr>
@@ -14895,7 +15037,7 @@
           </w:p>
           <w:p>
             <w:pPr>
-              <w:spacing w:before="0" w:after="0" w:line="240" w:lineRule="auto"/>
+              <w:spacing w:before="0" w:after="0" w:line="360" w:lineRule="auto"/>
               <w:jc w:val="left"/>
               <w:rPr/>
             </w:pPr>
@@ -14934,7 +15076,7 @@
           <w:tcPr/>
           <w:p>
             <w:pPr>
-              <w:spacing w:before="0" w:after="0" w:line="240" w:lineRule="auto"/>
+              <w:spacing w:before="0" w:after="0" w:line="360" w:lineRule="auto"/>
               <w:jc w:val="left"/>
               <w:rPr/>
             </w:pPr>
@@ -14960,7 +15102,7 @@
           </w:p>
           <w:p>
             <w:pPr>
-              <w:spacing w:before="0" w:after="0" w:line="240" w:lineRule="auto"/>
+              <w:spacing w:before="0" w:after="0" w:line="360" w:lineRule="auto"/>
               <w:jc w:val="left"/>
               <w:rPr/>
             </w:pPr>
@@ -14990,7 +15132,7 @@
     <w:p>
       <w:pPr>
         <w:keepNext w:val="1"/>
-        <w:spacing w:before="120" w:after="0" w:line="480" w:lineRule="auto"/>
+        <w:spacing w:before="120" w:after="0" w:line="360" w:lineRule="auto"/>
         <w:jc w:val="left"/>
         <w:rPr/>
       </w:pPr>
@@ -15015,7 +15157,7 @@
     </w:p>
     <w:p>
       <w:pPr>
-        <w:spacing w:before="0" w:after="0" w:line="480" w:lineRule="auto"/>
+        <w:spacing w:before="0" w:after="0" w:line="360" w:lineRule="auto"/>
         <w:ind w:firstLine="720"/>
         <w:jc w:val="both"/>
         <w:rPr/>
@@ -15278,7 +15420,7 @@
     </w:p>
     <w:p>
       <w:pPr>
-        <w:spacing w:before="0" w:after="0" w:line="480" w:lineRule="auto"/>
+        <w:spacing w:before="0" w:after="0" w:line="360" w:lineRule="auto"/>
         <w:ind w:firstLine="720"/>
         <w:jc w:val="both"/>
         <w:rPr/>
@@ -15315,7 +15457,7 @@
     <w:p>
       <w:pPr>
         <w:keepNext w:val="1"/>
-        <w:spacing w:before="120" w:after="0" w:line="480" w:lineRule="auto"/>
+        <w:spacing w:before="120" w:after="0" w:line="360" w:lineRule="auto"/>
         <w:jc w:val="left"/>
         <w:rPr/>
       </w:pPr>
@@ -15342,7 +15484,7 @@
       <w:pPr>
         <w:keepNext w:val="1"/>
         <w:keepLines w:val="1"/>
-        <w:spacing w:before="0" w:after="0" w:line="480" w:lineRule="auto"/>
+        <w:spacing w:before="0" w:after="0" w:line="360" w:lineRule="auto"/>
         <w:ind w:firstLine="720"/>
         <w:jc w:val="both"/>
         <w:rPr/>
@@ -15419,7 +15561,7 @@
           </w:tcPr>
           <w:p>
             <w:pPr>
-              <w:spacing w:before="0" w:after="0" w:line="240" w:lineRule="auto"/>
+              <w:spacing w:before="0" w:after="0" w:line="360" w:lineRule="auto"/>
               <w:jc w:val="left"/>
               <w:rPr/>
             </w:pPr>
@@ -15450,7 +15592,7 @@
           </w:tcPr>
           <w:p>
             <w:pPr>
-              <w:spacing w:before="0" w:after="0" w:line="240" w:lineRule="auto"/>
+              <w:spacing w:before="0" w:after="0" w:line="360" w:lineRule="auto"/>
               <w:jc w:val="left"/>
               <w:rPr/>
             </w:pPr>
@@ -15481,7 +15623,7 @@
           </w:tcPr>
           <w:p>
             <w:pPr>
-              <w:spacing w:before="0" w:after="0" w:line="240" w:lineRule="auto"/>
+              <w:spacing w:before="0" w:after="0" w:line="360" w:lineRule="auto"/>
               <w:jc w:val="left"/>
               <w:rPr/>
             </w:pPr>
@@ -15512,7 +15654,7 @@
           </w:tcPr>
           <w:p>
             <w:pPr>
-              <w:spacing w:before="0" w:after="0" w:line="240" w:lineRule="auto"/>
+              <w:spacing w:before="0" w:after="0" w:line="360" w:lineRule="auto"/>
               <w:jc w:val="left"/>
               <w:rPr/>
             </w:pPr>
@@ -15543,7 +15685,7 @@
           </w:tcPr>
           <w:p>
             <w:pPr>
-              <w:spacing w:before="0" w:after="0" w:line="240" w:lineRule="auto"/>
+              <w:spacing w:before="0" w:after="0" w:line="360" w:lineRule="auto"/>
               <w:jc w:val="left"/>
               <w:rPr/>
             </w:pPr>
@@ -15574,7 +15716,7 @@
           </w:tcPr>
           <w:p>
             <w:pPr>
-              <w:spacing w:before="0" w:after="0" w:line="240" w:lineRule="auto"/>
+              <w:spacing w:before="0" w:after="0" w:line="360" w:lineRule="auto"/>
               <w:jc w:val="left"/>
               <w:rPr/>
             </w:pPr>
@@ -15605,7 +15747,7 @@
           </w:tcPr>
           <w:p>
             <w:pPr>
-              <w:spacing w:before="0" w:after="0" w:line="240" w:lineRule="auto"/>
+              <w:spacing w:before="0" w:after="0" w:line="360" w:lineRule="auto"/>
               <w:jc w:val="left"/>
               <w:rPr/>
             </w:pPr>
@@ -15636,7 +15778,7 @@
           </w:tcPr>
           <w:p>
             <w:pPr>
-              <w:spacing w:before="0" w:after="0" w:line="240" w:lineRule="auto"/>
+              <w:spacing w:before="0" w:after="0" w:line="360" w:lineRule="auto"/>
               <w:jc w:val="left"/>
               <w:rPr/>
             </w:pPr>
@@ -15668,7 +15810,7 @@
           <w:tcPr/>
           <w:p>
             <w:pPr>
-              <w:spacing w:before="0" w:after="0" w:line="240" w:lineRule="auto"/>
+              <w:spacing w:before="0" w:after="0" w:line="360" w:lineRule="auto"/>
               <w:jc w:val="left"/>
               <w:rPr/>
             </w:pPr>
@@ -15692,7 +15834,7 @@
           <w:tcPr/>
           <w:p>
             <w:pPr>
-              <w:spacing w:before="0" w:after="0" w:line="240" w:lineRule="auto"/>
+              <w:spacing w:before="0" w:after="0" w:line="360" w:lineRule="auto"/>
               <w:jc w:val="left"/>
               <w:rPr/>
             </w:pPr>
@@ -15716,7 +15858,7 @@
           <w:tcPr/>
           <w:p>
             <w:pPr>
-              <w:spacing w:before="0" w:after="0" w:line="240" w:lineRule="auto"/>
+              <w:spacing w:before="0" w:after="0" w:line="360" w:lineRule="auto"/>
               <w:jc w:val="left"/>
               <w:rPr/>
             </w:pPr>
@@ -15740,7 +15882,7 @@
           <w:tcPr/>
           <w:p>
             <w:pPr>
-              <w:spacing w:before="0" w:after="0" w:line="240" w:lineRule="auto"/>
+              <w:spacing w:before="0" w:after="0" w:line="360" w:lineRule="auto"/>
               <w:jc w:val="left"/>
               <w:rPr/>
             </w:pPr>
@@ -15764,7 +15906,7 @@
           <w:tcPr/>
           <w:p>
             <w:pPr>
-              <w:spacing w:before="0" w:after="0" w:line="240" w:lineRule="auto"/>
+              <w:spacing w:before="0" w:after="0" w:line="360" w:lineRule="auto"/>
               <w:jc w:val="left"/>
               <w:rPr/>
             </w:pPr>
@@ -15788,7 +15930,7 @@
           <w:tcPr/>
           <w:p>
             <w:pPr>
-              <w:spacing w:before="0" w:after="0" w:line="240" w:lineRule="auto"/>
+              <w:spacing w:before="0" w:after="0" w:line="360" w:lineRule="auto"/>
               <w:jc w:val="left"/>
               <w:rPr/>
             </w:pPr>
@@ -15812,7 +15954,7 @@
           <w:tcPr/>
           <w:p>
             <w:pPr>
-              <w:spacing w:before="0" w:after="0" w:line="240" w:lineRule="auto"/>
+              <w:spacing w:before="0" w:after="0" w:line="360" w:lineRule="auto"/>
               <w:jc w:val="left"/>
               <w:rPr/>
             </w:pPr>
@@ -15836,7 +15978,7 @@
           <w:tcPr/>
           <w:p>
             <w:pPr>
-              <w:spacing w:before="0" w:after="0" w:line="240" w:lineRule="auto"/>
+              <w:spacing w:before="0" w:after="0" w:line="360" w:lineRule="auto"/>
               <w:jc w:val="left"/>
               <w:rPr/>
             </w:pPr>
@@ -15860,7 +16002,7 @@
     </w:tbl>
     <w:p>
       <w:pPr>
-        <w:spacing w:before="120" w:after="0" w:line="480" w:lineRule="auto"/>
+        <w:spacing w:before="120" w:after="0" w:line="360" w:lineRule="auto"/>
         <w:ind w:firstLine="720"/>
         <w:jc w:val="both"/>
         <w:rPr/>
@@ -15887,7 +16029,7 @@
     </w:p>
     <w:p>
       <w:pPr>
-        <w:spacing w:before="0" w:after="0" w:line="480" w:lineRule="auto"/>
+        <w:spacing w:before="0" w:after="0" w:line="360" w:lineRule="auto"/>
         <w:ind w:firstLine="720"/>
         <w:jc w:val="both"/>
         <w:rPr/>
@@ -15916,7 +16058,7 @@
       <w:pPr>
         <w:keepNext w:val="1"/>
         <w:keepLines w:val="1"/>
-        <w:spacing w:before="120" w:after="0" w:line="480" w:lineRule="auto"/>
+        <w:spacing w:before="120" w:after="0" w:line="360" w:lineRule="auto"/>
         <w:jc w:val="left"/>
         <w:rPr/>
       </w:pPr>
@@ -15988,7 +16130,7 @@
           </w:tcPr>
           <w:p>
             <w:pPr>
-              <w:spacing w:before="0" w:after="0" w:line="240" w:lineRule="auto"/>
+              <w:spacing w:before="0" w:after="0" w:line="360" w:lineRule="auto"/>
               <w:jc w:val="left"/>
               <w:rPr/>
             </w:pPr>
@@ -16019,7 +16161,7 @@
           </w:tcPr>
           <w:p>
             <w:pPr>
-              <w:spacing w:before="0" w:after="0" w:line="240" w:lineRule="auto"/>
+              <w:spacing w:before="0" w:after="0" w:line="360" w:lineRule="auto"/>
               <w:jc w:val="left"/>
               <w:rPr/>
             </w:pPr>
@@ -16050,7 +16192,7 @@
           </w:tcPr>
           <w:p>
             <w:pPr>
-              <w:spacing w:before="0" w:after="0" w:line="240" w:lineRule="auto"/>
+              <w:spacing w:before="0" w:after="0" w:line="360" w:lineRule="auto"/>
               <w:jc w:val="left"/>
               <w:rPr/>
             </w:pPr>
@@ -16081,7 +16223,7 @@
           </w:tcPr>
           <w:p>
             <w:pPr>
-              <w:spacing w:before="0" w:after="0" w:line="240" w:lineRule="auto"/>
+              <w:spacing w:before="0" w:after="0" w:line="360" w:lineRule="auto"/>
               <w:jc w:val="left"/>
               <w:rPr/>
             </w:pPr>
@@ -16112,7 +16254,7 @@
           </w:tcPr>
           <w:p>
             <w:pPr>
-              <w:spacing w:before="0" w:after="0" w:line="240" w:lineRule="auto"/>
+              <w:spacing w:before="0" w:after="0" w:line="360" w:lineRule="auto"/>
               <w:jc w:val="left"/>
               <w:rPr/>
             </w:pPr>
@@ -16143,7 +16285,7 @@
           </w:tcPr>
           <w:p>
             <w:pPr>
-              <w:spacing w:before="0" w:after="0" w:line="240" w:lineRule="auto"/>
+              <w:spacing w:before="0" w:after="0" w:line="360" w:lineRule="auto"/>
               <w:jc w:val="left"/>
               <w:rPr/>
             </w:pPr>
@@ -16175,7 +16317,7 @@
           <w:tcPr/>
           <w:p>
             <w:pPr>
-              <w:spacing w:before="0" w:after="0" w:line="240" w:lineRule="auto"/>
+              <w:spacing w:before="0" w:after="0" w:line="360" w:lineRule="auto"/>
               <w:jc w:val="left"/>
               <w:rPr/>
             </w:pPr>
@@ -16199,7 +16341,7 @@
           <w:tcPr/>
           <w:p>
             <w:pPr>
-              <w:spacing w:before="0" w:after="0" w:line="240" w:lineRule="auto"/>
+              <w:spacing w:before="0" w:after="0" w:line="360" w:lineRule="auto"/>
               <w:jc w:val="left"/>
               <w:rPr/>
             </w:pPr>
@@ -16223,7 +16365,7 @@
           <w:tcPr/>
           <w:p>
             <w:pPr>
-              <w:spacing w:before="0" w:after="0" w:line="240" w:lineRule="auto"/>
+              <w:spacing w:before="0" w:after="0" w:line="360" w:lineRule="auto"/>
               <w:jc w:val="left"/>
               <w:rPr/>
             </w:pPr>
@@ -16247,7 +16389,7 @@
           <w:tcPr/>
           <w:p>
             <w:pPr>
-              <w:spacing w:before="0" w:after="0" w:line="240" w:lineRule="auto"/>
+              <w:spacing w:before="0" w:after="0" w:line="360" w:lineRule="auto"/>
               <w:jc w:val="left"/>
               <w:rPr/>
             </w:pPr>
@@ -16271,7 +16413,7 @@
           <w:tcPr/>
           <w:p>
             <w:pPr>
-              <w:spacing w:before="0" w:after="0" w:line="240" w:lineRule="auto"/>
+              <w:spacing w:before="0" w:after="0" w:line="360" w:lineRule="auto"/>
               <w:jc w:val="left"/>
               <w:rPr/>
             </w:pPr>
@@ -16295,7 +16437,7 @@
           <w:tcPr/>
           <w:p>
             <w:pPr>
-              <w:spacing w:before="0" w:after="0" w:line="240" w:lineRule="auto"/>
+              <w:spacing w:before="0" w:after="0" w:line="360" w:lineRule="auto"/>
               <w:jc w:val="left"/>
               <w:rPr/>
             </w:pPr>
@@ -16320,7 +16462,7 @@
     <w:p>
       <w:pPr>
         <w:keepNext w:val="1"/>
-        <w:spacing w:before="120" w:after="0" w:line="480" w:lineRule="auto"/>
+        <w:spacing w:before="120" w:after="0" w:line="360" w:lineRule="auto"/>
         <w:jc w:val="left"/>
         <w:rPr/>
       </w:pPr>
@@ -16347,7 +16489,7 @@
       <w:pPr>
         <w:keepNext w:val="1"/>
         <w:keepLines w:val="1"/>
-        <w:spacing w:before="0" w:after="0" w:line="480" w:lineRule="auto"/>
+        <w:spacing w:before="0" w:after="0" w:line="360" w:lineRule="auto"/>
         <w:ind w:firstLine="720"/>
         <w:jc w:val="both"/>
         <w:rPr/>
@@ -16420,7 +16562,7 @@
           </w:tcPr>
           <w:p>
             <w:pPr>
-              <w:spacing w:before="0" w:after="0" w:line="240" w:lineRule="auto"/>
+              <w:spacing w:before="0" w:after="0" w:line="360" w:lineRule="auto"/>
               <w:jc w:val="left"/>
               <w:rPr/>
             </w:pPr>
@@ -16451,7 +16593,7 @@
           </w:tcPr>
           <w:p>
             <w:pPr>
-              <w:spacing w:before="0" w:after="0" w:line="240" w:lineRule="auto"/>
+              <w:spacing w:before="0" w:after="0" w:line="360" w:lineRule="auto"/>
               <w:jc w:val="left"/>
               <w:rPr/>
             </w:pPr>
@@ -16482,7 +16624,7 @@
           </w:tcPr>
           <w:p>
             <w:pPr>
-              <w:spacing w:before="0" w:after="0" w:line="240" w:lineRule="auto"/>
+              <w:spacing w:before="0" w:after="0" w:line="360" w:lineRule="auto"/>
               <w:jc w:val="left"/>
               <w:rPr/>
             </w:pPr>
@@ -16513,7 +16655,7 @@
           </w:tcPr>
           <w:p>
             <w:pPr>
-              <w:spacing w:before="0" w:after="0" w:line="240" w:lineRule="auto"/>
+              <w:spacing w:before="0" w:after="0" w:line="360" w:lineRule="auto"/>
               <w:jc w:val="left"/>
               <w:rPr/>
             </w:pPr>
@@ -16544,7 +16686,7 @@
           </w:tcPr>
           <w:p>
             <w:pPr>
-              <w:spacing w:before="0" w:after="0" w:line="240" w:lineRule="auto"/>
+              <w:spacing w:before="0" w:after="0" w:line="360" w:lineRule="auto"/>
               <w:jc w:val="left"/>
               <w:rPr/>
             </w:pPr>
@@ -16575,7 +16717,7 @@
           </w:tcPr>
           <w:p>
             <w:pPr>
-              <w:spacing w:before="0" w:after="0" w:line="240" w:lineRule="auto"/>
+              <w:spacing w:before="0" w:after="0" w:line="360" w:lineRule="auto"/>
               <w:jc w:val="left"/>
               <w:rPr/>
             </w:pPr>
@@ -16607,7 +16749,7 @@
           <w:tcPr/>
           <w:p>
             <w:pPr>
-              <w:spacing w:before="0" w:after="0" w:line="240" w:lineRule="auto"/>
+              <w:spacing w:before="0" w:after="0" w:line="360" w:lineRule="auto"/>
               <w:jc w:val="left"/>
               <w:rPr/>
             </w:pPr>
@@ -16631,7 +16773,7 @@
           <w:tcPr/>
           <w:p>
             <w:pPr>
-              <w:spacing w:before="0" w:after="0" w:line="240" w:lineRule="auto"/>
+              <w:spacing w:before="0" w:after="0" w:line="360" w:lineRule="auto"/>
               <w:jc w:val="left"/>
               <w:rPr/>
             </w:pPr>
@@ -16655,7 +16797,7 @@
           <w:tcPr/>
           <w:p>
             <w:pPr>
-              <w:spacing w:before="0" w:after="0" w:line="240" w:lineRule="auto"/>
+              <w:spacing w:before="0" w:after="0" w:line="360" w:lineRule="auto"/>
               <w:jc w:val="left"/>
               <w:rPr/>
             </w:pPr>
@@ -16679,7 +16821,7 @@
           <w:tcPr/>
           <w:p>
             <w:pPr>
-              <w:spacing w:before="0" w:after="0" w:line="240" w:lineRule="auto"/>
+              <w:spacing w:before="0" w:after="0" w:line="360" w:lineRule="auto"/>
               <w:jc w:val="left"/>
               <w:rPr/>
             </w:pPr>
@@ -16703,7 +16845,7 @@
           <w:tcPr/>
           <w:p>
             <w:pPr>
-              <w:spacing w:before="0" w:after="0" w:line="240" w:lineRule="auto"/>
+              <w:spacing w:before="0" w:after="0" w:line="360" w:lineRule="auto"/>
               <w:jc w:val="left"/>
               <w:rPr/>
             </w:pPr>
@@ -16727,7 +16869,7 @@
           <w:tcPr/>
           <w:p>
             <w:pPr>
-              <w:spacing w:before="0" w:after="0" w:line="240" w:lineRule="auto"/>
+              <w:spacing w:before="0" w:after="0" w:line="360" w:lineRule="auto"/>
               <w:jc w:val="left"/>
               <w:rPr/>
             </w:pPr>
@@ -28307,7 +28449,7 @@
     </w:rPrDefault>
     <w:pPrDefault>
       <w:pPr>
-        <w:spacing w:after="200" w:line="276" w:lineRule="auto"/>
+        <w:spacing w:after="200" w:line="480" w:lineRule="auto"/>
       </w:pPr>
     </w:pPrDefault>
   </w:docDefaults>

--- a/thesis/003_ThesisProposal_Draft_013.docx
+++ b/thesis/003_ThesisProposal_Draft_013.docx
@@ -9670,7 +9670,7 @@
       <w:pPr>
         <w:keepNext w:val="1"/>
         <w:keepLines w:val="1"/>
-        <w:spacing w:before="0" w:after="120" w:line="480" w:lineRule="auto"/>
+        <w:spacing w:before="120" w:after="120" w:line="240" w:lineRule="auto"/>
         <w:jc w:val="center"/>
         <w:rPr/>
       </w:pPr>
@@ -9697,7 +9697,7 @@
       <w:pPr>
         <w:keepNext w:val="1"/>
         <w:keepLines w:val="1"/>
-        <w:spacing w:before="0" w:after="720" w:line="480" w:lineRule="auto"/>
+        <w:spacing w:before="120" w:after="120" w:line="240" w:lineRule="auto"/>
         <w:jc w:val="left"/>
         <w:rPr/>
       </w:pPr>
@@ -16895,7 +16895,7 @@
       <w:pPr>
         <w:keepLines w:val="1"/>
         <w:pageBreakBefore w:val="1"/>
-        <w:spacing w:before="720" w:after="720" w:line="480" w:lineRule="auto"/>
+        <w:spacing w:before="120" w:after="120" w:line="480" w:lineRule="auto"/>
         <w:jc w:val="left"/>
         <w:rPr/>
       </w:pPr>
@@ -17719,7 +17719,7 @@
     <w:p>
       <w:pPr>
         <w:keepLines w:val="1"/>
-        <w:spacing w:before="0" w:after="720" w:line="480" w:lineRule="auto"/>
+        <w:spacing w:before="120" w:after="120" w:line="480" w:lineRule="auto"/>
         <w:jc w:val="left"/>
         <w:rPr/>
       </w:pPr>

--- a/thesis/003_ThesisProposal_Draft_013.docx
+++ b/thesis/003_ThesisProposal_Draft_013.docx
@@ -9670,6 +9670,7 @@
       <w:pPr>
         <w:keepNext w:val="1"/>
         <w:keepLines w:val="1"/>
+        <w:pageBreakBefore w:val="1"/>
         <w:spacing w:before="120" w:after="120" w:line="240" w:lineRule="auto"/>
         <w:jc w:val="center"/>
         <w:rPr/>
@@ -9697,7 +9698,7 @@
       <w:pPr>
         <w:keepNext w:val="1"/>
         <w:keepLines w:val="1"/>
-        <w:spacing w:before="120" w:after="120" w:line="240" w:lineRule="auto"/>
+        <w:spacing w:before="120" w:after="0" w:line="240" w:lineRule="auto"/>
         <w:jc w:val="left"/>
         <w:rPr/>
       </w:pPr>
@@ -16893,9 +16894,10 @@
     </w:tbl>
     <w:p>
       <w:pPr>
+        <w:keepNext w:val="1"/>
         <w:keepLines w:val="1"/>
         <w:pageBreakBefore w:val="1"/>
-        <w:spacing w:before="120" w:after="120" w:line="480" w:lineRule="auto"/>
+        <w:spacing w:before="120" w:after="0" w:line="480" w:lineRule="auto"/>
         <w:jc w:val="left"/>
         <w:rPr/>
       </w:pPr>
@@ -17718,8 +17720,9 @@
     </w:p>
     <w:p>
       <w:pPr>
+        <w:keepNext w:val="1"/>
         <w:keepLines w:val="1"/>
-        <w:spacing w:before="120" w:after="120" w:line="480" w:lineRule="auto"/>
+        <w:spacing w:before="120" w:after="0" w:line="480" w:lineRule="auto"/>
         <w:jc w:val="left"/>
         <w:rPr/>
       </w:pPr>

--- a/thesis/003_ThesisProposal_Draft_013.docx
+++ b/thesis/003_ThesisProposal_Draft_013.docx
@@ -5,563 +5,300 @@
     <w:p>
       <w:pPr>
         <w:spacing w:before="0" w:after="0" w:line="240" w:lineRule="auto"/>
-        <w:rPr/>
-      </w:pPr>
-      <w:r>
-        <w:rPr>
-          <w:rtl w:val="0"/>
-        </w:rPr>
-      </w:r>
-    </w:p>
-    <w:p>
-      <w:pPr>
-        <w:rPr/>
-      </w:pPr>
-      <w:r>
-        <w:rPr>
-          <w:rtl w:val="0"/>
-        </w:rPr>
-      </w:r>
+      </w:pPr>
+    </w:p>
+    <w:p>
+      <w:pPr>
+        <w:spacing w:before="0" w:after="0" w:line="240" w:lineRule="auto"/>
+      </w:pPr>
+    </w:p>
+    <w:p>
+      <w:pPr>
+        <w:spacing w:before="0" w:after="0" w:line="240" w:lineRule="auto"/>
+      </w:pPr>
     </w:p>
     <w:p>
       <w:pPr>
         <w:spacing w:before="0" w:after="0" w:line="240" w:lineRule="auto"/>
         <w:jc w:val="center"/>
-        <w:rPr/>
-      </w:pPr>
-      <w:r>
-        <w:rPr>
-          <w:rFonts w:ascii="Georgia" w:cs="Georgia" w:eastAsia="Georgia" w:hAnsi="Georgia"/>
-          <w:b w:val="1"/>
-          <w:bCs w:val="1"/>
-          <w:i w:val="0"/>
-          <w:iCs w:val="0"/>
+      </w:pPr>
+      <w:r>
+        <w:rPr>
+          <w:rFonts w:ascii="Georgia" w:hAnsi="Georgia"/>
           <w:sz w:val="28"/>
           <w:szCs w:val="28"/>
-          <w:rtl w:val="0"/>
+          <w:b/>
+          <w:bCs/>
         </w:rPr>
         <w:t xml:space="preserve">THE USE OF HEDGES IN RESEARCH ABSTRACTS</w:t>
-      </w:r>
-      <w:r>
-        <w:rPr>
-          <w:rtl w:val="0"/>
-        </w:rPr>
       </w:r>
     </w:p>
     <w:p>
       <w:pPr>
         <w:spacing w:before="0" w:after="0" w:line="240" w:lineRule="auto"/>
         <w:jc w:val="center"/>
-        <w:rPr/>
-      </w:pPr>
-      <w:r>
-        <w:rPr>
-          <w:rFonts w:ascii="Georgia" w:cs="Georgia" w:eastAsia="Georgia" w:hAnsi="Georgia"/>
-          <w:b w:val="1"/>
-          <w:bCs w:val="1"/>
-          <w:i w:val="0"/>
-          <w:iCs w:val="0"/>
+      </w:pPr>
+      <w:r>
+        <w:rPr>
+          <w:rFonts w:ascii="Georgia" w:hAnsi="Georgia"/>
           <w:sz w:val="28"/>
           <w:szCs w:val="28"/>
-          <w:rtl w:val="0"/>
+          <w:b/>
+          <w:bCs/>
         </w:rPr>
         <w:t xml:space="preserve">ACROSS APPLIED LIFE SCIENCES</w:t>
       </w:r>
-      <w:r>
-        <w:rPr>
-          <w:rtl w:val="0"/>
-        </w:rPr>
-      </w:r>
     </w:p>
     <w:p>
       <w:pPr>
         <w:spacing w:before="0" w:after="0" w:line="240" w:lineRule="auto"/>
-        <w:rPr/>
-      </w:pPr>
-      <w:r>
-        <w:rPr>
-          <w:rtl w:val="0"/>
-        </w:rPr>
-      </w:r>
+      </w:pPr>
     </w:p>
     <w:p>
       <w:pPr>
         <w:spacing w:before="0" w:after="0" w:line="240" w:lineRule="auto"/>
-        <w:rPr/>
-      </w:pPr>
-      <w:r>
-        <w:rPr>
-          <w:rtl w:val="0"/>
-        </w:rPr>
-      </w:r>
-    </w:p>
-    <w:p>
-      <w:pPr>
-        <w:rPr/>
-      </w:pPr>
-      <w:r>
-        <w:rPr>
-          <w:rtl w:val="0"/>
-        </w:rPr>
-      </w:r>
+      </w:pPr>
+    </w:p>
+    <w:p>
+      <w:pPr>
+        <w:spacing w:before="0" w:after="0" w:line="240" w:lineRule="auto"/>
+      </w:pPr>
     </w:p>
     <w:p>
       <w:pPr>
         <w:spacing w:before="0" w:after="0" w:line="240" w:lineRule="auto"/>
         <w:jc w:val="center"/>
-        <w:rPr/>
-      </w:pPr>
-      <w:r>
-        <w:rPr>
-          <w:rFonts w:ascii="Georgia" w:cs="Georgia" w:eastAsia="Georgia" w:hAnsi="Georgia"/>
-          <w:b w:val="0"/>
-          <w:bCs w:val="0"/>
-          <w:i w:val="0"/>
-          <w:iCs w:val="0"/>
+      </w:pPr>
+      <w:r>
+        <w:rPr>
+          <w:rFonts w:ascii="Georgia" w:hAnsi="Georgia"/>
           <w:sz w:val="24"/>
           <w:szCs w:val="24"/>
-          <w:rtl w:val="0"/>
         </w:rPr>
         <w:t xml:space="preserve">A Thesis</w:t>
-      </w:r>
-      <w:r>
-        <w:rPr>
-          <w:rtl w:val="0"/>
-        </w:rPr>
       </w:r>
     </w:p>
     <w:p>
       <w:pPr>
         <w:spacing w:before="0" w:after="0" w:line="240" w:lineRule="auto"/>
         <w:jc w:val="center"/>
-        <w:rPr/>
-      </w:pPr>
-      <w:r>
-        <w:rPr>
-          <w:rFonts w:ascii="Georgia" w:cs="Georgia" w:eastAsia="Georgia" w:hAnsi="Georgia"/>
-          <w:b w:val="0"/>
-          <w:bCs w:val="0"/>
-          <w:i w:val="0"/>
-          <w:iCs w:val="0"/>
+      </w:pPr>
+      <w:r>
+        <w:rPr>
+          <w:rFonts w:ascii="Georgia" w:hAnsi="Georgia"/>
           <w:sz w:val="24"/>
           <w:szCs w:val="24"/>
-          <w:rtl w:val="0"/>
         </w:rPr>
         <w:t xml:space="preserve">Presented to the Faculty of</w:t>
-      </w:r>
-      <w:r>
-        <w:rPr>
-          <w:rtl w:val="0"/>
-        </w:rPr>
       </w:r>
     </w:p>
     <w:p>
       <w:pPr>
         <w:spacing w:before="0" w:after="0" w:line="240" w:lineRule="auto"/>
         <w:jc w:val="center"/>
-        <w:rPr/>
-      </w:pPr>
-      <w:r>
-        <w:rPr>
-          <w:rFonts w:ascii="Georgia" w:cs="Georgia" w:eastAsia="Georgia" w:hAnsi="Georgia"/>
-          <w:b w:val="0"/>
-          <w:bCs w:val="0"/>
-          <w:i w:val="0"/>
-          <w:iCs w:val="0"/>
+      </w:pPr>
+      <w:r>
+        <w:rPr>
+          <w:rFonts w:ascii="Georgia" w:hAnsi="Georgia"/>
           <w:sz w:val="24"/>
           <w:szCs w:val="24"/>
-          <w:rtl w:val="0"/>
         </w:rPr>
         <w:t xml:space="preserve">Department of English</w:t>
-      </w:r>
-      <w:r>
-        <w:rPr>
-          <w:rtl w:val="0"/>
-        </w:rPr>
       </w:r>
     </w:p>
     <w:p>
       <w:pPr>
         <w:spacing w:before="0" w:after="0" w:line="240" w:lineRule="auto"/>
         <w:jc w:val="center"/>
-        <w:rPr/>
-      </w:pPr>
-      <w:r>
-        <w:rPr>
-          <w:rFonts w:ascii="Georgia" w:cs="Georgia" w:eastAsia="Georgia" w:hAnsi="Georgia"/>
-          <w:b w:val="0"/>
-          <w:bCs w:val="0"/>
-          <w:i w:val="0"/>
-          <w:iCs w:val="0"/>
+      </w:pPr>
+      <w:r>
+        <w:rPr>
+          <w:rFonts w:ascii="Georgia" w:hAnsi="Georgia"/>
           <w:sz w:val="24"/>
           <w:szCs w:val="24"/>
-          <w:rtl w:val="0"/>
         </w:rPr>
         <w:t xml:space="preserve">College of Arts and Sciences</w:t>
-      </w:r>
-      <w:r>
-        <w:rPr>
-          <w:rtl w:val="0"/>
-        </w:rPr>
       </w:r>
     </w:p>
     <w:p>
       <w:pPr>
         <w:spacing w:before="0" w:after="0" w:line="240" w:lineRule="auto"/>
         <w:jc w:val="center"/>
-        <w:rPr/>
-      </w:pPr>
-      <w:r>
-        <w:rPr>
-          <w:rFonts w:ascii="Georgia" w:cs="Georgia" w:eastAsia="Georgia" w:hAnsi="Georgia"/>
-          <w:b w:val="0"/>
-          <w:bCs w:val="0"/>
-          <w:i w:val="0"/>
-          <w:iCs w:val="0"/>
+      </w:pPr>
+      <w:r>
+        <w:rPr>
+          <w:rFonts w:ascii="Georgia" w:hAnsi="Georgia"/>
           <w:sz w:val="24"/>
           <w:szCs w:val="24"/>
-          <w:rtl w:val="0"/>
         </w:rPr>
         <w:t xml:space="preserve">Pampanga State Agricultural University</w:t>
-      </w:r>
-      <w:r>
-        <w:rPr>
-          <w:rtl w:val="0"/>
-        </w:rPr>
       </w:r>
     </w:p>
     <w:p>
       <w:pPr>
         <w:spacing w:before="0" w:after="0" w:line="240" w:lineRule="auto"/>
         <w:jc w:val="center"/>
-        <w:rPr/>
-      </w:pPr>
-      <w:r>
-        <w:rPr>
-          <w:rFonts w:ascii="Georgia" w:cs="Georgia" w:eastAsia="Georgia" w:hAnsi="Georgia"/>
-          <w:b w:val="0"/>
-          <w:bCs w:val="0"/>
-          <w:i w:val="0"/>
-          <w:iCs w:val="0"/>
+      </w:pPr>
+      <w:r>
+        <w:rPr>
+          <w:rFonts w:ascii="Georgia" w:hAnsi="Georgia"/>
           <w:sz w:val="24"/>
           <w:szCs w:val="24"/>
-          <w:rtl w:val="0"/>
         </w:rPr>
         <w:t xml:space="preserve">Magalang, Pampanga</w:t>
       </w:r>
-      <w:r>
-        <w:rPr>
-          <w:rtl w:val="0"/>
-        </w:rPr>
-      </w:r>
     </w:p>
     <w:p>
       <w:pPr>
         <w:spacing w:before="0" w:after="0" w:line="240" w:lineRule="auto"/>
-        <w:rPr/>
-      </w:pPr>
-      <w:r>
-        <w:rPr>
-          <w:rtl w:val="0"/>
-        </w:rPr>
-      </w:r>
+      </w:pPr>
     </w:p>
     <w:p>
       <w:pPr>
         <w:spacing w:before="0" w:after="0" w:line="240" w:lineRule="auto"/>
-        <w:rPr/>
-      </w:pPr>
-      <w:r>
-        <w:rPr>
-          <w:rtl w:val="0"/>
-        </w:rPr>
-      </w:r>
-    </w:p>
-    <w:p>
-      <w:pPr>
-        <w:rPr/>
-      </w:pPr>
-      <w:r>
-        <w:rPr>
-          <w:rtl w:val="0"/>
-        </w:rPr>
-      </w:r>
+      </w:pPr>
+    </w:p>
+    <w:p>
+      <w:pPr>
+        <w:spacing w:before="0" w:after="0" w:line="240" w:lineRule="auto"/>
+      </w:pPr>
     </w:p>
     <w:p>
       <w:pPr>
         <w:spacing w:before="0" w:after="0" w:line="240" w:lineRule="auto"/>
         <w:jc w:val="center"/>
-        <w:rPr/>
-      </w:pPr>
-      <w:r>
-        <w:rPr>
-          <w:rFonts w:ascii="Georgia" w:cs="Georgia" w:eastAsia="Georgia" w:hAnsi="Georgia"/>
-          <w:b w:val="0"/>
-          <w:bCs w:val="0"/>
-          <w:i w:val="0"/>
-          <w:iCs w:val="0"/>
+      </w:pPr>
+      <w:r>
+        <w:rPr>
+          <w:rFonts w:ascii="Georgia" w:hAnsi="Georgia"/>
           <w:sz w:val="24"/>
           <w:szCs w:val="24"/>
-          <w:rtl w:val="0"/>
         </w:rPr>
         <w:t xml:space="preserve">In Partial Fulfillment</w:t>
-      </w:r>
-      <w:r>
-        <w:rPr>
-          <w:rtl w:val="0"/>
-        </w:rPr>
       </w:r>
     </w:p>
     <w:p>
       <w:pPr>
         <w:spacing w:before="0" w:after="0" w:line="240" w:lineRule="auto"/>
         <w:jc w:val="center"/>
-        <w:rPr/>
-      </w:pPr>
-      <w:r>
-        <w:rPr>
-          <w:rFonts w:ascii="Georgia" w:cs="Georgia" w:eastAsia="Georgia" w:hAnsi="Georgia"/>
-          <w:b w:val="0"/>
-          <w:bCs w:val="0"/>
-          <w:i w:val="0"/>
-          <w:iCs w:val="0"/>
+      </w:pPr>
+      <w:r>
+        <w:rPr>
+          <w:rFonts w:ascii="Georgia" w:hAnsi="Georgia"/>
           <w:sz w:val="24"/>
           <w:szCs w:val="24"/>
-          <w:rtl w:val="0"/>
         </w:rPr>
         <w:t xml:space="preserve">of the Requirements for the Degree</w:t>
-      </w:r>
-      <w:r>
-        <w:rPr>
-          <w:rtl w:val="0"/>
-        </w:rPr>
       </w:r>
     </w:p>
     <w:p>
       <w:pPr>
         <w:spacing w:before="0" w:after="0" w:line="240" w:lineRule="auto"/>
         <w:jc w:val="center"/>
-        <w:rPr/>
-      </w:pPr>
-      <w:r>
-        <w:rPr>
-          <w:rFonts w:ascii="Georgia" w:cs="Georgia" w:eastAsia="Georgia" w:hAnsi="Georgia"/>
-          <w:b w:val="0"/>
-          <w:bCs w:val="0"/>
-          <w:i w:val="0"/>
-          <w:iCs w:val="0"/>
+      </w:pPr>
+      <w:r>
+        <w:rPr>
+          <w:rFonts w:ascii="Georgia" w:hAnsi="Georgia"/>
           <w:sz w:val="24"/>
           <w:szCs w:val="24"/>
-          <w:rtl w:val="0"/>
         </w:rPr>
         <w:t xml:space="preserve">BACHELOR OF ARTS IN ENGLISH LANGUAGE STUDIES</w:t>
       </w:r>
-      <w:r>
-        <w:rPr>
-          <w:rtl w:val="0"/>
-        </w:rPr>
-      </w:r>
     </w:p>
     <w:p>
       <w:pPr>
         <w:spacing w:before="0" w:after="0" w:line="240" w:lineRule="auto"/>
-        <w:rPr/>
-      </w:pPr>
-      <w:r>
-        <w:rPr>
-          <w:rtl w:val="0"/>
-        </w:rPr>
-      </w:r>
+      </w:pPr>
     </w:p>
     <w:p>
       <w:pPr>
         <w:spacing w:before="0" w:after="0" w:line="240" w:lineRule="auto"/>
-        <w:rPr/>
-      </w:pPr>
-      <w:r>
-        <w:rPr>
-          <w:rtl w:val="0"/>
-        </w:rPr>
-      </w:r>
-    </w:p>
-    <w:p>
-      <w:pPr>
-        <w:rPr/>
-      </w:pPr>
-      <w:r>
-        <w:rPr>
-          <w:rtl w:val="0"/>
-        </w:rPr>
-      </w:r>
+      </w:pPr>
+    </w:p>
+    <w:p>
+      <w:pPr>
+        <w:spacing w:before="0" w:after="0" w:line="240" w:lineRule="auto"/>
+      </w:pPr>
     </w:p>
     <w:p>
       <w:pPr>
         <w:spacing w:before="0" w:after="0" w:line="240" w:lineRule="auto"/>
         <w:jc w:val="center"/>
-        <w:rPr/>
-      </w:pPr>
-      <w:r>
-        <w:rPr>
-          <w:rFonts w:ascii="Georgia" w:cs="Georgia" w:eastAsia="Georgia" w:hAnsi="Georgia"/>
-          <w:b w:val="0"/>
-          <w:bCs w:val="0"/>
-          <w:i w:val="0"/>
-          <w:iCs w:val="0"/>
+      </w:pPr>
+      <w:r>
+        <w:rPr>
+          <w:rFonts w:ascii="Georgia" w:hAnsi="Georgia"/>
           <w:sz w:val="24"/>
           <w:szCs w:val="24"/>
-          <w:rtl w:val="0"/>
         </w:rPr>
         <w:t xml:space="preserve">By</w:t>
       </w:r>
-      <w:r>
-        <w:rPr>
-          <w:rtl w:val="0"/>
-        </w:rPr>
-      </w:r>
     </w:p>
     <w:p>
       <w:pPr>
         <w:spacing w:before="0" w:after="0" w:line="240" w:lineRule="auto"/>
-        <w:rPr/>
-      </w:pPr>
-      <w:r>
-        <w:rPr>
-          <w:rtl w:val="0"/>
-        </w:rPr>
-      </w:r>
+      </w:pPr>
     </w:p>
     <w:p>
       <w:pPr>
         <w:spacing w:before="0" w:after="0" w:line="240" w:lineRule="auto"/>
-        <w:rPr/>
-      </w:pPr>
-      <w:r>
-        <w:rPr>
-          <w:rtl w:val="0"/>
-        </w:rPr>
-      </w:r>
-    </w:p>
-    <w:p>
-      <w:pPr>
-        <w:rPr/>
-      </w:pPr>
-      <w:r>
-        <w:rPr>
-          <w:rtl w:val="0"/>
-        </w:rPr>
-      </w:r>
-    </w:p>
-    <w:p>
-      <w:pPr>
-        <w:rPr/>
-      </w:pPr>
-      <w:r>
-        <w:rPr>
-          <w:rtl w:val="0"/>
-        </w:rPr>
-      </w:r>
-    </w:p>
-    <w:p>
-      <w:pPr>
-        <w:rPr/>
-      </w:pPr>
-      <w:r>
-        <w:rPr>
-          <w:rtl w:val="0"/>
-        </w:rPr>
-      </w:r>
-    </w:p>
-    <w:p>
-      <w:pPr>
-        <w:rPr/>
-      </w:pPr>
-      <w:r>
-        <w:rPr>
-          <w:rtl w:val="0"/>
-        </w:rPr>
-      </w:r>
-    </w:p>
-    <w:p>
-      <w:pPr>
-        <w:rPr/>
-      </w:pPr>
-      <w:r>
-        <w:rPr>
-          <w:rtl w:val="0"/>
-        </w:rPr>
-      </w:r>
-    </w:p>
-    <w:p>
-      <w:pPr>
-        <w:rPr/>
-      </w:pPr>
-      <w:r>
-        <w:rPr>
-          <w:rtl w:val="0"/>
-        </w:rPr>
-      </w:r>
-    </w:p>
-    <w:p>
-      <w:pPr>
-        <w:rPr/>
-      </w:pPr>
-      <w:r>
-        <w:rPr>
-          <w:rtl w:val="0"/>
-        </w:rPr>
-      </w:r>
-    </w:p>
-    <w:p>
-      <w:pPr>
-        <w:rPr/>
-      </w:pPr>
-      <w:r>
-        <w:rPr>
-          <w:rtl w:val="0"/>
-        </w:rPr>
-      </w:r>
+      </w:pPr>
+    </w:p>
+    <w:p>
+      <w:pPr>
+        <w:spacing w:before="0" w:after="0" w:line="240" w:lineRule="auto"/>
+      </w:pPr>
+    </w:p>
+    <w:p>
+      <w:pPr>
+        <w:spacing w:before="0" w:after="0" w:line="240" w:lineRule="auto"/>
+      </w:pPr>
+    </w:p>
+    <w:p>
+      <w:pPr>
+        <w:spacing w:before="0" w:after="0" w:line="240" w:lineRule="auto"/>
+      </w:pPr>
+    </w:p>
+    <w:p>
+      <w:pPr>
+        <w:spacing w:before="0" w:after="0" w:line="240" w:lineRule="auto"/>
+      </w:pPr>
+    </w:p>
+    <w:p>
+      <w:pPr>
+        <w:spacing w:before="0" w:after="0" w:line="240" w:lineRule="auto"/>
+      </w:pPr>
+    </w:p>
+    <w:p>
+      <w:pPr>
+        <w:spacing w:before="0" w:after="0" w:line="240" w:lineRule="auto"/>
+      </w:pPr>
     </w:p>
     <w:p>
       <w:pPr>
         <w:spacing w:before="0" w:after="0" w:line="240" w:lineRule="auto"/>
         <w:jc w:val="center"/>
-        <w:rPr/>
-      </w:pPr>
-      <w:r>
-        <w:rPr>
-          <w:rFonts w:ascii="Georgia" w:cs="Georgia" w:eastAsia="Georgia" w:hAnsi="Georgia"/>
-          <w:b w:val="1"/>
-          <w:bCs w:val="1"/>
-          <w:i w:val="0"/>
-          <w:iCs w:val="0"/>
+      </w:pPr>
+      <w:r>
+        <w:rPr>
+          <w:rFonts w:ascii="Georgia" w:hAnsi="Georgia"/>
           <w:sz w:val="24"/>
           <w:szCs w:val="24"/>
-          <w:rtl w:val="0"/>
+          <w:b/>
+          <w:bCs/>
         </w:rPr>
         <w:t xml:space="preserve">CHRYZ KEAN F. MANUEL</w:t>
       </w:r>
-      <w:r>
-        <w:rPr>
-          <w:rtl w:val="0"/>
-        </w:rPr>
-      </w:r>
     </w:p>
     <w:p>
       <w:pPr>
         <w:spacing w:before="0" w:after="0" w:line="240" w:lineRule="auto"/>
-        <w:rPr/>
-      </w:pPr>
-      <w:r>
-        <w:rPr>
-          <w:rtl w:val="0"/>
-        </w:rPr>
-      </w:r>
+      </w:pPr>
     </w:p>
     <w:p>
       <w:pPr>
         <w:spacing w:before="0" w:after="0" w:line="240" w:lineRule="auto"/>
         <w:jc w:val="center"/>
-        <w:rPr/>
         <w:sectPr>
           <w:headerReference r:id="rId6" w:type="default"/>
           <w:footerReference r:id="rId7" w:type="default"/>
@@ -572,47 +309,17 @@
       </w:pPr>
       <w:r>
         <w:rPr>
-          <w:rFonts w:ascii="Georgia" w:cs="Georgia" w:eastAsia="Georgia" w:hAnsi="Georgia"/>
-          <w:b w:val="0"/>
-          <w:bCs w:val="0"/>
-          <w:i w:val="0"/>
-          <w:iCs w:val="0"/>
+          <w:rFonts w:ascii="Georgia" w:hAnsi="Georgia"/>
           <w:sz w:val="24"/>
           <w:szCs w:val="24"/>
-          <w:rtl w:val="0"/>
         </w:rPr>
         <w:t xml:space="preserve">October 2026</w:t>
       </w:r>
-      <w:r>
-        <w:rPr>
-          <w:rtl w:val="0"/>
-        </w:rPr>
-      </w:r>
-    </w:p>
-    <w:p>
-      <w:pPr>
-        <w:rPr/>
-      </w:pPr>
-      <w:r>
-        <w:rPr>
-          <w:rtl w:val="0"/>
-        </w:rPr>
-      </w:r>
-    </w:p>
-    <w:p>
-      <w:pPr>
-        <w:rPr/>
-      </w:pPr>
-      <w:r>
-        <w:rPr>
-          <w:rtl w:val="0"/>
-        </w:rPr>
-      </w:r>
     </w:p>
     <w:p>
       <w:pPr>
         <w:keepLines w:val="1"/>
-        <w:spacing w:before="720" w:after="720" w:line="480" w:lineRule="auto"/>
+        <w:spacing w:before="0" w:after="720" w:line="480" w:lineRule="auto"/>
         <w:jc w:val="center"/>
         <w:rPr/>
       </w:pPr>
@@ -659,6 +366,11 @@
       <w:r>
         <w:rPr>
           <w:rtl w:val="0"/>
+          <w:rFonts w:ascii="Georgia" w:hAnsi="Georgia"/>
+          <w:sz w:val="24"/>
+          <w:szCs w:val="24"/>
+          <w:b/>
+          <w:bCs/>
         </w:rPr>
       </w:r>
     </w:p>

--- a/thesis/003_ThesisProposal_Draft_013.docx
+++ b/thesis/003_ThesisProposal_Draft_013.docx
@@ -4,22 +4,22 @@
   <w:body>
     <w:p>
       <w:pPr>
-        <w:spacing w:before="0" w:after="0" w:line="240" w:lineRule="auto"/>
-      </w:pPr>
-    </w:p>
-    <w:p>
-      <w:pPr>
-        <w:spacing w:before="0" w:after="0" w:line="240" w:lineRule="auto"/>
-      </w:pPr>
-    </w:p>
-    <w:p>
-      <w:pPr>
-        <w:spacing w:before="0" w:after="0" w:line="240" w:lineRule="auto"/>
-      </w:pPr>
-    </w:p>
-    <w:p>
-      <w:pPr>
-        <w:spacing w:before="0" w:after="0" w:line="240" w:lineRule="auto"/>
+        <w:spacing w:before="0" w:after="0" w:line="360" w:lineRule="auto"/>
+      </w:pPr>
+    </w:p>
+    <w:p>
+      <w:pPr>
+        <w:spacing w:before="0" w:after="0" w:line="360" w:lineRule="auto"/>
+      </w:pPr>
+    </w:p>
+    <w:p>
+      <w:pPr>
+        <w:spacing w:before="0" w:after="0" w:line="360" w:lineRule="auto"/>
+      </w:pPr>
+    </w:p>
+    <w:p>
+      <w:pPr>
+        <w:spacing w:before="0" w:after="0" w:line="360" w:lineRule="auto"/>
         <w:jc w:val="center"/>
       </w:pPr>
       <w:r>
@@ -35,7 +35,7 @@
     </w:p>
     <w:p>
       <w:pPr>
-        <w:spacing w:before="0" w:after="0" w:line="240" w:lineRule="auto"/>
+        <w:spacing w:before="0" w:after="0" w:line="360" w:lineRule="auto"/>
         <w:jc w:val="center"/>
       </w:pPr>
       <w:r>
@@ -51,22 +51,22 @@
     </w:p>
     <w:p>
       <w:pPr>
-        <w:spacing w:before="0" w:after="0" w:line="240" w:lineRule="auto"/>
-      </w:pPr>
-    </w:p>
-    <w:p>
-      <w:pPr>
-        <w:spacing w:before="0" w:after="0" w:line="240" w:lineRule="auto"/>
-      </w:pPr>
-    </w:p>
-    <w:p>
-      <w:pPr>
-        <w:spacing w:before="0" w:after="0" w:line="240" w:lineRule="auto"/>
-      </w:pPr>
-    </w:p>
-    <w:p>
-      <w:pPr>
-        <w:spacing w:before="0" w:after="0" w:line="240" w:lineRule="auto"/>
+        <w:spacing w:before="0" w:after="0" w:line="360" w:lineRule="auto"/>
+      </w:pPr>
+    </w:p>
+    <w:p>
+      <w:pPr>
+        <w:spacing w:before="0" w:after="0" w:line="360" w:lineRule="auto"/>
+      </w:pPr>
+    </w:p>
+    <w:p>
+      <w:pPr>
+        <w:spacing w:before="0" w:after="0" w:line="360" w:lineRule="auto"/>
+      </w:pPr>
+    </w:p>
+    <w:p>
+      <w:pPr>
+        <w:spacing w:before="0" w:after="0" w:line="360" w:lineRule="auto"/>
         <w:jc w:val="center"/>
       </w:pPr>
       <w:r>
@@ -80,7 +80,7 @@
     </w:p>
     <w:p>
       <w:pPr>
-        <w:spacing w:before="0" w:after="0" w:line="240" w:lineRule="auto"/>
+        <w:spacing w:before="0" w:after="0" w:line="360" w:lineRule="auto"/>
         <w:jc w:val="center"/>
       </w:pPr>
       <w:r>
@@ -94,7 +94,7 @@
     </w:p>
     <w:p>
       <w:pPr>
-        <w:spacing w:before="0" w:after="0" w:line="240" w:lineRule="auto"/>
+        <w:spacing w:before="0" w:after="0" w:line="360" w:lineRule="auto"/>
         <w:jc w:val="center"/>
       </w:pPr>
       <w:r>
@@ -108,7 +108,7 @@
     </w:p>
     <w:p>
       <w:pPr>
-        <w:spacing w:before="0" w:after="0" w:line="240" w:lineRule="auto"/>
+        <w:spacing w:before="0" w:after="0" w:line="360" w:lineRule="auto"/>
         <w:jc w:val="center"/>
       </w:pPr>
       <w:r>
@@ -122,7 +122,7 @@
     </w:p>
     <w:p>
       <w:pPr>
-        <w:spacing w:before="0" w:after="0" w:line="240" w:lineRule="auto"/>
+        <w:spacing w:before="0" w:after="0" w:line="360" w:lineRule="auto"/>
         <w:jc w:val="center"/>
       </w:pPr>
       <w:r>
@@ -136,7 +136,7 @@
     </w:p>
     <w:p>
       <w:pPr>
-        <w:spacing w:before="0" w:after="0" w:line="240" w:lineRule="auto"/>
+        <w:spacing w:before="0" w:after="0" w:line="360" w:lineRule="auto"/>
         <w:jc w:val="center"/>
       </w:pPr>
       <w:r>
@@ -150,22 +150,22 @@
     </w:p>
     <w:p>
       <w:pPr>
-        <w:spacing w:before="0" w:after="0" w:line="240" w:lineRule="auto"/>
-      </w:pPr>
-    </w:p>
-    <w:p>
-      <w:pPr>
-        <w:spacing w:before="0" w:after="0" w:line="240" w:lineRule="auto"/>
-      </w:pPr>
-    </w:p>
-    <w:p>
-      <w:pPr>
-        <w:spacing w:before="0" w:after="0" w:line="240" w:lineRule="auto"/>
-      </w:pPr>
-    </w:p>
-    <w:p>
-      <w:pPr>
-        <w:spacing w:before="0" w:after="0" w:line="240" w:lineRule="auto"/>
+        <w:spacing w:before="0" w:after="0" w:line="360" w:lineRule="auto"/>
+      </w:pPr>
+    </w:p>
+    <w:p>
+      <w:pPr>
+        <w:spacing w:before="0" w:after="0" w:line="360" w:lineRule="auto"/>
+      </w:pPr>
+    </w:p>
+    <w:p>
+      <w:pPr>
+        <w:spacing w:before="0" w:after="0" w:line="360" w:lineRule="auto"/>
+      </w:pPr>
+    </w:p>
+    <w:p>
+      <w:pPr>
+        <w:spacing w:before="0" w:after="0" w:line="360" w:lineRule="auto"/>
         <w:jc w:val="center"/>
       </w:pPr>
       <w:r>
@@ -179,7 +179,7 @@
     </w:p>
     <w:p>
       <w:pPr>
-        <w:spacing w:before="0" w:after="0" w:line="240" w:lineRule="auto"/>
+        <w:spacing w:before="0" w:after="0" w:line="360" w:lineRule="auto"/>
         <w:jc w:val="center"/>
       </w:pPr>
       <w:r>
@@ -193,7 +193,7 @@
     </w:p>
     <w:p>
       <w:pPr>
-        <w:spacing w:before="0" w:after="0" w:line="240" w:lineRule="auto"/>
+        <w:spacing w:before="0" w:after="0" w:line="360" w:lineRule="auto"/>
         <w:jc w:val="center"/>
       </w:pPr>
       <w:r>
@@ -207,22 +207,22 @@
     </w:p>
     <w:p>
       <w:pPr>
-        <w:spacing w:before="0" w:after="0" w:line="240" w:lineRule="auto"/>
-      </w:pPr>
-    </w:p>
-    <w:p>
-      <w:pPr>
-        <w:spacing w:before="0" w:after="0" w:line="240" w:lineRule="auto"/>
-      </w:pPr>
-    </w:p>
-    <w:p>
-      <w:pPr>
-        <w:spacing w:before="0" w:after="0" w:line="240" w:lineRule="auto"/>
-      </w:pPr>
-    </w:p>
-    <w:p>
-      <w:pPr>
-        <w:spacing w:before="0" w:after="0" w:line="240" w:lineRule="auto"/>
+        <w:spacing w:before="0" w:after="0" w:line="360" w:lineRule="auto"/>
+      </w:pPr>
+    </w:p>
+    <w:p>
+      <w:pPr>
+        <w:spacing w:before="0" w:after="0" w:line="360" w:lineRule="auto"/>
+      </w:pPr>
+    </w:p>
+    <w:p>
+      <w:pPr>
+        <w:spacing w:before="0" w:after="0" w:line="360" w:lineRule="auto"/>
+      </w:pPr>
+    </w:p>
+    <w:p>
+      <w:pPr>
+        <w:spacing w:before="0" w:after="0" w:line="360" w:lineRule="auto"/>
         <w:jc w:val="center"/>
       </w:pPr>
       <w:r>
@@ -236,47 +236,32 @@
     </w:p>
     <w:p>
       <w:pPr>
-        <w:spacing w:before="0" w:after="0" w:line="240" w:lineRule="auto"/>
-      </w:pPr>
-    </w:p>
-    <w:p>
-      <w:pPr>
-        <w:spacing w:before="0" w:after="0" w:line="240" w:lineRule="auto"/>
-      </w:pPr>
-    </w:p>
-    <w:p>
-      <w:pPr>
-        <w:spacing w:before="0" w:after="0" w:line="240" w:lineRule="auto"/>
-      </w:pPr>
-    </w:p>
-    <w:p>
-      <w:pPr>
-        <w:spacing w:before="0" w:after="0" w:line="240" w:lineRule="auto"/>
-      </w:pPr>
-    </w:p>
-    <w:p>
-      <w:pPr>
-        <w:spacing w:before="0" w:after="0" w:line="240" w:lineRule="auto"/>
-      </w:pPr>
-    </w:p>
-    <w:p>
-      <w:pPr>
-        <w:spacing w:before="0" w:after="0" w:line="240" w:lineRule="auto"/>
-      </w:pPr>
-    </w:p>
-    <w:p>
-      <w:pPr>
-        <w:spacing w:before="0" w:after="0" w:line="240" w:lineRule="auto"/>
-      </w:pPr>
-    </w:p>
-    <w:p>
-      <w:pPr>
-        <w:spacing w:before="0" w:after="0" w:line="240" w:lineRule="auto"/>
-      </w:pPr>
-    </w:p>
-    <w:p>
-      <w:pPr>
-        <w:spacing w:before="0" w:after="0" w:line="240" w:lineRule="auto"/>
+        <w:spacing w:before="0" w:after="0" w:line="360" w:lineRule="auto"/>
+      </w:pPr>
+    </w:p>
+    <w:p>
+      <w:pPr>
+        <w:spacing w:before="0" w:after="0" w:line="360" w:lineRule="auto"/>
+      </w:pPr>
+    </w:p>
+    <w:p>
+      <w:pPr>
+        <w:spacing w:before="0" w:after="0" w:line="360" w:lineRule="auto"/>
+      </w:pPr>
+    </w:p>
+    <w:p>
+      <w:pPr>
+        <w:spacing w:before="0" w:after="0" w:line="360" w:lineRule="auto"/>
+      </w:pPr>
+    </w:p>
+    <w:p>
+      <w:pPr>
+        <w:spacing w:before="0" w:after="0" w:line="360" w:lineRule="auto"/>
+      </w:pPr>
+    </w:p>
+    <w:p>
+      <w:pPr>
+        <w:spacing w:before="0" w:after="0" w:line="360" w:lineRule="auto"/>
         <w:jc w:val="center"/>
       </w:pPr>
       <w:r>
@@ -292,12 +277,12 @@
     </w:p>
     <w:p>
       <w:pPr>
-        <w:spacing w:before="0" w:after="0" w:line="240" w:lineRule="auto"/>
-      </w:pPr>
-    </w:p>
-    <w:p>
-      <w:pPr>
-        <w:spacing w:before="0" w:after="0" w:line="240" w:lineRule="auto"/>
+        <w:spacing w:before="0" w:after="0" w:line="360" w:lineRule="auto"/>
+      </w:pPr>
+    </w:p>
+    <w:p>
+      <w:pPr>
+        <w:spacing w:before="0" w:after="0" w:line="360" w:lineRule="auto"/>
         <w:jc w:val="center"/>
         <w:sectPr>
           <w:headerReference r:id="rId6" w:type="default"/>

--- a/thesis/003_ThesisProposal_Draft_013.docx
+++ b/thesis/003_ThesisProposal_Draft_013.docx
@@ -331,7 +331,7 @@
       <w:pPr>
         <w:keepNext w:val="1"/>
         <w:keepLines w:val="1"/>
-        <w:spacing w:before="0" w:after="720" w:line="480" w:lineRule="auto"/>
+        <w:spacing w:before="120" w:after="0" w:line="480" w:lineRule="auto"/>
         <w:jc w:val="left"/>
         <w:rPr/>
       </w:pPr>
@@ -467,7 +467,7 @@
       <w:pPr>
         <w:keepNext w:val="1"/>
         <w:keepLines w:val="1"/>
-        <w:spacing w:before="720" w:after="720" w:line="480" w:lineRule="auto"/>
+        <w:spacing w:before="120" w:after="0" w:line="480" w:lineRule="auto"/>
         <w:jc w:val="left"/>
         <w:rPr/>
       </w:pPr>
@@ -546,7 +546,7 @@
       <w:pPr>
         <w:keepNext w:val="1"/>
         <w:keepLines w:val="1"/>
-        <w:spacing w:before="720" w:after="720" w:line="480" w:lineRule="auto"/>
+        <w:spacing w:before="120" w:after="0" w:line="480" w:lineRule="auto"/>
         <w:jc w:val="left"/>
         <w:rPr/>
       </w:pPr>
@@ -625,7 +625,7 @@
       <w:pPr>
         <w:keepNext w:val="1"/>
         <w:keepLines w:val="1"/>
-        <w:spacing w:before="720" w:after="720" w:line="480" w:lineRule="auto"/>
+        <w:spacing w:before="120" w:after="0" w:line="480" w:lineRule="auto"/>
         <w:jc w:val="left"/>
         <w:rPr/>
       </w:pPr>
@@ -704,7 +704,7 @@
       <w:pPr>
         <w:keepNext w:val="1"/>
         <w:keepLines w:val="1"/>
-        <w:spacing w:before="720" w:after="720" w:line="480" w:lineRule="auto"/>
+        <w:spacing w:before="120" w:after="0" w:line="480" w:lineRule="auto"/>
         <w:jc w:val="left"/>
         <w:rPr/>
       </w:pPr>
@@ -757,7 +757,7 @@
       <w:pPr>
         <w:keepNext w:val="1"/>
         <w:keepLines w:val="1"/>
-        <w:spacing w:before="720" w:after="720" w:line="480" w:lineRule="auto"/>
+        <w:spacing w:before="120" w:after="0" w:line="480" w:lineRule="auto"/>
         <w:jc w:val="left"/>
         <w:rPr/>
       </w:pPr>
@@ -862,7 +862,7 @@
       <w:pPr>
         <w:keepNext w:val="1"/>
         <w:keepLines w:val="1"/>
-        <w:spacing w:before="720" w:after="720" w:line="480" w:lineRule="auto"/>
+        <w:spacing w:before="120" w:after="0" w:line="480" w:lineRule="auto"/>
         <w:jc w:val="left"/>
         <w:rPr/>
       </w:pPr>
@@ -1041,7 +1041,7 @@
       <w:pPr>
         <w:keepNext w:val="1"/>
         <w:keepLines w:val="1"/>
-        <w:spacing w:before="720" w:after="720" w:line="480" w:lineRule="auto"/>
+        <w:spacing w:before="120" w:after="0" w:line="480" w:lineRule="auto"/>
         <w:jc w:val="left"/>
         <w:rPr/>
       </w:pPr>
@@ -1264,7 +1264,7 @@
       <w:pPr>
         <w:keepNext w:val="1"/>
         <w:keepLines w:val="1"/>
-        <w:spacing w:before="720" w:after="720" w:line="480" w:lineRule="auto"/>
+        <w:spacing w:before="120" w:after="0" w:line="480" w:lineRule="auto"/>
         <w:jc w:val="left"/>
         <w:rPr/>
       </w:pPr>
@@ -1407,7 +1407,7 @@
       <w:pPr>
         <w:keepNext w:val="1"/>
         <w:keepLines w:val="1"/>
-        <w:spacing w:before="720" w:after="720" w:line="480" w:lineRule="auto"/>
+        <w:spacing w:before="120" w:after="0" w:line="480" w:lineRule="auto"/>
         <w:jc w:val="left"/>
         <w:rPr/>
       </w:pPr>
@@ -1592,7 +1592,7 @@
       <w:pPr>
         <w:keepNext w:val="1"/>
         <w:keepLines w:val="1"/>
-        <w:spacing w:before="720" w:after="720" w:line="480" w:lineRule="auto"/>
+        <w:spacing w:before="120" w:after="0" w:line="480" w:lineRule="auto"/>
         <w:jc w:val="left"/>
         <w:rPr/>
       </w:pPr>
@@ -2251,7 +2251,7 @@
       <w:pPr>
         <w:keepNext w:val="1"/>
         <w:keepLines w:val="1"/>
-        <w:spacing w:before="720" w:after="720" w:line="480" w:lineRule="auto"/>
+        <w:spacing w:before="120" w:after="0" w:line="480" w:lineRule="auto"/>
         <w:jc w:val="left"/>
         <w:rPr/>
       </w:pPr>
@@ -2356,7 +2356,7 @@
       <w:pPr>
         <w:keepNext w:val="1"/>
         <w:keepLines w:val="1"/>
-        <w:spacing w:before="720" w:after="720" w:line="480" w:lineRule="auto"/>
+        <w:spacing w:before="120" w:after="0" w:line="480" w:lineRule="auto"/>
         <w:jc w:val="left"/>
         <w:rPr/>
       </w:pPr>
@@ -2409,7 +2409,7 @@
       <w:pPr>
         <w:keepNext w:val="1"/>
         <w:keepLines w:val="1"/>
-        <w:spacing w:before="720" w:after="720" w:line="480" w:lineRule="auto"/>
+        <w:spacing w:before="120" w:after="0" w:line="480" w:lineRule="auto"/>
         <w:jc w:val="left"/>
         <w:rPr/>
       </w:pPr>
@@ -2696,7 +2696,7 @@
       <w:pPr>
         <w:keepNext w:val="1"/>
         <w:keepLines w:val="1"/>
-        <w:spacing w:before="720" w:after="720" w:line="480" w:lineRule="auto"/>
+        <w:spacing w:before="120" w:after="0" w:line="480" w:lineRule="auto"/>
         <w:jc w:val="left"/>
         <w:rPr/>
       </w:pPr>
@@ -2749,7 +2749,7 @@
       <w:pPr>
         <w:keepNext w:val="1"/>
         <w:keepLines w:val="1"/>
-        <w:spacing w:before="720" w:after="720" w:line="480" w:lineRule="auto"/>
+        <w:spacing w:before="120" w:after="0" w:line="480" w:lineRule="auto"/>
         <w:jc w:val="left"/>
         <w:rPr/>
       </w:pPr>
@@ -2796,6 +2796,37 @@
         <w:rPr>
           <w:rtl w:val="0"/>
         </w:rPr>
+      </w:r>
+    </w:p>
+    <w:p>
+      <w:pPr>
+        <w:keepNext w:val="1"/>
+        <w:keepLines w:val="1"/>
+        <w:spacing w:before="720" w:after="0" w:line="480" w:lineRule="auto"/>
+        <w:jc w:val="center"/>
+      </w:pPr>
+      <w:r>
+        <w:rPr>
+          <w:rFonts w:ascii="Georgia" w:hAnsi="Georgia"/>
+          <w:b/>
+          <w:sz w:val="24"/>
+        </w:rPr>
+        <w:t>Table 1</w:t>
+      </w:r>
+    </w:p>
+    <w:p>
+      <w:pPr>
+        <w:keepNext w:val="1"/>
+        <w:keepLines w:val="1"/>
+        <w:spacing w:before="0" w:after="60" w:line="480" w:lineRule="auto"/>
+        <w:jc w:val="center"/>
+      </w:pPr>
+      <w:r>
+        <w:rPr>
+          <w:rFonts w:ascii="Georgia" w:hAnsi="Georgia"/>
+          <w:sz w:val="24"/>
+        </w:rPr>
+        <w:t>PSAU Thesis Repository: Population and Sampling Summary</w:t>
       </w:r>
     </w:p>
     <w:tbl>
@@ -2860,7 +2891,7 @@
                 <w:szCs w:val="20"/>
                 <w:rtl w:val="0"/>
               </w:rPr>
-              <w:t xml:space="preserve">Table 1: PSAU Thesis Repository: Population and Sampling Summary | Category</w:t>
+              <w:t xml:space="preserve">Category</w:t>
             </w:r>
             <w:r>
               <w:rPr>
@@ -4073,7 +4104,7 @@
       <w:pPr>
         <w:keepNext w:val="1"/>
         <w:keepLines w:val="1"/>
-        <w:spacing w:before="720" w:after="720" w:line="480" w:lineRule="auto"/>
+        <w:spacing w:before="120" w:after="0" w:line="480" w:lineRule="auto"/>
         <w:jc w:val="left"/>
         <w:rPr/>
       </w:pPr>
@@ -4120,6 +4151,37 @@
         <w:rPr>
           <w:rtl w:val="0"/>
         </w:rPr>
+      </w:r>
+    </w:p>
+    <w:p>
+      <w:pPr>
+        <w:keepNext w:val="1"/>
+        <w:keepLines w:val="1"/>
+        <w:spacing w:before="720" w:after="0" w:line="480" w:lineRule="auto"/>
+        <w:jc w:val="center"/>
+      </w:pPr>
+      <w:r>
+        <w:rPr>
+          <w:rFonts w:ascii="Georgia" w:hAnsi="Georgia"/>
+          <w:b/>
+          <w:sz w:val="24"/>
+        </w:rPr>
+        <w:t>Table 2</w:t>
+      </w:r>
+    </w:p>
+    <w:p>
+      <w:pPr>
+        <w:keepNext w:val="1"/>
+        <w:keepLines w:val="1"/>
+        <w:spacing w:before="0" w:after="60" w:line="480" w:lineRule="auto"/>
+        <w:jc w:val="center"/>
+      </w:pPr>
+      <w:r>
+        <w:rPr>
+          <w:rFonts w:ascii="Georgia" w:hAnsi="Georgia"/>
+          <w:sz w:val="24"/>
+        </w:rPr>
+        <w:t>Hedge Type Distribution Across the Corpus</w:t>
       </w:r>
     </w:p>
     <w:tbl>
@@ -4178,7 +4240,7 @@
                 <w:szCs w:val="20"/>
                 <w:rtl w:val="0"/>
               </w:rPr>
-              <w:t xml:space="preserve">Table 2: Hedge Type Distribution Across the Corpus | Hedge Type</w:t>
+              <w:t xml:space="preserve">Hedge Type</w:t>
             </w:r>
             <w:r>
               <w:rPr>
@@ -4762,6 +4824,37 @@
         <w:rPr>
           <w:rtl w:val="0"/>
         </w:rPr>
+      </w:r>
+    </w:p>
+    <w:p>
+      <w:pPr>
+        <w:keepNext w:val="1"/>
+        <w:keepLines w:val="1"/>
+        <w:spacing w:before="720" w:after="0" w:line="480" w:lineRule="auto"/>
+        <w:jc w:val="center"/>
+      </w:pPr>
+      <w:r>
+        <w:rPr>
+          <w:rFonts w:ascii="Georgia" w:hAnsi="Georgia"/>
+          <w:b/>
+          <w:sz w:val="24"/>
+        </w:rPr>
+        <w:t>Table 3</w:t>
+      </w:r>
+    </w:p>
+    <w:p>
+      <w:pPr>
+        <w:keepNext w:val="1"/>
+        <w:keepLines w:val="1"/>
+        <w:spacing w:before="0" w:after="60" w:line="480" w:lineRule="auto"/>
+        <w:jc w:val="center"/>
+      </w:pPr>
+      <w:r>
+        <w:rPr>
+          <w:rFonts w:ascii="Georgia" w:hAnsi="Georgia"/>
+          <w:sz w:val="24"/>
+        </w:rPr>
+        <w:t>Hedge Type Distribution by Discipline</w:t>
       </w:r>
     </w:p>
     <w:tbl>
@@ -4826,7 +4919,7 @@
                 <w:szCs w:val="20"/>
                 <w:rtl w:val="0"/>
               </w:rPr>
-              <w:t xml:space="preserve">Table 3: Hedge Type Distribution by Discipline | Discipline</w:t>
+              <w:t xml:space="preserve">Discipline</w:t>
             </w:r>
             <w:r>
               <w:rPr>
@@ -5825,7 +5918,7 @@
       <w:pPr>
         <w:keepNext w:val="1"/>
         <w:keepLines w:val="1"/>
-        <w:spacing w:before="720" w:after="720" w:line="480" w:lineRule="auto"/>
+        <w:spacing w:before="120" w:after="0" w:line="480" w:lineRule="auto"/>
         <w:jc w:val="left"/>
         <w:rPr/>
       </w:pPr>
@@ -5872,6 +5965,37 @@
         <w:rPr>
           <w:rtl w:val="0"/>
         </w:rPr>
+      </w:r>
+    </w:p>
+    <w:p>
+      <w:pPr>
+        <w:keepNext w:val="1"/>
+        <w:keepLines w:val="1"/>
+        <w:spacing w:before="720" w:after="0" w:line="480" w:lineRule="auto"/>
+        <w:jc w:val="center"/>
+      </w:pPr>
+      <w:r>
+        <w:rPr>
+          <w:rFonts w:ascii="Georgia" w:hAnsi="Georgia"/>
+          <w:b/>
+          <w:sz w:val="24"/>
+        </w:rPr>
+        <w:t>Table 4</w:t>
+      </w:r>
+    </w:p>
+    <w:p>
+      <w:pPr>
+        <w:keepNext w:val="1"/>
+        <w:keepLines w:val="1"/>
+        <w:spacing w:before="0" w:after="60" w:line="480" w:lineRule="auto"/>
+        <w:jc w:val="center"/>
+      </w:pPr>
+      <w:r>
+        <w:rPr>
+          <w:rFonts w:ascii="Georgia" w:hAnsi="Georgia"/>
+          <w:sz w:val="24"/>
+        </w:rPr>
+        <w:t>Hedge Frequency by Discipline</w:t>
       </w:r>
     </w:p>
     <w:tbl>
@@ -5940,7 +6064,7 @@
                 <w:szCs w:val="18"/>
                 <w:rtl w:val="0"/>
               </w:rPr>
-              <w:t xml:space="preserve">Table 4: Hedge Frequency by Discipline | Discipline</w:t>
+              <w:t xml:space="preserve">Discipline</w:t>
             </w:r>
             <w:r>
               <w:rPr>
@@ -7272,7 +7396,7 @@
       <w:pPr>
         <w:keepNext w:val="1"/>
         <w:keepLines w:val="1"/>
-        <w:spacing w:before="720" w:after="720" w:line="480" w:lineRule="auto"/>
+        <w:spacing w:before="120" w:after="0" w:line="480" w:lineRule="auto"/>
         <w:jc w:val="left"/>
         <w:rPr/>
       </w:pPr>
@@ -7319,6 +7443,37 @@
         <w:rPr>
           <w:rtl w:val="0"/>
         </w:rPr>
+      </w:r>
+    </w:p>
+    <w:p>
+      <w:pPr>
+        <w:keepNext w:val="1"/>
+        <w:keepLines w:val="1"/>
+        <w:spacing w:before="720" w:after="0" w:line="480" w:lineRule="auto"/>
+        <w:jc w:val="center"/>
+      </w:pPr>
+      <w:r>
+        <w:rPr>
+          <w:rFonts w:ascii="Georgia" w:hAnsi="Georgia"/>
+          <w:b/>
+          <w:sz w:val="24"/>
+        </w:rPr>
+        <w:t>Table 5</w:t>
+      </w:r>
+    </w:p>
+    <w:p>
+      <w:pPr>
+        <w:keepNext w:val="1"/>
+        <w:keepLines w:val="1"/>
+        <w:spacing w:before="0" w:after="60" w:line="480" w:lineRule="auto"/>
+        <w:jc w:val="center"/>
+      </w:pPr>
+      <w:r>
+        <w:rPr>
+          <w:rFonts w:ascii="Georgia" w:hAnsi="Georgia"/>
+          <w:sz w:val="24"/>
+        </w:rPr>
+        <w:t>Hedge Function Distribution</w:t>
       </w:r>
     </w:p>
     <w:tbl>
@@ -7377,7 +7532,7 @@
                 <w:szCs w:val="20"/>
                 <w:rtl w:val="0"/>
               </w:rPr>
-              <w:t xml:space="preserve">Table 5: Hedge Function Distribution | Function</w:t>
+              <w:t xml:space="preserve">Function</w:t>
             </w:r>
             <w:r>
               <w:rPr>
@@ -7868,7 +8023,7 @@
       <w:pPr>
         <w:keepNext w:val="1"/>
         <w:keepLines w:val="1"/>
-        <w:spacing w:before="720" w:after="720" w:line="480" w:lineRule="auto"/>
+        <w:spacing w:before="120" w:after="0" w:line="480" w:lineRule="auto"/>
         <w:jc w:val="left"/>
         <w:rPr/>
       </w:pPr>
@@ -8121,7 +8276,7 @@
       <w:pPr>
         <w:keepNext w:val="1"/>
         <w:keepLines w:val="1"/>
-        <w:spacing w:before="720" w:after="720" w:line="480" w:lineRule="auto"/>
+        <w:spacing w:before="120" w:after="0" w:line="480" w:lineRule="auto"/>
         <w:jc w:val="left"/>
         <w:rPr/>
       </w:pPr>
@@ -8200,7 +8355,7 @@
       <w:pPr>
         <w:keepNext w:val="1"/>
         <w:keepLines w:val="1"/>
-        <w:spacing w:before="720" w:after="720" w:line="480" w:lineRule="auto"/>
+        <w:spacing w:before="120" w:after="0" w:line="480" w:lineRule="auto"/>
         <w:jc w:val="left"/>
         <w:rPr/>
       </w:pPr>
@@ -9365,37 +9520,36 @@
     </w:p>
     <w:p>
       <w:pPr>
+        <w:keepLines w:val="1"/>
+        <w:pageBreakBefore w:val="1"/>
+        <w:spacing w:before="720" w:after="720" w:line="480" w:lineRule="auto"/>
+        <w:jc w:val="center"/>
+        <w:rPr/>
+      </w:pPr>
+      <w:r>
+        <w:rPr>
+          <w:rFonts w:ascii="Georgia" w:cs="Georgia" w:eastAsia="Georgia" w:hAnsi="Georgia"/>
+          <w:b w:val="1"/>
+          <w:bCs w:val="1"/>
+          <w:i w:val="0"/>
+          <w:iCs w:val="0"/>
+          <w:sz w:val="28"/>
+          <w:szCs w:val="28"/>
+          <w:rtl w:val="0"/>
+        </w:rPr>
+        <w:t xml:space="preserve">APPENDICES</w:t>
+      </w:r>
+      <w:r>
+        <w:rPr>
+          <w:rtl w:val="0"/>
+        </w:rPr>
+      </w:r>
+    </w:p>
+    <w:p>
+      <w:pPr>
         <w:keepNext w:val="1"/>
         <w:keepLines w:val="1"/>
-        <w:pageBreakBefore w:val="1"/>
-        <w:spacing w:before="120" w:after="120" w:line="240" w:lineRule="auto"/>
-        <w:jc w:val="center"/>
-        <w:rPr/>
-      </w:pPr>
-      <w:r>
-        <w:rPr>
-          <w:rFonts w:ascii="Georgia" w:cs="Georgia" w:eastAsia="Georgia" w:hAnsi="Georgia"/>
-          <w:b w:val="1"/>
-          <w:bCs w:val="1"/>
-          <w:i w:val="0"/>
-          <w:iCs w:val="0"/>
-          <w:sz w:val="28"/>
-          <w:szCs w:val="28"/>
-          <w:rtl w:val="0"/>
-        </w:rPr>
-        <w:t xml:space="preserve">APPENDICES</w:t>
-      </w:r>
-      <w:r>
-        <w:rPr>
-          <w:rtl w:val="0"/>
-        </w:rPr>
-      </w:r>
-    </w:p>
-    <w:p>
-      <w:pPr>
-        <w:keepNext w:val="1"/>
-        <w:keepLines w:val="1"/>
-        <w:spacing w:before="120" w:after="0" w:line="240" w:lineRule="auto"/>
+        <w:spacing w:before="120" w:after="0" w:line="480" w:lineRule="auto"/>
         <w:jc w:val="left"/>
         <w:rPr/>
       </w:pPr>
@@ -10935,7 +11089,7 @@
     <w:p>
       <w:pPr>
         <w:keepNext w:val="1"/>
-        <w:spacing w:before="120" w:after="0" w:line="360" w:lineRule="auto"/>
+        <w:spacing w:before="120" w:after="0" w:line="480" w:lineRule="auto"/>
         <w:ind w:firstLine="720"/>
         <w:jc w:val="both"/>
         <w:rPr/>
@@ -11890,7 +12044,7 @@
     <w:p>
       <w:pPr>
         <w:keepNext w:val="1"/>
-        <w:spacing w:before="120" w:after="0" w:line="360" w:lineRule="auto"/>
+        <w:spacing w:before="120" w:after="0" w:line="480" w:lineRule="auto"/>
         <w:jc w:val="left"/>
         <w:rPr/>
       </w:pPr>
@@ -12736,7 +12890,7 @@
     </w:tbl>
     <w:p>
       <w:pPr>
-        <w:spacing w:before="120" w:after="0" w:line="360" w:lineRule="auto"/>
+        <w:spacing w:before="120" w:after="0" w:line="480" w:lineRule="auto"/>
         <w:ind w:firstLine="720"/>
         <w:jc w:val="both"/>
         <w:rPr/>
@@ -13591,7 +13745,7 @@
     <w:p>
       <w:pPr>
         <w:keepNext w:val="1"/>
-        <w:spacing w:before="120" w:after="0" w:line="360" w:lineRule="auto"/>
+        <w:spacing w:before="120" w:after="0" w:line="480" w:lineRule="auto"/>
         <w:jc w:val="left"/>
         <w:rPr/>
       </w:pPr>
@@ -14278,7 +14432,7 @@
     <w:p>
       <w:pPr>
         <w:keepNext w:val="1"/>
-        <w:spacing w:before="120" w:after="0" w:line="360" w:lineRule="auto"/>
+        <w:spacing w:before="120" w:after="0" w:line="480" w:lineRule="auto"/>
         <w:jc w:val="left"/>
         <w:rPr/>
       </w:pPr>
@@ -14830,7 +14984,7 @@
     <w:p>
       <w:pPr>
         <w:keepNext w:val="1"/>
-        <w:spacing w:before="120" w:after="0" w:line="360" w:lineRule="auto"/>
+        <w:spacing w:before="120" w:after="0" w:line="480" w:lineRule="auto"/>
         <w:jc w:val="left"/>
         <w:rPr/>
       </w:pPr>
@@ -15700,7 +15854,7 @@
     </w:tbl>
     <w:p>
       <w:pPr>
-        <w:spacing w:before="120" w:after="0" w:line="360" w:lineRule="auto"/>
+        <w:spacing w:before="120" w:after="0" w:line="480" w:lineRule="auto"/>
         <w:ind w:firstLine="720"/>
         <w:jc w:val="both"/>
         <w:rPr/>
@@ -16160,7 +16314,7 @@
     <w:p>
       <w:pPr>
         <w:keepNext w:val="1"/>
-        <w:spacing w:before="120" w:after="0" w:line="360" w:lineRule="auto"/>
+        <w:spacing w:before="120" w:after="0" w:line="480" w:lineRule="auto"/>
         <w:jc w:val="left"/>
         <w:rPr/>
       </w:pPr>

--- a/thesis/003_ThesisProposal_Draft_013.docx
+++ b/thesis/003_ThesisProposal_Draft_013.docx
@@ -2877,7 +2877,7 @@
           </w:tcPr>
           <w:p>
             <w:pPr>
-              <w:spacing w:before="0" w:after="0" w:line="480" w:lineRule="auto"/>
+              <w:spacing w:before="0" w:after="0" w:line="240" w:lineRule="auto"/>
               <w:rPr/>
             </w:pPr>
             <w:r>
@@ -2887,8 +2887,8 @@
                 <w:bCs w:val="1"/>
                 <w:i w:val="0"/>
                 <w:iCs w:val="0"/>
-                <w:sz w:val="20"/>
-                <w:szCs w:val="20"/>
+                <w:sz w:val="16"/>
+                <w:szCs w:val="16"/>
                 <w:rtl w:val="0"/>
               </w:rPr>
               <w:t xml:space="preserve">Category</w:t>
@@ -2896,6 +2896,9 @@
             <w:r>
               <w:rPr>
                 <w:rtl w:val="0"/>
+                <w:sz w:val="16"/>
+                <w:szCs w:val="16"/>
+                <w:rFonts w:ascii="Georgia" w:hAnsi="Georgia"/>
               </w:rPr>
             </w:r>
           </w:p>
@@ -2908,7 +2911,7 @@
           </w:tcPr>
           <w:p>
             <w:pPr>
-              <w:spacing w:before="0" w:after="0" w:line="480" w:lineRule="auto"/>
+              <w:spacing w:before="0" w:after="0" w:line="240" w:lineRule="auto"/>
               <w:rPr/>
             </w:pPr>
             <w:r>
@@ -2918,8 +2921,8 @@
                 <w:bCs w:val="1"/>
                 <w:i w:val="0"/>
                 <w:iCs w:val="0"/>
-                <w:sz w:val="20"/>
-                <w:szCs w:val="20"/>
+                <w:sz w:val="16"/>
+                <w:szCs w:val="16"/>
                 <w:rtl w:val="0"/>
               </w:rPr>
               <w:t xml:space="preserve">Biology</w:t>
@@ -2927,6 +2930,9 @@
             <w:r>
               <w:rPr>
                 <w:rtl w:val="0"/>
+                <w:sz w:val="16"/>
+                <w:szCs w:val="16"/>
+                <w:rFonts w:ascii="Georgia" w:hAnsi="Georgia"/>
               </w:rPr>
             </w:r>
           </w:p>
@@ -2939,7 +2945,7 @@
           </w:tcPr>
           <w:p>
             <w:pPr>
-              <w:spacing w:before="0" w:after="0" w:line="480" w:lineRule="auto"/>
+              <w:spacing w:before="0" w:after="0" w:line="240" w:lineRule="auto"/>
               <w:rPr/>
             </w:pPr>
             <w:r>
@@ -2949,8 +2955,8 @@
                 <w:bCs w:val="1"/>
                 <w:i w:val="0"/>
                 <w:iCs w:val="0"/>
-                <w:sz w:val="20"/>
-                <w:szCs w:val="20"/>
+                <w:sz w:val="16"/>
+                <w:szCs w:val="16"/>
                 <w:rtl w:val="0"/>
               </w:rPr>
               <w:t xml:space="preserve">Veterinary Medicine</w:t>
@@ -2958,6 +2964,9 @@
             <w:r>
               <w:rPr>
                 <w:rtl w:val="0"/>
+                <w:sz w:val="16"/>
+                <w:szCs w:val="16"/>
+                <w:rFonts w:ascii="Georgia" w:hAnsi="Georgia"/>
               </w:rPr>
             </w:r>
           </w:p>
@@ -2970,7 +2979,7 @@
           </w:tcPr>
           <w:p>
             <w:pPr>
-              <w:spacing w:before="0" w:after="0" w:line="480" w:lineRule="auto"/>
+              <w:spacing w:before="0" w:after="0" w:line="240" w:lineRule="auto"/>
               <w:rPr/>
             </w:pPr>
             <w:r>
@@ -2980,8 +2989,8 @@
                 <w:bCs w:val="1"/>
                 <w:i w:val="0"/>
                 <w:iCs w:val="0"/>
-                <w:sz w:val="20"/>
-                <w:szCs w:val="20"/>
+                <w:sz w:val="16"/>
+                <w:szCs w:val="16"/>
                 <w:rtl w:val="0"/>
               </w:rPr>
               <w:t xml:space="preserve">Animal Science</w:t>
@@ -2989,6 +2998,9 @@
             <w:r>
               <w:rPr>
                 <w:rtl w:val="0"/>
+                <w:sz w:val="16"/>
+                <w:szCs w:val="16"/>
+                <w:rFonts w:ascii="Georgia" w:hAnsi="Georgia"/>
               </w:rPr>
             </w:r>
           </w:p>
@@ -3001,7 +3013,7 @@
           </w:tcPr>
           <w:p>
             <w:pPr>
-              <w:spacing w:before="0" w:after="0" w:line="480" w:lineRule="auto"/>
+              <w:spacing w:before="0" w:after="0" w:line="240" w:lineRule="auto"/>
               <w:rPr/>
             </w:pPr>
             <w:r>
@@ -3011,8 +3023,8 @@
                 <w:bCs w:val="1"/>
                 <w:i w:val="0"/>
                 <w:iCs w:val="0"/>
-                <w:sz w:val="20"/>
-                <w:szCs w:val="20"/>
+                <w:sz w:val="16"/>
+                <w:szCs w:val="16"/>
                 <w:rtl w:val="0"/>
               </w:rPr>
               <w:t xml:space="preserve">Crop Science</w:t>
@@ -3020,6 +3032,9 @@
             <w:r>
               <w:rPr>
                 <w:rtl w:val="0"/>
+                <w:sz w:val="16"/>
+                <w:szCs w:val="16"/>
+                <w:rFonts w:ascii="Georgia" w:hAnsi="Georgia"/>
               </w:rPr>
             </w:r>
           </w:p>
@@ -3032,7 +3047,7 @@
           </w:tcPr>
           <w:p>
             <w:pPr>
-              <w:spacing w:before="0" w:after="0" w:line="480" w:lineRule="auto"/>
+              <w:spacing w:before="0" w:after="0" w:line="240" w:lineRule="auto"/>
               <w:rPr/>
             </w:pPr>
             <w:r>
@@ -3042,8 +3057,8 @@
                 <w:bCs w:val="1"/>
                 <w:i w:val="0"/>
                 <w:iCs w:val="0"/>
-                <w:sz w:val="20"/>
-                <w:szCs w:val="20"/>
+                <w:sz w:val="16"/>
+                <w:szCs w:val="16"/>
                 <w:rtl w:val="0"/>
               </w:rPr>
               <w:t xml:space="preserve">Total</w:t>
@@ -3051,6 +3066,9 @@
             <w:r>
               <w:rPr>
                 <w:rtl w:val="0"/>
+                <w:sz w:val="16"/>
+                <w:szCs w:val="16"/>
+                <w:rFonts w:ascii="Georgia" w:hAnsi="Georgia"/>
               </w:rPr>
             </w:r>
           </w:p>
@@ -3065,7 +3083,7 @@
           <w:tcPr/>
           <w:p>
             <w:pPr>
-              <w:spacing w:before="0" w:after="0" w:line="480" w:lineRule="auto"/>
+              <w:spacing w:before="0" w:after="0" w:line="240" w:lineRule="auto"/>
               <w:rPr/>
             </w:pPr>
             <w:r>
@@ -3075,8 +3093,8 @@
                 <w:bCs w:val="0"/>
                 <w:i w:val="0"/>
                 <w:iCs w:val="0"/>
-                <w:sz w:val="20"/>
-                <w:szCs w:val="20"/>
+                <w:sz w:val="16"/>
+                <w:szCs w:val="16"/>
                 <w:rtl w:val="0"/>
               </w:rPr>
               <w:t xml:space="preserve">Total repository</w:t>
@@ -3084,6 +3102,9 @@
             <w:r>
               <w:rPr>
                 <w:rtl w:val="0"/>
+                <w:sz w:val="16"/>
+                <w:szCs w:val="16"/>
+                <w:rFonts w:ascii="Georgia" w:hAnsi="Georgia"/>
               </w:rPr>
             </w:r>
           </w:p>
@@ -3092,7 +3113,7 @@
           <w:tcPr/>
           <w:p>
             <w:pPr>
-              <w:spacing w:before="0" w:after="0" w:line="480" w:lineRule="auto"/>
+              <w:spacing w:before="0" w:after="0" w:line="240" w:lineRule="auto"/>
               <w:rPr/>
             </w:pPr>
             <w:r>
@@ -3102,8 +3123,8 @@
                 <w:bCs w:val="0"/>
                 <w:i w:val="0"/>
                 <w:iCs w:val="0"/>
-                <w:sz w:val="20"/>
-                <w:szCs w:val="20"/>
+                <w:sz w:val="16"/>
+                <w:szCs w:val="16"/>
                 <w:rtl w:val="0"/>
               </w:rPr>
               <w:t xml:space="preserve">275</w:t>
@@ -3111,6 +3132,9 @@
             <w:r>
               <w:rPr>
                 <w:rtl w:val="0"/>
+                <w:sz w:val="16"/>
+                <w:szCs w:val="16"/>
+                <w:rFonts w:ascii="Georgia" w:hAnsi="Georgia"/>
               </w:rPr>
             </w:r>
           </w:p>
@@ -3119,7 +3143,7 @@
           <w:tcPr/>
           <w:p>
             <w:pPr>
-              <w:spacing w:before="0" w:after="0" w:line="480" w:lineRule="auto"/>
+              <w:spacing w:before="0" w:after="0" w:line="240" w:lineRule="auto"/>
               <w:rPr/>
             </w:pPr>
             <w:r>
@@ -3129,8 +3153,8 @@
                 <w:bCs w:val="0"/>
                 <w:i w:val="0"/>
                 <w:iCs w:val="0"/>
-                <w:sz w:val="20"/>
-                <w:szCs w:val="20"/>
+                <w:sz w:val="16"/>
+                <w:szCs w:val="16"/>
                 <w:rtl w:val="0"/>
               </w:rPr>
               <w:t xml:space="preserve">206</w:t>
@@ -3138,6 +3162,9 @@
             <w:r>
               <w:rPr>
                 <w:rtl w:val="0"/>
+                <w:sz w:val="16"/>
+                <w:szCs w:val="16"/>
+                <w:rFonts w:ascii="Georgia" w:hAnsi="Georgia"/>
               </w:rPr>
             </w:r>
           </w:p>
@@ -3146,7 +3173,7 @@
           <w:tcPr/>
           <w:p>
             <w:pPr>
-              <w:spacing w:before="0" w:after="0" w:line="480" w:lineRule="auto"/>
+              <w:spacing w:before="0" w:after="0" w:line="240" w:lineRule="auto"/>
               <w:rPr/>
             </w:pPr>
             <w:r>
@@ -3156,8 +3183,8 @@
                 <w:bCs w:val="0"/>
                 <w:i w:val="0"/>
                 <w:iCs w:val="0"/>
-                <w:sz w:val="20"/>
-                <w:szCs w:val="20"/>
+                <w:sz w:val="16"/>
+                <w:szCs w:val="16"/>
                 <w:rtl w:val="0"/>
               </w:rPr>
               <w:t xml:space="preserve">131</w:t>
@@ -3165,6 +3192,9 @@
             <w:r>
               <w:rPr>
                 <w:rtl w:val="0"/>
+                <w:sz w:val="16"/>
+                <w:szCs w:val="16"/>
+                <w:rFonts w:ascii="Georgia" w:hAnsi="Georgia"/>
               </w:rPr>
             </w:r>
           </w:p>
@@ -3173,7 +3203,7 @@
           <w:tcPr/>
           <w:p>
             <w:pPr>
-              <w:spacing w:before="0" w:after="0" w:line="480" w:lineRule="auto"/>
+              <w:spacing w:before="0" w:after="0" w:line="240" w:lineRule="auto"/>
               <w:rPr/>
             </w:pPr>
             <w:r>
@@ -3183,8 +3213,8 @@
                 <w:bCs w:val="0"/>
                 <w:i w:val="0"/>
                 <w:iCs w:val="0"/>
-                <w:sz w:val="20"/>
-                <w:szCs w:val="20"/>
+                <w:sz w:val="16"/>
+                <w:szCs w:val="16"/>
                 <w:rtl w:val="0"/>
               </w:rPr>
               <w:t xml:space="preserve">216</w:t>
@@ -3192,6 +3222,9 @@
             <w:r>
               <w:rPr>
                 <w:rtl w:val="0"/>
+                <w:sz w:val="16"/>
+                <w:szCs w:val="16"/>
+                <w:rFonts w:ascii="Georgia" w:hAnsi="Georgia"/>
               </w:rPr>
             </w:r>
           </w:p>
@@ -3200,7 +3233,7 @@
           <w:tcPr/>
           <w:p>
             <w:pPr>
-              <w:spacing w:before="0" w:after="0" w:line="480" w:lineRule="auto"/>
+              <w:spacing w:before="0" w:after="0" w:line="240" w:lineRule="auto"/>
               <w:rPr/>
             </w:pPr>
             <w:r>
@@ -3210,8 +3243,8 @@
                 <w:bCs w:val="0"/>
                 <w:i w:val="0"/>
                 <w:iCs w:val="0"/>
-                <w:sz w:val="20"/>
-                <w:szCs w:val="20"/>
+                <w:sz w:val="16"/>
+                <w:szCs w:val="16"/>
                 <w:rtl w:val="0"/>
               </w:rPr>
               <w:t xml:space="preserve">828</w:t>
@@ -3219,6 +3252,9 @@
             <w:r>
               <w:rPr>
                 <w:rtl w:val="0"/>
+                <w:sz w:val="16"/>
+                <w:szCs w:val="16"/>
+                <w:rFonts w:ascii="Georgia" w:hAnsi="Georgia"/>
               </w:rPr>
             </w:r>
           </w:p>
@@ -3233,7 +3269,7 @@
           <w:tcPr/>
           <w:p>
             <w:pPr>
-              <w:spacing w:before="0" w:after="0" w:line="480" w:lineRule="auto"/>
+              <w:spacing w:before="0" w:after="0" w:line="240" w:lineRule="auto"/>
               <w:rPr/>
             </w:pPr>
             <w:r>
@@ -3243,8 +3279,8 @@
                 <w:bCs w:val="0"/>
                 <w:i w:val="0"/>
                 <w:iCs w:val="0"/>
-                <w:sz w:val="20"/>
-                <w:szCs w:val="20"/>
+                <w:sz w:val="16"/>
+                <w:szCs w:val="16"/>
                 <w:rtl w:val="0"/>
               </w:rPr>
               <w:t xml:space="preserve">2023–2025 (target pool)</w:t>
@@ -3252,6 +3288,9 @@
             <w:r>
               <w:rPr>
                 <w:rtl w:val="0"/>
+                <w:sz w:val="16"/>
+                <w:szCs w:val="16"/>
+                <w:rFonts w:ascii="Georgia" w:hAnsi="Georgia"/>
               </w:rPr>
             </w:r>
           </w:p>
@@ -3260,7 +3299,7 @@
           <w:tcPr/>
           <w:p>
             <w:pPr>
-              <w:spacing w:before="0" w:after="0" w:line="480" w:lineRule="auto"/>
+              <w:spacing w:before="0" w:after="0" w:line="240" w:lineRule="auto"/>
               <w:rPr/>
             </w:pPr>
             <w:r>
@@ -3270,8 +3309,8 @@
                 <w:bCs w:val="0"/>
                 <w:i w:val="0"/>
                 <w:iCs w:val="0"/>
-                <w:sz w:val="20"/>
-                <w:szCs w:val="20"/>
+                <w:sz w:val="16"/>
+                <w:szCs w:val="16"/>
                 <w:rtl w:val="0"/>
               </w:rPr>
               <w:t xml:space="preserve">145</w:t>
@@ -3279,6 +3318,9 @@
             <w:r>
               <w:rPr>
                 <w:rtl w:val="0"/>
+                <w:sz w:val="16"/>
+                <w:szCs w:val="16"/>
+                <w:rFonts w:ascii="Georgia" w:hAnsi="Georgia"/>
               </w:rPr>
             </w:r>
           </w:p>
@@ -3287,7 +3329,7 @@
           <w:tcPr/>
           <w:p>
             <w:pPr>
-              <w:spacing w:before="0" w:after="0" w:line="480" w:lineRule="auto"/>
+              <w:spacing w:before="0" w:after="0" w:line="240" w:lineRule="auto"/>
               <w:rPr/>
             </w:pPr>
             <w:r>
@@ -3297,8 +3339,8 @@
                 <w:bCs w:val="0"/>
                 <w:i w:val="0"/>
                 <w:iCs w:val="0"/>
-                <w:sz w:val="20"/>
-                <w:szCs w:val="20"/>
+                <w:sz w:val="16"/>
+                <w:szCs w:val="16"/>
                 <w:rtl w:val="0"/>
               </w:rPr>
               <w:t xml:space="preserve">104</w:t>
@@ -3306,6 +3348,9 @@
             <w:r>
               <w:rPr>
                 <w:rtl w:val="0"/>
+                <w:sz w:val="16"/>
+                <w:szCs w:val="16"/>
+                <w:rFonts w:ascii="Georgia" w:hAnsi="Georgia"/>
               </w:rPr>
             </w:r>
           </w:p>
@@ -3314,7 +3359,7 @@
           <w:tcPr/>
           <w:p>
             <w:pPr>
-              <w:spacing w:before="0" w:after="0" w:line="480" w:lineRule="auto"/>
+              <w:spacing w:before="0" w:after="0" w:line="240" w:lineRule="auto"/>
               <w:rPr/>
             </w:pPr>
             <w:r>
@@ -3324,8 +3369,8 @@
                 <w:bCs w:val="0"/>
                 <w:i w:val="0"/>
                 <w:iCs w:val="0"/>
-                <w:sz w:val="20"/>
-                <w:szCs w:val="20"/>
+                <w:sz w:val="16"/>
+                <w:szCs w:val="16"/>
                 <w:rtl w:val="0"/>
               </w:rPr>
               <w:t xml:space="preserve">38</w:t>
@@ -3333,6 +3378,9 @@
             <w:r>
               <w:rPr>
                 <w:rtl w:val="0"/>
+                <w:sz w:val="16"/>
+                <w:szCs w:val="16"/>
+                <w:rFonts w:ascii="Georgia" w:hAnsi="Georgia"/>
               </w:rPr>
             </w:r>
           </w:p>
@@ -3341,7 +3389,7 @@
           <w:tcPr/>
           <w:p>
             <w:pPr>
-              <w:spacing w:before="0" w:after="0" w:line="480" w:lineRule="auto"/>
+              <w:spacing w:before="0" w:after="0" w:line="240" w:lineRule="auto"/>
               <w:rPr/>
             </w:pPr>
             <w:r>
@@ -3351,8 +3399,8 @@
                 <w:bCs w:val="0"/>
                 <w:i w:val="0"/>
                 <w:iCs w:val="0"/>
-                <w:sz w:val="20"/>
-                <w:szCs w:val="20"/>
+                <w:sz w:val="16"/>
+                <w:szCs w:val="16"/>
                 <w:rtl w:val="0"/>
               </w:rPr>
               <w:t xml:space="preserve">94</w:t>
@@ -3360,6 +3408,9 @@
             <w:r>
               <w:rPr>
                 <w:rtl w:val="0"/>
+                <w:sz w:val="16"/>
+                <w:szCs w:val="16"/>
+                <w:rFonts w:ascii="Georgia" w:hAnsi="Georgia"/>
               </w:rPr>
             </w:r>
           </w:p>
@@ -3368,7 +3419,7 @@
           <w:tcPr/>
           <w:p>
             <w:pPr>
-              <w:spacing w:before="0" w:after="0" w:line="480" w:lineRule="auto"/>
+              <w:spacing w:before="0" w:after="0" w:line="240" w:lineRule="auto"/>
               <w:rPr/>
             </w:pPr>
             <w:r>
@@ -3378,8 +3429,8 @@
                 <w:bCs w:val="0"/>
                 <w:i w:val="0"/>
                 <w:iCs w:val="0"/>
-                <w:sz w:val="20"/>
-                <w:szCs w:val="20"/>
+                <w:sz w:val="16"/>
+                <w:szCs w:val="16"/>
                 <w:rtl w:val="0"/>
               </w:rPr>
               <w:t xml:space="preserve">381</w:t>
@@ -3387,6 +3438,9 @@
             <w:r>
               <w:rPr>
                 <w:rtl w:val="0"/>
+                <w:sz w:val="16"/>
+                <w:szCs w:val="16"/>
+                <w:rFonts w:ascii="Georgia" w:hAnsi="Georgia"/>
               </w:rPr>
             </w:r>
           </w:p>
@@ -3401,7 +3455,7 @@
           <w:tcPr/>
           <w:p>
             <w:pPr>
-              <w:spacing w:before="0" w:after="0" w:line="480" w:lineRule="auto"/>
+              <w:spacing w:before="0" w:after="0" w:line="240" w:lineRule="auto"/>
               <w:rPr/>
             </w:pPr>
             <w:r>
@@ -3411,8 +3465,8 @@
                 <w:bCs w:val="0"/>
                 <w:i w:val="0"/>
                 <w:iCs w:val="0"/>
-                <w:sz w:val="20"/>
-                <w:szCs w:val="20"/>
+                <w:sz w:val="16"/>
+                <w:szCs w:val="16"/>
                 <w:rtl w:val="0"/>
               </w:rPr>
               <w:t xml:space="preserve">Pre-2023 (excluded pool)</w:t>
@@ -3420,6 +3474,9 @@
             <w:r>
               <w:rPr>
                 <w:rtl w:val="0"/>
+                <w:sz w:val="16"/>
+                <w:szCs w:val="16"/>
+                <w:rFonts w:ascii="Georgia" w:hAnsi="Georgia"/>
               </w:rPr>
             </w:r>
           </w:p>
@@ -3428,7 +3485,7 @@
           <w:tcPr/>
           <w:p>
             <w:pPr>
-              <w:spacing w:before="0" w:after="0" w:line="480" w:lineRule="auto"/>
+              <w:spacing w:before="0" w:after="0" w:line="240" w:lineRule="auto"/>
               <w:rPr/>
             </w:pPr>
             <w:r>
@@ -3438,8 +3495,8 @@
                 <w:bCs w:val="0"/>
                 <w:i w:val="0"/>
                 <w:iCs w:val="0"/>
-                <w:sz w:val="20"/>
-                <w:szCs w:val="20"/>
+                <w:sz w:val="16"/>
+                <w:szCs w:val="16"/>
                 <w:rtl w:val="0"/>
               </w:rPr>
               <w:t xml:space="preserve">130</w:t>
@@ -3447,6 +3504,9 @@
             <w:r>
               <w:rPr>
                 <w:rtl w:val="0"/>
+                <w:sz w:val="16"/>
+                <w:szCs w:val="16"/>
+                <w:rFonts w:ascii="Georgia" w:hAnsi="Georgia"/>
               </w:rPr>
             </w:r>
           </w:p>
@@ -3455,7 +3515,7 @@
           <w:tcPr/>
           <w:p>
             <w:pPr>
-              <w:spacing w:before="0" w:after="0" w:line="480" w:lineRule="auto"/>
+              <w:spacing w:before="0" w:after="0" w:line="240" w:lineRule="auto"/>
               <w:rPr/>
             </w:pPr>
             <w:r>
@@ -3465,8 +3525,8 @@
                 <w:bCs w:val="0"/>
                 <w:i w:val="0"/>
                 <w:iCs w:val="0"/>
-                <w:sz w:val="20"/>
-                <w:szCs w:val="20"/>
+                <w:sz w:val="16"/>
+                <w:szCs w:val="16"/>
                 <w:rtl w:val="0"/>
               </w:rPr>
               <w:t xml:space="preserve">102</w:t>
@@ -3474,6 +3534,9 @@
             <w:r>
               <w:rPr>
                 <w:rtl w:val="0"/>
+                <w:sz w:val="16"/>
+                <w:szCs w:val="16"/>
+                <w:rFonts w:ascii="Georgia" w:hAnsi="Georgia"/>
               </w:rPr>
             </w:r>
           </w:p>
@@ -3482,7 +3545,7 @@
           <w:tcPr/>
           <w:p>
             <w:pPr>
-              <w:spacing w:before="0" w:after="0" w:line="480" w:lineRule="auto"/>
+              <w:spacing w:before="0" w:after="0" w:line="240" w:lineRule="auto"/>
               <w:rPr/>
             </w:pPr>
             <w:r>
@@ -3492,8 +3555,8 @@
                 <w:bCs w:val="0"/>
                 <w:i w:val="0"/>
                 <w:iCs w:val="0"/>
-                <w:sz w:val="20"/>
-                <w:szCs w:val="20"/>
+                <w:sz w:val="16"/>
+                <w:szCs w:val="16"/>
                 <w:rtl w:val="0"/>
               </w:rPr>
               <w:t xml:space="preserve">93</w:t>
@@ -3501,6 +3564,9 @@
             <w:r>
               <w:rPr>
                 <w:rtl w:val="0"/>
+                <w:sz w:val="16"/>
+                <w:szCs w:val="16"/>
+                <w:rFonts w:ascii="Georgia" w:hAnsi="Georgia"/>
               </w:rPr>
             </w:r>
           </w:p>
@@ -3509,7 +3575,7 @@
           <w:tcPr/>
           <w:p>
             <w:pPr>
-              <w:spacing w:before="0" w:after="0" w:line="480" w:lineRule="auto"/>
+              <w:spacing w:before="0" w:after="0" w:line="240" w:lineRule="auto"/>
               <w:rPr/>
             </w:pPr>
             <w:r>
@@ -3519,8 +3585,8 @@
                 <w:bCs w:val="0"/>
                 <w:i w:val="0"/>
                 <w:iCs w:val="0"/>
-                <w:sz w:val="20"/>
-                <w:szCs w:val="20"/>
+                <w:sz w:val="16"/>
+                <w:szCs w:val="16"/>
                 <w:rtl w:val="0"/>
               </w:rPr>
               <w:t xml:space="preserve">122</w:t>
@@ -3528,6 +3594,9 @@
             <w:r>
               <w:rPr>
                 <w:rtl w:val="0"/>
+                <w:sz w:val="16"/>
+                <w:szCs w:val="16"/>
+                <w:rFonts w:ascii="Georgia" w:hAnsi="Georgia"/>
               </w:rPr>
             </w:r>
           </w:p>
@@ -3536,7 +3605,7 @@
           <w:tcPr/>
           <w:p>
             <w:pPr>
-              <w:spacing w:before="0" w:after="0" w:line="480" w:lineRule="auto"/>
+              <w:spacing w:before="0" w:after="0" w:line="240" w:lineRule="auto"/>
               <w:rPr/>
             </w:pPr>
             <w:r>
@@ -3546,8 +3615,8 @@
                 <w:bCs w:val="0"/>
                 <w:i w:val="0"/>
                 <w:iCs w:val="0"/>
-                <w:sz w:val="20"/>
-                <w:szCs w:val="20"/>
+                <w:sz w:val="16"/>
+                <w:szCs w:val="16"/>
                 <w:rtl w:val="0"/>
               </w:rPr>
               <w:t xml:space="preserve">447</w:t>
@@ -3555,6 +3624,9 @@
             <w:r>
               <w:rPr>
                 <w:rtl w:val="0"/>
+                <w:sz w:val="16"/>
+                <w:szCs w:val="16"/>
+                <w:rFonts w:ascii="Georgia" w:hAnsi="Georgia"/>
               </w:rPr>
             </w:r>
           </w:p>
@@ -3569,7 +3641,7 @@
           <w:tcPr/>
           <w:p>
             <w:pPr>
-              <w:spacing w:before="0" w:after="0" w:line="480" w:lineRule="auto"/>
+              <w:spacing w:before="0" w:after="0" w:line="240" w:lineRule="auto"/>
               <w:rPr/>
             </w:pPr>
             <w:r>
@@ -3579,8 +3651,8 @@
                 <w:bCs w:val="0"/>
                 <w:i w:val="0"/>
                 <w:iCs w:val="0"/>
-                <w:sz w:val="20"/>
-                <w:szCs w:val="20"/>
+                <w:sz w:val="16"/>
+                <w:szCs w:val="16"/>
                 <w:rtl w:val="0"/>
               </w:rPr>
               <w:t xml:space="preserve">Pilot sample (pre-2023)</w:t>
@@ -3588,6 +3660,9 @@
             <w:r>
               <w:rPr>
                 <w:rtl w:val="0"/>
+                <w:sz w:val="16"/>
+                <w:szCs w:val="16"/>
+                <w:rFonts w:ascii="Georgia" w:hAnsi="Georgia"/>
               </w:rPr>
             </w:r>
           </w:p>
@@ -3596,7 +3671,7 @@
           <w:tcPr/>
           <w:p>
             <w:pPr>
-              <w:spacing w:before="0" w:after="0" w:line="480" w:lineRule="auto"/>
+              <w:spacing w:before="0" w:after="0" w:line="240" w:lineRule="auto"/>
               <w:rPr/>
             </w:pPr>
             <w:r>
@@ -3606,8 +3681,8 @@
                 <w:bCs w:val="0"/>
                 <w:i w:val="0"/>
                 <w:iCs w:val="0"/>
-                <w:sz w:val="20"/>
-                <w:szCs w:val="20"/>
+                <w:sz w:val="16"/>
+                <w:szCs w:val="16"/>
                 <w:rtl w:val="0"/>
               </w:rPr>
               <w:t xml:space="preserve">1</w:t>
@@ -3615,6 +3690,9 @@
             <w:r>
               <w:rPr>
                 <w:rtl w:val="0"/>
+                <w:sz w:val="16"/>
+                <w:szCs w:val="16"/>
+                <w:rFonts w:ascii="Georgia" w:hAnsi="Georgia"/>
               </w:rPr>
             </w:r>
           </w:p>
@@ -3623,7 +3701,7 @@
           <w:tcPr/>
           <w:p>
             <w:pPr>
-              <w:spacing w:before="0" w:after="0" w:line="480" w:lineRule="auto"/>
+              <w:spacing w:before="0" w:after="0" w:line="240" w:lineRule="auto"/>
               <w:rPr/>
             </w:pPr>
             <w:r>
@@ -3633,8 +3711,8 @@
                 <w:bCs w:val="0"/>
                 <w:i w:val="0"/>
                 <w:iCs w:val="0"/>
-                <w:sz w:val="20"/>
-                <w:szCs w:val="20"/>
+                <w:sz w:val="16"/>
+                <w:szCs w:val="16"/>
                 <w:rtl w:val="0"/>
               </w:rPr>
               <w:t xml:space="preserve">1</w:t>
@@ -3642,6 +3720,9 @@
             <w:r>
               <w:rPr>
                 <w:rtl w:val="0"/>
+                <w:sz w:val="16"/>
+                <w:szCs w:val="16"/>
+                <w:rFonts w:ascii="Georgia" w:hAnsi="Georgia"/>
               </w:rPr>
             </w:r>
           </w:p>
@@ -3650,7 +3731,7 @@
           <w:tcPr/>
           <w:p>
             <w:pPr>
-              <w:spacing w:before="0" w:after="0" w:line="480" w:lineRule="auto"/>
+              <w:spacing w:before="0" w:after="0" w:line="240" w:lineRule="auto"/>
               <w:rPr/>
             </w:pPr>
             <w:r>
@@ -3660,8 +3741,8 @@
                 <w:bCs w:val="0"/>
                 <w:i w:val="0"/>
                 <w:iCs w:val="0"/>
-                <w:sz w:val="20"/>
-                <w:szCs w:val="20"/>
+                <w:sz w:val="16"/>
+                <w:szCs w:val="16"/>
                 <w:rtl w:val="0"/>
               </w:rPr>
               <w:t xml:space="preserve">1</w:t>
@@ -3669,6 +3750,9 @@
             <w:r>
               <w:rPr>
                 <w:rtl w:val="0"/>
+                <w:sz w:val="16"/>
+                <w:szCs w:val="16"/>
+                <w:rFonts w:ascii="Georgia" w:hAnsi="Georgia"/>
               </w:rPr>
             </w:r>
           </w:p>
@@ -3677,7 +3761,7 @@
           <w:tcPr/>
           <w:p>
             <w:pPr>
-              <w:spacing w:before="0" w:after="0" w:line="480" w:lineRule="auto"/>
+              <w:spacing w:before="0" w:after="0" w:line="240" w:lineRule="auto"/>
               <w:rPr/>
             </w:pPr>
             <w:r>
@@ -3687,8 +3771,8 @@
                 <w:bCs w:val="0"/>
                 <w:i w:val="0"/>
                 <w:iCs w:val="0"/>
-                <w:sz w:val="20"/>
-                <w:szCs w:val="20"/>
+                <w:sz w:val="16"/>
+                <w:szCs w:val="16"/>
                 <w:rtl w:val="0"/>
               </w:rPr>
               <w:t xml:space="preserve">1</w:t>
@@ -3696,6 +3780,9 @@
             <w:r>
               <w:rPr>
                 <w:rtl w:val="0"/>
+                <w:sz w:val="16"/>
+                <w:szCs w:val="16"/>
+                <w:rFonts w:ascii="Georgia" w:hAnsi="Georgia"/>
               </w:rPr>
             </w:r>
           </w:p>
@@ -3704,7 +3791,7 @@
           <w:tcPr/>
           <w:p>
             <w:pPr>
-              <w:spacing w:before="0" w:after="0" w:line="480" w:lineRule="auto"/>
+              <w:spacing w:before="0" w:after="0" w:line="240" w:lineRule="auto"/>
               <w:rPr/>
             </w:pPr>
             <w:r>
@@ -3714,8 +3801,8 @@
                 <w:bCs w:val="0"/>
                 <w:i w:val="0"/>
                 <w:iCs w:val="0"/>
-                <w:sz w:val="20"/>
-                <w:szCs w:val="20"/>
+                <w:sz w:val="16"/>
+                <w:szCs w:val="16"/>
                 <w:rtl w:val="0"/>
               </w:rPr>
               <w:t xml:space="preserve">4</w:t>
@@ -3723,6 +3810,9 @@
             <w:r>
               <w:rPr>
                 <w:rtl w:val="0"/>
+                <w:sz w:val="16"/>
+                <w:szCs w:val="16"/>
+                <w:rFonts w:ascii="Georgia" w:hAnsi="Georgia"/>
               </w:rPr>
             </w:r>
           </w:p>
@@ -3737,7 +3827,7 @@
           <w:tcPr/>
           <w:p>
             <w:pPr>
-              <w:spacing w:before="0" w:after="0" w:line="480" w:lineRule="auto"/>
+              <w:spacing w:before="0" w:after="0" w:line="240" w:lineRule="auto"/>
               <w:rPr/>
             </w:pPr>
             <w:r>
@@ -3747,8 +3837,8 @@
                 <w:bCs w:val="0"/>
                 <w:i w:val="0"/>
                 <w:iCs w:val="0"/>
-                <w:sz w:val="20"/>
-                <w:szCs w:val="20"/>
+                <w:sz w:val="16"/>
+                <w:szCs w:val="16"/>
                 <w:rtl w:val="0"/>
               </w:rPr>
               <w:t xml:space="preserve">Main sample</w:t>
@@ -3756,6 +3846,9 @@
             <w:r>
               <w:rPr>
                 <w:rtl w:val="0"/>
+                <w:sz w:val="16"/>
+                <w:szCs w:val="16"/>
+                <w:rFonts w:ascii="Georgia" w:hAnsi="Georgia"/>
               </w:rPr>
             </w:r>
           </w:p>
@@ -3764,7 +3857,7 @@
           <w:tcPr/>
           <w:p>
             <w:pPr>
-              <w:spacing w:before="0" w:after="0" w:line="480" w:lineRule="auto"/>
+              <w:spacing w:before="0" w:after="0" w:line="240" w:lineRule="auto"/>
               <w:rPr/>
             </w:pPr>
             <w:r>
@@ -3774,8 +3867,8 @@
                 <w:bCs w:val="0"/>
                 <w:i w:val="0"/>
                 <w:iCs w:val="0"/>
-                <w:sz w:val="20"/>
-                <w:szCs w:val="20"/>
+                <w:sz w:val="16"/>
+                <w:szCs w:val="16"/>
                 <w:rtl w:val="0"/>
               </w:rPr>
               <w:t xml:space="preserve">20</w:t>
@@ -3783,6 +3876,9 @@
             <w:r>
               <w:rPr>
                 <w:rtl w:val="0"/>
+                <w:sz w:val="16"/>
+                <w:szCs w:val="16"/>
+                <w:rFonts w:ascii="Georgia" w:hAnsi="Georgia"/>
               </w:rPr>
             </w:r>
           </w:p>
@@ -3791,7 +3887,7 @@
           <w:tcPr/>
           <w:p>
             <w:pPr>
-              <w:spacing w:before="0" w:after="0" w:line="480" w:lineRule="auto"/>
+              <w:spacing w:before="0" w:after="0" w:line="240" w:lineRule="auto"/>
               <w:rPr/>
             </w:pPr>
             <w:r>
@@ -3801,8 +3897,8 @@
                 <w:bCs w:val="0"/>
                 <w:i w:val="0"/>
                 <w:iCs w:val="0"/>
-                <w:sz w:val="20"/>
-                <w:szCs w:val="20"/>
+                <w:sz w:val="16"/>
+                <w:szCs w:val="16"/>
                 <w:rtl w:val="0"/>
               </w:rPr>
               <w:t xml:space="preserve">20</w:t>
@@ -3810,6 +3906,9 @@
             <w:r>
               <w:rPr>
                 <w:rtl w:val="0"/>
+                <w:sz w:val="16"/>
+                <w:szCs w:val="16"/>
+                <w:rFonts w:ascii="Georgia" w:hAnsi="Georgia"/>
               </w:rPr>
             </w:r>
           </w:p>
@@ -3818,7 +3917,7 @@
           <w:tcPr/>
           <w:p>
             <w:pPr>
-              <w:spacing w:before="0" w:after="0" w:line="480" w:lineRule="auto"/>
+              <w:spacing w:before="0" w:after="0" w:line="240" w:lineRule="auto"/>
               <w:rPr/>
             </w:pPr>
             <w:r>
@@ -3828,8 +3927,8 @@
                 <w:bCs w:val="0"/>
                 <w:i w:val="0"/>
                 <w:iCs w:val="0"/>
-                <w:sz w:val="20"/>
-                <w:szCs w:val="20"/>
+                <w:sz w:val="16"/>
+                <w:szCs w:val="16"/>
                 <w:rtl w:val="0"/>
               </w:rPr>
               <w:t xml:space="preserve">10</w:t>
@@ -3837,6 +3936,9 @@
             <w:r>
               <w:rPr>
                 <w:rtl w:val="0"/>
+                <w:sz w:val="16"/>
+                <w:szCs w:val="16"/>
+                <w:rFonts w:ascii="Georgia" w:hAnsi="Georgia"/>
               </w:rPr>
             </w:r>
           </w:p>
@@ -3845,7 +3947,7 @@
           <w:tcPr/>
           <w:p>
             <w:pPr>
-              <w:spacing w:before="0" w:after="0" w:line="480" w:lineRule="auto"/>
+              <w:spacing w:before="0" w:after="0" w:line="240" w:lineRule="auto"/>
               <w:rPr/>
             </w:pPr>
             <w:r>
@@ -3855,8 +3957,8 @@
                 <w:bCs w:val="0"/>
                 <w:i w:val="0"/>
                 <w:iCs w:val="0"/>
-                <w:sz w:val="20"/>
-                <w:szCs w:val="20"/>
+                <w:sz w:val="16"/>
+                <w:szCs w:val="16"/>
                 <w:rtl w:val="0"/>
               </w:rPr>
               <w:t xml:space="preserve">10</w:t>
@@ -3864,6 +3966,9 @@
             <w:r>
               <w:rPr>
                 <w:rtl w:val="0"/>
+                <w:sz w:val="16"/>
+                <w:szCs w:val="16"/>
+                <w:rFonts w:ascii="Georgia" w:hAnsi="Georgia"/>
               </w:rPr>
             </w:r>
           </w:p>
@@ -3872,7 +3977,7 @@
           <w:tcPr/>
           <w:p>
             <w:pPr>
-              <w:spacing w:before="0" w:after="0" w:line="480" w:lineRule="auto"/>
+              <w:spacing w:before="0" w:after="0" w:line="240" w:lineRule="auto"/>
               <w:rPr/>
             </w:pPr>
             <w:r>
@@ -3882,8 +3987,8 @@
                 <w:bCs w:val="0"/>
                 <w:i w:val="0"/>
                 <w:iCs w:val="0"/>
-                <w:sz w:val="20"/>
-                <w:szCs w:val="20"/>
+                <w:sz w:val="16"/>
+                <w:szCs w:val="16"/>
                 <w:rtl w:val="0"/>
               </w:rPr>
               <w:t xml:space="preserve">60</w:t>
@@ -3891,6 +3996,9 @@
             <w:r>
               <w:rPr>
                 <w:rtl w:val="0"/>
+                <w:sz w:val="16"/>
+                <w:szCs w:val="16"/>
+                <w:rFonts w:ascii="Georgia" w:hAnsi="Georgia"/>
               </w:rPr>
             </w:r>
           </w:p>
@@ -4226,7 +4334,7 @@
           </w:tcPr>
           <w:p>
             <w:pPr>
-              <w:spacing w:before="0" w:after="0" w:line="480" w:lineRule="auto"/>
+              <w:spacing w:before="0" w:after="0" w:line="240" w:lineRule="auto"/>
               <w:rPr/>
             </w:pPr>
             <w:r>
@@ -4236,8 +4344,8 @@
                 <w:bCs w:val="1"/>
                 <w:i w:val="0"/>
                 <w:iCs w:val="0"/>
-                <w:sz w:val="20"/>
-                <w:szCs w:val="20"/>
+                <w:sz w:val="16"/>
+                <w:szCs w:val="16"/>
                 <w:rtl w:val="0"/>
               </w:rPr>
               <w:t xml:space="preserve">Hedge Type</w:t>
@@ -4245,6 +4353,9 @@
             <w:r>
               <w:rPr>
                 <w:rtl w:val="0"/>
+                <w:sz w:val="16"/>
+                <w:szCs w:val="16"/>
+                <w:rFonts w:ascii="Georgia" w:hAnsi="Georgia"/>
               </w:rPr>
             </w:r>
           </w:p>
@@ -4257,7 +4368,7 @@
           </w:tcPr>
           <w:p>
             <w:pPr>
-              <w:spacing w:before="0" w:after="0" w:line="480" w:lineRule="auto"/>
+              <w:spacing w:before="0" w:after="0" w:line="240" w:lineRule="auto"/>
               <w:rPr/>
             </w:pPr>
             <w:r>
@@ -4267,8 +4378,8 @@
                 <w:bCs w:val="1"/>
                 <w:i w:val="0"/>
                 <w:iCs w:val="0"/>
-                <w:sz w:val="20"/>
-                <w:szCs w:val="20"/>
+                <w:sz w:val="16"/>
+                <w:szCs w:val="16"/>
                 <w:rtl w:val="0"/>
               </w:rPr>
               <w:t xml:space="preserve">Count</w:t>
@@ -4276,6 +4387,9 @@
             <w:r>
               <w:rPr>
                 <w:rtl w:val="0"/>
+                <w:sz w:val="16"/>
+                <w:szCs w:val="16"/>
+                <w:rFonts w:ascii="Georgia" w:hAnsi="Georgia"/>
               </w:rPr>
             </w:r>
           </w:p>
@@ -4288,7 +4402,7 @@
           </w:tcPr>
           <w:p>
             <w:pPr>
-              <w:spacing w:before="0" w:after="0" w:line="480" w:lineRule="auto"/>
+              <w:spacing w:before="0" w:after="0" w:line="240" w:lineRule="auto"/>
               <w:rPr/>
             </w:pPr>
             <w:r>
@@ -4298,8 +4412,8 @@
                 <w:bCs w:val="1"/>
                 <w:i w:val="0"/>
                 <w:iCs w:val="0"/>
-                <w:sz w:val="20"/>
-                <w:szCs w:val="20"/>
+                <w:sz w:val="16"/>
+                <w:szCs w:val="16"/>
                 <w:rtl w:val="0"/>
               </w:rPr>
               <w:t xml:space="preserve">Percentage</w:t>
@@ -4307,6 +4421,9 @@
             <w:r>
               <w:rPr>
                 <w:rtl w:val="0"/>
+                <w:sz w:val="16"/>
+                <w:szCs w:val="16"/>
+                <w:rFonts w:ascii="Georgia" w:hAnsi="Georgia"/>
               </w:rPr>
             </w:r>
           </w:p>
@@ -4321,7 +4438,7 @@
           <w:tcPr/>
           <w:p>
             <w:pPr>
-              <w:spacing w:before="0" w:after="0" w:line="480" w:lineRule="auto"/>
+              <w:spacing w:before="0" w:after="0" w:line="240" w:lineRule="auto"/>
               <w:rPr/>
             </w:pPr>
             <w:r>
@@ -4331,8 +4448,8 @@
                 <w:bCs w:val="0"/>
                 <w:i w:val="0"/>
                 <w:iCs w:val="0"/>
-                <w:sz w:val="20"/>
-                <w:szCs w:val="20"/>
+                <w:sz w:val="16"/>
+                <w:szCs w:val="16"/>
                 <w:rtl w:val="0"/>
               </w:rPr>
               <w:t xml:space="preserve">Modal Verbs</w:t>
@@ -4340,6 +4457,9 @@
             <w:r>
               <w:rPr>
                 <w:rtl w:val="0"/>
+                <w:sz w:val="16"/>
+                <w:szCs w:val="16"/>
+                <w:rFonts w:ascii="Georgia" w:hAnsi="Georgia"/>
               </w:rPr>
             </w:r>
           </w:p>
@@ -4348,7 +4468,7 @@
           <w:tcPr/>
           <w:p>
             <w:pPr>
-              <w:spacing w:before="0" w:after="0" w:line="480" w:lineRule="auto"/>
+              <w:spacing w:before="0" w:after="0" w:line="240" w:lineRule="auto"/>
               <w:rPr/>
             </w:pPr>
             <w:r>
@@ -4358,8 +4478,8 @@
                 <w:bCs w:val="0"/>
                 <w:i w:val="0"/>
                 <w:iCs w:val="0"/>
-                <w:sz w:val="20"/>
-                <w:szCs w:val="20"/>
+                <w:sz w:val="16"/>
+                <w:szCs w:val="16"/>
                 <w:rtl w:val="0"/>
               </w:rPr>
               <w:t xml:space="preserve">21</w:t>
@@ -4367,6 +4487,9 @@
             <w:r>
               <w:rPr>
                 <w:rtl w:val="0"/>
+                <w:sz w:val="16"/>
+                <w:szCs w:val="16"/>
+                <w:rFonts w:ascii="Georgia" w:hAnsi="Georgia"/>
               </w:rPr>
             </w:r>
           </w:p>
@@ -4375,7 +4498,7 @@
           <w:tcPr/>
           <w:p>
             <w:pPr>
-              <w:spacing w:before="0" w:after="0" w:line="480" w:lineRule="auto"/>
+              <w:spacing w:before="0" w:after="0" w:line="240" w:lineRule="auto"/>
               <w:rPr/>
             </w:pPr>
             <w:r>
@@ -4385,8 +4508,8 @@
                 <w:bCs w:val="0"/>
                 <w:i w:val="0"/>
                 <w:iCs w:val="0"/>
-                <w:sz w:val="20"/>
-                <w:szCs w:val="20"/>
+                <w:sz w:val="16"/>
+                <w:szCs w:val="16"/>
                 <w:rtl w:val="0"/>
               </w:rPr>
               <w:t xml:space="preserve">35.0%</w:t>
@@ -4394,6 +4517,9 @@
             <w:r>
               <w:rPr>
                 <w:rtl w:val="0"/>
+                <w:sz w:val="16"/>
+                <w:szCs w:val="16"/>
+                <w:rFonts w:ascii="Georgia" w:hAnsi="Georgia"/>
               </w:rPr>
             </w:r>
           </w:p>
@@ -4408,7 +4534,7 @@
           <w:tcPr/>
           <w:p>
             <w:pPr>
-              <w:spacing w:before="0" w:after="0" w:line="480" w:lineRule="auto"/>
+              <w:spacing w:before="0" w:after="0" w:line="240" w:lineRule="auto"/>
               <w:rPr/>
             </w:pPr>
             <w:r>
@@ -4418,8 +4544,8 @@
                 <w:bCs w:val="0"/>
                 <w:i w:val="0"/>
                 <w:iCs w:val="0"/>
-                <w:sz w:val="20"/>
-                <w:szCs w:val="20"/>
+                <w:sz w:val="16"/>
+                <w:szCs w:val="16"/>
                 <w:rtl w:val="0"/>
               </w:rPr>
               <w:t xml:space="preserve">Lexical Hedges</w:t>
@@ -4427,6 +4553,9 @@
             <w:r>
               <w:rPr>
                 <w:rtl w:val="0"/>
+                <w:sz w:val="16"/>
+                <w:szCs w:val="16"/>
+                <w:rFonts w:ascii="Georgia" w:hAnsi="Georgia"/>
               </w:rPr>
             </w:r>
           </w:p>
@@ -4435,7 +4564,7 @@
           <w:tcPr/>
           <w:p>
             <w:pPr>
-              <w:spacing w:before="0" w:after="0" w:line="480" w:lineRule="auto"/>
+              <w:spacing w:before="0" w:after="0" w:line="240" w:lineRule="auto"/>
               <w:rPr/>
             </w:pPr>
             <w:r>
@@ -4445,8 +4574,8 @@
                 <w:bCs w:val="0"/>
                 <w:i w:val="0"/>
                 <w:iCs w:val="0"/>
-                <w:sz w:val="20"/>
-                <w:szCs w:val="20"/>
+                <w:sz w:val="16"/>
+                <w:szCs w:val="16"/>
                 <w:rtl w:val="0"/>
               </w:rPr>
               <w:t xml:space="preserve">36</w:t>
@@ -4454,6 +4583,9 @@
             <w:r>
               <w:rPr>
                 <w:rtl w:val="0"/>
+                <w:sz w:val="16"/>
+                <w:szCs w:val="16"/>
+                <w:rFonts w:ascii="Georgia" w:hAnsi="Georgia"/>
               </w:rPr>
             </w:r>
           </w:p>
@@ -4462,7 +4594,7 @@
           <w:tcPr/>
           <w:p>
             <w:pPr>
-              <w:spacing w:before="0" w:after="0" w:line="480" w:lineRule="auto"/>
+              <w:spacing w:before="0" w:after="0" w:line="240" w:lineRule="auto"/>
               <w:rPr/>
             </w:pPr>
             <w:r>
@@ -4472,8 +4604,8 @@
                 <w:bCs w:val="0"/>
                 <w:i w:val="0"/>
                 <w:iCs w:val="0"/>
-                <w:sz w:val="20"/>
-                <w:szCs w:val="20"/>
+                <w:sz w:val="16"/>
+                <w:szCs w:val="16"/>
                 <w:rtl w:val="0"/>
               </w:rPr>
               <w:t xml:space="preserve">60.0%</w:t>
@@ -4481,6 +4613,9 @@
             <w:r>
               <w:rPr>
                 <w:rtl w:val="0"/>
+                <w:sz w:val="16"/>
+                <w:szCs w:val="16"/>
+                <w:rFonts w:ascii="Georgia" w:hAnsi="Georgia"/>
               </w:rPr>
             </w:r>
           </w:p>
@@ -4495,7 +4630,7 @@
           <w:tcPr/>
           <w:p>
             <w:pPr>
-              <w:spacing w:before="0" w:after="0" w:line="480" w:lineRule="auto"/>
+              <w:spacing w:before="0" w:after="0" w:line="240" w:lineRule="auto"/>
               <w:rPr/>
             </w:pPr>
             <w:r>
@@ -4505,8 +4640,8 @@
                 <w:bCs w:val="0"/>
                 <w:i w:val="0"/>
                 <w:iCs w:val="0"/>
-                <w:sz w:val="20"/>
-                <w:szCs w:val="20"/>
+                <w:sz w:val="16"/>
+                <w:szCs w:val="16"/>
                 <w:rtl w:val="0"/>
               </w:rPr>
               <w:t xml:space="preserve">Adverbial Hedges</w:t>
@@ -4514,6 +4649,9 @@
             <w:r>
               <w:rPr>
                 <w:rtl w:val="0"/>
+                <w:sz w:val="16"/>
+                <w:szCs w:val="16"/>
+                <w:rFonts w:ascii="Georgia" w:hAnsi="Georgia"/>
               </w:rPr>
             </w:r>
           </w:p>
@@ -4522,7 +4660,7 @@
           <w:tcPr/>
           <w:p>
             <w:pPr>
-              <w:spacing w:before="0" w:after="0" w:line="480" w:lineRule="auto"/>
+              <w:spacing w:before="0" w:after="0" w:line="240" w:lineRule="auto"/>
               <w:rPr/>
             </w:pPr>
             <w:r>
@@ -4532,8 +4670,8 @@
                 <w:bCs w:val="0"/>
                 <w:i w:val="0"/>
                 <w:iCs w:val="0"/>
-                <w:sz w:val="20"/>
-                <w:szCs w:val="20"/>
+                <w:sz w:val="16"/>
+                <w:szCs w:val="16"/>
                 <w:rtl w:val="0"/>
               </w:rPr>
               <w:t xml:space="preserve">3</w:t>
@@ -4541,6 +4679,9 @@
             <w:r>
               <w:rPr>
                 <w:rtl w:val="0"/>
+                <w:sz w:val="16"/>
+                <w:szCs w:val="16"/>
+                <w:rFonts w:ascii="Georgia" w:hAnsi="Georgia"/>
               </w:rPr>
             </w:r>
           </w:p>
@@ -4549,7 +4690,7 @@
           <w:tcPr/>
           <w:p>
             <w:pPr>
-              <w:spacing w:before="0" w:after="0" w:line="480" w:lineRule="auto"/>
+              <w:spacing w:before="0" w:after="0" w:line="240" w:lineRule="auto"/>
               <w:rPr/>
             </w:pPr>
             <w:r>
@@ -4559,8 +4700,8 @@
                 <w:bCs w:val="0"/>
                 <w:i w:val="0"/>
                 <w:iCs w:val="0"/>
-                <w:sz w:val="20"/>
-                <w:szCs w:val="20"/>
+                <w:sz w:val="16"/>
+                <w:szCs w:val="16"/>
                 <w:rtl w:val="0"/>
               </w:rPr>
               <w:t xml:space="preserve">5.0%</w:t>
@@ -4568,6 +4709,9 @@
             <w:r>
               <w:rPr>
                 <w:rtl w:val="0"/>
+                <w:sz w:val="16"/>
+                <w:szCs w:val="16"/>
+                <w:rFonts w:ascii="Georgia" w:hAnsi="Georgia"/>
               </w:rPr>
             </w:r>
           </w:p>
@@ -4582,7 +4726,7 @@
           <w:tcPr/>
           <w:p>
             <w:pPr>
-              <w:spacing w:before="0" w:after="0" w:line="480" w:lineRule="auto"/>
+              <w:spacing w:before="0" w:after="0" w:line="240" w:lineRule="auto"/>
               <w:rPr/>
             </w:pPr>
             <w:r>
@@ -4592,8 +4736,8 @@
                 <w:bCs w:val="0"/>
                 <w:i w:val="0"/>
                 <w:iCs w:val="0"/>
-                <w:sz w:val="20"/>
-                <w:szCs w:val="20"/>
+                <w:sz w:val="16"/>
+                <w:szCs w:val="16"/>
                 <w:rtl w:val="0"/>
               </w:rPr>
               <w:t xml:space="preserve">Clause-Level Hedges</w:t>
@@ -4601,6 +4745,9 @@
             <w:r>
               <w:rPr>
                 <w:rtl w:val="0"/>
+                <w:sz w:val="16"/>
+                <w:szCs w:val="16"/>
+                <w:rFonts w:ascii="Georgia" w:hAnsi="Georgia"/>
               </w:rPr>
             </w:r>
           </w:p>
@@ -4609,7 +4756,7 @@
           <w:tcPr/>
           <w:p>
             <w:pPr>
-              <w:spacing w:before="0" w:after="0" w:line="480" w:lineRule="auto"/>
+              <w:spacing w:before="0" w:after="0" w:line="240" w:lineRule="auto"/>
               <w:rPr/>
             </w:pPr>
             <w:r>
@@ -4619,8 +4766,8 @@
                 <w:bCs w:val="0"/>
                 <w:i w:val="0"/>
                 <w:iCs w:val="0"/>
-                <w:sz w:val="20"/>
-                <w:szCs w:val="20"/>
+                <w:sz w:val="16"/>
+                <w:szCs w:val="16"/>
                 <w:rtl w:val="0"/>
               </w:rPr>
               <w:t xml:space="preserve">0</w:t>
@@ -4628,6 +4775,9 @@
             <w:r>
               <w:rPr>
                 <w:rtl w:val="0"/>
+                <w:sz w:val="16"/>
+                <w:szCs w:val="16"/>
+                <w:rFonts w:ascii="Georgia" w:hAnsi="Georgia"/>
               </w:rPr>
             </w:r>
           </w:p>
@@ -4636,7 +4786,7 @@
           <w:tcPr/>
           <w:p>
             <w:pPr>
-              <w:spacing w:before="0" w:after="0" w:line="480" w:lineRule="auto"/>
+              <w:spacing w:before="0" w:after="0" w:line="240" w:lineRule="auto"/>
               <w:rPr/>
             </w:pPr>
             <w:r>
@@ -4646,8 +4796,8 @@
                 <w:bCs w:val="0"/>
                 <w:i w:val="0"/>
                 <w:iCs w:val="0"/>
-                <w:sz w:val="20"/>
-                <w:szCs w:val="20"/>
+                <w:sz w:val="16"/>
+                <w:szCs w:val="16"/>
                 <w:rtl w:val="0"/>
               </w:rPr>
               <w:t xml:space="preserve">0.0%</w:t>
@@ -4655,6 +4805,9 @@
             <w:r>
               <w:rPr>
                 <w:rtl w:val="0"/>
+                <w:sz w:val="16"/>
+                <w:szCs w:val="16"/>
+                <w:rFonts w:ascii="Georgia" w:hAnsi="Georgia"/>
               </w:rPr>
             </w:r>
           </w:p>
@@ -4669,7 +4822,7 @@
           <w:tcPr/>
           <w:p>
             <w:pPr>
-              <w:spacing w:before="0" w:after="0" w:line="480" w:lineRule="auto"/>
+              <w:spacing w:before="0" w:after="0" w:line="240" w:lineRule="auto"/>
               <w:rPr/>
             </w:pPr>
             <w:r>
@@ -4679,8 +4832,8 @@
                 <w:bCs w:val="0"/>
                 <w:i w:val="0"/>
                 <w:iCs w:val="0"/>
-                <w:sz w:val="20"/>
-                <w:szCs w:val="20"/>
+                <w:sz w:val="16"/>
+                <w:szCs w:val="16"/>
                 <w:rtl w:val="0"/>
               </w:rPr>
               <w:t xml:space="preserve">Total</w:t>
@@ -4688,6 +4841,9 @@
             <w:r>
               <w:rPr>
                 <w:rtl w:val="0"/>
+                <w:sz w:val="16"/>
+                <w:szCs w:val="16"/>
+                <w:rFonts w:ascii="Georgia" w:hAnsi="Georgia"/>
               </w:rPr>
             </w:r>
           </w:p>
@@ -4696,7 +4852,7 @@
           <w:tcPr/>
           <w:p>
             <w:pPr>
-              <w:spacing w:before="0" w:after="0" w:line="480" w:lineRule="auto"/>
+              <w:spacing w:before="0" w:after="0" w:line="240" w:lineRule="auto"/>
               <w:rPr/>
             </w:pPr>
             <w:r>
@@ -4706,8 +4862,8 @@
                 <w:bCs w:val="0"/>
                 <w:i w:val="0"/>
                 <w:iCs w:val="0"/>
-                <w:sz w:val="20"/>
-                <w:szCs w:val="20"/>
+                <w:sz w:val="16"/>
+                <w:szCs w:val="16"/>
                 <w:rtl w:val="0"/>
               </w:rPr>
               <w:t xml:space="preserve">60</w:t>
@@ -4715,6 +4871,9 @@
             <w:r>
               <w:rPr>
                 <w:rtl w:val="0"/>
+                <w:sz w:val="16"/>
+                <w:szCs w:val="16"/>
+                <w:rFonts w:ascii="Georgia" w:hAnsi="Georgia"/>
               </w:rPr>
             </w:r>
           </w:p>
@@ -4723,7 +4882,7 @@
           <w:tcPr/>
           <w:p>
             <w:pPr>
-              <w:spacing w:before="0" w:after="0" w:line="480" w:lineRule="auto"/>
+              <w:spacing w:before="0" w:after="0" w:line="240" w:lineRule="auto"/>
               <w:rPr/>
             </w:pPr>
             <w:r>
@@ -4733,8 +4892,8 @@
                 <w:bCs w:val="0"/>
                 <w:i w:val="0"/>
                 <w:iCs w:val="0"/>
-                <w:sz w:val="20"/>
-                <w:szCs w:val="20"/>
+                <w:sz w:val="16"/>
+                <w:szCs w:val="16"/>
                 <w:rtl w:val="0"/>
               </w:rPr>
               <w:t xml:space="preserve">100.0%</w:t>
@@ -4742,6 +4901,9 @@
             <w:r>
               <w:rPr>
                 <w:rtl w:val="0"/>
+                <w:sz w:val="16"/>
+                <w:szCs w:val="16"/>
+                <w:rFonts w:ascii="Georgia" w:hAnsi="Georgia"/>
               </w:rPr>
             </w:r>
           </w:p>
@@ -4905,7 +5067,7 @@
           </w:tcPr>
           <w:p>
             <w:pPr>
-              <w:spacing w:before="0" w:after="0" w:line="480" w:lineRule="auto"/>
+              <w:spacing w:before="0" w:after="0" w:line="240" w:lineRule="auto"/>
               <w:rPr/>
             </w:pPr>
             <w:r>
@@ -4915,8 +5077,8 @@
                 <w:bCs w:val="1"/>
                 <w:i w:val="0"/>
                 <w:iCs w:val="0"/>
-                <w:sz w:val="20"/>
-                <w:szCs w:val="20"/>
+                <w:sz w:val="16"/>
+                <w:szCs w:val="16"/>
                 <w:rtl w:val="0"/>
               </w:rPr>
               <w:t xml:space="preserve">Discipline</w:t>
@@ -4924,6 +5086,9 @@
             <w:r>
               <w:rPr>
                 <w:rtl w:val="0"/>
+                <w:sz w:val="16"/>
+                <w:szCs w:val="16"/>
+                <w:rFonts w:ascii="Georgia" w:hAnsi="Georgia"/>
               </w:rPr>
             </w:r>
           </w:p>
@@ -4936,7 +5101,7 @@
           </w:tcPr>
           <w:p>
             <w:pPr>
-              <w:spacing w:before="0" w:after="0" w:line="480" w:lineRule="auto"/>
+              <w:spacing w:before="0" w:after="0" w:line="240" w:lineRule="auto"/>
               <w:rPr/>
             </w:pPr>
             <w:r>
@@ -4946,8 +5111,8 @@
                 <w:bCs w:val="1"/>
                 <w:i w:val="0"/>
                 <w:iCs w:val="0"/>
-                <w:sz w:val="20"/>
-                <w:szCs w:val="20"/>
+                <w:sz w:val="16"/>
+                <w:szCs w:val="16"/>
                 <w:rtl w:val="0"/>
               </w:rPr>
               <w:t xml:space="preserve">Modal Verbs</w:t>
@@ -4955,6 +5120,9 @@
             <w:r>
               <w:rPr>
                 <w:rtl w:val="0"/>
+                <w:sz w:val="16"/>
+                <w:szCs w:val="16"/>
+                <w:rFonts w:ascii="Georgia" w:hAnsi="Georgia"/>
               </w:rPr>
             </w:r>
           </w:p>
@@ -4967,7 +5135,7 @@
           </w:tcPr>
           <w:p>
             <w:pPr>
-              <w:spacing w:before="0" w:after="0" w:line="480" w:lineRule="auto"/>
+              <w:spacing w:before="0" w:after="0" w:line="240" w:lineRule="auto"/>
               <w:rPr/>
             </w:pPr>
             <w:r>
@@ -4977,8 +5145,8 @@
                 <w:bCs w:val="1"/>
                 <w:i w:val="0"/>
                 <w:iCs w:val="0"/>
-                <w:sz w:val="20"/>
-                <w:szCs w:val="20"/>
+                <w:sz w:val="16"/>
+                <w:szCs w:val="16"/>
                 <w:rtl w:val="0"/>
               </w:rPr>
               <w:t xml:space="preserve">Lexical Hedges</w:t>
@@ -4986,6 +5154,9 @@
             <w:r>
               <w:rPr>
                 <w:rtl w:val="0"/>
+                <w:sz w:val="16"/>
+                <w:szCs w:val="16"/>
+                <w:rFonts w:ascii="Georgia" w:hAnsi="Georgia"/>
               </w:rPr>
             </w:r>
           </w:p>
@@ -4998,7 +5169,7 @@
           </w:tcPr>
           <w:p>
             <w:pPr>
-              <w:spacing w:before="0" w:after="0" w:line="480" w:lineRule="auto"/>
+              <w:spacing w:before="0" w:after="0" w:line="240" w:lineRule="auto"/>
               <w:rPr/>
             </w:pPr>
             <w:r>
@@ -5008,8 +5179,8 @@
                 <w:bCs w:val="1"/>
                 <w:i w:val="0"/>
                 <w:iCs w:val="0"/>
-                <w:sz w:val="20"/>
-                <w:szCs w:val="20"/>
+                <w:sz w:val="16"/>
+                <w:szCs w:val="16"/>
                 <w:rtl w:val="0"/>
               </w:rPr>
               <w:t xml:space="preserve">Adverbial</w:t>
@@ -5017,6 +5188,9 @@
             <w:r>
               <w:rPr>
                 <w:rtl w:val="0"/>
+                <w:sz w:val="16"/>
+                <w:szCs w:val="16"/>
+                <w:rFonts w:ascii="Georgia" w:hAnsi="Georgia"/>
               </w:rPr>
             </w:r>
           </w:p>
@@ -5029,7 +5203,7 @@
           </w:tcPr>
           <w:p>
             <w:pPr>
-              <w:spacing w:before="0" w:after="0" w:line="480" w:lineRule="auto"/>
+              <w:spacing w:before="0" w:after="0" w:line="240" w:lineRule="auto"/>
               <w:rPr>
                 <w:rFonts w:ascii="Georgia" w:cs="Georgia" w:eastAsia="Georgia" w:hAnsi="Georgia"/>
                 <w:b w:val="1"/>
@@ -5047,8 +5221,8 @@
                 <w:bCs w:val="1"/>
                 <w:i w:val="0"/>
                 <w:iCs w:val="0"/>
-                <w:sz w:val="20"/>
-                <w:szCs w:val="20"/>
+                <w:sz w:val="16"/>
+                <w:szCs w:val="16"/>
                 <w:rtl w:val="0"/>
               </w:rPr>
               <w:t xml:space="preserve">Clause-</w:t>
@@ -5056,7 +5230,7 @@
           </w:p>
           <w:p>
             <w:pPr>
-              <w:spacing w:before="0" w:after="0" w:line="480" w:lineRule="auto"/>
+              <w:spacing w:before="0" w:after="0" w:line="240" w:lineRule="auto"/>
               <w:rPr/>
             </w:pPr>
             <w:r>
@@ -5066,8 +5240,8 @@
                 <w:bCs w:val="1"/>
                 <w:i w:val="0"/>
                 <w:iCs w:val="0"/>
-                <w:sz w:val="20"/>
-                <w:szCs w:val="20"/>
+                <w:sz w:val="16"/>
+                <w:szCs w:val="16"/>
                 <w:rtl w:val="0"/>
               </w:rPr>
               <w:t xml:space="preserve">Level</w:t>
@@ -5075,6 +5249,9 @@
             <w:r>
               <w:rPr>
                 <w:rtl w:val="0"/>
+                <w:sz w:val="16"/>
+                <w:szCs w:val="16"/>
+                <w:rFonts w:ascii="Georgia" w:hAnsi="Georgia"/>
               </w:rPr>
             </w:r>
           </w:p>
@@ -5087,7 +5264,7 @@
           </w:tcPr>
           <w:p>
             <w:pPr>
-              <w:spacing w:before="0" w:after="0" w:line="480" w:lineRule="auto"/>
+              <w:spacing w:before="0" w:after="0" w:line="240" w:lineRule="auto"/>
               <w:rPr/>
             </w:pPr>
             <w:r>
@@ -5097,8 +5274,8 @@
                 <w:bCs w:val="1"/>
                 <w:i w:val="0"/>
                 <w:iCs w:val="0"/>
-                <w:sz w:val="20"/>
-                <w:szCs w:val="20"/>
+                <w:sz w:val="16"/>
+                <w:szCs w:val="16"/>
                 <w:rtl w:val="0"/>
               </w:rPr>
               <w:t xml:space="preserve">Total</w:t>
@@ -5106,6 +5283,9 @@
             <w:r>
               <w:rPr>
                 <w:rtl w:val="0"/>
+                <w:sz w:val="16"/>
+                <w:szCs w:val="16"/>
+                <w:rFonts w:ascii="Georgia" w:hAnsi="Georgia"/>
               </w:rPr>
             </w:r>
           </w:p>
@@ -5120,7 +5300,7 @@
           <w:tcPr/>
           <w:p>
             <w:pPr>
-              <w:spacing w:before="0" w:after="0" w:line="480" w:lineRule="auto"/>
+              <w:spacing w:before="0" w:after="0" w:line="240" w:lineRule="auto"/>
               <w:rPr/>
             </w:pPr>
             <w:r>
@@ -5130,8 +5310,8 @@
                 <w:bCs w:val="0"/>
                 <w:i w:val="0"/>
                 <w:iCs w:val="0"/>
-                <w:sz w:val="20"/>
-                <w:szCs w:val="20"/>
+                <w:sz w:val="16"/>
+                <w:szCs w:val="16"/>
                 <w:rtl w:val="0"/>
               </w:rPr>
               <w:t xml:space="preserve">Agriculture</w:t>
@@ -5139,6 +5319,9 @@
             <w:r>
               <w:rPr>
                 <w:rtl w:val="0"/>
+                <w:sz w:val="16"/>
+                <w:szCs w:val="16"/>
+                <w:rFonts w:ascii="Georgia" w:hAnsi="Georgia"/>
               </w:rPr>
             </w:r>
           </w:p>
@@ -5147,7 +5330,7 @@
           <w:tcPr/>
           <w:p>
             <w:pPr>
-              <w:spacing w:before="0" w:after="0" w:line="480" w:lineRule="auto"/>
+              <w:spacing w:before="0" w:after="0" w:line="240" w:lineRule="auto"/>
               <w:rPr/>
             </w:pPr>
             <w:r>
@@ -5157,8 +5340,8 @@
                 <w:bCs w:val="0"/>
                 <w:i w:val="0"/>
                 <w:iCs w:val="0"/>
-                <w:sz w:val="20"/>
-                <w:szCs w:val="20"/>
+                <w:sz w:val="16"/>
+                <w:szCs w:val="16"/>
                 <w:rtl w:val="0"/>
               </w:rPr>
               <w:t xml:space="preserve">14 (53.8%)</w:t>
@@ -5166,6 +5349,9 @@
             <w:r>
               <w:rPr>
                 <w:rtl w:val="0"/>
+                <w:sz w:val="16"/>
+                <w:szCs w:val="16"/>
+                <w:rFonts w:ascii="Georgia" w:hAnsi="Georgia"/>
               </w:rPr>
             </w:r>
           </w:p>
@@ -5174,7 +5360,7 @@
           <w:tcPr/>
           <w:p>
             <w:pPr>
-              <w:spacing w:before="0" w:after="0" w:line="480" w:lineRule="auto"/>
+              <w:spacing w:before="0" w:after="0" w:line="240" w:lineRule="auto"/>
               <w:rPr/>
             </w:pPr>
             <w:r>
@@ -5184,8 +5370,8 @@
                 <w:bCs w:val="0"/>
                 <w:i w:val="0"/>
                 <w:iCs w:val="0"/>
-                <w:sz w:val="20"/>
-                <w:szCs w:val="20"/>
+                <w:sz w:val="16"/>
+                <w:szCs w:val="16"/>
                 <w:rtl w:val="0"/>
               </w:rPr>
               <w:t xml:space="preserve">12 (46.2%)</w:t>
@@ -5193,6 +5379,9 @@
             <w:r>
               <w:rPr>
                 <w:rtl w:val="0"/>
+                <w:sz w:val="16"/>
+                <w:szCs w:val="16"/>
+                <w:rFonts w:ascii="Georgia" w:hAnsi="Georgia"/>
               </w:rPr>
             </w:r>
           </w:p>
@@ -5201,7 +5390,7 @@
           <w:tcPr/>
           <w:p>
             <w:pPr>
-              <w:spacing w:before="0" w:after="0" w:line="480" w:lineRule="auto"/>
+              <w:spacing w:before="0" w:after="0" w:line="240" w:lineRule="auto"/>
               <w:rPr/>
             </w:pPr>
             <w:r>
@@ -5211,8 +5400,8 @@
                 <w:bCs w:val="0"/>
                 <w:i w:val="0"/>
                 <w:iCs w:val="0"/>
-                <w:sz w:val="20"/>
-                <w:szCs w:val="20"/>
+                <w:sz w:val="16"/>
+                <w:szCs w:val="16"/>
                 <w:rtl w:val="0"/>
               </w:rPr>
               <w:t xml:space="preserve">0</w:t>
@@ -5220,6 +5409,9 @@
             <w:r>
               <w:rPr>
                 <w:rtl w:val="0"/>
+                <w:sz w:val="16"/>
+                <w:szCs w:val="16"/>
+                <w:rFonts w:ascii="Georgia" w:hAnsi="Georgia"/>
               </w:rPr>
             </w:r>
           </w:p>
@@ -5228,7 +5420,7 @@
           <w:tcPr/>
           <w:p>
             <w:pPr>
-              <w:spacing w:before="0" w:after="0" w:line="480" w:lineRule="auto"/>
+              <w:spacing w:before="0" w:after="0" w:line="240" w:lineRule="auto"/>
               <w:rPr/>
             </w:pPr>
             <w:r>
@@ -5238,8 +5430,8 @@
                 <w:bCs w:val="0"/>
                 <w:i w:val="0"/>
                 <w:iCs w:val="0"/>
-                <w:sz w:val="20"/>
-                <w:szCs w:val="20"/>
+                <w:sz w:val="16"/>
+                <w:szCs w:val="16"/>
                 <w:rtl w:val="0"/>
               </w:rPr>
               <w:t xml:space="preserve">0</w:t>
@@ -5247,6 +5439,9 @@
             <w:r>
               <w:rPr>
                 <w:rtl w:val="0"/>
+                <w:sz w:val="16"/>
+                <w:szCs w:val="16"/>
+                <w:rFonts w:ascii="Georgia" w:hAnsi="Georgia"/>
               </w:rPr>
             </w:r>
           </w:p>
@@ -5255,7 +5450,7 @@
           <w:tcPr/>
           <w:p>
             <w:pPr>
-              <w:spacing w:before="0" w:after="0" w:line="480" w:lineRule="auto"/>
+              <w:spacing w:before="0" w:after="0" w:line="240" w:lineRule="auto"/>
               <w:rPr/>
             </w:pPr>
             <w:r>
@@ -5265,8 +5460,8 @@
                 <w:bCs w:val="0"/>
                 <w:i w:val="0"/>
                 <w:iCs w:val="0"/>
-                <w:sz w:val="20"/>
-                <w:szCs w:val="20"/>
+                <w:sz w:val="16"/>
+                <w:szCs w:val="16"/>
                 <w:rtl w:val="0"/>
               </w:rPr>
               <w:t xml:space="preserve">26</w:t>
@@ -5274,6 +5469,9 @@
             <w:r>
               <w:rPr>
                 <w:rtl w:val="0"/>
+                <w:sz w:val="16"/>
+                <w:szCs w:val="16"/>
+                <w:rFonts w:ascii="Georgia" w:hAnsi="Georgia"/>
               </w:rPr>
             </w:r>
           </w:p>
@@ -5288,7 +5486,7 @@
           <w:tcPr/>
           <w:p>
             <w:pPr>
-              <w:spacing w:before="0" w:after="0" w:line="480" w:lineRule="auto"/>
+              <w:spacing w:before="0" w:after="0" w:line="240" w:lineRule="auto"/>
               <w:rPr/>
             </w:pPr>
             <w:r>
@@ -5298,8 +5496,8 @@
                 <w:bCs w:val="0"/>
                 <w:i w:val="0"/>
                 <w:iCs w:val="0"/>
-                <w:sz w:val="20"/>
-                <w:szCs w:val="20"/>
+                <w:sz w:val="16"/>
+                <w:szCs w:val="16"/>
                 <w:rtl w:val="0"/>
               </w:rPr>
               <w:t xml:space="preserve">Biology</w:t>
@@ -5307,6 +5505,9 @@
             <w:r>
               <w:rPr>
                 <w:rtl w:val="0"/>
+                <w:sz w:val="16"/>
+                <w:szCs w:val="16"/>
+                <w:rFonts w:ascii="Georgia" w:hAnsi="Georgia"/>
               </w:rPr>
             </w:r>
           </w:p>
@@ -5315,7 +5516,7 @@
           <w:tcPr/>
           <w:p>
             <w:pPr>
-              <w:spacing w:before="0" w:after="0" w:line="480" w:lineRule="auto"/>
+              <w:spacing w:before="0" w:after="0" w:line="240" w:lineRule="auto"/>
               <w:rPr/>
             </w:pPr>
             <w:r>
@@ -5325,8 +5526,8 @@
                 <w:bCs w:val="0"/>
                 <w:i w:val="0"/>
                 <w:iCs w:val="0"/>
-                <w:sz w:val="20"/>
-                <w:szCs w:val="20"/>
+                <w:sz w:val="16"/>
+                <w:szCs w:val="16"/>
                 <w:rtl w:val="0"/>
               </w:rPr>
               <w:t xml:space="preserve">5 (20.0%)</w:t>
@@ -5334,6 +5535,9 @@
             <w:r>
               <w:rPr>
                 <w:rtl w:val="0"/>
+                <w:sz w:val="16"/>
+                <w:szCs w:val="16"/>
+                <w:rFonts w:ascii="Georgia" w:hAnsi="Georgia"/>
               </w:rPr>
             </w:r>
           </w:p>
@@ -5342,7 +5546,7 @@
           <w:tcPr/>
           <w:p>
             <w:pPr>
-              <w:spacing w:before="0" w:after="0" w:line="480" w:lineRule="auto"/>
+              <w:spacing w:before="0" w:after="0" w:line="240" w:lineRule="auto"/>
               <w:rPr/>
             </w:pPr>
             <w:r>
@@ -5352,8 +5556,8 @@
                 <w:bCs w:val="0"/>
                 <w:i w:val="0"/>
                 <w:iCs w:val="0"/>
-                <w:sz w:val="20"/>
-                <w:szCs w:val="20"/>
+                <w:sz w:val="16"/>
+                <w:szCs w:val="16"/>
                 <w:rtl w:val="0"/>
               </w:rPr>
               <w:t xml:space="preserve">17 (68.0%)</w:t>
@@ -5361,6 +5565,9 @@
             <w:r>
               <w:rPr>
                 <w:rtl w:val="0"/>
+                <w:sz w:val="16"/>
+                <w:szCs w:val="16"/>
+                <w:rFonts w:ascii="Georgia" w:hAnsi="Georgia"/>
               </w:rPr>
             </w:r>
           </w:p>
@@ -5369,7 +5576,7 @@
           <w:tcPr/>
           <w:p>
             <w:pPr>
-              <w:spacing w:before="0" w:after="0" w:line="480" w:lineRule="auto"/>
+              <w:spacing w:before="0" w:after="0" w:line="240" w:lineRule="auto"/>
               <w:rPr/>
             </w:pPr>
             <w:r>
@@ -5379,8 +5586,8 @@
                 <w:bCs w:val="0"/>
                 <w:i w:val="0"/>
                 <w:iCs w:val="0"/>
-                <w:sz w:val="20"/>
-                <w:szCs w:val="20"/>
+                <w:sz w:val="16"/>
+                <w:szCs w:val="16"/>
                 <w:rtl w:val="0"/>
               </w:rPr>
               <w:t xml:space="preserve">3 (12.0%)</w:t>
@@ -5388,6 +5595,9 @@
             <w:r>
               <w:rPr>
                 <w:rtl w:val="0"/>
+                <w:sz w:val="16"/>
+                <w:szCs w:val="16"/>
+                <w:rFonts w:ascii="Georgia" w:hAnsi="Georgia"/>
               </w:rPr>
             </w:r>
           </w:p>
@@ -5396,7 +5606,7 @@
           <w:tcPr/>
           <w:p>
             <w:pPr>
-              <w:spacing w:before="0" w:after="0" w:line="480" w:lineRule="auto"/>
+              <w:spacing w:before="0" w:after="0" w:line="240" w:lineRule="auto"/>
               <w:rPr/>
             </w:pPr>
             <w:r>
@@ -5406,8 +5616,8 @@
                 <w:bCs w:val="0"/>
                 <w:i w:val="0"/>
                 <w:iCs w:val="0"/>
-                <w:sz w:val="20"/>
-                <w:szCs w:val="20"/>
+                <w:sz w:val="16"/>
+                <w:szCs w:val="16"/>
                 <w:rtl w:val="0"/>
               </w:rPr>
               <w:t xml:space="preserve">0</w:t>
@@ -5415,6 +5625,9 @@
             <w:r>
               <w:rPr>
                 <w:rtl w:val="0"/>
+                <w:sz w:val="16"/>
+                <w:szCs w:val="16"/>
+                <w:rFonts w:ascii="Georgia" w:hAnsi="Georgia"/>
               </w:rPr>
             </w:r>
           </w:p>
@@ -5423,7 +5636,7 @@
           <w:tcPr/>
           <w:p>
             <w:pPr>
-              <w:spacing w:before="0" w:after="0" w:line="480" w:lineRule="auto"/>
+              <w:spacing w:before="0" w:after="0" w:line="240" w:lineRule="auto"/>
               <w:rPr/>
             </w:pPr>
             <w:r>
@@ -5433,8 +5646,8 @@
                 <w:bCs w:val="0"/>
                 <w:i w:val="0"/>
                 <w:iCs w:val="0"/>
-                <w:sz w:val="20"/>
-                <w:szCs w:val="20"/>
+                <w:sz w:val="16"/>
+                <w:szCs w:val="16"/>
                 <w:rtl w:val="0"/>
               </w:rPr>
               <w:t xml:space="preserve">25</w:t>
@@ -5442,6 +5655,9 @@
             <w:r>
               <w:rPr>
                 <w:rtl w:val="0"/>
+                <w:sz w:val="16"/>
+                <w:szCs w:val="16"/>
+                <w:rFonts w:ascii="Georgia" w:hAnsi="Georgia"/>
               </w:rPr>
             </w:r>
           </w:p>
@@ -5456,7 +5672,7 @@
           <w:tcPr/>
           <w:p>
             <w:pPr>
-              <w:spacing w:before="0" w:after="0" w:line="480" w:lineRule="auto"/>
+              <w:spacing w:before="0" w:after="0" w:line="240" w:lineRule="auto"/>
               <w:rPr/>
             </w:pPr>
             <w:r>
@@ -5466,8 +5682,8 @@
                 <w:bCs w:val="0"/>
                 <w:i w:val="0"/>
                 <w:iCs w:val="0"/>
-                <w:sz w:val="20"/>
-                <w:szCs w:val="20"/>
+                <w:sz w:val="16"/>
+                <w:szCs w:val="16"/>
                 <w:rtl w:val="0"/>
               </w:rPr>
               <w:t xml:space="preserve">Veterinary Medicine</w:t>
@@ -5475,6 +5691,9 @@
             <w:r>
               <w:rPr>
                 <w:rtl w:val="0"/>
+                <w:sz w:val="16"/>
+                <w:szCs w:val="16"/>
+                <w:rFonts w:ascii="Georgia" w:hAnsi="Georgia"/>
               </w:rPr>
             </w:r>
           </w:p>
@@ -5483,7 +5702,7 @@
           <w:tcPr/>
           <w:p>
             <w:pPr>
-              <w:spacing w:before="0" w:after="0" w:line="480" w:lineRule="auto"/>
+              <w:spacing w:before="0" w:after="0" w:line="240" w:lineRule="auto"/>
               <w:rPr/>
             </w:pPr>
             <w:r>
@@ -5493,8 +5712,8 @@
                 <w:bCs w:val="0"/>
                 <w:i w:val="0"/>
                 <w:iCs w:val="0"/>
-                <w:sz w:val="20"/>
-                <w:szCs w:val="20"/>
+                <w:sz w:val="16"/>
+                <w:szCs w:val="16"/>
                 <w:rtl w:val="0"/>
               </w:rPr>
               <w:t xml:space="preserve">2 (22.2%)</w:t>
@@ -5502,6 +5721,9 @@
             <w:r>
               <w:rPr>
                 <w:rtl w:val="0"/>
+                <w:sz w:val="16"/>
+                <w:szCs w:val="16"/>
+                <w:rFonts w:ascii="Georgia" w:hAnsi="Georgia"/>
               </w:rPr>
             </w:r>
           </w:p>
@@ -5510,7 +5732,7 @@
           <w:tcPr/>
           <w:p>
             <w:pPr>
-              <w:spacing w:before="0" w:after="0" w:line="480" w:lineRule="auto"/>
+              <w:spacing w:before="0" w:after="0" w:line="240" w:lineRule="auto"/>
               <w:rPr/>
             </w:pPr>
             <w:r>
@@ -5520,8 +5742,8 @@
                 <w:bCs w:val="0"/>
                 <w:i w:val="0"/>
                 <w:iCs w:val="0"/>
-                <w:sz w:val="20"/>
-                <w:szCs w:val="20"/>
+                <w:sz w:val="16"/>
+                <w:szCs w:val="16"/>
                 <w:rtl w:val="0"/>
               </w:rPr>
               <w:t xml:space="preserve">7 (77.8%)</w:t>
@@ -5529,6 +5751,9 @@
             <w:r>
               <w:rPr>
                 <w:rtl w:val="0"/>
+                <w:sz w:val="16"/>
+                <w:szCs w:val="16"/>
+                <w:rFonts w:ascii="Georgia" w:hAnsi="Georgia"/>
               </w:rPr>
             </w:r>
           </w:p>
@@ -5537,7 +5762,7 @@
           <w:tcPr/>
           <w:p>
             <w:pPr>
-              <w:spacing w:before="0" w:after="0" w:line="480" w:lineRule="auto"/>
+              <w:spacing w:before="0" w:after="0" w:line="240" w:lineRule="auto"/>
               <w:rPr/>
             </w:pPr>
             <w:r>
@@ -5547,8 +5772,8 @@
                 <w:bCs w:val="0"/>
                 <w:i w:val="0"/>
                 <w:iCs w:val="0"/>
-                <w:sz w:val="20"/>
-                <w:szCs w:val="20"/>
+                <w:sz w:val="16"/>
+                <w:szCs w:val="16"/>
                 <w:rtl w:val="0"/>
               </w:rPr>
               <w:t xml:space="preserve">0</w:t>
@@ -5556,6 +5781,9 @@
             <w:r>
               <w:rPr>
                 <w:rtl w:val="0"/>
+                <w:sz w:val="16"/>
+                <w:szCs w:val="16"/>
+                <w:rFonts w:ascii="Georgia" w:hAnsi="Georgia"/>
               </w:rPr>
             </w:r>
           </w:p>
@@ -5564,7 +5792,7 @@
           <w:tcPr/>
           <w:p>
             <w:pPr>
-              <w:spacing w:before="0" w:after="0" w:line="480" w:lineRule="auto"/>
+              <w:spacing w:before="0" w:after="0" w:line="240" w:lineRule="auto"/>
               <w:rPr/>
             </w:pPr>
             <w:r>
@@ -5574,8 +5802,8 @@
                 <w:bCs w:val="0"/>
                 <w:i w:val="0"/>
                 <w:iCs w:val="0"/>
-                <w:sz w:val="20"/>
-                <w:szCs w:val="20"/>
+                <w:sz w:val="16"/>
+                <w:szCs w:val="16"/>
                 <w:rtl w:val="0"/>
               </w:rPr>
               <w:t xml:space="preserve">0</w:t>
@@ -5583,6 +5811,9 @@
             <w:r>
               <w:rPr>
                 <w:rtl w:val="0"/>
+                <w:sz w:val="16"/>
+                <w:szCs w:val="16"/>
+                <w:rFonts w:ascii="Georgia" w:hAnsi="Georgia"/>
               </w:rPr>
             </w:r>
           </w:p>
@@ -5591,7 +5822,7 @@
           <w:tcPr/>
           <w:p>
             <w:pPr>
-              <w:spacing w:before="0" w:after="0" w:line="480" w:lineRule="auto"/>
+              <w:spacing w:before="0" w:after="0" w:line="240" w:lineRule="auto"/>
               <w:rPr/>
             </w:pPr>
             <w:r>
@@ -5601,8 +5832,8 @@
                 <w:bCs w:val="0"/>
                 <w:i w:val="0"/>
                 <w:iCs w:val="0"/>
-                <w:sz w:val="20"/>
-                <w:szCs w:val="20"/>
+                <w:sz w:val="16"/>
+                <w:szCs w:val="16"/>
                 <w:rtl w:val="0"/>
               </w:rPr>
               <w:t xml:space="preserve">9</w:t>
@@ -5610,6 +5841,9 @@
             <w:r>
               <w:rPr>
                 <w:rtl w:val="0"/>
+                <w:sz w:val="16"/>
+                <w:szCs w:val="16"/>
+                <w:rFonts w:ascii="Georgia" w:hAnsi="Georgia"/>
               </w:rPr>
             </w:r>
           </w:p>
@@ -5624,7 +5858,7 @@
           <w:tcPr/>
           <w:p>
             <w:pPr>
-              <w:spacing w:before="0" w:after="0" w:line="480" w:lineRule="auto"/>
+              <w:spacing w:before="0" w:after="0" w:line="240" w:lineRule="auto"/>
               <w:rPr/>
             </w:pPr>
             <w:r>
@@ -5634,8 +5868,8 @@
                 <w:bCs w:val="0"/>
                 <w:i w:val="0"/>
                 <w:iCs w:val="0"/>
-                <w:sz w:val="20"/>
-                <w:szCs w:val="20"/>
+                <w:sz w:val="16"/>
+                <w:szCs w:val="16"/>
                 <w:rtl w:val="0"/>
               </w:rPr>
               <w:t xml:space="preserve">Total</w:t>
@@ -5643,6 +5877,9 @@
             <w:r>
               <w:rPr>
                 <w:rtl w:val="0"/>
+                <w:sz w:val="16"/>
+                <w:szCs w:val="16"/>
+                <w:rFonts w:ascii="Georgia" w:hAnsi="Georgia"/>
               </w:rPr>
             </w:r>
           </w:p>
@@ -5651,7 +5888,7 @@
           <w:tcPr/>
           <w:p>
             <w:pPr>
-              <w:spacing w:before="0" w:after="0" w:line="480" w:lineRule="auto"/>
+              <w:spacing w:before="0" w:after="0" w:line="240" w:lineRule="auto"/>
               <w:rPr/>
             </w:pPr>
             <w:r>
@@ -5661,8 +5898,8 @@
                 <w:bCs w:val="0"/>
                 <w:i w:val="0"/>
                 <w:iCs w:val="0"/>
-                <w:sz w:val="20"/>
-                <w:szCs w:val="20"/>
+                <w:sz w:val="16"/>
+                <w:szCs w:val="16"/>
                 <w:rtl w:val="0"/>
               </w:rPr>
               <w:t xml:space="preserve">21 (35.0%)</w:t>
@@ -5670,6 +5907,9 @@
             <w:r>
               <w:rPr>
                 <w:rtl w:val="0"/>
+                <w:sz w:val="16"/>
+                <w:szCs w:val="16"/>
+                <w:rFonts w:ascii="Georgia" w:hAnsi="Georgia"/>
               </w:rPr>
             </w:r>
           </w:p>
@@ -5678,7 +5918,7 @@
           <w:tcPr/>
           <w:p>
             <w:pPr>
-              <w:spacing w:before="0" w:after="0" w:line="480" w:lineRule="auto"/>
+              <w:spacing w:before="0" w:after="0" w:line="240" w:lineRule="auto"/>
               <w:rPr/>
             </w:pPr>
             <w:r>
@@ -5688,8 +5928,8 @@
                 <w:bCs w:val="0"/>
                 <w:i w:val="0"/>
                 <w:iCs w:val="0"/>
-                <w:sz w:val="20"/>
-                <w:szCs w:val="20"/>
+                <w:sz w:val="16"/>
+                <w:szCs w:val="16"/>
                 <w:rtl w:val="0"/>
               </w:rPr>
               <w:t xml:space="preserve">36 (60.0%)</w:t>
@@ -5697,6 +5937,9 @@
             <w:r>
               <w:rPr>
                 <w:rtl w:val="0"/>
+                <w:sz w:val="16"/>
+                <w:szCs w:val="16"/>
+                <w:rFonts w:ascii="Georgia" w:hAnsi="Georgia"/>
               </w:rPr>
             </w:r>
           </w:p>
@@ -5705,7 +5948,7 @@
           <w:tcPr/>
           <w:p>
             <w:pPr>
-              <w:spacing w:before="0" w:after="0" w:line="480" w:lineRule="auto"/>
+              <w:spacing w:before="0" w:after="0" w:line="240" w:lineRule="auto"/>
               <w:rPr/>
             </w:pPr>
             <w:r>
@@ -5715,8 +5958,8 @@
                 <w:bCs w:val="0"/>
                 <w:i w:val="0"/>
                 <w:iCs w:val="0"/>
-                <w:sz w:val="20"/>
-                <w:szCs w:val="20"/>
+                <w:sz w:val="16"/>
+                <w:szCs w:val="16"/>
                 <w:rtl w:val="0"/>
               </w:rPr>
               <w:t xml:space="preserve">3 (5.0%)</w:t>
@@ -5724,6 +5967,9 @@
             <w:r>
               <w:rPr>
                 <w:rtl w:val="0"/>
+                <w:sz w:val="16"/>
+                <w:szCs w:val="16"/>
+                <w:rFonts w:ascii="Georgia" w:hAnsi="Georgia"/>
               </w:rPr>
             </w:r>
           </w:p>
@@ -5732,7 +5978,7 @@
           <w:tcPr/>
           <w:p>
             <w:pPr>
-              <w:spacing w:before="0" w:after="0" w:line="480" w:lineRule="auto"/>
+              <w:spacing w:before="0" w:after="0" w:line="240" w:lineRule="auto"/>
               <w:rPr/>
             </w:pPr>
             <w:r>
@@ -5742,8 +5988,8 @@
                 <w:bCs w:val="0"/>
                 <w:i w:val="0"/>
                 <w:iCs w:val="0"/>
-                <w:sz w:val="20"/>
-                <w:szCs w:val="20"/>
+                <w:sz w:val="16"/>
+                <w:szCs w:val="16"/>
                 <w:rtl w:val="0"/>
               </w:rPr>
               <w:t xml:space="preserve">0</w:t>
@@ -5751,6 +5997,9 @@
             <w:r>
               <w:rPr>
                 <w:rtl w:val="0"/>
+                <w:sz w:val="16"/>
+                <w:szCs w:val="16"/>
+                <w:rFonts w:ascii="Georgia" w:hAnsi="Georgia"/>
               </w:rPr>
             </w:r>
           </w:p>
@@ -5759,7 +6008,7 @@
           <w:tcPr/>
           <w:p>
             <w:pPr>
-              <w:spacing w:before="0" w:after="0" w:line="480" w:lineRule="auto"/>
+              <w:spacing w:before="0" w:after="0" w:line="240" w:lineRule="auto"/>
               <w:rPr/>
             </w:pPr>
             <w:r>
@@ -5769,8 +6018,8 @@
                 <w:bCs w:val="0"/>
                 <w:i w:val="0"/>
                 <w:iCs w:val="0"/>
-                <w:sz w:val="20"/>
-                <w:szCs w:val="20"/>
+                <w:sz w:val="16"/>
+                <w:szCs w:val="16"/>
                 <w:rtl w:val="0"/>
               </w:rPr>
               <w:t xml:space="preserve">60</w:t>
@@ -5778,6 +6027,9 @@
             <w:r>
               <w:rPr>
                 <w:rtl w:val="0"/>
+                <w:sz w:val="16"/>
+                <w:szCs w:val="16"/>
+                <w:rFonts w:ascii="Georgia" w:hAnsi="Georgia"/>
               </w:rPr>
             </w:r>
           </w:p>
@@ -6050,7 +6302,7 @@
           </w:tcPr>
           <w:p>
             <w:pPr>
-              <w:spacing w:before="0" w:after="0" w:line="480" w:lineRule="auto"/>
+              <w:spacing w:before="0" w:after="0" w:line="240" w:lineRule="auto"/>
               <w:rPr/>
             </w:pPr>
             <w:r>
@@ -6060,8 +6312,8 @@
                 <w:bCs w:val="1"/>
                 <w:i w:val="0"/>
                 <w:iCs w:val="0"/>
-                <w:sz w:val="18"/>
-                <w:szCs w:val="18"/>
+                <w:sz w:val="16"/>
+                <w:szCs w:val="16"/>
                 <w:rtl w:val="0"/>
               </w:rPr>
               <w:t xml:space="preserve">Discipline</w:t>
@@ -6069,6 +6321,9 @@
             <w:r>
               <w:rPr>
                 <w:rtl w:val="0"/>
+                <w:sz w:val="16"/>
+                <w:szCs w:val="16"/>
+                <w:rFonts w:ascii="Georgia" w:hAnsi="Georgia"/>
               </w:rPr>
             </w:r>
           </w:p>
@@ -6081,7 +6336,7 @@
           </w:tcPr>
           <w:p>
             <w:pPr>
-              <w:spacing w:before="0" w:after="0" w:line="480" w:lineRule="auto"/>
+              <w:spacing w:before="0" w:after="0" w:line="240" w:lineRule="auto"/>
               <w:rPr/>
             </w:pPr>
             <w:r>
@@ -6091,8 +6346,8 @@
                 <w:bCs w:val="1"/>
                 <w:i w:val="0"/>
                 <w:iCs w:val="0"/>
-                <w:sz w:val="18"/>
-                <w:szCs w:val="18"/>
+                <w:sz w:val="16"/>
+                <w:szCs w:val="16"/>
                 <w:rtl w:val="0"/>
               </w:rPr>
               <w:t xml:space="preserve">Abstracts</w:t>
@@ -6100,6 +6355,9 @@
             <w:r>
               <w:rPr>
                 <w:rtl w:val="0"/>
+                <w:sz w:val="16"/>
+                <w:szCs w:val="16"/>
+                <w:rFonts w:ascii="Georgia" w:hAnsi="Georgia"/>
               </w:rPr>
             </w:r>
           </w:p>
@@ -6112,7 +6370,7 @@
           </w:tcPr>
           <w:p>
             <w:pPr>
-              <w:spacing w:before="0" w:after="0" w:line="480" w:lineRule="auto"/>
+              <w:spacing w:before="0" w:after="0" w:line="240" w:lineRule="auto"/>
               <w:rPr/>
             </w:pPr>
             <w:r>
@@ -6122,8 +6380,8 @@
                 <w:bCs w:val="1"/>
                 <w:i w:val="0"/>
                 <w:iCs w:val="0"/>
-                <w:sz w:val="18"/>
-                <w:szCs w:val="18"/>
+                <w:sz w:val="16"/>
+                <w:szCs w:val="16"/>
                 <w:rtl w:val="0"/>
               </w:rPr>
               <w:t xml:space="preserve">Words</w:t>
@@ -6131,6 +6389,9 @@
             <w:r>
               <w:rPr>
                 <w:rtl w:val="0"/>
+                <w:sz w:val="16"/>
+                <w:szCs w:val="16"/>
+                <w:rFonts w:ascii="Georgia" w:hAnsi="Georgia"/>
               </w:rPr>
             </w:r>
           </w:p>
@@ -6143,7 +6404,7 @@
           </w:tcPr>
           <w:p>
             <w:pPr>
-              <w:spacing w:before="0" w:after="0" w:line="480" w:lineRule="auto"/>
+              <w:spacing w:before="0" w:after="0" w:line="240" w:lineRule="auto"/>
               <w:rPr/>
             </w:pPr>
             <w:r>
@@ -6153,8 +6414,8 @@
                 <w:bCs w:val="1"/>
                 <w:i w:val="0"/>
                 <w:iCs w:val="0"/>
-                <w:sz w:val="18"/>
-                <w:szCs w:val="18"/>
+                <w:sz w:val="16"/>
+                <w:szCs w:val="16"/>
                 <w:rtl w:val="0"/>
               </w:rPr>
               <w:t xml:space="preserve">Hedges</w:t>
@@ -6162,6 +6423,9 @@
             <w:r>
               <w:rPr>
                 <w:rtl w:val="0"/>
+                <w:sz w:val="16"/>
+                <w:szCs w:val="16"/>
+                <w:rFonts w:ascii="Georgia" w:hAnsi="Georgia"/>
               </w:rPr>
             </w:r>
           </w:p>
@@ -6174,7 +6438,7 @@
           </w:tcPr>
           <w:p>
             <w:pPr>
-              <w:spacing w:before="0" w:after="0" w:line="480" w:lineRule="auto"/>
+              <w:spacing w:before="0" w:after="0" w:line="240" w:lineRule="auto"/>
               <w:rPr/>
             </w:pPr>
             <w:r>
@@ -6184,8 +6448,8 @@
                 <w:bCs w:val="1"/>
                 <w:i w:val="0"/>
                 <w:iCs w:val="0"/>
-                <w:sz w:val="18"/>
-                <w:szCs w:val="18"/>
+                <w:sz w:val="16"/>
+                <w:szCs w:val="16"/>
                 <w:rtl w:val="0"/>
               </w:rPr>
               <w:t xml:space="preserve">FPs</w:t>
@@ -6193,6 +6457,9 @@
             <w:r>
               <w:rPr>
                 <w:rtl w:val="0"/>
+                <w:sz w:val="16"/>
+                <w:szCs w:val="16"/>
+                <w:rFonts w:ascii="Georgia" w:hAnsi="Georgia"/>
               </w:rPr>
             </w:r>
           </w:p>
@@ -6205,7 +6472,7 @@
           </w:tcPr>
           <w:p>
             <w:pPr>
-              <w:spacing w:before="0" w:after="0" w:line="480" w:lineRule="auto"/>
+              <w:spacing w:before="0" w:after="0" w:line="240" w:lineRule="auto"/>
               <w:rPr/>
             </w:pPr>
             <w:r>
@@ -6215,8 +6482,8 @@
                 <w:bCs w:val="1"/>
                 <w:i w:val="0"/>
                 <w:iCs w:val="0"/>
-                <w:sz w:val="18"/>
-                <w:szCs w:val="18"/>
+                <w:sz w:val="16"/>
+                <w:szCs w:val="16"/>
                 <w:rtl w:val="0"/>
               </w:rPr>
               <w:t xml:space="preserve">L3 Sites</w:t>
@@ -6224,6 +6491,9 @@
             <w:r>
               <w:rPr>
                 <w:rtl w:val="0"/>
+                <w:sz w:val="16"/>
+                <w:szCs w:val="16"/>
+                <w:rFonts w:ascii="Georgia" w:hAnsi="Georgia"/>
               </w:rPr>
             </w:r>
           </w:p>
@@ -6236,7 +6506,7 @@
           </w:tcPr>
           <w:p>
             <w:pPr>
-              <w:spacing w:before="0" w:after="0" w:line="480" w:lineRule="auto"/>
+              <w:spacing w:before="0" w:after="0" w:line="240" w:lineRule="auto"/>
               <w:rPr>
                 <w:b w:val="1"/>
                 <w:bCs w:val="1"/>
@@ -6251,8 +6521,8 @@
                 <w:bCs w:val="1"/>
                 <w:i w:val="0"/>
                 <w:iCs w:val="0"/>
-                <w:sz w:val="18"/>
-                <w:szCs w:val="18"/>
+                <w:sz w:val="16"/>
+                <w:szCs w:val="16"/>
                 <w:rtl w:val="0"/>
               </w:rPr>
               <w:t xml:space="preserve">Zero-</w:t>
@@ -6260,12 +6530,15 @@
             <w:r>
               <w:rPr>
                 <w:rtl w:val="0"/>
+                <w:sz w:val="16"/>
+                <w:szCs w:val="16"/>
+                <w:rFonts w:ascii="Georgia" w:hAnsi="Georgia"/>
               </w:rPr>
             </w:r>
           </w:p>
           <w:p>
             <w:pPr>
-              <w:spacing w:before="0" w:after="0" w:line="480" w:lineRule="auto"/>
+              <w:spacing w:before="0" w:after="0" w:line="240" w:lineRule="auto"/>
               <w:rPr/>
             </w:pPr>
             <w:r>
@@ -6275,8 +6548,8 @@
                 <w:bCs w:val="1"/>
                 <w:i w:val="0"/>
                 <w:iCs w:val="0"/>
-                <w:sz w:val="18"/>
-                <w:szCs w:val="18"/>
+                <w:sz w:val="16"/>
+                <w:szCs w:val="16"/>
                 <w:rtl w:val="0"/>
               </w:rPr>
               <w:t xml:space="preserve">Hedge</w:t>
@@ -6284,6 +6557,9 @@
             <w:r>
               <w:rPr>
                 <w:rtl w:val="0"/>
+                <w:sz w:val="16"/>
+                <w:szCs w:val="16"/>
+                <w:rFonts w:ascii="Georgia" w:hAnsi="Georgia"/>
               </w:rPr>
             </w:r>
           </w:p>
@@ -6296,7 +6572,7 @@
           </w:tcPr>
           <w:p>
             <w:pPr>
-              <w:spacing w:before="0" w:after="0" w:line="480" w:lineRule="auto"/>
+              <w:spacing w:before="0" w:after="0" w:line="240" w:lineRule="auto"/>
               <w:rPr>
                 <w:rFonts w:ascii="Georgia" w:cs="Georgia" w:eastAsia="Georgia" w:hAnsi="Georgia"/>
                 <w:b w:val="1"/>
@@ -6314,8 +6590,8 @@
                 <w:bCs w:val="1"/>
                 <w:i w:val="0"/>
                 <w:iCs w:val="0"/>
-                <w:sz w:val="18"/>
-                <w:szCs w:val="18"/>
+                <w:sz w:val="16"/>
+                <w:szCs w:val="16"/>
                 <w:rtl w:val="0"/>
               </w:rPr>
               <w:t xml:space="preserve">Hedges/</w:t>
@@ -6323,7 +6599,7 @@
           </w:p>
           <w:p>
             <w:pPr>
-              <w:spacing w:before="0" w:after="0" w:line="480" w:lineRule="auto"/>
+              <w:spacing w:before="0" w:after="0" w:line="240" w:lineRule="auto"/>
               <w:rPr/>
             </w:pPr>
             <w:r>
@@ -6333,8 +6609,8 @@
                 <w:bCs w:val="1"/>
                 <w:i w:val="0"/>
                 <w:iCs w:val="0"/>
-                <w:sz w:val="18"/>
-                <w:szCs w:val="18"/>
+                <w:sz w:val="16"/>
+                <w:szCs w:val="16"/>
                 <w:rtl w:val="0"/>
               </w:rPr>
               <w:t xml:space="preserve">100w</w:t>
@@ -6342,6 +6618,9 @@
             <w:r>
               <w:rPr>
                 <w:rtl w:val="0"/>
+                <w:sz w:val="16"/>
+                <w:szCs w:val="16"/>
+                <w:rFonts w:ascii="Georgia" w:hAnsi="Georgia"/>
               </w:rPr>
             </w:r>
           </w:p>
@@ -6356,7 +6635,7 @@
           <w:tcPr/>
           <w:p>
             <w:pPr>
-              <w:spacing w:before="0" w:after="0" w:line="480" w:lineRule="auto"/>
+              <w:spacing w:before="0" w:after="0" w:line="240" w:lineRule="auto"/>
               <w:rPr/>
             </w:pPr>
             <w:r>
@@ -6366,8 +6645,8 @@
                 <w:bCs w:val="0"/>
                 <w:i w:val="0"/>
                 <w:iCs w:val="0"/>
-                <w:sz w:val="18"/>
-                <w:szCs w:val="18"/>
+                <w:sz w:val="16"/>
+                <w:szCs w:val="16"/>
                 <w:rtl w:val="0"/>
               </w:rPr>
               <w:t xml:space="preserve">Agriculture</w:t>
@@ -6375,6 +6654,9 @@
             <w:r>
               <w:rPr>
                 <w:rtl w:val="0"/>
+                <w:sz w:val="16"/>
+                <w:szCs w:val="16"/>
+                <w:rFonts w:ascii="Georgia" w:hAnsi="Georgia"/>
               </w:rPr>
             </w:r>
           </w:p>
@@ -6383,7 +6665,7 @@
           <w:tcPr/>
           <w:p>
             <w:pPr>
-              <w:spacing w:before="0" w:after="0" w:line="480" w:lineRule="auto"/>
+              <w:spacing w:before="0" w:after="0" w:line="240" w:lineRule="auto"/>
               <w:rPr/>
             </w:pPr>
             <w:r>
@@ -6393,8 +6675,8 @@
                 <w:bCs w:val="0"/>
                 <w:i w:val="0"/>
                 <w:iCs w:val="0"/>
-                <w:sz w:val="18"/>
-                <w:szCs w:val="18"/>
+                <w:sz w:val="16"/>
+                <w:szCs w:val="16"/>
                 <w:rtl w:val="0"/>
               </w:rPr>
               <w:t xml:space="preserve">20</w:t>
@@ -6402,6 +6684,9 @@
             <w:r>
               <w:rPr>
                 <w:rtl w:val="0"/>
+                <w:sz w:val="16"/>
+                <w:szCs w:val="16"/>
+                <w:rFonts w:ascii="Georgia" w:hAnsi="Georgia"/>
               </w:rPr>
             </w:r>
           </w:p>
@@ -6410,7 +6695,7 @@
           <w:tcPr/>
           <w:p>
             <w:pPr>
-              <w:spacing w:before="0" w:after="0" w:line="480" w:lineRule="auto"/>
+              <w:spacing w:before="0" w:after="0" w:line="240" w:lineRule="auto"/>
               <w:rPr/>
             </w:pPr>
             <w:r>
@@ -6420,8 +6705,8 @@
                 <w:bCs w:val="0"/>
                 <w:i w:val="0"/>
                 <w:iCs w:val="0"/>
-                <w:sz w:val="18"/>
-                <w:szCs w:val="18"/>
+                <w:sz w:val="16"/>
+                <w:szCs w:val="16"/>
                 <w:rtl w:val="0"/>
               </w:rPr>
               <w:t xml:space="preserve">4,300</w:t>
@@ -6429,6 +6714,9 @@
             <w:r>
               <w:rPr>
                 <w:rtl w:val="0"/>
+                <w:sz w:val="16"/>
+                <w:szCs w:val="16"/>
+                <w:rFonts w:ascii="Georgia" w:hAnsi="Georgia"/>
               </w:rPr>
             </w:r>
           </w:p>
@@ -6437,7 +6725,7 @@
           <w:tcPr/>
           <w:p>
             <w:pPr>
-              <w:spacing w:before="0" w:after="0" w:line="480" w:lineRule="auto"/>
+              <w:spacing w:before="0" w:after="0" w:line="240" w:lineRule="auto"/>
               <w:rPr/>
             </w:pPr>
             <w:r>
@@ -6447,8 +6735,8 @@
                 <w:bCs w:val="0"/>
                 <w:i w:val="0"/>
                 <w:iCs w:val="0"/>
-                <w:sz w:val="18"/>
-                <w:szCs w:val="18"/>
+                <w:sz w:val="16"/>
+                <w:szCs w:val="16"/>
                 <w:rtl w:val="0"/>
               </w:rPr>
               <w:t xml:space="preserve">26</w:t>
@@ -6456,6 +6744,9 @@
             <w:r>
               <w:rPr>
                 <w:rtl w:val="0"/>
+                <w:sz w:val="16"/>
+                <w:szCs w:val="16"/>
+                <w:rFonts w:ascii="Georgia" w:hAnsi="Georgia"/>
               </w:rPr>
             </w:r>
           </w:p>
@@ -6464,7 +6755,7 @@
           <w:tcPr/>
           <w:p>
             <w:pPr>
-              <w:spacing w:before="0" w:after="0" w:line="480" w:lineRule="auto"/>
+              <w:spacing w:before="0" w:after="0" w:line="240" w:lineRule="auto"/>
               <w:rPr/>
             </w:pPr>
             <w:r>
@@ -6474,8 +6765,8 @@
                 <w:bCs w:val="0"/>
                 <w:i w:val="0"/>
                 <w:iCs w:val="0"/>
-                <w:sz w:val="18"/>
-                <w:szCs w:val="18"/>
+                <w:sz w:val="16"/>
+                <w:szCs w:val="16"/>
                 <w:rtl w:val="0"/>
               </w:rPr>
               <w:t xml:space="preserve">15</w:t>
@@ -6483,6 +6774,9 @@
             <w:r>
               <w:rPr>
                 <w:rtl w:val="0"/>
+                <w:sz w:val="16"/>
+                <w:szCs w:val="16"/>
+                <w:rFonts w:ascii="Georgia" w:hAnsi="Georgia"/>
               </w:rPr>
             </w:r>
           </w:p>
@@ -6491,7 +6785,7 @@
           <w:tcPr/>
           <w:p>
             <w:pPr>
-              <w:spacing w:before="0" w:after="0" w:line="480" w:lineRule="auto"/>
+              <w:spacing w:before="0" w:after="0" w:line="240" w:lineRule="auto"/>
               <w:rPr/>
             </w:pPr>
             <w:r>
@@ -6501,8 +6795,8 @@
                 <w:bCs w:val="0"/>
                 <w:i w:val="0"/>
                 <w:iCs w:val="0"/>
-                <w:sz w:val="18"/>
-                <w:szCs w:val="18"/>
+                <w:sz w:val="16"/>
+                <w:szCs w:val="16"/>
                 <w:rtl w:val="0"/>
               </w:rPr>
               <w:t xml:space="preserve">12</w:t>
@@ -6510,6 +6804,9 @@
             <w:r>
               <w:rPr>
                 <w:rtl w:val="0"/>
+                <w:sz w:val="16"/>
+                <w:szCs w:val="16"/>
+                <w:rFonts w:ascii="Georgia" w:hAnsi="Georgia"/>
               </w:rPr>
             </w:r>
           </w:p>
@@ -6518,7 +6815,7 @@
           <w:tcPr/>
           <w:p>
             <w:pPr>
-              <w:spacing w:before="0" w:after="0" w:line="480" w:lineRule="auto"/>
+              <w:spacing w:before="0" w:after="0" w:line="240" w:lineRule="auto"/>
               <w:rPr/>
             </w:pPr>
             <w:r>
@@ -6528,8 +6825,8 @@
                 <w:bCs w:val="0"/>
                 <w:i w:val="0"/>
                 <w:iCs w:val="0"/>
-                <w:sz w:val="18"/>
-                <w:szCs w:val="18"/>
+                <w:sz w:val="16"/>
+                <w:szCs w:val="16"/>
                 <w:rtl w:val="0"/>
               </w:rPr>
               <w:t xml:space="preserve">8</w:t>
@@ -6537,6 +6834,9 @@
             <w:r>
               <w:rPr>
                 <w:rtl w:val="0"/>
+                <w:sz w:val="16"/>
+                <w:szCs w:val="16"/>
+                <w:rFonts w:ascii="Georgia" w:hAnsi="Georgia"/>
               </w:rPr>
             </w:r>
           </w:p>
@@ -6545,7 +6845,7 @@
           <w:tcPr/>
           <w:p>
             <w:pPr>
-              <w:spacing w:before="0" w:after="0" w:line="480" w:lineRule="auto"/>
+              <w:spacing w:before="0" w:after="0" w:line="240" w:lineRule="auto"/>
               <w:rPr/>
             </w:pPr>
             <w:r>
@@ -6555,8 +6855,8 @@
                 <w:bCs w:val="0"/>
                 <w:i w:val="0"/>
                 <w:iCs w:val="0"/>
-                <w:sz w:val="18"/>
-                <w:szCs w:val="18"/>
+                <w:sz w:val="16"/>
+                <w:szCs w:val="16"/>
                 <w:rtl w:val="0"/>
               </w:rPr>
               <w:t xml:space="preserve">0.60</w:t>
@@ -6564,6 +6864,9 @@
             <w:r>
               <w:rPr>
                 <w:rtl w:val="0"/>
+                <w:sz w:val="16"/>
+                <w:szCs w:val="16"/>
+                <w:rFonts w:ascii="Georgia" w:hAnsi="Georgia"/>
               </w:rPr>
             </w:r>
           </w:p>
@@ -6578,7 +6881,7 @@
           <w:tcPr/>
           <w:p>
             <w:pPr>
-              <w:spacing w:before="0" w:after="0" w:line="480" w:lineRule="auto"/>
+              <w:spacing w:before="0" w:after="0" w:line="240" w:lineRule="auto"/>
               <w:rPr/>
             </w:pPr>
             <w:r>
@@ -6588,8 +6891,8 @@
                 <w:bCs w:val="0"/>
                 <w:i w:val="0"/>
                 <w:iCs w:val="0"/>
-                <w:sz w:val="18"/>
-                <w:szCs w:val="18"/>
+                <w:sz w:val="16"/>
+                <w:szCs w:val="16"/>
                 <w:rtl w:val="0"/>
               </w:rPr>
               <w:t xml:space="preserve">Biology</w:t>
@@ -6597,6 +6900,9 @@
             <w:r>
               <w:rPr>
                 <w:rtl w:val="0"/>
+                <w:sz w:val="16"/>
+                <w:szCs w:val="16"/>
+                <w:rFonts w:ascii="Georgia" w:hAnsi="Georgia"/>
               </w:rPr>
             </w:r>
           </w:p>
@@ -6605,7 +6911,7 @@
           <w:tcPr/>
           <w:p>
             <w:pPr>
-              <w:spacing w:before="0" w:after="0" w:line="480" w:lineRule="auto"/>
+              <w:spacing w:before="0" w:after="0" w:line="240" w:lineRule="auto"/>
               <w:rPr/>
             </w:pPr>
             <w:r>
@@ -6615,8 +6921,8 @@
                 <w:bCs w:val="0"/>
                 <w:i w:val="0"/>
                 <w:iCs w:val="0"/>
-                <w:sz w:val="18"/>
-                <w:szCs w:val="18"/>
+                <w:sz w:val="16"/>
+                <w:szCs w:val="16"/>
                 <w:rtl w:val="0"/>
               </w:rPr>
               <w:t xml:space="preserve">20</w:t>
@@ -6624,6 +6930,9 @@
             <w:r>
               <w:rPr>
                 <w:rtl w:val="0"/>
+                <w:sz w:val="16"/>
+                <w:szCs w:val="16"/>
+                <w:rFonts w:ascii="Georgia" w:hAnsi="Georgia"/>
               </w:rPr>
             </w:r>
           </w:p>
@@ -6632,7 +6941,7 @@
           <w:tcPr/>
           <w:p>
             <w:pPr>
-              <w:spacing w:before="0" w:after="0" w:line="480" w:lineRule="auto"/>
+              <w:spacing w:before="0" w:after="0" w:line="240" w:lineRule="auto"/>
               <w:rPr/>
             </w:pPr>
             <w:r>
@@ -6642,8 +6951,8 @@
                 <w:bCs w:val="0"/>
                 <w:i w:val="0"/>
                 <w:iCs w:val="0"/>
-                <w:sz w:val="18"/>
-                <w:szCs w:val="18"/>
+                <w:sz w:val="16"/>
+                <w:szCs w:val="16"/>
                 <w:rtl w:val="0"/>
               </w:rPr>
               <w:t xml:space="preserve">4,509</w:t>
@@ -6651,6 +6960,9 @@
             <w:r>
               <w:rPr>
                 <w:rtl w:val="0"/>
+                <w:sz w:val="16"/>
+                <w:szCs w:val="16"/>
+                <w:rFonts w:ascii="Georgia" w:hAnsi="Georgia"/>
               </w:rPr>
             </w:r>
           </w:p>
@@ -6659,7 +6971,7 @@
           <w:tcPr/>
           <w:p>
             <w:pPr>
-              <w:spacing w:before="0" w:after="0" w:line="480" w:lineRule="auto"/>
+              <w:spacing w:before="0" w:after="0" w:line="240" w:lineRule="auto"/>
               <w:rPr/>
             </w:pPr>
             <w:r>
@@ -6669,8 +6981,8 @@
                 <w:bCs w:val="0"/>
                 <w:i w:val="0"/>
                 <w:iCs w:val="0"/>
-                <w:sz w:val="18"/>
-                <w:szCs w:val="18"/>
+                <w:sz w:val="16"/>
+                <w:szCs w:val="16"/>
                 <w:rtl w:val="0"/>
               </w:rPr>
               <w:t xml:space="preserve">25</w:t>
@@ -6678,6 +6990,9 @@
             <w:r>
               <w:rPr>
                 <w:rtl w:val="0"/>
+                <w:sz w:val="16"/>
+                <w:szCs w:val="16"/>
+                <w:rFonts w:ascii="Georgia" w:hAnsi="Georgia"/>
               </w:rPr>
             </w:r>
           </w:p>
@@ -6686,7 +7001,7 @@
           <w:tcPr/>
           <w:p>
             <w:pPr>
-              <w:spacing w:before="0" w:after="0" w:line="480" w:lineRule="auto"/>
+              <w:spacing w:before="0" w:after="0" w:line="240" w:lineRule="auto"/>
               <w:rPr/>
             </w:pPr>
             <w:r>
@@ -6696,8 +7011,8 @@
                 <w:bCs w:val="0"/>
                 <w:i w:val="0"/>
                 <w:iCs w:val="0"/>
-                <w:sz w:val="18"/>
-                <w:szCs w:val="18"/>
+                <w:sz w:val="16"/>
+                <w:szCs w:val="16"/>
                 <w:rtl w:val="0"/>
               </w:rPr>
               <w:t xml:space="preserve">35</w:t>
@@ -6705,6 +7020,9 @@
             <w:r>
               <w:rPr>
                 <w:rtl w:val="0"/>
+                <w:sz w:val="16"/>
+                <w:szCs w:val="16"/>
+                <w:rFonts w:ascii="Georgia" w:hAnsi="Georgia"/>
               </w:rPr>
             </w:r>
           </w:p>
@@ -6713,7 +7031,7 @@
           <w:tcPr/>
           <w:p>
             <w:pPr>
-              <w:spacing w:before="0" w:after="0" w:line="480" w:lineRule="auto"/>
+              <w:spacing w:before="0" w:after="0" w:line="240" w:lineRule="auto"/>
               <w:rPr/>
             </w:pPr>
             <w:r>
@@ -6723,8 +7041,8 @@
                 <w:bCs w:val="0"/>
                 <w:i w:val="0"/>
                 <w:iCs w:val="0"/>
-                <w:sz w:val="18"/>
-                <w:szCs w:val="18"/>
+                <w:sz w:val="16"/>
+                <w:szCs w:val="16"/>
                 <w:rtl w:val="0"/>
               </w:rPr>
               <w:t xml:space="preserve">10</w:t>
@@ -6732,6 +7050,9 @@
             <w:r>
               <w:rPr>
                 <w:rtl w:val="0"/>
+                <w:sz w:val="16"/>
+                <w:szCs w:val="16"/>
+                <w:rFonts w:ascii="Georgia" w:hAnsi="Georgia"/>
               </w:rPr>
             </w:r>
           </w:p>
@@ -6740,7 +7061,7 @@
           <w:tcPr/>
           <w:p>
             <w:pPr>
-              <w:spacing w:before="0" w:after="0" w:line="480" w:lineRule="auto"/>
+              <w:spacing w:before="0" w:after="0" w:line="240" w:lineRule="auto"/>
               <w:rPr/>
             </w:pPr>
             <w:r>
@@ -6750,8 +7071,8 @@
                 <w:bCs w:val="0"/>
                 <w:i w:val="0"/>
                 <w:iCs w:val="0"/>
-                <w:sz w:val="18"/>
-                <w:szCs w:val="18"/>
+                <w:sz w:val="16"/>
+                <w:szCs w:val="16"/>
                 <w:rtl w:val="0"/>
               </w:rPr>
               <w:t xml:space="preserve">7</w:t>
@@ -6759,6 +7080,9 @@
             <w:r>
               <w:rPr>
                 <w:rtl w:val="0"/>
+                <w:sz w:val="16"/>
+                <w:szCs w:val="16"/>
+                <w:rFonts w:ascii="Georgia" w:hAnsi="Georgia"/>
               </w:rPr>
             </w:r>
           </w:p>
@@ -6767,7 +7091,7 @@
           <w:tcPr/>
           <w:p>
             <w:pPr>
-              <w:spacing w:before="0" w:after="0" w:line="480" w:lineRule="auto"/>
+              <w:spacing w:before="0" w:after="0" w:line="240" w:lineRule="auto"/>
               <w:rPr/>
             </w:pPr>
             <w:r>
@@ -6777,8 +7101,8 @@
                 <w:bCs w:val="0"/>
                 <w:i w:val="0"/>
                 <w:iCs w:val="0"/>
-                <w:sz w:val="18"/>
-                <w:szCs w:val="18"/>
+                <w:sz w:val="16"/>
+                <w:szCs w:val="16"/>
                 <w:rtl w:val="0"/>
               </w:rPr>
               <w:t xml:space="preserve">0.55</w:t>
@@ -6786,6 +7110,9 @@
             <w:r>
               <w:rPr>
                 <w:rtl w:val="0"/>
+                <w:sz w:val="16"/>
+                <w:szCs w:val="16"/>
+                <w:rFonts w:ascii="Georgia" w:hAnsi="Georgia"/>
               </w:rPr>
             </w:r>
           </w:p>
@@ -6800,7 +7127,7 @@
           <w:tcPr/>
           <w:p>
             <w:pPr>
-              <w:spacing w:before="0" w:after="0" w:line="480" w:lineRule="auto"/>
+              <w:spacing w:before="0" w:after="0" w:line="240" w:lineRule="auto"/>
               <w:rPr/>
             </w:pPr>
             <w:r>
@@ -6810,8 +7137,8 @@
                 <w:bCs w:val="0"/>
                 <w:i w:val="0"/>
                 <w:iCs w:val="0"/>
-                <w:sz w:val="18"/>
-                <w:szCs w:val="18"/>
+                <w:sz w:val="16"/>
+                <w:szCs w:val="16"/>
                 <w:rtl w:val="0"/>
               </w:rPr>
               <w:t xml:space="preserve">Veterinary Medicine</w:t>
@@ -6819,6 +7146,9 @@
             <w:r>
               <w:rPr>
                 <w:rtl w:val="0"/>
+                <w:sz w:val="16"/>
+                <w:szCs w:val="16"/>
+                <w:rFonts w:ascii="Georgia" w:hAnsi="Georgia"/>
               </w:rPr>
             </w:r>
           </w:p>
@@ -6827,7 +7157,7 @@
           <w:tcPr/>
           <w:p>
             <w:pPr>
-              <w:spacing w:before="0" w:after="0" w:line="480" w:lineRule="auto"/>
+              <w:spacing w:before="0" w:after="0" w:line="240" w:lineRule="auto"/>
               <w:rPr/>
             </w:pPr>
             <w:r>
@@ -6837,8 +7167,8 @@
                 <w:bCs w:val="0"/>
                 <w:i w:val="0"/>
                 <w:iCs w:val="0"/>
-                <w:sz w:val="18"/>
-                <w:szCs w:val="18"/>
+                <w:sz w:val="16"/>
+                <w:szCs w:val="16"/>
                 <w:rtl w:val="0"/>
               </w:rPr>
               <w:t xml:space="preserve">20</w:t>
@@ -6846,6 +7176,9 @@
             <w:r>
               <w:rPr>
                 <w:rtl w:val="0"/>
+                <w:sz w:val="16"/>
+                <w:szCs w:val="16"/>
+                <w:rFonts w:ascii="Georgia" w:hAnsi="Georgia"/>
               </w:rPr>
             </w:r>
           </w:p>
@@ -6854,7 +7187,7 @@
           <w:tcPr/>
           <w:p>
             <w:pPr>
-              <w:spacing w:before="0" w:after="0" w:line="480" w:lineRule="auto"/>
+              <w:spacing w:before="0" w:after="0" w:line="240" w:lineRule="auto"/>
               <w:rPr/>
             </w:pPr>
             <w:r>
@@ -6864,8 +7197,8 @@
                 <w:bCs w:val="0"/>
                 <w:i w:val="0"/>
                 <w:iCs w:val="0"/>
-                <w:sz w:val="18"/>
-                <w:szCs w:val="18"/>
+                <w:sz w:val="16"/>
+                <w:szCs w:val="16"/>
                 <w:rtl w:val="0"/>
               </w:rPr>
               <w:t xml:space="preserve">5,060</w:t>
@@ -6873,6 +7206,9 @@
             <w:r>
               <w:rPr>
                 <w:rtl w:val="0"/>
+                <w:sz w:val="16"/>
+                <w:szCs w:val="16"/>
+                <w:rFonts w:ascii="Georgia" w:hAnsi="Georgia"/>
               </w:rPr>
             </w:r>
           </w:p>
@@ -6881,7 +7217,7 @@
           <w:tcPr/>
           <w:p>
             <w:pPr>
-              <w:spacing w:before="0" w:after="0" w:line="480" w:lineRule="auto"/>
+              <w:spacing w:before="0" w:after="0" w:line="240" w:lineRule="auto"/>
               <w:rPr/>
             </w:pPr>
             <w:r>
@@ -6891,8 +7227,8 @@
                 <w:bCs w:val="0"/>
                 <w:i w:val="0"/>
                 <w:iCs w:val="0"/>
-                <w:sz w:val="18"/>
-                <w:szCs w:val="18"/>
+                <w:sz w:val="16"/>
+                <w:szCs w:val="16"/>
                 <w:rtl w:val="0"/>
               </w:rPr>
               <w:t xml:space="preserve">9</w:t>
@@ -6900,6 +7236,9 @@
             <w:r>
               <w:rPr>
                 <w:rtl w:val="0"/>
+                <w:sz w:val="16"/>
+                <w:szCs w:val="16"/>
+                <w:rFonts w:ascii="Georgia" w:hAnsi="Georgia"/>
               </w:rPr>
             </w:r>
           </w:p>
@@ -6908,7 +7247,7 @@
           <w:tcPr/>
           <w:p>
             <w:pPr>
-              <w:spacing w:before="0" w:after="0" w:line="480" w:lineRule="auto"/>
+              <w:spacing w:before="0" w:after="0" w:line="240" w:lineRule="auto"/>
               <w:rPr/>
             </w:pPr>
             <w:r>
@@ -6918,8 +7257,8 @@
                 <w:bCs w:val="0"/>
                 <w:i w:val="0"/>
                 <w:iCs w:val="0"/>
-                <w:sz w:val="18"/>
-                <w:szCs w:val="18"/>
+                <w:sz w:val="16"/>
+                <w:szCs w:val="16"/>
                 <w:rtl w:val="0"/>
               </w:rPr>
               <w:t xml:space="preserve">13</w:t>
@@ -6927,6 +7266,9 @@
             <w:r>
               <w:rPr>
                 <w:rtl w:val="0"/>
+                <w:sz w:val="16"/>
+                <w:szCs w:val="16"/>
+                <w:rFonts w:ascii="Georgia" w:hAnsi="Georgia"/>
               </w:rPr>
             </w:r>
           </w:p>
@@ -6935,7 +7277,7 @@
           <w:tcPr/>
           <w:p>
             <w:pPr>
-              <w:spacing w:before="0" w:after="0" w:line="480" w:lineRule="auto"/>
+              <w:spacing w:before="0" w:after="0" w:line="240" w:lineRule="auto"/>
               <w:rPr/>
             </w:pPr>
             <w:r>
@@ -6945,8 +7287,8 @@
                 <w:bCs w:val="0"/>
                 <w:i w:val="0"/>
                 <w:iCs w:val="0"/>
-                <w:sz w:val="18"/>
-                <w:szCs w:val="18"/>
+                <w:sz w:val="16"/>
+                <w:szCs w:val="16"/>
                 <w:rtl w:val="0"/>
               </w:rPr>
               <w:t xml:space="preserve">15</w:t>
@@ -6954,6 +7296,9 @@
             <w:r>
               <w:rPr>
                 <w:rtl w:val="0"/>
+                <w:sz w:val="16"/>
+                <w:szCs w:val="16"/>
+                <w:rFonts w:ascii="Georgia" w:hAnsi="Georgia"/>
               </w:rPr>
             </w:r>
           </w:p>
@@ -6962,7 +7307,7 @@
           <w:tcPr/>
           <w:p>
             <w:pPr>
-              <w:spacing w:before="0" w:after="0" w:line="480" w:lineRule="auto"/>
+              <w:spacing w:before="0" w:after="0" w:line="240" w:lineRule="auto"/>
               <w:rPr/>
             </w:pPr>
             <w:r>
@@ -6972,8 +7317,8 @@
                 <w:bCs w:val="0"/>
                 <w:i w:val="0"/>
                 <w:iCs w:val="0"/>
-                <w:sz w:val="18"/>
-                <w:szCs w:val="18"/>
+                <w:sz w:val="16"/>
+                <w:szCs w:val="16"/>
                 <w:rtl w:val="0"/>
               </w:rPr>
               <w:t xml:space="preserve">13</w:t>
@@ -6981,6 +7326,9 @@
             <w:r>
               <w:rPr>
                 <w:rtl w:val="0"/>
+                <w:sz w:val="16"/>
+                <w:szCs w:val="16"/>
+                <w:rFonts w:ascii="Georgia" w:hAnsi="Georgia"/>
               </w:rPr>
             </w:r>
           </w:p>
@@ -6989,7 +7337,7 @@
           <w:tcPr/>
           <w:p>
             <w:pPr>
-              <w:spacing w:before="0" w:after="0" w:line="480" w:lineRule="auto"/>
+              <w:spacing w:before="0" w:after="0" w:line="240" w:lineRule="auto"/>
               <w:rPr/>
             </w:pPr>
             <w:r>
@@ -6999,8 +7347,8 @@
                 <w:bCs w:val="0"/>
                 <w:i w:val="0"/>
                 <w:iCs w:val="0"/>
-                <w:sz w:val="18"/>
-                <w:szCs w:val="18"/>
+                <w:sz w:val="16"/>
+                <w:szCs w:val="16"/>
                 <w:rtl w:val="0"/>
               </w:rPr>
               <w:t xml:space="preserve">0.18</w:t>
@@ -7008,6 +7356,9 @@
             <w:r>
               <w:rPr>
                 <w:rtl w:val="0"/>
+                <w:sz w:val="16"/>
+                <w:szCs w:val="16"/>
+                <w:rFonts w:ascii="Georgia" w:hAnsi="Georgia"/>
               </w:rPr>
             </w:r>
           </w:p>
@@ -7022,7 +7373,7 @@
           <w:tcPr/>
           <w:p>
             <w:pPr>
-              <w:spacing w:before="0" w:after="0" w:line="480" w:lineRule="auto"/>
+              <w:spacing w:before="0" w:after="0" w:line="240" w:lineRule="auto"/>
               <w:rPr/>
             </w:pPr>
             <w:r>
@@ -7032,8 +7383,8 @@
                 <w:bCs w:val="0"/>
                 <w:i w:val="0"/>
                 <w:iCs w:val="0"/>
-                <w:sz w:val="18"/>
-                <w:szCs w:val="18"/>
+                <w:sz w:val="16"/>
+                <w:szCs w:val="16"/>
                 <w:rtl w:val="0"/>
               </w:rPr>
               <w:t xml:space="preserve">Total</w:t>
@@ -7041,6 +7392,9 @@
             <w:r>
               <w:rPr>
                 <w:rtl w:val="0"/>
+                <w:sz w:val="16"/>
+                <w:szCs w:val="16"/>
+                <w:rFonts w:ascii="Georgia" w:hAnsi="Georgia"/>
               </w:rPr>
             </w:r>
           </w:p>
@@ -7049,7 +7403,7 @@
           <w:tcPr/>
           <w:p>
             <w:pPr>
-              <w:spacing w:before="0" w:after="0" w:line="480" w:lineRule="auto"/>
+              <w:spacing w:before="0" w:after="0" w:line="240" w:lineRule="auto"/>
               <w:rPr/>
             </w:pPr>
             <w:r>
@@ -7059,8 +7413,8 @@
                 <w:bCs w:val="0"/>
                 <w:i w:val="0"/>
                 <w:iCs w:val="0"/>
-                <w:sz w:val="18"/>
-                <w:szCs w:val="18"/>
+                <w:sz w:val="16"/>
+                <w:szCs w:val="16"/>
                 <w:rtl w:val="0"/>
               </w:rPr>
               <w:t xml:space="preserve">60</w:t>
@@ -7068,6 +7422,9 @@
             <w:r>
               <w:rPr>
                 <w:rtl w:val="0"/>
+                <w:sz w:val="16"/>
+                <w:szCs w:val="16"/>
+                <w:rFonts w:ascii="Georgia" w:hAnsi="Georgia"/>
               </w:rPr>
             </w:r>
           </w:p>
@@ -7076,7 +7433,7 @@
           <w:tcPr/>
           <w:p>
             <w:pPr>
-              <w:spacing w:before="0" w:after="0" w:line="480" w:lineRule="auto"/>
+              <w:spacing w:before="0" w:after="0" w:line="240" w:lineRule="auto"/>
               <w:rPr/>
             </w:pPr>
             <w:r>
@@ -7086,8 +7443,8 @@
                 <w:bCs w:val="0"/>
                 <w:i w:val="0"/>
                 <w:iCs w:val="0"/>
-                <w:sz w:val="18"/>
-                <w:szCs w:val="18"/>
+                <w:sz w:val="16"/>
+                <w:szCs w:val="16"/>
                 <w:rtl w:val="0"/>
               </w:rPr>
               <w:t xml:space="preserve">13,869</w:t>
@@ -7095,6 +7452,9 @@
             <w:r>
               <w:rPr>
                 <w:rtl w:val="0"/>
+                <w:sz w:val="16"/>
+                <w:szCs w:val="16"/>
+                <w:rFonts w:ascii="Georgia" w:hAnsi="Georgia"/>
               </w:rPr>
             </w:r>
           </w:p>
@@ -7103,7 +7463,7 @@
           <w:tcPr/>
           <w:p>
             <w:pPr>
-              <w:spacing w:before="0" w:after="0" w:line="480" w:lineRule="auto"/>
+              <w:spacing w:before="0" w:after="0" w:line="240" w:lineRule="auto"/>
               <w:rPr/>
             </w:pPr>
             <w:r>
@@ -7113,8 +7473,8 @@
                 <w:bCs w:val="0"/>
                 <w:i w:val="0"/>
                 <w:iCs w:val="0"/>
-                <w:sz w:val="18"/>
-                <w:szCs w:val="18"/>
+                <w:sz w:val="16"/>
+                <w:szCs w:val="16"/>
                 <w:rtl w:val="0"/>
               </w:rPr>
               <w:t xml:space="preserve">60</w:t>
@@ -7122,6 +7482,9 @@
             <w:r>
               <w:rPr>
                 <w:rtl w:val="0"/>
+                <w:sz w:val="16"/>
+                <w:szCs w:val="16"/>
+                <w:rFonts w:ascii="Georgia" w:hAnsi="Georgia"/>
               </w:rPr>
             </w:r>
           </w:p>
@@ -7130,7 +7493,7 @@
           <w:tcPr/>
           <w:p>
             <w:pPr>
-              <w:spacing w:before="0" w:after="0" w:line="480" w:lineRule="auto"/>
+              <w:spacing w:before="0" w:after="0" w:line="240" w:lineRule="auto"/>
               <w:rPr/>
             </w:pPr>
             <w:r>
@@ -7140,8 +7503,8 @@
                 <w:bCs w:val="0"/>
                 <w:i w:val="0"/>
                 <w:iCs w:val="0"/>
-                <w:sz w:val="18"/>
-                <w:szCs w:val="18"/>
+                <w:sz w:val="16"/>
+                <w:szCs w:val="16"/>
                 <w:rtl w:val="0"/>
               </w:rPr>
               <w:t xml:space="preserve">63</w:t>
@@ -7149,6 +7512,9 @@
             <w:r>
               <w:rPr>
                 <w:rtl w:val="0"/>
+                <w:sz w:val="16"/>
+                <w:szCs w:val="16"/>
+                <w:rFonts w:ascii="Georgia" w:hAnsi="Georgia"/>
               </w:rPr>
             </w:r>
           </w:p>
@@ -7157,7 +7523,7 @@
           <w:tcPr/>
           <w:p>
             <w:pPr>
-              <w:spacing w:before="0" w:after="0" w:line="480" w:lineRule="auto"/>
+              <w:spacing w:before="0" w:after="0" w:line="240" w:lineRule="auto"/>
               <w:rPr/>
             </w:pPr>
             <w:r>
@@ -7167,8 +7533,8 @@
                 <w:bCs w:val="0"/>
                 <w:i w:val="0"/>
                 <w:iCs w:val="0"/>
-                <w:sz w:val="18"/>
-                <w:szCs w:val="18"/>
+                <w:sz w:val="16"/>
+                <w:szCs w:val="16"/>
                 <w:rtl w:val="0"/>
               </w:rPr>
               <w:t xml:space="preserve">37</w:t>
@@ -7176,6 +7542,9 @@
             <w:r>
               <w:rPr>
                 <w:rtl w:val="0"/>
+                <w:sz w:val="16"/>
+                <w:szCs w:val="16"/>
+                <w:rFonts w:ascii="Georgia" w:hAnsi="Georgia"/>
               </w:rPr>
             </w:r>
           </w:p>
@@ -7184,7 +7553,7 @@
           <w:tcPr/>
           <w:p>
             <w:pPr>
-              <w:spacing w:before="0" w:after="0" w:line="480" w:lineRule="auto"/>
+              <w:spacing w:before="0" w:after="0" w:line="240" w:lineRule="auto"/>
               <w:rPr/>
             </w:pPr>
             <w:r>
@@ -7194,8 +7563,8 @@
                 <w:bCs w:val="0"/>
                 <w:i w:val="0"/>
                 <w:iCs w:val="0"/>
-                <w:sz w:val="18"/>
-                <w:szCs w:val="18"/>
+                <w:sz w:val="16"/>
+                <w:szCs w:val="16"/>
                 <w:rtl w:val="0"/>
               </w:rPr>
               <w:t xml:space="preserve">28</w:t>
@@ -7203,6 +7572,9 @@
             <w:r>
               <w:rPr>
                 <w:rtl w:val="0"/>
+                <w:sz w:val="16"/>
+                <w:szCs w:val="16"/>
+                <w:rFonts w:ascii="Georgia" w:hAnsi="Georgia"/>
               </w:rPr>
             </w:r>
           </w:p>
@@ -7211,7 +7583,7 @@
           <w:tcPr/>
           <w:p>
             <w:pPr>
-              <w:spacing w:before="0" w:after="0" w:line="480" w:lineRule="auto"/>
+              <w:spacing w:before="0" w:after="0" w:line="240" w:lineRule="auto"/>
               <w:rPr/>
             </w:pPr>
             <w:r>
@@ -7221,8 +7593,8 @@
                 <w:bCs w:val="0"/>
                 <w:i w:val="0"/>
                 <w:iCs w:val="0"/>
-                <w:sz w:val="18"/>
-                <w:szCs w:val="18"/>
+                <w:sz w:val="16"/>
+                <w:szCs w:val="16"/>
                 <w:rtl w:val="0"/>
               </w:rPr>
               <w:t xml:space="preserve">0.43</w:t>
@@ -7230,6 +7602,9 @@
             <w:r>
               <w:rPr>
                 <w:rtl w:val="0"/>
+                <w:sz w:val="16"/>
+                <w:szCs w:val="16"/>
+                <w:rFonts w:ascii="Georgia" w:hAnsi="Georgia"/>
               </w:rPr>
             </w:r>
           </w:p>
@@ -7518,7 +7893,7 @@
           </w:tcPr>
           <w:p>
             <w:pPr>
-              <w:spacing w:before="0" w:after="0" w:line="480" w:lineRule="auto"/>
+              <w:spacing w:before="0" w:after="0" w:line="240" w:lineRule="auto"/>
               <w:rPr/>
             </w:pPr>
             <w:r>
@@ -7528,8 +7903,8 @@
                 <w:bCs w:val="1"/>
                 <w:i w:val="0"/>
                 <w:iCs w:val="0"/>
-                <w:sz w:val="20"/>
-                <w:szCs w:val="20"/>
+                <w:sz w:val="16"/>
+                <w:szCs w:val="16"/>
                 <w:rtl w:val="0"/>
               </w:rPr>
               <w:t xml:space="preserve">Function</w:t>
@@ -7537,6 +7912,9 @@
             <w:r>
               <w:rPr>
                 <w:rtl w:val="0"/>
+                <w:sz w:val="16"/>
+                <w:szCs w:val="16"/>
+                <w:rFonts w:ascii="Georgia" w:hAnsi="Georgia"/>
               </w:rPr>
             </w:r>
           </w:p>
@@ -7549,7 +7927,7 @@
           </w:tcPr>
           <w:p>
             <w:pPr>
-              <w:spacing w:before="0" w:after="0" w:line="480" w:lineRule="auto"/>
+              <w:spacing w:before="0" w:after="0" w:line="240" w:lineRule="auto"/>
               <w:rPr/>
             </w:pPr>
             <w:r>
@@ -7559,8 +7937,8 @@
                 <w:bCs w:val="1"/>
                 <w:i w:val="0"/>
                 <w:iCs w:val="0"/>
-                <w:sz w:val="20"/>
-                <w:szCs w:val="20"/>
+                <w:sz w:val="16"/>
+                <w:szCs w:val="16"/>
                 <w:rtl w:val="0"/>
               </w:rPr>
               <w:t xml:space="preserve">Count</w:t>
@@ -7568,6 +7946,9 @@
             <w:r>
               <w:rPr>
                 <w:rtl w:val="0"/>
+                <w:sz w:val="16"/>
+                <w:szCs w:val="16"/>
+                <w:rFonts w:ascii="Georgia" w:hAnsi="Georgia"/>
               </w:rPr>
             </w:r>
           </w:p>
@@ -7580,7 +7961,7 @@
           </w:tcPr>
           <w:p>
             <w:pPr>
-              <w:spacing w:before="0" w:after="0" w:line="480" w:lineRule="auto"/>
+              <w:spacing w:before="0" w:after="0" w:line="240" w:lineRule="auto"/>
               <w:rPr/>
             </w:pPr>
             <w:r>
@@ -7590,8 +7971,8 @@
                 <w:bCs w:val="1"/>
                 <w:i w:val="0"/>
                 <w:iCs w:val="0"/>
-                <w:sz w:val="20"/>
-                <w:szCs w:val="20"/>
+                <w:sz w:val="16"/>
+                <w:szCs w:val="16"/>
                 <w:rtl w:val="0"/>
               </w:rPr>
               <w:t xml:space="preserve">Percentage</w:t>
@@ -7599,6 +7980,9 @@
             <w:r>
               <w:rPr>
                 <w:rtl w:val="0"/>
+                <w:sz w:val="16"/>
+                <w:szCs w:val="16"/>
+                <w:rFonts w:ascii="Georgia" w:hAnsi="Georgia"/>
               </w:rPr>
             </w:r>
           </w:p>
@@ -7613,7 +7997,7 @@
           <w:tcPr/>
           <w:p>
             <w:pPr>
-              <w:spacing w:before="0" w:after="0" w:line="480" w:lineRule="auto"/>
+              <w:spacing w:before="0" w:after="0" w:line="240" w:lineRule="auto"/>
               <w:rPr/>
             </w:pPr>
             <w:r>
@@ -7623,8 +8007,8 @@
                 <w:bCs w:val="0"/>
                 <w:i w:val="0"/>
                 <w:iCs w:val="0"/>
-                <w:sz w:val="20"/>
-                <w:szCs w:val="20"/>
+                <w:sz w:val="16"/>
+                <w:szCs w:val="16"/>
                 <w:rtl w:val="0"/>
               </w:rPr>
               <w:t xml:space="preserve">Epistemic Caution (EC)</w:t>
@@ -7632,6 +8016,9 @@
             <w:r>
               <w:rPr>
                 <w:rtl w:val="0"/>
+                <w:sz w:val="16"/>
+                <w:szCs w:val="16"/>
+                <w:rFonts w:ascii="Georgia" w:hAnsi="Georgia"/>
               </w:rPr>
             </w:r>
           </w:p>
@@ -7640,7 +8027,7 @@
           <w:tcPr/>
           <w:p>
             <w:pPr>
-              <w:spacing w:before="0" w:after="0" w:line="480" w:lineRule="auto"/>
+              <w:spacing w:before="0" w:after="0" w:line="240" w:lineRule="auto"/>
               <w:rPr/>
             </w:pPr>
             <w:r>
@@ -7650,8 +8037,8 @@
                 <w:bCs w:val="0"/>
                 <w:i w:val="0"/>
                 <w:iCs w:val="0"/>
-                <w:sz w:val="20"/>
-                <w:szCs w:val="20"/>
+                <w:sz w:val="16"/>
+                <w:szCs w:val="16"/>
                 <w:rtl w:val="0"/>
               </w:rPr>
               <w:t xml:space="preserve">60</w:t>
@@ -7659,6 +8046,9 @@
             <w:r>
               <w:rPr>
                 <w:rtl w:val="0"/>
+                <w:sz w:val="16"/>
+                <w:szCs w:val="16"/>
+                <w:rFonts w:ascii="Georgia" w:hAnsi="Georgia"/>
               </w:rPr>
             </w:r>
           </w:p>
@@ -7667,7 +8057,7 @@
           <w:tcPr/>
           <w:p>
             <w:pPr>
-              <w:spacing w:before="0" w:after="0" w:line="480" w:lineRule="auto"/>
+              <w:spacing w:before="0" w:after="0" w:line="240" w:lineRule="auto"/>
               <w:rPr/>
             </w:pPr>
             <w:r>
@@ -7677,8 +8067,8 @@
                 <w:bCs w:val="0"/>
                 <w:i w:val="0"/>
                 <w:iCs w:val="0"/>
-                <w:sz w:val="20"/>
-                <w:szCs w:val="20"/>
+                <w:sz w:val="16"/>
+                <w:szCs w:val="16"/>
                 <w:rtl w:val="0"/>
               </w:rPr>
               <w:t xml:space="preserve">100.0%</w:t>
@@ -7686,6 +8076,9 @@
             <w:r>
               <w:rPr>
                 <w:rtl w:val="0"/>
+                <w:sz w:val="16"/>
+                <w:szCs w:val="16"/>
+                <w:rFonts w:ascii="Georgia" w:hAnsi="Georgia"/>
               </w:rPr>
             </w:r>
           </w:p>
@@ -7700,7 +8093,7 @@
           <w:tcPr/>
           <w:p>
             <w:pPr>
-              <w:spacing w:before="0" w:after="0" w:line="480" w:lineRule="auto"/>
+              <w:spacing w:before="0" w:after="0" w:line="240" w:lineRule="auto"/>
               <w:rPr/>
             </w:pPr>
             <w:r>
@@ -7710,8 +8103,8 @@
                 <w:bCs w:val="0"/>
                 <w:i w:val="0"/>
                 <w:iCs w:val="0"/>
-                <w:sz w:val="20"/>
-                <w:szCs w:val="20"/>
+                <w:sz w:val="16"/>
+                <w:szCs w:val="16"/>
                 <w:rtl w:val="0"/>
               </w:rPr>
               <w:t xml:space="preserve">Politeness/Deference (P)</w:t>
@@ -7719,6 +8112,9 @@
             <w:r>
               <w:rPr>
                 <w:rtl w:val="0"/>
+                <w:sz w:val="16"/>
+                <w:szCs w:val="16"/>
+                <w:rFonts w:ascii="Georgia" w:hAnsi="Georgia"/>
               </w:rPr>
             </w:r>
           </w:p>
@@ -7727,7 +8123,7 @@
           <w:tcPr/>
           <w:p>
             <w:pPr>
-              <w:spacing w:before="0" w:after="0" w:line="480" w:lineRule="auto"/>
+              <w:spacing w:before="0" w:after="0" w:line="240" w:lineRule="auto"/>
               <w:rPr/>
             </w:pPr>
             <w:r>
@@ -7737,8 +8133,8 @@
                 <w:bCs w:val="0"/>
                 <w:i w:val="0"/>
                 <w:iCs w:val="0"/>
-                <w:sz w:val="20"/>
-                <w:szCs w:val="20"/>
+                <w:sz w:val="16"/>
+                <w:szCs w:val="16"/>
                 <w:rtl w:val="0"/>
               </w:rPr>
               <w:t xml:space="preserve">0</w:t>
@@ -7746,6 +8142,9 @@
             <w:r>
               <w:rPr>
                 <w:rtl w:val="0"/>
+                <w:sz w:val="16"/>
+                <w:szCs w:val="16"/>
+                <w:rFonts w:ascii="Georgia" w:hAnsi="Georgia"/>
               </w:rPr>
             </w:r>
           </w:p>
@@ -7754,7 +8153,7 @@
           <w:tcPr/>
           <w:p>
             <w:pPr>
-              <w:spacing w:before="0" w:after="0" w:line="480" w:lineRule="auto"/>
+              <w:spacing w:before="0" w:after="0" w:line="240" w:lineRule="auto"/>
               <w:rPr/>
             </w:pPr>
             <w:r>
@@ -7764,8 +8163,8 @@
                 <w:bCs w:val="0"/>
                 <w:i w:val="0"/>
                 <w:iCs w:val="0"/>
-                <w:sz w:val="20"/>
-                <w:szCs w:val="20"/>
+                <w:sz w:val="16"/>
+                <w:szCs w:val="16"/>
                 <w:rtl w:val="0"/>
               </w:rPr>
               <w:t xml:space="preserve">0.0%</w:t>
@@ -7773,6 +8172,9 @@
             <w:r>
               <w:rPr>
                 <w:rtl w:val="0"/>
+                <w:sz w:val="16"/>
+                <w:szCs w:val="16"/>
+                <w:rFonts w:ascii="Georgia" w:hAnsi="Georgia"/>
               </w:rPr>
             </w:r>
           </w:p>
@@ -7787,7 +8189,7 @@
           <w:tcPr/>
           <w:p>
             <w:pPr>
-              <w:spacing w:before="0" w:after="0" w:line="480" w:lineRule="auto"/>
+              <w:spacing w:before="0" w:after="0" w:line="240" w:lineRule="auto"/>
               <w:rPr/>
             </w:pPr>
             <w:r>
@@ -7797,8 +8199,8 @@
                 <w:bCs w:val="0"/>
                 <w:i w:val="0"/>
                 <w:iCs w:val="0"/>
-                <w:sz w:val="20"/>
-                <w:szCs w:val="20"/>
+                <w:sz w:val="16"/>
+                <w:szCs w:val="16"/>
                 <w:rtl w:val="0"/>
               </w:rPr>
               <w:t xml:space="preserve">Discourse Organization (DO)</w:t>
@@ -7806,6 +8208,9 @@
             <w:r>
               <w:rPr>
                 <w:rtl w:val="0"/>
+                <w:sz w:val="16"/>
+                <w:szCs w:val="16"/>
+                <w:rFonts w:ascii="Georgia" w:hAnsi="Georgia"/>
               </w:rPr>
             </w:r>
           </w:p>
@@ -7814,7 +8219,7 @@
           <w:tcPr/>
           <w:p>
             <w:pPr>
-              <w:spacing w:before="0" w:after="0" w:line="480" w:lineRule="auto"/>
+              <w:spacing w:before="0" w:after="0" w:line="240" w:lineRule="auto"/>
               <w:rPr/>
             </w:pPr>
             <w:r>
@@ -7824,8 +8229,8 @@
                 <w:bCs w:val="0"/>
                 <w:i w:val="0"/>
                 <w:iCs w:val="0"/>
-                <w:sz w:val="20"/>
-                <w:szCs w:val="20"/>
+                <w:sz w:val="16"/>
+                <w:szCs w:val="16"/>
                 <w:rtl w:val="0"/>
               </w:rPr>
               <w:t xml:space="preserve">0</w:t>
@@ -7833,6 +8238,9 @@
             <w:r>
               <w:rPr>
                 <w:rtl w:val="0"/>
+                <w:sz w:val="16"/>
+                <w:szCs w:val="16"/>
+                <w:rFonts w:ascii="Georgia" w:hAnsi="Georgia"/>
               </w:rPr>
             </w:r>
           </w:p>
@@ -7841,7 +8249,7 @@
           <w:tcPr/>
           <w:p>
             <w:pPr>
-              <w:spacing w:before="0" w:after="0" w:line="480" w:lineRule="auto"/>
+              <w:spacing w:before="0" w:after="0" w:line="240" w:lineRule="auto"/>
               <w:rPr/>
             </w:pPr>
             <w:r>
@@ -7851,8 +8259,8 @@
                 <w:bCs w:val="0"/>
                 <w:i w:val="0"/>
                 <w:iCs w:val="0"/>
-                <w:sz w:val="20"/>
-                <w:szCs w:val="20"/>
+                <w:sz w:val="16"/>
+                <w:szCs w:val="16"/>
                 <w:rtl w:val="0"/>
               </w:rPr>
               <w:t xml:space="preserve">0.0%</w:t>
@@ -7860,6 +8268,9 @@
             <w:r>
               <w:rPr>
                 <w:rtl w:val="0"/>
+                <w:sz w:val="16"/>
+                <w:szCs w:val="16"/>
+                <w:rFonts w:ascii="Georgia" w:hAnsi="Georgia"/>
               </w:rPr>
             </w:r>
           </w:p>
@@ -7874,7 +8285,7 @@
           <w:tcPr/>
           <w:p>
             <w:pPr>
-              <w:spacing w:before="0" w:after="0" w:line="480" w:lineRule="auto"/>
+              <w:spacing w:before="0" w:after="0" w:line="240" w:lineRule="auto"/>
               <w:rPr/>
             </w:pPr>
             <w:r>
@@ -7884,8 +8295,8 @@
                 <w:bCs w:val="0"/>
                 <w:i w:val="0"/>
                 <w:iCs w:val="0"/>
-                <w:sz w:val="20"/>
-                <w:szCs w:val="20"/>
+                <w:sz w:val="16"/>
+                <w:szCs w:val="16"/>
                 <w:rtl w:val="0"/>
               </w:rPr>
               <w:t xml:space="preserve">Total</w:t>
@@ -7893,6 +8304,9 @@
             <w:r>
               <w:rPr>
                 <w:rtl w:val="0"/>
+                <w:sz w:val="16"/>
+                <w:szCs w:val="16"/>
+                <w:rFonts w:ascii="Georgia" w:hAnsi="Georgia"/>
               </w:rPr>
             </w:r>
           </w:p>
@@ -7901,7 +8315,7 @@
           <w:tcPr/>
           <w:p>
             <w:pPr>
-              <w:spacing w:before="0" w:after="0" w:line="480" w:lineRule="auto"/>
+              <w:spacing w:before="0" w:after="0" w:line="240" w:lineRule="auto"/>
               <w:rPr/>
             </w:pPr>
             <w:r>
@@ -7911,8 +8325,8 @@
                 <w:bCs w:val="0"/>
                 <w:i w:val="0"/>
                 <w:iCs w:val="0"/>
-                <w:sz w:val="20"/>
-                <w:szCs w:val="20"/>
+                <w:sz w:val="16"/>
+                <w:szCs w:val="16"/>
                 <w:rtl w:val="0"/>
               </w:rPr>
               <w:t xml:space="preserve">60</w:t>
@@ -7920,6 +8334,9 @@
             <w:r>
               <w:rPr>
                 <w:rtl w:val="0"/>
+                <w:sz w:val="16"/>
+                <w:szCs w:val="16"/>
+                <w:rFonts w:ascii="Georgia" w:hAnsi="Georgia"/>
               </w:rPr>
             </w:r>
           </w:p>
@@ -7928,7 +8345,7 @@
           <w:tcPr/>
           <w:p>
             <w:pPr>
-              <w:spacing w:before="0" w:after="0" w:line="480" w:lineRule="auto"/>
+              <w:spacing w:before="0" w:after="0" w:line="240" w:lineRule="auto"/>
               <w:rPr/>
             </w:pPr>
             <w:r>
@@ -7938,8 +8355,8 @@
                 <w:bCs w:val="0"/>
                 <w:i w:val="0"/>
                 <w:iCs w:val="0"/>
-                <w:sz w:val="20"/>
-                <w:szCs w:val="20"/>
+                <w:sz w:val="16"/>
+                <w:szCs w:val="16"/>
                 <w:rtl w:val="0"/>
               </w:rPr>
               <w:t xml:space="preserve">100.0%</w:t>
@@ -7947,6 +8364,9 @@
             <w:r>
               <w:rPr>
                 <w:rtl w:val="0"/>
+                <w:sz w:val="16"/>
+                <w:szCs w:val="16"/>
+                <w:rFonts w:ascii="Georgia" w:hAnsi="Georgia"/>
               </w:rPr>
             </w:r>
           </w:p>
@@ -10417,7 +10837,7 @@
           </w:tcPr>
           <w:p>
             <w:pPr>
-              <w:spacing w:before="0" w:after="0" w:line="360" w:lineRule="auto"/>
+              <w:spacing w:before="0" w:after="0" w:line="240" w:lineRule="auto"/>
               <w:jc w:val="left"/>
               <w:rPr/>
             </w:pPr>
@@ -10426,8 +10846,8 @@
                 <w:rFonts w:ascii="Georgia" w:cs="Georgia" w:eastAsia="Georgia" w:hAnsi="Georgia"/>
                 <w:b w:val="1"/>
                 <w:bCs w:val="1"/>
-                <w:sz w:val="20"/>
-                <w:szCs w:val="20"/>
+                <w:sz w:val="16"/>
+                <w:szCs w:val="16"/>
                 <w:rtl w:val="0"/>
               </w:rPr>
               <w:t xml:space="preserve">Color</w:t>
@@ -10435,6 +10855,9 @@
             <w:r>
               <w:rPr>
                 <w:rtl w:val="0"/>
+                <w:sz w:val="16"/>
+                <w:szCs w:val="16"/>
+                <w:rFonts w:ascii="Georgia" w:hAnsi="Georgia"/>
               </w:rPr>
             </w:r>
           </w:p>
@@ -10448,7 +10871,7 @@
           </w:tcPr>
           <w:p>
             <w:pPr>
-              <w:spacing w:before="0" w:after="0" w:line="360" w:lineRule="auto"/>
+              <w:spacing w:before="0" w:after="0" w:line="240" w:lineRule="auto"/>
               <w:jc w:val="left"/>
               <w:rPr/>
             </w:pPr>
@@ -10457,8 +10880,8 @@
                 <w:rFonts w:ascii="Georgia" w:cs="Georgia" w:eastAsia="Georgia" w:hAnsi="Georgia"/>
                 <w:b w:val="1"/>
                 <w:bCs w:val="1"/>
-                <w:sz w:val="20"/>
-                <w:szCs w:val="20"/>
+                <w:sz w:val="16"/>
+                <w:szCs w:val="16"/>
                 <w:rtl w:val="0"/>
               </w:rPr>
               <w:t xml:space="preserve">Type</w:t>
@@ -10466,6 +10889,9 @@
             <w:r>
               <w:rPr>
                 <w:rtl w:val="0"/>
+                <w:sz w:val="16"/>
+                <w:szCs w:val="16"/>
+                <w:rFonts w:ascii="Georgia" w:hAnsi="Georgia"/>
               </w:rPr>
             </w:r>
           </w:p>
@@ -10479,7 +10905,7 @@
           </w:tcPr>
           <w:p>
             <w:pPr>
-              <w:spacing w:before="0" w:after="0" w:line="360" w:lineRule="auto"/>
+              <w:spacing w:before="0" w:after="0" w:line="240" w:lineRule="auto"/>
               <w:jc w:val="left"/>
               <w:rPr/>
             </w:pPr>
@@ -10488,8 +10914,8 @@
                 <w:rFonts w:ascii="Georgia" w:cs="Georgia" w:eastAsia="Georgia" w:hAnsi="Georgia"/>
                 <w:b w:val="1"/>
                 <w:bCs w:val="1"/>
-                <w:sz w:val="20"/>
-                <w:szCs w:val="20"/>
+                <w:sz w:val="16"/>
+                <w:szCs w:val="16"/>
                 <w:rtl w:val="0"/>
               </w:rPr>
               <w:t xml:space="preserve">Definition</w:t>
@@ -10497,6 +10923,9 @@
             <w:r>
               <w:rPr>
                 <w:rtl w:val="0"/>
+                <w:sz w:val="16"/>
+                <w:szCs w:val="16"/>
+                <w:rFonts w:ascii="Georgia" w:hAnsi="Georgia"/>
               </w:rPr>
             </w:r>
           </w:p>
@@ -10510,7 +10939,7 @@
           </w:tcPr>
           <w:p>
             <w:pPr>
-              <w:spacing w:before="0" w:after="0" w:line="360" w:lineRule="auto"/>
+              <w:spacing w:before="0" w:after="0" w:line="240" w:lineRule="auto"/>
               <w:jc w:val="left"/>
               <w:rPr/>
             </w:pPr>
@@ -10519,8 +10948,8 @@
                 <w:rFonts w:ascii="Georgia" w:cs="Georgia" w:eastAsia="Georgia" w:hAnsi="Georgia"/>
                 <w:b w:val="1"/>
                 <w:bCs w:val="1"/>
-                <w:sz w:val="20"/>
-                <w:szCs w:val="20"/>
+                <w:sz w:val="16"/>
+                <w:szCs w:val="16"/>
                 <w:rtl w:val="0"/>
               </w:rPr>
               <w:t xml:space="preserve">Highlighted Example</w:t>
@@ -10528,6 +10957,9 @@
             <w:r>
               <w:rPr>
                 <w:rtl w:val="0"/>
+                <w:sz w:val="16"/>
+                <w:szCs w:val="16"/>
+                <w:rFonts w:ascii="Georgia" w:hAnsi="Georgia"/>
               </w:rPr>
             </w:r>
           </w:p>
@@ -10544,15 +10976,15 @@
           </w:tcPr>
           <w:p>
             <w:pPr>
-              <w:spacing w:before="0" w:after="0" w:line="360" w:lineRule="auto"/>
+              <w:spacing w:before="0" w:after="0" w:line="240" w:lineRule="auto"/>
               <w:jc w:val="left"/>
               <w:rPr/>
             </w:pPr>
             <w:r>
               <w:rPr>
                 <w:rFonts w:ascii="Georgia" w:cs="Georgia" w:eastAsia="Georgia" w:hAnsi="Georgia"/>
-                <w:sz w:val="20"/>
-                <w:szCs w:val="20"/>
+                <w:sz w:val="16"/>
+                <w:szCs w:val="16"/>
                 <w:shd w:fill="00b0f0" w:val="clear"/>
                 <w:rtl w:val="0"/>
               </w:rPr>
@@ -10561,6 +10993,9 @@
             <w:r>
               <w:rPr>
                 <w:rtl w:val="0"/>
+                <w:sz w:val="16"/>
+                <w:szCs w:val="16"/>
+                <w:rFonts w:ascii="Georgia" w:hAnsi="Georgia"/>
               </w:rPr>
             </w:r>
           </w:p>
@@ -10569,15 +11004,15 @@
           <w:tcPr/>
           <w:p>
             <w:pPr>
-              <w:spacing w:before="0" w:after="0" w:line="360" w:lineRule="auto"/>
+              <w:spacing w:before="0" w:after="0" w:line="240" w:lineRule="auto"/>
               <w:jc w:val="left"/>
               <w:rPr/>
             </w:pPr>
             <w:r>
               <w:rPr>
                 <w:rFonts w:ascii="Georgia" w:cs="Georgia" w:eastAsia="Georgia" w:hAnsi="Georgia"/>
-                <w:sz w:val="20"/>
-                <w:szCs w:val="20"/>
+                <w:sz w:val="16"/>
+                <w:szCs w:val="16"/>
                 <w:rtl w:val="0"/>
               </w:rPr>
               <w:t xml:space="preserve">Modal Verbs</w:t>
@@ -10585,6 +11020,9 @@
             <w:r>
               <w:rPr>
                 <w:rtl w:val="0"/>
+                <w:sz w:val="16"/>
+                <w:szCs w:val="16"/>
+                <w:rFonts w:ascii="Georgia" w:hAnsi="Georgia"/>
               </w:rPr>
             </w:r>
           </w:p>
@@ -10593,15 +11031,15 @@
           <w:tcPr/>
           <w:p>
             <w:pPr>
-              <w:spacing w:before="0" w:after="0" w:line="360" w:lineRule="auto"/>
+              <w:spacing w:before="0" w:after="0" w:line="240" w:lineRule="auto"/>
               <w:jc w:val="left"/>
               <w:rPr/>
             </w:pPr>
             <w:r>
               <w:rPr>
                 <w:rFonts w:ascii="Georgia" w:cs="Georgia" w:eastAsia="Georgia" w:hAnsi="Georgia"/>
-                <w:sz w:val="20"/>
-                <w:szCs w:val="20"/>
+                <w:sz w:val="16"/>
+                <w:szCs w:val="16"/>
                 <w:rtl w:val="0"/>
               </w:rPr>
               <w:t xml:space="preserve">Expresses possibility, probability, or a condition under which something may happen.</w:t>
@@ -10609,6 +11047,9 @@
             <w:r>
               <w:rPr>
                 <w:rtl w:val="0"/>
+                <w:sz w:val="16"/>
+                <w:szCs w:val="16"/>
+                <w:rFonts w:ascii="Georgia" w:hAnsi="Georgia"/>
               </w:rPr>
             </w:r>
           </w:p>
@@ -10617,7 +11058,7 @@
           <w:tcPr/>
           <w:p>
             <w:pPr>
-              <w:spacing w:before="0" w:after="0" w:line="360" w:lineRule="auto"/>
+              <w:spacing w:before="0" w:after="0" w:line="240" w:lineRule="auto"/>
               <w:jc w:val="left"/>
               <w:rPr/>
             </w:pPr>
@@ -10629,8 +11070,8 @@
                 <w:i w:val="0"/>
                 <w:iCs w:val="0"/>
                 <w:color w:val="000000"/>
-                <w:sz w:val="20"/>
-                <w:szCs w:val="20"/>
+                <w:sz w:val="16"/>
+                <w:szCs w:val="16"/>
                 <w:rtl w:val="0"/>
               </w:rPr>
               <w:t xml:space="preserve">“This </w:t>
@@ -10642,8 +11083,8 @@
                 <w:bCs w:val="1"/>
                 <w:strike w:val="0"/>
                 <w:color w:val="000000"/>
-                <w:sz w:val="20"/>
-                <w:szCs w:val="20"/>
+                <w:sz w:val="16"/>
+                <w:szCs w:val="16"/>
                 <w:shd w:fill="00b0f0" w:val="clear"/>
                 <w:rtl w:val="0"/>
               </w:rPr>
@@ -10657,8 +11098,8 @@
                 <w:i w:val="0"/>
                 <w:iCs w:val="0"/>
                 <w:color w:val="000000"/>
-                <w:sz w:val="20"/>
-                <w:szCs w:val="20"/>
+                <w:sz w:val="16"/>
+                <w:szCs w:val="16"/>
                 <w:rtl w:val="0"/>
               </w:rPr>
               <w:t xml:space="preserve"> indicate disease resistance.”</w:t>
@@ -10666,6 +11107,9 @@
             <w:r>
               <w:rPr>
                 <w:rtl w:val="0"/>
+                <w:sz w:val="16"/>
+                <w:szCs w:val="16"/>
+                <w:rFonts w:ascii="Georgia" w:hAnsi="Georgia"/>
               </w:rPr>
             </w:r>
           </w:p>
@@ -10682,15 +11126,15 @@
           </w:tcPr>
           <w:p>
             <w:pPr>
-              <w:spacing w:before="0" w:after="0" w:line="360" w:lineRule="auto"/>
+              <w:spacing w:before="0" w:after="0" w:line="240" w:lineRule="auto"/>
               <w:jc w:val="left"/>
               <w:rPr/>
             </w:pPr>
             <w:r>
               <w:rPr>
                 <w:rFonts w:ascii="Georgia" w:cs="Georgia" w:eastAsia="Georgia" w:hAnsi="Georgia"/>
-                <w:sz w:val="20"/>
-                <w:szCs w:val="20"/>
+                <w:sz w:val="16"/>
+                <w:szCs w:val="16"/>
                 <w:highlight w:val="red"/>
                 <w:rtl w:val="0"/>
               </w:rPr>
@@ -10699,6 +11143,9 @@
             <w:r>
               <w:rPr>
                 <w:rtl w:val="0"/>
+                <w:sz w:val="16"/>
+                <w:szCs w:val="16"/>
+                <w:rFonts w:ascii="Georgia" w:hAnsi="Georgia"/>
               </w:rPr>
             </w:r>
           </w:p>
@@ -10707,15 +11154,15 @@
           <w:tcPr/>
           <w:p>
             <w:pPr>
-              <w:spacing w:before="0" w:after="0" w:line="360" w:lineRule="auto"/>
+              <w:spacing w:before="0" w:after="0" w:line="240" w:lineRule="auto"/>
               <w:jc w:val="left"/>
               <w:rPr/>
             </w:pPr>
             <w:r>
               <w:rPr>
                 <w:rFonts w:ascii="Georgia" w:cs="Georgia" w:eastAsia="Georgia" w:hAnsi="Georgia"/>
-                <w:sz w:val="20"/>
-                <w:szCs w:val="20"/>
+                <w:sz w:val="16"/>
+                <w:szCs w:val="16"/>
                 <w:rtl w:val="0"/>
               </w:rPr>
               <w:t xml:space="preserve">Lexical Hedges</w:t>
@@ -10723,6 +11170,9 @@
             <w:r>
               <w:rPr>
                 <w:rtl w:val="0"/>
+                <w:sz w:val="16"/>
+                <w:szCs w:val="16"/>
+                <w:rFonts w:ascii="Georgia" w:hAnsi="Georgia"/>
               </w:rPr>
             </w:r>
           </w:p>
@@ -10731,15 +11181,15 @@
           <w:tcPr/>
           <w:p>
             <w:pPr>
-              <w:spacing w:before="0" w:after="0" w:line="360" w:lineRule="auto"/>
+              <w:spacing w:before="0" w:after="0" w:line="240" w:lineRule="auto"/>
               <w:jc w:val="left"/>
               <w:rPr/>
             </w:pPr>
             <w:r>
               <w:rPr>
                 <w:rFonts w:ascii="Georgia" w:cs="Georgia" w:eastAsia="Georgia" w:hAnsi="Georgia"/>
-                <w:sz w:val="20"/>
-                <w:szCs w:val="20"/>
+                <w:sz w:val="16"/>
+                <w:szCs w:val="16"/>
                 <w:rtl w:val="0"/>
               </w:rPr>
               <w:t xml:space="preserve">Verbs, adjectives, or nouns that make a claim less certain or more cautious.</w:t>
@@ -10747,6 +11197,9 @@
             <w:r>
               <w:rPr>
                 <w:rtl w:val="0"/>
+                <w:sz w:val="16"/>
+                <w:szCs w:val="16"/>
+                <w:rFonts w:ascii="Georgia" w:hAnsi="Georgia"/>
               </w:rPr>
             </w:r>
           </w:p>
@@ -10755,7 +11208,7 @@
           <w:tcPr/>
           <w:p>
             <w:pPr>
-              <w:spacing w:before="0" w:after="0" w:line="360" w:lineRule="auto"/>
+              <w:spacing w:before="0" w:after="0" w:line="240" w:lineRule="auto"/>
               <w:jc w:val="left"/>
               <w:rPr/>
             </w:pPr>
@@ -10767,8 +11220,8 @@
                 <w:i w:val="0"/>
                 <w:iCs w:val="0"/>
                 <w:color w:val="000000"/>
-                <w:sz w:val="20"/>
-                <w:szCs w:val="20"/>
+                <w:sz w:val="16"/>
+                <w:szCs w:val="16"/>
                 <w:rtl w:val="0"/>
               </w:rPr>
               <w:t xml:space="preserve">“Data </w:t>
@@ -10780,8 +11233,8 @@
                 <w:bCs w:val="1"/>
                 <w:strike w:val="0"/>
                 <w:color w:val="ffffff"/>
-                <w:sz w:val="20"/>
-                <w:szCs w:val="20"/>
+                <w:sz w:val="16"/>
+                <w:szCs w:val="16"/>
                 <w:highlight w:val="red"/>
                 <w:rtl w:val="0"/>
               </w:rPr>
@@ -10795,8 +11248,8 @@
                 <w:i w:val="0"/>
                 <w:iCs w:val="0"/>
                 <w:color w:val="000000"/>
-                <w:sz w:val="20"/>
-                <w:szCs w:val="20"/>
+                <w:sz w:val="16"/>
+                <w:szCs w:val="16"/>
                 <w:rtl w:val="0"/>
               </w:rPr>
               <w:t xml:space="preserve"> a correlation.”</w:t>
@@ -10804,6 +11257,9 @@
             <w:r>
               <w:rPr>
                 <w:rtl w:val="0"/>
+                <w:sz w:val="16"/>
+                <w:szCs w:val="16"/>
+                <w:rFonts w:ascii="Georgia" w:hAnsi="Georgia"/>
               </w:rPr>
             </w:r>
           </w:p>
@@ -10820,15 +11276,15 @@
           </w:tcPr>
           <w:p>
             <w:pPr>
-              <w:spacing w:before="0" w:after="0" w:line="360" w:lineRule="auto"/>
+              <w:spacing w:before="0" w:after="0" w:line="240" w:lineRule="auto"/>
               <w:jc w:val="left"/>
               <w:rPr/>
             </w:pPr>
             <w:r>
               <w:rPr>
                 <w:rFonts w:ascii="Georgia" w:cs="Georgia" w:eastAsia="Georgia" w:hAnsi="Georgia"/>
-                <w:sz w:val="20"/>
-                <w:szCs w:val="20"/>
+                <w:sz w:val="16"/>
+                <w:szCs w:val="16"/>
                 <w:highlight w:val="yellow"/>
                 <w:rtl w:val="0"/>
               </w:rPr>
@@ -10837,6 +11293,9 @@
             <w:r>
               <w:rPr>
                 <w:rtl w:val="0"/>
+                <w:sz w:val="16"/>
+                <w:szCs w:val="16"/>
+                <w:rFonts w:ascii="Georgia" w:hAnsi="Georgia"/>
               </w:rPr>
             </w:r>
           </w:p>
@@ -10845,15 +11304,15 @@
           <w:tcPr/>
           <w:p>
             <w:pPr>
-              <w:spacing w:before="0" w:after="0" w:line="360" w:lineRule="auto"/>
+              <w:spacing w:before="0" w:after="0" w:line="240" w:lineRule="auto"/>
               <w:jc w:val="left"/>
               <w:rPr/>
             </w:pPr>
             <w:r>
               <w:rPr>
                 <w:rFonts w:ascii="Georgia" w:cs="Georgia" w:eastAsia="Georgia" w:hAnsi="Georgia"/>
-                <w:sz w:val="20"/>
-                <w:szCs w:val="20"/>
+                <w:sz w:val="16"/>
+                <w:szCs w:val="16"/>
                 <w:rtl w:val="0"/>
               </w:rPr>
               <w:t xml:space="preserve">Adverbial Hedges</w:t>
@@ -10861,6 +11320,9 @@
             <w:r>
               <w:rPr>
                 <w:rtl w:val="0"/>
+                <w:sz w:val="16"/>
+                <w:szCs w:val="16"/>
+                <w:rFonts w:ascii="Georgia" w:hAnsi="Georgia"/>
               </w:rPr>
             </w:r>
           </w:p>
@@ -10869,15 +11331,15 @@
           <w:tcPr/>
           <w:p>
             <w:pPr>
-              <w:spacing w:before="0" w:after="0" w:line="360" w:lineRule="auto"/>
+              <w:spacing w:before="0" w:after="0" w:line="240" w:lineRule="auto"/>
               <w:jc w:val="left"/>
               <w:rPr/>
             </w:pPr>
             <w:r>
               <w:rPr>
                 <w:rFonts w:ascii="Georgia" w:cs="Georgia" w:eastAsia="Georgia" w:hAnsi="Georgia"/>
-                <w:sz w:val="20"/>
-                <w:szCs w:val="20"/>
+                <w:sz w:val="16"/>
+                <w:szCs w:val="16"/>
                 <w:rtl w:val="0"/>
               </w:rPr>
               <w:t xml:space="preserve">Adverbs that qualify how broadly, how often, or how certainly a claim applies.</w:t>
@@ -10885,6 +11347,9 @@
             <w:r>
               <w:rPr>
                 <w:rtl w:val="0"/>
+                <w:sz w:val="16"/>
+                <w:szCs w:val="16"/>
+                <w:rFonts w:ascii="Georgia" w:hAnsi="Georgia"/>
               </w:rPr>
             </w:r>
           </w:p>
@@ -10893,7 +11358,7 @@
           <w:tcPr/>
           <w:p>
             <w:pPr>
-              <w:spacing w:before="0" w:after="0" w:line="360" w:lineRule="auto"/>
+              <w:spacing w:before="0" w:after="0" w:line="240" w:lineRule="auto"/>
               <w:jc w:val="left"/>
               <w:rPr/>
             </w:pPr>
@@ -10905,8 +11370,8 @@
                 <w:i w:val="0"/>
                 <w:iCs w:val="0"/>
                 <w:color w:val="000000"/>
-                <w:sz w:val="20"/>
-                <w:szCs w:val="20"/>
+                <w:sz w:val="16"/>
+                <w:szCs w:val="16"/>
                 <w:rtl w:val="0"/>
               </w:rPr>
               <w:t xml:space="preserve">“Plants </w:t>
@@ -10918,8 +11383,8 @@
                 <w:bCs w:val="1"/>
                 <w:strike w:val="0"/>
                 <w:color w:val="000000"/>
-                <w:sz w:val="20"/>
-                <w:szCs w:val="20"/>
+                <w:sz w:val="16"/>
+                <w:szCs w:val="16"/>
                 <w:highlight w:val="yellow"/>
                 <w:rtl w:val="0"/>
               </w:rPr>
@@ -10933,8 +11398,8 @@
                 <w:i w:val="0"/>
                 <w:iCs w:val="0"/>
                 <w:color w:val="000000"/>
-                <w:sz w:val="20"/>
-                <w:szCs w:val="20"/>
+                <w:sz w:val="16"/>
+                <w:szCs w:val="16"/>
                 <w:rtl w:val="0"/>
               </w:rPr>
               <w:t xml:space="preserve"> respond to drought.”</w:t>
@@ -10942,6 +11407,9 @@
             <w:r>
               <w:rPr>
                 <w:rtl w:val="0"/>
+                <w:sz w:val="16"/>
+                <w:szCs w:val="16"/>
+                <w:rFonts w:ascii="Georgia" w:hAnsi="Georgia"/>
               </w:rPr>
             </w:r>
           </w:p>
@@ -10958,15 +11426,15 @@
           </w:tcPr>
           <w:p>
             <w:pPr>
-              <w:spacing w:before="0" w:after="0" w:line="360" w:lineRule="auto"/>
+              <w:spacing w:before="0" w:after="0" w:line="240" w:lineRule="auto"/>
               <w:jc w:val="left"/>
               <w:rPr/>
             </w:pPr>
             <w:r>
               <w:rPr>
                 <w:rFonts w:ascii="Georgia" w:cs="Georgia" w:eastAsia="Georgia" w:hAnsi="Georgia"/>
-                <w:sz w:val="20"/>
-                <w:szCs w:val="20"/>
+                <w:sz w:val="16"/>
+                <w:szCs w:val="16"/>
                 <w:shd w:fill="00b050" w:val="clear"/>
                 <w:rtl w:val="0"/>
               </w:rPr>
@@ -10975,6 +11443,9 @@
             <w:r>
               <w:rPr>
                 <w:rtl w:val="0"/>
+                <w:sz w:val="16"/>
+                <w:szCs w:val="16"/>
+                <w:rFonts w:ascii="Georgia" w:hAnsi="Georgia"/>
               </w:rPr>
             </w:r>
           </w:p>
@@ -10983,15 +11454,15 @@
           <w:tcPr/>
           <w:p>
             <w:pPr>
-              <w:spacing w:before="0" w:after="0" w:line="360" w:lineRule="auto"/>
+              <w:spacing w:before="0" w:after="0" w:line="240" w:lineRule="auto"/>
               <w:jc w:val="left"/>
               <w:rPr/>
             </w:pPr>
             <w:r>
               <w:rPr>
                 <w:rFonts w:ascii="Georgia" w:cs="Georgia" w:eastAsia="Georgia" w:hAnsi="Georgia"/>
-                <w:sz w:val="20"/>
-                <w:szCs w:val="20"/>
+                <w:sz w:val="16"/>
+                <w:szCs w:val="16"/>
                 <w:rtl w:val="0"/>
               </w:rPr>
               <w:t xml:space="preserve">Clause-Level Hedges</w:t>
@@ -10999,6 +11470,9 @@
             <w:r>
               <w:rPr>
                 <w:rtl w:val="0"/>
+                <w:sz w:val="16"/>
+                <w:szCs w:val="16"/>
+                <w:rFonts w:ascii="Georgia" w:hAnsi="Georgia"/>
               </w:rPr>
             </w:r>
           </w:p>
@@ -11007,15 +11481,15 @@
           <w:tcPr/>
           <w:p>
             <w:pPr>
-              <w:spacing w:before="0" w:after="0" w:line="360" w:lineRule="auto"/>
+              <w:spacing w:before="0" w:after="0" w:line="240" w:lineRule="auto"/>
               <w:jc w:val="left"/>
               <w:rPr/>
             </w:pPr>
             <w:r>
               <w:rPr>
                 <w:rFonts w:ascii="Georgia" w:cs="Georgia" w:eastAsia="Georgia" w:hAnsi="Georgia"/>
-                <w:sz w:val="20"/>
-                <w:szCs w:val="20"/>
+                <w:sz w:val="16"/>
+                <w:szCs w:val="16"/>
                 <w:rtl w:val="0"/>
               </w:rPr>
               <w:t xml:space="preserve">Clause-level phrases framing a claim as tentative.</w:t>
@@ -11023,6 +11497,9 @@
             <w:r>
               <w:rPr>
                 <w:rtl w:val="0"/>
+                <w:sz w:val="16"/>
+                <w:szCs w:val="16"/>
+                <w:rFonts w:ascii="Georgia" w:hAnsi="Georgia"/>
               </w:rPr>
             </w:r>
           </w:p>
@@ -11031,7 +11508,7 @@
           <w:tcPr/>
           <w:p>
             <w:pPr>
-              <w:spacing w:before="0" w:after="0" w:line="360" w:lineRule="auto"/>
+              <w:spacing w:before="0" w:after="0" w:line="240" w:lineRule="auto"/>
               <w:jc w:val="left"/>
               <w:rPr/>
             </w:pPr>
@@ -11043,8 +11520,8 @@
                 <w:i w:val="0"/>
                 <w:iCs w:val="0"/>
                 <w:color w:val="000000"/>
-                <w:sz w:val="20"/>
-                <w:szCs w:val="20"/>
+                <w:sz w:val="16"/>
+                <w:szCs w:val="16"/>
                 <w:rtl w:val="0"/>
               </w:rPr>
               <w:t xml:space="preserve">“</w:t>
@@ -11056,8 +11533,8 @@
                 <w:bCs w:val="1"/>
                 <w:strike w:val="0"/>
                 <w:color w:val="ffffff"/>
-                <w:sz w:val="20"/>
-                <w:szCs w:val="20"/>
+                <w:sz w:val="16"/>
+                <w:szCs w:val="16"/>
                 <w:shd w:fill="00b050" w:val="clear"/>
                 <w:rtl w:val="0"/>
               </w:rPr>
@@ -11071,8 +11548,8 @@
                 <w:i w:val="0"/>
                 <w:iCs w:val="0"/>
                 <w:color w:val="000000"/>
-                <w:sz w:val="20"/>
-                <w:szCs w:val="20"/>
+                <w:sz w:val="16"/>
+                <w:szCs w:val="16"/>
                 <w:rtl w:val="0"/>
               </w:rPr>
               <w:t xml:space="preserve"> the pathogen is host-specific.”</w:t>
@@ -11080,6 +11557,9 @@
             <w:r>
               <w:rPr>
                 <w:rtl w:val="0"/>
+                <w:sz w:val="16"/>
+                <w:szCs w:val="16"/>
+                <w:rFonts w:ascii="Georgia" w:hAnsi="Georgia"/>
               </w:rPr>
             </w:r>
           </w:p>
@@ -11420,7 +11900,7 @@
           </w:tcPr>
           <w:p>
             <w:pPr>
-              <w:spacing w:before="0" w:after="0" w:line="360" w:lineRule="auto"/>
+              <w:spacing w:before="0" w:after="0" w:line="240" w:lineRule="auto"/>
               <w:jc w:val="left"/>
               <w:rPr/>
             </w:pPr>
@@ -11429,8 +11909,8 @@
                 <w:rFonts w:ascii="Georgia" w:cs="Georgia" w:eastAsia="Georgia" w:hAnsi="Georgia"/>
                 <w:b w:val="1"/>
                 <w:bCs w:val="1"/>
-                <w:sz w:val="20"/>
-                <w:szCs w:val="20"/>
+                <w:sz w:val="16"/>
+                <w:szCs w:val="16"/>
                 <w:rtl w:val="0"/>
               </w:rPr>
               <w:t xml:space="preserve">Label</w:t>
@@ -11438,6 +11918,9 @@
             <w:r>
               <w:rPr>
                 <w:rtl w:val="0"/>
+                <w:sz w:val="16"/>
+                <w:szCs w:val="16"/>
+                <w:rFonts w:ascii="Georgia" w:hAnsi="Georgia"/>
               </w:rPr>
             </w:r>
           </w:p>
@@ -11451,7 +11934,7 @@
           </w:tcPr>
           <w:p>
             <w:pPr>
-              <w:spacing w:before="0" w:after="0" w:line="360" w:lineRule="auto"/>
+              <w:spacing w:before="0" w:after="0" w:line="240" w:lineRule="auto"/>
               <w:jc w:val="left"/>
               <w:rPr/>
             </w:pPr>
@@ -11460,8 +11943,8 @@
                 <w:rFonts w:ascii="Georgia" w:cs="Georgia" w:eastAsia="Georgia" w:hAnsi="Georgia"/>
                 <w:b w:val="1"/>
                 <w:bCs w:val="1"/>
-                <w:sz w:val="20"/>
-                <w:szCs w:val="20"/>
+                <w:sz w:val="16"/>
+                <w:szCs w:val="16"/>
                 <w:rtl w:val="0"/>
               </w:rPr>
               <w:t xml:space="preserve">Function</w:t>
@@ -11469,6 +11952,9 @@
             <w:r>
               <w:rPr>
                 <w:rtl w:val="0"/>
+                <w:sz w:val="16"/>
+                <w:szCs w:val="16"/>
+                <w:rFonts w:ascii="Georgia" w:hAnsi="Georgia"/>
               </w:rPr>
             </w:r>
           </w:p>
@@ -11482,7 +11968,7 @@
           </w:tcPr>
           <w:p>
             <w:pPr>
-              <w:spacing w:before="0" w:after="0" w:line="360" w:lineRule="auto"/>
+              <w:spacing w:before="0" w:after="0" w:line="240" w:lineRule="auto"/>
               <w:jc w:val="left"/>
               <w:rPr/>
             </w:pPr>
@@ -11491,8 +11977,8 @@
                 <w:rFonts w:ascii="Georgia" w:cs="Georgia" w:eastAsia="Georgia" w:hAnsi="Georgia"/>
                 <w:b w:val="1"/>
                 <w:bCs w:val="1"/>
-                <w:sz w:val="20"/>
-                <w:szCs w:val="20"/>
+                <w:sz w:val="16"/>
+                <w:szCs w:val="16"/>
                 <w:rtl w:val="0"/>
               </w:rPr>
               <w:t xml:space="preserve">Definition</w:t>
@@ -11500,6 +11986,9 @@
             <w:r>
               <w:rPr>
                 <w:rtl w:val="0"/>
+                <w:sz w:val="16"/>
+                <w:szCs w:val="16"/>
+                <w:rFonts w:ascii="Georgia" w:hAnsi="Georgia"/>
               </w:rPr>
             </w:r>
           </w:p>
@@ -11513,7 +12002,7 @@
           </w:tcPr>
           <w:p>
             <w:pPr>
-              <w:spacing w:before="0" w:after="0" w:line="360" w:lineRule="auto"/>
+              <w:spacing w:before="0" w:after="0" w:line="240" w:lineRule="auto"/>
               <w:jc w:val="left"/>
               <w:rPr/>
             </w:pPr>
@@ -11522,8 +12011,8 @@
                 <w:rFonts w:ascii="Georgia" w:cs="Georgia" w:eastAsia="Georgia" w:hAnsi="Georgia"/>
                 <w:b w:val="1"/>
                 <w:bCs w:val="1"/>
-                <w:sz w:val="20"/>
-                <w:szCs w:val="20"/>
+                <w:sz w:val="16"/>
+                <w:szCs w:val="16"/>
                 <w:rtl w:val="0"/>
               </w:rPr>
               <w:t xml:space="preserve">Marked Example</w:t>
@@ -11531,6 +12020,9 @@
             <w:r>
               <w:rPr>
                 <w:rtl w:val="0"/>
+                <w:sz w:val="16"/>
+                <w:szCs w:val="16"/>
+                <w:rFonts w:ascii="Georgia" w:hAnsi="Georgia"/>
               </w:rPr>
             </w:r>
           </w:p>
@@ -11545,7 +12037,7 @@
           <w:tcPr/>
           <w:p>
             <w:pPr>
-              <w:spacing w:before="0" w:after="0" w:line="360" w:lineRule="auto"/>
+              <w:spacing w:before="0" w:after="0" w:line="240" w:lineRule="auto"/>
               <w:jc w:val="left"/>
               <w:rPr/>
             </w:pPr>
@@ -11557,8 +12049,8 @@
                 <w:i w:val="0"/>
                 <w:iCs w:val="0"/>
                 <w:color w:val="ed7d31"/>
-                <w:sz w:val="20"/>
-                <w:szCs w:val="20"/>
+                <w:sz w:val="16"/>
+                <w:szCs w:val="16"/>
                 <w:rtl w:val="0"/>
               </w:rPr>
               <w:t xml:space="preserve">EC</w:t>
@@ -11566,6 +12058,9 @@
             <w:r>
               <w:rPr>
                 <w:rtl w:val="0"/>
+                <w:sz w:val="16"/>
+                <w:szCs w:val="16"/>
+                <w:rFonts w:ascii="Georgia" w:hAnsi="Georgia"/>
               </w:rPr>
             </w:r>
           </w:p>
@@ -11574,15 +12069,15 @@
           <w:tcPr/>
           <w:p>
             <w:pPr>
-              <w:spacing w:before="0" w:after="0" w:line="360" w:lineRule="auto"/>
+              <w:spacing w:before="0" w:after="0" w:line="240" w:lineRule="auto"/>
               <w:jc w:val="left"/>
               <w:rPr/>
             </w:pPr>
             <w:r>
               <w:rPr>
                 <w:rFonts w:ascii="Georgia" w:cs="Georgia" w:eastAsia="Georgia" w:hAnsi="Georgia"/>
-                <w:sz w:val="20"/>
-                <w:szCs w:val="20"/>
+                <w:sz w:val="16"/>
+                <w:szCs w:val="16"/>
                 <w:rtl w:val="0"/>
               </w:rPr>
               <w:t xml:space="preserve">Epistemic Caution</w:t>
@@ -11590,6 +12085,9 @@
             <w:r>
               <w:rPr>
                 <w:rtl w:val="0"/>
+                <w:sz w:val="16"/>
+                <w:szCs w:val="16"/>
+                <w:rFonts w:ascii="Georgia" w:hAnsi="Georgia"/>
               </w:rPr>
             </w:r>
           </w:p>
@@ -11598,15 +12096,15 @@
           <w:tcPr/>
           <w:p>
             <w:pPr>
-              <w:spacing w:before="0" w:after="0" w:line="360" w:lineRule="auto"/>
+              <w:spacing w:before="0" w:after="0" w:line="240" w:lineRule="auto"/>
               <w:jc w:val="left"/>
               <w:rPr/>
             </w:pPr>
             <w:r>
               <w:rPr>
                 <w:rFonts w:ascii="Georgia" w:cs="Georgia" w:eastAsia="Georgia" w:hAnsi="Georgia"/>
-                <w:sz w:val="20"/>
-                <w:szCs w:val="20"/>
+                <w:sz w:val="16"/>
+                <w:szCs w:val="16"/>
                 <w:rtl w:val="0"/>
               </w:rPr>
               <w:t xml:space="preserve">Expresses uncertainty about a claim’s truth.</w:t>
@@ -11614,6 +12112,9 @@
             <w:r>
               <w:rPr>
                 <w:rtl w:val="0"/>
+                <w:sz w:val="16"/>
+                <w:szCs w:val="16"/>
+                <w:rFonts w:ascii="Georgia" w:hAnsi="Georgia"/>
               </w:rPr>
             </w:r>
           </w:p>
@@ -11622,7 +12123,7 @@
           <w:tcPr/>
           <w:p>
             <w:pPr>
-              <w:spacing w:before="0" w:after="0" w:line="360" w:lineRule="auto"/>
+              <w:spacing w:before="0" w:after="0" w:line="240" w:lineRule="auto"/>
               <w:jc w:val="left"/>
               <w:rPr/>
             </w:pPr>
@@ -11634,8 +12135,8 @@
                 <w:i w:val="0"/>
                 <w:iCs w:val="0"/>
                 <w:color w:val="000000"/>
-                <w:sz w:val="20"/>
-                <w:szCs w:val="20"/>
+                <w:sz w:val="16"/>
+                <w:szCs w:val="16"/>
                 <w:rtl w:val="0"/>
               </w:rPr>
               <w:t xml:space="preserve">“The treatment </w:t>
@@ -11647,8 +12148,8 @@
                 <w:bCs w:val="1"/>
                 <w:strike w:val="0"/>
                 <w:color w:val="000000"/>
-                <w:sz w:val="20"/>
-                <w:szCs w:val="20"/>
+                <w:sz w:val="16"/>
+                <w:szCs w:val="16"/>
                 <w:shd w:fill="00b0f0" w:val="clear"/>
                 <w:rtl w:val="0"/>
               </w:rPr>
@@ -11662,8 +12163,8 @@
                 <w:i w:val="0"/>
                 <w:iCs w:val="0"/>
                 <w:color w:val="000000"/>
-                <w:sz w:val="20"/>
-                <w:szCs w:val="20"/>
+                <w:sz w:val="16"/>
+                <w:szCs w:val="16"/>
                 <w:rtl w:val="0"/>
               </w:rPr>
               <w:t xml:space="preserve"> reduce infection rates. </w:t>
@@ -11676,8 +12177,8 @@
                 <w:i w:val="0"/>
                 <w:iCs w:val="0"/>
                 <w:color w:val="ed7d31"/>
-                <w:sz w:val="20"/>
-                <w:szCs w:val="20"/>
+                <w:sz w:val="16"/>
+                <w:szCs w:val="16"/>
                 <w:rtl w:val="0"/>
               </w:rPr>
               <w:t xml:space="preserve">(EC)</w:t>
@@ -11690,8 +12191,8 @@
                 <w:i w:val="0"/>
                 <w:iCs w:val="0"/>
                 <w:color w:val="000000"/>
-                <w:sz w:val="20"/>
-                <w:szCs w:val="20"/>
+                <w:sz w:val="16"/>
+                <w:szCs w:val="16"/>
                 <w:rtl w:val="0"/>
               </w:rPr>
               <w:t xml:space="preserve">”</w:t>
@@ -11699,6 +12200,9 @@
             <w:r>
               <w:rPr>
                 <w:rtl w:val="0"/>
+                <w:sz w:val="16"/>
+                <w:szCs w:val="16"/>
+                <w:rFonts w:ascii="Georgia" w:hAnsi="Georgia"/>
               </w:rPr>
             </w:r>
           </w:p>
@@ -11713,7 +12217,7 @@
           <w:tcPr/>
           <w:p>
             <w:pPr>
-              <w:spacing w:before="0" w:after="0" w:line="360" w:lineRule="auto"/>
+              <w:spacing w:before="0" w:after="0" w:line="240" w:lineRule="auto"/>
               <w:jc w:val="left"/>
               <w:rPr/>
             </w:pPr>
@@ -11725,8 +12229,8 @@
                 <w:i w:val="0"/>
                 <w:iCs w:val="0"/>
                 <w:color w:val="7030a0"/>
-                <w:sz w:val="20"/>
-                <w:szCs w:val="20"/>
+                <w:sz w:val="16"/>
+                <w:szCs w:val="16"/>
                 <w:rtl w:val="0"/>
               </w:rPr>
               <w:t xml:space="preserve">P</w:t>
@@ -11734,6 +12238,9 @@
             <w:r>
               <w:rPr>
                 <w:rtl w:val="0"/>
+                <w:sz w:val="16"/>
+                <w:szCs w:val="16"/>
+                <w:rFonts w:ascii="Georgia" w:hAnsi="Georgia"/>
               </w:rPr>
             </w:r>
           </w:p>
@@ -11742,15 +12249,15 @@
           <w:tcPr/>
           <w:p>
             <w:pPr>
-              <w:spacing w:before="0" w:after="0" w:line="360" w:lineRule="auto"/>
+              <w:spacing w:before="0" w:after="0" w:line="240" w:lineRule="auto"/>
               <w:jc w:val="left"/>
               <w:rPr/>
             </w:pPr>
             <w:r>
               <w:rPr>
                 <w:rFonts w:ascii="Georgia" w:cs="Georgia" w:eastAsia="Georgia" w:hAnsi="Georgia"/>
-                <w:sz w:val="20"/>
-                <w:szCs w:val="20"/>
+                <w:sz w:val="16"/>
+                <w:szCs w:val="16"/>
                 <w:rtl w:val="0"/>
               </w:rPr>
               <w:t xml:space="preserve">Politeness / Deference</w:t>
@@ -11758,6 +12265,9 @@
             <w:r>
               <w:rPr>
                 <w:rtl w:val="0"/>
+                <w:sz w:val="16"/>
+                <w:szCs w:val="16"/>
+                <w:rFonts w:ascii="Georgia" w:hAnsi="Georgia"/>
               </w:rPr>
             </w:r>
           </w:p>
@@ -11766,15 +12276,15 @@
           <w:tcPr/>
           <w:p>
             <w:pPr>
-              <w:spacing w:before="0" w:after="0" w:line="360" w:lineRule="auto"/>
+              <w:spacing w:before="0" w:after="0" w:line="240" w:lineRule="auto"/>
               <w:jc w:val="left"/>
               <w:rPr/>
             </w:pPr>
             <w:r>
               <w:rPr>
                 <w:rFonts w:ascii="Georgia" w:cs="Georgia" w:eastAsia="Georgia" w:hAnsi="Georgia"/>
-                <w:sz w:val="20"/>
-                <w:szCs w:val="20"/>
+                <w:sz w:val="16"/>
+                <w:szCs w:val="16"/>
                 <w:rtl w:val="0"/>
               </w:rPr>
               <w:t xml:space="preserve">Shows respect to readers or prior research.</w:t>
@@ -11782,6 +12292,9 @@
             <w:r>
               <w:rPr>
                 <w:rtl w:val="0"/>
+                <w:sz w:val="16"/>
+                <w:szCs w:val="16"/>
+                <w:rFonts w:ascii="Georgia" w:hAnsi="Georgia"/>
               </w:rPr>
             </w:r>
           </w:p>
@@ -11790,7 +12303,7 @@
           <w:tcPr/>
           <w:p>
             <w:pPr>
-              <w:spacing w:before="0" w:after="0" w:line="360" w:lineRule="auto"/>
+              <w:spacing w:before="0" w:after="0" w:line="240" w:lineRule="auto"/>
               <w:jc w:val="left"/>
               <w:rPr/>
             </w:pPr>
@@ -11802,8 +12315,8 @@
                 <w:i w:val="0"/>
                 <w:iCs w:val="0"/>
                 <w:color w:val="000000"/>
-                <w:sz w:val="20"/>
-                <w:szCs w:val="20"/>
+                <w:sz w:val="16"/>
+                <w:szCs w:val="16"/>
                 <w:rtl w:val="0"/>
               </w:rPr>
               <w:t xml:space="preserve">“As </w:t>
@@ -11815,8 +12328,8 @@
                 <w:bCs w:val="1"/>
                 <w:strike w:val="0"/>
                 <w:color w:val="ffffff"/>
-                <w:sz w:val="20"/>
-                <w:szCs w:val="20"/>
+                <w:sz w:val="16"/>
+                <w:szCs w:val="16"/>
                 <w:highlight w:val="red"/>
                 <w:rtl w:val="0"/>
               </w:rPr>
@@ -11830,8 +12343,8 @@
                 <w:i w:val="0"/>
                 <w:iCs w:val="0"/>
                 <w:color w:val="000000"/>
-                <w:sz w:val="20"/>
-                <w:szCs w:val="20"/>
+                <w:sz w:val="16"/>
+                <w:szCs w:val="16"/>
                 <w:rtl w:val="0"/>
               </w:rPr>
               <w:t xml:space="preserve"> by Hyland (1998). </w:t>
@@ -11844,8 +12357,8 @@
                 <w:i w:val="0"/>
                 <w:iCs w:val="0"/>
                 <w:color w:val="7030a0"/>
-                <w:sz w:val="20"/>
-                <w:szCs w:val="20"/>
+                <w:sz w:val="16"/>
+                <w:szCs w:val="16"/>
                 <w:rtl w:val="0"/>
               </w:rPr>
               <w:t xml:space="preserve">(P)</w:t>
@@ -11858,8 +12371,8 @@
                 <w:i w:val="0"/>
                 <w:iCs w:val="0"/>
                 <w:color w:val="000000"/>
-                <w:sz w:val="20"/>
-                <w:szCs w:val="20"/>
+                <w:sz w:val="16"/>
+                <w:szCs w:val="16"/>
                 <w:rtl w:val="0"/>
               </w:rPr>
               <w:t xml:space="preserve">”</w:t>
@@ -11867,6 +12380,9 @@
             <w:r>
               <w:rPr>
                 <w:rtl w:val="0"/>
+                <w:sz w:val="16"/>
+                <w:szCs w:val="16"/>
+                <w:rFonts w:ascii="Georgia" w:hAnsi="Georgia"/>
               </w:rPr>
             </w:r>
           </w:p>
@@ -11881,7 +12397,7 @@
           <w:tcPr/>
           <w:p>
             <w:pPr>
-              <w:spacing w:before="0" w:after="0" w:line="360" w:lineRule="auto"/>
+              <w:spacing w:before="0" w:after="0" w:line="240" w:lineRule="auto"/>
               <w:jc w:val="left"/>
               <w:rPr/>
             </w:pPr>
@@ -11893,8 +12409,8 @@
                 <w:i w:val="0"/>
                 <w:iCs w:val="0"/>
                 <w:color w:val="00b0f0"/>
-                <w:sz w:val="20"/>
-                <w:szCs w:val="20"/>
+                <w:sz w:val="16"/>
+                <w:szCs w:val="16"/>
                 <w:rtl w:val="0"/>
               </w:rPr>
               <w:t xml:space="preserve">DO</w:t>
@@ -11902,6 +12418,9 @@
             <w:r>
               <w:rPr>
                 <w:rtl w:val="0"/>
+                <w:sz w:val="16"/>
+                <w:szCs w:val="16"/>
+                <w:rFonts w:ascii="Georgia" w:hAnsi="Georgia"/>
               </w:rPr>
             </w:r>
           </w:p>
@@ -11910,15 +12429,15 @@
           <w:tcPr/>
           <w:p>
             <w:pPr>
-              <w:spacing w:before="0" w:after="0" w:line="360" w:lineRule="auto"/>
+              <w:spacing w:before="0" w:after="0" w:line="240" w:lineRule="auto"/>
               <w:jc w:val="left"/>
               <w:rPr/>
             </w:pPr>
             <w:r>
               <w:rPr>
                 <w:rFonts w:ascii="Georgia" w:cs="Georgia" w:eastAsia="Georgia" w:hAnsi="Georgia"/>
-                <w:sz w:val="20"/>
-                <w:szCs w:val="20"/>
+                <w:sz w:val="16"/>
+                <w:szCs w:val="16"/>
                 <w:rtl w:val="0"/>
               </w:rPr>
               <w:t xml:space="preserve">Discourse Organization</w:t>
@@ -11926,6 +12445,9 @@
             <w:r>
               <w:rPr>
                 <w:rtl w:val="0"/>
+                <w:sz w:val="16"/>
+                <w:szCs w:val="16"/>
+                <w:rFonts w:ascii="Georgia" w:hAnsi="Georgia"/>
               </w:rPr>
             </w:r>
           </w:p>
@@ -11934,15 +12456,15 @@
           <w:tcPr/>
           <w:p>
             <w:pPr>
-              <w:spacing w:before="0" w:after="0" w:line="360" w:lineRule="auto"/>
+              <w:spacing w:before="0" w:after="0" w:line="240" w:lineRule="auto"/>
               <w:jc w:val="left"/>
               <w:rPr/>
             </w:pPr>
             <w:r>
               <w:rPr>
                 <w:rFonts w:ascii="Georgia" w:cs="Georgia" w:eastAsia="Georgia" w:hAnsi="Georgia"/>
-                <w:sz w:val="20"/>
-                <w:szCs w:val="20"/>
+                <w:sz w:val="16"/>
+                <w:szCs w:val="16"/>
                 <w:rtl w:val="0"/>
               </w:rPr>
               <w:t xml:space="preserve">Structures text or guides reader expectations.</w:t>
@@ -11950,6 +12472,9 @@
             <w:r>
               <w:rPr>
                 <w:rtl w:val="0"/>
+                <w:sz w:val="16"/>
+                <w:szCs w:val="16"/>
+                <w:rFonts w:ascii="Georgia" w:hAnsi="Georgia"/>
               </w:rPr>
             </w:r>
           </w:p>
@@ -11958,7 +12483,7 @@
           <w:tcPr/>
           <w:p>
             <w:pPr>
-              <w:spacing w:before="0" w:after="0" w:line="360" w:lineRule="auto"/>
+              <w:spacing w:before="0" w:after="0" w:line="240" w:lineRule="auto"/>
               <w:jc w:val="left"/>
               <w:rPr/>
             </w:pPr>
@@ -11970,8 +12495,8 @@
                 <w:i w:val="0"/>
                 <w:iCs w:val="0"/>
                 <w:color w:val="000000"/>
-                <w:sz w:val="20"/>
-                <w:szCs w:val="20"/>
+                <w:sz w:val="16"/>
+                <w:szCs w:val="16"/>
                 <w:rtl w:val="0"/>
               </w:rPr>
               <w:t xml:space="preserve">“</w:t>
@@ -11983,8 +12508,8 @@
                 <w:bCs w:val="1"/>
                 <w:strike w:val="0"/>
                 <w:color w:val="ffffff"/>
-                <w:sz w:val="20"/>
-                <w:szCs w:val="20"/>
+                <w:sz w:val="16"/>
+                <w:szCs w:val="16"/>
                 <w:shd w:fill="00b050" w:val="clear"/>
                 <w:rtl w:val="0"/>
               </w:rPr>
@@ -11998,8 +12523,8 @@
                 <w:i w:val="0"/>
                 <w:iCs w:val="0"/>
                 <w:color w:val="000000"/>
-                <w:sz w:val="20"/>
-                <w:szCs w:val="20"/>
+                <w:sz w:val="16"/>
+                <w:szCs w:val="16"/>
                 <w:rtl w:val="0"/>
               </w:rPr>
               <w:t xml:space="preserve">. </w:t>
@@ -12012,8 +12537,8 @@
                 <w:i w:val="0"/>
                 <w:iCs w:val="0"/>
                 <w:color w:val="00b0f0"/>
-                <w:sz w:val="20"/>
-                <w:szCs w:val="20"/>
+                <w:sz w:val="16"/>
+                <w:szCs w:val="16"/>
                 <w:rtl w:val="0"/>
               </w:rPr>
               <w:t xml:space="preserve">(DO)</w:t>
@@ -12026,8 +12551,8 @@
                 <w:i w:val="0"/>
                 <w:iCs w:val="0"/>
                 <w:color w:val="000000"/>
-                <w:sz w:val="20"/>
-                <w:szCs w:val="20"/>
+                <w:sz w:val="16"/>
+                <w:szCs w:val="16"/>
                 <w:rtl w:val="0"/>
               </w:rPr>
               <w:t xml:space="preserve">”</w:t>
@@ -12035,6 +12560,9 @@
             <w:r>
               <w:rPr>
                 <w:rtl w:val="0"/>
+                <w:sz w:val="16"/>
+                <w:szCs w:val="16"/>
+                <w:rFonts w:ascii="Georgia" w:hAnsi="Georgia"/>
               </w:rPr>
             </w:r>
           </w:p>
@@ -12138,7 +12666,7 @@
           </w:tcPr>
           <w:p>
             <w:pPr>
-              <w:spacing w:before="0" w:after="0" w:line="360" w:lineRule="auto"/>
+              <w:spacing w:before="0" w:after="0" w:line="240" w:lineRule="auto"/>
               <w:jc w:val="left"/>
               <w:rPr/>
             </w:pPr>
@@ -12147,8 +12675,8 @@
                 <w:rFonts w:ascii="Georgia" w:cs="Georgia" w:eastAsia="Georgia" w:hAnsi="Georgia"/>
                 <w:b w:val="1"/>
                 <w:bCs w:val="1"/>
-                <w:sz w:val="20"/>
-                <w:szCs w:val="20"/>
+                <w:sz w:val="16"/>
+                <w:szCs w:val="16"/>
                 <w:rtl w:val="0"/>
               </w:rPr>
               <w:t xml:space="preserve">Token</w:t>
@@ -12156,6 +12684,9 @@
             <w:r>
               <w:rPr>
                 <w:rtl w:val="0"/>
+                <w:sz w:val="16"/>
+                <w:szCs w:val="16"/>
+                <w:rFonts w:ascii="Georgia" w:hAnsi="Georgia"/>
               </w:rPr>
             </w:r>
           </w:p>
@@ -12169,7 +12700,7 @@
           </w:tcPr>
           <w:p>
             <w:pPr>
-              <w:spacing w:before="0" w:after="0" w:line="360" w:lineRule="auto"/>
+              <w:spacing w:before="0" w:after="0" w:line="240" w:lineRule="auto"/>
               <w:jc w:val="left"/>
               <w:rPr/>
             </w:pPr>
@@ -12178,8 +12709,8 @@
                 <w:rFonts w:ascii="Georgia" w:cs="Georgia" w:eastAsia="Georgia" w:hAnsi="Georgia"/>
                 <w:b w:val="1"/>
                 <w:bCs w:val="1"/>
-                <w:sz w:val="20"/>
-                <w:szCs w:val="20"/>
+                <w:sz w:val="16"/>
+                <w:szCs w:val="16"/>
                 <w:rtl w:val="0"/>
               </w:rPr>
               <w:t xml:space="preserve">Hedge When</w:t>
@@ -12187,6 +12718,9 @@
             <w:r>
               <w:rPr>
                 <w:rtl w:val="0"/>
+                <w:sz w:val="16"/>
+                <w:szCs w:val="16"/>
+                <w:rFonts w:ascii="Georgia" w:hAnsi="Georgia"/>
               </w:rPr>
             </w:r>
           </w:p>
@@ -12200,7 +12734,7 @@
           </w:tcPr>
           <w:p>
             <w:pPr>
-              <w:spacing w:before="0" w:after="0" w:line="360" w:lineRule="auto"/>
+              <w:spacing w:before="0" w:after="0" w:line="240" w:lineRule="auto"/>
               <w:jc w:val="left"/>
               <w:rPr/>
             </w:pPr>
@@ -12209,8 +12743,8 @@
                 <w:rFonts w:ascii="Georgia" w:cs="Georgia" w:eastAsia="Georgia" w:hAnsi="Georgia"/>
                 <w:b w:val="1"/>
                 <w:bCs w:val="1"/>
-                <w:sz w:val="20"/>
-                <w:szCs w:val="20"/>
+                <w:sz w:val="16"/>
+                <w:szCs w:val="16"/>
                 <w:rtl w:val="0"/>
               </w:rPr>
               <w:t xml:space="preserve">Not a Hedge When</w:t>
@@ -12218,6 +12752,9 @@
             <w:r>
               <w:rPr>
                 <w:rtl w:val="0"/>
+                <w:sz w:val="16"/>
+                <w:szCs w:val="16"/>
+                <w:rFonts w:ascii="Georgia" w:hAnsi="Georgia"/>
               </w:rPr>
             </w:r>
           </w:p>
@@ -12232,7 +12769,7 @@
           <w:tcPr/>
           <w:p>
             <w:pPr>
-              <w:spacing w:before="0" w:after="0" w:line="360" w:lineRule="auto"/>
+              <w:spacing w:before="0" w:after="0" w:line="240" w:lineRule="auto"/>
               <w:jc w:val="left"/>
               <w:rPr/>
             </w:pPr>
@@ -12244,8 +12781,8 @@
                 <w:i w:val="0"/>
                 <w:iCs w:val="0"/>
                 <w:color w:val="000000"/>
-                <w:sz w:val="20"/>
-                <w:szCs w:val="20"/>
+                <w:sz w:val="16"/>
+                <w:szCs w:val="16"/>
                 <w:rtl w:val="0"/>
               </w:rPr>
               <w:t xml:space="preserve">suggest / indicate</w:t>
@@ -12253,6 +12790,9 @@
             <w:r>
               <w:rPr>
                 <w:rtl w:val="0"/>
+                <w:sz w:val="16"/>
+                <w:szCs w:val="16"/>
+                <w:rFonts w:ascii="Georgia" w:hAnsi="Georgia"/>
               </w:rPr>
             </w:r>
           </w:p>
@@ -12261,15 +12801,15 @@
           <w:tcPr/>
           <w:p>
             <w:pPr>
-              <w:spacing w:before="0" w:after="0" w:line="360" w:lineRule="auto"/>
+              <w:spacing w:before="0" w:after="0" w:line="240" w:lineRule="auto"/>
               <w:jc w:val="left"/>
               <w:rPr/>
             </w:pPr>
             <w:r>
               <w:rPr>
                 <w:rFonts w:ascii="Georgia" w:cs="Georgia" w:eastAsia="Georgia" w:hAnsi="Georgia"/>
-                <w:sz w:val="20"/>
-                <w:szCs w:val="20"/>
+                <w:sz w:val="16"/>
+                <w:szCs w:val="16"/>
                 <w:rtl w:val="0"/>
               </w:rPr>
               <w:t xml:space="preserve">Expresses uncertainty about a finding or conclusion</w:t>
@@ -12277,6 +12817,9 @@
             <w:r>
               <w:rPr>
                 <w:rtl w:val="0"/>
+                <w:sz w:val="16"/>
+                <w:szCs w:val="16"/>
+                <w:rFonts w:ascii="Georgia" w:hAnsi="Georgia"/>
               </w:rPr>
             </w:r>
           </w:p>
@@ -12285,15 +12828,15 @@
           <w:tcPr/>
           <w:p>
             <w:pPr>
-              <w:spacing w:before="0" w:after="0" w:line="360" w:lineRule="auto"/>
+              <w:spacing w:before="0" w:after="0" w:line="240" w:lineRule="auto"/>
               <w:jc w:val="left"/>
               <w:rPr/>
             </w:pPr>
             <w:r>
               <w:rPr>
                 <w:rFonts w:ascii="Georgia" w:cs="Georgia" w:eastAsia="Georgia" w:hAnsi="Georgia"/>
-                <w:sz w:val="20"/>
-                <w:szCs w:val="20"/>
+                <w:sz w:val="16"/>
+                <w:szCs w:val="16"/>
                 <w:rtl w:val="0"/>
               </w:rPr>
               <w:t xml:space="preserve">Introduces a recommendation or action</w:t>
@@ -12301,6 +12844,9 @@
             <w:r>
               <w:rPr>
                 <w:rtl w:val="0"/>
+                <w:sz w:val="16"/>
+                <w:szCs w:val="16"/>
+                <w:rFonts w:ascii="Georgia" w:hAnsi="Georgia"/>
               </w:rPr>
             </w:r>
           </w:p>
@@ -12315,7 +12861,7 @@
           <w:tcPr/>
           <w:p>
             <w:pPr>
-              <w:spacing w:before="0" w:after="0" w:line="360" w:lineRule="auto"/>
+              <w:spacing w:before="0" w:after="0" w:line="240" w:lineRule="auto"/>
               <w:jc w:val="left"/>
               <w:rPr/>
             </w:pPr>
@@ -12327,8 +12873,8 @@
                 <w:i w:val="0"/>
                 <w:iCs w:val="0"/>
                 <w:color w:val="000000"/>
-                <w:sz w:val="20"/>
-                <w:szCs w:val="20"/>
+                <w:sz w:val="16"/>
+                <w:szCs w:val="16"/>
                 <w:rtl w:val="0"/>
               </w:rPr>
               <w:t xml:space="preserve">suggest / indicate + need for</w:t>
@@ -12336,6 +12882,9 @@
             <w:r>
               <w:rPr>
                 <w:rtl w:val="0"/>
+                <w:sz w:val="16"/>
+                <w:szCs w:val="16"/>
+                <w:rFonts w:ascii="Georgia" w:hAnsi="Georgia"/>
               </w:rPr>
             </w:r>
           </w:p>
@@ -12344,15 +12893,15 @@
           <w:tcPr/>
           <w:p>
             <w:pPr>
-              <w:spacing w:before="0" w:after="0" w:line="360" w:lineRule="auto"/>
+              <w:spacing w:before="0" w:after="0" w:line="240" w:lineRule="auto"/>
               <w:jc w:val="left"/>
               <w:rPr/>
             </w:pPr>
             <w:r>
               <w:rPr>
                 <w:rFonts w:ascii="Georgia" w:cs="Georgia" w:eastAsia="Georgia" w:hAnsi="Georgia"/>
-                <w:sz w:val="20"/>
-                <w:szCs w:val="20"/>
+                <w:sz w:val="16"/>
+                <w:szCs w:val="16"/>
                 <w:rtl w:val="0"/>
               </w:rPr>
               <w:t xml:space="preserve">Says the evidence suggests a need may exist</w:t>
@@ -12360,6 +12909,9 @@
             <w:r>
               <w:rPr>
                 <w:rtl w:val="0"/>
+                <w:sz w:val="16"/>
+                <w:szCs w:val="16"/>
+                <w:rFonts w:ascii="Georgia" w:hAnsi="Georgia"/>
               </w:rPr>
             </w:r>
           </w:p>
@@ -12368,15 +12920,15 @@
           <w:tcPr/>
           <w:p>
             <w:pPr>
-              <w:spacing w:before="0" w:after="0" w:line="360" w:lineRule="auto"/>
+              <w:spacing w:before="0" w:after="0" w:line="240" w:lineRule="auto"/>
               <w:jc w:val="left"/>
               <w:rPr/>
             </w:pPr>
             <w:r>
               <w:rPr>
                 <w:rFonts w:ascii="Georgia" w:cs="Georgia" w:eastAsia="Georgia" w:hAnsi="Georgia"/>
-                <w:sz w:val="20"/>
-                <w:szCs w:val="20"/>
+                <w:sz w:val="16"/>
+                <w:szCs w:val="16"/>
                 <w:rtl w:val="0"/>
               </w:rPr>
               <w:t xml:space="preserve">Says what should be done or is needed</w:t>
@@ -12384,6 +12936,9 @@
             <w:r>
               <w:rPr>
                 <w:rtl w:val="0"/>
+                <w:sz w:val="16"/>
+                <w:szCs w:val="16"/>
+                <w:rFonts w:ascii="Georgia" w:hAnsi="Georgia"/>
               </w:rPr>
             </w:r>
           </w:p>
@@ -12398,7 +12953,7 @@
           <w:tcPr/>
           <w:p>
             <w:pPr>
-              <w:spacing w:before="0" w:after="0" w:line="360" w:lineRule="auto"/>
+              <w:spacing w:before="0" w:after="0" w:line="240" w:lineRule="auto"/>
               <w:jc w:val="left"/>
               <w:rPr/>
             </w:pPr>
@@ -12410,8 +12965,8 @@
                 <w:i w:val="0"/>
                 <w:iCs w:val="0"/>
                 <w:color w:val="000000"/>
-                <w:sz w:val="20"/>
-                <w:szCs w:val="20"/>
+                <w:sz w:val="16"/>
+                <w:szCs w:val="16"/>
                 <w:rtl w:val="0"/>
               </w:rPr>
               <w:t xml:space="preserve">indicated by</w:t>
@@ -12419,6 +12974,9 @@
             <w:r>
               <w:rPr>
                 <w:rtl w:val="0"/>
+                <w:sz w:val="16"/>
+                <w:szCs w:val="16"/>
+                <w:rFonts w:ascii="Georgia" w:hAnsi="Georgia"/>
               </w:rPr>
             </w:r>
           </w:p>
@@ -12427,15 +12985,15 @@
           <w:tcPr/>
           <w:p>
             <w:pPr>
-              <w:spacing w:before="0" w:after="0" w:line="360" w:lineRule="auto"/>
+              <w:spacing w:before="0" w:after="0" w:line="240" w:lineRule="auto"/>
               <w:jc w:val="left"/>
               <w:rPr/>
             </w:pPr>
             <w:r>
               <w:rPr>
                 <w:rFonts w:ascii="Georgia" w:cs="Georgia" w:eastAsia="Georgia" w:hAnsi="Georgia"/>
-                <w:sz w:val="20"/>
-                <w:szCs w:val="20"/>
+                <w:sz w:val="16"/>
+                <w:szCs w:val="16"/>
                 <w:rtl w:val="0"/>
               </w:rPr>
               <w:t xml:space="preserve">Introduces a conclusion drawn from evidence</w:t>
@@ -12443,6 +13001,9 @@
             <w:r>
               <w:rPr>
                 <w:rtl w:val="0"/>
+                <w:sz w:val="16"/>
+                <w:szCs w:val="16"/>
+                <w:rFonts w:ascii="Georgia" w:hAnsi="Georgia"/>
               </w:rPr>
             </w:r>
           </w:p>
@@ -12451,15 +13012,15 @@
           <w:tcPr/>
           <w:p>
             <w:pPr>
-              <w:spacing w:before="0" w:after="0" w:line="360" w:lineRule="auto"/>
+              <w:spacing w:before="0" w:after="0" w:line="240" w:lineRule="auto"/>
               <w:jc w:val="left"/>
               <w:rPr/>
             </w:pPr>
             <w:r>
               <w:rPr>
                 <w:rFonts w:ascii="Georgia" w:cs="Georgia" w:eastAsia="Georgia" w:hAnsi="Georgia"/>
-                <w:sz w:val="20"/>
-                <w:szCs w:val="20"/>
+                <w:sz w:val="16"/>
+                <w:szCs w:val="16"/>
                 <w:rtl w:val="0"/>
               </w:rPr>
               <w:t xml:space="preserve">Points to evidence for a claim already stated</w:t>
@@ -12467,6 +13028,9 @@
             <w:r>
               <w:rPr>
                 <w:rtl w:val="0"/>
+                <w:sz w:val="16"/>
+                <w:szCs w:val="16"/>
+                <w:rFonts w:ascii="Georgia" w:hAnsi="Georgia"/>
               </w:rPr>
             </w:r>
           </w:p>
@@ -12481,7 +13045,7 @@
           <w:tcPr/>
           <w:p>
             <w:pPr>
-              <w:spacing w:before="0" w:after="0" w:line="360" w:lineRule="auto"/>
+              <w:spacing w:before="0" w:after="0" w:line="240" w:lineRule="auto"/>
               <w:jc w:val="left"/>
               <w:rPr/>
             </w:pPr>
@@ -12493,8 +13057,8 @@
                 <w:i w:val="0"/>
                 <w:iCs w:val="0"/>
                 <w:color w:val="000000"/>
-                <w:sz w:val="20"/>
-                <w:szCs w:val="20"/>
+                <w:sz w:val="16"/>
+                <w:szCs w:val="16"/>
                 <w:rtl w:val="0"/>
               </w:rPr>
               <w:t xml:space="preserve">indicate / indicates that</w:t>
@@ -12502,6 +13066,9 @@
             <w:r>
               <w:rPr>
                 <w:rtl w:val="0"/>
+                <w:sz w:val="16"/>
+                <w:szCs w:val="16"/>
+                <w:rFonts w:ascii="Georgia" w:hAnsi="Georgia"/>
               </w:rPr>
             </w:r>
           </w:p>
@@ -12510,15 +13077,15 @@
           <w:tcPr/>
           <w:p>
             <w:pPr>
-              <w:spacing w:before="0" w:after="0" w:line="360" w:lineRule="auto"/>
+              <w:spacing w:before="0" w:after="0" w:line="240" w:lineRule="auto"/>
               <w:jc w:val="left"/>
               <w:rPr/>
             </w:pPr>
             <w:r>
               <w:rPr>
                 <w:rFonts w:ascii="Georgia" w:cs="Georgia" w:eastAsia="Georgia" w:hAnsi="Georgia"/>
-                <w:sz w:val="20"/>
-                <w:szCs w:val="20"/>
+                <w:sz w:val="16"/>
+                <w:szCs w:val="16"/>
                 <w:rtl w:val="0"/>
               </w:rPr>
               <w:t xml:space="preserve">Introduces an inferential conclusion drawn from analysis</w:t>
@@ -12526,6 +13093,9 @@
             <w:r>
               <w:rPr>
                 <w:rtl w:val="0"/>
+                <w:sz w:val="16"/>
+                <w:szCs w:val="16"/>
+                <w:rFonts w:ascii="Georgia" w:hAnsi="Georgia"/>
               </w:rPr>
             </w:r>
           </w:p>
@@ -12534,15 +13104,15 @@
           <w:tcPr/>
           <w:p>
             <w:pPr>
-              <w:spacing w:before="0" w:after="0" w:line="360" w:lineRule="auto"/>
+              <w:spacing w:before="0" w:after="0" w:line="240" w:lineRule="auto"/>
               <w:jc w:val="left"/>
               <w:rPr/>
             </w:pPr>
             <w:r>
               <w:rPr>
                 <w:rFonts w:ascii="Georgia" w:cs="Georgia" w:eastAsia="Georgia" w:hAnsi="Georgia"/>
-                <w:sz w:val="20"/>
-                <w:szCs w:val="20"/>
+                <w:sz w:val="16"/>
+                <w:szCs w:val="16"/>
                 <w:rtl w:val="0"/>
               </w:rPr>
               <w:t xml:space="preserve">Used as a synonym for showed/demonstrated (factive reporting)</w:t>
@@ -12550,6 +13120,9 @@
             <w:r>
               <w:rPr>
                 <w:rtl w:val="0"/>
+                <w:sz w:val="16"/>
+                <w:szCs w:val="16"/>
+                <w:rFonts w:ascii="Georgia" w:hAnsi="Georgia"/>
               </w:rPr>
             </w:r>
           </w:p>
@@ -12564,7 +13137,7 @@
           <w:tcPr/>
           <w:p>
             <w:pPr>
-              <w:spacing w:before="0" w:after="0" w:line="360" w:lineRule="auto"/>
+              <w:spacing w:before="0" w:after="0" w:line="240" w:lineRule="auto"/>
               <w:jc w:val="left"/>
               <w:rPr/>
             </w:pPr>
@@ -12576,8 +13149,8 @@
                 <w:i w:val="0"/>
                 <w:iCs w:val="0"/>
                 <w:color w:val="000000"/>
-                <w:sz w:val="20"/>
-                <w:szCs w:val="20"/>
+                <w:sz w:val="16"/>
+                <w:szCs w:val="16"/>
                 <w:rtl w:val="0"/>
               </w:rPr>
               <w:t xml:space="preserve">indicating (participial)</w:t>
@@ -12585,6 +13158,9 @@
             <w:r>
               <w:rPr>
                 <w:rtl w:val="0"/>
+                <w:sz w:val="16"/>
+                <w:szCs w:val="16"/>
+                <w:rFonts w:ascii="Georgia" w:hAnsi="Georgia"/>
               </w:rPr>
             </w:r>
           </w:p>
@@ -12593,15 +13169,15 @@
           <w:tcPr/>
           <w:p>
             <w:pPr>
-              <w:spacing w:before="0" w:after="0" w:line="360" w:lineRule="auto"/>
+              <w:spacing w:before="0" w:after="0" w:line="240" w:lineRule="auto"/>
               <w:jc w:val="left"/>
               <w:rPr/>
             </w:pPr>
             <w:r>
               <w:rPr>
                 <w:rFonts w:ascii="Georgia" w:cs="Georgia" w:eastAsia="Georgia" w:hAnsi="Georgia"/>
-                <w:sz w:val="20"/>
-                <w:szCs w:val="20"/>
+                <w:sz w:val="16"/>
+                <w:szCs w:val="16"/>
                 <w:rtl w:val="0"/>
               </w:rPr>
               <w:t xml:space="preserve">Introduces an inference beyond the operational definition of the result</w:t>
@@ -12609,6 +13185,9 @@
             <w:r>
               <w:rPr>
                 <w:rtl w:val="0"/>
+                <w:sz w:val="16"/>
+                <w:szCs w:val="16"/>
+                <w:rFonts w:ascii="Georgia" w:hAnsi="Georgia"/>
               </w:rPr>
             </w:r>
           </w:p>
@@ -12617,15 +13196,15 @@
           <w:tcPr/>
           <w:p>
             <w:pPr>
-              <w:spacing w:before="0" w:after="0" w:line="360" w:lineRule="auto"/>
+              <w:spacing w:before="0" w:after="0" w:line="240" w:lineRule="auto"/>
               <w:jc w:val="left"/>
               <w:rPr/>
             </w:pPr>
             <w:r>
               <w:rPr>
                 <w:rFonts w:ascii="Georgia" w:cs="Georgia" w:eastAsia="Georgia" w:hAnsi="Georgia"/>
-                <w:sz w:val="20"/>
-                <w:szCs w:val="20"/>
+                <w:sz w:val="16"/>
+                <w:szCs w:val="16"/>
                 <w:rtl w:val="0"/>
               </w:rPr>
               <w:t xml:space="preserve">Restates the operational meaning of statistical significance</w:t>
@@ -12633,6 +13212,9 @@
             <w:r>
               <w:rPr>
                 <w:rtl w:val="0"/>
+                <w:sz w:val="16"/>
+                <w:szCs w:val="16"/>
+                <w:rFonts w:ascii="Georgia" w:hAnsi="Georgia"/>
               </w:rPr>
             </w:r>
           </w:p>
@@ -12647,7 +13229,7 @@
           <w:tcPr/>
           <w:p>
             <w:pPr>
-              <w:spacing w:before="0" w:after="0" w:line="360" w:lineRule="auto"/>
+              <w:spacing w:before="0" w:after="0" w:line="240" w:lineRule="auto"/>
               <w:jc w:val="left"/>
               <w:rPr/>
             </w:pPr>
@@ -12659,8 +13241,8 @@
                 <w:i w:val="0"/>
                 <w:iCs w:val="0"/>
                 <w:color w:val="000000"/>
-                <w:sz w:val="20"/>
-                <w:szCs w:val="20"/>
+                <w:sz w:val="16"/>
+                <w:szCs w:val="16"/>
                 <w:rtl w:val="0"/>
               </w:rPr>
               <w:t xml:space="preserve">can / may</w:t>
@@ -12668,6 +13250,9 @@
             <w:r>
               <w:rPr>
                 <w:rtl w:val="0"/>
+                <w:sz w:val="16"/>
+                <w:szCs w:val="16"/>
+                <w:rFonts w:ascii="Georgia" w:hAnsi="Georgia"/>
               </w:rPr>
             </w:r>
           </w:p>
@@ -12676,15 +13261,15 @@
           <w:tcPr/>
           <w:p>
             <w:pPr>
-              <w:spacing w:before="0" w:after="0" w:line="360" w:lineRule="auto"/>
+              <w:spacing w:before="0" w:after="0" w:line="240" w:lineRule="auto"/>
               <w:jc w:val="left"/>
               <w:rPr/>
             </w:pPr>
             <w:r>
               <w:rPr>
                 <w:rFonts w:ascii="Georgia" w:cs="Georgia" w:eastAsia="Georgia" w:hAnsi="Georgia"/>
-                <w:sz w:val="20"/>
-                <w:szCs w:val="20"/>
+                <w:sz w:val="16"/>
+                <w:szCs w:val="16"/>
                 <w:rtl w:val="0"/>
               </w:rPr>
               <w:t xml:space="preserve">Expresses possibility</w:t>
@@ -12692,6 +13277,9 @@
             <w:r>
               <w:rPr>
                 <w:rtl w:val="0"/>
+                <w:sz w:val="16"/>
+                <w:szCs w:val="16"/>
+                <w:rFonts w:ascii="Georgia" w:hAnsi="Georgia"/>
               </w:rPr>
             </w:r>
           </w:p>
@@ -12700,15 +13288,15 @@
           <w:tcPr/>
           <w:p>
             <w:pPr>
-              <w:spacing w:before="0" w:after="0" w:line="360" w:lineRule="auto"/>
+              <w:spacing w:before="0" w:after="0" w:line="240" w:lineRule="auto"/>
               <w:jc w:val="left"/>
               <w:rPr/>
             </w:pPr>
             <w:r>
               <w:rPr>
                 <w:rFonts w:ascii="Georgia" w:cs="Georgia" w:eastAsia="Georgia" w:hAnsi="Georgia"/>
-                <w:sz w:val="20"/>
-                <w:szCs w:val="20"/>
+                <w:sz w:val="16"/>
+                <w:szCs w:val="16"/>
                 <w:rtl w:val="0"/>
               </w:rPr>
               <w:t xml:space="preserve">Expresses capability</w:t>
@@ -12716,6 +13304,9 @@
             <w:r>
               <w:rPr>
                 <w:rtl w:val="0"/>
+                <w:sz w:val="16"/>
+                <w:szCs w:val="16"/>
+                <w:rFonts w:ascii="Georgia" w:hAnsi="Georgia"/>
               </w:rPr>
             </w:r>
           </w:p>
@@ -12730,7 +13321,7 @@
           <w:tcPr/>
           <w:p>
             <w:pPr>
-              <w:spacing w:before="0" w:after="0" w:line="360" w:lineRule="auto"/>
+              <w:spacing w:before="0" w:after="0" w:line="240" w:lineRule="auto"/>
               <w:jc w:val="left"/>
               <w:rPr/>
             </w:pPr>
@@ -12742,8 +13333,8 @@
                 <w:i w:val="0"/>
                 <w:iCs w:val="0"/>
                 <w:color w:val="000000"/>
-                <w:sz w:val="20"/>
-                <w:szCs w:val="20"/>
+                <w:sz w:val="16"/>
+                <w:szCs w:val="16"/>
                 <w:rtl w:val="0"/>
               </w:rPr>
               <w:t xml:space="preserve">generally / typically</w:t>
@@ -12751,6 +13342,9 @@
             <w:r>
               <w:rPr>
                 <w:rtl w:val="0"/>
+                <w:sz w:val="16"/>
+                <w:szCs w:val="16"/>
+                <w:rFonts w:ascii="Georgia" w:hAnsi="Georgia"/>
               </w:rPr>
             </w:r>
           </w:p>
@@ -12759,15 +13353,15 @@
           <w:tcPr/>
           <w:p>
             <w:pPr>
-              <w:spacing w:before="0" w:after="0" w:line="360" w:lineRule="auto"/>
+              <w:spacing w:before="0" w:after="0" w:line="240" w:lineRule="auto"/>
               <w:jc w:val="left"/>
               <w:rPr/>
             </w:pPr>
             <w:r>
               <w:rPr>
                 <w:rFonts w:ascii="Georgia" w:cs="Georgia" w:eastAsia="Georgia" w:hAnsi="Georgia"/>
-                <w:sz w:val="20"/>
-                <w:szCs w:val="20"/>
+                <w:sz w:val="16"/>
+                <w:szCs w:val="16"/>
                 <w:rtl w:val="0"/>
               </w:rPr>
               <w:t xml:space="preserve">Qualifies scope</w:t>
@@ -12775,6 +13369,9 @@
             <w:r>
               <w:rPr>
                 <w:rtl w:val="0"/>
+                <w:sz w:val="16"/>
+                <w:szCs w:val="16"/>
+                <w:rFonts w:ascii="Georgia" w:hAnsi="Georgia"/>
               </w:rPr>
             </w:r>
           </w:p>
@@ -12783,15 +13380,15 @@
           <w:tcPr/>
           <w:p>
             <w:pPr>
-              <w:spacing w:before="0" w:after="0" w:line="360" w:lineRule="auto"/>
+              <w:spacing w:before="0" w:after="0" w:line="240" w:lineRule="auto"/>
               <w:jc w:val="left"/>
               <w:rPr/>
             </w:pPr>
             <w:r>
               <w:rPr>
                 <w:rFonts w:ascii="Georgia" w:cs="Georgia" w:eastAsia="Georgia" w:hAnsi="Georgia"/>
-                <w:sz w:val="20"/>
-                <w:szCs w:val="20"/>
+                <w:sz w:val="16"/>
+                <w:szCs w:val="16"/>
                 <w:rtl w:val="0"/>
               </w:rPr>
               <w:t xml:space="preserve">Describes a procedural norm</w:t>
@@ -12799,6 +13396,9 @@
             <w:r>
               <w:rPr>
                 <w:rtl w:val="0"/>
+                <w:sz w:val="16"/>
+                <w:szCs w:val="16"/>
+                <w:rFonts w:ascii="Georgia" w:hAnsi="Georgia"/>
               </w:rPr>
             </w:r>
           </w:p>
@@ -12813,7 +13413,7 @@
           <w:tcPr/>
           <w:p>
             <w:pPr>
-              <w:spacing w:before="0" w:after="0" w:line="360" w:lineRule="auto"/>
+              <w:spacing w:before="0" w:after="0" w:line="240" w:lineRule="auto"/>
               <w:jc w:val="left"/>
               <w:rPr/>
             </w:pPr>
@@ -12825,8 +13425,8 @@
                 <w:i w:val="0"/>
                 <w:iCs w:val="0"/>
                 <w:color w:val="000000"/>
-                <w:sz w:val="20"/>
-                <w:szCs w:val="20"/>
+                <w:sz w:val="16"/>
+                <w:szCs w:val="16"/>
                 <w:rtl w:val="0"/>
               </w:rPr>
               <w:t xml:space="preserve">appear / seem</w:t>
@@ -12834,6 +13434,9 @@
             <w:r>
               <w:rPr>
                 <w:rtl w:val="0"/>
+                <w:sz w:val="16"/>
+                <w:szCs w:val="16"/>
+                <w:rFonts w:ascii="Georgia" w:hAnsi="Georgia"/>
               </w:rPr>
             </w:r>
           </w:p>
@@ -12842,15 +13445,15 @@
           <w:tcPr/>
           <w:p>
             <w:pPr>
-              <w:spacing w:before="0" w:after="0" w:line="360" w:lineRule="auto"/>
+              <w:spacing w:before="0" w:after="0" w:line="240" w:lineRule="auto"/>
               <w:jc w:val="left"/>
               <w:rPr/>
             </w:pPr>
             <w:r>
               <w:rPr>
                 <w:rFonts w:ascii="Georgia" w:cs="Georgia" w:eastAsia="Georgia" w:hAnsi="Georgia"/>
-                <w:sz w:val="20"/>
-                <w:szCs w:val="20"/>
+                <w:sz w:val="16"/>
+                <w:szCs w:val="16"/>
                 <w:rtl w:val="0"/>
               </w:rPr>
               <w:t xml:space="preserve">Expresses result uncertainty</w:t>
@@ -12858,6 +13461,9 @@
             <w:r>
               <w:rPr>
                 <w:rtl w:val="0"/>
+                <w:sz w:val="16"/>
+                <w:szCs w:val="16"/>
+                <w:rFonts w:ascii="Georgia" w:hAnsi="Georgia"/>
               </w:rPr>
             </w:r>
           </w:p>
@@ -12866,15 +13472,15 @@
           <w:tcPr/>
           <w:p>
             <w:pPr>
-              <w:spacing w:before="0" w:after="0" w:line="360" w:lineRule="auto"/>
+              <w:spacing w:before="0" w:after="0" w:line="240" w:lineRule="auto"/>
               <w:jc w:val="left"/>
               <w:rPr/>
             </w:pPr>
             <w:r>
               <w:rPr>
                 <w:rFonts w:ascii="Georgia" w:cs="Georgia" w:eastAsia="Georgia" w:hAnsi="Georgia"/>
-                <w:sz w:val="20"/>
-                <w:szCs w:val="20"/>
+                <w:sz w:val="16"/>
+                <w:szCs w:val="16"/>
                 <w:rtl w:val="0"/>
               </w:rPr>
               <w:t xml:space="preserve">Indicates location</w:t>
@@ -12882,6 +13488,9 @@
             <w:r>
               <w:rPr>
                 <w:rtl w:val="0"/>
+                <w:sz w:val="16"/>
+                <w:szCs w:val="16"/>
+                <w:rFonts w:ascii="Georgia" w:hAnsi="Georgia"/>
               </w:rPr>
             </w:r>
           </w:p>
@@ -13081,7 +13690,7 @@
           </w:tcPr>
           <w:p>
             <w:pPr>
-              <w:spacing w:before="0" w:after="0" w:line="360" w:lineRule="auto"/>
+              <w:spacing w:before="0" w:after="0" w:line="240" w:lineRule="auto"/>
               <w:jc w:val="left"/>
               <w:rPr/>
             </w:pPr>
@@ -13090,8 +13699,8 @@
                 <w:rFonts w:ascii="Georgia" w:cs="Georgia" w:eastAsia="Georgia" w:hAnsi="Georgia"/>
                 <w:b w:val="1"/>
                 <w:bCs w:val="1"/>
-                <w:sz w:val="20"/>
-                <w:szCs w:val="20"/>
+                <w:sz w:val="16"/>
+                <w:szCs w:val="16"/>
                 <w:rtl w:val="0"/>
               </w:rPr>
               <w:t xml:space="preserve">Code</w:t>
@@ -13099,6 +13708,9 @@
             <w:r>
               <w:rPr>
                 <w:rtl w:val="0"/>
+                <w:sz w:val="16"/>
+                <w:szCs w:val="16"/>
+                <w:rFonts w:ascii="Georgia" w:hAnsi="Georgia"/>
               </w:rPr>
             </w:r>
           </w:p>
@@ -13112,7 +13724,7 @@
           </w:tcPr>
           <w:p>
             <w:pPr>
-              <w:spacing w:before="0" w:after="0" w:line="360" w:lineRule="auto"/>
+              <w:spacing w:before="0" w:after="0" w:line="240" w:lineRule="auto"/>
               <w:jc w:val="left"/>
               <w:rPr/>
             </w:pPr>
@@ -13121,8 +13733,8 @@
                 <w:rFonts w:ascii="Georgia" w:cs="Georgia" w:eastAsia="Georgia" w:hAnsi="Georgia"/>
                 <w:b w:val="1"/>
                 <w:bCs w:val="1"/>
-                <w:sz w:val="20"/>
-                <w:szCs w:val="20"/>
+                <w:sz w:val="16"/>
+                <w:szCs w:val="16"/>
                 <w:rtl w:val="0"/>
               </w:rPr>
               <w:t xml:space="preserve">Reason</w:t>
@@ -13130,6 +13742,9 @@
             <w:r>
               <w:rPr>
                 <w:rtl w:val="0"/>
+                <w:sz w:val="16"/>
+                <w:szCs w:val="16"/>
+                <w:rFonts w:ascii="Georgia" w:hAnsi="Georgia"/>
               </w:rPr>
             </w:r>
           </w:p>
@@ -13143,7 +13758,7 @@
           </w:tcPr>
           <w:p>
             <w:pPr>
-              <w:spacing w:before="0" w:after="0" w:line="360" w:lineRule="auto"/>
+              <w:spacing w:before="0" w:after="0" w:line="240" w:lineRule="auto"/>
               <w:jc w:val="left"/>
               <w:rPr/>
             </w:pPr>
@@ -13152,8 +13767,8 @@
                 <w:rFonts w:ascii="Georgia" w:cs="Georgia" w:eastAsia="Georgia" w:hAnsi="Georgia"/>
                 <w:b w:val="1"/>
                 <w:bCs w:val="1"/>
-                <w:sz w:val="20"/>
-                <w:szCs w:val="20"/>
+                <w:sz w:val="16"/>
+                <w:szCs w:val="16"/>
                 <w:rtl w:val="0"/>
               </w:rPr>
               <w:t xml:space="preserve">Marked Example</w:t>
@@ -13161,6 +13776,9 @@
             <w:r>
               <w:rPr>
                 <w:rtl w:val="0"/>
+                <w:sz w:val="16"/>
+                <w:szCs w:val="16"/>
+                <w:rFonts w:ascii="Georgia" w:hAnsi="Georgia"/>
               </w:rPr>
             </w:r>
           </w:p>
@@ -13175,7 +13793,7 @@
           <w:tcPr/>
           <w:p>
             <w:pPr>
-              <w:spacing w:before="0" w:after="0" w:line="360" w:lineRule="auto"/>
+              <w:spacing w:before="0" w:after="0" w:line="240" w:lineRule="auto"/>
               <w:jc w:val="left"/>
               <w:rPr/>
             </w:pPr>
@@ -13187,8 +13805,8 @@
                 <w:i w:val="0"/>
                 <w:iCs w:val="0"/>
                 <w:color w:val="808080"/>
-                <w:sz w:val="20"/>
-                <w:szCs w:val="20"/>
+                <w:sz w:val="16"/>
+                <w:szCs w:val="16"/>
                 <w:rtl w:val="0"/>
               </w:rPr>
               <w:t xml:space="preserve">FP-Cap</w:t>
@@ -13196,6 +13814,9 @@
             <w:r>
               <w:rPr>
                 <w:rtl w:val="0"/>
+                <w:sz w:val="16"/>
+                <w:szCs w:val="16"/>
+                <w:rFonts w:ascii="Georgia" w:hAnsi="Georgia"/>
               </w:rPr>
             </w:r>
           </w:p>
@@ -13204,15 +13825,15 @@
           <w:tcPr/>
           <w:p>
             <w:pPr>
-              <w:spacing w:before="0" w:after="0" w:line="360" w:lineRule="auto"/>
+              <w:spacing w:before="0" w:after="0" w:line="240" w:lineRule="auto"/>
               <w:jc w:val="left"/>
               <w:rPr/>
             </w:pPr>
             <w:r>
               <w:rPr>
                 <w:rFonts w:ascii="Georgia" w:cs="Georgia" w:eastAsia="Georgia" w:hAnsi="Georgia"/>
-                <w:sz w:val="20"/>
-                <w:szCs w:val="20"/>
+                <w:sz w:val="16"/>
+                <w:szCs w:val="16"/>
                 <w:rtl w:val="0"/>
               </w:rPr>
               <w:t xml:space="preserve">Capability: describes what something is able to do, not uncertainty about whether it will happen. Distinct from inferential “can be concluded / derived / stated / attributed to / seen as,” which stays a hedge.</w:t>
@@ -13220,6 +13841,9 @@
             <w:r>
               <w:rPr>
                 <w:rtl w:val="0"/>
+                <w:sz w:val="16"/>
+                <w:szCs w:val="16"/>
+                <w:rFonts w:ascii="Georgia" w:hAnsi="Georgia"/>
               </w:rPr>
             </w:r>
           </w:p>
@@ -13228,7 +13852,7 @@
           <w:tcPr/>
           <w:p>
             <w:pPr>
-              <w:spacing w:before="0" w:after="0" w:line="360" w:lineRule="auto"/>
+              <w:spacing w:before="0" w:after="0" w:line="240" w:lineRule="auto"/>
               <w:jc w:val="left"/>
               <w:rPr/>
             </w:pPr>
@@ -13240,8 +13864,8 @@
                 <w:i w:val="0"/>
                 <w:iCs w:val="0"/>
                 <w:color w:val="000000"/>
-                <w:sz w:val="20"/>
-                <w:szCs w:val="20"/>
+                <w:sz w:val="16"/>
+                <w:szCs w:val="16"/>
                 <w:rtl w:val="0"/>
               </w:rPr>
               <w:t xml:space="preserve">“PCR </w:t>
@@ -13253,8 +13877,8 @@
                 <w:bCs w:val="1"/>
                 <w:strike w:val="1"/>
                 <w:color w:val="000000"/>
-                <w:sz w:val="20"/>
-                <w:szCs w:val="20"/>
+                <w:sz w:val="16"/>
+                <w:szCs w:val="16"/>
                 <w:rtl w:val="0"/>
               </w:rPr>
               <w:t xml:space="preserve">can</w:t>
@@ -13267,8 +13891,8 @@
                 <w:i w:val="0"/>
                 <w:iCs w:val="0"/>
                 <w:color w:val="000000"/>
-                <w:sz w:val="20"/>
-                <w:szCs w:val="20"/>
+                <w:sz w:val="16"/>
+                <w:szCs w:val="16"/>
                 <w:rtl w:val="0"/>
               </w:rPr>
               <w:t xml:space="preserve"> (FP-Cap) detect low concentrations.”</w:t>
@@ -13276,6 +13900,9 @@
             <w:r>
               <w:rPr>
                 <w:rtl w:val="0"/>
+                <w:sz w:val="16"/>
+                <w:szCs w:val="16"/>
+                <w:rFonts w:ascii="Georgia" w:hAnsi="Georgia"/>
               </w:rPr>
             </w:r>
           </w:p>
@@ -13290,7 +13917,7 @@
           <w:tcPr/>
           <w:p>
             <w:pPr>
-              <w:spacing w:before="0" w:after="0" w:line="360" w:lineRule="auto"/>
+              <w:spacing w:before="0" w:after="0" w:line="240" w:lineRule="auto"/>
               <w:jc w:val="left"/>
               <w:rPr/>
             </w:pPr>
@@ -13302,8 +13929,8 @@
                 <w:i w:val="0"/>
                 <w:iCs w:val="0"/>
                 <w:color w:val="808080"/>
-                <w:sz w:val="20"/>
-                <w:szCs w:val="20"/>
+                <w:sz w:val="16"/>
+                <w:szCs w:val="16"/>
                 <w:rtl w:val="0"/>
               </w:rPr>
               <w:t xml:space="preserve">FP-Rec</w:t>
@@ -13311,6 +13938,9 @@
             <w:r>
               <w:rPr>
                 <w:rtl w:val="0"/>
+                <w:sz w:val="16"/>
+                <w:szCs w:val="16"/>
+                <w:rFonts w:ascii="Georgia" w:hAnsi="Georgia"/>
               </w:rPr>
             </w:r>
           </w:p>
@@ -13319,15 +13949,15 @@
           <w:tcPr/>
           <w:p>
             <w:pPr>
-              <w:spacing w:before="0" w:after="0" w:line="360" w:lineRule="auto"/>
+              <w:spacing w:before="0" w:after="0" w:line="240" w:lineRule="auto"/>
               <w:jc w:val="left"/>
               <w:rPr/>
             </w:pPr>
             <w:r>
               <w:rPr>
                 <w:rFonts w:ascii="Georgia" w:cs="Georgia" w:eastAsia="Georgia" w:hAnsi="Georgia"/>
-                <w:sz w:val="20"/>
-                <w:szCs w:val="20"/>
+                <w:sz w:val="16"/>
+                <w:szCs w:val="16"/>
                 <w:rtl w:val="0"/>
               </w:rPr>
               <w:t xml:space="preserve">Recommendation: expresses what should, needs to, or ought to be done, not uncertainty about a claim.</w:t>
@@ -13335,6 +13965,9 @@
             <w:r>
               <w:rPr>
                 <w:rtl w:val="0"/>
+                <w:sz w:val="16"/>
+                <w:szCs w:val="16"/>
+                <w:rFonts w:ascii="Georgia" w:hAnsi="Georgia"/>
               </w:rPr>
             </w:r>
           </w:p>
@@ -13343,7 +13976,7 @@
           <w:tcPr/>
           <w:p>
             <w:pPr>
-              <w:spacing w:before="0" w:after="0" w:line="360" w:lineRule="auto"/>
+              <w:spacing w:before="0" w:after="0" w:line="240" w:lineRule="auto"/>
               <w:jc w:val="left"/>
               <w:rPr/>
             </w:pPr>
@@ -13355,8 +13988,8 @@
                 <w:i w:val="0"/>
                 <w:iCs w:val="0"/>
                 <w:color w:val="000000"/>
-                <w:sz w:val="20"/>
-                <w:szCs w:val="20"/>
+                <w:sz w:val="16"/>
+                <w:szCs w:val="16"/>
                 <w:rtl w:val="0"/>
               </w:rPr>
               <w:t xml:space="preserve">“We </w:t>
@@ -13368,8 +14001,8 @@
                 <w:bCs w:val="1"/>
                 <w:strike w:val="1"/>
                 <w:color w:val="000000"/>
-                <w:sz w:val="20"/>
-                <w:szCs w:val="20"/>
+                <w:sz w:val="16"/>
+                <w:szCs w:val="16"/>
                 <w:rtl w:val="0"/>
               </w:rPr>
               <w:t xml:space="preserve">suggest</w:t>
@@ -13382,8 +14015,8 @@
                 <w:i w:val="0"/>
                 <w:iCs w:val="0"/>
                 <w:color w:val="000000"/>
-                <w:sz w:val="20"/>
-                <w:szCs w:val="20"/>
+                <w:sz w:val="16"/>
+                <w:szCs w:val="16"/>
                 <w:rtl w:val="0"/>
               </w:rPr>
               <w:t xml:space="preserve"> (FP-Rec) further research.”</w:t>
@@ -13391,6 +14024,9 @@
             <w:r>
               <w:rPr>
                 <w:rtl w:val="0"/>
+                <w:sz w:val="16"/>
+                <w:szCs w:val="16"/>
+                <w:rFonts w:ascii="Georgia" w:hAnsi="Georgia"/>
               </w:rPr>
             </w:r>
           </w:p>
@@ -13405,7 +14041,7 @@
           <w:tcPr/>
           <w:p>
             <w:pPr>
-              <w:spacing w:before="0" w:after="0" w:line="360" w:lineRule="auto"/>
+              <w:spacing w:before="0" w:after="0" w:line="240" w:lineRule="auto"/>
               <w:jc w:val="left"/>
               <w:rPr/>
             </w:pPr>
@@ -13417,8 +14053,8 @@
                 <w:i w:val="0"/>
                 <w:iCs w:val="0"/>
                 <w:color w:val="808080"/>
-                <w:sz w:val="20"/>
-                <w:szCs w:val="20"/>
+                <w:sz w:val="16"/>
+                <w:szCs w:val="16"/>
                 <w:rtl w:val="0"/>
               </w:rPr>
               <w:t xml:space="preserve">FP-Proc</w:t>
@@ -13426,6 +14062,9 @@
             <w:r>
               <w:rPr>
                 <w:rtl w:val="0"/>
+                <w:sz w:val="16"/>
+                <w:szCs w:val="16"/>
+                <w:rFonts w:ascii="Georgia" w:hAnsi="Georgia"/>
               </w:rPr>
             </w:r>
           </w:p>
@@ -13434,15 +14073,15 @@
           <w:tcPr/>
           <w:p>
             <w:pPr>
-              <w:spacing w:before="0" w:after="0" w:line="360" w:lineRule="auto"/>
+              <w:spacing w:before="0" w:after="0" w:line="240" w:lineRule="auto"/>
               <w:jc w:val="left"/>
               <w:rPr/>
             </w:pPr>
             <w:r>
               <w:rPr>
                 <w:rFonts w:ascii="Georgia" w:cs="Georgia" w:eastAsia="Georgia" w:hAnsi="Georgia"/>
-                <w:sz w:val="20"/>
-                <w:szCs w:val="20"/>
+                <w:sz w:val="16"/>
+                <w:szCs w:val="16"/>
                 <w:rtl w:val="0"/>
               </w:rPr>
               <w:t xml:space="preserve">Procedural norm: describes a routine, standard, or established procedure rather than uncertainty about a claim.</w:t>
@@ -13450,6 +14089,9 @@
             <w:r>
               <w:rPr>
                 <w:rtl w:val="0"/>
+                <w:sz w:val="16"/>
+                <w:szCs w:val="16"/>
+                <w:rFonts w:ascii="Georgia" w:hAnsi="Georgia"/>
               </w:rPr>
             </w:r>
           </w:p>
@@ -13458,7 +14100,7 @@
           <w:tcPr/>
           <w:p>
             <w:pPr>
-              <w:spacing w:before="0" w:after="0" w:line="360" w:lineRule="auto"/>
+              <w:spacing w:before="0" w:after="0" w:line="240" w:lineRule="auto"/>
               <w:jc w:val="left"/>
               <w:rPr/>
             </w:pPr>
@@ -13470,8 +14112,8 @@
                 <w:i w:val="0"/>
                 <w:iCs w:val="0"/>
                 <w:color w:val="000000"/>
-                <w:sz w:val="20"/>
-                <w:szCs w:val="20"/>
+                <w:sz w:val="16"/>
+                <w:szCs w:val="16"/>
                 <w:rtl w:val="0"/>
               </w:rPr>
               <w:t xml:space="preserve">“Samples were </w:t>
@@ -13483,8 +14125,8 @@
                 <w:bCs w:val="1"/>
                 <w:strike w:val="1"/>
                 <w:color w:val="000000"/>
-                <w:sz w:val="20"/>
-                <w:szCs w:val="20"/>
+                <w:sz w:val="16"/>
+                <w:szCs w:val="16"/>
                 <w:rtl w:val="0"/>
               </w:rPr>
               <w:t xml:space="preserve">generally</w:t>
@@ -13497,8 +14139,8 @@
                 <w:i w:val="0"/>
                 <w:iCs w:val="0"/>
                 <w:color w:val="000000"/>
-                <w:sz w:val="20"/>
-                <w:szCs w:val="20"/>
+                <w:sz w:val="16"/>
+                <w:szCs w:val="16"/>
                 <w:rtl w:val="0"/>
               </w:rPr>
               <w:t xml:space="preserve"> (FP-Proc) stored at 4°C.”</w:t>
@@ -13506,6 +14148,9 @@
             <w:r>
               <w:rPr>
                 <w:rtl w:val="0"/>
+                <w:sz w:val="16"/>
+                <w:szCs w:val="16"/>
+                <w:rFonts w:ascii="Georgia" w:hAnsi="Georgia"/>
               </w:rPr>
             </w:r>
           </w:p>
@@ -13520,7 +14165,7 @@
           <w:tcPr/>
           <w:p>
             <w:pPr>
-              <w:spacing w:before="0" w:after="0" w:line="360" w:lineRule="auto"/>
+              <w:spacing w:before="0" w:after="0" w:line="240" w:lineRule="auto"/>
               <w:jc w:val="left"/>
               <w:rPr/>
             </w:pPr>
@@ -13532,8 +14177,8 @@
                 <w:i w:val="0"/>
                 <w:iCs w:val="0"/>
                 <w:color w:val="808080"/>
-                <w:sz w:val="20"/>
-                <w:szCs w:val="20"/>
+                <w:sz w:val="16"/>
+                <w:szCs w:val="16"/>
                 <w:rtl w:val="0"/>
               </w:rPr>
               <w:t xml:space="preserve">FP-Loc</w:t>
@@ -13541,6 +14186,9 @@
             <w:r>
               <w:rPr>
                 <w:rtl w:val="0"/>
+                <w:sz w:val="16"/>
+                <w:szCs w:val="16"/>
+                <w:rFonts w:ascii="Georgia" w:hAnsi="Georgia"/>
               </w:rPr>
             </w:r>
           </w:p>
@@ -13549,15 +14197,15 @@
           <w:tcPr/>
           <w:p>
             <w:pPr>
-              <w:spacing w:before="0" w:after="0" w:line="360" w:lineRule="auto"/>
+              <w:spacing w:before="0" w:after="0" w:line="240" w:lineRule="auto"/>
               <w:jc w:val="left"/>
               <w:rPr/>
             </w:pPr>
             <w:r>
               <w:rPr>
                 <w:rFonts w:ascii="Georgia" w:cs="Georgia" w:eastAsia="Georgia" w:hAnsi="Georgia"/>
-                <w:sz w:val="20"/>
-                <w:szCs w:val="20"/>
+                <w:sz w:val="16"/>
+                <w:szCs w:val="16"/>
                 <w:rtl w:val="0"/>
               </w:rPr>
               <w:t xml:space="preserve">Location: indicates physical or textual location.</w:t>
@@ -13565,6 +14213,9 @@
             <w:r>
               <w:rPr>
                 <w:rtl w:val="0"/>
+                <w:sz w:val="16"/>
+                <w:szCs w:val="16"/>
+                <w:rFonts w:ascii="Georgia" w:hAnsi="Georgia"/>
               </w:rPr>
             </w:r>
           </w:p>
@@ -13573,7 +14224,7 @@
           <w:tcPr/>
           <w:p>
             <w:pPr>
-              <w:spacing w:before="0" w:after="0" w:line="360" w:lineRule="auto"/>
+              <w:spacing w:before="0" w:after="0" w:line="240" w:lineRule="auto"/>
               <w:jc w:val="left"/>
               <w:rPr/>
             </w:pPr>
@@ -13585,8 +14236,8 @@
                 <w:i w:val="0"/>
                 <w:iCs w:val="0"/>
                 <w:color w:val="000000"/>
-                <w:sz w:val="20"/>
-                <w:szCs w:val="20"/>
+                <w:sz w:val="16"/>
+                <w:szCs w:val="16"/>
                 <w:rtl w:val="0"/>
               </w:rPr>
               <w:t xml:space="preserve">“The results </w:t>
@@ -13598,8 +14249,8 @@
                 <w:bCs w:val="1"/>
                 <w:strike w:val="1"/>
                 <w:color w:val="000000"/>
-                <w:sz w:val="20"/>
-                <w:szCs w:val="20"/>
+                <w:sz w:val="16"/>
+                <w:szCs w:val="16"/>
                 <w:rtl w:val="0"/>
               </w:rPr>
               <w:t xml:space="preserve">appear</w:t>
@@ -13612,8 +14263,8 @@
                 <w:i w:val="0"/>
                 <w:iCs w:val="0"/>
                 <w:color w:val="000000"/>
-                <w:sz w:val="20"/>
-                <w:szCs w:val="20"/>
+                <w:sz w:val="16"/>
+                <w:szCs w:val="16"/>
                 <w:rtl w:val="0"/>
               </w:rPr>
               <w:t xml:space="preserve"> (FP-Loc) in Table 1.”</w:t>
@@ -13621,6 +14272,9 @@
             <w:r>
               <w:rPr>
                 <w:rtl w:val="0"/>
+                <w:sz w:val="16"/>
+                <w:szCs w:val="16"/>
+                <w:rFonts w:ascii="Georgia" w:hAnsi="Georgia"/>
               </w:rPr>
             </w:r>
           </w:p>
@@ -13635,7 +14289,7 @@
           <w:tcPr/>
           <w:p>
             <w:pPr>
-              <w:spacing w:before="0" w:after="0" w:line="360" w:lineRule="auto"/>
+              <w:spacing w:before="0" w:after="0" w:line="240" w:lineRule="auto"/>
               <w:jc w:val="left"/>
               <w:rPr/>
             </w:pPr>
@@ -13647,8 +14301,8 @@
                 <w:i w:val="0"/>
                 <w:iCs w:val="0"/>
                 <w:color w:val="808080"/>
-                <w:sz w:val="20"/>
-                <w:szCs w:val="20"/>
+                <w:sz w:val="16"/>
+                <w:szCs w:val="16"/>
                 <w:rtl w:val="0"/>
               </w:rPr>
               <w:t xml:space="preserve">FP-Gen</w:t>
@@ -13656,6 +14310,9 @@
             <w:r>
               <w:rPr>
                 <w:rtl w:val="0"/>
+                <w:sz w:val="16"/>
+                <w:szCs w:val="16"/>
+                <w:rFonts w:ascii="Georgia" w:hAnsi="Georgia"/>
               </w:rPr>
             </w:r>
           </w:p>
@@ -13664,15 +14321,15 @@
           <w:tcPr/>
           <w:p>
             <w:pPr>
-              <w:spacing w:before="0" w:after="0" w:line="360" w:lineRule="auto"/>
+              <w:spacing w:before="0" w:after="0" w:line="240" w:lineRule="auto"/>
               <w:jc w:val="left"/>
               <w:rPr/>
             </w:pPr>
             <w:r>
               <w:rPr>
                 <w:rFonts w:ascii="Georgia" w:cs="Georgia" w:eastAsia="Georgia" w:hAnsi="Georgia"/>
-                <w:sz w:val="20"/>
-                <w:szCs w:val="20"/>
+                <w:sz w:val="16"/>
+                <w:szCs w:val="16"/>
                 <w:rtl w:val="0"/>
               </w:rPr>
               <w:t xml:space="preserve">General exclusion: doesn’t fit the codes above. Use for expressions that look hedge-like but don’t express uncertainty (e.g., naming a research topic, pointing to evidence). Note the specific reason in Coder Notes.</w:t>
@@ -13680,6 +14337,9 @@
             <w:r>
               <w:rPr>
                 <w:rtl w:val="0"/>
+                <w:sz w:val="16"/>
+                <w:szCs w:val="16"/>
+                <w:rFonts w:ascii="Georgia" w:hAnsi="Georgia"/>
               </w:rPr>
             </w:r>
           </w:p>
@@ -13688,7 +14348,7 @@
           <w:tcPr/>
           <w:p>
             <w:pPr>
-              <w:spacing w:before="0" w:after="0" w:line="360" w:lineRule="auto"/>
+              <w:spacing w:before="0" w:after="0" w:line="240" w:lineRule="auto"/>
               <w:jc w:val="left"/>
               <w:rPr/>
             </w:pPr>
@@ -13700,8 +14360,8 @@
                 <w:i w:val="0"/>
                 <w:iCs w:val="0"/>
                 <w:color w:val="000000"/>
-                <w:sz w:val="20"/>
-                <w:szCs w:val="20"/>
+                <w:sz w:val="16"/>
+                <w:szCs w:val="16"/>
                 <w:rtl w:val="0"/>
               </w:rPr>
               <w:t xml:space="preserve">“...demonstrated notable antioxidant activity, as </w:t>
@@ -13713,8 +14373,8 @@
                 <w:bCs w:val="1"/>
                 <w:strike w:val="1"/>
                 <w:color w:val="000000"/>
-                <w:sz w:val="20"/>
-                <w:szCs w:val="20"/>
+                <w:sz w:val="16"/>
+                <w:szCs w:val="16"/>
                 <w:rtl w:val="0"/>
               </w:rPr>
               <w:t xml:space="preserve">indicated</w:t>
@@ -13727,8 +14387,8 @@
                 <w:i w:val="0"/>
                 <w:iCs w:val="0"/>
                 <w:color w:val="000000"/>
-                <w:sz w:val="20"/>
-                <w:szCs w:val="20"/>
+                <w:sz w:val="16"/>
+                <w:szCs w:val="16"/>
                 <w:rtl w:val="0"/>
               </w:rPr>
               <w:t xml:space="preserve"> (FP-Gen) by the reduction of DPPH radicals.”</w:t>
@@ -13736,6 +14396,9 @@
             <w:r>
               <w:rPr>
                 <w:rtl w:val="0"/>
+                <w:sz w:val="16"/>
+                <w:szCs w:val="16"/>
+                <w:rFonts w:ascii="Georgia" w:hAnsi="Georgia"/>
               </w:rPr>
             </w:r>
           </w:p>
@@ -13898,7 +14561,7 @@
           </w:tcPr>
           <w:p>
             <w:pPr>
-              <w:spacing w:before="0" w:after="0" w:line="360" w:lineRule="auto"/>
+              <w:spacing w:before="0" w:after="0" w:line="240" w:lineRule="auto"/>
               <w:jc w:val="left"/>
               <w:rPr/>
             </w:pPr>
@@ -13907,8 +14570,8 @@
                 <w:rFonts w:ascii="Georgia" w:cs="Georgia" w:eastAsia="Georgia" w:hAnsi="Georgia"/>
                 <w:b w:val="1"/>
                 <w:bCs w:val="1"/>
-                <w:sz w:val="20"/>
-                <w:szCs w:val="20"/>
+                <w:sz w:val="16"/>
+                <w:szCs w:val="16"/>
                 <w:rtl w:val="0"/>
               </w:rPr>
               <w:t xml:space="preserve">Color</w:t>
@@ -13916,6 +14579,9 @@
             <w:r>
               <w:rPr>
                 <w:rtl w:val="0"/>
+                <w:sz w:val="16"/>
+                <w:szCs w:val="16"/>
+                <w:rFonts w:ascii="Georgia" w:hAnsi="Georgia"/>
               </w:rPr>
             </w:r>
           </w:p>
@@ -13929,7 +14595,7 @@
           </w:tcPr>
           <w:p>
             <w:pPr>
-              <w:spacing w:before="0" w:after="0" w:line="360" w:lineRule="auto"/>
+              <w:spacing w:before="0" w:after="0" w:line="240" w:lineRule="auto"/>
               <w:jc w:val="left"/>
               <w:rPr/>
             </w:pPr>
@@ -13938,8 +14604,8 @@
                 <w:rFonts w:ascii="Georgia" w:cs="Georgia" w:eastAsia="Georgia" w:hAnsi="Georgia"/>
                 <w:b w:val="1"/>
                 <w:bCs w:val="1"/>
-                <w:sz w:val="20"/>
-                <w:szCs w:val="20"/>
+                <w:sz w:val="16"/>
+                <w:szCs w:val="16"/>
                 <w:rtl w:val="0"/>
               </w:rPr>
               <w:t xml:space="preserve">Subtype</w:t>
@@ -13947,6 +14613,9 @@
             <w:r>
               <w:rPr>
                 <w:rtl w:val="0"/>
+                <w:sz w:val="16"/>
+                <w:szCs w:val="16"/>
+                <w:rFonts w:ascii="Georgia" w:hAnsi="Georgia"/>
               </w:rPr>
             </w:r>
           </w:p>
@@ -13960,7 +14629,7 @@
           </w:tcPr>
           <w:p>
             <w:pPr>
-              <w:spacing w:before="0" w:after="0" w:line="360" w:lineRule="auto"/>
+              <w:spacing w:before="0" w:after="0" w:line="240" w:lineRule="auto"/>
               <w:jc w:val="left"/>
               <w:rPr/>
             </w:pPr>
@@ -13969,8 +14638,8 @@
                 <w:rFonts w:ascii="Georgia" w:cs="Georgia" w:eastAsia="Georgia" w:hAnsi="Georgia"/>
                 <w:b w:val="1"/>
                 <w:bCs w:val="1"/>
-                <w:sz w:val="20"/>
-                <w:szCs w:val="20"/>
+                <w:sz w:val="16"/>
+                <w:szCs w:val="16"/>
                 <w:rtl w:val="0"/>
               </w:rPr>
               <w:t xml:space="preserve">Definition</w:t>
@@ -13978,6 +14647,9 @@
             <w:r>
               <w:rPr>
                 <w:rtl w:val="0"/>
+                <w:sz w:val="16"/>
+                <w:szCs w:val="16"/>
+                <w:rFonts w:ascii="Georgia" w:hAnsi="Georgia"/>
               </w:rPr>
             </w:r>
           </w:p>
@@ -13991,7 +14663,7 @@
           </w:tcPr>
           <w:p>
             <w:pPr>
-              <w:spacing w:before="0" w:after="0" w:line="360" w:lineRule="auto"/>
+              <w:spacing w:before="0" w:after="0" w:line="240" w:lineRule="auto"/>
               <w:jc w:val="left"/>
               <w:rPr/>
             </w:pPr>
@@ -14000,8 +14672,8 @@
                 <w:rFonts w:ascii="Georgia" w:cs="Georgia" w:eastAsia="Georgia" w:hAnsi="Georgia"/>
                 <w:b w:val="1"/>
                 <w:bCs w:val="1"/>
-                <w:sz w:val="20"/>
-                <w:szCs w:val="20"/>
+                <w:sz w:val="16"/>
+                <w:szCs w:val="16"/>
                 <w:rtl w:val="0"/>
               </w:rPr>
               <w:t xml:space="preserve">Highlighted Example</w:t>
@@ -14009,6 +14681,9 @@
             <w:r>
               <w:rPr>
                 <w:rtl w:val="0"/>
+                <w:sz w:val="16"/>
+                <w:szCs w:val="16"/>
+                <w:rFonts w:ascii="Georgia" w:hAnsi="Georgia"/>
               </w:rPr>
             </w:r>
           </w:p>
@@ -14025,15 +14700,15 @@
           </w:tcPr>
           <w:p>
             <w:pPr>
-              <w:spacing w:before="0" w:after="0" w:line="360" w:lineRule="auto"/>
+              <w:spacing w:before="0" w:after="0" w:line="240" w:lineRule="auto"/>
               <w:jc w:val="left"/>
               <w:rPr/>
             </w:pPr>
             <w:r>
               <w:rPr>
                 <w:rFonts w:ascii="Georgia" w:cs="Georgia" w:eastAsia="Georgia" w:hAnsi="Georgia"/>
-                <w:sz w:val="20"/>
-                <w:szCs w:val="20"/>
+                <w:sz w:val="16"/>
+                <w:szCs w:val="16"/>
                 <w:shd w:fill="bfbfbf" w:val="clear"/>
                 <w:rtl w:val="0"/>
               </w:rPr>
@@ -14042,6 +14717,9 @@
             <w:r>
               <w:rPr>
                 <w:rtl w:val="0"/>
+                <w:sz w:val="16"/>
+                <w:szCs w:val="16"/>
+                <w:rFonts w:ascii="Georgia" w:hAnsi="Georgia"/>
               </w:rPr>
             </w:r>
           </w:p>
@@ -14050,15 +14728,15 @@
           <w:tcPr/>
           <w:p>
             <w:pPr>
-              <w:spacing w:before="0" w:after="0" w:line="360" w:lineRule="auto"/>
+              <w:spacing w:before="0" w:after="0" w:line="240" w:lineRule="auto"/>
               <w:jc w:val="left"/>
               <w:rPr/>
             </w:pPr>
             <w:r>
               <w:rPr>
                 <w:rFonts w:ascii="Georgia" w:cs="Georgia" w:eastAsia="Georgia" w:hAnsi="Georgia"/>
-                <w:sz w:val="20"/>
-                <w:szCs w:val="20"/>
+                <w:sz w:val="16"/>
+                <w:szCs w:val="16"/>
                 <w:rtl w:val="0"/>
               </w:rPr>
               <w:t xml:space="preserve">Result Claim [R]</w:t>
@@ -14066,6 +14744,9 @@
             <w:r>
               <w:rPr>
                 <w:rtl w:val="0"/>
+                <w:sz w:val="16"/>
+                <w:szCs w:val="16"/>
+                <w:rFonts w:ascii="Georgia" w:hAnsi="Georgia"/>
               </w:rPr>
             </w:r>
           </w:p>
@@ -14074,15 +14755,15 @@
           <w:tcPr/>
           <w:p>
             <w:pPr>
-              <w:spacing w:before="0" w:after="0" w:line="360" w:lineRule="auto"/>
+              <w:spacing w:before="0" w:after="0" w:line="240" w:lineRule="auto"/>
               <w:jc w:val="left"/>
               <w:rPr/>
             </w:pPr>
             <w:r>
               <w:rPr>
                 <w:rFonts w:ascii="Georgia" w:cs="Georgia" w:eastAsia="Georgia" w:hAnsi="Georgia"/>
-                <w:sz w:val="20"/>
-                <w:szCs w:val="20"/>
+                <w:sz w:val="16"/>
+                <w:szCs w:val="16"/>
                 <w:rtl w:val="0"/>
               </w:rPr>
               <w:t xml:space="preserve">A finding stated as settled fact.</w:t>
@@ -14090,6 +14771,9 @@
             <w:r>
               <w:rPr>
                 <w:rtl w:val="0"/>
+                <w:sz w:val="16"/>
+                <w:szCs w:val="16"/>
+                <w:rFonts w:ascii="Georgia" w:hAnsi="Georgia"/>
               </w:rPr>
             </w:r>
           </w:p>
@@ -14098,7 +14782,7 @@
           <w:tcPr/>
           <w:p>
             <w:pPr>
-              <w:spacing w:before="0" w:after="0" w:line="360" w:lineRule="auto"/>
+              <w:spacing w:before="0" w:after="0" w:line="240" w:lineRule="auto"/>
               <w:jc w:val="left"/>
               <w:rPr/>
             </w:pPr>
@@ -14110,8 +14794,8 @@
                 <w:i w:val="0"/>
                 <w:iCs w:val="0"/>
                 <w:color w:val="000000"/>
-                <w:sz w:val="20"/>
-                <w:szCs w:val="20"/>
+                <w:sz w:val="16"/>
+                <w:szCs w:val="16"/>
                 <w:rtl w:val="0"/>
               </w:rPr>
               <w:t xml:space="preserve">“</w:t>
@@ -14123,8 +14807,8 @@
                 <w:bCs w:val="1"/>
                 <w:strike w:val="0"/>
                 <w:color w:val="000000"/>
-                <w:sz w:val="20"/>
-                <w:szCs w:val="20"/>
+                <w:sz w:val="16"/>
+                <w:szCs w:val="16"/>
                 <w:shd w:fill="bfbfbf" w:val="clear"/>
                 <w:rtl w:val="0"/>
               </w:rPr>
@@ -14138,8 +14822,8 @@
                 <w:i w:val="0"/>
                 <w:iCs w:val="0"/>
                 <w:color w:val="000000"/>
-                <w:sz w:val="20"/>
-                <w:szCs w:val="20"/>
+                <w:sz w:val="16"/>
+                <w:szCs w:val="16"/>
                 <w:rtl w:val="0"/>
               </w:rPr>
               <w:t xml:space="preserve"> that all shrimp farms were free of the disease.”</w:t>
@@ -14147,6 +14831,9 @@
             <w:r>
               <w:rPr>
                 <w:rtl w:val="0"/>
+                <w:sz w:val="16"/>
+                <w:szCs w:val="16"/>
+                <w:rFonts w:ascii="Georgia" w:hAnsi="Georgia"/>
               </w:rPr>
             </w:r>
           </w:p>
@@ -14163,15 +14850,15 @@
           </w:tcPr>
           <w:p>
             <w:pPr>
-              <w:spacing w:before="0" w:after="0" w:line="360" w:lineRule="auto"/>
+              <w:spacing w:before="0" w:after="0" w:line="240" w:lineRule="auto"/>
               <w:jc w:val="left"/>
               <w:rPr/>
             </w:pPr>
             <w:r>
               <w:rPr>
                 <w:rFonts w:ascii="Georgia" w:cs="Georgia" w:eastAsia="Georgia" w:hAnsi="Georgia"/>
-                <w:sz w:val="20"/>
-                <w:szCs w:val="20"/>
+                <w:sz w:val="16"/>
+                <w:szCs w:val="16"/>
                 <w:shd w:fill="bfbfbf" w:val="clear"/>
                 <w:rtl w:val="0"/>
               </w:rPr>
@@ -14180,6 +14867,9 @@
             <w:r>
               <w:rPr>
                 <w:rtl w:val="0"/>
+                <w:sz w:val="16"/>
+                <w:szCs w:val="16"/>
+                <w:rFonts w:ascii="Georgia" w:hAnsi="Georgia"/>
               </w:rPr>
             </w:r>
           </w:p>
@@ -14188,15 +14878,15 @@
           <w:tcPr/>
           <w:p>
             <w:pPr>
-              <w:spacing w:before="0" w:after="0" w:line="360" w:lineRule="auto"/>
+              <w:spacing w:before="0" w:after="0" w:line="240" w:lineRule="auto"/>
               <w:jc w:val="left"/>
               <w:rPr/>
             </w:pPr>
             <w:r>
               <w:rPr>
                 <w:rFonts w:ascii="Georgia" w:cs="Georgia" w:eastAsia="Georgia" w:hAnsi="Georgia"/>
-                <w:sz w:val="20"/>
-                <w:szCs w:val="20"/>
+                <w:sz w:val="16"/>
+                <w:szCs w:val="16"/>
                 <w:rtl w:val="0"/>
               </w:rPr>
               <w:t xml:space="preserve">Generalization [G]</w:t>
@@ -14204,6 +14894,9 @@
             <w:r>
               <w:rPr>
                 <w:rtl w:val="0"/>
+                <w:sz w:val="16"/>
+                <w:szCs w:val="16"/>
+                <w:rFonts w:ascii="Georgia" w:hAnsi="Georgia"/>
               </w:rPr>
             </w:r>
           </w:p>
@@ -14212,15 +14905,15 @@
           <w:tcPr/>
           <w:p>
             <w:pPr>
-              <w:spacing w:before="0" w:after="0" w:line="360" w:lineRule="auto"/>
+              <w:spacing w:before="0" w:after="0" w:line="240" w:lineRule="auto"/>
               <w:jc w:val="left"/>
               <w:rPr/>
             </w:pPr>
             <w:r>
               <w:rPr>
                 <w:rFonts w:ascii="Georgia" w:cs="Georgia" w:eastAsia="Georgia" w:hAnsi="Georgia"/>
-                <w:sz w:val="20"/>
-                <w:szCs w:val="20"/>
+                <w:sz w:val="16"/>
+                <w:szCs w:val="16"/>
                 <w:rtl w:val="0"/>
               </w:rPr>
               <w:t xml:space="preserve">A broader inference beyond the data.</w:t>
@@ -14228,6 +14921,9 @@
             <w:r>
               <w:rPr>
                 <w:rtl w:val="0"/>
+                <w:sz w:val="16"/>
+                <w:szCs w:val="16"/>
+                <w:rFonts w:ascii="Georgia" w:hAnsi="Georgia"/>
               </w:rPr>
             </w:r>
           </w:p>
@@ -14236,7 +14932,7 @@
           <w:tcPr/>
           <w:p>
             <w:pPr>
-              <w:spacing w:before="0" w:after="0" w:line="360" w:lineRule="auto"/>
+              <w:spacing w:before="0" w:after="0" w:line="240" w:lineRule="auto"/>
               <w:jc w:val="left"/>
               <w:rPr/>
             </w:pPr>
@@ -14248,8 +14944,8 @@
                 <w:i w:val="0"/>
                 <w:iCs w:val="0"/>
                 <w:color w:val="000000"/>
-                <w:sz w:val="20"/>
-                <w:szCs w:val="20"/>
+                <w:sz w:val="16"/>
+                <w:szCs w:val="16"/>
                 <w:rtl w:val="0"/>
               </w:rPr>
               <w:t xml:space="preserve">“This led to the </w:t>
@@ -14261,8 +14957,8 @@
                 <w:bCs w:val="1"/>
                 <w:strike w:val="0"/>
                 <w:color w:val="000000"/>
-                <w:sz w:val="20"/>
-                <w:szCs w:val="20"/>
+                <w:sz w:val="16"/>
+                <w:szCs w:val="16"/>
                 <w:shd w:fill="bfbfbf" w:val="clear"/>
                 <w:rtl w:val="0"/>
               </w:rPr>
@@ -14276,8 +14972,8 @@
                 <w:i w:val="0"/>
                 <w:iCs w:val="0"/>
                 <w:color w:val="000000"/>
-                <w:sz w:val="20"/>
-                <w:szCs w:val="20"/>
+                <w:sz w:val="16"/>
+                <w:szCs w:val="16"/>
                 <w:rtl w:val="0"/>
               </w:rPr>
               <w:t xml:space="preserve"> all farms were free of it.”</w:t>
@@ -14285,6 +14981,9 @@
             <w:r>
               <w:rPr>
                 <w:rtl w:val="0"/>
+                <w:sz w:val="16"/>
+                <w:szCs w:val="16"/>
+                <w:rFonts w:ascii="Georgia" w:hAnsi="Georgia"/>
               </w:rPr>
             </w:r>
           </w:p>
@@ -14301,15 +15000,15 @@
           </w:tcPr>
           <w:p>
             <w:pPr>
-              <w:spacing w:before="0" w:after="0" w:line="360" w:lineRule="auto"/>
+              <w:spacing w:before="0" w:after="0" w:line="240" w:lineRule="auto"/>
               <w:jc w:val="left"/>
               <w:rPr/>
             </w:pPr>
             <w:r>
               <w:rPr>
                 <w:rFonts w:ascii="Georgia" w:cs="Georgia" w:eastAsia="Georgia" w:hAnsi="Georgia"/>
-                <w:sz w:val="20"/>
-                <w:szCs w:val="20"/>
+                <w:sz w:val="16"/>
+                <w:szCs w:val="16"/>
                 <w:shd w:fill="bfbfbf" w:val="clear"/>
                 <w:rtl w:val="0"/>
               </w:rPr>
@@ -14318,6 +15017,9 @@
             <w:r>
               <w:rPr>
                 <w:rtl w:val="0"/>
+                <w:sz w:val="16"/>
+                <w:szCs w:val="16"/>
+                <w:rFonts w:ascii="Georgia" w:hAnsi="Georgia"/>
               </w:rPr>
             </w:r>
           </w:p>
@@ -14326,15 +15028,15 @@
           <w:tcPr/>
           <w:p>
             <w:pPr>
-              <w:spacing w:before="0" w:after="0" w:line="360" w:lineRule="auto"/>
+              <w:spacing w:before="0" w:after="0" w:line="240" w:lineRule="auto"/>
               <w:jc w:val="left"/>
               <w:rPr/>
             </w:pPr>
             <w:r>
               <w:rPr>
                 <w:rFonts w:ascii="Georgia" w:cs="Georgia" w:eastAsia="Georgia" w:hAnsi="Georgia"/>
-                <w:sz w:val="20"/>
-                <w:szCs w:val="20"/>
+                <w:sz w:val="16"/>
+                <w:szCs w:val="16"/>
                 <w:rtl w:val="0"/>
               </w:rPr>
               <w:t xml:space="preserve">Causal Claim [C]</w:t>
@@ -14342,6 +15044,9 @@
             <w:r>
               <w:rPr>
                 <w:rtl w:val="0"/>
+                <w:sz w:val="16"/>
+                <w:szCs w:val="16"/>
+                <w:rFonts w:ascii="Georgia" w:hAnsi="Georgia"/>
               </w:rPr>
             </w:r>
           </w:p>
@@ -14350,15 +15055,15 @@
           <w:tcPr/>
           <w:p>
             <w:pPr>
-              <w:spacing w:before="0" w:after="0" w:line="360" w:lineRule="auto"/>
+              <w:spacing w:before="0" w:after="0" w:line="240" w:lineRule="auto"/>
               <w:jc w:val="left"/>
               <w:rPr/>
             </w:pPr>
             <w:r>
               <w:rPr>
                 <w:rFonts w:ascii="Georgia" w:cs="Georgia" w:eastAsia="Georgia" w:hAnsi="Georgia"/>
-                <w:sz w:val="20"/>
-                <w:szCs w:val="20"/>
+                <w:sz w:val="16"/>
+                <w:szCs w:val="16"/>
                 <w:rtl w:val="0"/>
               </w:rPr>
               <w:t xml:space="preserve">A cause and effect link stated as established.</w:t>
@@ -14366,6 +15071,9 @@
             <w:r>
               <w:rPr>
                 <w:rtl w:val="0"/>
+                <w:sz w:val="16"/>
+                <w:szCs w:val="16"/>
+                <w:rFonts w:ascii="Georgia" w:hAnsi="Georgia"/>
               </w:rPr>
             </w:r>
           </w:p>
@@ -14374,7 +15082,7 @@
           <w:tcPr/>
           <w:p>
             <w:pPr>
-              <w:spacing w:before="0" w:after="0" w:line="360" w:lineRule="auto"/>
+              <w:spacing w:before="0" w:after="0" w:line="240" w:lineRule="auto"/>
               <w:jc w:val="left"/>
               <w:rPr/>
             </w:pPr>
@@ -14386,8 +15094,8 @@
                 <w:i w:val="0"/>
                 <w:iCs w:val="0"/>
                 <w:color w:val="000000"/>
-                <w:sz w:val="20"/>
-                <w:szCs w:val="20"/>
+                <w:sz w:val="16"/>
+                <w:szCs w:val="16"/>
                 <w:rtl w:val="0"/>
               </w:rPr>
               <w:t xml:space="preserve">“Extracts </w:t>
@@ -14399,8 +15107,8 @@
                 <w:bCs w:val="1"/>
                 <w:strike w:val="0"/>
                 <w:color w:val="000000"/>
-                <w:sz w:val="20"/>
-                <w:szCs w:val="20"/>
+                <w:sz w:val="16"/>
+                <w:szCs w:val="16"/>
                 <w:shd w:fill="bfbfbf" w:val="clear"/>
                 <w:rtl w:val="0"/>
               </w:rPr>
@@ -14414,8 +15122,8 @@
                 <w:i w:val="0"/>
                 <w:iCs w:val="0"/>
                 <w:color w:val="000000"/>
-                <w:sz w:val="20"/>
-                <w:szCs w:val="20"/>
+                <w:sz w:val="16"/>
+                <w:szCs w:val="16"/>
                 <w:rtl w:val="0"/>
               </w:rPr>
               <w:t xml:space="preserve"> comparable staining because they contain similar compounds.”</w:t>
@@ -14423,6 +15131,9 @@
             <w:r>
               <w:rPr>
                 <w:rtl w:val="0"/>
+                <w:sz w:val="16"/>
+                <w:szCs w:val="16"/>
+                <w:rFonts w:ascii="Georgia" w:hAnsi="Georgia"/>
               </w:rPr>
             </w:r>
           </w:p>
@@ -14524,7 +15235,7 @@
           </w:tcPr>
           <w:p>
             <w:pPr>
-              <w:spacing w:before="0" w:after="0" w:line="360" w:lineRule="auto"/>
+              <w:spacing w:before="0" w:after="0" w:line="240" w:lineRule="auto"/>
               <w:jc w:val="left"/>
               <w:rPr/>
             </w:pPr>
@@ -14533,8 +15244,8 @@
                 <w:rFonts w:ascii="Georgia" w:cs="Georgia" w:eastAsia="Georgia" w:hAnsi="Georgia"/>
                 <w:b w:val="1"/>
                 <w:bCs w:val="1"/>
-                <w:sz w:val="20"/>
-                <w:szCs w:val="20"/>
+                <w:sz w:val="16"/>
+                <w:szCs w:val="16"/>
                 <w:rtl w:val="0"/>
               </w:rPr>
               <w:t xml:space="preserve">TYPE (Highlight)</w:t>
@@ -14542,6 +15253,9 @@
             <w:r>
               <w:rPr>
                 <w:rtl w:val="0"/>
+                <w:sz w:val="16"/>
+                <w:szCs w:val="16"/>
+                <w:rFonts w:ascii="Georgia" w:hAnsi="Georgia"/>
               </w:rPr>
             </w:r>
           </w:p>
@@ -14555,7 +15269,7 @@
           </w:tcPr>
           <w:p>
             <w:pPr>
-              <w:spacing w:before="0" w:after="0" w:line="360" w:lineRule="auto"/>
+              <w:spacing w:before="0" w:after="0" w:line="240" w:lineRule="auto"/>
               <w:jc w:val="left"/>
               <w:rPr/>
             </w:pPr>
@@ -14564,8 +15278,8 @@
                 <w:rFonts w:ascii="Georgia" w:cs="Georgia" w:eastAsia="Georgia" w:hAnsi="Georgia"/>
                 <w:b w:val="1"/>
                 <w:bCs w:val="1"/>
-                <w:sz w:val="20"/>
-                <w:szCs w:val="20"/>
+                <w:sz w:val="16"/>
+                <w:szCs w:val="16"/>
                 <w:rtl w:val="0"/>
               </w:rPr>
               <w:t xml:space="preserve">FUNCTION (Text)</w:t>
@@ -14573,6 +15287,9 @@
             <w:r>
               <w:rPr>
                 <w:rtl w:val="0"/>
+                <w:sz w:val="16"/>
+                <w:szCs w:val="16"/>
+                <w:rFonts w:ascii="Georgia" w:hAnsi="Georgia"/>
               </w:rPr>
             </w:r>
           </w:p>
@@ -14587,15 +15304,15 @@
           <w:tcPr/>
           <w:p>
             <w:pPr>
-              <w:spacing w:before="0" w:after="0" w:line="360" w:lineRule="auto"/>
+              <w:spacing w:before="0" w:after="0" w:line="240" w:lineRule="auto"/>
               <w:jc w:val="left"/>
               <w:rPr/>
             </w:pPr>
             <w:r>
               <w:rPr>
                 <w:rFonts w:ascii="Georgia" w:cs="Georgia" w:eastAsia="Georgia" w:hAnsi="Georgia"/>
-                <w:sz w:val="20"/>
-                <w:szCs w:val="20"/>
+                <w:sz w:val="16"/>
+                <w:szCs w:val="16"/>
                 <w:shd w:fill="00b0f0" w:val="clear"/>
                 <w:rtl w:val="0"/>
               </w:rPr>
@@ -14609,8 +15326,8 @@
                 <w:i w:val="0"/>
                 <w:iCs w:val="0"/>
                 <w:color w:val="000000"/>
-                <w:sz w:val="20"/>
-                <w:szCs w:val="20"/>
+                <w:sz w:val="16"/>
+                <w:szCs w:val="16"/>
                 <w:rtl w:val="0"/>
               </w:rPr>
               <w:t xml:space="preserve">  Modal Verbs</w:t>
@@ -14618,20 +15335,23 @@
             <w:r>
               <w:rPr>
                 <w:rtl w:val="0"/>
+                <w:sz w:val="16"/>
+                <w:szCs w:val="16"/>
+                <w:rFonts w:ascii="Georgia" w:hAnsi="Georgia"/>
               </w:rPr>
             </w:r>
           </w:p>
           <w:p>
             <w:pPr>
-              <w:spacing w:before="0" w:after="0" w:line="360" w:lineRule="auto"/>
+              <w:spacing w:before="0" w:after="0" w:line="240" w:lineRule="auto"/>
               <w:jc w:val="left"/>
               <w:rPr/>
             </w:pPr>
             <w:r>
               <w:rPr>
                 <w:rFonts w:ascii="Georgia" w:cs="Georgia" w:eastAsia="Georgia" w:hAnsi="Georgia"/>
-                <w:sz w:val="20"/>
-                <w:szCs w:val="20"/>
+                <w:sz w:val="16"/>
+                <w:szCs w:val="16"/>
                 <w:highlight w:val="red"/>
                 <w:rtl w:val="0"/>
               </w:rPr>
@@ -14645,8 +15365,8 @@
                 <w:i w:val="0"/>
                 <w:iCs w:val="0"/>
                 <w:color w:val="000000"/>
-                <w:sz w:val="20"/>
-                <w:szCs w:val="20"/>
+                <w:sz w:val="16"/>
+                <w:szCs w:val="16"/>
                 <w:rtl w:val="0"/>
               </w:rPr>
               <w:t xml:space="preserve">  Lexical Hedges</w:t>
@@ -14654,20 +15374,23 @@
             <w:r>
               <w:rPr>
                 <w:rtl w:val="0"/>
+                <w:sz w:val="16"/>
+                <w:szCs w:val="16"/>
+                <w:rFonts w:ascii="Georgia" w:hAnsi="Georgia"/>
               </w:rPr>
             </w:r>
           </w:p>
           <w:p>
             <w:pPr>
-              <w:spacing w:before="0" w:after="0" w:line="360" w:lineRule="auto"/>
+              <w:spacing w:before="0" w:after="0" w:line="240" w:lineRule="auto"/>
               <w:jc w:val="left"/>
               <w:rPr/>
             </w:pPr>
             <w:r>
               <w:rPr>
                 <w:rFonts w:ascii="Georgia" w:cs="Georgia" w:eastAsia="Georgia" w:hAnsi="Georgia"/>
-                <w:sz w:val="20"/>
-                <w:szCs w:val="20"/>
+                <w:sz w:val="16"/>
+                <w:szCs w:val="16"/>
                 <w:highlight w:val="yellow"/>
                 <w:rtl w:val="0"/>
               </w:rPr>
@@ -14681,8 +15404,8 @@
                 <w:i w:val="0"/>
                 <w:iCs w:val="0"/>
                 <w:color w:val="000000"/>
-                <w:sz w:val="20"/>
-                <w:szCs w:val="20"/>
+                <w:sz w:val="16"/>
+                <w:szCs w:val="16"/>
                 <w:rtl w:val="0"/>
               </w:rPr>
               <w:t xml:space="preserve">  Adverbial Hedges</w:t>
@@ -14690,20 +15413,23 @@
             <w:r>
               <w:rPr>
                 <w:rtl w:val="0"/>
+                <w:sz w:val="16"/>
+                <w:szCs w:val="16"/>
+                <w:rFonts w:ascii="Georgia" w:hAnsi="Georgia"/>
               </w:rPr>
             </w:r>
           </w:p>
           <w:p>
             <w:pPr>
-              <w:spacing w:before="0" w:after="0" w:line="360" w:lineRule="auto"/>
+              <w:spacing w:before="0" w:after="0" w:line="240" w:lineRule="auto"/>
               <w:jc w:val="left"/>
               <w:rPr/>
             </w:pPr>
             <w:r>
               <w:rPr>
                 <w:rFonts w:ascii="Georgia" w:cs="Georgia" w:eastAsia="Georgia" w:hAnsi="Georgia"/>
-                <w:sz w:val="20"/>
-                <w:szCs w:val="20"/>
+                <w:sz w:val="16"/>
+                <w:szCs w:val="16"/>
                 <w:shd w:fill="00b050" w:val="clear"/>
                 <w:rtl w:val="0"/>
               </w:rPr>
@@ -14717,8 +15443,8 @@
                 <w:i w:val="0"/>
                 <w:iCs w:val="0"/>
                 <w:color w:val="000000"/>
-                <w:sz w:val="20"/>
-                <w:szCs w:val="20"/>
+                <w:sz w:val="16"/>
+                <w:szCs w:val="16"/>
                 <w:rtl w:val="0"/>
               </w:rPr>
               <w:t xml:space="preserve">  Clause-Level Hedges</w:t>
@@ -14726,6 +15452,9 @@
             <w:r>
               <w:rPr>
                 <w:rtl w:val="0"/>
+                <w:sz w:val="16"/>
+                <w:szCs w:val="16"/>
+                <w:rFonts w:ascii="Georgia" w:hAnsi="Georgia"/>
               </w:rPr>
             </w:r>
           </w:p>
@@ -14734,7 +15463,7 @@
           <w:tcPr/>
           <w:p>
             <w:pPr>
-              <w:spacing w:before="0" w:after="0" w:line="360" w:lineRule="auto"/>
+              <w:spacing w:before="0" w:after="0" w:line="240" w:lineRule="auto"/>
               <w:jc w:val="left"/>
               <w:rPr/>
             </w:pPr>
@@ -14746,8 +15475,8 @@
                 <w:i w:val="0"/>
                 <w:iCs w:val="0"/>
                 <w:color w:val="ed7d31"/>
-                <w:sz w:val="20"/>
-                <w:szCs w:val="20"/>
+                <w:sz w:val="16"/>
+                <w:szCs w:val="16"/>
                 <w:rtl w:val="0"/>
               </w:rPr>
               <w:t xml:space="preserve">EC</w:t>
@@ -14760,8 +15489,8 @@
                 <w:i w:val="0"/>
                 <w:iCs w:val="0"/>
                 <w:color w:val="000000"/>
-                <w:sz w:val="20"/>
-                <w:szCs w:val="20"/>
+                <w:sz w:val="16"/>
+                <w:szCs w:val="16"/>
                 <w:rtl w:val="0"/>
               </w:rPr>
               <w:t xml:space="preserve">  Epistemic Caution</w:t>
@@ -14769,12 +15498,15 @@
             <w:r>
               <w:rPr>
                 <w:rtl w:val="0"/>
+                <w:sz w:val="16"/>
+                <w:szCs w:val="16"/>
+                <w:rFonts w:ascii="Georgia" w:hAnsi="Georgia"/>
               </w:rPr>
             </w:r>
           </w:p>
           <w:p>
             <w:pPr>
-              <w:spacing w:before="0" w:after="0" w:line="360" w:lineRule="auto"/>
+              <w:spacing w:before="0" w:after="0" w:line="240" w:lineRule="auto"/>
               <w:jc w:val="left"/>
               <w:rPr/>
             </w:pPr>
@@ -14786,8 +15518,8 @@
                 <w:i w:val="0"/>
                 <w:iCs w:val="0"/>
                 <w:color w:val="7030a0"/>
-                <w:sz w:val="20"/>
-                <w:szCs w:val="20"/>
+                <w:sz w:val="16"/>
+                <w:szCs w:val="16"/>
                 <w:rtl w:val="0"/>
               </w:rPr>
               <w:t xml:space="preserve">P</w:t>
@@ -14800,8 +15532,8 @@
                 <w:i w:val="0"/>
                 <w:iCs w:val="0"/>
                 <w:color w:val="000000"/>
-                <w:sz w:val="20"/>
-                <w:szCs w:val="20"/>
+                <w:sz w:val="16"/>
+                <w:szCs w:val="16"/>
                 <w:rtl w:val="0"/>
               </w:rPr>
               <w:t xml:space="preserve">  Politeness / Deference</w:t>
@@ -14809,12 +15541,15 @@
             <w:r>
               <w:rPr>
                 <w:rtl w:val="0"/>
+                <w:sz w:val="16"/>
+                <w:szCs w:val="16"/>
+                <w:rFonts w:ascii="Georgia" w:hAnsi="Georgia"/>
               </w:rPr>
             </w:r>
           </w:p>
           <w:p>
             <w:pPr>
-              <w:spacing w:before="0" w:after="0" w:line="360" w:lineRule="auto"/>
+              <w:spacing w:before="0" w:after="0" w:line="240" w:lineRule="auto"/>
               <w:jc w:val="left"/>
               <w:rPr/>
             </w:pPr>
@@ -14826,8 +15561,8 @@
                 <w:i w:val="0"/>
                 <w:iCs w:val="0"/>
                 <w:color w:val="00b0f0"/>
-                <w:sz w:val="20"/>
-                <w:szCs w:val="20"/>
+                <w:sz w:val="16"/>
+                <w:szCs w:val="16"/>
                 <w:rtl w:val="0"/>
               </w:rPr>
               <w:t xml:space="preserve">DO</w:t>
@@ -14840,8 +15575,8 @@
                 <w:i w:val="0"/>
                 <w:iCs w:val="0"/>
                 <w:color w:val="000000"/>
-                <w:sz w:val="20"/>
-                <w:szCs w:val="20"/>
+                <w:sz w:val="16"/>
+                <w:szCs w:val="16"/>
                 <w:rtl w:val="0"/>
               </w:rPr>
               <w:t xml:space="preserve">  Discourse Organization</w:t>
@@ -14849,6 +15584,9 @@
             <w:r>
               <w:rPr>
                 <w:rtl w:val="0"/>
+                <w:sz w:val="16"/>
+                <w:szCs w:val="16"/>
+                <w:rFonts w:ascii="Georgia" w:hAnsi="Georgia"/>
               </w:rPr>
             </w:r>
           </w:p>
@@ -14863,7 +15601,7 @@
           <w:tcPr/>
           <w:p>
             <w:pPr>
-              <w:spacing w:before="0" w:after="0" w:line="360" w:lineRule="auto"/>
+              <w:spacing w:before="0" w:after="0" w:line="240" w:lineRule="auto"/>
               <w:jc w:val="left"/>
               <w:rPr/>
             </w:pPr>
@@ -14875,8 +15613,8 @@
                 <w:i w:val="0"/>
                 <w:iCs w:val="0"/>
                 <w:color w:val="000000"/>
-                <w:sz w:val="20"/>
-                <w:szCs w:val="20"/>
+                <w:sz w:val="16"/>
+                <w:szCs w:val="16"/>
                 <w:rtl w:val="0"/>
               </w:rPr>
               <w:t xml:space="preserve">UNHEDGED SITES (Grey Highlight, Optional)</w:t>
@@ -14884,20 +15622,23 @@
             <w:r>
               <w:rPr>
                 <w:rtl w:val="0"/>
+                <w:sz w:val="16"/>
+                <w:szCs w:val="16"/>
+                <w:rFonts w:ascii="Georgia" w:hAnsi="Georgia"/>
               </w:rPr>
             </w:r>
           </w:p>
           <w:p>
             <w:pPr>
-              <w:spacing w:before="0" w:after="0" w:line="360" w:lineRule="auto"/>
+              <w:spacing w:before="0" w:after="0" w:line="240" w:lineRule="auto"/>
               <w:jc w:val="left"/>
               <w:rPr/>
             </w:pPr>
             <w:r>
               <w:rPr>
                 <w:rFonts w:ascii="Georgia" w:cs="Georgia" w:eastAsia="Georgia" w:hAnsi="Georgia"/>
-                <w:sz w:val="20"/>
-                <w:szCs w:val="20"/>
+                <w:sz w:val="16"/>
+                <w:szCs w:val="16"/>
                 <w:shd w:fill="bfbfbf" w:val="clear"/>
                 <w:rtl w:val="0"/>
               </w:rPr>
@@ -14911,8 +15652,8 @@
                 <w:i w:val="0"/>
                 <w:iCs w:val="0"/>
                 <w:color w:val="000000"/>
-                <w:sz w:val="20"/>
-                <w:szCs w:val="20"/>
+                <w:sz w:val="16"/>
+                <w:szCs w:val="16"/>
                 <w:rtl w:val="0"/>
               </w:rPr>
               <w:t xml:space="preserve">  R = Result, G = Generalization, C = Causal. Bracket the subtype beside the mark.</w:t>
@@ -14920,6 +15661,9 @@
             <w:r>
               <w:rPr>
                 <w:rtl w:val="0"/>
+                <w:sz w:val="16"/>
+                <w:szCs w:val="16"/>
+                <w:rFonts w:ascii="Georgia" w:hAnsi="Georgia"/>
               </w:rPr>
             </w:r>
           </w:p>
@@ -14928,7 +15672,7 @@
           <w:tcPr/>
           <w:p>
             <w:pPr>
-              <w:spacing w:before="0" w:after="0" w:line="360" w:lineRule="auto"/>
+              <w:spacing w:before="0" w:after="0" w:line="240" w:lineRule="auto"/>
               <w:jc w:val="left"/>
               <w:rPr/>
             </w:pPr>
@@ -14940,8 +15684,8 @@
                 <w:i w:val="0"/>
                 <w:iCs w:val="0"/>
                 <w:color w:val="000000"/>
-                <w:sz w:val="20"/>
-                <w:szCs w:val="20"/>
+                <w:sz w:val="16"/>
+                <w:szCs w:val="16"/>
                 <w:rtl w:val="0"/>
               </w:rPr>
               <w:t xml:space="preserve">FALSE POSITIVE (Strikethrough)</w:t>
@@ -14949,12 +15693,15 @@
             <w:r>
               <w:rPr>
                 <w:rtl w:val="0"/>
+                <w:sz w:val="16"/>
+                <w:szCs w:val="16"/>
+                <w:rFonts w:ascii="Georgia" w:hAnsi="Georgia"/>
               </w:rPr>
             </w:r>
           </w:p>
           <w:p>
             <w:pPr>
-              <w:spacing w:before="0" w:after="0" w:line="360" w:lineRule="auto"/>
+              <w:spacing w:before="0" w:after="0" w:line="240" w:lineRule="auto"/>
               <w:jc w:val="left"/>
               <w:rPr/>
             </w:pPr>
@@ -14966,8 +15713,8 @@
                 <w:i w:val="0"/>
                 <w:iCs w:val="0"/>
                 <w:color w:val="000000"/>
-                <w:sz w:val="20"/>
-                <w:szCs w:val="20"/>
+                <w:sz w:val="16"/>
+                <w:szCs w:val="16"/>
                 <w:rtl w:val="0"/>
               </w:rPr>
               <w:t xml:space="preserve">No highlight. Strike through the token and write the reason code in grey text.</w:t>
@@ -14975,6 +15722,9 @@
             <w:r>
               <w:rPr>
                 <w:rtl w:val="0"/>
+                <w:sz w:val="16"/>
+                <w:szCs w:val="16"/>
+                <w:rFonts w:ascii="Georgia" w:hAnsi="Georgia"/>
               </w:rPr>
             </w:r>
           </w:p>
@@ -15413,7 +16163,7 @@
           </w:tcPr>
           <w:p>
             <w:pPr>
-              <w:spacing w:before="0" w:after="0" w:line="360" w:lineRule="auto"/>
+              <w:spacing w:before="0" w:after="0" w:line="240" w:lineRule="auto"/>
               <w:jc w:val="left"/>
               <w:rPr/>
             </w:pPr>
@@ -15422,8 +16172,8 @@
                 <w:rFonts w:ascii="Georgia" w:cs="Georgia" w:eastAsia="Georgia" w:hAnsi="Georgia"/>
                 <w:b w:val="1"/>
                 <w:bCs w:val="1"/>
-                <w:sz w:val="20"/>
-                <w:szCs w:val="20"/>
+                <w:sz w:val="16"/>
+                <w:szCs w:val="16"/>
                 <w:rtl w:val="0"/>
               </w:rPr>
               <w:t xml:space="preserve">Abstract ID</w:t>
@@ -15431,6 +16181,9 @@
             <w:r>
               <w:rPr>
                 <w:rtl w:val="0"/>
+                <w:sz w:val="16"/>
+                <w:szCs w:val="16"/>
+                <w:rFonts w:ascii="Georgia" w:hAnsi="Georgia"/>
               </w:rPr>
             </w:r>
           </w:p>
@@ -15444,7 +16197,7 @@
           </w:tcPr>
           <w:p>
             <w:pPr>
-              <w:spacing w:before="0" w:after="0" w:line="360" w:lineRule="auto"/>
+              <w:spacing w:before="0" w:after="0" w:line="240" w:lineRule="auto"/>
               <w:jc w:val="left"/>
               <w:rPr/>
             </w:pPr>
@@ -15453,8 +16206,8 @@
                 <w:rFonts w:ascii="Georgia" w:cs="Georgia" w:eastAsia="Georgia" w:hAnsi="Georgia"/>
                 <w:b w:val="1"/>
                 <w:bCs w:val="1"/>
-                <w:sz w:val="20"/>
-                <w:szCs w:val="20"/>
+                <w:sz w:val="16"/>
+                <w:szCs w:val="16"/>
                 <w:rtl w:val="0"/>
               </w:rPr>
               <w:t xml:space="preserve">Sentence #</w:t>
@@ -15462,6 +16215,9 @@
             <w:r>
               <w:rPr>
                 <w:rtl w:val="0"/>
+                <w:sz w:val="16"/>
+                <w:szCs w:val="16"/>
+                <w:rFonts w:ascii="Georgia" w:hAnsi="Georgia"/>
               </w:rPr>
             </w:r>
           </w:p>
@@ -15475,7 +16231,7 @@
           </w:tcPr>
           <w:p>
             <w:pPr>
-              <w:spacing w:before="0" w:after="0" w:line="360" w:lineRule="auto"/>
+              <w:spacing w:before="0" w:after="0" w:line="240" w:lineRule="auto"/>
               <w:jc w:val="left"/>
               <w:rPr/>
             </w:pPr>
@@ -15484,8 +16240,8 @@
                 <w:rFonts w:ascii="Georgia" w:cs="Georgia" w:eastAsia="Georgia" w:hAnsi="Georgia"/>
                 <w:b w:val="1"/>
                 <w:bCs w:val="1"/>
-                <w:sz w:val="20"/>
-                <w:szCs w:val="20"/>
+                <w:sz w:val="16"/>
+                <w:szCs w:val="16"/>
                 <w:rtl w:val="0"/>
               </w:rPr>
               <w:t xml:space="preserve">Clause</w:t>
@@ -15493,6 +16249,9 @@
             <w:r>
               <w:rPr>
                 <w:rtl w:val="0"/>
+                <w:sz w:val="16"/>
+                <w:szCs w:val="16"/>
+                <w:rFonts w:ascii="Georgia" w:hAnsi="Georgia"/>
               </w:rPr>
             </w:r>
           </w:p>
@@ -15506,7 +16265,7 @@
           </w:tcPr>
           <w:p>
             <w:pPr>
-              <w:spacing w:before="0" w:after="0" w:line="360" w:lineRule="auto"/>
+              <w:spacing w:before="0" w:after="0" w:line="240" w:lineRule="auto"/>
               <w:jc w:val="left"/>
               <w:rPr/>
             </w:pPr>
@@ -15515,8 +16274,8 @@
                 <w:rFonts w:ascii="Georgia" w:cs="Georgia" w:eastAsia="Georgia" w:hAnsi="Georgia"/>
                 <w:b w:val="1"/>
                 <w:bCs w:val="1"/>
-                <w:sz w:val="20"/>
-                <w:szCs w:val="20"/>
+                <w:sz w:val="16"/>
+                <w:szCs w:val="16"/>
                 <w:rtl w:val="0"/>
               </w:rPr>
               <w:t xml:space="preserve">Hedge Token</w:t>
@@ -15524,6 +16283,9 @@
             <w:r>
               <w:rPr>
                 <w:rtl w:val="0"/>
+                <w:sz w:val="16"/>
+                <w:szCs w:val="16"/>
+                <w:rFonts w:ascii="Georgia" w:hAnsi="Georgia"/>
               </w:rPr>
             </w:r>
           </w:p>
@@ -15537,7 +16299,7 @@
           </w:tcPr>
           <w:p>
             <w:pPr>
-              <w:spacing w:before="0" w:after="0" w:line="360" w:lineRule="auto"/>
+              <w:spacing w:before="0" w:after="0" w:line="240" w:lineRule="auto"/>
               <w:jc w:val="left"/>
               <w:rPr/>
             </w:pPr>
@@ -15546,8 +16308,8 @@
                 <w:rFonts w:ascii="Georgia" w:cs="Georgia" w:eastAsia="Georgia" w:hAnsi="Georgia"/>
                 <w:b w:val="1"/>
                 <w:bCs w:val="1"/>
-                <w:sz w:val="20"/>
-                <w:szCs w:val="20"/>
+                <w:sz w:val="16"/>
+                <w:szCs w:val="16"/>
                 <w:rtl w:val="0"/>
               </w:rPr>
               <w:t xml:space="preserve">Type</w:t>
@@ -15555,6 +16317,9 @@
             <w:r>
               <w:rPr>
                 <w:rtl w:val="0"/>
+                <w:sz w:val="16"/>
+                <w:szCs w:val="16"/>
+                <w:rFonts w:ascii="Georgia" w:hAnsi="Georgia"/>
               </w:rPr>
             </w:r>
           </w:p>
@@ -15568,7 +16333,7 @@
           </w:tcPr>
           <w:p>
             <w:pPr>
-              <w:spacing w:before="0" w:after="0" w:line="360" w:lineRule="auto"/>
+              <w:spacing w:before="0" w:after="0" w:line="240" w:lineRule="auto"/>
               <w:jc w:val="left"/>
               <w:rPr/>
             </w:pPr>
@@ -15577,8 +16342,8 @@
                 <w:rFonts w:ascii="Georgia" w:cs="Georgia" w:eastAsia="Georgia" w:hAnsi="Georgia"/>
                 <w:b w:val="1"/>
                 <w:bCs w:val="1"/>
-                <w:sz w:val="20"/>
-                <w:szCs w:val="20"/>
+                <w:sz w:val="16"/>
+                <w:szCs w:val="16"/>
                 <w:rtl w:val="0"/>
               </w:rPr>
               <w:t xml:space="preserve">Function</w:t>
@@ -15586,6 +16351,9 @@
             <w:r>
               <w:rPr>
                 <w:rtl w:val="0"/>
+                <w:sz w:val="16"/>
+                <w:szCs w:val="16"/>
+                <w:rFonts w:ascii="Georgia" w:hAnsi="Georgia"/>
               </w:rPr>
             </w:r>
           </w:p>
@@ -15599,7 +16367,7 @@
           </w:tcPr>
           <w:p>
             <w:pPr>
-              <w:spacing w:before="0" w:after="0" w:line="360" w:lineRule="auto"/>
+              <w:spacing w:before="0" w:after="0" w:line="240" w:lineRule="auto"/>
               <w:jc w:val="left"/>
               <w:rPr/>
             </w:pPr>
@@ -15608,8 +16376,8 @@
                 <w:rFonts w:ascii="Georgia" w:cs="Georgia" w:eastAsia="Georgia" w:hAnsi="Georgia"/>
                 <w:b w:val="1"/>
                 <w:bCs w:val="1"/>
-                <w:sz w:val="20"/>
-                <w:szCs w:val="20"/>
+                <w:sz w:val="16"/>
+                <w:szCs w:val="16"/>
                 <w:rtl w:val="0"/>
               </w:rPr>
               <w:t xml:space="preserve">Word Count</w:t>
@@ -15617,6 +16385,9 @@
             <w:r>
               <w:rPr>
                 <w:rtl w:val="0"/>
+                <w:sz w:val="16"/>
+                <w:szCs w:val="16"/>
+                <w:rFonts w:ascii="Georgia" w:hAnsi="Georgia"/>
               </w:rPr>
             </w:r>
           </w:p>
@@ -15630,7 +16401,7 @@
           </w:tcPr>
           <w:p>
             <w:pPr>
-              <w:spacing w:before="0" w:after="0" w:line="360" w:lineRule="auto"/>
+              <w:spacing w:before="0" w:after="0" w:line="240" w:lineRule="auto"/>
               <w:jc w:val="left"/>
               <w:rPr/>
             </w:pPr>
@@ -15639,8 +16410,8 @@
                 <w:rFonts w:ascii="Georgia" w:cs="Georgia" w:eastAsia="Georgia" w:hAnsi="Georgia"/>
                 <w:b w:val="1"/>
                 <w:bCs w:val="1"/>
-                <w:sz w:val="20"/>
-                <w:szCs w:val="20"/>
+                <w:sz w:val="16"/>
+                <w:szCs w:val="16"/>
                 <w:rtl w:val="0"/>
               </w:rPr>
               <w:t xml:space="preserve">Coder Notes</w:t>
@@ -15648,6 +16419,9 @@
             <w:r>
               <w:rPr>
                 <w:rtl w:val="0"/>
+                <w:sz w:val="16"/>
+                <w:szCs w:val="16"/>
+                <w:rFonts w:ascii="Georgia" w:hAnsi="Georgia"/>
               </w:rPr>
             </w:r>
           </w:p>
@@ -15662,15 +16436,15 @@
           <w:tcPr/>
           <w:p>
             <w:pPr>
-              <w:spacing w:before="0" w:after="0" w:line="360" w:lineRule="auto"/>
+              <w:spacing w:before="0" w:after="0" w:line="240" w:lineRule="auto"/>
               <w:jc w:val="left"/>
               <w:rPr/>
             </w:pPr>
             <w:r>
               <w:rPr>
                 <w:rFonts w:ascii="Georgia" w:cs="Georgia" w:eastAsia="Georgia" w:hAnsi="Georgia"/>
-                <w:sz w:val="20"/>
-                <w:szCs w:val="20"/>
+                <w:sz w:val="16"/>
+                <w:szCs w:val="16"/>
                 <w:rtl w:val="0"/>
               </w:rPr>
               <w:t xml:space="preserve"> </w:t>
@@ -15678,6 +16452,9 @@
             <w:r>
               <w:rPr>
                 <w:rtl w:val="0"/>
+                <w:sz w:val="16"/>
+                <w:szCs w:val="16"/>
+                <w:rFonts w:ascii="Georgia" w:hAnsi="Georgia"/>
               </w:rPr>
             </w:r>
           </w:p>
@@ -15686,15 +16463,15 @@
           <w:tcPr/>
           <w:p>
             <w:pPr>
-              <w:spacing w:before="0" w:after="0" w:line="360" w:lineRule="auto"/>
+              <w:spacing w:before="0" w:after="0" w:line="240" w:lineRule="auto"/>
               <w:jc w:val="left"/>
               <w:rPr/>
             </w:pPr>
             <w:r>
               <w:rPr>
                 <w:rFonts w:ascii="Georgia" w:cs="Georgia" w:eastAsia="Georgia" w:hAnsi="Georgia"/>
-                <w:sz w:val="20"/>
-                <w:szCs w:val="20"/>
+                <w:sz w:val="16"/>
+                <w:szCs w:val="16"/>
                 <w:rtl w:val="0"/>
               </w:rPr>
               <w:t xml:space="preserve"> </w:t>
@@ -15702,6 +16479,9 @@
             <w:r>
               <w:rPr>
                 <w:rtl w:val="0"/>
+                <w:sz w:val="16"/>
+                <w:szCs w:val="16"/>
+                <w:rFonts w:ascii="Georgia" w:hAnsi="Georgia"/>
               </w:rPr>
             </w:r>
           </w:p>
@@ -15710,15 +16490,15 @@
           <w:tcPr/>
           <w:p>
             <w:pPr>
-              <w:spacing w:before="0" w:after="0" w:line="360" w:lineRule="auto"/>
+              <w:spacing w:before="0" w:after="0" w:line="240" w:lineRule="auto"/>
               <w:jc w:val="left"/>
               <w:rPr/>
             </w:pPr>
             <w:r>
               <w:rPr>
                 <w:rFonts w:ascii="Georgia" w:cs="Georgia" w:eastAsia="Georgia" w:hAnsi="Georgia"/>
-                <w:sz w:val="20"/>
-                <w:szCs w:val="20"/>
+                <w:sz w:val="16"/>
+                <w:szCs w:val="16"/>
                 <w:rtl w:val="0"/>
               </w:rPr>
               <w:t xml:space="preserve"> </w:t>
@@ -15726,6 +16506,9 @@
             <w:r>
               <w:rPr>
                 <w:rtl w:val="0"/>
+                <w:sz w:val="16"/>
+                <w:szCs w:val="16"/>
+                <w:rFonts w:ascii="Georgia" w:hAnsi="Georgia"/>
               </w:rPr>
             </w:r>
           </w:p>
@@ -15734,15 +16517,15 @@
           <w:tcPr/>
           <w:p>
             <w:pPr>
-              <w:spacing w:before="0" w:after="0" w:line="360" w:lineRule="auto"/>
+              <w:spacing w:before="0" w:after="0" w:line="240" w:lineRule="auto"/>
               <w:jc w:val="left"/>
               <w:rPr/>
             </w:pPr>
             <w:r>
               <w:rPr>
                 <w:rFonts w:ascii="Georgia" w:cs="Georgia" w:eastAsia="Georgia" w:hAnsi="Georgia"/>
-                <w:sz w:val="20"/>
-                <w:szCs w:val="20"/>
+                <w:sz w:val="16"/>
+                <w:szCs w:val="16"/>
                 <w:rtl w:val="0"/>
               </w:rPr>
               <w:t xml:space="preserve"> </w:t>
@@ -15750,6 +16533,9 @@
             <w:r>
               <w:rPr>
                 <w:rtl w:val="0"/>
+                <w:sz w:val="16"/>
+                <w:szCs w:val="16"/>
+                <w:rFonts w:ascii="Georgia" w:hAnsi="Georgia"/>
               </w:rPr>
             </w:r>
           </w:p>
@@ -15758,15 +16544,15 @@
           <w:tcPr/>
           <w:p>
             <w:pPr>
-              <w:spacing w:before="0" w:after="0" w:line="360" w:lineRule="auto"/>
+              <w:spacing w:before="0" w:after="0" w:line="240" w:lineRule="auto"/>
               <w:jc w:val="left"/>
               <w:rPr/>
             </w:pPr>
             <w:r>
               <w:rPr>
                 <w:rFonts w:ascii="Georgia" w:cs="Georgia" w:eastAsia="Georgia" w:hAnsi="Georgia"/>
-                <w:sz w:val="20"/>
-                <w:szCs w:val="20"/>
+                <w:sz w:val="16"/>
+                <w:szCs w:val="16"/>
                 <w:rtl w:val="0"/>
               </w:rPr>
               <w:t xml:space="preserve"> </w:t>
@@ -15774,6 +16560,9 @@
             <w:r>
               <w:rPr>
                 <w:rtl w:val="0"/>
+                <w:sz w:val="16"/>
+                <w:szCs w:val="16"/>
+                <w:rFonts w:ascii="Georgia" w:hAnsi="Georgia"/>
               </w:rPr>
             </w:r>
           </w:p>
@@ -15782,15 +16571,15 @@
           <w:tcPr/>
           <w:p>
             <w:pPr>
-              <w:spacing w:before="0" w:after="0" w:line="360" w:lineRule="auto"/>
+              <w:spacing w:before="0" w:after="0" w:line="240" w:lineRule="auto"/>
               <w:jc w:val="left"/>
               <w:rPr/>
             </w:pPr>
             <w:r>
               <w:rPr>
                 <w:rFonts w:ascii="Georgia" w:cs="Georgia" w:eastAsia="Georgia" w:hAnsi="Georgia"/>
-                <w:sz w:val="20"/>
-                <w:szCs w:val="20"/>
+                <w:sz w:val="16"/>
+                <w:szCs w:val="16"/>
                 <w:rtl w:val="0"/>
               </w:rPr>
               <w:t xml:space="preserve"> </w:t>
@@ -15798,6 +16587,9 @@
             <w:r>
               <w:rPr>
                 <w:rtl w:val="0"/>
+                <w:sz w:val="16"/>
+                <w:szCs w:val="16"/>
+                <w:rFonts w:ascii="Georgia" w:hAnsi="Georgia"/>
               </w:rPr>
             </w:r>
           </w:p>
@@ -15806,15 +16598,15 @@
           <w:tcPr/>
           <w:p>
             <w:pPr>
-              <w:spacing w:before="0" w:after="0" w:line="360" w:lineRule="auto"/>
+              <w:spacing w:before="0" w:after="0" w:line="240" w:lineRule="auto"/>
               <w:jc w:val="left"/>
               <w:rPr/>
             </w:pPr>
             <w:r>
               <w:rPr>
                 <w:rFonts w:ascii="Georgia" w:cs="Georgia" w:eastAsia="Georgia" w:hAnsi="Georgia"/>
-                <w:sz w:val="20"/>
-                <w:szCs w:val="20"/>
+                <w:sz w:val="16"/>
+                <w:szCs w:val="16"/>
                 <w:rtl w:val="0"/>
               </w:rPr>
               <w:t xml:space="preserve"> </w:t>
@@ -15822,6 +16614,9 @@
             <w:r>
               <w:rPr>
                 <w:rtl w:val="0"/>
+                <w:sz w:val="16"/>
+                <w:szCs w:val="16"/>
+                <w:rFonts w:ascii="Georgia" w:hAnsi="Georgia"/>
               </w:rPr>
             </w:r>
           </w:p>
@@ -15830,15 +16625,15 @@
           <w:tcPr/>
           <w:p>
             <w:pPr>
-              <w:spacing w:before="0" w:after="0" w:line="360" w:lineRule="auto"/>
+              <w:spacing w:before="0" w:after="0" w:line="240" w:lineRule="auto"/>
               <w:jc w:val="left"/>
               <w:rPr/>
             </w:pPr>
             <w:r>
               <w:rPr>
                 <w:rFonts w:ascii="Georgia" w:cs="Georgia" w:eastAsia="Georgia" w:hAnsi="Georgia"/>
-                <w:sz w:val="20"/>
-                <w:szCs w:val="20"/>
+                <w:sz w:val="16"/>
+                <w:szCs w:val="16"/>
                 <w:rtl w:val="0"/>
               </w:rPr>
               <w:t xml:space="preserve"> </w:t>
@@ -15846,6 +16641,9 @@
             <w:r>
               <w:rPr>
                 <w:rtl w:val="0"/>
+                <w:sz w:val="16"/>
+                <w:szCs w:val="16"/>
+                <w:rFonts w:ascii="Georgia" w:hAnsi="Georgia"/>
               </w:rPr>
             </w:r>
           </w:p>
@@ -15982,7 +16780,7 @@
           </w:tcPr>
           <w:p>
             <w:pPr>
-              <w:spacing w:before="0" w:after="0" w:line="360" w:lineRule="auto"/>
+              <w:spacing w:before="0" w:after="0" w:line="240" w:lineRule="auto"/>
               <w:jc w:val="left"/>
               <w:rPr/>
             </w:pPr>
@@ -15991,8 +16789,8 @@
                 <w:rFonts w:ascii="Georgia" w:cs="Georgia" w:eastAsia="Georgia" w:hAnsi="Georgia"/>
                 <w:b w:val="1"/>
                 <w:bCs w:val="1"/>
-                <w:sz w:val="20"/>
-                <w:szCs w:val="20"/>
+                <w:sz w:val="16"/>
+                <w:szCs w:val="16"/>
                 <w:rtl w:val="0"/>
               </w:rPr>
               <w:t xml:space="preserve">Abstract ID</w:t>
@@ -16000,6 +16798,9 @@
             <w:r>
               <w:rPr>
                 <w:rtl w:val="0"/>
+                <w:sz w:val="16"/>
+                <w:szCs w:val="16"/>
+                <w:rFonts w:ascii="Georgia" w:hAnsi="Georgia"/>
               </w:rPr>
             </w:r>
           </w:p>
@@ -16013,7 +16814,7 @@
           </w:tcPr>
           <w:p>
             <w:pPr>
-              <w:spacing w:before="0" w:after="0" w:line="360" w:lineRule="auto"/>
+              <w:spacing w:before="0" w:after="0" w:line="240" w:lineRule="auto"/>
               <w:jc w:val="left"/>
               <w:rPr/>
             </w:pPr>
@@ -16022,8 +16823,8 @@
                 <w:rFonts w:ascii="Georgia" w:cs="Georgia" w:eastAsia="Georgia" w:hAnsi="Georgia"/>
                 <w:b w:val="1"/>
                 <w:bCs w:val="1"/>
-                <w:sz w:val="20"/>
-                <w:szCs w:val="20"/>
+                <w:sz w:val="16"/>
+                <w:szCs w:val="16"/>
                 <w:rtl w:val="0"/>
               </w:rPr>
               <w:t xml:space="preserve">Sentence #</w:t>
@@ -16031,6 +16832,9 @@
             <w:r>
               <w:rPr>
                 <w:rtl w:val="0"/>
+                <w:sz w:val="16"/>
+                <w:szCs w:val="16"/>
+                <w:rFonts w:ascii="Georgia" w:hAnsi="Georgia"/>
               </w:rPr>
             </w:r>
           </w:p>
@@ -16044,7 +16848,7 @@
           </w:tcPr>
           <w:p>
             <w:pPr>
-              <w:spacing w:before="0" w:after="0" w:line="360" w:lineRule="auto"/>
+              <w:spacing w:before="0" w:after="0" w:line="240" w:lineRule="auto"/>
               <w:jc w:val="left"/>
               <w:rPr/>
             </w:pPr>
@@ -16053,8 +16857,8 @@
                 <w:rFonts w:ascii="Georgia" w:cs="Georgia" w:eastAsia="Georgia" w:hAnsi="Georgia"/>
                 <w:b w:val="1"/>
                 <w:bCs w:val="1"/>
-                <w:sz w:val="20"/>
-                <w:szCs w:val="20"/>
+                <w:sz w:val="16"/>
+                <w:szCs w:val="16"/>
                 <w:rtl w:val="0"/>
               </w:rPr>
               <w:t xml:space="preserve">Clause</w:t>
@@ -16062,6 +16866,9 @@
             <w:r>
               <w:rPr>
                 <w:rtl w:val="0"/>
+                <w:sz w:val="16"/>
+                <w:szCs w:val="16"/>
+                <w:rFonts w:ascii="Georgia" w:hAnsi="Georgia"/>
               </w:rPr>
             </w:r>
           </w:p>
@@ -16075,7 +16882,7 @@
           </w:tcPr>
           <w:p>
             <w:pPr>
-              <w:spacing w:before="0" w:after="0" w:line="360" w:lineRule="auto"/>
+              <w:spacing w:before="0" w:after="0" w:line="240" w:lineRule="auto"/>
               <w:jc w:val="left"/>
               <w:rPr/>
             </w:pPr>
@@ -16084,8 +16891,8 @@
                 <w:rFonts w:ascii="Georgia" w:cs="Georgia" w:eastAsia="Georgia" w:hAnsi="Georgia"/>
                 <w:b w:val="1"/>
                 <w:bCs w:val="1"/>
-                <w:sz w:val="20"/>
-                <w:szCs w:val="20"/>
+                <w:sz w:val="16"/>
+                <w:szCs w:val="16"/>
                 <w:rtl w:val="0"/>
               </w:rPr>
               <w:t xml:space="preserve">Subtype</w:t>
@@ -16093,6 +16900,9 @@
             <w:r>
               <w:rPr>
                 <w:rtl w:val="0"/>
+                <w:sz w:val="16"/>
+                <w:szCs w:val="16"/>
+                <w:rFonts w:ascii="Georgia" w:hAnsi="Georgia"/>
               </w:rPr>
             </w:r>
           </w:p>
@@ -16106,7 +16916,7 @@
           </w:tcPr>
           <w:p>
             <w:pPr>
-              <w:spacing w:before="0" w:after="0" w:line="360" w:lineRule="auto"/>
+              <w:spacing w:before="0" w:after="0" w:line="240" w:lineRule="auto"/>
               <w:jc w:val="left"/>
               <w:rPr/>
             </w:pPr>
@@ -16115,8 +16925,8 @@
                 <w:rFonts w:ascii="Georgia" w:cs="Georgia" w:eastAsia="Georgia" w:hAnsi="Georgia"/>
                 <w:b w:val="1"/>
                 <w:bCs w:val="1"/>
-                <w:sz w:val="20"/>
-                <w:szCs w:val="20"/>
+                <w:sz w:val="16"/>
+                <w:szCs w:val="16"/>
                 <w:rtl w:val="0"/>
               </w:rPr>
               <w:t xml:space="preserve">Reverse Test (Y/N)</w:t>
@@ -16124,6 +16934,9 @@
             <w:r>
               <w:rPr>
                 <w:rtl w:val="0"/>
+                <w:sz w:val="16"/>
+                <w:szCs w:val="16"/>
+                <w:rFonts w:ascii="Georgia" w:hAnsi="Georgia"/>
               </w:rPr>
             </w:r>
           </w:p>
@@ -16137,7 +16950,7 @@
           </w:tcPr>
           <w:p>
             <w:pPr>
-              <w:spacing w:before="0" w:after="0" w:line="360" w:lineRule="auto"/>
+              <w:spacing w:before="0" w:after="0" w:line="240" w:lineRule="auto"/>
               <w:jc w:val="left"/>
               <w:rPr/>
             </w:pPr>
@@ -16146,8 +16959,8 @@
                 <w:rFonts w:ascii="Georgia" w:cs="Georgia" w:eastAsia="Georgia" w:hAnsi="Georgia"/>
                 <w:b w:val="1"/>
                 <w:bCs w:val="1"/>
-                <w:sz w:val="20"/>
-                <w:szCs w:val="20"/>
+                <w:sz w:val="16"/>
+                <w:szCs w:val="16"/>
                 <w:rtl w:val="0"/>
               </w:rPr>
               <w:t xml:space="preserve">Coder Notes</w:t>
@@ -16155,6 +16968,9 @@
             <w:r>
               <w:rPr>
                 <w:rtl w:val="0"/>
+                <w:sz w:val="16"/>
+                <w:szCs w:val="16"/>
+                <w:rFonts w:ascii="Georgia" w:hAnsi="Georgia"/>
               </w:rPr>
             </w:r>
           </w:p>
@@ -16169,15 +16985,15 @@
           <w:tcPr/>
           <w:p>
             <w:pPr>
-              <w:spacing w:before="0" w:after="0" w:line="360" w:lineRule="auto"/>
+              <w:spacing w:before="0" w:after="0" w:line="240" w:lineRule="auto"/>
               <w:jc w:val="left"/>
               <w:rPr/>
             </w:pPr>
             <w:r>
               <w:rPr>
                 <w:rFonts w:ascii="Georgia" w:cs="Georgia" w:eastAsia="Georgia" w:hAnsi="Georgia"/>
-                <w:sz w:val="20"/>
-                <w:szCs w:val="20"/>
+                <w:sz w:val="16"/>
+                <w:szCs w:val="16"/>
                 <w:rtl w:val="0"/>
               </w:rPr>
               <w:t xml:space="preserve"> </w:t>
@@ -16185,6 +17001,9 @@
             <w:r>
               <w:rPr>
                 <w:rtl w:val="0"/>
+                <w:sz w:val="16"/>
+                <w:szCs w:val="16"/>
+                <w:rFonts w:ascii="Georgia" w:hAnsi="Georgia"/>
               </w:rPr>
             </w:r>
           </w:p>
@@ -16193,15 +17012,15 @@
           <w:tcPr/>
           <w:p>
             <w:pPr>
-              <w:spacing w:before="0" w:after="0" w:line="360" w:lineRule="auto"/>
+              <w:spacing w:before="0" w:after="0" w:line="240" w:lineRule="auto"/>
               <w:jc w:val="left"/>
               <w:rPr/>
             </w:pPr>
             <w:r>
               <w:rPr>
                 <w:rFonts w:ascii="Georgia" w:cs="Georgia" w:eastAsia="Georgia" w:hAnsi="Georgia"/>
-                <w:sz w:val="20"/>
-                <w:szCs w:val="20"/>
+                <w:sz w:val="16"/>
+                <w:szCs w:val="16"/>
                 <w:rtl w:val="0"/>
               </w:rPr>
               <w:t xml:space="preserve"> </w:t>
@@ -16209,6 +17028,9 @@
             <w:r>
               <w:rPr>
                 <w:rtl w:val="0"/>
+                <w:sz w:val="16"/>
+                <w:szCs w:val="16"/>
+                <w:rFonts w:ascii="Georgia" w:hAnsi="Georgia"/>
               </w:rPr>
             </w:r>
           </w:p>
@@ -16217,15 +17039,15 @@
           <w:tcPr/>
           <w:p>
             <w:pPr>
-              <w:spacing w:before="0" w:after="0" w:line="360" w:lineRule="auto"/>
+              <w:spacing w:before="0" w:after="0" w:line="240" w:lineRule="auto"/>
               <w:jc w:val="left"/>
               <w:rPr/>
             </w:pPr>
             <w:r>
               <w:rPr>
                 <w:rFonts w:ascii="Georgia" w:cs="Georgia" w:eastAsia="Georgia" w:hAnsi="Georgia"/>
-                <w:sz w:val="20"/>
-                <w:szCs w:val="20"/>
+                <w:sz w:val="16"/>
+                <w:szCs w:val="16"/>
                 <w:rtl w:val="0"/>
               </w:rPr>
               <w:t xml:space="preserve"> </w:t>
@@ -16233,6 +17055,9 @@
             <w:r>
               <w:rPr>
                 <w:rtl w:val="0"/>
+                <w:sz w:val="16"/>
+                <w:szCs w:val="16"/>
+                <w:rFonts w:ascii="Georgia" w:hAnsi="Georgia"/>
               </w:rPr>
             </w:r>
           </w:p>
@@ -16241,15 +17066,15 @@
           <w:tcPr/>
           <w:p>
             <w:pPr>
-              <w:spacing w:before="0" w:after="0" w:line="360" w:lineRule="auto"/>
+              <w:spacing w:before="0" w:after="0" w:line="240" w:lineRule="auto"/>
               <w:jc w:val="left"/>
               <w:rPr/>
             </w:pPr>
             <w:r>
               <w:rPr>
                 <w:rFonts w:ascii="Georgia" w:cs="Georgia" w:eastAsia="Georgia" w:hAnsi="Georgia"/>
-                <w:sz w:val="20"/>
-                <w:szCs w:val="20"/>
+                <w:sz w:val="16"/>
+                <w:szCs w:val="16"/>
                 <w:rtl w:val="0"/>
               </w:rPr>
               <w:t xml:space="preserve"> </w:t>
@@ -16257,6 +17082,9 @@
             <w:r>
               <w:rPr>
                 <w:rtl w:val="0"/>
+                <w:sz w:val="16"/>
+                <w:szCs w:val="16"/>
+                <w:rFonts w:ascii="Georgia" w:hAnsi="Georgia"/>
               </w:rPr>
             </w:r>
           </w:p>
@@ -16265,15 +17093,15 @@
           <w:tcPr/>
           <w:p>
             <w:pPr>
-              <w:spacing w:before="0" w:after="0" w:line="360" w:lineRule="auto"/>
+              <w:spacing w:before="0" w:after="0" w:line="240" w:lineRule="auto"/>
               <w:jc w:val="left"/>
               <w:rPr/>
             </w:pPr>
             <w:r>
               <w:rPr>
                 <w:rFonts w:ascii="Georgia" w:cs="Georgia" w:eastAsia="Georgia" w:hAnsi="Georgia"/>
-                <w:sz w:val="20"/>
-                <w:szCs w:val="20"/>
+                <w:sz w:val="16"/>
+                <w:szCs w:val="16"/>
                 <w:rtl w:val="0"/>
               </w:rPr>
               <w:t xml:space="preserve"> </w:t>
@@ -16281,6 +17109,9 @@
             <w:r>
               <w:rPr>
                 <w:rtl w:val="0"/>
+                <w:sz w:val="16"/>
+                <w:szCs w:val="16"/>
+                <w:rFonts w:ascii="Georgia" w:hAnsi="Georgia"/>
               </w:rPr>
             </w:r>
           </w:p>
@@ -16289,15 +17120,15 @@
           <w:tcPr/>
           <w:p>
             <w:pPr>
-              <w:spacing w:before="0" w:after="0" w:line="360" w:lineRule="auto"/>
+              <w:spacing w:before="0" w:after="0" w:line="240" w:lineRule="auto"/>
               <w:jc w:val="left"/>
               <w:rPr/>
             </w:pPr>
             <w:r>
               <w:rPr>
                 <w:rFonts w:ascii="Georgia" w:cs="Georgia" w:eastAsia="Georgia" w:hAnsi="Georgia"/>
-                <w:sz w:val="20"/>
-                <w:szCs w:val="20"/>
+                <w:sz w:val="16"/>
+                <w:szCs w:val="16"/>
                 <w:rtl w:val="0"/>
               </w:rPr>
               <w:t xml:space="preserve"> </w:t>
@@ -16305,6 +17136,9 @@
             <w:r>
               <w:rPr>
                 <w:rtl w:val="0"/>
+                <w:sz w:val="16"/>
+                <w:szCs w:val="16"/>
+                <w:rFonts w:ascii="Georgia" w:hAnsi="Georgia"/>
               </w:rPr>
             </w:r>
           </w:p>
@@ -16414,7 +17248,7 @@
           </w:tcPr>
           <w:p>
             <w:pPr>
-              <w:spacing w:before="0" w:after="0" w:line="360" w:lineRule="auto"/>
+              <w:spacing w:before="0" w:after="0" w:line="240" w:lineRule="auto"/>
               <w:jc w:val="left"/>
               <w:rPr/>
             </w:pPr>
@@ -16423,8 +17257,8 @@
                 <w:rFonts w:ascii="Georgia" w:cs="Georgia" w:eastAsia="Georgia" w:hAnsi="Georgia"/>
                 <w:b w:val="1"/>
                 <w:bCs w:val="1"/>
-                <w:sz w:val="20"/>
-                <w:szCs w:val="20"/>
+                <w:sz w:val="16"/>
+                <w:szCs w:val="16"/>
                 <w:rtl w:val="0"/>
               </w:rPr>
               <w:t xml:space="preserve">Abstract ID</w:t>
@@ -16432,6 +17266,9 @@
             <w:r>
               <w:rPr>
                 <w:rtl w:val="0"/>
+                <w:sz w:val="16"/>
+                <w:szCs w:val="16"/>
+                <w:rFonts w:ascii="Georgia" w:hAnsi="Georgia"/>
               </w:rPr>
             </w:r>
           </w:p>
@@ -16445,7 +17282,7 @@
           </w:tcPr>
           <w:p>
             <w:pPr>
-              <w:spacing w:before="0" w:after="0" w:line="360" w:lineRule="auto"/>
+              <w:spacing w:before="0" w:after="0" w:line="240" w:lineRule="auto"/>
               <w:jc w:val="left"/>
               <w:rPr/>
             </w:pPr>
@@ -16454,8 +17291,8 @@
                 <w:rFonts w:ascii="Georgia" w:cs="Georgia" w:eastAsia="Georgia" w:hAnsi="Georgia"/>
                 <w:b w:val="1"/>
                 <w:bCs w:val="1"/>
-                <w:sz w:val="20"/>
-                <w:szCs w:val="20"/>
+                <w:sz w:val="16"/>
+                <w:szCs w:val="16"/>
                 <w:rtl w:val="0"/>
               </w:rPr>
               <w:t xml:space="preserve">Sentence #</w:t>
@@ -16463,6 +17300,9 @@
             <w:r>
               <w:rPr>
                 <w:rtl w:val="0"/>
+                <w:sz w:val="16"/>
+                <w:szCs w:val="16"/>
+                <w:rFonts w:ascii="Georgia" w:hAnsi="Georgia"/>
               </w:rPr>
             </w:r>
           </w:p>
@@ -16476,7 +17316,7 @@
           </w:tcPr>
           <w:p>
             <w:pPr>
-              <w:spacing w:before="0" w:after="0" w:line="360" w:lineRule="auto"/>
+              <w:spacing w:before="0" w:after="0" w:line="240" w:lineRule="auto"/>
               <w:jc w:val="left"/>
               <w:rPr/>
             </w:pPr>
@@ -16485,8 +17325,8 @@
                 <w:rFonts w:ascii="Georgia" w:cs="Georgia" w:eastAsia="Georgia" w:hAnsi="Georgia"/>
                 <w:b w:val="1"/>
                 <w:bCs w:val="1"/>
-                <w:sz w:val="20"/>
-                <w:szCs w:val="20"/>
+                <w:sz w:val="16"/>
+                <w:szCs w:val="16"/>
                 <w:rtl w:val="0"/>
               </w:rPr>
               <w:t xml:space="preserve">Clause</w:t>
@@ -16494,6 +17334,9 @@
             <w:r>
               <w:rPr>
                 <w:rtl w:val="0"/>
+                <w:sz w:val="16"/>
+                <w:szCs w:val="16"/>
+                <w:rFonts w:ascii="Georgia" w:hAnsi="Georgia"/>
               </w:rPr>
             </w:r>
           </w:p>
@@ -16507,7 +17350,7 @@
           </w:tcPr>
           <w:p>
             <w:pPr>
-              <w:spacing w:before="0" w:after="0" w:line="360" w:lineRule="auto"/>
+              <w:spacing w:before="0" w:after="0" w:line="240" w:lineRule="auto"/>
               <w:jc w:val="left"/>
               <w:rPr/>
             </w:pPr>
@@ -16516,8 +17359,8 @@
                 <w:rFonts w:ascii="Georgia" w:cs="Georgia" w:eastAsia="Georgia" w:hAnsi="Georgia"/>
                 <w:b w:val="1"/>
                 <w:bCs w:val="1"/>
-                <w:sz w:val="20"/>
-                <w:szCs w:val="20"/>
+                <w:sz w:val="16"/>
+                <w:szCs w:val="16"/>
                 <w:rtl w:val="0"/>
               </w:rPr>
               <w:t xml:space="preserve">Token</w:t>
@@ -16525,6 +17368,9 @@
             <w:r>
               <w:rPr>
                 <w:rtl w:val="0"/>
+                <w:sz w:val="16"/>
+                <w:szCs w:val="16"/>
+                <w:rFonts w:ascii="Georgia" w:hAnsi="Georgia"/>
               </w:rPr>
             </w:r>
           </w:p>
@@ -16538,7 +17384,7 @@
           </w:tcPr>
           <w:p>
             <w:pPr>
-              <w:spacing w:before="0" w:after="0" w:line="360" w:lineRule="auto"/>
+              <w:spacing w:before="0" w:after="0" w:line="240" w:lineRule="auto"/>
               <w:jc w:val="left"/>
               <w:rPr/>
             </w:pPr>
@@ -16547,8 +17393,8 @@
                 <w:rFonts w:ascii="Georgia" w:cs="Georgia" w:eastAsia="Georgia" w:hAnsi="Georgia"/>
                 <w:b w:val="1"/>
                 <w:bCs w:val="1"/>
-                <w:sz w:val="20"/>
-                <w:szCs w:val="20"/>
+                <w:sz w:val="16"/>
+                <w:szCs w:val="16"/>
                 <w:rtl w:val="0"/>
               </w:rPr>
               <w:t xml:space="preserve">Reason Code</w:t>
@@ -16556,6 +17402,9 @@
             <w:r>
               <w:rPr>
                 <w:rtl w:val="0"/>
+                <w:sz w:val="16"/>
+                <w:szCs w:val="16"/>
+                <w:rFonts w:ascii="Georgia" w:hAnsi="Georgia"/>
               </w:rPr>
             </w:r>
           </w:p>
@@ -16569,7 +17418,7 @@
           </w:tcPr>
           <w:p>
             <w:pPr>
-              <w:spacing w:before="0" w:after="0" w:line="360" w:lineRule="auto"/>
+              <w:spacing w:before="0" w:after="0" w:line="240" w:lineRule="auto"/>
               <w:jc w:val="left"/>
               <w:rPr/>
             </w:pPr>
@@ -16578,8 +17427,8 @@
                 <w:rFonts w:ascii="Georgia" w:cs="Georgia" w:eastAsia="Georgia" w:hAnsi="Georgia"/>
                 <w:b w:val="1"/>
                 <w:bCs w:val="1"/>
-                <w:sz w:val="20"/>
-                <w:szCs w:val="20"/>
+                <w:sz w:val="16"/>
+                <w:szCs w:val="16"/>
                 <w:rtl w:val="0"/>
               </w:rPr>
               <w:t xml:space="preserve">Coder Notes</w:t>
@@ -16587,6 +17436,9 @@
             <w:r>
               <w:rPr>
                 <w:rtl w:val="0"/>
+                <w:sz w:val="16"/>
+                <w:szCs w:val="16"/>
+                <w:rFonts w:ascii="Georgia" w:hAnsi="Georgia"/>
               </w:rPr>
             </w:r>
           </w:p>
@@ -16601,15 +17453,15 @@
           <w:tcPr/>
           <w:p>
             <w:pPr>
-              <w:spacing w:before="0" w:after="0" w:line="360" w:lineRule="auto"/>
+              <w:spacing w:before="0" w:after="0" w:line="240" w:lineRule="auto"/>
               <w:jc w:val="left"/>
               <w:rPr/>
             </w:pPr>
             <w:r>
               <w:rPr>
                 <w:rFonts w:ascii="Georgia" w:cs="Georgia" w:eastAsia="Georgia" w:hAnsi="Georgia"/>
-                <w:sz w:val="20"/>
-                <w:szCs w:val="20"/>
+                <w:sz w:val="16"/>
+                <w:szCs w:val="16"/>
                 <w:rtl w:val="0"/>
               </w:rPr>
               <w:t xml:space="preserve"> </w:t>
@@ -16617,6 +17469,9 @@
             <w:r>
               <w:rPr>
                 <w:rtl w:val="0"/>
+                <w:sz w:val="16"/>
+                <w:szCs w:val="16"/>
+                <w:rFonts w:ascii="Georgia" w:hAnsi="Georgia"/>
               </w:rPr>
             </w:r>
           </w:p>
@@ -16625,15 +17480,15 @@
           <w:tcPr/>
           <w:p>
             <w:pPr>
-              <w:spacing w:before="0" w:after="0" w:line="360" w:lineRule="auto"/>
+              <w:spacing w:before="0" w:after="0" w:line="240" w:lineRule="auto"/>
               <w:jc w:val="left"/>
               <w:rPr/>
             </w:pPr>
             <w:r>
               <w:rPr>
                 <w:rFonts w:ascii="Georgia" w:cs="Georgia" w:eastAsia="Georgia" w:hAnsi="Georgia"/>
-                <w:sz w:val="20"/>
-                <w:szCs w:val="20"/>
+                <w:sz w:val="16"/>
+                <w:szCs w:val="16"/>
                 <w:rtl w:val="0"/>
               </w:rPr>
               <w:t xml:space="preserve"> </w:t>
@@ -16641,6 +17496,9 @@
             <w:r>
               <w:rPr>
                 <w:rtl w:val="0"/>
+                <w:sz w:val="16"/>
+                <w:szCs w:val="16"/>
+                <w:rFonts w:ascii="Georgia" w:hAnsi="Georgia"/>
               </w:rPr>
             </w:r>
           </w:p>
@@ -16649,15 +17507,15 @@
           <w:tcPr/>
           <w:p>
             <w:pPr>
-              <w:spacing w:before="0" w:after="0" w:line="360" w:lineRule="auto"/>
+              <w:spacing w:before="0" w:after="0" w:line="240" w:lineRule="auto"/>
               <w:jc w:val="left"/>
               <w:rPr/>
             </w:pPr>
             <w:r>
               <w:rPr>
                 <w:rFonts w:ascii="Georgia" w:cs="Georgia" w:eastAsia="Georgia" w:hAnsi="Georgia"/>
-                <w:sz w:val="20"/>
-                <w:szCs w:val="20"/>
+                <w:sz w:val="16"/>
+                <w:szCs w:val="16"/>
                 <w:rtl w:val="0"/>
               </w:rPr>
               <w:t xml:space="preserve"> </w:t>
@@ -16665,6 +17523,9 @@
             <w:r>
               <w:rPr>
                 <w:rtl w:val="0"/>
+                <w:sz w:val="16"/>
+                <w:szCs w:val="16"/>
+                <w:rFonts w:ascii="Georgia" w:hAnsi="Georgia"/>
               </w:rPr>
             </w:r>
           </w:p>
@@ -16673,15 +17534,15 @@
           <w:tcPr/>
           <w:p>
             <w:pPr>
-              <w:spacing w:before="0" w:after="0" w:line="360" w:lineRule="auto"/>
+              <w:spacing w:before="0" w:after="0" w:line="240" w:lineRule="auto"/>
               <w:jc w:val="left"/>
               <w:rPr/>
             </w:pPr>
             <w:r>
               <w:rPr>
                 <w:rFonts w:ascii="Georgia" w:cs="Georgia" w:eastAsia="Georgia" w:hAnsi="Georgia"/>
-                <w:sz w:val="20"/>
-                <w:szCs w:val="20"/>
+                <w:sz w:val="16"/>
+                <w:szCs w:val="16"/>
                 <w:rtl w:val="0"/>
               </w:rPr>
               <w:t xml:space="preserve"> </w:t>
@@ -16689,6 +17550,9 @@
             <w:r>
               <w:rPr>
                 <w:rtl w:val="0"/>
+                <w:sz w:val="16"/>
+                <w:szCs w:val="16"/>
+                <w:rFonts w:ascii="Georgia" w:hAnsi="Georgia"/>
               </w:rPr>
             </w:r>
           </w:p>
@@ -16697,15 +17561,15 @@
           <w:tcPr/>
           <w:p>
             <w:pPr>
-              <w:spacing w:before="0" w:after="0" w:line="360" w:lineRule="auto"/>
+              <w:spacing w:before="0" w:after="0" w:line="240" w:lineRule="auto"/>
               <w:jc w:val="left"/>
               <w:rPr/>
             </w:pPr>
             <w:r>
               <w:rPr>
                 <w:rFonts w:ascii="Georgia" w:cs="Georgia" w:eastAsia="Georgia" w:hAnsi="Georgia"/>
-                <w:sz w:val="20"/>
-                <w:szCs w:val="20"/>
+                <w:sz w:val="16"/>
+                <w:szCs w:val="16"/>
                 <w:rtl w:val="0"/>
               </w:rPr>
               <w:t xml:space="preserve"> </w:t>
@@ -16713,6 +17577,9 @@
             <w:r>
               <w:rPr>
                 <w:rtl w:val="0"/>
+                <w:sz w:val="16"/>
+                <w:szCs w:val="16"/>
+                <w:rFonts w:ascii="Georgia" w:hAnsi="Georgia"/>
               </w:rPr>
             </w:r>
           </w:p>
@@ -16721,15 +17588,15 @@
           <w:tcPr/>
           <w:p>
             <w:pPr>
-              <w:spacing w:before="0" w:after="0" w:line="360" w:lineRule="auto"/>
+              <w:spacing w:before="0" w:after="0" w:line="240" w:lineRule="auto"/>
               <w:jc w:val="left"/>
               <w:rPr/>
             </w:pPr>
             <w:r>
               <w:rPr>
                 <w:rFonts w:ascii="Georgia" w:cs="Georgia" w:eastAsia="Georgia" w:hAnsi="Georgia"/>
-                <w:sz w:val="20"/>
-                <w:szCs w:val="20"/>
+                <w:sz w:val="16"/>
+                <w:szCs w:val="16"/>
                 <w:rtl w:val="0"/>
               </w:rPr>
               <w:t xml:space="preserve"> </w:t>
@@ -16737,6 +17604,9 @@
             <w:r>
               <w:rPr>
                 <w:rtl w:val="0"/>
+                <w:sz w:val="16"/>
+                <w:szCs w:val="16"/>
+                <w:rFonts w:ascii="Georgia" w:hAnsi="Georgia"/>
               </w:rPr>
             </w:r>
           </w:p>

--- a/thesis/003_ThesisProposal_Draft_013.docx
+++ b/thesis/003_ThesisProposal_Draft_013.docx
@@ -331,7 +331,7 @@
       <w:pPr>
         <w:keepNext w:val="1"/>
         <w:keepLines w:val="1"/>
-        <w:spacing w:before="120" w:after="0" w:line="480" w:lineRule="auto"/>
+        <w:spacing w:before="240" w:after="0" w:line="480" w:lineRule="auto"/>
         <w:jc w:val="left"/>
         <w:rPr/>
       </w:pPr>
@@ -467,7 +467,7 @@
       <w:pPr>
         <w:keepNext w:val="1"/>
         <w:keepLines w:val="1"/>
-        <w:spacing w:before="120" w:after="0" w:line="480" w:lineRule="auto"/>
+        <w:spacing w:before="240" w:after="0" w:line="480" w:lineRule="auto"/>
         <w:jc w:val="left"/>
         <w:rPr/>
       </w:pPr>
@@ -546,7 +546,7 @@
       <w:pPr>
         <w:keepNext w:val="1"/>
         <w:keepLines w:val="1"/>
-        <w:spacing w:before="120" w:after="0" w:line="480" w:lineRule="auto"/>
+        <w:spacing w:before="240" w:after="0" w:line="480" w:lineRule="auto"/>
         <w:jc w:val="left"/>
         <w:rPr/>
       </w:pPr>
@@ -625,7 +625,7 @@
       <w:pPr>
         <w:keepNext w:val="1"/>
         <w:keepLines w:val="1"/>
-        <w:spacing w:before="120" w:after="0" w:line="480" w:lineRule="auto"/>
+        <w:spacing w:before="240" w:after="0" w:line="480" w:lineRule="auto"/>
         <w:jc w:val="left"/>
         <w:rPr/>
       </w:pPr>
@@ -704,7 +704,7 @@
       <w:pPr>
         <w:keepNext w:val="1"/>
         <w:keepLines w:val="1"/>
-        <w:spacing w:before="120" w:after="0" w:line="480" w:lineRule="auto"/>
+        <w:spacing w:before="240" w:after="0" w:line="480" w:lineRule="auto"/>
         <w:jc w:val="left"/>
         <w:rPr/>
       </w:pPr>
@@ -757,7 +757,7 @@
       <w:pPr>
         <w:keepNext w:val="1"/>
         <w:keepLines w:val="1"/>
-        <w:spacing w:before="120" w:after="0" w:line="480" w:lineRule="auto"/>
+        <w:spacing w:before="240" w:after="0" w:line="480" w:lineRule="auto"/>
         <w:jc w:val="left"/>
         <w:rPr/>
       </w:pPr>
@@ -862,7 +862,7 @@
       <w:pPr>
         <w:keepNext w:val="1"/>
         <w:keepLines w:val="1"/>
-        <w:spacing w:before="120" w:after="0" w:line="480" w:lineRule="auto"/>
+        <w:spacing w:before="240" w:after="0" w:line="480" w:lineRule="auto"/>
         <w:jc w:val="left"/>
         <w:rPr/>
       </w:pPr>
@@ -1041,7 +1041,7 @@
       <w:pPr>
         <w:keepNext w:val="1"/>
         <w:keepLines w:val="1"/>
-        <w:spacing w:before="120" w:after="0" w:line="480" w:lineRule="auto"/>
+        <w:spacing w:before="240" w:after="0" w:line="480" w:lineRule="auto"/>
         <w:jc w:val="left"/>
         <w:rPr/>
       </w:pPr>
@@ -1264,7 +1264,7 @@
       <w:pPr>
         <w:keepNext w:val="1"/>
         <w:keepLines w:val="1"/>
-        <w:spacing w:before="120" w:after="0" w:line="480" w:lineRule="auto"/>
+        <w:spacing w:before="240" w:after="0" w:line="480" w:lineRule="auto"/>
         <w:jc w:val="left"/>
         <w:rPr/>
       </w:pPr>
@@ -1407,7 +1407,7 @@
       <w:pPr>
         <w:keepNext w:val="1"/>
         <w:keepLines w:val="1"/>
-        <w:spacing w:before="120" w:after="0" w:line="480" w:lineRule="auto"/>
+        <w:spacing w:before="240" w:after="0" w:line="480" w:lineRule="auto"/>
         <w:jc w:val="left"/>
         <w:rPr/>
       </w:pPr>
@@ -1592,7 +1592,7 @@
       <w:pPr>
         <w:keepNext w:val="1"/>
         <w:keepLines w:val="1"/>
-        <w:spacing w:before="120" w:after="0" w:line="480" w:lineRule="auto"/>
+        <w:spacing w:before="240" w:after="0" w:line="480" w:lineRule="auto"/>
         <w:jc w:val="left"/>
         <w:rPr/>
       </w:pPr>
@@ -2251,7 +2251,7 @@
       <w:pPr>
         <w:keepNext w:val="1"/>
         <w:keepLines w:val="1"/>
-        <w:spacing w:before="120" w:after="0" w:line="480" w:lineRule="auto"/>
+        <w:spacing w:before="240" w:after="0" w:line="480" w:lineRule="auto"/>
         <w:jc w:val="left"/>
         <w:rPr/>
       </w:pPr>
@@ -2356,7 +2356,7 @@
       <w:pPr>
         <w:keepNext w:val="1"/>
         <w:keepLines w:val="1"/>
-        <w:spacing w:before="120" w:after="0" w:line="480" w:lineRule="auto"/>
+        <w:spacing w:before="240" w:after="0" w:line="480" w:lineRule="auto"/>
         <w:jc w:val="left"/>
         <w:rPr/>
       </w:pPr>
@@ -2409,7 +2409,7 @@
       <w:pPr>
         <w:keepNext w:val="1"/>
         <w:keepLines w:val="1"/>
-        <w:spacing w:before="120" w:after="0" w:line="480" w:lineRule="auto"/>
+        <w:spacing w:before="240" w:after="0" w:line="480" w:lineRule="auto"/>
         <w:jc w:val="left"/>
         <w:rPr/>
       </w:pPr>
@@ -2696,7 +2696,7 @@
       <w:pPr>
         <w:keepNext w:val="1"/>
         <w:keepLines w:val="1"/>
-        <w:spacing w:before="120" w:after="0" w:line="480" w:lineRule="auto"/>
+        <w:spacing w:before="240" w:after="0" w:line="480" w:lineRule="auto"/>
         <w:jc w:val="left"/>
         <w:rPr/>
       </w:pPr>
@@ -2749,7 +2749,7 @@
       <w:pPr>
         <w:keepNext w:val="1"/>
         <w:keepLines w:val="1"/>
-        <w:spacing w:before="120" w:after="0" w:line="480" w:lineRule="auto"/>
+        <w:spacing w:before="240" w:after="0" w:line="480" w:lineRule="auto"/>
         <w:jc w:val="left"/>
         <w:rPr/>
       </w:pPr>
@@ -2887,8 +2887,8 @@
                 <w:bCs w:val="1"/>
                 <w:i w:val="0"/>
                 <w:iCs w:val="0"/>
-                <w:sz w:val="16"/>
-                <w:szCs w:val="16"/>
+                <w:sz w:val="18"/>
+                <w:szCs w:val="18"/>
                 <w:rtl w:val="0"/>
               </w:rPr>
               <w:t xml:space="preserve">Category</w:t>
@@ -2896,8 +2896,8 @@
             <w:r>
               <w:rPr>
                 <w:rtl w:val="0"/>
-                <w:sz w:val="16"/>
-                <w:szCs w:val="16"/>
+                <w:sz w:val="18"/>
+                <w:szCs w:val="18"/>
                 <w:rFonts w:ascii="Georgia" w:hAnsi="Georgia"/>
               </w:rPr>
             </w:r>
@@ -2921,8 +2921,8 @@
                 <w:bCs w:val="1"/>
                 <w:i w:val="0"/>
                 <w:iCs w:val="0"/>
-                <w:sz w:val="16"/>
-                <w:szCs w:val="16"/>
+                <w:sz w:val="18"/>
+                <w:szCs w:val="18"/>
                 <w:rtl w:val="0"/>
               </w:rPr>
               <w:t xml:space="preserve">Biology</w:t>
@@ -2930,8 +2930,8 @@
             <w:r>
               <w:rPr>
                 <w:rtl w:val="0"/>
-                <w:sz w:val="16"/>
-                <w:szCs w:val="16"/>
+                <w:sz w:val="18"/>
+                <w:szCs w:val="18"/>
                 <w:rFonts w:ascii="Georgia" w:hAnsi="Georgia"/>
               </w:rPr>
             </w:r>
@@ -2955,8 +2955,8 @@
                 <w:bCs w:val="1"/>
                 <w:i w:val="0"/>
                 <w:iCs w:val="0"/>
-                <w:sz w:val="16"/>
-                <w:szCs w:val="16"/>
+                <w:sz w:val="18"/>
+                <w:szCs w:val="18"/>
                 <w:rtl w:val="0"/>
               </w:rPr>
               <w:t xml:space="preserve">Veterinary Medicine</w:t>
@@ -2964,8 +2964,8 @@
             <w:r>
               <w:rPr>
                 <w:rtl w:val="0"/>
-                <w:sz w:val="16"/>
-                <w:szCs w:val="16"/>
+                <w:sz w:val="18"/>
+                <w:szCs w:val="18"/>
                 <w:rFonts w:ascii="Georgia" w:hAnsi="Georgia"/>
               </w:rPr>
             </w:r>
@@ -2989,8 +2989,8 @@
                 <w:bCs w:val="1"/>
                 <w:i w:val="0"/>
                 <w:iCs w:val="0"/>
-                <w:sz w:val="16"/>
-                <w:szCs w:val="16"/>
+                <w:sz w:val="18"/>
+                <w:szCs w:val="18"/>
                 <w:rtl w:val="0"/>
               </w:rPr>
               <w:t xml:space="preserve">Animal Science</w:t>
@@ -2998,8 +2998,8 @@
             <w:r>
               <w:rPr>
                 <w:rtl w:val="0"/>
-                <w:sz w:val="16"/>
-                <w:szCs w:val="16"/>
+                <w:sz w:val="18"/>
+                <w:szCs w:val="18"/>
                 <w:rFonts w:ascii="Georgia" w:hAnsi="Georgia"/>
               </w:rPr>
             </w:r>
@@ -3023,8 +3023,8 @@
                 <w:bCs w:val="1"/>
                 <w:i w:val="0"/>
                 <w:iCs w:val="0"/>
-                <w:sz w:val="16"/>
-                <w:szCs w:val="16"/>
+                <w:sz w:val="18"/>
+                <w:szCs w:val="18"/>
                 <w:rtl w:val="0"/>
               </w:rPr>
               <w:t xml:space="preserve">Crop Science</w:t>
@@ -3032,8 +3032,8 @@
             <w:r>
               <w:rPr>
                 <w:rtl w:val="0"/>
-                <w:sz w:val="16"/>
-                <w:szCs w:val="16"/>
+                <w:sz w:val="18"/>
+                <w:szCs w:val="18"/>
                 <w:rFonts w:ascii="Georgia" w:hAnsi="Georgia"/>
               </w:rPr>
             </w:r>
@@ -3057,8 +3057,8 @@
                 <w:bCs w:val="1"/>
                 <w:i w:val="0"/>
                 <w:iCs w:val="0"/>
-                <w:sz w:val="16"/>
-                <w:szCs w:val="16"/>
+                <w:sz w:val="18"/>
+                <w:szCs w:val="18"/>
                 <w:rtl w:val="0"/>
               </w:rPr>
               <w:t xml:space="preserve">Total</w:t>
@@ -3066,8 +3066,8 @@
             <w:r>
               <w:rPr>
                 <w:rtl w:val="0"/>
-                <w:sz w:val="16"/>
-                <w:szCs w:val="16"/>
+                <w:sz w:val="18"/>
+                <w:szCs w:val="18"/>
                 <w:rFonts w:ascii="Georgia" w:hAnsi="Georgia"/>
               </w:rPr>
             </w:r>
@@ -3093,8 +3093,8 @@
                 <w:bCs w:val="0"/>
                 <w:i w:val="0"/>
                 <w:iCs w:val="0"/>
-                <w:sz w:val="16"/>
-                <w:szCs w:val="16"/>
+                <w:sz w:val="18"/>
+                <w:szCs w:val="18"/>
                 <w:rtl w:val="0"/>
               </w:rPr>
               <w:t xml:space="preserve">Total repository</w:t>
@@ -3102,8 +3102,8 @@
             <w:r>
               <w:rPr>
                 <w:rtl w:val="0"/>
-                <w:sz w:val="16"/>
-                <w:szCs w:val="16"/>
+                <w:sz w:val="18"/>
+                <w:szCs w:val="18"/>
                 <w:rFonts w:ascii="Georgia" w:hAnsi="Georgia"/>
               </w:rPr>
             </w:r>
@@ -3123,8 +3123,8 @@
                 <w:bCs w:val="0"/>
                 <w:i w:val="0"/>
                 <w:iCs w:val="0"/>
-                <w:sz w:val="16"/>
-                <w:szCs w:val="16"/>
+                <w:sz w:val="18"/>
+                <w:szCs w:val="18"/>
                 <w:rtl w:val="0"/>
               </w:rPr>
               <w:t xml:space="preserve">275</w:t>
@@ -3132,8 +3132,8 @@
             <w:r>
               <w:rPr>
                 <w:rtl w:val="0"/>
-                <w:sz w:val="16"/>
-                <w:szCs w:val="16"/>
+                <w:sz w:val="18"/>
+                <w:szCs w:val="18"/>
                 <w:rFonts w:ascii="Georgia" w:hAnsi="Georgia"/>
               </w:rPr>
             </w:r>
@@ -3153,8 +3153,8 @@
                 <w:bCs w:val="0"/>
                 <w:i w:val="0"/>
                 <w:iCs w:val="0"/>
-                <w:sz w:val="16"/>
-                <w:szCs w:val="16"/>
+                <w:sz w:val="18"/>
+                <w:szCs w:val="18"/>
                 <w:rtl w:val="0"/>
               </w:rPr>
               <w:t xml:space="preserve">206</w:t>
@@ -3162,8 +3162,8 @@
             <w:r>
               <w:rPr>
                 <w:rtl w:val="0"/>
-                <w:sz w:val="16"/>
-                <w:szCs w:val="16"/>
+                <w:sz w:val="18"/>
+                <w:szCs w:val="18"/>
                 <w:rFonts w:ascii="Georgia" w:hAnsi="Georgia"/>
               </w:rPr>
             </w:r>
@@ -3183,8 +3183,8 @@
                 <w:bCs w:val="0"/>
                 <w:i w:val="0"/>
                 <w:iCs w:val="0"/>
-                <w:sz w:val="16"/>
-                <w:szCs w:val="16"/>
+                <w:sz w:val="18"/>
+                <w:szCs w:val="18"/>
                 <w:rtl w:val="0"/>
               </w:rPr>
               <w:t xml:space="preserve">131</w:t>
@@ -3192,8 +3192,8 @@
             <w:r>
               <w:rPr>
                 <w:rtl w:val="0"/>
-                <w:sz w:val="16"/>
-                <w:szCs w:val="16"/>
+                <w:sz w:val="18"/>
+                <w:szCs w:val="18"/>
                 <w:rFonts w:ascii="Georgia" w:hAnsi="Georgia"/>
               </w:rPr>
             </w:r>
@@ -3213,8 +3213,8 @@
                 <w:bCs w:val="0"/>
                 <w:i w:val="0"/>
                 <w:iCs w:val="0"/>
-                <w:sz w:val="16"/>
-                <w:szCs w:val="16"/>
+                <w:sz w:val="18"/>
+                <w:szCs w:val="18"/>
                 <w:rtl w:val="0"/>
               </w:rPr>
               <w:t xml:space="preserve">216</w:t>
@@ -3222,8 +3222,8 @@
             <w:r>
               <w:rPr>
                 <w:rtl w:val="0"/>
-                <w:sz w:val="16"/>
-                <w:szCs w:val="16"/>
+                <w:sz w:val="18"/>
+                <w:szCs w:val="18"/>
                 <w:rFonts w:ascii="Georgia" w:hAnsi="Georgia"/>
               </w:rPr>
             </w:r>
@@ -3243,8 +3243,8 @@
                 <w:bCs w:val="0"/>
                 <w:i w:val="0"/>
                 <w:iCs w:val="0"/>
-                <w:sz w:val="16"/>
-                <w:szCs w:val="16"/>
+                <w:sz w:val="18"/>
+                <w:szCs w:val="18"/>
                 <w:rtl w:val="0"/>
               </w:rPr>
               <w:t xml:space="preserve">828</w:t>
@@ -3252,8 +3252,8 @@
             <w:r>
               <w:rPr>
                 <w:rtl w:val="0"/>
-                <w:sz w:val="16"/>
-                <w:szCs w:val="16"/>
+                <w:sz w:val="18"/>
+                <w:szCs w:val="18"/>
                 <w:rFonts w:ascii="Georgia" w:hAnsi="Georgia"/>
               </w:rPr>
             </w:r>
@@ -3279,8 +3279,8 @@
                 <w:bCs w:val="0"/>
                 <w:i w:val="0"/>
                 <w:iCs w:val="0"/>
-                <w:sz w:val="16"/>
-                <w:szCs w:val="16"/>
+                <w:sz w:val="18"/>
+                <w:szCs w:val="18"/>
                 <w:rtl w:val="0"/>
               </w:rPr>
               <w:t xml:space="preserve">2023–2025 (target pool)</w:t>
@@ -3288,8 +3288,8 @@
             <w:r>
               <w:rPr>
                 <w:rtl w:val="0"/>
-                <w:sz w:val="16"/>
-                <w:szCs w:val="16"/>
+                <w:sz w:val="18"/>
+                <w:szCs w:val="18"/>
                 <w:rFonts w:ascii="Georgia" w:hAnsi="Georgia"/>
               </w:rPr>
             </w:r>
@@ -3309,8 +3309,8 @@
                 <w:bCs w:val="0"/>
                 <w:i w:val="0"/>
                 <w:iCs w:val="0"/>
-                <w:sz w:val="16"/>
-                <w:szCs w:val="16"/>
+                <w:sz w:val="18"/>
+                <w:szCs w:val="18"/>
                 <w:rtl w:val="0"/>
               </w:rPr>
               <w:t xml:space="preserve">145</w:t>
@@ -3318,8 +3318,8 @@
             <w:r>
               <w:rPr>
                 <w:rtl w:val="0"/>
-                <w:sz w:val="16"/>
-                <w:szCs w:val="16"/>
+                <w:sz w:val="18"/>
+                <w:szCs w:val="18"/>
                 <w:rFonts w:ascii="Georgia" w:hAnsi="Georgia"/>
               </w:rPr>
             </w:r>
@@ -3339,8 +3339,8 @@
                 <w:bCs w:val="0"/>
                 <w:i w:val="0"/>
                 <w:iCs w:val="0"/>
-                <w:sz w:val="16"/>
-                <w:szCs w:val="16"/>
+                <w:sz w:val="18"/>
+                <w:szCs w:val="18"/>
                 <w:rtl w:val="0"/>
               </w:rPr>
               <w:t xml:space="preserve">104</w:t>
@@ -3348,8 +3348,8 @@
             <w:r>
               <w:rPr>
                 <w:rtl w:val="0"/>
-                <w:sz w:val="16"/>
-                <w:szCs w:val="16"/>
+                <w:sz w:val="18"/>
+                <w:szCs w:val="18"/>
                 <w:rFonts w:ascii="Georgia" w:hAnsi="Georgia"/>
               </w:rPr>
             </w:r>
@@ -3369,8 +3369,8 @@
                 <w:bCs w:val="0"/>
                 <w:i w:val="0"/>
                 <w:iCs w:val="0"/>
-                <w:sz w:val="16"/>
-                <w:szCs w:val="16"/>
+                <w:sz w:val="18"/>
+                <w:szCs w:val="18"/>
                 <w:rtl w:val="0"/>
               </w:rPr>
               <w:t xml:space="preserve">38</w:t>
@@ -3378,8 +3378,8 @@
             <w:r>
               <w:rPr>
                 <w:rtl w:val="0"/>
-                <w:sz w:val="16"/>
-                <w:szCs w:val="16"/>
+                <w:sz w:val="18"/>
+                <w:szCs w:val="18"/>
                 <w:rFonts w:ascii="Georgia" w:hAnsi="Georgia"/>
               </w:rPr>
             </w:r>
@@ -3399,8 +3399,8 @@
                 <w:bCs w:val="0"/>
                 <w:i w:val="0"/>
                 <w:iCs w:val="0"/>
-                <w:sz w:val="16"/>
-                <w:szCs w:val="16"/>
+                <w:sz w:val="18"/>
+                <w:szCs w:val="18"/>
                 <w:rtl w:val="0"/>
               </w:rPr>
               <w:t xml:space="preserve">94</w:t>
@@ -3408,8 +3408,8 @@
             <w:r>
               <w:rPr>
                 <w:rtl w:val="0"/>
-                <w:sz w:val="16"/>
-                <w:szCs w:val="16"/>
+                <w:sz w:val="18"/>
+                <w:szCs w:val="18"/>
                 <w:rFonts w:ascii="Georgia" w:hAnsi="Georgia"/>
               </w:rPr>
             </w:r>
@@ -3429,8 +3429,8 @@
                 <w:bCs w:val="0"/>
                 <w:i w:val="0"/>
                 <w:iCs w:val="0"/>
-                <w:sz w:val="16"/>
-                <w:szCs w:val="16"/>
+                <w:sz w:val="18"/>
+                <w:szCs w:val="18"/>
                 <w:rtl w:val="0"/>
               </w:rPr>
               <w:t xml:space="preserve">381</w:t>
@@ -3438,8 +3438,8 @@
             <w:r>
               <w:rPr>
                 <w:rtl w:val="0"/>
-                <w:sz w:val="16"/>
-                <w:szCs w:val="16"/>
+                <w:sz w:val="18"/>
+                <w:szCs w:val="18"/>
                 <w:rFonts w:ascii="Georgia" w:hAnsi="Georgia"/>
               </w:rPr>
             </w:r>
@@ -3465,8 +3465,8 @@
                 <w:bCs w:val="0"/>
                 <w:i w:val="0"/>
                 <w:iCs w:val="0"/>
-                <w:sz w:val="16"/>
-                <w:szCs w:val="16"/>
+                <w:sz w:val="18"/>
+                <w:szCs w:val="18"/>
                 <w:rtl w:val="0"/>
               </w:rPr>
               <w:t xml:space="preserve">Pre-2023 (excluded pool)</w:t>
@@ -3474,8 +3474,8 @@
             <w:r>
               <w:rPr>
                 <w:rtl w:val="0"/>
-                <w:sz w:val="16"/>
-                <w:szCs w:val="16"/>
+                <w:sz w:val="18"/>
+                <w:szCs w:val="18"/>
                 <w:rFonts w:ascii="Georgia" w:hAnsi="Georgia"/>
               </w:rPr>
             </w:r>
@@ -3495,8 +3495,8 @@
                 <w:bCs w:val="0"/>
                 <w:i w:val="0"/>
                 <w:iCs w:val="0"/>
-                <w:sz w:val="16"/>
-                <w:szCs w:val="16"/>
+                <w:sz w:val="18"/>
+                <w:szCs w:val="18"/>
                 <w:rtl w:val="0"/>
               </w:rPr>
               <w:t xml:space="preserve">130</w:t>
@@ -3504,8 +3504,8 @@
             <w:r>
               <w:rPr>
                 <w:rtl w:val="0"/>
-                <w:sz w:val="16"/>
-                <w:szCs w:val="16"/>
+                <w:sz w:val="18"/>
+                <w:szCs w:val="18"/>
                 <w:rFonts w:ascii="Georgia" w:hAnsi="Georgia"/>
               </w:rPr>
             </w:r>
@@ -3525,8 +3525,8 @@
                 <w:bCs w:val="0"/>
                 <w:i w:val="0"/>
                 <w:iCs w:val="0"/>
-                <w:sz w:val="16"/>
-                <w:szCs w:val="16"/>
+                <w:sz w:val="18"/>
+                <w:szCs w:val="18"/>
                 <w:rtl w:val="0"/>
               </w:rPr>
               <w:t xml:space="preserve">102</w:t>
@@ -3534,8 +3534,8 @@
             <w:r>
               <w:rPr>
                 <w:rtl w:val="0"/>
-                <w:sz w:val="16"/>
-                <w:szCs w:val="16"/>
+                <w:sz w:val="18"/>
+                <w:szCs w:val="18"/>
                 <w:rFonts w:ascii="Georgia" w:hAnsi="Georgia"/>
               </w:rPr>
             </w:r>
@@ -3555,8 +3555,8 @@
                 <w:bCs w:val="0"/>
                 <w:i w:val="0"/>
                 <w:iCs w:val="0"/>
-                <w:sz w:val="16"/>
-                <w:szCs w:val="16"/>
+                <w:sz w:val="18"/>
+                <w:szCs w:val="18"/>
                 <w:rtl w:val="0"/>
               </w:rPr>
               <w:t xml:space="preserve">93</w:t>
@@ -3564,8 +3564,8 @@
             <w:r>
               <w:rPr>
                 <w:rtl w:val="0"/>
-                <w:sz w:val="16"/>
-                <w:szCs w:val="16"/>
+                <w:sz w:val="18"/>
+                <w:szCs w:val="18"/>
                 <w:rFonts w:ascii="Georgia" w:hAnsi="Georgia"/>
               </w:rPr>
             </w:r>
@@ -3585,8 +3585,8 @@
                 <w:bCs w:val="0"/>
                 <w:i w:val="0"/>
                 <w:iCs w:val="0"/>
-                <w:sz w:val="16"/>
-                <w:szCs w:val="16"/>
+                <w:sz w:val="18"/>
+                <w:szCs w:val="18"/>
                 <w:rtl w:val="0"/>
               </w:rPr>
               <w:t xml:space="preserve">122</w:t>
@@ -3594,8 +3594,8 @@
             <w:r>
               <w:rPr>
                 <w:rtl w:val="0"/>
-                <w:sz w:val="16"/>
-                <w:szCs w:val="16"/>
+                <w:sz w:val="18"/>
+                <w:szCs w:val="18"/>
                 <w:rFonts w:ascii="Georgia" w:hAnsi="Georgia"/>
               </w:rPr>
             </w:r>
@@ -3615,8 +3615,8 @@
                 <w:bCs w:val="0"/>
                 <w:i w:val="0"/>
                 <w:iCs w:val="0"/>
-                <w:sz w:val="16"/>
-                <w:szCs w:val="16"/>
+                <w:sz w:val="18"/>
+                <w:szCs w:val="18"/>
                 <w:rtl w:val="0"/>
               </w:rPr>
               <w:t xml:space="preserve">447</w:t>
@@ -3624,8 +3624,8 @@
             <w:r>
               <w:rPr>
                 <w:rtl w:val="0"/>
-                <w:sz w:val="16"/>
-                <w:szCs w:val="16"/>
+                <w:sz w:val="18"/>
+                <w:szCs w:val="18"/>
                 <w:rFonts w:ascii="Georgia" w:hAnsi="Georgia"/>
               </w:rPr>
             </w:r>
@@ -3651,8 +3651,8 @@
                 <w:bCs w:val="0"/>
                 <w:i w:val="0"/>
                 <w:iCs w:val="0"/>
-                <w:sz w:val="16"/>
-                <w:szCs w:val="16"/>
+                <w:sz w:val="18"/>
+                <w:szCs w:val="18"/>
                 <w:rtl w:val="0"/>
               </w:rPr>
               <w:t xml:space="preserve">Pilot sample (pre-2023)</w:t>
@@ -3660,8 +3660,8 @@
             <w:r>
               <w:rPr>
                 <w:rtl w:val="0"/>
-                <w:sz w:val="16"/>
-                <w:szCs w:val="16"/>
+                <w:sz w:val="18"/>
+                <w:szCs w:val="18"/>
                 <w:rFonts w:ascii="Georgia" w:hAnsi="Georgia"/>
               </w:rPr>
             </w:r>
@@ -3681,8 +3681,8 @@
                 <w:bCs w:val="0"/>
                 <w:i w:val="0"/>
                 <w:iCs w:val="0"/>
-                <w:sz w:val="16"/>
-                <w:szCs w:val="16"/>
+                <w:sz w:val="18"/>
+                <w:szCs w:val="18"/>
                 <w:rtl w:val="0"/>
               </w:rPr>
               <w:t xml:space="preserve">1</w:t>
@@ -3690,8 +3690,8 @@
             <w:r>
               <w:rPr>
                 <w:rtl w:val="0"/>
-                <w:sz w:val="16"/>
-                <w:szCs w:val="16"/>
+                <w:sz w:val="18"/>
+                <w:szCs w:val="18"/>
                 <w:rFonts w:ascii="Georgia" w:hAnsi="Georgia"/>
               </w:rPr>
             </w:r>
@@ -3711,8 +3711,8 @@
                 <w:bCs w:val="0"/>
                 <w:i w:val="0"/>
                 <w:iCs w:val="0"/>
-                <w:sz w:val="16"/>
-                <w:szCs w:val="16"/>
+                <w:sz w:val="18"/>
+                <w:szCs w:val="18"/>
                 <w:rtl w:val="0"/>
               </w:rPr>
               <w:t xml:space="preserve">1</w:t>
@@ -3720,8 +3720,8 @@
             <w:r>
               <w:rPr>
                 <w:rtl w:val="0"/>
-                <w:sz w:val="16"/>
-                <w:szCs w:val="16"/>
+                <w:sz w:val="18"/>
+                <w:szCs w:val="18"/>
                 <w:rFonts w:ascii="Georgia" w:hAnsi="Georgia"/>
               </w:rPr>
             </w:r>
@@ -3741,8 +3741,8 @@
                 <w:bCs w:val="0"/>
                 <w:i w:val="0"/>
                 <w:iCs w:val="0"/>
-                <w:sz w:val="16"/>
-                <w:szCs w:val="16"/>
+                <w:sz w:val="18"/>
+                <w:szCs w:val="18"/>
                 <w:rtl w:val="0"/>
               </w:rPr>
               <w:t xml:space="preserve">1</w:t>
@@ -3750,8 +3750,8 @@
             <w:r>
               <w:rPr>
                 <w:rtl w:val="0"/>
-                <w:sz w:val="16"/>
-                <w:szCs w:val="16"/>
+                <w:sz w:val="18"/>
+                <w:szCs w:val="18"/>
                 <w:rFonts w:ascii="Georgia" w:hAnsi="Georgia"/>
               </w:rPr>
             </w:r>
@@ -3771,8 +3771,8 @@
                 <w:bCs w:val="0"/>
                 <w:i w:val="0"/>
                 <w:iCs w:val="0"/>
-                <w:sz w:val="16"/>
-                <w:szCs w:val="16"/>
+                <w:sz w:val="18"/>
+                <w:szCs w:val="18"/>
                 <w:rtl w:val="0"/>
               </w:rPr>
               <w:t xml:space="preserve">1</w:t>
@@ -3780,8 +3780,8 @@
             <w:r>
               <w:rPr>
                 <w:rtl w:val="0"/>
-                <w:sz w:val="16"/>
-                <w:szCs w:val="16"/>
+                <w:sz w:val="18"/>
+                <w:szCs w:val="18"/>
                 <w:rFonts w:ascii="Georgia" w:hAnsi="Georgia"/>
               </w:rPr>
             </w:r>
@@ -3801,8 +3801,8 @@
                 <w:bCs w:val="0"/>
                 <w:i w:val="0"/>
                 <w:iCs w:val="0"/>
-                <w:sz w:val="16"/>
-                <w:szCs w:val="16"/>
+                <w:sz w:val="18"/>
+                <w:szCs w:val="18"/>
                 <w:rtl w:val="0"/>
               </w:rPr>
               <w:t xml:space="preserve">4</w:t>
@@ -3810,8 +3810,8 @@
             <w:r>
               <w:rPr>
                 <w:rtl w:val="0"/>
-                <w:sz w:val="16"/>
-                <w:szCs w:val="16"/>
+                <w:sz w:val="18"/>
+                <w:szCs w:val="18"/>
                 <w:rFonts w:ascii="Georgia" w:hAnsi="Georgia"/>
               </w:rPr>
             </w:r>
@@ -3837,8 +3837,8 @@
                 <w:bCs w:val="0"/>
                 <w:i w:val="0"/>
                 <w:iCs w:val="0"/>
-                <w:sz w:val="16"/>
-                <w:szCs w:val="16"/>
+                <w:sz w:val="18"/>
+                <w:szCs w:val="18"/>
                 <w:rtl w:val="0"/>
               </w:rPr>
               <w:t xml:space="preserve">Main sample</w:t>
@@ -3846,8 +3846,8 @@
             <w:r>
               <w:rPr>
                 <w:rtl w:val="0"/>
-                <w:sz w:val="16"/>
-                <w:szCs w:val="16"/>
+                <w:sz w:val="18"/>
+                <w:szCs w:val="18"/>
                 <w:rFonts w:ascii="Georgia" w:hAnsi="Georgia"/>
               </w:rPr>
             </w:r>
@@ -3867,8 +3867,8 @@
                 <w:bCs w:val="0"/>
                 <w:i w:val="0"/>
                 <w:iCs w:val="0"/>
-                <w:sz w:val="16"/>
-                <w:szCs w:val="16"/>
+                <w:sz w:val="18"/>
+                <w:szCs w:val="18"/>
                 <w:rtl w:val="0"/>
               </w:rPr>
               <w:t xml:space="preserve">20</w:t>
@@ -3876,8 +3876,8 @@
             <w:r>
               <w:rPr>
                 <w:rtl w:val="0"/>
-                <w:sz w:val="16"/>
-                <w:szCs w:val="16"/>
+                <w:sz w:val="18"/>
+                <w:szCs w:val="18"/>
                 <w:rFonts w:ascii="Georgia" w:hAnsi="Georgia"/>
               </w:rPr>
             </w:r>
@@ -3897,8 +3897,8 @@
                 <w:bCs w:val="0"/>
                 <w:i w:val="0"/>
                 <w:iCs w:val="0"/>
-                <w:sz w:val="16"/>
-                <w:szCs w:val="16"/>
+                <w:sz w:val="18"/>
+                <w:szCs w:val="18"/>
                 <w:rtl w:val="0"/>
               </w:rPr>
               <w:t xml:space="preserve">20</w:t>
@@ -3906,8 +3906,8 @@
             <w:r>
               <w:rPr>
                 <w:rtl w:val="0"/>
-                <w:sz w:val="16"/>
-                <w:szCs w:val="16"/>
+                <w:sz w:val="18"/>
+                <w:szCs w:val="18"/>
                 <w:rFonts w:ascii="Georgia" w:hAnsi="Georgia"/>
               </w:rPr>
             </w:r>
@@ -3927,8 +3927,8 @@
                 <w:bCs w:val="0"/>
                 <w:i w:val="0"/>
                 <w:iCs w:val="0"/>
-                <w:sz w:val="16"/>
-                <w:szCs w:val="16"/>
+                <w:sz w:val="18"/>
+                <w:szCs w:val="18"/>
                 <w:rtl w:val="0"/>
               </w:rPr>
               <w:t xml:space="preserve">10</w:t>
@@ -3936,8 +3936,8 @@
             <w:r>
               <w:rPr>
                 <w:rtl w:val="0"/>
-                <w:sz w:val="16"/>
-                <w:szCs w:val="16"/>
+                <w:sz w:val="18"/>
+                <w:szCs w:val="18"/>
                 <w:rFonts w:ascii="Georgia" w:hAnsi="Georgia"/>
               </w:rPr>
             </w:r>
@@ -3957,8 +3957,8 @@
                 <w:bCs w:val="0"/>
                 <w:i w:val="0"/>
                 <w:iCs w:val="0"/>
-                <w:sz w:val="16"/>
-                <w:szCs w:val="16"/>
+                <w:sz w:val="18"/>
+                <w:szCs w:val="18"/>
                 <w:rtl w:val="0"/>
               </w:rPr>
               <w:t xml:space="preserve">10</w:t>
@@ -3966,8 +3966,8 @@
             <w:r>
               <w:rPr>
                 <w:rtl w:val="0"/>
-                <w:sz w:val="16"/>
-                <w:szCs w:val="16"/>
+                <w:sz w:val="18"/>
+                <w:szCs w:val="18"/>
                 <w:rFonts w:ascii="Georgia" w:hAnsi="Georgia"/>
               </w:rPr>
             </w:r>
@@ -3987,8 +3987,8 @@
                 <w:bCs w:val="0"/>
                 <w:i w:val="0"/>
                 <w:iCs w:val="0"/>
-                <w:sz w:val="16"/>
-                <w:szCs w:val="16"/>
+                <w:sz w:val="18"/>
+                <w:szCs w:val="18"/>
                 <w:rtl w:val="0"/>
               </w:rPr>
               <w:t xml:space="preserve">60</w:t>
@@ -3996,8 +3996,8 @@
             <w:r>
               <w:rPr>
                 <w:rtl w:val="0"/>
-                <w:sz w:val="16"/>
-                <w:szCs w:val="16"/>
+                <w:sz w:val="18"/>
+                <w:szCs w:val="18"/>
                 <w:rFonts w:ascii="Georgia" w:hAnsi="Georgia"/>
               </w:rPr>
             </w:r>
@@ -4212,7 +4212,7 @@
       <w:pPr>
         <w:keepNext w:val="1"/>
         <w:keepLines w:val="1"/>
-        <w:spacing w:before="120" w:after="0" w:line="480" w:lineRule="auto"/>
+        <w:spacing w:before="240" w:after="0" w:line="480" w:lineRule="auto"/>
         <w:jc w:val="left"/>
         <w:rPr/>
       </w:pPr>
@@ -4344,8 +4344,8 @@
                 <w:bCs w:val="1"/>
                 <w:i w:val="0"/>
                 <w:iCs w:val="0"/>
-                <w:sz w:val="16"/>
-                <w:szCs w:val="16"/>
+                <w:sz w:val="18"/>
+                <w:szCs w:val="18"/>
                 <w:rtl w:val="0"/>
               </w:rPr>
               <w:t xml:space="preserve">Hedge Type</w:t>
@@ -4353,8 +4353,8 @@
             <w:r>
               <w:rPr>
                 <w:rtl w:val="0"/>
-                <w:sz w:val="16"/>
-                <w:szCs w:val="16"/>
+                <w:sz w:val="18"/>
+                <w:szCs w:val="18"/>
                 <w:rFonts w:ascii="Georgia" w:hAnsi="Georgia"/>
               </w:rPr>
             </w:r>
@@ -4378,8 +4378,8 @@
                 <w:bCs w:val="1"/>
                 <w:i w:val="0"/>
                 <w:iCs w:val="0"/>
-                <w:sz w:val="16"/>
-                <w:szCs w:val="16"/>
+                <w:sz w:val="18"/>
+                <w:szCs w:val="18"/>
                 <w:rtl w:val="0"/>
               </w:rPr>
               <w:t xml:space="preserve">Count</w:t>
@@ -4387,8 +4387,8 @@
             <w:r>
               <w:rPr>
                 <w:rtl w:val="0"/>
-                <w:sz w:val="16"/>
-                <w:szCs w:val="16"/>
+                <w:sz w:val="18"/>
+                <w:szCs w:val="18"/>
                 <w:rFonts w:ascii="Georgia" w:hAnsi="Georgia"/>
               </w:rPr>
             </w:r>
@@ -4412,8 +4412,8 @@
                 <w:bCs w:val="1"/>
                 <w:i w:val="0"/>
                 <w:iCs w:val="0"/>
-                <w:sz w:val="16"/>
-                <w:szCs w:val="16"/>
+                <w:sz w:val="18"/>
+                <w:szCs w:val="18"/>
                 <w:rtl w:val="0"/>
               </w:rPr>
               <w:t xml:space="preserve">Percentage</w:t>
@@ -4421,8 +4421,8 @@
             <w:r>
               <w:rPr>
                 <w:rtl w:val="0"/>
-                <w:sz w:val="16"/>
-                <w:szCs w:val="16"/>
+                <w:sz w:val="18"/>
+                <w:szCs w:val="18"/>
                 <w:rFonts w:ascii="Georgia" w:hAnsi="Georgia"/>
               </w:rPr>
             </w:r>
@@ -4448,8 +4448,8 @@
                 <w:bCs w:val="0"/>
                 <w:i w:val="0"/>
                 <w:iCs w:val="0"/>
-                <w:sz w:val="16"/>
-                <w:szCs w:val="16"/>
+                <w:sz w:val="18"/>
+                <w:szCs w:val="18"/>
                 <w:rtl w:val="0"/>
               </w:rPr>
               <w:t xml:space="preserve">Modal Verbs</w:t>
@@ -4457,8 +4457,8 @@
             <w:r>
               <w:rPr>
                 <w:rtl w:val="0"/>
-                <w:sz w:val="16"/>
-                <w:szCs w:val="16"/>
+                <w:sz w:val="18"/>
+                <w:szCs w:val="18"/>
                 <w:rFonts w:ascii="Georgia" w:hAnsi="Georgia"/>
               </w:rPr>
             </w:r>
@@ -4478,8 +4478,8 @@
                 <w:bCs w:val="0"/>
                 <w:i w:val="0"/>
                 <w:iCs w:val="0"/>
-                <w:sz w:val="16"/>
-                <w:szCs w:val="16"/>
+                <w:sz w:val="18"/>
+                <w:szCs w:val="18"/>
                 <w:rtl w:val="0"/>
               </w:rPr>
               <w:t xml:space="preserve">21</w:t>
@@ -4487,8 +4487,8 @@
             <w:r>
               <w:rPr>
                 <w:rtl w:val="0"/>
-                <w:sz w:val="16"/>
-                <w:szCs w:val="16"/>
+                <w:sz w:val="18"/>
+                <w:szCs w:val="18"/>
                 <w:rFonts w:ascii="Georgia" w:hAnsi="Georgia"/>
               </w:rPr>
             </w:r>
@@ -4508,8 +4508,8 @@
                 <w:bCs w:val="0"/>
                 <w:i w:val="0"/>
                 <w:iCs w:val="0"/>
-                <w:sz w:val="16"/>
-                <w:szCs w:val="16"/>
+                <w:sz w:val="18"/>
+                <w:szCs w:val="18"/>
                 <w:rtl w:val="0"/>
               </w:rPr>
               <w:t xml:space="preserve">35.0%</w:t>
@@ -4517,8 +4517,8 @@
             <w:r>
               <w:rPr>
                 <w:rtl w:val="0"/>
-                <w:sz w:val="16"/>
-                <w:szCs w:val="16"/>
+                <w:sz w:val="18"/>
+                <w:szCs w:val="18"/>
                 <w:rFonts w:ascii="Georgia" w:hAnsi="Georgia"/>
               </w:rPr>
             </w:r>
@@ -4544,8 +4544,8 @@
                 <w:bCs w:val="0"/>
                 <w:i w:val="0"/>
                 <w:iCs w:val="0"/>
-                <w:sz w:val="16"/>
-                <w:szCs w:val="16"/>
+                <w:sz w:val="18"/>
+                <w:szCs w:val="18"/>
                 <w:rtl w:val="0"/>
               </w:rPr>
               <w:t xml:space="preserve">Lexical Hedges</w:t>
@@ -4553,8 +4553,8 @@
             <w:r>
               <w:rPr>
                 <w:rtl w:val="0"/>
-                <w:sz w:val="16"/>
-                <w:szCs w:val="16"/>
+                <w:sz w:val="18"/>
+                <w:szCs w:val="18"/>
                 <w:rFonts w:ascii="Georgia" w:hAnsi="Georgia"/>
               </w:rPr>
             </w:r>
@@ -4574,8 +4574,8 @@
                 <w:bCs w:val="0"/>
                 <w:i w:val="0"/>
                 <w:iCs w:val="0"/>
-                <w:sz w:val="16"/>
-                <w:szCs w:val="16"/>
+                <w:sz w:val="18"/>
+                <w:szCs w:val="18"/>
                 <w:rtl w:val="0"/>
               </w:rPr>
               <w:t xml:space="preserve">36</w:t>
@@ -4583,8 +4583,8 @@
             <w:r>
               <w:rPr>
                 <w:rtl w:val="0"/>
-                <w:sz w:val="16"/>
-                <w:szCs w:val="16"/>
+                <w:sz w:val="18"/>
+                <w:szCs w:val="18"/>
                 <w:rFonts w:ascii="Georgia" w:hAnsi="Georgia"/>
               </w:rPr>
             </w:r>
@@ -4604,8 +4604,8 @@
                 <w:bCs w:val="0"/>
                 <w:i w:val="0"/>
                 <w:iCs w:val="0"/>
-                <w:sz w:val="16"/>
-                <w:szCs w:val="16"/>
+                <w:sz w:val="18"/>
+                <w:szCs w:val="18"/>
                 <w:rtl w:val="0"/>
               </w:rPr>
               <w:t xml:space="preserve">60.0%</w:t>
@@ -4613,8 +4613,8 @@
             <w:r>
               <w:rPr>
                 <w:rtl w:val="0"/>
-                <w:sz w:val="16"/>
-                <w:szCs w:val="16"/>
+                <w:sz w:val="18"/>
+                <w:szCs w:val="18"/>
                 <w:rFonts w:ascii="Georgia" w:hAnsi="Georgia"/>
               </w:rPr>
             </w:r>
@@ -4640,8 +4640,8 @@
                 <w:bCs w:val="0"/>
                 <w:i w:val="0"/>
                 <w:iCs w:val="0"/>
-                <w:sz w:val="16"/>
-                <w:szCs w:val="16"/>
+                <w:sz w:val="18"/>
+                <w:szCs w:val="18"/>
                 <w:rtl w:val="0"/>
               </w:rPr>
               <w:t xml:space="preserve">Adverbial Hedges</w:t>
@@ -4649,8 +4649,8 @@
             <w:r>
               <w:rPr>
                 <w:rtl w:val="0"/>
-                <w:sz w:val="16"/>
-                <w:szCs w:val="16"/>
+                <w:sz w:val="18"/>
+                <w:szCs w:val="18"/>
                 <w:rFonts w:ascii="Georgia" w:hAnsi="Georgia"/>
               </w:rPr>
             </w:r>
@@ -4670,8 +4670,8 @@
                 <w:bCs w:val="0"/>
                 <w:i w:val="0"/>
                 <w:iCs w:val="0"/>
-                <w:sz w:val="16"/>
-                <w:szCs w:val="16"/>
+                <w:sz w:val="18"/>
+                <w:szCs w:val="18"/>
                 <w:rtl w:val="0"/>
               </w:rPr>
               <w:t xml:space="preserve">3</w:t>
@@ -4679,8 +4679,8 @@
             <w:r>
               <w:rPr>
                 <w:rtl w:val="0"/>
-                <w:sz w:val="16"/>
-                <w:szCs w:val="16"/>
+                <w:sz w:val="18"/>
+                <w:szCs w:val="18"/>
                 <w:rFonts w:ascii="Georgia" w:hAnsi="Georgia"/>
               </w:rPr>
             </w:r>
@@ -4700,8 +4700,8 @@
                 <w:bCs w:val="0"/>
                 <w:i w:val="0"/>
                 <w:iCs w:val="0"/>
-                <w:sz w:val="16"/>
-                <w:szCs w:val="16"/>
+                <w:sz w:val="18"/>
+                <w:szCs w:val="18"/>
                 <w:rtl w:val="0"/>
               </w:rPr>
               <w:t xml:space="preserve">5.0%</w:t>
@@ -4709,8 +4709,8 @@
             <w:r>
               <w:rPr>
                 <w:rtl w:val="0"/>
-                <w:sz w:val="16"/>
-                <w:szCs w:val="16"/>
+                <w:sz w:val="18"/>
+                <w:szCs w:val="18"/>
                 <w:rFonts w:ascii="Georgia" w:hAnsi="Georgia"/>
               </w:rPr>
             </w:r>
@@ -4736,8 +4736,8 @@
                 <w:bCs w:val="0"/>
                 <w:i w:val="0"/>
                 <w:iCs w:val="0"/>
-                <w:sz w:val="16"/>
-                <w:szCs w:val="16"/>
+                <w:sz w:val="18"/>
+                <w:szCs w:val="18"/>
                 <w:rtl w:val="0"/>
               </w:rPr>
               <w:t xml:space="preserve">Clause-Level Hedges</w:t>
@@ -4745,8 +4745,8 @@
             <w:r>
               <w:rPr>
                 <w:rtl w:val="0"/>
-                <w:sz w:val="16"/>
-                <w:szCs w:val="16"/>
+                <w:sz w:val="18"/>
+                <w:szCs w:val="18"/>
                 <w:rFonts w:ascii="Georgia" w:hAnsi="Georgia"/>
               </w:rPr>
             </w:r>
@@ -4766,8 +4766,8 @@
                 <w:bCs w:val="0"/>
                 <w:i w:val="0"/>
                 <w:iCs w:val="0"/>
-                <w:sz w:val="16"/>
-                <w:szCs w:val="16"/>
+                <w:sz w:val="18"/>
+                <w:szCs w:val="18"/>
                 <w:rtl w:val="0"/>
               </w:rPr>
               <w:t xml:space="preserve">0</w:t>
@@ -4775,8 +4775,8 @@
             <w:r>
               <w:rPr>
                 <w:rtl w:val="0"/>
-                <w:sz w:val="16"/>
-                <w:szCs w:val="16"/>
+                <w:sz w:val="18"/>
+                <w:szCs w:val="18"/>
                 <w:rFonts w:ascii="Georgia" w:hAnsi="Georgia"/>
               </w:rPr>
             </w:r>
@@ -4796,8 +4796,8 @@
                 <w:bCs w:val="0"/>
                 <w:i w:val="0"/>
                 <w:iCs w:val="0"/>
-                <w:sz w:val="16"/>
-                <w:szCs w:val="16"/>
+                <w:sz w:val="18"/>
+                <w:szCs w:val="18"/>
                 <w:rtl w:val="0"/>
               </w:rPr>
               <w:t xml:space="preserve">0.0%</w:t>
@@ -4805,8 +4805,8 @@
             <w:r>
               <w:rPr>
                 <w:rtl w:val="0"/>
-                <w:sz w:val="16"/>
-                <w:szCs w:val="16"/>
+                <w:sz w:val="18"/>
+                <w:szCs w:val="18"/>
                 <w:rFonts w:ascii="Georgia" w:hAnsi="Georgia"/>
               </w:rPr>
             </w:r>
@@ -4832,8 +4832,8 @@
                 <w:bCs w:val="0"/>
                 <w:i w:val="0"/>
                 <w:iCs w:val="0"/>
-                <w:sz w:val="16"/>
-                <w:szCs w:val="16"/>
+                <w:sz w:val="18"/>
+                <w:szCs w:val="18"/>
                 <w:rtl w:val="0"/>
               </w:rPr>
               <w:t xml:space="preserve">Total</w:t>
@@ -4841,8 +4841,8 @@
             <w:r>
               <w:rPr>
                 <w:rtl w:val="0"/>
-                <w:sz w:val="16"/>
-                <w:szCs w:val="16"/>
+                <w:sz w:val="18"/>
+                <w:szCs w:val="18"/>
                 <w:rFonts w:ascii="Georgia" w:hAnsi="Georgia"/>
               </w:rPr>
             </w:r>
@@ -4862,8 +4862,8 @@
                 <w:bCs w:val="0"/>
                 <w:i w:val="0"/>
                 <w:iCs w:val="0"/>
-                <w:sz w:val="16"/>
-                <w:szCs w:val="16"/>
+                <w:sz w:val="18"/>
+                <w:szCs w:val="18"/>
                 <w:rtl w:val="0"/>
               </w:rPr>
               <w:t xml:space="preserve">60</w:t>
@@ -4871,8 +4871,8 @@
             <w:r>
               <w:rPr>
                 <w:rtl w:val="0"/>
-                <w:sz w:val="16"/>
-                <w:szCs w:val="16"/>
+                <w:sz w:val="18"/>
+                <w:szCs w:val="18"/>
                 <w:rFonts w:ascii="Georgia" w:hAnsi="Georgia"/>
               </w:rPr>
             </w:r>
@@ -4892,8 +4892,8 @@
                 <w:bCs w:val="0"/>
                 <w:i w:val="0"/>
                 <w:iCs w:val="0"/>
-                <w:sz w:val="16"/>
-                <w:szCs w:val="16"/>
+                <w:sz w:val="18"/>
+                <w:szCs w:val="18"/>
                 <w:rtl w:val="0"/>
               </w:rPr>
               <w:t xml:space="preserve">100.0%</w:t>
@@ -4901,8 +4901,8 @@
             <w:r>
               <w:rPr>
                 <w:rtl w:val="0"/>
-                <w:sz w:val="16"/>
-                <w:szCs w:val="16"/>
+                <w:sz w:val="18"/>
+                <w:szCs w:val="18"/>
                 <w:rFonts w:ascii="Georgia" w:hAnsi="Georgia"/>
               </w:rPr>
             </w:r>
@@ -5077,8 +5077,8 @@
                 <w:bCs w:val="1"/>
                 <w:i w:val="0"/>
                 <w:iCs w:val="0"/>
-                <w:sz w:val="16"/>
-                <w:szCs w:val="16"/>
+                <w:sz w:val="18"/>
+                <w:szCs w:val="18"/>
                 <w:rtl w:val="0"/>
               </w:rPr>
               <w:t xml:space="preserve">Discipline</w:t>
@@ -5086,8 +5086,8 @@
             <w:r>
               <w:rPr>
                 <w:rtl w:val="0"/>
-                <w:sz w:val="16"/>
-                <w:szCs w:val="16"/>
+                <w:sz w:val="18"/>
+                <w:szCs w:val="18"/>
                 <w:rFonts w:ascii="Georgia" w:hAnsi="Georgia"/>
               </w:rPr>
             </w:r>
@@ -5111,8 +5111,8 @@
                 <w:bCs w:val="1"/>
                 <w:i w:val="0"/>
                 <w:iCs w:val="0"/>
-                <w:sz w:val="16"/>
-                <w:szCs w:val="16"/>
+                <w:sz w:val="18"/>
+                <w:szCs w:val="18"/>
                 <w:rtl w:val="0"/>
               </w:rPr>
               <w:t xml:space="preserve">Modal Verbs</w:t>
@@ -5120,8 +5120,8 @@
             <w:r>
               <w:rPr>
                 <w:rtl w:val="0"/>
-                <w:sz w:val="16"/>
-                <w:szCs w:val="16"/>
+                <w:sz w:val="18"/>
+                <w:szCs w:val="18"/>
                 <w:rFonts w:ascii="Georgia" w:hAnsi="Georgia"/>
               </w:rPr>
             </w:r>
@@ -5145,8 +5145,8 @@
                 <w:bCs w:val="1"/>
                 <w:i w:val="0"/>
                 <w:iCs w:val="0"/>
-                <w:sz w:val="16"/>
-                <w:szCs w:val="16"/>
+                <w:sz w:val="18"/>
+                <w:szCs w:val="18"/>
                 <w:rtl w:val="0"/>
               </w:rPr>
               <w:t xml:space="preserve">Lexical Hedges</w:t>
@@ -5154,8 +5154,8 @@
             <w:r>
               <w:rPr>
                 <w:rtl w:val="0"/>
-                <w:sz w:val="16"/>
-                <w:szCs w:val="16"/>
+                <w:sz w:val="18"/>
+                <w:szCs w:val="18"/>
                 <w:rFonts w:ascii="Georgia" w:hAnsi="Georgia"/>
               </w:rPr>
             </w:r>
@@ -5179,8 +5179,8 @@
                 <w:bCs w:val="1"/>
                 <w:i w:val="0"/>
                 <w:iCs w:val="0"/>
-                <w:sz w:val="16"/>
-                <w:szCs w:val="16"/>
+                <w:sz w:val="18"/>
+                <w:szCs w:val="18"/>
                 <w:rtl w:val="0"/>
               </w:rPr>
               <w:t xml:space="preserve">Adverbial</w:t>
@@ -5188,8 +5188,8 @@
             <w:r>
               <w:rPr>
                 <w:rtl w:val="0"/>
-                <w:sz w:val="16"/>
-                <w:szCs w:val="16"/>
+                <w:sz w:val="18"/>
+                <w:szCs w:val="18"/>
                 <w:rFonts w:ascii="Georgia" w:hAnsi="Georgia"/>
               </w:rPr>
             </w:r>
@@ -5221,8 +5221,8 @@
                 <w:bCs w:val="1"/>
                 <w:i w:val="0"/>
                 <w:iCs w:val="0"/>
-                <w:sz w:val="16"/>
-                <w:szCs w:val="16"/>
+                <w:sz w:val="18"/>
+                <w:szCs w:val="18"/>
                 <w:rtl w:val="0"/>
               </w:rPr>
               <w:t xml:space="preserve">Clause-</w:t>
@@ -5240,8 +5240,8 @@
                 <w:bCs w:val="1"/>
                 <w:i w:val="0"/>
                 <w:iCs w:val="0"/>
-                <w:sz w:val="16"/>
-                <w:szCs w:val="16"/>
+                <w:sz w:val="18"/>
+                <w:szCs w:val="18"/>
                 <w:rtl w:val="0"/>
               </w:rPr>
               <w:t xml:space="preserve">Level</w:t>
@@ -5249,8 +5249,8 @@
             <w:r>
               <w:rPr>
                 <w:rtl w:val="0"/>
-                <w:sz w:val="16"/>
-                <w:szCs w:val="16"/>
+                <w:sz w:val="18"/>
+                <w:szCs w:val="18"/>
                 <w:rFonts w:ascii="Georgia" w:hAnsi="Georgia"/>
               </w:rPr>
             </w:r>
@@ -5274,8 +5274,8 @@
                 <w:bCs w:val="1"/>
                 <w:i w:val="0"/>
                 <w:iCs w:val="0"/>
-                <w:sz w:val="16"/>
-                <w:szCs w:val="16"/>
+                <w:sz w:val="18"/>
+                <w:szCs w:val="18"/>
                 <w:rtl w:val="0"/>
               </w:rPr>
               <w:t xml:space="preserve">Total</w:t>
@@ -5283,8 +5283,8 @@
             <w:r>
               <w:rPr>
                 <w:rtl w:val="0"/>
-                <w:sz w:val="16"/>
-                <w:szCs w:val="16"/>
+                <w:sz w:val="18"/>
+                <w:szCs w:val="18"/>
                 <w:rFonts w:ascii="Georgia" w:hAnsi="Georgia"/>
               </w:rPr>
             </w:r>
@@ -5310,8 +5310,8 @@
                 <w:bCs w:val="0"/>
                 <w:i w:val="0"/>
                 <w:iCs w:val="0"/>
-                <w:sz w:val="16"/>
-                <w:szCs w:val="16"/>
+                <w:sz w:val="18"/>
+                <w:szCs w:val="18"/>
                 <w:rtl w:val="0"/>
               </w:rPr>
               <w:t xml:space="preserve">Agriculture</w:t>
@@ -5319,8 +5319,8 @@
             <w:r>
               <w:rPr>
                 <w:rtl w:val="0"/>
-                <w:sz w:val="16"/>
-                <w:szCs w:val="16"/>
+                <w:sz w:val="18"/>
+                <w:szCs w:val="18"/>
                 <w:rFonts w:ascii="Georgia" w:hAnsi="Georgia"/>
               </w:rPr>
             </w:r>
@@ -5340,8 +5340,8 @@
                 <w:bCs w:val="0"/>
                 <w:i w:val="0"/>
                 <w:iCs w:val="0"/>
-                <w:sz w:val="16"/>
-                <w:szCs w:val="16"/>
+                <w:sz w:val="18"/>
+                <w:szCs w:val="18"/>
                 <w:rtl w:val="0"/>
               </w:rPr>
               <w:t xml:space="preserve">14 (53.8%)</w:t>
@@ -5349,8 +5349,8 @@
             <w:r>
               <w:rPr>
                 <w:rtl w:val="0"/>
-                <w:sz w:val="16"/>
-                <w:szCs w:val="16"/>
+                <w:sz w:val="18"/>
+                <w:szCs w:val="18"/>
                 <w:rFonts w:ascii="Georgia" w:hAnsi="Georgia"/>
               </w:rPr>
             </w:r>
@@ -5370,8 +5370,8 @@
                 <w:bCs w:val="0"/>
                 <w:i w:val="0"/>
                 <w:iCs w:val="0"/>
-                <w:sz w:val="16"/>
-                <w:szCs w:val="16"/>
+                <w:sz w:val="18"/>
+                <w:szCs w:val="18"/>
                 <w:rtl w:val="0"/>
               </w:rPr>
               <w:t xml:space="preserve">12 (46.2%)</w:t>
@@ -5379,8 +5379,8 @@
             <w:r>
               <w:rPr>
                 <w:rtl w:val="0"/>
-                <w:sz w:val="16"/>
-                <w:szCs w:val="16"/>
+                <w:sz w:val="18"/>
+                <w:szCs w:val="18"/>
                 <w:rFonts w:ascii="Georgia" w:hAnsi="Georgia"/>
               </w:rPr>
             </w:r>
@@ -5400,8 +5400,8 @@
                 <w:bCs w:val="0"/>
                 <w:i w:val="0"/>
                 <w:iCs w:val="0"/>
-                <w:sz w:val="16"/>
-                <w:szCs w:val="16"/>
+                <w:sz w:val="18"/>
+                <w:szCs w:val="18"/>
                 <w:rtl w:val="0"/>
               </w:rPr>
               <w:t xml:space="preserve">0</w:t>
@@ -5409,8 +5409,8 @@
             <w:r>
               <w:rPr>
                 <w:rtl w:val="0"/>
-                <w:sz w:val="16"/>
-                <w:szCs w:val="16"/>
+                <w:sz w:val="18"/>
+                <w:szCs w:val="18"/>
                 <w:rFonts w:ascii="Georgia" w:hAnsi="Georgia"/>
               </w:rPr>
             </w:r>
@@ -5430,8 +5430,8 @@
                 <w:bCs w:val="0"/>
                 <w:i w:val="0"/>
                 <w:iCs w:val="0"/>
-                <w:sz w:val="16"/>
-                <w:szCs w:val="16"/>
+                <w:sz w:val="18"/>
+                <w:szCs w:val="18"/>
                 <w:rtl w:val="0"/>
               </w:rPr>
               <w:t xml:space="preserve">0</w:t>
@@ -5439,8 +5439,8 @@
             <w:r>
               <w:rPr>
                 <w:rtl w:val="0"/>
-                <w:sz w:val="16"/>
-                <w:szCs w:val="16"/>
+                <w:sz w:val="18"/>
+                <w:szCs w:val="18"/>
                 <w:rFonts w:ascii="Georgia" w:hAnsi="Georgia"/>
               </w:rPr>
             </w:r>
@@ -5460,8 +5460,8 @@
                 <w:bCs w:val="0"/>
                 <w:i w:val="0"/>
                 <w:iCs w:val="0"/>
-                <w:sz w:val="16"/>
-                <w:szCs w:val="16"/>
+                <w:sz w:val="18"/>
+                <w:szCs w:val="18"/>
                 <w:rtl w:val="0"/>
               </w:rPr>
               <w:t xml:space="preserve">26</w:t>
@@ -5469,8 +5469,8 @@
             <w:r>
               <w:rPr>
                 <w:rtl w:val="0"/>
-                <w:sz w:val="16"/>
-                <w:szCs w:val="16"/>
+                <w:sz w:val="18"/>
+                <w:szCs w:val="18"/>
                 <w:rFonts w:ascii="Georgia" w:hAnsi="Georgia"/>
               </w:rPr>
             </w:r>
@@ -5496,8 +5496,8 @@
                 <w:bCs w:val="0"/>
                 <w:i w:val="0"/>
                 <w:iCs w:val="0"/>
-                <w:sz w:val="16"/>
-                <w:szCs w:val="16"/>
+                <w:sz w:val="18"/>
+                <w:szCs w:val="18"/>
                 <w:rtl w:val="0"/>
               </w:rPr>
               <w:t xml:space="preserve">Biology</w:t>
@@ -5505,8 +5505,8 @@
             <w:r>
               <w:rPr>
                 <w:rtl w:val="0"/>
-                <w:sz w:val="16"/>
-                <w:szCs w:val="16"/>
+                <w:sz w:val="18"/>
+                <w:szCs w:val="18"/>
                 <w:rFonts w:ascii="Georgia" w:hAnsi="Georgia"/>
               </w:rPr>
             </w:r>
@@ -5526,8 +5526,8 @@
                 <w:bCs w:val="0"/>
                 <w:i w:val="0"/>
                 <w:iCs w:val="0"/>
-                <w:sz w:val="16"/>
-                <w:szCs w:val="16"/>
+                <w:sz w:val="18"/>
+                <w:szCs w:val="18"/>
                 <w:rtl w:val="0"/>
               </w:rPr>
               <w:t xml:space="preserve">5 (20.0%)</w:t>
@@ -5535,8 +5535,8 @@
             <w:r>
               <w:rPr>
                 <w:rtl w:val="0"/>
-                <w:sz w:val="16"/>
-                <w:szCs w:val="16"/>
+                <w:sz w:val="18"/>
+                <w:szCs w:val="18"/>
                 <w:rFonts w:ascii="Georgia" w:hAnsi="Georgia"/>
               </w:rPr>
             </w:r>
@@ -5556,8 +5556,8 @@
                 <w:bCs w:val="0"/>
                 <w:i w:val="0"/>
                 <w:iCs w:val="0"/>
-                <w:sz w:val="16"/>
-                <w:szCs w:val="16"/>
+                <w:sz w:val="18"/>
+                <w:szCs w:val="18"/>
                 <w:rtl w:val="0"/>
               </w:rPr>
               <w:t xml:space="preserve">17 (68.0%)</w:t>
@@ -5565,8 +5565,8 @@
             <w:r>
               <w:rPr>
                 <w:rtl w:val="0"/>
-                <w:sz w:val="16"/>
-                <w:szCs w:val="16"/>
+                <w:sz w:val="18"/>
+                <w:szCs w:val="18"/>
                 <w:rFonts w:ascii="Georgia" w:hAnsi="Georgia"/>
               </w:rPr>
             </w:r>
@@ -5586,8 +5586,8 @@
                 <w:bCs w:val="0"/>
                 <w:i w:val="0"/>
                 <w:iCs w:val="0"/>
-                <w:sz w:val="16"/>
-                <w:szCs w:val="16"/>
+                <w:sz w:val="18"/>
+                <w:szCs w:val="18"/>
                 <w:rtl w:val="0"/>
               </w:rPr>
               <w:t xml:space="preserve">3 (12.0%)</w:t>
@@ -5595,8 +5595,8 @@
             <w:r>
               <w:rPr>
                 <w:rtl w:val="0"/>
-                <w:sz w:val="16"/>
-                <w:szCs w:val="16"/>
+                <w:sz w:val="18"/>
+                <w:szCs w:val="18"/>
                 <w:rFonts w:ascii="Georgia" w:hAnsi="Georgia"/>
               </w:rPr>
             </w:r>
@@ -5616,8 +5616,8 @@
                 <w:bCs w:val="0"/>
                 <w:i w:val="0"/>
                 <w:iCs w:val="0"/>
-                <w:sz w:val="16"/>
-                <w:szCs w:val="16"/>
+                <w:sz w:val="18"/>
+                <w:szCs w:val="18"/>
                 <w:rtl w:val="0"/>
               </w:rPr>
               <w:t xml:space="preserve">0</w:t>
@@ -5625,8 +5625,8 @@
             <w:r>
               <w:rPr>
                 <w:rtl w:val="0"/>
-                <w:sz w:val="16"/>
-                <w:szCs w:val="16"/>
+                <w:sz w:val="18"/>
+                <w:szCs w:val="18"/>
                 <w:rFonts w:ascii="Georgia" w:hAnsi="Georgia"/>
               </w:rPr>
             </w:r>
@@ -5646,8 +5646,8 @@
                 <w:bCs w:val="0"/>
                 <w:i w:val="0"/>
                 <w:iCs w:val="0"/>
-                <w:sz w:val="16"/>
-                <w:szCs w:val="16"/>
+                <w:sz w:val="18"/>
+                <w:szCs w:val="18"/>
                 <w:rtl w:val="0"/>
               </w:rPr>
               <w:t xml:space="preserve">25</w:t>
@@ -5655,8 +5655,8 @@
             <w:r>
               <w:rPr>
                 <w:rtl w:val="0"/>
-                <w:sz w:val="16"/>
-                <w:szCs w:val="16"/>
+                <w:sz w:val="18"/>
+                <w:szCs w:val="18"/>
                 <w:rFonts w:ascii="Georgia" w:hAnsi="Georgia"/>
               </w:rPr>
             </w:r>
@@ -5682,8 +5682,8 @@
                 <w:bCs w:val="0"/>
                 <w:i w:val="0"/>
                 <w:iCs w:val="0"/>
-                <w:sz w:val="16"/>
-                <w:szCs w:val="16"/>
+                <w:sz w:val="18"/>
+                <w:szCs w:val="18"/>
                 <w:rtl w:val="0"/>
               </w:rPr>
               <w:t xml:space="preserve">Veterinary Medicine</w:t>
@@ -5691,8 +5691,8 @@
             <w:r>
               <w:rPr>
                 <w:rtl w:val="0"/>
-                <w:sz w:val="16"/>
-                <w:szCs w:val="16"/>
+                <w:sz w:val="18"/>
+                <w:szCs w:val="18"/>
                 <w:rFonts w:ascii="Georgia" w:hAnsi="Georgia"/>
               </w:rPr>
             </w:r>
@@ -5712,8 +5712,8 @@
                 <w:bCs w:val="0"/>
                 <w:i w:val="0"/>
                 <w:iCs w:val="0"/>
-                <w:sz w:val="16"/>
-                <w:szCs w:val="16"/>
+                <w:sz w:val="18"/>
+                <w:szCs w:val="18"/>
                 <w:rtl w:val="0"/>
               </w:rPr>
               <w:t xml:space="preserve">2 (22.2%)</w:t>
@@ -5721,8 +5721,8 @@
             <w:r>
               <w:rPr>
                 <w:rtl w:val="0"/>
-                <w:sz w:val="16"/>
-                <w:szCs w:val="16"/>
+                <w:sz w:val="18"/>
+                <w:szCs w:val="18"/>
                 <w:rFonts w:ascii="Georgia" w:hAnsi="Georgia"/>
               </w:rPr>
             </w:r>
@@ -5742,8 +5742,8 @@
                 <w:bCs w:val="0"/>
                 <w:i w:val="0"/>
                 <w:iCs w:val="0"/>
-                <w:sz w:val="16"/>
-                <w:szCs w:val="16"/>
+                <w:sz w:val="18"/>
+                <w:szCs w:val="18"/>
                 <w:rtl w:val="0"/>
               </w:rPr>
               <w:t xml:space="preserve">7 (77.8%)</w:t>
@@ -5751,8 +5751,8 @@
             <w:r>
               <w:rPr>
                 <w:rtl w:val="0"/>
-                <w:sz w:val="16"/>
-                <w:szCs w:val="16"/>
+                <w:sz w:val="18"/>
+                <w:szCs w:val="18"/>
                 <w:rFonts w:ascii="Georgia" w:hAnsi="Georgia"/>
               </w:rPr>
             </w:r>
@@ -5772,8 +5772,8 @@
                 <w:bCs w:val="0"/>
                 <w:i w:val="0"/>
                 <w:iCs w:val="0"/>
-                <w:sz w:val="16"/>
-                <w:szCs w:val="16"/>
+                <w:sz w:val="18"/>
+                <w:szCs w:val="18"/>
                 <w:rtl w:val="0"/>
               </w:rPr>
               <w:t xml:space="preserve">0</w:t>
@@ -5781,8 +5781,8 @@
             <w:r>
               <w:rPr>
                 <w:rtl w:val="0"/>
-                <w:sz w:val="16"/>
-                <w:szCs w:val="16"/>
+                <w:sz w:val="18"/>
+                <w:szCs w:val="18"/>
                 <w:rFonts w:ascii="Georgia" w:hAnsi="Georgia"/>
               </w:rPr>
             </w:r>
@@ -5802,8 +5802,8 @@
                 <w:bCs w:val="0"/>
                 <w:i w:val="0"/>
                 <w:iCs w:val="0"/>
-                <w:sz w:val="16"/>
-                <w:szCs w:val="16"/>
+                <w:sz w:val="18"/>
+                <w:szCs w:val="18"/>
                 <w:rtl w:val="0"/>
               </w:rPr>
               <w:t xml:space="preserve">0</w:t>
@@ -5811,8 +5811,8 @@
             <w:r>
               <w:rPr>
                 <w:rtl w:val="0"/>
-                <w:sz w:val="16"/>
-                <w:szCs w:val="16"/>
+                <w:sz w:val="18"/>
+                <w:szCs w:val="18"/>
                 <w:rFonts w:ascii="Georgia" w:hAnsi="Georgia"/>
               </w:rPr>
             </w:r>
@@ -5832,8 +5832,8 @@
                 <w:bCs w:val="0"/>
                 <w:i w:val="0"/>
                 <w:iCs w:val="0"/>
-                <w:sz w:val="16"/>
-                <w:szCs w:val="16"/>
+                <w:sz w:val="18"/>
+                <w:szCs w:val="18"/>
                 <w:rtl w:val="0"/>
               </w:rPr>
               <w:t xml:space="preserve">9</w:t>
@@ -5841,8 +5841,8 @@
             <w:r>
               <w:rPr>
                 <w:rtl w:val="0"/>
-                <w:sz w:val="16"/>
-                <w:szCs w:val="16"/>
+                <w:sz w:val="18"/>
+                <w:szCs w:val="18"/>
                 <w:rFonts w:ascii="Georgia" w:hAnsi="Georgia"/>
               </w:rPr>
             </w:r>
@@ -5868,8 +5868,8 @@
                 <w:bCs w:val="0"/>
                 <w:i w:val="0"/>
                 <w:iCs w:val="0"/>
-                <w:sz w:val="16"/>
-                <w:szCs w:val="16"/>
+                <w:sz w:val="18"/>
+                <w:szCs w:val="18"/>
                 <w:rtl w:val="0"/>
               </w:rPr>
               <w:t xml:space="preserve">Total</w:t>
@@ -5877,8 +5877,8 @@
             <w:r>
               <w:rPr>
                 <w:rtl w:val="0"/>
-                <w:sz w:val="16"/>
-                <w:szCs w:val="16"/>
+                <w:sz w:val="18"/>
+                <w:szCs w:val="18"/>
                 <w:rFonts w:ascii="Georgia" w:hAnsi="Georgia"/>
               </w:rPr>
             </w:r>
@@ -5898,8 +5898,8 @@
                 <w:bCs w:val="0"/>
                 <w:i w:val="0"/>
                 <w:iCs w:val="0"/>
-                <w:sz w:val="16"/>
-                <w:szCs w:val="16"/>
+                <w:sz w:val="18"/>
+                <w:szCs w:val="18"/>
                 <w:rtl w:val="0"/>
               </w:rPr>
               <w:t xml:space="preserve">21 (35.0%)</w:t>
@@ -5907,8 +5907,8 @@
             <w:r>
               <w:rPr>
                 <w:rtl w:val="0"/>
-                <w:sz w:val="16"/>
-                <w:szCs w:val="16"/>
+                <w:sz w:val="18"/>
+                <w:szCs w:val="18"/>
                 <w:rFonts w:ascii="Georgia" w:hAnsi="Georgia"/>
               </w:rPr>
             </w:r>
@@ -5928,8 +5928,8 @@
                 <w:bCs w:val="0"/>
                 <w:i w:val="0"/>
                 <w:iCs w:val="0"/>
-                <w:sz w:val="16"/>
-                <w:szCs w:val="16"/>
+                <w:sz w:val="18"/>
+                <w:szCs w:val="18"/>
                 <w:rtl w:val="0"/>
               </w:rPr>
               <w:t xml:space="preserve">36 (60.0%)</w:t>
@@ -5937,8 +5937,8 @@
             <w:r>
               <w:rPr>
                 <w:rtl w:val="0"/>
-                <w:sz w:val="16"/>
-                <w:szCs w:val="16"/>
+                <w:sz w:val="18"/>
+                <w:szCs w:val="18"/>
                 <w:rFonts w:ascii="Georgia" w:hAnsi="Georgia"/>
               </w:rPr>
             </w:r>
@@ -5958,8 +5958,8 @@
                 <w:bCs w:val="0"/>
                 <w:i w:val="0"/>
                 <w:iCs w:val="0"/>
-                <w:sz w:val="16"/>
-                <w:szCs w:val="16"/>
+                <w:sz w:val="18"/>
+                <w:szCs w:val="18"/>
                 <w:rtl w:val="0"/>
               </w:rPr>
               <w:t xml:space="preserve">3 (5.0%)</w:t>
@@ -5967,8 +5967,8 @@
             <w:r>
               <w:rPr>
                 <w:rtl w:val="0"/>
-                <w:sz w:val="16"/>
-                <w:szCs w:val="16"/>
+                <w:sz w:val="18"/>
+                <w:szCs w:val="18"/>
                 <w:rFonts w:ascii="Georgia" w:hAnsi="Georgia"/>
               </w:rPr>
             </w:r>
@@ -5988,8 +5988,8 @@
                 <w:bCs w:val="0"/>
                 <w:i w:val="0"/>
                 <w:iCs w:val="0"/>
-                <w:sz w:val="16"/>
-                <w:szCs w:val="16"/>
+                <w:sz w:val="18"/>
+                <w:szCs w:val="18"/>
                 <w:rtl w:val="0"/>
               </w:rPr>
               <w:t xml:space="preserve">0</w:t>
@@ -5997,8 +5997,8 @@
             <w:r>
               <w:rPr>
                 <w:rtl w:val="0"/>
-                <w:sz w:val="16"/>
-                <w:szCs w:val="16"/>
+                <w:sz w:val="18"/>
+                <w:szCs w:val="18"/>
                 <w:rFonts w:ascii="Georgia" w:hAnsi="Georgia"/>
               </w:rPr>
             </w:r>
@@ -6018,8 +6018,8 @@
                 <w:bCs w:val="0"/>
                 <w:i w:val="0"/>
                 <w:iCs w:val="0"/>
-                <w:sz w:val="16"/>
-                <w:szCs w:val="16"/>
+                <w:sz w:val="18"/>
+                <w:szCs w:val="18"/>
                 <w:rtl w:val="0"/>
               </w:rPr>
               <w:t xml:space="preserve">60</w:t>
@@ -6027,8 +6027,8 @@
             <w:r>
               <w:rPr>
                 <w:rtl w:val="0"/>
-                <w:sz w:val="16"/>
-                <w:szCs w:val="16"/>
+                <w:sz w:val="18"/>
+                <w:szCs w:val="18"/>
                 <w:rFonts w:ascii="Georgia" w:hAnsi="Georgia"/>
               </w:rPr>
             </w:r>
@@ -6170,7 +6170,7 @@
       <w:pPr>
         <w:keepNext w:val="1"/>
         <w:keepLines w:val="1"/>
-        <w:spacing w:before="120" w:after="0" w:line="480" w:lineRule="auto"/>
+        <w:spacing w:before="240" w:after="0" w:line="480" w:lineRule="auto"/>
         <w:jc w:val="left"/>
         <w:rPr/>
       </w:pPr>
@@ -6312,8 +6312,8 @@
                 <w:bCs w:val="1"/>
                 <w:i w:val="0"/>
                 <w:iCs w:val="0"/>
-                <w:sz w:val="16"/>
-                <w:szCs w:val="16"/>
+                <w:sz w:val="18"/>
+                <w:szCs w:val="18"/>
                 <w:rtl w:val="0"/>
               </w:rPr>
               <w:t xml:space="preserve">Discipline</w:t>
@@ -6321,8 +6321,8 @@
             <w:r>
               <w:rPr>
                 <w:rtl w:val="0"/>
-                <w:sz w:val="16"/>
-                <w:szCs w:val="16"/>
+                <w:sz w:val="18"/>
+                <w:szCs w:val="18"/>
                 <w:rFonts w:ascii="Georgia" w:hAnsi="Georgia"/>
               </w:rPr>
             </w:r>
@@ -6346,8 +6346,8 @@
                 <w:bCs w:val="1"/>
                 <w:i w:val="0"/>
                 <w:iCs w:val="0"/>
-                <w:sz w:val="16"/>
-                <w:szCs w:val="16"/>
+                <w:sz w:val="18"/>
+                <w:szCs w:val="18"/>
                 <w:rtl w:val="0"/>
               </w:rPr>
               <w:t xml:space="preserve">Abstracts</w:t>
@@ -6355,8 +6355,8 @@
             <w:r>
               <w:rPr>
                 <w:rtl w:val="0"/>
-                <w:sz w:val="16"/>
-                <w:szCs w:val="16"/>
+                <w:sz w:val="18"/>
+                <w:szCs w:val="18"/>
                 <w:rFonts w:ascii="Georgia" w:hAnsi="Georgia"/>
               </w:rPr>
             </w:r>
@@ -6380,8 +6380,8 @@
                 <w:bCs w:val="1"/>
                 <w:i w:val="0"/>
                 <w:iCs w:val="0"/>
-                <w:sz w:val="16"/>
-                <w:szCs w:val="16"/>
+                <w:sz w:val="18"/>
+                <w:szCs w:val="18"/>
                 <w:rtl w:val="0"/>
               </w:rPr>
               <w:t xml:space="preserve">Words</w:t>
@@ -6389,8 +6389,8 @@
             <w:r>
               <w:rPr>
                 <w:rtl w:val="0"/>
-                <w:sz w:val="16"/>
-                <w:szCs w:val="16"/>
+                <w:sz w:val="18"/>
+                <w:szCs w:val="18"/>
                 <w:rFonts w:ascii="Georgia" w:hAnsi="Georgia"/>
               </w:rPr>
             </w:r>
@@ -6414,8 +6414,8 @@
                 <w:bCs w:val="1"/>
                 <w:i w:val="0"/>
                 <w:iCs w:val="0"/>
-                <w:sz w:val="16"/>
-                <w:szCs w:val="16"/>
+                <w:sz w:val="18"/>
+                <w:szCs w:val="18"/>
                 <w:rtl w:val="0"/>
               </w:rPr>
               <w:t xml:space="preserve">Hedges</w:t>
@@ -6423,8 +6423,8 @@
             <w:r>
               <w:rPr>
                 <w:rtl w:val="0"/>
-                <w:sz w:val="16"/>
-                <w:szCs w:val="16"/>
+                <w:sz w:val="18"/>
+                <w:szCs w:val="18"/>
                 <w:rFonts w:ascii="Georgia" w:hAnsi="Georgia"/>
               </w:rPr>
             </w:r>
@@ -6448,8 +6448,8 @@
                 <w:bCs w:val="1"/>
                 <w:i w:val="0"/>
                 <w:iCs w:val="0"/>
-                <w:sz w:val="16"/>
-                <w:szCs w:val="16"/>
+                <w:sz w:val="18"/>
+                <w:szCs w:val="18"/>
                 <w:rtl w:val="0"/>
               </w:rPr>
               <w:t xml:space="preserve">FPs</w:t>
@@ -6457,8 +6457,8 @@
             <w:r>
               <w:rPr>
                 <w:rtl w:val="0"/>
-                <w:sz w:val="16"/>
-                <w:szCs w:val="16"/>
+                <w:sz w:val="18"/>
+                <w:szCs w:val="18"/>
                 <w:rFonts w:ascii="Georgia" w:hAnsi="Georgia"/>
               </w:rPr>
             </w:r>
@@ -6482,8 +6482,8 @@
                 <w:bCs w:val="1"/>
                 <w:i w:val="0"/>
                 <w:iCs w:val="0"/>
-                <w:sz w:val="16"/>
-                <w:szCs w:val="16"/>
+                <w:sz w:val="18"/>
+                <w:szCs w:val="18"/>
                 <w:rtl w:val="0"/>
               </w:rPr>
               <w:t xml:space="preserve">L3 Sites</w:t>
@@ -6491,8 +6491,8 @@
             <w:r>
               <w:rPr>
                 <w:rtl w:val="0"/>
-                <w:sz w:val="16"/>
-                <w:szCs w:val="16"/>
+                <w:sz w:val="18"/>
+                <w:szCs w:val="18"/>
                 <w:rFonts w:ascii="Georgia" w:hAnsi="Georgia"/>
               </w:rPr>
             </w:r>
@@ -6521,8 +6521,8 @@
                 <w:bCs w:val="1"/>
                 <w:i w:val="0"/>
                 <w:iCs w:val="0"/>
-                <w:sz w:val="16"/>
-                <w:szCs w:val="16"/>
+                <w:sz w:val="18"/>
+                <w:szCs w:val="18"/>
                 <w:rtl w:val="0"/>
               </w:rPr>
               <w:t xml:space="preserve">Zero-</w:t>
@@ -6530,8 +6530,8 @@
             <w:r>
               <w:rPr>
                 <w:rtl w:val="0"/>
-                <w:sz w:val="16"/>
-                <w:szCs w:val="16"/>
+                <w:sz w:val="18"/>
+                <w:szCs w:val="18"/>
                 <w:rFonts w:ascii="Georgia" w:hAnsi="Georgia"/>
               </w:rPr>
             </w:r>
@@ -6548,8 +6548,8 @@
                 <w:bCs w:val="1"/>
                 <w:i w:val="0"/>
                 <w:iCs w:val="0"/>
-                <w:sz w:val="16"/>
-                <w:szCs w:val="16"/>
+                <w:sz w:val="18"/>
+                <w:szCs w:val="18"/>
                 <w:rtl w:val="0"/>
               </w:rPr>
               <w:t xml:space="preserve">Hedge</w:t>
@@ -6557,8 +6557,8 @@
             <w:r>
               <w:rPr>
                 <w:rtl w:val="0"/>
-                <w:sz w:val="16"/>
-                <w:szCs w:val="16"/>
+                <w:sz w:val="18"/>
+                <w:szCs w:val="18"/>
                 <w:rFonts w:ascii="Georgia" w:hAnsi="Georgia"/>
               </w:rPr>
             </w:r>
@@ -6590,8 +6590,8 @@
                 <w:bCs w:val="1"/>
                 <w:i w:val="0"/>
                 <w:iCs w:val="0"/>
-                <w:sz w:val="16"/>
-                <w:szCs w:val="16"/>
+                <w:sz w:val="18"/>
+                <w:szCs w:val="18"/>
                 <w:rtl w:val="0"/>
               </w:rPr>
               <w:t xml:space="preserve">Hedges/</w:t>
@@ -6609,8 +6609,8 @@
                 <w:bCs w:val="1"/>
                 <w:i w:val="0"/>
                 <w:iCs w:val="0"/>
-                <w:sz w:val="16"/>
-                <w:szCs w:val="16"/>
+                <w:sz w:val="18"/>
+                <w:szCs w:val="18"/>
                 <w:rtl w:val="0"/>
               </w:rPr>
               <w:t xml:space="preserve">100w</w:t>
@@ -6618,8 +6618,8 @@
             <w:r>
               <w:rPr>
                 <w:rtl w:val="0"/>
-                <w:sz w:val="16"/>
-                <w:szCs w:val="16"/>
+                <w:sz w:val="18"/>
+                <w:szCs w:val="18"/>
                 <w:rFonts w:ascii="Georgia" w:hAnsi="Georgia"/>
               </w:rPr>
             </w:r>
@@ -6645,8 +6645,8 @@
                 <w:bCs w:val="0"/>
                 <w:i w:val="0"/>
                 <w:iCs w:val="0"/>
-                <w:sz w:val="16"/>
-                <w:szCs w:val="16"/>
+                <w:sz w:val="18"/>
+                <w:szCs w:val="18"/>
                 <w:rtl w:val="0"/>
               </w:rPr>
               <w:t xml:space="preserve">Agriculture</w:t>
@@ -6654,8 +6654,8 @@
             <w:r>
               <w:rPr>
                 <w:rtl w:val="0"/>
-                <w:sz w:val="16"/>
-                <w:szCs w:val="16"/>
+                <w:sz w:val="18"/>
+                <w:szCs w:val="18"/>
                 <w:rFonts w:ascii="Georgia" w:hAnsi="Georgia"/>
               </w:rPr>
             </w:r>
@@ -6675,8 +6675,8 @@
                 <w:bCs w:val="0"/>
                 <w:i w:val="0"/>
                 <w:iCs w:val="0"/>
-                <w:sz w:val="16"/>
-                <w:szCs w:val="16"/>
+                <w:sz w:val="18"/>
+                <w:szCs w:val="18"/>
                 <w:rtl w:val="0"/>
               </w:rPr>
               <w:t xml:space="preserve">20</w:t>
@@ -6684,8 +6684,8 @@
             <w:r>
               <w:rPr>
                 <w:rtl w:val="0"/>
-                <w:sz w:val="16"/>
-                <w:szCs w:val="16"/>
+                <w:sz w:val="18"/>
+                <w:szCs w:val="18"/>
                 <w:rFonts w:ascii="Georgia" w:hAnsi="Georgia"/>
               </w:rPr>
             </w:r>
@@ -6705,8 +6705,8 @@
                 <w:bCs w:val="0"/>
                 <w:i w:val="0"/>
                 <w:iCs w:val="0"/>
-                <w:sz w:val="16"/>
-                <w:szCs w:val="16"/>
+                <w:sz w:val="18"/>
+                <w:szCs w:val="18"/>
                 <w:rtl w:val="0"/>
               </w:rPr>
               <w:t xml:space="preserve">4,300</w:t>
@@ -6714,8 +6714,8 @@
             <w:r>
               <w:rPr>
                 <w:rtl w:val="0"/>
-                <w:sz w:val="16"/>
-                <w:szCs w:val="16"/>
+                <w:sz w:val="18"/>
+                <w:szCs w:val="18"/>
                 <w:rFonts w:ascii="Georgia" w:hAnsi="Georgia"/>
               </w:rPr>
             </w:r>
@@ -6735,8 +6735,8 @@
                 <w:bCs w:val="0"/>
                 <w:i w:val="0"/>
                 <w:iCs w:val="0"/>
-                <w:sz w:val="16"/>
-                <w:szCs w:val="16"/>
+                <w:sz w:val="18"/>
+                <w:szCs w:val="18"/>
                 <w:rtl w:val="0"/>
               </w:rPr>
               <w:t xml:space="preserve">26</w:t>
@@ -6744,8 +6744,8 @@
             <w:r>
               <w:rPr>
                 <w:rtl w:val="0"/>
-                <w:sz w:val="16"/>
-                <w:szCs w:val="16"/>
+                <w:sz w:val="18"/>
+                <w:szCs w:val="18"/>
                 <w:rFonts w:ascii="Georgia" w:hAnsi="Georgia"/>
               </w:rPr>
             </w:r>
@@ -6765,8 +6765,8 @@
                 <w:bCs w:val="0"/>
                 <w:i w:val="0"/>
                 <w:iCs w:val="0"/>
-                <w:sz w:val="16"/>
-                <w:szCs w:val="16"/>
+                <w:sz w:val="18"/>
+                <w:szCs w:val="18"/>
                 <w:rtl w:val="0"/>
               </w:rPr>
               <w:t xml:space="preserve">15</w:t>
@@ -6774,8 +6774,8 @@
             <w:r>
               <w:rPr>
                 <w:rtl w:val="0"/>
-                <w:sz w:val="16"/>
-                <w:szCs w:val="16"/>
+                <w:sz w:val="18"/>
+                <w:szCs w:val="18"/>
                 <w:rFonts w:ascii="Georgia" w:hAnsi="Georgia"/>
               </w:rPr>
             </w:r>
@@ -6795,8 +6795,8 @@
                 <w:bCs w:val="0"/>
                 <w:i w:val="0"/>
                 <w:iCs w:val="0"/>
-                <w:sz w:val="16"/>
-                <w:szCs w:val="16"/>
+                <w:sz w:val="18"/>
+                <w:szCs w:val="18"/>
                 <w:rtl w:val="0"/>
               </w:rPr>
               <w:t xml:space="preserve">12</w:t>
@@ -6804,8 +6804,8 @@
             <w:r>
               <w:rPr>
                 <w:rtl w:val="0"/>
-                <w:sz w:val="16"/>
-                <w:szCs w:val="16"/>
+                <w:sz w:val="18"/>
+                <w:szCs w:val="18"/>
                 <w:rFonts w:ascii="Georgia" w:hAnsi="Georgia"/>
               </w:rPr>
             </w:r>
@@ -6825,8 +6825,8 @@
                 <w:bCs w:val="0"/>
                 <w:i w:val="0"/>
                 <w:iCs w:val="0"/>
-                <w:sz w:val="16"/>
-                <w:szCs w:val="16"/>
+                <w:sz w:val="18"/>
+                <w:szCs w:val="18"/>
                 <w:rtl w:val="0"/>
               </w:rPr>
               <w:t xml:space="preserve">8</w:t>
@@ -6834,8 +6834,8 @@
             <w:r>
               <w:rPr>
                 <w:rtl w:val="0"/>
-                <w:sz w:val="16"/>
-                <w:szCs w:val="16"/>
+                <w:sz w:val="18"/>
+                <w:szCs w:val="18"/>
                 <w:rFonts w:ascii="Georgia" w:hAnsi="Georgia"/>
               </w:rPr>
             </w:r>
@@ -6855,8 +6855,8 @@
                 <w:bCs w:val="0"/>
                 <w:i w:val="0"/>
                 <w:iCs w:val="0"/>
-                <w:sz w:val="16"/>
-                <w:szCs w:val="16"/>
+                <w:sz w:val="18"/>
+                <w:szCs w:val="18"/>
                 <w:rtl w:val="0"/>
               </w:rPr>
               <w:t xml:space="preserve">0.60</w:t>
@@ -6864,8 +6864,8 @@
             <w:r>
               <w:rPr>
                 <w:rtl w:val="0"/>
-                <w:sz w:val="16"/>
-                <w:szCs w:val="16"/>
+                <w:sz w:val="18"/>
+                <w:szCs w:val="18"/>
                 <w:rFonts w:ascii="Georgia" w:hAnsi="Georgia"/>
               </w:rPr>
             </w:r>
@@ -6891,8 +6891,8 @@
                 <w:bCs w:val="0"/>
                 <w:i w:val="0"/>
                 <w:iCs w:val="0"/>
-                <w:sz w:val="16"/>
-                <w:szCs w:val="16"/>
+                <w:sz w:val="18"/>
+                <w:szCs w:val="18"/>
                 <w:rtl w:val="0"/>
               </w:rPr>
               <w:t xml:space="preserve">Biology</w:t>
@@ -6900,8 +6900,8 @@
             <w:r>
               <w:rPr>
                 <w:rtl w:val="0"/>
-                <w:sz w:val="16"/>
-                <w:szCs w:val="16"/>
+                <w:sz w:val="18"/>
+                <w:szCs w:val="18"/>
                 <w:rFonts w:ascii="Georgia" w:hAnsi="Georgia"/>
               </w:rPr>
             </w:r>
@@ -6921,8 +6921,8 @@
                 <w:bCs w:val="0"/>
                 <w:i w:val="0"/>
                 <w:iCs w:val="0"/>
-                <w:sz w:val="16"/>
-                <w:szCs w:val="16"/>
+                <w:sz w:val="18"/>
+                <w:szCs w:val="18"/>
                 <w:rtl w:val="0"/>
               </w:rPr>
               <w:t xml:space="preserve">20</w:t>
@@ -6930,8 +6930,8 @@
             <w:r>
               <w:rPr>
                 <w:rtl w:val="0"/>
-                <w:sz w:val="16"/>
-                <w:szCs w:val="16"/>
+                <w:sz w:val="18"/>
+                <w:szCs w:val="18"/>
                 <w:rFonts w:ascii="Georgia" w:hAnsi="Georgia"/>
               </w:rPr>
             </w:r>
@@ -6951,8 +6951,8 @@
                 <w:bCs w:val="0"/>
                 <w:i w:val="0"/>
                 <w:iCs w:val="0"/>
-                <w:sz w:val="16"/>
-                <w:szCs w:val="16"/>
+                <w:sz w:val="18"/>
+                <w:szCs w:val="18"/>
                 <w:rtl w:val="0"/>
               </w:rPr>
               <w:t xml:space="preserve">4,509</w:t>
@@ -6960,8 +6960,8 @@
             <w:r>
               <w:rPr>
                 <w:rtl w:val="0"/>
-                <w:sz w:val="16"/>
-                <w:szCs w:val="16"/>
+                <w:sz w:val="18"/>
+                <w:szCs w:val="18"/>
                 <w:rFonts w:ascii="Georgia" w:hAnsi="Georgia"/>
               </w:rPr>
             </w:r>
@@ -6981,8 +6981,8 @@
                 <w:bCs w:val="0"/>
                 <w:i w:val="0"/>
                 <w:iCs w:val="0"/>
-                <w:sz w:val="16"/>
-                <w:szCs w:val="16"/>
+                <w:sz w:val="18"/>
+                <w:szCs w:val="18"/>
                 <w:rtl w:val="0"/>
               </w:rPr>
               <w:t xml:space="preserve">25</w:t>
@@ -6990,8 +6990,8 @@
             <w:r>
               <w:rPr>
                 <w:rtl w:val="0"/>
-                <w:sz w:val="16"/>
-                <w:szCs w:val="16"/>
+                <w:sz w:val="18"/>
+                <w:szCs w:val="18"/>
                 <w:rFonts w:ascii="Georgia" w:hAnsi="Georgia"/>
               </w:rPr>
             </w:r>
@@ -7011,8 +7011,8 @@
                 <w:bCs w:val="0"/>
                 <w:i w:val="0"/>
                 <w:iCs w:val="0"/>
-                <w:sz w:val="16"/>
-                <w:szCs w:val="16"/>
+                <w:sz w:val="18"/>
+                <w:szCs w:val="18"/>
                 <w:rtl w:val="0"/>
               </w:rPr>
               <w:t xml:space="preserve">35</w:t>
@@ -7020,8 +7020,8 @@
             <w:r>
               <w:rPr>
                 <w:rtl w:val="0"/>
-                <w:sz w:val="16"/>
-                <w:szCs w:val="16"/>
+                <w:sz w:val="18"/>
+                <w:szCs w:val="18"/>
                 <w:rFonts w:ascii="Georgia" w:hAnsi="Georgia"/>
               </w:rPr>
             </w:r>
@@ -7041,8 +7041,8 @@
                 <w:bCs w:val="0"/>
                 <w:i w:val="0"/>
                 <w:iCs w:val="0"/>
-                <w:sz w:val="16"/>
-                <w:szCs w:val="16"/>
+                <w:sz w:val="18"/>
+                <w:szCs w:val="18"/>
                 <w:rtl w:val="0"/>
               </w:rPr>
               <w:t xml:space="preserve">10</w:t>
@@ -7050,8 +7050,8 @@
             <w:r>
               <w:rPr>
                 <w:rtl w:val="0"/>
-                <w:sz w:val="16"/>
-                <w:szCs w:val="16"/>
+                <w:sz w:val="18"/>
+                <w:szCs w:val="18"/>
                 <w:rFonts w:ascii="Georgia" w:hAnsi="Georgia"/>
               </w:rPr>
             </w:r>
@@ -7071,8 +7071,8 @@
                 <w:bCs w:val="0"/>
                 <w:i w:val="0"/>
                 <w:iCs w:val="0"/>
-                <w:sz w:val="16"/>
-                <w:szCs w:val="16"/>
+                <w:sz w:val="18"/>
+                <w:szCs w:val="18"/>
                 <w:rtl w:val="0"/>
               </w:rPr>
               <w:t xml:space="preserve">7</w:t>
@@ -7080,8 +7080,8 @@
             <w:r>
               <w:rPr>
                 <w:rtl w:val="0"/>
-                <w:sz w:val="16"/>
-                <w:szCs w:val="16"/>
+                <w:sz w:val="18"/>
+                <w:szCs w:val="18"/>
                 <w:rFonts w:ascii="Georgia" w:hAnsi="Georgia"/>
               </w:rPr>
             </w:r>
@@ -7101,8 +7101,8 @@
                 <w:bCs w:val="0"/>
                 <w:i w:val="0"/>
                 <w:iCs w:val="0"/>
-                <w:sz w:val="16"/>
-                <w:szCs w:val="16"/>
+                <w:sz w:val="18"/>
+                <w:szCs w:val="18"/>
                 <w:rtl w:val="0"/>
               </w:rPr>
               <w:t xml:space="preserve">0.55</w:t>
@@ -7110,8 +7110,8 @@
             <w:r>
               <w:rPr>
                 <w:rtl w:val="0"/>
-                <w:sz w:val="16"/>
-                <w:szCs w:val="16"/>
+                <w:sz w:val="18"/>
+                <w:szCs w:val="18"/>
                 <w:rFonts w:ascii="Georgia" w:hAnsi="Georgia"/>
               </w:rPr>
             </w:r>
@@ -7137,8 +7137,8 @@
                 <w:bCs w:val="0"/>
                 <w:i w:val="0"/>
                 <w:iCs w:val="0"/>
-                <w:sz w:val="16"/>
-                <w:szCs w:val="16"/>
+                <w:sz w:val="18"/>
+                <w:szCs w:val="18"/>
                 <w:rtl w:val="0"/>
               </w:rPr>
               <w:t xml:space="preserve">Veterinary Medicine</w:t>
@@ -7146,8 +7146,8 @@
             <w:r>
               <w:rPr>
                 <w:rtl w:val="0"/>
-                <w:sz w:val="16"/>
-                <w:szCs w:val="16"/>
+                <w:sz w:val="18"/>
+                <w:szCs w:val="18"/>
                 <w:rFonts w:ascii="Georgia" w:hAnsi="Georgia"/>
               </w:rPr>
             </w:r>
@@ -7167,8 +7167,8 @@
                 <w:bCs w:val="0"/>
                 <w:i w:val="0"/>
                 <w:iCs w:val="0"/>
-                <w:sz w:val="16"/>
-                <w:szCs w:val="16"/>
+                <w:sz w:val="18"/>
+                <w:szCs w:val="18"/>
                 <w:rtl w:val="0"/>
               </w:rPr>
               <w:t xml:space="preserve">20</w:t>
@@ -7176,8 +7176,8 @@
             <w:r>
               <w:rPr>
                 <w:rtl w:val="0"/>
-                <w:sz w:val="16"/>
-                <w:szCs w:val="16"/>
+                <w:sz w:val="18"/>
+                <w:szCs w:val="18"/>
                 <w:rFonts w:ascii="Georgia" w:hAnsi="Georgia"/>
               </w:rPr>
             </w:r>
@@ -7197,8 +7197,8 @@
                 <w:bCs w:val="0"/>
                 <w:i w:val="0"/>
                 <w:iCs w:val="0"/>
-                <w:sz w:val="16"/>
-                <w:szCs w:val="16"/>
+                <w:sz w:val="18"/>
+                <w:szCs w:val="18"/>
                 <w:rtl w:val="0"/>
               </w:rPr>
               <w:t xml:space="preserve">5,060</w:t>
@@ -7206,8 +7206,8 @@
             <w:r>
               <w:rPr>
                 <w:rtl w:val="0"/>
-                <w:sz w:val="16"/>
-                <w:szCs w:val="16"/>
+                <w:sz w:val="18"/>
+                <w:szCs w:val="18"/>
                 <w:rFonts w:ascii="Georgia" w:hAnsi="Georgia"/>
               </w:rPr>
             </w:r>
@@ -7227,8 +7227,8 @@
                 <w:bCs w:val="0"/>
                 <w:i w:val="0"/>
                 <w:iCs w:val="0"/>
-                <w:sz w:val="16"/>
-                <w:szCs w:val="16"/>
+                <w:sz w:val="18"/>
+                <w:szCs w:val="18"/>
                 <w:rtl w:val="0"/>
               </w:rPr>
               <w:t xml:space="preserve">9</w:t>
@@ -7236,8 +7236,8 @@
             <w:r>
               <w:rPr>
                 <w:rtl w:val="0"/>
-                <w:sz w:val="16"/>
-                <w:szCs w:val="16"/>
+                <w:sz w:val="18"/>
+                <w:szCs w:val="18"/>
                 <w:rFonts w:ascii="Georgia" w:hAnsi="Georgia"/>
               </w:rPr>
             </w:r>
@@ -7257,8 +7257,8 @@
                 <w:bCs w:val="0"/>
                 <w:i w:val="0"/>
                 <w:iCs w:val="0"/>
-                <w:sz w:val="16"/>
-                <w:szCs w:val="16"/>
+                <w:sz w:val="18"/>
+                <w:szCs w:val="18"/>
                 <w:rtl w:val="0"/>
               </w:rPr>
               <w:t xml:space="preserve">13</w:t>
@@ -7266,8 +7266,8 @@
             <w:r>
               <w:rPr>
                 <w:rtl w:val="0"/>
-                <w:sz w:val="16"/>
-                <w:szCs w:val="16"/>
+                <w:sz w:val="18"/>
+                <w:szCs w:val="18"/>
                 <w:rFonts w:ascii="Georgia" w:hAnsi="Georgia"/>
               </w:rPr>
             </w:r>
@@ -7287,8 +7287,8 @@
                 <w:bCs w:val="0"/>
                 <w:i w:val="0"/>
                 <w:iCs w:val="0"/>
-                <w:sz w:val="16"/>
-                <w:szCs w:val="16"/>
+                <w:sz w:val="18"/>
+                <w:szCs w:val="18"/>
                 <w:rtl w:val="0"/>
               </w:rPr>
               <w:t xml:space="preserve">15</w:t>
@@ -7296,8 +7296,8 @@
             <w:r>
               <w:rPr>
                 <w:rtl w:val="0"/>
-                <w:sz w:val="16"/>
-                <w:szCs w:val="16"/>
+                <w:sz w:val="18"/>
+                <w:szCs w:val="18"/>
                 <w:rFonts w:ascii="Georgia" w:hAnsi="Georgia"/>
               </w:rPr>
             </w:r>
@@ -7317,8 +7317,8 @@
                 <w:bCs w:val="0"/>
                 <w:i w:val="0"/>
                 <w:iCs w:val="0"/>
-                <w:sz w:val="16"/>
-                <w:szCs w:val="16"/>
+                <w:sz w:val="18"/>
+                <w:szCs w:val="18"/>
                 <w:rtl w:val="0"/>
               </w:rPr>
               <w:t xml:space="preserve">13</w:t>
@@ -7326,8 +7326,8 @@
             <w:r>
               <w:rPr>
                 <w:rtl w:val="0"/>
-                <w:sz w:val="16"/>
-                <w:szCs w:val="16"/>
+                <w:sz w:val="18"/>
+                <w:szCs w:val="18"/>
                 <w:rFonts w:ascii="Georgia" w:hAnsi="Georgia"/>
               </w:rPr>
             </w:r>
@@ -7347,8 +7347,8 @@
                 <w:bCs w:val="0"/>
                 <w:i w:val="0"/>
                 <w:iCs w:val="0"/>
-                <w:sz w:val="16"/>
-                <w:szCs w:val="16"/>
+                <w:sz w:val="18"/>
+                <w:szCs w:val="18"/>
                 <w:rtl w:val="0"/>
               </w:rPr>
               <w:t xml:space="preserve">0.18</w:t>
@@ -7356,8 +7356,8 @@
             <w:r>
               <w:rPr>
                 <w:rtl w:val="0"/>
-                <w:sz w:val="16"/>
-                <w:szCs w:val="16"/>
+                <w:sz w:val="18"/>
+                <w:szCs w:val="18"/>
                 <w:rFonts w:ascii="Georgia" w:hAnsi="Georgia"/>
               </w:rPr>
             </w:r>
@@ -7383,8 +7383,8 @@
                 <w:bCs w:val="0"/>
                 <w:i w:val="0"/>
                 <w:iCs w:val="0"/>
-                <w:sz w:val="16"/>
-                <w:szCs w:val="16"/>
+                <w:sz w:val="18"/>
+                <w:szCs w:val="18"/>
                 <w:rtl w:val="0"/>
               </w:rPr>
               <w:t xml:space="preserve">Total</w:t>
@@ -7392,8 +7392,8 @@
             <w:r>
               <w:rPr>
                 <w:rtl w:val="0"/>
-                <w:sz w:val="16"/>
-                <w:szCs w:val="16"/>
+                <w:sz w:val="18"/>
+                <w:szCs w:val="18"/>
                 <w:rFonts w:ascii="Georgia" w:hAnsi="Georgia"/>
               </w:rPr>
             </w:r>
@@ -7413,8 +7413,8 @@
                 <w:bCs w:val="0"/>
                 <w:i w:val="0"/>
                 <w:iCs w:val="0"/>
-                <w:sz w:val="16"/>
-                <w:szCs w:val="16"/>
+                <w:sz w:val="18"/>
+                <w:szCs w:val="18"/>
                 <w:rtl w:val="0"/>
               </w:rPr>
               <w:t xml:space="preserve">60</w:t>
@@ -7422,8 +7422,8 @@
             <w:r>
               <w:rPr>
                 <w:rtl w:val="0"/>
-                <w:sz w:val="16"/>
-                <w:szCs w:val="16"/>
+                <w:sz w:val="18"/>
+                <w:szCs w:val="18"/>
                 <w:rFonts w:ascii="Georgia" w:hAnsi="Georgia"/>
               </w:rPr>
             </w:r>
@@ -7443,8 +7443,8 @@
                 <w:bCs w:val="0"/>
                 <w:i w:val="0"/>
                 <w:iCs w:val="0"/>
-                <w:sz w:val="16"/>
-                <w:szCs w:val="16"/>
+                <w:sz w:val="18"/>
+                <w:szCs w:val="18"/>
                 <w:rtl w:val="0"/>
               </w:rPr>
               <w:t xml:space="preserve">13,869</w:t>
@@ -7452,8 +7452,8 @@
             <w:r>
               <w:rPr>
                 <w:rtl w:val="0"/>
-                <w:sz w:val="16"/>
-                <w:szCs w:val="16"/>
+                <w:sz w:val="18"/>
+                <w:szCs w:val="18"/>
                 <w:rFonts w:ascii="Georgia" w:hAnsi="Georgia"/>
               </w:rPr>
             </w:r>
@@ -7473,8 +7473,8 @@
                 <w:bCs w:val="0"/>
                 <w:i w:val="0"/>
                 <w:iCs w:val="0"/>
-                <w:sz w:val="16"/>
-                <w:szCs w:val="16"/>
+                <w:sz w:val="18"/>
+                <w:szCs w:val="18"/>
                 <w:rtl w:val="0"/>
               </w:rPr>
               <w:t xml:space="preserve">60</w:t>
@@ -7482,8 +7482,8 @@
             <w:r>
               <w:rPr>
                 <w:rtl w:val="0"/>
-                <w:sz w:val="16"/>
-                <w:szCs w:val="16"/>
+                <w:sz w:val="18"/>
+                <w:szCs w:val="18"/>
                 <w:rFonts w:ascii="Georgia" w:hAnsi="Georgia"/>
               </w:rPr>
             </w:r>
@@ -7503,8 +7503,8 @@
                 <w:bCs w:val="0"/>
                 <w:i w:val="0"/>
                 <w:iCs w:val="0"/>
-                <w:sz w:val="16"/>
-                <w:szCs w:val="16"/>
+                <w:sz w:val="18"/>
+                <w:szCs w:val="18"/>
                 <w:rtl w:val="0"/>
               </w:rPr>
               <w:t xml:space="preserve">63</w:t>
@@ -7512,8 +7512,8 @@
             <w:r>
               <w:rPr>
                 <w:rtl w:val="0"/>
-                <w:sz w:val="16"/>
-                <w:szCs w:val="16"/>
+                <w:sz w:val="18"/>
+                <w:szCs w:val="18"/>
                 <w:rFonts w:ascii="Georgia" w:hAnsi="Georgia"/>
               </w:rPr>
             </w:r>
@@ -7533,8 +7533,8 @@
                 <w:bCs w:val="0"/>
                 <w:i w:val="0"/>
                 <w:iCs w:val="0"/>
-                <w:sz w:val="16"/>
-                <w:szCs w:val="16"/>
+                <w:sz w:val="18"/>
+                <w:szCs w:val="18"/>
                 <w:rtl w:val="0"/>
               </w:rPr>
               <w:t xml:space="preserve">37</w:t>
@@ -7542,8 +7542,8 @@
             <w:r>
               <w:rPr>
                 <w:rtl w:val="0"/>
-                <w:sz w:val="16"/>
-                <w:szCs w:val="16"/>
+                <w:sz w:val="18"/>
+                <w:szCs w:val="18"/>
                 <w:rFonts w:ascii="Georgia" w:hAnsi="Georgia"/>
               </w:rPr>
             </w:r>
@@ -7563,8 +7563,8 @@
                 <w:bCs w:val="0"/>
                 <w:i w:val="0"/>
                 <w:iCs w:val="0"/>
-                <w:sz w:val="16"/>
-                <w:szCs w:val="16"/>
+                <w:sz w:val="18"/>
+                <w:szCs w:val="18"/>
                 <w:rtl w:val="0"/>
               </w:rPr>
               <w:t xml:space="preserve">28</w:t>
@@ -7572,8 +7572,8 @@
             <w:r>
               <w:rPr>
                 <w:rtl w:val="0"/>
-                <w:sz w:val="16"/>
-                <w:szCs w:val="16"/>
+                <w:sz w:val="18"/>
+                <w:szCs w:val="18"/>
                 <w:rFonts w:ascii="Georgia" w:hAnsi="Georgia"/>
               </w:rPr>
             </w:r>
@@ -7593,8 +7593,8 @@
                 <w:bCs w:val="0"/>
                 <w:i w:val="0"/>
                 <w:iCs w:val="0"/>
-                <w:sz w:val="16"/>
-                <w:szCs w:val="16"/>
+                <w:sz w:val="18"/>
+                <w:szCs w:val="18"/>
                 <w:rtl w:val="0"/>
               </w:rPr>
               <w:t xml:space="preserve">0.43</w:t>
@@ -7602,8 +7602,8 @@
             <w:r>
               <w:rPr>
                 <w:rtl w:val="0"/>
-                <w:sz w:val="16"/>
-                <w:szCs w:val="16"/>
+                <w:sz w:val="18"/>
+                <w:szCs w:val="18"/>
                 <w:rFonts w:ascii="Georgia" w:hAnsi="Georgia"/>
               </w:rPr>
             </w:r>
@@ -7771,7 +7771,7 @@
       <w:pPr>
         <w:keepNext w:val="1"/>
         <w:keepLines w:val="1"/>
-        <w:spacing w:before="120" w:after="0" w:line="480" w:lineRule="auto"/>
+        <w:spacing w:before="240" w:after="0" w:line="480" w:lineRule="auto"/>
         <w:jc w:val="left"/>
         <w:rPr/>
       </w:pPr>
@@ -7903,8 +7903,8 @@
                 <w:bCs w:val="1"/>
                 <w:i w:val="0"/>
                 <w:iCs w:val="0"/>
-                <w:sz w:val="16"/>
-                <w:szCs w:val="16"/>
+                <w:sz w:val="18"/>
+                <w:szCs w:val="18"/>
                 <w:rtl w:val="0"/>
               </w:rPr>
               <w:t xml:space="preserve">Function</w:t>
@@ -7912,8 +7912,8 @@
             <w:r>
               <w:rPr>
                 <w:rtl w:val="0"/>
-                <w:sz w:val="16"/>
-                <w:szCs w:val="16"/>
+                <w:sz w:val="18"/>
+                <w:szCs w:val="18"/>
                 <w:rFonts w:ascii="Georgia" w:hAnsi="Georgia"/>
               </w:rPr>
             </w:r>
@@ -7937,8 +7937,8 @@
                 <w:bCs w:val="1"/>
                 <w:i w:val="0"/>
                 <w:iCs w:val="0"/>
-                <w:sz w:val="16"/>
-                <w:szCs w:val="16"/>
+                <w:sz w:val="18"/>
+                <w:szCs w:val="18"/>
                 <w:rtl w:val="0"/>
               </w:rPr>
               <w:t xml:space="preserve">Count</w:t>
@@ -7946,8 +7946,8 @@
             <w:r>
               <w:rPr>
                 <w:rtl w:val="0"/>
-                <w:sz w:val="16"/>
-                <w:szCs w:val="16"/>
+                <w:sz w:val="18"/>
+                <w:szCs w:val="18"/>
                 <w:rFonts w:ascii="Georgia" w:hAnsi="Georgia"/>
               </w:rPr>
             </w:r>
@@ -7971,8 +7971,8 @@
                 <w:bCs w:val="1"/>
                 <w:i w:val="0"/>
                 <w:iCs w:val="0"/>
-                <w:sz w:val="16"/>
-                <w:szCs w:val="16"/>
+                <w:sz w:val="18"/>
+                <w:szCs w:val="18"/>
                 <w:rtl w:val="0"/>
               </w:rPr>
               <w:t xml:space="preserve">Percentage</w:t>
@@ -7980,8 +7980,8 @@
             <w:r>
               <w:rPr>
                 <w:rtl w:val="0"/>
-                <w:sz w:val="16"/>
-                <w:szCs w:val="16"/>
+                <w:sz w:val="18"/>
+                <w:szCs w:val="18"/>
                 <w:rFonts w:ascii="Georgia" w:hAnsi="Georgia"/>
               </w:rPr>
             </w:r>
@@ -8007,8 +8007,8 @@
                 <w:bCs w:val="0"/>
                 <w:i w:val="0"/>
                 <w:iCs w:val="0"/>
-                <w:sz w:val="16"/>
-                <w:szCs w:val="16"/>
+                <w:sz w:val="18"/>
+                <w:szCs w:val="18"/>
                 <w:rtl w:val="0"/>
               </w:rPr>
               <w:t xml:space="preserve">Epistemic Caution (EC)</w:t>
@@ -8016,8 +8016,8 @@
             <w:r>
               <w:rPr>
                 <w:rtl w:val="0"/>
-                <w:sz w:val="16"/>
-                <w:szCs w:val="16"/>
+                <w:sz w:val="18"/>
+                <w:szCs w:val="18"/>
                 <w:rFonts w:ascii="Georgia" w:hAnsi="Georgia"/>
               </w:rPr>
             </w:r>
@@ -8037,8 +8037,8 @@
                 <w:bCs w:val="0"/>
                 <w:i w:val="0"/>
                 <w:iCs w:val="0"/>
-                <w:sz w:val="16"/>
-                <w:szCs w:val="16"/>
+                <w:sz w:val="18"/>
+                <w:szCs w:val="18"/>
                 <w:rtl w:val="0"/>
               </w:rPr>
               <w:t xml:space="preserve">60</w:t>
@@ -8046,8 +8046,8 @@
             <w:r>
               <w:rPr>
                 <w:rtl w:val="0"/>
-                <w:sz w:val="16"/>
-                <w:szCs w:val="16"/>
+                <w:sz w:val="18"/>
+                <w:szCs w:val="18"/>
                 <w:rFonts w:ascii="Georgia" w:hAnsi="Georgia"/>
               </w:rPr>
             </w:r>
@@ -8067,8 +8067,8 @@
                 <w:bCs w:val="0"/>
                 <w:i w:val="0"/>
                 <w:iCs w:val="0"/>
-                <w:sz w:val="16"/>
-                <w:szCs w:val="16"/>
+                <w:sz w:val="18"/>
+                <w:szCs w:val="18"/>
                 <w:rtl w:val="0"/>
               </w:rPr>
               <w:t xml:space="preserve">100.0%</w:t>
@@ -8076,8 +8076,8 @@
             <w:r>
               <w:rPr>
                 <w:rtl w:val="0"/>
-                <w:sz w:val="16"/>
-                <w:szCs w:val="16"/>
+                <w:sz w:val="18"/>
+                <w:szCs w:val="18"/>
                 <w:rFonts w:ascii="Georgia" w:hAnsi="Georgia"/>
               </w:rPr>
             </w:r>
@@ -8103,8 +8103,8 @@
                 <w:bCs w:val="0"/>
                 <w:i w:val="0"/>
                 <w:iCs w:val="0"/>
-                <w:sz w:val="16"/>
-                <w:szCs w:val="16"/>
+                <w:sz w:val="18"/>
+                <w:szCs w:val="18"/>
                 <w:rtl w:val="0"/>
               </w:rPr>
               <w:t xml:space="preserve">Politeness/Deference (P)</w:t>
@@ -8112,8 +8112,8 @@
             <w:r>
               <w:rPr>
                 <w:rtl w:val="0"/>
-                <w:sz w:val="16"/>
-                <w:szCs w:val="16"/>
+                <w:sz w:val="18"/>
+                <w:szCs w:val="18"/>
                 <w:rFonts w:ascii="Georgia" w:hAnsi="Georgia"/>
               </w:rPr>
             </w:r>
@@ -8133,8 +8133,8 @@
                 <w:bCs w:val="0"/>
                 <w:i w:val="0"/>
                 <w:iCs w:val="0"/>
-                <w:sz w:val="16"/>
-                <w:szCs w:val="16"/>
+                <w:sz w:val="18"/>
+                <w:szCs w:val="18"/>
                 <w:rtl w:val="0"/>
               </w:rPr>
               <w:t xml:space="preserve">0</w:t>
@@ -8142,8 +8142,8 @@
             <w:r>
               <w:rPr>
                 <w:rtl w:val="0"/>
-                <w:sz w:val="16"/>
-                <w:szCs w:val="16"/>
+                <w:sz w:val="18"/>
+                <w:szCs w:val="18"/>
                 <w:rFonts w:ascii="Georgia" w:hAnsi="Georgia"/>
               </w:rPr>
             </w:r>
@@ -8163,8 +8163,8 @@
                 <w:bCs w:val="0"/>
                 <w:i w:val="0"/>
                 <w:iCs w:val="0"/>
-                <w:sz w:val="16"/>
-                <w:szCs w:val="16"/>
+                <w:sz w:val="18"/>
+                <w:szCs w:val="18"/>
                 <w:rtl w:val="0"/>
               </w:rPr>
               <w:t xml:space="preserve">0.0%</w:t>
@@ -8172,8 +8172,8 @@
             <w:r>
               <w:rPr>
                 <w:rtl w:val="0"/>
-                <w:sz w:val="16"/>
-                <w:szCs w:val="16"/>
+                <w:sz w:val="18"/>
+                <w:szCs w:val="18"/>
                 <w:rFonts w:ascii="Georgia" w:hAnsi="Georgia"/>
               </w:rPr>
             </w:r>
@@ -8199,8 +8199,8 @@
                 <w:bCs w:val="0"/>
                 <w:i w:val="0"/>
                 <w:iCs w:val="0"/>
-                <w:sz w:val="16"/>
-                <w:szCs w:val="16"/>
+                <w:sz w:val="18"/>
+                <w:szCs w:val="18"/>
                 <w:rtl w:val="0"/>
               </w:rPr>
               <w:t xml:space="preserve">Discourse Organization (DO)</w:t>
@@ -8208,8 +8208,8 @@
             <w:r>
               <w:rPr>
                 <w:rtl w:val="0"/>
-                <w:sz w:val="16"/>
-                <w:szCs w:val="16"/>
+                <w:sz w:val="18"/>
+                <w:szCs w:val="18"/>
                 <w:rFonts w:ascii="Georgia" w:hAnsi="Georgia"/>
               </w:rPr>
             </w:r>
@@ -8229,8 +8229,8 @@
                 <w:bCs w:val="0"/>
                 <w:i w:val="0"/>
                 <w:iCs w:val="0"/>
-                <w:sz w:val="16"/>
-                <w:szCs w:val="16"/>
+                <w:sz w:val="18"/>
+                <w:szCs w:val="18"/>
                 <w:rtl w:val="0"/>
               </w:rPr>
               <w:t xml:space="preserve">0</w:t>
@@ -8238,8 +8238,8 @@
             <w:r>
               <w:rPr>
                 <w:rtl w:val="0"/>
-                <w:sz w:val="16"/>
-                <w:szCs w:val="16"/>
+                <w:sz w:val="18"/>
+                <w:szCs w:val="18"/>
                 <w:rFonts w:ascii="Georgia" w:hAnsi="Georgia"/>
               </w:rPr>
             </w:r>
@@ -8259,8 +8259,8 @@
                 <w:bCs w:val="0"/>
                 <w:i w:val="0"/>
                 <w:iCs w:val="0"/>
-                <w:sz w:val="16"/>
-                <w:szCs w:val="16"/>
+                <w:sz w:val="18"/>
+                <w:szCs w:val="18"/>
                 <w:rtl w:val="0"/>
               </w:rPr>
               <w:t xml:space="preserve">0.0%</w:t>
@@ -8268,8 +8268,8 @@
             <w:r>
               <w:rPr>
                 <w:rtl w:val="0"/>
-                <w:sz w:val="16"/>
-                <w:szCs w:val="16"/>
+                <w:sz w:val="18"/>
+                <w:szCs w:val="18"/>
                 <w:rFonts w:ascii="Georgia" w:hAnsi="Georgia"/>
               </w:rPr>
             </w:r>
@@ -8295,8 +8295,8 @@
                 <w:bCs w:val="0"/>
                 <w:i w:val="0"/>
                 <w:iCs w:val="0"/>
-                <w:sz w:val="16"/>
-                <w:szCs w:val="16"/>
+                <w:sz w:val="18"/>
+                <w:szCs w:val="18"/>
                 <w:rtl w:val="0"/>
               </w:rPr>
               <w:t xml:space="preserve">Total</w:t>
@@ -8304,8 +8304,8 @@
             <w:r>
               <w:rPr>
                 <w:rtl w:val="0"/>
-                <w:sz w:val="16"/>
-                <w:szCs w:val="16"/>
+                <w:sz w:val="18"/>
+                <w:szCs w:val="18"/>
                 <w:rFonts w:ascii="Georgia" w:hAnsi="Georgia"/>
               </w:rPr>
             </w:r>
@@ -8325,8 +8325,8 @@
                 <w:bCs w:val="0"/>
                 <w:i w:val="0"/>
                 <w:iCs w:val="0"/>
-                <w:sz w:val="16"/>
-                <w:szCs w:val="16"/>
+                <w:sz w:val="18"/>
+                <w:szCs w:val="18"/>
                 <w:rtl w:val="0"/>
               </w:rPr>
               <w:t xml:space="preserve">60</w:t>
@@ -8334,8 +8334,8 @@
             <w:r>
               <w:rPr>
                 <w:rtl w:val="0"/>
-                <w:sz w:val="16"/>
-                <w:szCs w:val="16"/>
+                <w:sz w:val="18"/>
+                <w:szCs w:val="18"/>
                 <w:rFonts w:ascii="Georgia" w:hAnsi="Georgia"/>
               </w:rPr>
             </w:r>
@@ -8355,8 +8355,8 @@
                 <w:bCs w:val="0"/>
                 <w:i w:val="0"/>
                 <w:iCs w:val="0"/>
-                <w:sz w:val="16"/>
-                <w:szCs w:val="16"/>
+                <w:sz w:val="18"/>
+                <w:szCs w:val="18"/>
                 <w:rtl w:val="0"/>
               </w:rPr>
               <w:t xml:space="preserve">100.0%</w:t>
@@ -8364,8 +8364,8 @@
             <w:r>
               <w:rPr>
                 <w:rtl w:val="0"/>
-                <w:sz w:val="16"/>
-                <w:szCs w:val="16"/>
+                <w:sz w:val="18"/>
+                <w:szCs w:val="18"/>
                 <w:rFonts w:ascii="Georgia" w:hAnsi="Georgia"/>
               </w:rPr>
             </w:r>
@@ -8443,7 +8443,7 @@
       <w:pPr>
         <w:keepNext w:val="1"/>
         <w:keepLines w:val="1"/>
-        <w:spacing w:before="120" w:after="0" w:line="480" w:lineRule="auto"/>
+        <w:spacing w:before="240" w:after="0" w:line="480" w:lineRule="auto"/>
         <w:jc w:val="left"/>
         <w:rPr/>
       </w:pPr>
@@ -8696,7 +8696,7 @@
       <w:pPr>
         <w:keepNext w:val="1"/>
         <w:keepLines w:val="1"/>
-        <w:spacing w:before="120" w:after="0" w:line="480" w:lineRule="auto"/>
+        <w:spacing w:before="240" w:after="0" w:line="480" w:lineRule="auto"/>
         <w:jc w:val="left"/>
         <w:rPr/>
       </w:pPr>
@@ -8775,7 +8775,7 @@
       <w:pPr>
         <w:keepNext w:val="1"/>
         <w:keepLines w:val="1"/>
-        <w:spacing w:before="120" w:after="0" w:line="480" w:lineRule="auto"/>
+        <w:spacing w:before="240" w:after="0" w:line="480" w:lineRule="auto"/>
         <w:jc w:val="left"/>
         <w:rPr/>
       </w:pPr>
@@ -9942,7 +9942,7 @@
       <w:pPr>
         <w:keepLines w:val="1"/>
         <w:pageBreakBefore w:val="1"/>
-        <w:spacing w:before="720" w:after="720" w:line="480" w:lineRule="auto"/>
+        <w:spacing w:before="240" w:after="240" w:line="240" w:lineRule="auto"/>
         <w:jc w:val="center"/>
         <w:rPr/>
       </w:pPr>
@@ -9969,7 +9969,7 @@
       <w:pPr>
         <w:keepNext w:val="1"/>
         <w:keepLines w:val="1"/>
-        <w:spacing w:before="120" w:after="0" w:line="480" w:lineRule="auto"/>
+        <w:spacing w:before="240" w:after="0" w:line="480" w:lineRule="auto"/>
         <w:jc w:val="left"/>
         <w:rPr/>
       </w:pPr>
@@ -10846,8 +10846,8 @@
                 <w:rFonts w:ascii="Georgia" w:cs="Georgia" w:eastAsia="Georgia" w:hAnsi="Georgia"/>
                 <w:b w:val="1"/>
                 <w:bCs w:val="1"/>
-                <w:sz w:val="16"/>
-                <w:szCs w:val="16"/>
+                <w:sz w:val="18"/>
+                <w:szCs w:val="18"/>
                 <w:rtl w:val="0"/>
               </w:rPr>
               <w:t xml:space="preserve">Color</w:t>
@@ -10855,8 +10855,8 @@
             <w:r>
               <w:rPr>
                 <w:rtl w:val="0"/>
-                <w:sz w:val="16"/>
-                <w:szCs w:val="16"/>
+                <w:sz w:val="18"/>
+                <w:szCs w:val="18"/>
                 <w:rFonts w:ascii="Georgia" w:hAnsi="Georgia"/>
               </w:rPr>
             </w:r>
@@ -10880,8 +10880,8 @@
                 <w:rFonts w:ascii="Georgia" w:cs="Georgia" w:eastAsia="Georgia" w:hAnsi="Georgia"/>
                 <w:b w:val="1"/>
                 <w:bCs w:val="1"/>
-                <w:sz w:val="16"/>
-                <w:szCs w:val="16"/>
+                <w:sz w:val="18"/>
+                <w:szCs w:val="18"/>
                 <w:rtl w:val="0"/>
               </w:rPr>
               <w:t xml:space="preserve">Type</w:t>
@@ -10889,8 +10889,8 @@
             <w:r>
               <w:rPr>
                 <w:rtl w:val="0"/>
-                <w:sz w:val="16"/>
-                <w:szCs w:val="16"/>
+                <w:sz w:val="18"/>
+                <w:szCs w:val="18"/>
                 <w:rFonts w:ascii="Georgia" w:hAnsi="Georgia"/>
               </w:rPr>
             </w:r>
@@ -10914,8 +10914,8 @@
                 <w:rFonts w:ascii="Georgia" w:cs="Georgia" w:eastAsia="Georgia" w:hAnsi="Georgia"/>
                 <w:b w:val="1"/>
                 <w:bCs w:val="1"/>
-                <w:sz w:val="16"/>
-                <w:szCs w:val="16"/>
+                <w:sz w:val="18"/>
+                <w:szCs w:val="18"/>
                 <w:rtl w:val="0"/>
               </w:rPr>
               <w:t xml:space="preserve">Definition</w:t>
@@ -10923,8 +10923,8 @@
             <w:r>
               <w:rPr>
                 <w:rtl w:val="0"/>
-                <w:sz w:val="16"/>
-                <w:szCs w:val="16"/>
+                <w:sz w:val="18"/>
+                <w:szCs w:val="18"/>
                 <w:rFonts w:ascii="Georgia" w:hAnsi="Georgia"/>
               </w:rPr>
             </w:r>
@@ -10948,8 +10948,8 @@
                 <w:rFonts w:ascii="Georgia" w:cs="Georgia" w:eastAsia="Georgia" w:hAnsi="Georgia"/>
                 <w:b w:val="1"/>
                 <w:bCs w:val="1"/>
-                <w:sz w:val="16"/>
-                <w:szCs w:val="16"/>
+                <w:sz w:val="18"/>
+                <w:szCs w:val="18"/>
                 <w:rtl w:val="0"/>
               </w:rPr>
               <w:t xml:space="preserve">Highlighted Example</w:t>
@@ -10957,8 +10957,8 @@
             <w:r>
               <w:rPr>
                 <w:rtl w:val="0"/>
-                <w:sz w:val="16"/>
-                <w:szCs w:val="16"/>
+                <w:sz w:val="18"/>
+                <w:szCs w:val="18"/>
                 <w:rFonts w:ascii="Georgia" w:hAnsi="Georgia"/>
               </w:rPr>
             </w:r>
@@ -10983,8 +10983,8 @@
             <w:r>
               <w:rPr>
                 <w:rFonts w:ascii="Georgia" w:cs="Georgia" w:eastAsia="Georgia" w:hAnsi="Georgia"/>
-                <w:sz w:val="16"/>
-                <w:szCs w:val="16"/>
+                <w:sz w:val="18"/>
+                <w:szCs w:val="18"/>
                 <w:shd w:fill="00b0f0" w:val="clear"/>
                 <w:rtl w:val="0"/>
               </w:rPr>
@@ -10993,8 +10993,8 @@
             <w:r>
               <w:rPr>
                 <w:rtl w:val="0"/>
-                <w:sz w:val="16"/>
-                <w:szCs w:val="16"/>
+                <w:sz w:val="18"/>
+                <w:szCs w:val="18"/>
                 <w:rFonts w:ascii="Georgia" w:hAnsi="Georgia"/>
               </w:rPr>
             </w:r>
@@ -11011,8 +11011,8 @@
             <w:r>
               <w:rPr>
                 <w:rFonts w:ascii="Georgia" w:cs="Georgia" w:eastAsia="Georgia" w:hAnsi="Georgia"/>
-                <w:sz w:val="16"/>
-                <w:szCs w:val="16"/>
+                <w:sz w:val="18"/>
+                <w:szCs w:val="18"/>
                 <w:rtl w:val="0"/>
               </w:rPr>
               <w:t xml:space="preserve">Modal Verbs</w:t>
@@ -11020,8 +11020,8 @@
             <w:r>
               <w:rPr>
                 <w:rtl w:val="0"/>
-                <w:sz w:val="16"/>
-                <w:szCs w:val="16"/>
+                <w:sz w:val="18"/>
+                <w:szCs w:val="18"/>
                 <w:rFonts w:ascii="Georgia" w:hAnsi="Georgia"/>
               </w:rPr>
             </w:r>
@@ -11038,8 +11038,8 @@
             <w:r>
               <w:rPr>
                 <w:rFonts w:ascii="Georgia" w:cs="Georgia" w:eastAsia="Georgia" w:hAnsi="Georgia"/>
-                <w:sz w:val="16"/>
-                <w:szCs w:val="16"/>
+                <w:sz w:val="18"/>
+                <w:szCs w:val="18"/>
                 <w:rtl w:val="0"/>
               </w:rPr>
               <w:t xml:space="preserve">Expresses possibility, probability, or a condition under which something may happen.</w:t>
@@ -11047,8 +11047,8 @@
             <w:r>
               <w:rPr>
                 <w:rtl w:val="0"/>
-                <w:sz w:val="16"/>
-                <w:szCs w:val="16"/>
+                <w:sz w:val="18"/>
+                <w:szCs w:val="18"/>
                 <w:rFonts w:ascii="Georgia" w:hAnsi="Georgia"/>
               </w:rPr>
             </w:r>
@@ -11070,8 +11070,8 @@
                 <w:i w:val="0"/>
                 <w:iCs w:val="0"/>
                 <w:color w:val="000000"/>
-                <w:sz w:val="16"/>
-                <w:szCs w:val="16"/>
+                <w:sz w:val="18"/>
+                <w:szCs w:val="18"/>
                 <w:rtl w:val="0"/>
               </w:rPr>
               <w:t xml:space="preserve">“This </w:t>
@@ -11083,8 +11083,8 @@
                 <w:bCs w:val="1"/>
                 <w:strike w:val="0"/>
                 <w:color w:val="000000"/>
-                <w:sz w:val="16"/>
-                <w:szCs w:val="16"/>
+                <w:sz w:val="18"/>
+                <w:szCs w:val="18"/>
                 <w:shd w:fill="00b0f0" w:val="clear"/>
                 <w:rtl w:val="0"/>
               </w:rPr>
@@ -11098,8 +11098,8 @@
                 <w:i w:val="0"/>
                 <w:iCs w:val="0"/>
                 <w:color w:val="000000"/>
-                <w:sz w:val="16"/>
-                <w:szCs w:val="16"/>
+                <w:sz w:val="18"/>
+                <w:szCs w:val="18"/>
                 <w:rtl w:val="0"/>
               </w:rPr>
               <w:t xml:space="preserve"> indicate disease resistance.”</w:t>
@@ -11107,8 +11107,8 @@
             <w:r>
               <w:rPr>
                 <w:rtl w:val="0"/>
-                <w:sz w:val="16"/>
-                <w:szCs w:val="16"/>
+                <w:sz w:val="18"/>
+                <w:szCs w:val="18"/>
                 <w:rFonts w:ascii="Georgia" w:hAnsi="Georgia"/>
               </w:rPr>
             </w:r>
@@ -11133,8 +11133,8 @@
             <w:r>
               <w:rPr>
                 <w:rFonts w:ascii="Georgia" w:cs="Georgia" w:eastAsia="Georgia" w:hAnsi="Georgia"/>
-                <w:sz w:val="16"/>
-                <w:szCs w:val="16"/>
+                <w:sz w:val="18"/>
+                <w:szCs w:val="18"/>
                 <w:highlight w:val="red"/>
                 <w:rtl w:val="0"/>
               </w:rPr>
@@ -11143,8 +11143,8 @@
             <w:r>
               <w:rPr>
                 <w:rtl w:val="0"/>
-                <w:sz w:val="16"/>
-                <w:szCs w:val="16"/>
+                <w:sz w:val="18"/>
+                <w:szCs w:val="18"/>
                 <w:rFonts w:ascii="Georgia" w:hAnsi="Georgia"/>
               </w:rPr>
             </w:r>
@@ -11161,8 +11161,8 @@
             <w:r>
               <w:rPr>
                 <w:rFonts w:ascii="Georgia" w:cs="Georgia" w:eastAsia="Georgia" w:hAnsi="Georgia"/>
-                <w:sz w:val="16"/>
-                <w:szCs w:val="16"/>
+                <w:sz w:val="18"/>
+                <w:szCs w:val="18"/>
                 <w:rtl w:val="0"/>
               </w:rPr>
               <w:t xml:space="preserve">Lexical Hedges</w:t>
@@ -11170,8 +11170,8 @@
             <w:r>
               <w:rPr>
                 <w:rtl w:val="0"/>
-                <w:sz w:val="16"/>
-                <w:szCs w:val="16"/>
+                <w:sz w:val="18"/>
+                <w:szCs w:val="18"/>
                 <w:rFonts w:ascii="Georgia" w:hAnsi="Georgia"/>
               </w:rPr>
             </w:r>
@@ -11188,8 +11188,8 @@
             <w:r>
               <w:rPr>
                 <w:rFonts w:ascii="Georgia" w:cs="Georgia" w:eastAsia="Georgia" w:hAnsi="Georgia"/>
-                <w:sz w:val="16"/>
-                <w:szCs w:val="16"/>
+                <w:sz w:val="18"/>
+                <w:szCs w:val="18"/>
                 <w:rtl w:val="0"/>
               </w:rPr>
               <w:t xml:space="preserve">Verbs, adjectives, or nouns that make a claim less certain or more cautious.</w:t>
@@ -11197,8 +11197,8 @@
             <w:r>
               <w:rPr>
                 <w:rtl w:val="0"/>
-                <w:sz w:val="16"/>
-                <w:szCs w:val="16"/>
+                <w:sz w:val="18"/>
+                <w:szCs w:val="18"/>
                 <w:rFonts w:ascii="Georgia" w:hAnsi="Georgia"/>
               </w:rPr>
             </w:r>
@@ -11220,8 +11220,8 @@
                 <w:i w:val="0"/>
                 <w:iCs w:val="0"/>
                 <w:color w:val="000000"/>
-                <w:sz w:val="16"/>
-                <w:szCs w:val="16"/>
+                <w:sz w:val="18"/>
+                <w:szCs w:val="18"/>
                 <w:rtl w:val="0"/>
               </w:rPr>
               <w:t xml:space="preserve">“Data </w:t>
@@ -11233,8 +11233,8 @@
                 <w:bCs w:val="1"/>
                 <w:strike w:val="0"/>
                 <w:color w:val="ffffff"/>
-                <w:sz w:val="16"/>
-                <w:szCs w:val="16"/>
+                <w:sz w:val="18"/>
+                <w:szCs w:val="18"/>
                 <w:highlight w:val="red"/>
                 <w:rtl w:val="0"/>
               </w:rPr>
@@ -11248,8 +11248,8 @@
                 <w:i w:val="0"/>
                 <w:iCs w:val="0"/>
                 <w:color w:val="000000"/>
-                <w:sz w:val="16"/>
-                <w:szCs w:val="16"/>
+                <w:sz w:val="18"/>
+                <w:szCs w:val="18"/>
                 <w:rtl w:val="0"/>
               </w:rPr>
               <w:t xml:space="preserve"> a correlation.”</w:t>
@@ -11257,8 +11257,8 @@
             <w:r>
               <w:rPr>
                 <w:rtl w:val="0"/>
-                <w:sz w:val="16"/>
-                <w:szCs w:val="16"/>
+                <w:sz w:val="18"/>
+                <w:szCs w:val="18"/>
                 <w:rFonts w:ascii="Georgia" w:hAnsi="Georgia"/>
               </w:rPr>
             </w:r>
@@ -11283,8 +11283,8 @@
             <w:r>
               <w:rPr>
                 <w:rFonts w:ascii="Georgia" w:cs="Georgia" w:eastAsia="Georgia" w:hAnsi="Georgia"/>
-                <w:sz w:val="16"/>
-                <w:szCs w:val="16"/>
+                <w:sz w:val="18"/>
+                <w:szCs w:val="18"/>
                 <w:highlight w:val="yellow"/>
                 <w:rtl w:val="0"/>
               </w:rPr>
@@ -11293,8 +11293,8 @@
             <w:r>
               <w:rPr>
                 <w:rtl w:val="0"/>
-                <w:sz w:val="16"/>
-                <w:szCs w:val="16"/>
+                <w:sz w:val="18"/>
+                <w:szCs w:val="18"/>
                 <w:rFonts w:ascii="Georgia" w:hAnsi="Georgia"/>
               </w:rPr>
             </w:r>
@@ -11311,8 +11311,8 @@
             <w:r>
               <w:rPr>
                 <w:rFonts w:ascii="Georgia" w:cs="Georgia" w:eastAsia="Georgia" w:hAnsi="Georgia"/>
-                <w:sz w:val="16"/>
-                <w:szCs w:val="16"/>
+                <w:sz w:val="18"/>
+                <w:szCs w:val="18"/>
                 <w:rtl w:val="0"/>
               </w:rPr>
               <w:t xml:space="preserve">Adverbial Hedges</w:t>
@@ -11320,8 +11320,8 @@
             <w:r>
               <w:rPr>
                 <w:rtl w:val="0"/>
-                <w:sz w:val="16"/>
-                <w:szCs w:val="16"/>
+                <w:sz w:val="18"/>
+                <w:szCs w:val="18"/>
                 <w:rFonts w:ascii="Georgia" w:hAnsi="Georgia"/>
               </w:rPr>
             </w:r>
@@ -11338,8 +11338,8 @@
             <w:r>
               <w:rPr>
                 <w:rFonts w:ascii="Georgia" w:cs="Georgia" w:eastAsia="Georgia" w:hAnsi="Georgia"/>
-                <w:sz w:val="16"/>
-                <w:szCs w:val="16"/>
+                <w:sz w:val="18"/>
+                <w:szCs w:val="18"/>
                 <w:rtl w:val="0"/>
               </w:rPr>
               <w:t xml:space="preserve">Adverbs that qualify how broadly, how often, or how certainly a claim applies.</w:t>
@@ -11347,8 +11347,8 @@
             <w:r>
               <w:rPr>
                 <w:rtl w:val="0"/>
-                <w:sz w:val="16"/>
-                <w:szCs w:val="16"/>
+                <w:sz w:val="18"/>
+                <w:szCs w:val="18"/>
                 <w:rFonts w:ascii="Georgia" w:hAnsi="Georgia"/>
               </w:rPr>
             </w:r>
@@ -11370,8 +11370,8 @@
                 <w:i w:val="0"/>
                 <w:iCs w:val="0"/>
                 <w:color w:val="000000"/>
-                <w:sz w:val="16"/>
-                <w:szCs w:val="16"/>
+                <w:sz w:val="18"/>
+                <w:szCs w:val="18"/>
                 <w:rtl w:val="0"/>
               </w:rPr>
               <w:t xml:space="preserve">“Plants </w:t>
@@ -11383,8 +11383,8 @@
                 <w:bCs w:val="1"/>
                 <w:strike w:val="0"/>
                 <w:color w:val="000000"/>
-                <w:sz w:val="16"/>
-                <w:szCs w:val="16"/>
+                <w:sz w:val="18"/>
+                <w:szCs w:val="18"/>
                 <w:highlight w:val="yellow"/>
                 <w:rtl w:val="0"/>
               </w:rPr>
@@ -11398,8 +11398,8 @@
                 <w:i w:val="0"/>
                 <w:iCs w:val="0"/>
                 <w:color w:val="000000"/>
-                <w:sz w:val="16"/>
-                <w:szCs w:val="16"/>
+                <w:sz w:val="18"/>
+                <w:szCs w:val="18"/>
                 <w:rtl w:val="0"/>
               </w:rPr>
               <w:t xml:space="preserve"> respond to drought.”</w:t>
@@ -11407,8 +11407,8 @@
             <w:r>
               <w:rPr>
                 <w:rtl w:val="0"/>
-                <w:sz w:val="16"/>
-                <w:szCs w:val="16"/>
+                <w:sz w:val="18"/>
+                <w:szCs w:val="18"/>
                 <w:rFonts w:ascii="Georgia" w:hAnsi="Georgia"/>
               </w:rPr>
             </w:r>
@@ -11433,8 +11433,8 @@
             <w:r>
               <w:rPr>
                 <w:rFonts w:ascii="Georgia" w:cs="Georgia" w:eastAsia="Georgia" w:hAnsi="Georgia"/>
-                <w:sz w:val="16"/>
-                <w:szCs w:val="16"/>
+                <w:sz w:val="18"/>
+                <w:szCs w:val="18"/>
                 <w:shd w:fill="00b050" w:val="clear"/>
                 <w:rtl w:val="0"/>
               </w:rPr>
@@ -11443,8 +11443,8 @@
             <w:r>
               <w:rPr>
                 <w:rtl w:val="0"/>
-                <w:sz w:val="16"/>
-                <w:szCs w:val="16"/>
+                <w:sz w:val="18"/>
+                <w:szCs w:val="18"/>
                 <w:rFonts w:ascii="Georgia" w:hAnsi="Georgia"/>
               </w:rPr>
             </w:r>
@@ -11461,8 +11461,8 @@
             <w:r>
               <w:rPr>
                 <w:rFonts w:ascii="Georgia" w:cs="Georgia" w:eastAsia="Georgia" w:hAnsi="Georgia"/>
-                <w:sz w:val="16"/>
-                <w:szCs w:val="16"/>
+                <w:sz w:val="18"/>
+                <w:szCs w:val="18"/>
                 <w:rtl w:val="0"/>
               </w:rPr>
               <w:t xml:space="preserve">Clause-Level Hedges</w:t>
@@ -11470,8 +11470,8 @@
             <w:r>
               <w:rPr>
                 <w:rtl w:val="0"/>
-                <w:sz w:val="16"/>
-                <w:szCs w:val="16"/>
+                <w:sz w:val="18"/>
+                <w:szCs w:val="18"/>
                 <w:rFonts w:ascii="Georgia" w:hAnsi="Georgia"/>
               </w:rPr>
             </w:r>
@@ -11488,8 +11488,8 @@
             <w:r>
               <w:rPr>
                 <w:rFonts w:ascii="Georgia" w:cs="Georgia" w:eastAsia="Georgia" w:hAnsi="Georgia"/>
-                <w:sz w:val="16"/>
-                <w:szCs w:val="16"/>
+                <w:sz w:val="18"/>
+                <w:szCs w:val="18"/>
                 <w:rtl w:val="0"/>
               </w:rPr>
               <w:t xml:space="preserve">Clause-level phrases framing a claim as tentative.</w:t>
@@ -11497,8 +11497,8 @@
             <w:r>
               <w:rPr>
                 <w:rtl w:val="0"/>
-                <w:sz w:val="16"/>
-                <w:szCs w:val="16"/>
+                <w:sz w:val="18"/>
+                <w:szCs w:val="18"/>
                 <w:rFonts w:ascii="Georgia" w:hAnsi="Georgia"/>
               </w:rPr>
             </w:r>
@@ -11520,8 +11520,8 @@
                 <w:i w:val="0"/>
                 <w:iCs w:val="0"/>
                 <w:color w:val="000000"/>
-                <w:sz w:val="16"/>
-                <w:szCs w:val="16"/>
+                <w:sz w:val="18"/>
+                <w:szCs w:val="18"/>
                 <w:rtl w:val="0"/>
               </w:rPr>
               <w:t xml:space="preserve">“</w:t>
@@ -11533,8 +11533,8 @@
                 <w:bCs w:val="1"/>
                 <w:strike w:val="0"/>
                 <w:color w:val="ffffff"/>
-                <w:sz w:val="16"/>
-                <w:szCs w:val="16"/>
+                <w:sz w:val="18"/>
+                <w:szCs w:val="18"/>
                 <w:shd w:fill="00b050" w:val="clear"/>
                 <w:rtl w:val="0"/>
               </w:rPr>
@@ -11548,8 +11548,8 @@
                 <w:i w:val="0"/>
                 <w:iCs w:val="0"/>
                 <w:color w:val="000000"/>
-                <w:sz w:val="16"/>
-                <w:szCs w:val="16"/>
+                <w:sz w:val="18"/>
+                <w:szCs w:val="18"/>
                 <w:rtl w:val="0"/>
               </w:rPr>
               <w:t xml:space="preserve"> the pathogen is host-specific.”</w:t>
@@ -11557,8 +11557,8 @@
             <w:r>
               <w:rPr>
                 <w:rtl w:val="0"/>
-                <w:sz w:val="16"/>
-                <w:szCs w:val="16"/>
+                <w:sz w:val="18"/>
+                <w:szCs w:val="18"/>
                 <w:rFonts w:ascii="Georgia" w:hAnsi="Georgia"/>
               </w:rPr>
             </w:r>
@@ -11909,8 +11909,8 @@
                 <w:rFonts w:ascii="Georgia" w:cs="Georgia" w:eastAsia="Georgia" w:hAnsi="Georgia"/>
                 <w:b w:val="1"/>
                 <w:bCs w:val="1"/>
-                <w:sz w:val="16"/>
-                <w:szCs w:val="16"/>
+                <w:sz w:val="18"/>
+                <w:szCs w:val="18"/>
                 <w:rtl w:val="0"/>
               </w:rPr>
               <w:t xml:space="preserve">Label</w:t>
@@ -11918,8 +11918,8 @@
             <w:r>
               <w:rPr>
                 <w:rtl w:val="0"/>
-                <w:sz w:val="16"/>
-                <w:szCs w:val="16"/>
+                <w:sz w:val="18"/>
+                <w:szCs w:val="18"/>
                 <w:rFonts w:ascii="Georgia" w:hAnsi="Georgia"/>
               </w:rPr>
             </w:r>
@@ -11943,8 +11943,8 @@
                 <w:rFonts w:ascii="Georgia" w:cs="Georgia" w:eastAsia="Georgia" w:hAnsi="Georgia"/>
                 <w:b w:val="1"/>
                 <w:bCs w:val="1"/>
-                <w:sz w:val="16"/>
-                <w:szCs w:val="16"/>
+                <w:sz w:val="18"/>
+                <w:szCs w:val="18"/>
                 <w:rtl w:val="0"/>
               </w:rPr>
               <w:t xml:space="preserve">Function</w:t>
@@ -11952,8 +11952,8 @@
             <w:r>
               <w:rPr>
                 <w:rtl w:val="0"/>
-                <w:sz w:val="16"/>
-                <w:szCs w:val="16"/>
+                <w:sz w:val="18"/>
+                <w:szCs w:val="18"/>
                 <w:rFonts w:ascii="Georgia" w:hAnsi="Georgia"/>
               </w:rPr>
             </w:r>
@@ -11977,8 +11977,8 @@
                 <w:rFonts w:ascii="Georgia" w:cs="Georgia" w:eastAsia="Georgia" w:hAnsi="Georgia"/>
                 <w:b w:val="1"/>
                 <w:bCs w:val="1"/>
-                <w:sz w:val="16"/>
-                <w:szCs w:val="16"/>
+                <w:sz w:val="18"/>
+                <w:szCs w:val="18"/>
                 <w:rtl w:val="0"/>
               </w:rPr>
               <w:t xml:space="preserve">Definition</w:t>
@@ -11986,8 +11986,8 @@
             <w:r>
               <w:rPr>
                 <w:rtl w:val="0"/>
-                <w:sz w:val="16"/>
-                <w:szCs w:val="16"/>
+                <w:sz w:val="18"/>
+                <w:szCs w:val="18"/>
                 <w:rFonts w:ascii="Georgia" w:hAnsi="Georgia"/>
               </w:rPr>
             </w:r>
@@ -12011,8 +12011,8 @@
                 <w:rFonts w:ascii="Georgia" w:cs="Georgia" w:eastAsia="Georgia" w:hAnsi="Georgia"/>
                 <w:b w:val="1"/>
                 <w:bCs w:val="1"/>
-                <w:sz w:val="16"/>
-                <w:szCs w:val="16"/>
+                <w:sz w:val="18"/>
+                <w:szCs w:val="18"/>
                 <w:rtl w:val="0"/>
               </w:rPr>
               <w:t xml:space="preserve">Marked Example</w:t>
@@ -12020,8 +12020,8 @@
             <w:r>
               <w:rPr>
                 <w:rtl w:val="0"/>
-                <w:sz w:val="16"/>
-                <w:szCs w:val="16"/>
+                <w:sz w:val="18"/>
+                <w:szCs w:val="18"/>
                 <w:rFonts w:ascii="Georgia" w:hAnsi="Georgia"/>
               </w:rPr>
             </w:r>
@@ -12049,8 +12049,8 @@
                 <w:i w:val="0"/>
                 <w:iCs w:val="0"/>
                 <w:color w:val="ed7d31"/>
-                <w:sz w:val="16"/>
-                <w:szCs w:val="16"/>
+                <w:sz w:val="18"/>
+                <w:szCs w:val="18"/>
                 <w:rtl w:val="0"/>
               </w:rPr>
               <w:t xml:space="preserve">EC</w:t>
@@ -12058,8 +12058,8 @@
             <w:r>
               <w:rPr>
                 <w:rtl w:val="0"/>
-                <w:sz w:val="16"/>
-                <w:szCs w:val="16"/>
+                <w:sz w:val="18"/>
+                <w:szCs w:val="18"/>
                 <w:rFonts w:ascii="Georgia" w:hAnsi="Georgia"/>
               </w:rPr>
             </w:r>
@@ -12076,8 +12076,8 @@
             <w:r>
               <w:rPr>
                 <w:rFonts w:ascii="Georgia" w:cs="Georgia" w:eastAsia="Georgia" w:hAnsi="Georgia"/>
-                <w:sz w:val="16"/>
-                <w:szCs w:val="16"/>
+                <w:sz w:val="18"/>
+                <w:szCs w:val="18"/>
                 <w:rtl w:val="0"/>
               </w:rPr>
               <w:t xml:space="preserve">Epistemic Caution</w:t>
@@ -12085,8 +12085,8 @@
             <w:r>
               <w:rPr>
                 <w:rtl w:val="0"/>
-                <w:sz w:val="16"/>
-                <w:szCs w:val="16"/>
+                <w:sz w:val="18"/>
+                <w:szCs w:val="18"/>
                 <w:rFonts w:ascii="Georgia" w:hAnsi="Georgia"/>
               </w:rPr>
             </w:r>
@@ -12103,8 +12103,8 @@
             <w:r>
               <w:rPr>
                 <w:rFonts w:ascii="Georgia" w:cs="Georgia" w:eastAsia="Georgia" w:hAnsi="Georgia"/>
-                <w:sz w:val="16"/>
-                <w:szCs w:val="16"/>
+                <w:sz w:val="18"/>
+                <w:szCs w:val="18"/>
                 <w:rtl w:val="0"/>
               </w:rPr>
               <w:t xml:space="preserve">Expresses uncertainty about a claim’s truth.</w:t>
@@ -12112,8 +12112,8 @@
             <w:r>
               <w:rPr>
                 <w:rtl w:val="0"/>
-                <w:sz w:val="16"/>
-                <w:szCs w:val="16"/>
+                <w:sz w:val="18"/>
+                <w:szCs w:val="18"/>
                 <w:rFonts w:ascii="Georgia" w:hAnsi="Georgia"/>
               </w:rPr>
             </w:r>
@@ -12135,8 +12135,8 @@
                 <w:i w:val="0"/>
                 <w:iCs w:val="0"/>
                 <w:color w:val="000000"/>
-                <w:sz w:val="16"/>
-                <w:szCs w:val="16"/>
+                <w:sz w:val="18"/>
+                <w:szCs w:val="18"/>
                 <w:rtl w:val="0"/>
               </w:rPr>
               <w:t xml:space="preserve">“The treatment </w:t>
@@ -12148,8 +12148,8 @@
                 <w:bCs w:val="1"/>
                 <w:strike w:val="0"/>
                 <w:color w:val="000000"/>
-                <w:sz w:val="16"/>
-                <w:szCs w:val="16"/>
+                <w:sz w:val="18"/>
+                <w:szCs w:val="18"/>
                 <w:shd w:fill="00b0f0" w:val="clear"/>
                 <w:rtl w:val="0"/>
               </w:rPr>
@@ -12163,8 +12163,8 @@
                 <w:i w:val="0"/>
                 <w:iCs w:val="0"/>
                 <w:color w:val="000000"/>
-                <w:sz w:val="16"/>
-                <w:szCs w:val="16"/>
+                <w:sz w:val="18"/>
+                <w:szCs w:val="18"/>
                 <w:rtl w:val="0"/>
               </w:rPr>
               <w:t xml:space="preserve"> reduce infection rates. </w:t>
@@ -12177,8 +12177,8 @@
                 <w:i w:val="0"/>
                 <w:iCs w:val="0"/>
                 <w:color w:val="ed7d31"/>
-                <w:sz w:val="16"/>
-                <w:szCs w:val="16"/>
+                <w:sz w:val="18"/>
+                <w:szCs w:val="18"/>
                 <w:rtl w:val="0"/>
               </w:rPr>
               <w:t xml:space="preserve">(EC)</w:t>
@@ -12191,8 +12191,8 @@
                 <w:i w:val="0"/>
                 <w:iCs w:val="0"/>
                 <w:color w:val="000000"/>
-                <w:sz w:val="16"/>
-                <w:szCs w:val="16"/>
+                <w:sz w:val="18"/>
+                <w:szCs w:val="18"/>
                 <w:rtl w:val="0"/>
               </w:rPr>
               <w:t xml:space="preserve">”</w:t>
@@ -12200,8 +12200,8 @@
             <w:r>
               <w:rPr>
                 <w:rtl w:val="0"/>
-                <w:sz w:val="16"/>
-                <w:szCs w:val="16"/>
+                <w:sz w:val="18"/>
+                <w:szCs w:val="18"/>
                 <w:rFonts w:ascii="Georgia" w:hAnsi="Georgia"/>
               </w:rPr>
             </w:r>
@@ -12229,8 +12229,8 @@
                 <w:i w:val="0"/>
                 <w:iCs w:val="0"/>
                 <w:color w:val="7030a0"/>
-                <w:sz w:val="16"/>
-                <w:szCs w:val="16"/>
+                <w:sz w:val="18"/>
+                <w:szCs w:val="18"/>
                 <w:rtl w:val="0"/>
               </w:rPr>
               <w:t xml:space="preserve">P</w:t>
@@ -12238,8 +12238,8 @@
             <w:r>
               <w:rPr>
                 <w:rtl w:val="0"/>
-                <w:sz w:val="16"/>
-                <w:szCs w:val="16"/>
+                <w:sz w:val="18"/>
+                <w:szCs w:val="18"/>
                 <w:rFonts w:ascii="Georgia" w:hAnsi="Georgia"/>
               </w:rPr>
             </w:r>
@@ -12256,8 +12256,8 @@
             <w:r>
               <w:rPr>
                 <w:rFonts w:ascii="Georgia" w:cs="Georgia" w:eastAsia="Georgia" w:hAnsi="Georgia"/>
-                <w:sz w:val="16"/>
-                <w:szCs w:val="16"/>
+                <w:sz w:val="18"/>
+                <w:szCs w:val="18"/>
                 <w:rtl w:val="0"/>
               </w:rPr>
               <w:t xml:space="preserve">Politeness / Deference</w:t>
@@ -12265,8 +12265,8 @@
             <w:r>
               <w:rPr>
                 <w:rtl w:val="0"/>
-                <w:sz w:val="16"/>
-                <w:szCs w:val="16"/>
+                <w:sz w:val="18"/>
+                <w:szCs w:val="18"/>
                 <w:rFonts w:ascii="Georgia" w:hAnsi="Georgia"/>
               </w:rPr>
             </w:r>
@@ -12283,8 +12283,8 @@
             <w:r>
               <w:rPr>
                 <w:rFonts w:ascii="Georgia" w:cs="Georgia" w:eastAsia="Georgia" w:hAnsi="Georgia"/>
-                <w:sz w:val="16"/>
-                <w:szCs w:val="16"/>
+                <w:sz w:val="18"/>
+                <w:szCs w:val="18"/>
                 <w:rtl w:val="0"/>
               </w:rPr>
               <w:t xml:space="preserve">Shows respect to readers or prior research.</w:t>
@@ -12292,8 +12292,8 @@
             <w:r>
               <w:rPr>
                 <w:rtl w:val="0"/>
-                <w:sz w:val="16"/>
-                <w:szCs w:val="16"/>
+                <w:sz w:val="18"/>
+                <w:szCs w:val="18"/>
                 <w:rFonts w:ascii="Georgia" w:hAnsi="Georgia"/>
               </w:rPr>
             </w:r>
@@ -12315,8 +12315,8 @@
                 <w:i w:val="0"/>
                 <w:iCs w:val="0"/>
                 <w:color w:val="000000"/>
-                <w:sz w:val="16"/>
-                <w:szCs w:val="16"/>
+                <w:sz w:val="18"/>
+                <w:szCs w:val="18"/>
                 <w:rtl w:val="0"/>
               </w:rPr>
               <w:t xml:space="preserve">“As </w:t>
@@ -12328,8 +12328,8 @@
                 <w:bCs w:val="1"/>
                 <w:strike w:val="0"/>
                 <w:color w:val="ffffff"/>
-                <w:sz w:val="16"/>
-                <w:szCs w:val="16"/>
+                <w:sz w:val="18"/>
+                <w:szCs w:val="18"/>
                 <w:highlight w:val="red"/>
                 <w:rtl w:val="0"/>
               </w:rPr>
@@ -12343,8 +12343,8 @@
                 <w:i w:val="0"/>
                 <w:iCs w:val="0"/>
                 <w:color w:val="000000"/>
-                <w:sz w:val="16"/>
-                <w:szCs w:val="16"/>
+                <w:sz w:val="18"/>
+                <w:szCs w:val="18"/>
                 <w:rtl w:val="0"/>
               </w:rPr>
               <w:t xml:space="preserve"> by Hyland (1998). </w:t>
@@ -12357,8 +12357,8 @@
                 <w:i w:val="0"/>
                 <w:iCs w:val="0"/>
                 <w:color w:val="7030a0"/>
-                <w:sz w:val="16"/>
-                <w:szCs w:val="16"/>
+                <w:sz w:val="18"/>
+                <w:szCs w:val="18"/>
                 <w:rtl w:val="0"/>
               </w:rPr>
               <w:t xml:space="preserve">(P)</w:t>
@@ -12371,8 +12371,8 @@
                 <w:i w:val="0"/>
                 <w:iCs w:val="0"/>
                 <w:color w:val="000000"/>
-                <w:sz w:val="16"/>
-                <w:szCs w:val="16"/>
+                <w:sz w:val="18"/>
+                <w:szCs w:val="18"/>
                 <w:rtl w:val="0"/>
               </w:rPr>
               <w:t xml:space="preserve">”</w:t>
@@ -12380,8 +12380,8 @@
             <w:r>
               <w:rPr>
                 <w:rtl w:val="0"/>
-                <w:sz w:val="16"/>
-                <w:szCs w:val="16"/>
+                <w:sz w:val="18"/>
+                <w:szCs w:val="18"/>
                 <w:rFonts w:ascii="Georgia" w:hAnsi="Georgia"/>
               </w:rPr>
             </w:r>
@@ -12409,8 +12409,8 @@
                 <w:i w:val="0"/>
                 <w:iCs w:val="0"/>
                 <w:color w:val="00b0f0"/>
-                <w:sz w:val="16"/>
-                <w:szCs w:val="16"/>
+                <w:sz w:val="18"/>
+                <w:szCs w:val="18"/>
                 <w:rtl w:val="0"/>
               </w:rPr>
               <w:t xml:space="preserve">DO</w:t>
@@ -12418,8 +12418,8 @@
             <w:r>
               <w:rPr>
                 <w:rtl w:val="0"/>
-                <w:sz w:val="16"/>
-                <w:szCs w:val="16"/>
+                <w:sz w:val="18"/>
+                <w:szCs w:val="18"/>
                 <w:rFonts w:ascii="Georgia" w:hAnsi="Georgia"/>
               </w:rPr>
             </w:r>
@@ -12436,8 +12436,8 @@
             <w:r>
               <w:rPr>
                 <w:rFonts w:ascii="Georgia" w:cs="Georgia" w:eastAsia="Georgia" w:hAnsi="Georgia"/>
-                <w:sz w:val="16"/>
-                <w:szCs w:val="16"/>
+                <w:sz w:val="18"/>
+                <w:szCs w:val="18"/>
                 <w:rtl w:val="0"/>
               </w:rPr>
               <w:t xml:space="preserve">Discourse Organization</w:t>
@@ -12445,8 +12445,8 @@
             <w:r>
               <w:rPr>
                 <w:rtl w:val="0"/>
-                <w:sz w:val="16"/>
-                <w:szCs w:val="16"/>
+                <w:sz w:val="18"/>
+                <w:szCs w:val="18"/>
                 <w:rFonts w:ascii="Georgia" w:hAnsi="Georgia"/>
               </w:rPr>
             </w:r>
@@ -12463,8 +12463,8 @@
             <w:r>
               <w:rPr>
                 <w:rFonts w:ascii="Georgia" w:cs="Georgia" w:eastAsia="Georgia" w:hAnsi="Georgia"/>
-                <w:sz w:val="16"/>
-                <w:szCs w:val="16"/>
+                <w:sz w:val="18"/>
+                <w:szCs w:val="18"/>
                 <w:rtl w:val="0"/>
               </w:rPr>
               <w:t xml:space="preserve">Structures text or guides reader expectations.</w:t>
@@ -12472,8 +12472,8 @@
             <w:r>
               <w:rPr>
                 <w:rtl w:val="0"/>
-                <w:sz w:val="16"/>
-                <w:szCs w:val="16"/>
+                <w:sz w:val="18"/>
+                <w:szCs w:val="18"/>
                 <w:rFonts w:ascii="Georgia" w:hAnsi="Georgia"/>
               </w:rPr>
             </w:r>
@@ -12495,8 +12495,8 @@
                 <w:i w:val="0"/>
                 <w:iCs w:val="0"/>
                 <w:color w:val="000000"/>
-                <w:sz w:val="16"/>
-                <w:szCs w:val="16"/>
+                <w:sz w:val="18"/>
+                <w:szCs w:val="18"/>
                 <w:rtl w:val="0"/>
               </w:rPr>
               <w:t xml:space="preserve">“</w:t>
@@ -12508,8 +12508,8 @@
                 <w:bCs w:val="1"/>
                 <w:strike w:val="0"/>
                 <w:color w:val="ffffff"/>
-                <w:sz w:val="16"/>
-                <w:szCs w:val="16"/>
+                <w:sz w:val="18"/>
+                <w:szCs w:val="18"/>
                 <w:shd w:fill="00b050" w:val="clear"/>
                 <w:rtl w:val="0"/>
               </w:rPr>
@@ -12523,8 +12523,8 @@
                 <w:i w:val="0"/>
                 <w:iCs w:val="0"/>
                 <w:color w:val="000000"/>
-                <w:sz w:val="16"/>
-                <w:szCs w:val="16"/>
+                <w:sz w:val="18"/>
+                <w:szCs w:val="18"/>
                 <w:rtl w:val="0"/>
               </w:rPr>
               <w:t xml:space="preserve">. </w:t>
@@ -12537,8 +12537,8 @@
                 <w:i w:val="0"/>
                 <w:iCs w:val="0"/>
                 <w:color w:val="00b0f0"/>
-                <w:sz w:val="16"/>
-                <w:szCs w:val="16"/>
+                <w:sz w:val="18"/>
+                <w:szCs w:val="18"/>
                 <w:rtl w:val="0"/>
               </w:rPr>
               <w:t xml:space="preserve">(DO)</w:t>
@@ -12551,8 +12551,8 @@
                 <w:i w:val="0"/>
                 <w:iCs w:val="0"/>
                 <w:color w:val="000000"/>
-                <w:sz w:val="16"/>
-                <w:szCs w:val="16"/>
+                <w:sz w:val="18"/>
+                <w:szCs w:val="18"/>
                 <w:rtl w:val="0"/>
               </w:rPr>
               <w:t xml:space="preserve">”</w:t>
@@ -12560,8 +12560,8 @@
             <w:r>
               <w:rPr>
                 <w:rtl w:val="0"/>
-                <w:sz w:val="16"/>
-                <w:szCs w:val="16"/>
+                <w:sz w:val="18"/>
+                <w:szCs w:val="18"/>
                 <w:rFonts w:ascii="Georgia" w:hAnsi="Georgia"/>
               </w:rPr>
             </w:r>
@@ -12675,8 +12675,8 @@
                 <w:rFonts w:ascii="Georgia" w:cs="Georgia" w:eastAsia="Georgia" w:hAnsi="Georgia"/>
                 <w:b w:val="1"/>
                 <w:bCs w:val="1"/>
-                <w:sz w:val="16"/>
-                <w:szCs w:val="16"/>
+                <w:sz w:val="18"/>
+                <w:szCs w:val="18"/>
                 <w:rtl w:val="0"/>
               </w:rPr>
               <w:t xml:space="preserve">Token</w:t>
@@ -12684,8 +12684,8 @@
             <w:r>
               <w:rPr>
                 <w:rtl w:val="0"/>
-                <w:sz w:val="16"/>
-                <w:szCs w:val="16"/>
+                <w:sz w:val="18"/>
+                <w:szCs w:val="18"/>
                 <w:rFonts w:ascii="Georgia" w:hAnsi="Georgia"/>
               </w:rPr>
             </w:r>
@@ -12709,8 +12709,8 @@
                 <w:rFonts w:ascii="Georgia" w:cs="Georgia" w:eastAsia="Georgia" w:hAnsi="Georgia"/>
                 <w:b w:val="1"/>
                 <w:bCs w:val="1"/>
-                <w:sz w:val="16"/>
-                <w:szCs w:val="16"/>
+                <w:sz w:val="18"/>
+                <w:szCs w:val="18"/>
                 <w:rtl w:val="0"/>
               </w:rPr>
               <w:t xml:space="preserve">Hedge When</w:t>
@@ -12718,8 +12718,8 @@
             <w:r>
               <w:rPr>
                 <w:rtl w:val="0"/>
-                <w:sz w:val="16"/>
-                <w:szCs w:val="16"/>
+                <w:sz w:val="18"/>
+                <w:szCs w:val="18"/>
                 <w:rFonts w:ascii="Georgia" w:hAnsi="Georgia"/>
               </w:rPr>
             </w:r>
@@ -12743,8 +12743,8 @@
                 <w:rFonts w:ascii="Georgia" w:cs="Georgia" w:eastAsia="Georgia" w:hAnsi="Georgia"/>
                 <w:b w:val="1"/>
                 <w:bCs w:val="1"/>
-                <w:sz w:val="16"/>
-                <w:szCs w:val="16"/>
+                <w:sz w:val="18"/>
+                <w:szCs w:val="18"/>
                 <w:rtl w:val="0"/>
               </w:rPr>
               <w:t xml:space="preserve">Not a Hedge When</w:t>
@@ -12752,8 +12752,8 @@
             <w:r>
               <w:rPr>
                 <w:rtl w:val="0"/>
-                <w:sz w:val="16"/>
-                <w:szCs w:val="16"/>
+                <w:sz w:val="18"/>
+                <w:szCs w:val="18"/>
                 <w:rFonts w:ascii="Georgia" w:hAnsi="Georgia"/>
               </w:rPr>
             </w:r>
@@ -12781,8 +12781,8 @@
                 <w:i w:val="0"/>
                 <w:iCs w:val="0"/>
                 <w:color w:val="000000"/>
-                <w:sz w:val="16"/>
-                <w:szCs w:val="16"/>
+                <w:sz w:val="18"/>
+                <w:szCs w:val="18"/>
                 <w:rtl w:val="0"/>
               </w:rPr>
               <w:t xml:space="preserve">suggest / indicate</w:t>
@@ -12790,8 +12790,8 @@
             <w:r>
               <w:rPr>
                 <w:rtl w:val="0"/>
-                <w:sz w:val="16"/>
-                <w:szCs w:val="16"/>
+                <w:sz w:val="18"/>
+                <w:szCs w:val="18"/>
                 <w:rFonts w:ascii="Georgia" w:hAnsi="Georgia"/>
               </w:rPr>
             </w:r>
@@ -12808,8 +12808,8 @@
             <w:r>
               <w:rPr>
                 <w:rFonts w:ascii="Georgia" w:cs="Georgia" w:eastAsia="Georgia" w:hAnsi="Georgia"/>
-                <w:sz w:val="16"/>
-                <w:szCs w:val="16"/>
+                <w:sz w:val="18"/>
+                <w:szCs w:val="18"/>
                 <w:rtl w:val="0"/>
               </w:rPr>
               <w:t xml:space="preserve">Expresses uncertainty about a finding or conclusion</w:t>
@@ -12817,8 +12817,8 @@
             <w:r>
               <w:rPr>
                 <w:rtl w:val="0"/>
-                <w:sz w:val="16"/>
-                <w:szCs w:val="16"/>
+                <w:sz w:val="18"/>
+                <w:szCs w:val="18"/>
                 <w:rFonts w:ascii="Georgia" w:hAnsi="Georgia"/>
               </w:rPr>
             </w:r>
@@ -12835,8 +12835,8 @@
             <w:r>
               <w:rPr>
                 <w:rFonts w:ascii="Georgia" w:cs="Georgia" w:eastAsia="Georgia" w:hAnsi="Georgia"/>
-                <w:sz w:val="16"/>
-                <w:szCs w:val="16"/>
+                <w:sz w:val="18"/>
+                <w:szCs w:val="18"/>
                 <w:rtl w:val="0"/>
               </w:rPr>
               <w:t xml:space="preserve">Introduces a recommendation or action</w:t>
@@ -12844,8 +12844,8 @@
             <w:r>
               <w:rPr>
                 <w:rtl w:val="0"/>
-                <w:sz w:val="16"/>
-                <w:szCs w:val="16"/>
+                <w:sz w:val="18"/>
+                <w:szCs w:val="18"/>
                 <w:rFonts w:ascii="Georgia" w:hAnsi="Georgia"/>
               </w:rPr>
             </w:r>
@@ -12873,8 +12873,8 @@
                 <w:i w:val="0"/>
                 <w:iCs w:val="0"/>
                 <w:color w:val="000000"/>
-                <w:sz w:val="16"/>
-                <w:szCs w:val="16"/>
+                <w:sz w:val="18"/>
+                <w:szCs w:val="18"/>
                 <w:rtl w:val="0"/>
               </w:rPr>
               <w:t xml:space="preserve">suggest / indicate + need for</w:t>
@@ -12882,8 +12882,8 @@
             <w:r>
               <w:rPr>
                 <w:rtl w:val="0"/>
-                <w:sz w:val="16"/>
-                <w:szCs w:val="16"/>
+                <w:sz w:val="18"/>
+                <w:szCs w:val="18"/>
                 <w:rFonts w:ascii="Georgia" w:hAnsi="Georgia"/>
               </w:rPr>
             </w:r>
@@ -12900,8 +12900,8 @@
             <w:r>
               <w:rPr>
                 <w:rFonts w:ascii="Georgia" w:cs="Georgia" w:eastAsia="Georgia" w:hAnsi="Georgia"/>
-                <w:sz w:val="16"/>
-                <w:szCs w:val="16"/>
+                <w:sz w:val="18"/>
+                <w:szCs w:val="18"/>
                 <w:rtl w:val="0"/>
               </w:rPr>
               <w:t xml:space="preserve">Says the evidence suggests a need may exist</w:t>
@@ -12909,8 +12909,8 @@
             <w:r>
               <w:rPr>
                 <w:rtl w:val="0"/>
-                <w:sz w:val="16"/>
-                <w:szCs w:val="16"/>
+                <w:sz w:val="18"/>
+                <w:szCs w:val="18"/>
                 <w:rFonts w:ascii="Georgia" w:hAnsi="Georgia"/>
               </w:rPr>
             </w:r>
@@ -12927,8 +12927,8 @@
             <w:r>
               <w:rPr>
                 <w:rFonts w:ascii="Georgia" w:cs="Georgia" w:eastAsia="Georgia" w:hAnsi="Georgia"/>
-                <w:sz w:val="16"/>
-                <w:szCs w:val="16"/>
+                <w:sz w:val="18"/>
+                <w:szCs w:val="18"/>
                 <w:rtl w:val="0"/>
               </w:rPr>
               <w:t xml:space="preserve">Says what should be done or is needed</w:t>
@@ -12936,8 +12936,8 @@
             <w:r>
               <w:rPr>
                 <w:rtl w:val="0"/>
-                <w:sz w:val="16"/>
-                <w:szCs w:val="16"/>
+                <w:sz w:val="18"/>
+                <w:szCs w:val="18"/>
                 <w:rFonts w:ascii="Georgia" w:hAnsi="Georgia"/>
               </w:rPr>
             </w:r>
@@ -12965,8 +12965,8 @@
                 <w:i w:val="0"/>
                 <w:iCs w:val="0"/>
                 <w:color w:val="000000"/>
-                <w:sz w:val="16"/>
-                <w:szCs w:val="16"/>
+                <w:sz w:val="18"/>
+                <w:szCs w:val="18"/>
                 <w:rtl w:val="0"/>
               </w:rPr>
               <w:t xml:space="preserve">indicated by</w:t>
@@ -12974,8 +12974,8 @@
             <w:r>
               <w:rPr>
                 <w:rtl w:val="0"/>
-                <w:sz w:val="16"/>
-                <w:szCs w:val="16"/>
+                <w:sz w:val="18"/>
+                <w:szCs w:val="18"/>
                 <w:rFonts w:ascii="Georgia" w:hAnsi="Georgia"/>
               </w:rPr>
             </w:r>
@@ -12992,8 +12992,8 @@
             <w:r>
               <w:rPr>
                 <w:rFonts w:ascii="Georgia" w:cs="Georgia" w:eastAsia="Georgia" w:hAnsi="Georgia"/>
-                <w:sz w:val="16"/>
-                <w:szCs w:val="16"/>
+                <w:sz w:val="18"/>
+                <w:szCs w:val="18"/>
                 <w:rtl w:val="0"/>
               </w:rPr>
               <w:t xml:space="preserve">Introduces a conclusion drawn from evidence</w:t>
@@ -13001,8 +13001,8 @@
             <w:r>
               <w:rPr>
                 <w:rtl w:val="0"/>
-                <w:sz w:val="16"/>
-                <w:szCs w:val="16"/>
+                <w:sz w:val="18"/>
+                <w:szCs w:val="18"/>
                 <w:rFonts w:ascii="Georgia" w:hAnsi="Georgia"/>
               </w:rPr>
             </w:r>
@@ -13019,8 +13019,8 @@
             <w:r>
               <w:rPr>
                 <w:rFonts w:ascii="Georgia" w:cs="Georgia" w:eastAsia="Georgia" w:hAnsi="Georgia"/>
-                <w:sz w:val="16"/>
-                <w:szCs w:val="16"/>
+                <w:sz w:val="18"/>
+                <w:szCs w:val="18"/>
                 <w:rtl w:val="0"/>
               </w:rPr>
               <w:t xml:space="preserve">Points to evidence for a claim already stated</w:t>
@@ -13028,8 +13028,8 @@
             <w:r>
               <w:rPr>
                 <w:rtl w:val="0"/>
-                <w:sz w:val="16"/>
-                <w:szCs w:val="16"/>
+                <w:sz w:val="18"/>
+                <w:szCs w:val="18"/>
                 <w:rFonts w:ascii="Georgia" w:hAnsi="Georgia"/>
               </w:rPr>
             </w:r>
@@ -13057,8 +13057,8 @@
                 <w:i w:val="0"/>
                 <w:iCs w:val="0"/>
                 <w:color w:val="000000"/>
-                <w:sz w:val="16"/>
-                <w:szCs w:val="16"/>
+                <w:sz w:val="18"/>
+                <w:szCs w:val="18"/>
                 <w:rtl w:val="0"/>
               </w:rPr>
               <w:t xml:space="preserve">indicate / indicates that</w:t>
@@ -13066,8 +13066,8 @@
             <w:r>
               <w:rPr>
                 <w:rtl w:val="0"/>
-                <w:sz w:val="16"/>
-                <w:szCs w:val="16"/>
+                <w:sz w:val="18"/>
+                <w:szCs w:val="18"/>
                 <w:rFonts w:ascii="Georgia" w:hAnsi="Georgia"/>
               </w:rPr>
             </w:r>
@@ -13084,8 +13084,8 @@
             <w:r>
               <w:rPr>
                 <w:rFonts w:ascii="Georgia" w:cs="Georgia" w:eastAsia="Georgia" w:hAnsi="Georgia"/>
-                <w:sz w:val="16"/>
-                <w:szCs w:val="16"/>
+                <w:sz w:val="18"/>
+                <w:szCs w:val="18"/>
                 <w:rtl w:val="0"/>
               </w:rPr>
               <w:t xml:space="preserve">Introduces an inferential conclusion drawn from analysis</w:t>
@@ -13093,8 +13093,8 @@
             <w:r>
               <w:rPr>
                 <w:rtl w:val="0"/>
-                <w:sz w:val="16"/>
-                <w:szCs w:val="16"/>
+                <w:sz w:val="18"/>
+                <w:szCs w:val="18"/>
                 <w:rFonts w:ascii="Georgia" w:hAnsi="Georgia"/>
               </w:rPr>
             </w:r>
@@ -13111,8 +13111,8 @@
             <w:r>
               <w:rPr>
                 <w:rFonts w:ascii="Georgia" w:cs="Georgia" w:eastAsia="Georgia" w:hAnsi="Georgia"/>
-                <w:sz w:val="16"/>
-                <w:szCs w:val="16"/>
+                <w:sz w:val="18"/>
+                <w:szCs w:val="18"/>
                 <w:rtl w:val="0"/>
               </w:rPr>
               <w:t xml:space="preserve">Used as a synonym for showed/demonstrated (factive reporting)</w:t>
@@ -13120,8 +13120,8 @@
             <w:r>
               <w:rPr>
                 <w:rtl w:val="0"/>
-                <w:sz w:val="16"/>
-                <w:szCs w:val="16"/>
+                <w:sz w:val="18"/>
+                <w:szCs w:val="18"/>
                 <w:rFonts w:ascii="Georgia" w:hAnsi="Georgia"/>
               </w:rPr>
             </w:r>
@@ -13149,8 +13149,8 @@
                 <w:i w:val="0"/>
                 <w:iCs w:val="0"/>
                 <w:color w:val="000000"/>
-                <w:sz w:val="16"/>
-                <w:szCs w:val="16"/>
+                <w:sz w:val="18"/>
+                <w:szCs w:val="18"/>
                 <w:rtl w:val="0"/>
               </w:rPr>
               <w:t xml:space="preserve">indicating (participial)</w:t>
@@ -13158,8 +13158,8 @@
             <w:r>
               <w:rPr>
                 <w:rtl w:val="0"/>
-                <w:sz w:val="16"/>
-                <w:szCs w:val="16"/>
+                <w:sz w:val="18"/>
+                <w:szCs w:val="18"/>
                 <w:rFonts w:ascii="Georgia" w:hAnsi="Georgia"/>
               </w:rPr>
             </w:r>
@@ -13176,8 +13176,8 @@
             <w:r>
               <w:rPr>
                 <w:rFonts w:ascii="Georgia" w:cs="Georgia" w:eastAsia="Georgia" w:hAnsi="Georgia"/>
-                <w:sz w:val="16"/>
-                <w:szCs w:val="16"/>
+                <w:sz w:val="18"/>
+                <w:szCs w:val="18"/>
                 <w:rtl w:val="0"/>
               </w:rPr>
               <w:t xml:space="preserve">Introduces an inference beyond the operational definition of the result</w:t>
@@ -13185,8 +13185,8 @@
             <w:r>
               <w:rPr>
                 <w:rtl w:val="0"/>
-                <w:sz w:val="16"/>
-                <w:szCs w:val="16"/>
+                <w:sz w:val="18"/>
+                <w:szCs w:val="18"/>
                 <w:rFonts w:ascii="Georgia" w:hAnsi="Georgia"/>
               </w:rPr>
             </w:r>
@@ -13203,8 +13203,8 @@
             <w:r>
               <w:rPr>
                 <w:rFonts w:ascii="Georgia" w:cs="Georgia" w:eastAsia="Georgia" w:hAnsi="Georgia"/>
-                <w:sz w:val="16"/>
-                <w:szCs w:val="16"/>
+                <w:sz w:val="18"/>
+                <w:szCs w:val="18"/>
                 <w:rtl w:val="0"/>
               </w:rPr>
               <w:t xml:space="preserve">Restates the operational meaning of statistical significance</w:t>
@@ -13212,8 +13212,8 @@
             <w:r>
               <w:rPr>
                 <w:rtl w:val="0"/>
-                <w:sz w:val="16"/>
-                <w:szCs w:val="16"/>
+                <w:sz w:val="18"/>
+                <w:szCs w:val="18"/>
                 <w:rFonts w:ascii="Georgia" w:hAnsi="Georgia"/>
               </w:rPr>
             </w:r>
@@ -13241,8 +13241,8 @@
                 <w:i w:val="0"/>
                 <w:iCs w:val="0"/>
                 <w:color w:val="000000"/>
-                <w:sz w:val="16"/>
-                <w:szCs w:val="16"/>
+                <w:sz w:val="18"/>
+                <w:szCs w:val="18"/>
                 <w:rtl w:val="0"/>
               </w:rPr>
               <w:t xml:space="preserve">can / may</w:t>
@@ -13250,8 +13250,8 @@
             <w:r>
               <w:rPr>
                 <w:rtl w:val="0"/>
-                <w:sz w:val="16"/>
-                <w:szCs w:val="16"/>
+                <w:sz w:val="18"/>
+                <w:szCs w:val="18"/>
                 <w:rFonts w:ascii="Georgia" w:hAnsi="Georgia"/>
               </w:rPr>
             </w:r>
@@ -13268,8 +13268,8 @@
             <w:r>
               <w:rPr>
                 <w:rFonts w:ascii="Georgia" w:cs="Georgia" w:eastAsia="Georgia" w:hAnsi="Georgia"/>
-                <w:sz w:val="16"/>
-                <w:szCs w:val="16"/>
+                <w:sz w:val="18"/>
+                <w:szCs w:val="18"/>
                 <w:rtl w:val="0"/>
               </w:rPr>
               <w:t xml:space="preserve">Expresses possibility</w:t>
@@ -13277,8 +13277,8 @@
             <w:r>
               <w:rPr>
                 <w:rtl w:val="0"/>
-                <w:sz w:val="16"/>
-                <w:szCs w:val="16"/>
+                <w:sz w:val="18"/>
+                <w:szCs w:val="18"/>
                 <w:rFonts w:ascii="Georgia" w:hAnsi="Georgia"/>
               </w:rPr>
             </w:r>
@@ -13295,8 +13295,8 @@
             <w:r>
               <w:rPr>
                 <w:rFonts w:ascii="Georgia" w:cs="Georgia" w:eastAsia="Georgia" w:hAnsi="Georgia"/>
-                <w:sz w:val="16"/>
-                <w:szCs w:val="16"/>
+                <w:sz w:val="18"/>
+                <w:szCs w:val="18"/>
                 <w:rtl w:val="0"/>
               </w:rPr>
               <w:t xml:space="preserve">Expresses capability</w:t>
@@ -13304,8 +13304,8 @@
             <w:r>
               <w:rPr>
                 <w:rtl w:val="0"/>
-                <w:sz w:val="16"/>
-                <w:szCs w:val="16"/>
+                <w:sz w:val="18"/>
+                <w:szCs w:val="18"/>
                 <w:rFonts w:ascii="Georgia" w:hAnsi="Georgia"/>
               </w:rPr>
             </w:r>
@@ -13333,8 +13333,8 @@
                 <w:i w:val="0"/>
                 <w:iCs w:val="0"/>
                 <w:color w:val="000000"/>
-                <w:sz w:val="16"/>
-                <w:szCs w:val="16"/>
+                <w:sz w:val="18"/>
+                <w:szCs w:val="18"/>
                 <w:rtl w:val="0"/>
               </w:rPr>
               <w:t xml:space="preserve">generally / typically</w:t>
@@ -13342,8 +13342,8 @@
             <w:r>
               <w:rPr>
                 <w:rtl w:val="0"/>
-                <w:sz w:val="16"/>
-                <w:szCs w:val="16"/>
+                <w:sz w:val="18"/>
+                <w:szCs w:val="18"/>
                 <w:rFonts w:ascii="Georgia" w:hAnsi="Georgia"/>
               </w:rPr>
             </w:r>
@@ -13360,8 +13360,8 @@
             <w:r>
               <w:rPr>
                 <w:rFonts w:ascii="Georgia" w:cs="Georgia" w:eastAsia="Georgia" w:hAnsi="Georgia"/>
-                <w:sz w:val="16"/>
-                <w:szCs w:val="16"/>
+                <w:sz w:val="18"/>
+                <w:szCs w:val="18"/>
                 <w:rtl w:val="0"/>
               </w:rPr>
               <w:t xml:space="preserve">Qualifies scope</w:t>
@@ -13369,8 +13369,8 @@
             <w:r>
               <w:rPr>
                 <w:rtl w:val="0"/>
-                <w:sz w:val="16"/>
-                <w:szCs w:val="16"/>
+                <w:sz w:val="18"/>
+                <w:szCs w:val="18"/>
                 <w:rFonts w:ascii="Georgia" w:hAnsi="Georgia"/>
               </w:rPr>
             </w:r>
@@ -13387,8 +13387,8 @@
             <w:r>
               <w:rPr>
                 <w:rFonts w:ascii="Georgia" w:cs="Georgia" w:eastAsia="Georgia" w:hAnsi="Georgia"/>
-                <w:sz w:val="16"/>
-                <w:szCs w:val="16"/>
+                <w:sz w:val="18"/>
+                <w:szCs w:val="18"/>
                 <w:rtl w:val="0"/>
               </w:rPr>
               <w:t xml:space="preserve">Describes a procedural norm</w:t>
@@ -13396,8 +13396,8 @@
             <w:r>
               <w:rPr>
                 <w:rtl w:val="0"/>
-                <w:sz w:val="16"/>
-                <w:szCs w:val="16"/>
+                <w:sz w:val="18"/>
+                <w:szCs w:val="18"/>
                 <w:rFonts w:ascii="Georgia" w:hAnsi="Georgia"/>
               </w:rPr>
             </w:r>
@@ -13425,8 +13425,8 @@
                 <w:i w:val="0"/>
                 <w:iCs w:val="0"/>
                 <w:color w:val="000000"/>
-                <w:sz w:val="16"/>
-                <w:szCs w:val="16"/>
+                <w:sz w:val="18"/>
+                <w:szCs w:val="18"/>
                 <w:rtl w:val="0"/>
               </w:rPr>
               <w:t xml:space="preserve">appear / seem</w:t>
@@ -13434,8 +13434,8 @@
             <w:r>
               <w:rPr>
                 <w:rtl w:val="0"/>
-                <w:sz w:val="16"/>
-                <w:szCs w:val="16"/>
+                <w:sz w:val="18"/>
+                <w:szCs w:val="18"/>
                 <w:rFonts w:ascii="Georgia" w:hAnsi="Georgia"/>
               </w:rPr>
             </w:r>
@@ -13452,8 +13452,8 @@
             <w:r>
               <w:rPr>
                 <w:rFonts w:ascii="Georgia" w:cs="Georgia" w:eastAsia="Georgia" w:hAnsi="Georgia"/>
-                <w:sz w:val="16"/>
-                <w:szCs w:val="16"/>
+                <w:sz w:val="18"/>
+                <w:szCs w:val="18"/>
                 <w:rtl w:val="0"/>
               </w:rPr>
               <w:t xml:space="preserve">Expresses result uncertainty</w:t>
@@ -13461,8 +13461,8 @@
             <w:r>
               <w:rPr>
                 <w:rtl w:val="0"/>
-                <w:sz w:val="16"/>
-                <w:szCs w:val="16"/>
+                <w:sz w:val="18"/>
+                <w:szCs w:val="18"/>
                 <w:rFonts w:ascii="Georgia" w:hAnsi="Georgia"/>
               </w:rPr>
             </w:r>
@@ -13479,8 +13479,8 @@
             <w:r>
               <w:rPr>
                 <w:rFonts w:ascii="Georgia" w:cs="Georgia" w:eastAsia="Georgia" w:hAnsi="Georgia"/>
-                <w:sz w:val="16"/>
-                <w:szCs w:val="16"/>
+                <w:sz w:val="18"/>
+                <w:szCs w:val="18"/>
                 <w:rtl w:val="0"/>
               </w:rPr>
               <w:t xml:space="preserve">Indicates location</w:t>
@@ -13488,8 +13488,8 @@
             <w:r>
               <w:rPr>
                 <w:rtl w:val="0"/>
-                <w:sz w:val="16"/>
-                <w:szCs w:val="16"/>
+                <w:sz w:val="18"/>
+                <w:szCs w:val="18"/>
                 <w:rFonts w:ascii="Georgia" w:hAnsi="Georgia"/>
               </w:rPr>
             </w:r>
@@ -13699,8 +13699,8 @@
                 <w:rFonts w:ascii="Georgia" w:cs="Georgia" w:eastAsia="Georgia" w:hAnsi="Georgia"/>
                 <w:b w:val="1"/>
                 <w:bCs w:val="1"/>
-                <w:sz w:val="16"/>
-                <w:szCs w:val="16"/>
+                <w:sz w:val="18"/>
+                <w:szCs w:val="18"/>
                 <w:rtl w:val="0"/>
               </w:rPr>
               <w:t xml:space="preserve">Code</w:t>
@@ -13708,8 +13708,8 @@
             <w:r>
               <w:rPr>
                 <w:rtl w:val="0"/>
-                <w:sz w:val="16"/>
-                <w:szCs w:val="16"/>
+                <w:sz w:val="18"/>
+                <w:szCs w:val="18"/>
                 <w:rFonts w:ascii="Georgia" w:hAnsi="Georgia"/>
               </w:rPr>
             </w:r>
@@ -13733,8 +13733,8 @@
                 <w:rFonts w:ascii="Georgia" w:cs="Georgia" w:eastAsia="Georgia" w:hAnsi="Georgia"/>
                 <w:b w:val="1"/>
                 <w:bCs w:val="1"/>
-                <w:sz w:val="16"/>
-                <w:szCs w:val="16"/>
+                <w:sz w:val="18"/>
+                <w:szCs w:val="18"/>
                 <w:rtl w:val="0"/>
               </w:rPr>
               <w:t xml:space="preserve">Reason</w:t>
@@ -13742,8 +13742,8 @@
             <w:r>
               <w:rPr>
                 <w:rtl w:val="0"/>
-                <w:sz w:val="16"/>
-                <w:szCs w:val="16"/>
+                <w:sz w:val="18"/>
+                <w:szCs w:val="18"/>
                 <w:rFonts w:ascii="Georgia" w:hAnsi="Georgia"/>
               </w:rPr>
             </w:r>
@@ -13767,8 +13767,8 @@
                 <w:rFonts w:ascii="Georgia" w:cs="Georgia" w:eastAsia="Georgia" w:hAnsi="Georgia"/>
                 <w:b w:val="1"/>
                 <w:bCs w:val="1"/>
-                <w:sz w:val="16"/>
-                <w:szCs w:val="16"/>
+                <w:sz w:val="18"/>
+                <w:szCs w:val="18"/>
                 <w:rtl w:val="0"/>
               </w:rPr>
               <w:t xml:space="preserve">Marked Example</w:t>
@@ -13776,8 +13776,8 @@
             <w:r>
               <w:rPr>
                 <w:rtl w:val="0"/>
-                <w:sz w:val="16"/>
-                <w:szCs w:val="16"/>
+                <w:sz w:val="18"/>
+                <w:szCs w:val="18"/>
                 <w:rFonts w:ascii="Georgia" w:hAnsi="Georgia"/>
               </w:rPr>
             </w:r>
@@ -13805,8 +13805,8 @@
                 <w:i w:val="0"/>
                 <w:iCs w:val="0"/>
                 <w:color w:val="808080"/>
-                <w:sz w:val="16"/>
-                <w:szCs w:val="16"/>
+                <w:sz w:val="18"/>
+                <w:szCs w:val="18"/>
                 <w:rtl w:val="0"/>
               </w:rPr>
               <w:t xml:space="preserve">FP-Cap</w:t>
@@ -13814,8 +13814,8 @@
             <w:r>
               <w:rPr>
                 <w:rtl w:val="0"/>
-                <w:sz w:val="16"/>
-                <w:szCs w:val="16"/>
+                <w:sz w:val="18"/>
+                <w:szCs w:val="18"/>
                 <w:rFonts w:ascii="Georgia" w:hAnsi="Georgia"/>
               </w:rPr>
             </w:r>
@@ -13832,8 +13832,8 @@
             <w:r>
               <w:rPr>
                 <w:rFonts w:ascii="Georgia" w:cs="Georgia" w:eastAsia="Georgia" w:hAnsi="Georgia"/>
-                <w:sz w:val="16"/>
-                <w:szCs w:val="16"/>
+                <w:sz w:val="18"/>
+                <w:szCs w:val="18"/>
                 <w:rtl w:val="0"/>
               </w:rPr>
               <w:t xml:space="preserve">Capability: describes what something is able to do, not uncertainty about whether it will happen. Distinct from inferential “can be concluded / derived / stated / attributed to / seen as,” which stays a hedge.</w:t>
@@ -13841,8 +13841,8 @@
             <w:r>
               <w:rPr>
                 <w:rtl w:val="0"/>
-                <w:sz w:val="16"/>
-                <w:szCs w:val="16"/>
+                <w:sz w:val="18"/>
+                <w:szCs w:val="18"/>
                 <w:rFonts w:ascii="Georgia" w:hAnsi="Georgia"/>
               </w:rPr>
             </w:r>
@@ -13864,8 +13864,8 @@
                 <w:i w:val="0"/>
                 <w:iCs w:val="0"/>
                 <w:color w:val="000000"/>
-                <w:sz w:val="16"/>
-                <w:szCs w:val="16"/>
+                <w:sz w:val="18"/>
+                <w:szCs w:val="18"/>
                 <w:rtl w:val="0"/>
               </w:rPr>
               <w:t xml:space="preserve">“PCR </w:t>
@@ -13877,8 +13877,8 @@
                 <w:bCs w:val="1"/>
                 <w:strike w:val="1"/>
                 <w:color w:val="000000"/>
-                <w:sz w:val="16"/>
-                <w:szCs w:val="16"/>
+                <w:sz w:val="18"/>
+                <w:szCs w:val="18"/>
                 <w:rtl w:val="0"/>
               </w:rPr>
               <w:t xml:space="preserve">can</w:t>
@@ -13891,8 +13891,8 @@
                 <w:i w:val="0"/>
                 <w:iCs w:val="0"/>
                 <w:color w:val="000000"/>
-                <w:sz w:val="16"/>
-                <w:szCs w:val="16"/>
+                <w:sz w:val="18"/>
+                <w:szCs w:val="18"/>
                 <w:rtl w:val="0"/>
               </w:rPr>
               <w:t xml:space="preserve"> (FP-Cap) detect low concentrations.”</w:t>
@@ -13900,8 +13900,8 @@
             <w:r>
               <w:rPr>
                 <w:rtl w:val="0"/>
-                <w:sz w:val="16"/>
-                <w:szCs w:val="16"/>
+                <w:sz w:val="18"/>
+                <w:szCs w:val="18"/>
                 <w:rFonts w:ascii="Georgia" w:hAnsi="Georgia"/>
               </w:rPr>
             </w:r>
@@ -13929,8 +13929,8 @@
                 <w:i w:val="0"/>
                 <w:iCs w:val="0"/>
                 <w:color w:val="808080"/>
-                <w:sz w:val="16"/>
-                <w:szCs w:val="16"/>
+                <w:sz w:val="18"/>
+                <w:szCs w:val="18"/>
                 <w:rtl w:val="0"/>
               </w:rPr>
               <w:t xml:space="preserve">FP-Rec</w:t>
@@ -13938,8 +13938,8 @@
             <w:r>
               <w:rPr>
                 <w:rtl w:val="0"/>
-                <w:sz w:val="16"/>
-                <w:szCs w:val="16"/>
+                <w:sz w:val="18"/>
+                <w:szCs w:val="18"/>
                 <w:rFonts w:ascii="Georgia" w:hAnsi="Georgia"/>
               </w:rPr>
             </w:r>
@@ -13956,8 +13956,8 @@
             <w:r>
               <w:rPr>
                 <w:rFonts w:ascii="Georgia" w:cs="Georgia" w:eastAsia="Georgia" w:hAnsi="Georgia"/>
-                <w:sz w:val="16"/>
-                <w:szCs w:val="16"/>
+                <w:sz w:val="18"/>
+                <w:szCs w:val="18"/>
                 <w:rtl w:val="0"/>
               </w:rPr>
               <w:t xml:space="preserve">Recommendation: expresses what should, needs to, or ought to be done, not uncertainty about a claim.</w:t>
@@ -13965,8 +13965,8 @@
             <w:r>
               <w:rPr>
                 <w:rtl w:val="0"/>
-                <w:sz w:val="16"/>
-                <w:szCs w:val="16"/>
+                <w:sz w:val="18"/>
+                <w:szCs w:val="18"/>
                 <w:rFonts w:ascii="Georgia" w:hAnsi="Georgia"/>
               </w:rPr>
             </w:r>
@@ -13988,8 +13988,8 @@
                 <w:i w:val="0"/>
                 <w:iCs w:val="0"/>
                 <w:color w:val="000000"/>
-                <w:sz w:val="16"/>
-                <w:szCs w:val="16"/>
+                <w:sz w:val="18"/>
+                <w:szCs w:val="18"/>
                 <w:rtl w:val="0"/>
               </w:rPr>
               <w:t xml:space="preserve">“We </w:t>
@@ -14001,8 +14001,8 @@
                 <w:bCs w:val="1"/>
                 <w:strike w:val="1"/>
                 <w:color w:val="000000"/>
-                <w:sz w:val="16"/>
-                <w:szCs w:val="16"/>
+                <w:sz w:val="18"/>
+                <w:szCs w:val="18"/>
                 <w:rtl w:val="0"/>
               </w:rPr>
               <w:t xml:space="preserve">suggest</w:t>
@@ -14015,8 +14015,8 @@
                 <w:i w:val="0"/>
                 <w:iCs w:val="0"/>
                 <w:color w:val="000000"/>
-                <w:sz w:val="16"/>
-                <w:szCs w:val="16"/>
+                <w:sz w:val="18"/>
+                <w:szCs w:val="18"/>
                 <w:rtl w:val="0"/>
               </w:rPr>
               <w:t xml:space="preserve"> (FP-Rec) further research.”</w:t>
@@ -14024,8 +14024,8 @@
             <w:r>
               <w:rPr>
                 <w:rtl w:val="0"/>
-                <w:sz w:val="16"/>
-                <w:szCs w:val="16"/>
+                <w:sz w:val="18"/>
+                <w:szCs w:val="18"/>
                 <w:rFonts w:ascii="Georgia" w:hAnsi="Georgia"/>
               </w:rPr>
             </w:r>
@@ -14053,8 +14053,8 @@
                 <w:i w:val="0"/>
                 <w:iCs w:val="0"/>
                 <w:color w:val="808080"/>
-                <w:sz w:val="16"/>
-                <w:szCs w:val="16"/>
+                <w:sz w:val="18"/>
+                <w:szCs w:val="18"/>
                 <w:rtl w:val="0"/>
               </w:rPr>
               <w:t xml:space="preserve">FP-Proc</w:t>
@@ -14062,8 +14062,8 @@
             <w:r>
               <w:rPr>
                 <w:rtl w:val="0"/>
-                <w:sz w:val="16"/>
-                <w:szCs w:val="16"/>
+                <w:sz w:val="18"/>
+                <w:szCs w:val="18"/>
                 <w:rFonts w:ascii="Georgia" w:hAnsi="Georgia"/>
               </w:rPr>
             </w:r>
@@ -14080,8 +14080,8 @@
             <w:r>
               <w:rPr>
                 <w:rFonts w:ascii="Georgia" w:cs="Georgia" w:eastAsia="Georgia" w:hAnsi="Georgia"/>
-                <w:sz w:val="16"/>
-                <w:szCs w:val="16"/>
+                <w:sz w:val="18"/>
+                <w:szCs w:val="18"/>
                 <w:rtl w:val="0"/>
               </w:rPr>
               <w:t xml:space="preserve">Procedural norm: describes a routine, standard, or established procedure rather than uncertainty about a claim.</w:t>
@@ -14089,8 +14089,8 @@
             <w:r>
               <w:rPr>
                 <w:rtl w:val="0"/>
-                <w:sz w:val="16"/>
-                <w:szCs w:val="16"/>
+                <w:sz w:val="18"/>
+                <w:szCs w:val="18"/>
                 <w:rFonts w:ascii="Georgia" w:hAnsi="Georgia"/>
               </w:rPr>
             </w:r>
@@ -14112,8 +14112,8 @@
                 <w:i w:val="0"/>
                 <w:iCs w:val="0"/>
                 <w:color w:val="000000"/>
-                <w:sz w:val="16"/>
-                <w:szCs w:val="16"/>
+                <w:sz w:val="18"/>
+                <w:szCs w:val="18"/>
                 <w:rtl w:val="0"/>
               </w:rPr>
               <w:t xml:space="preserve">“Samples were </w:t>
@@ -14125,8 +14125,8 @@
                 <w:bCs w:val="1"/>
                 <w:strike w:val="1"/>
                 <w:color w:val="000000"/>
-                <w:sz w:val="16"/>
-                <w:szCs w:val="16"/>
+                <w:sz w:val="18"/>
+                <w:szCs w:val="18"/>
                 <w:rtl w:val="0"/>
               </w:rPr>
               <w:t xml:space="preserve">generally</w:t>
@@ -14139,8 +14139,8 @@
                 <w:i w:val="0"/>
                 <w:iCs w:val="0"/>
                 <w:color w:val="000000"/>
-                <w:sz w:val="16"/>
-                <w:szCs w:val="16"/>
+                <w:sz w:val="18"/>
+                <w:szCs w:val="18"/>
                 <w:rtl w:val="0"/>
               </w:rPr>
               <w:t xml:space="preserve"> (FP-Proc) stored at 4°C.”</w:t>
@@ -14148,8 +14148,8 @@
             <w:r>
               <w:rPr>
                 <w:rtl w:val="0"/>
-                <w:sz w:val="16"/>
-                <w:szCs w:val="16"/>
+                <w:sz w:val="18"/>
+                <w:szCs w:val="18"/>
                 <w:rFonts w:ascii="Georgia" w:hAnsi="Georgia"/>
               </w:rPr>
             </w:r>
@@ -14177,8 +14177,8 @@
                 <w:i w:val="0"/>
                 <w:iCs w:val="0"/>
                 <w:color w:val="808080"/>
-                <w:sz w:val="16"/>
-                <w:szCs w:val="16"/>
+                <w:sz w:val="18"/>
+                <w:szCs w:val="18"/>
                 <w:rtl w:val="0"/>
               </w:rPr>
               <w:t xml:space="preserve">FP-Loc</w:t>
@@ -14186,8 +14186,8 @@
             <w:r>
               <w:rPr>
                 <w:rtl w:val="0"/>
-                <w:sz w:val="16"/>
-                <w:szCs w:val="16"/>
+                <w:sz w:val="18"/>
+                <w:szCs w:val="18"/>
                 <w:rFonts w:ascii="Georgia" w:hAnsi="Georgia"/>
               </w:rPr>
             </w:r>
@@ -14204,8 +14204,8 @@
             <w:r>
               <w:rPr>
                 <w:rFonts w:ascii="Georgia" w:cs="Georgia" w:eastAsia="Georgia" w:hAnsi="Georgia"/>
-                <w:sz w:val="16"/>
-                <w:szCs w:val="16"/>
+                <w:sz w:val="18"/>
+                <w:szCs w:val="18"/>
                 <w:rtl w:val="0"/>
               </w:rPr>
               <w:t xml:space="preserve">Location: indicates physical or textual location.</w:t>
@@ -14213,8 +14213,8 @@
             <w:r>
               <w:rPr>
                 <w:rtl w:val="0"/>
-                <w:sz w:val="16"/>
-                <w:szCs w:val="16"/>
+                <w:sz w:val="18"/>
+                <w:szCs w:val="18"/>
                 <w:rFonts w:ascii="Georgia" w:hAnsi="Georgia"/>
               </w:rPr>
             </w:r>
@@ -14236,8 +14236,8 @@
                 <w:i w:val="0"/>
                 <w:iCs w:val="0"/>
                 <w:color w:val="000000"/>
-                <w:sz w:val="16"/>
-                <w:szCs w:val="16"/>
+                <w:sz w:val="18"/>
+                <w:szCs w:val="18"/>
                 <w:rtl w:val="0"/>
               </w:rPr>
               <w:t xml:space="preserve">“The results </w:t>
@@ -14249,8 +14249,8 @@
                 <w:bCs w:val="1"/>
                 <w:strike w:val="1"/>
                 <w:color w:val="000000"/>
-                <w:sz w:val="16"/>
-                <w:szCs w:val="16"/>
+                <w:sz w:val="18"/>
+                <w:szCs w:val="18"/>
                 <w:rtl w:val="0"/>
               </w:rPr>
               <w:t xml:space="preserve">appear</w:t>
@@ -14263,8 +14263,8 @@
                 <w:i w:val="0"/>
                 <w:iCs w:val="0"/>
                 <w:color w:val="000000"/>
-                <w:sz w:val="16"/>
-                <w:szCs w:val="16"/>
+                <w:sz w:val="18"/>
+                <w:szCs w:val="18"/>
                 <w:rtl w:val="0"/>
               </w:rPr>
               <w:t xml:space="preserve"> (FP-Loc) in Table 1.”</w:t>
@@ -14272,8 +14272,8 @@
             <w:r>
               <w:rPr>
                 <w:rtl w:val="0"/>
-                <w:sz w:val="16"/>
-                <w:szCs w:val="16"/>
+                <w:sz w:val="18"/>
+                <w:szCs w:val="18"/>
                 <w:rFonts w:ascii="Georgia" w:hAnsi="Georgia"/>
               </w:rPr>
             </w:r>
@@ -14301,8 +14301,8 @@
                 <w:i w:val="0"/>
                 <w:iCs w:val="0"/>
                 <w:color w:val="808080"/>
-                <w:sz w:val="16"/>
-                <w:szCs w:val="16"/>
+                <w:sz w:val="18"/>
+                <w:szCs w:val="18"/>
                 <w:rtl w:val="0"/>
               </w:rPr>
               <w:t xml:space="preserve">FP-Gen</w:t>
@@ -14310,8 +14310,8 @@
             <w:r>
               <w:rPr>
                 <w:rtl w:val="0"/>
-                <w:sz w:val="16"/>
-                <w:szCs w:val="16"/>
+                <w:sz w:val="18"/>
+                <w:szCs w:val="18"/>
                 <w:rFonts w:ascii="Georgia" w:hAnsi="Georgia"/>
               </w:rPr>
             </w:r>
@@ -14328,8 +14328,8 @@
             <w:r>
               <w:rPr>
                 <w:rFonts w:ascii="Georgia" w:cs="Georgia" w:eastAsia="Georgia" w:hAnsi="Georgia"/>
-                <w:sz w:val="16"/>
-                <w:szCs w:val="16"/>
+                <w:sz w:val="18"/>
+                <w:szCs w:val="18"/>
                 <w:rtl w:val="0"/>
               </w:rPr>
               <w:t xml:space="preserve">General exclusion: doesn’t fit the codes above. Use for expressions that look hedge-like but don’t express uncertainty (e.g., naming a research topic, pointing to evidence). Note the specific reason in Coder Notes.</w:t>
@@ -14337,8 +14337,8 @@
             <w:r>
               <w:rPr>
                 <w:rtl w:val="0"/>
-                <w:sz w:val="16"/>
-                <w:szCs w:val="16"/>
+                <w:sz w:val="18"/>
+                <w:szCs w:val="18"/>
                 <w:rFonts w:ascii="Georgia" w:hAnsi="Georgia"/>
               </w:rPr>
             </w:r>
@@ -14360,8 +14360,8 @@
                 <w:i w:val="0"/>
                 <w:iCs w:val="0"/>
                 <w:color w:val="000000"/>
-                <w:sz w:val="16"/>
-                <w:szCs w:val="16"/>
+                <w:sz w:val="18"/>
+                <w:szCs w:val="18"/>
                 <w:rtl w:val="0"/>
               </w:rPr>
               <w:t xml:space="preserve">“...demonstrated notable antioxidant activity, as </w:t>
@@ -14373,8 +14373,8 @@
                 <w:bCs w:val="1"/>
                 <w:strike w:val="1"/>
                 <w:color w:val="000000"/>
-                <w:sz w:val="16"/>
-                <w:szCs w:val="16"/>
+                <w:sz w:val="18"/>
+                <w:szCs w:val="18"/>
                 <w:rtl w:val="0"/>
               </w:rPr>
               <w:t xml:space="preserve">indicated</w:t>
@@ -14387,8 +14387,8 @@
                 <w:i w:val="0"/>
                 <w:iCs w:val="0"/>
                 <w:color w:val="000000"/>
-                <w:sz w:val="16"/>
-                <w:szCs w:val="16"/>
+                <w:sz w:val="18"/>
+                <w:szCs w:val="18"/>
                 <w:rtl w:val="0"/>
               </w:rPr>
               <w:t xml:space="preserve"> (FP-Gen) by the reduction of DPPH radicals.”</w:t>
@@ -14396,8 +14396,8 @@
             <w:r>
               <w:rPr>
                 <w:rtl w:val="0"/>
-                <w:sz w:val="16"/>
-                <w:szCs w:val="16"/>
+                <w:sz w:val="18"/>
+                <w:szCs w:val="18"/>
                 <w:rFonts w:ascii="Georgia" w:hAnsi="Georgia"/>
               </w:rPr>
             </w:r>
@@ -14570,8 +14570,8 @@
                 <w:rFonts w:ascii="Georgia" w:cs="Georgia" w:eastAsia="Georgia" w:hAnsi="Georgia"/>
                 <w:b w:val="1"/>
                 <w:bCs w:val="1"/>
-                <w:sz w:val="16"/>
-                <w:szCs w:val="16"/>
+                <w:sz w:val="18"/>
+                <w:szCs w:val="18"/>
                 <w:rtl w:val="0"/>
               </w:rPr>
               <w:t xml:space="preserve">Color</w:t>
@@ -14579,8 +14579,8 @@
             <w:r>
               <w:rPr>
                 <w:rtl w:val="0"/>
-                <w:sz w:val="16"/>
-                <w:szCs w:val="16"/>
+                <w:sz w:val="18"/>
+                <w:szCs w:val="18"/>
                 <w:rFonts w:ascii="Georgia" w:hAnsi="Georgia"/>
               </w:rPr>
             </w:r>
@@ -14604,8 +14604,8 @@
                 <w:rFonts w:ascii="Georgia" w:cs="Georgia" w:eastAsia="Georgia" w:hAnsi="Georgia"/>
                 <w:b w:val="1"/>
                 <w:bCs w:val="1"/>
-                <w:sz w:val="16"/>
-                <w:szCs w:val="16"/>
+                <w:sz w:val="18"/>
+                <w:szCs w:val="18"/>
                 <w:rtl w:val="0"/>
               </w:rPr>
               <w:t xml:space="preserve">Subtype</w:t>
@@ -14613,8 +14613,8 @@
             <w:r>
               <w:rPr>
                 <w:rtl w:val="0"/>
-                <w:sz w:val="16"/>
-                <w:szCs w:val="16"/>
+                <w:sz w:val="18"/>
+                <w:szCs w:val="18"/>
                 <w:rFonts w:ascii="Georgia" w:hAnsi="Georgia"/>
               </w:rPr>
             </w:r>
@@ -14638,8 +14638,8 @@
                 <w:rFonts w:ascii="Georgia" w:cs="Georgia" w:eastAsia="Georgia" w:hAnsi="Georgia"/>
                 <w:b w:val="1"/>
                 <w:bCs w:val="1"/>
-                <w:sz w:val="16"/>
-                <w:szCs w:val="16"/>
+                <w:sz w:val="18"/>
+                <w:szCs w:val="18"/>
                 <w:rtl w:val="0"/>
               </w:rPr>
               <w:t xml:space="preserve">Definition</w:t>
@@ -14647,8 +14647,8 @@
             <w:r>
               <w:rPr>
                 <w:rtl w:val="0"/>
-                <w:sz w:val="16"/>
-                <w:szCs w:val="16"/>
+                <w:sz w:val="18"/>
+                <w:szCs w:val="18"/>
                 <w:rFonts w:ascii="Georgia" w:hAnsi="Georgia"/>
               </w:rPr>
             </w:r>
@@ -14672,8 +14672,8 @@
                 <w:rFonts w:ascii="Georgia" w:cs="Georgia" w:eastAsia="Georgia" w:hAnsi="Georgia"/>
                 <w:b w:val="1"/>
                 <w:bCs w:val="1"/>
-                <w:sz w:val="16"/>
-                <w:szCs w:val="16"/>
+                <w:sz w:val="18"/>
+                <w:szCs w:val="18"/>
                 <w:rtl w:val="0"/>
               </w:rPr>
               <w:t xml:space="preserve">Highlighted Example</w:t>
@@ -14681,8 +14681,8 @@
             <w:r>
               <w:rPr>
                 <w:rtl w:val="0"/>
-                <w:sz w:val="16"/>
-                <w:szCs w:val="16"/>
+                <w:sz w:val="18"/>
+                <w:szCs w:val="18"/>
                 <w:rFonts w:ascii="Georgia" w:hAnsi="Georgia"/>
               </w:rPr>
             </w:r>
@@ -14707,8 +14707,8 @@
             <w:r>
               <w:rPr>
                 <w:rFonts w:ascii="Georgia" w:cs="Georgia" w:eastAsia="Georgia" w:hAnsi="Georgia"/>
-                <w:sz w:val="16"/>
-                <w:szCs w:val="16"/>
+                <w:sz w:val="18"/>
+                <w:szCs w:val="18"/>
                 <w:shd w:fill="bfbfbf" w:val="clear"/>
                 <w:rtl w:val="0"/>
               </w:rPr>
@@ -14717,8 +14717,8 @@
             <w:r>
               <w:rPr>
                 <w:rtl w:val="0"/>
-                <w:sz w:val="16"/>
-                <w:szCs w:val="16"/>
+                <w:sz w:val="18"/>
+                <w:szCs w:val="18"/>
                 <w:rFonts w:ascii="Georgia" w:hAnsi="Georgia"/>
               </w:rPr>
             </w:r>
@@ -14735,8 +14735,8 @@
             <w:r>
               <w:rPr>
                 <w:rFonts w:ascii="Georgia" w:cs="Georgia" w:eastAsia="Georgia" w:hAnsi="Georgia"/>
-                <w:sz w:val="16"/>
-                <w:szCs w:val="16"/>
+                <w:sz w:val="18"/>
+                <w:szCs w:val="18"/>
                 <w:rtl w:val="0"/>
               </w:rPr>
               <w:t xml:space="preserve">Result Claim [R]</w:t>
@@ -14744,8 +14744,8 @@
             <w:r>
               <w:rPr>
                 <w:rtl w:val="0"/>
-                <w:sz w:val="16"/>
-                <w:szCs w:val="16"/>
+                <w:sz w:val="18"/>
+                <w:szCs w:val="18"/>
                 <w:rFonts w:ascii="Georgia" w:hAnsi="Georgia"/>
               </w:rPr>
             </w:r>
@@ -14762,8 +14762,8 @@
             <w:r>
               <w:rPr>
                 <w:rFonts w:ascii="Georgia" w:cs="Georgia" w:eastAsia="Georgia" w:hAnsi="Georgia"/>
-                <w:sz w:val="16"/>
-                <w:szCs w:val="16"/>
+                <w:sz w:val="18"/>
+                <w:szCs w:val="18"/>
                 <w:rtl w:val="0"/>
               </w:rPr>
               <w:t xml:space="preserve">A finding stated as settled fact.</w:t>
@@ -14771,8 +14771,8 @@
             <w:r>
               <w:rPr>
                 <w:rtl w:val="0"/>
-                <w:sz w:val="16"/>
-                <w:szCs w:val="16"/>
+                <w:sz w:val="18"/>
+                <w:szCs w:val="18"/>
                 <w:rFonts w:ascii="Georgia" w:hAnsi="Georgia"/>
               </w:rPr>
             </w:r>
@@ -14794,8 +14794,8 @@
                 <w:i w:val="0"/>
                 <w:iCs w:val="0"/>
                 <w:color w:val="000000"/>
-                <w:sz w:val="16"/>
-                <w:szCs w:val="16"/>
+                <w:sz w:val="18"/>
+                <w:szCs w:val="18"/>
                 <w:rtl w:val="0"/>
               </w:rPr>
               <w:t xml:space="preserve">“</w:t>
@@ -14807,8 +14807,8 @@
                 <w:bCs w:val="1"/>
                 <w:strike w:val="0"/>
                 <w:color w:val="000000"/>
-                <w:sz w:val="16"/>
-                <w:szCs w:val="16"/>
+                <w:sz w:val="18"/>
+                <w:szCs w:val="18"/>
                 <w:shd w:fill="bfbfbf" w:val="clear"/>
                 <w:rtl w:val="0"/>
               </w:rPr>
@@ -14822,8 +14822,8 @@
                 <w:i w:val="0"/>
                 <w:iCs w:val="0"/>
                 <w:color w:val="000000"/>
-                <w:sz w:val="16"/>
-                <w:szCs w:val="16"/>
+                <w:sz w:val="18"/>
+                <w:szCs w:val="18"/>
                 <w:rtl w:val="0"/>
               </w:rPr>
               <w:t xml:space="preserve"> that all shrimp farms were free of the disease.”</w:t>
@@ -14831,8 +14831,8 @@
             <w:r>
               <w:rPr>
                 <w:rtl w:val="0"/>
-                <w:sz w:val="16"/>
-                <w:szCs w:val="16"/>
+                <w:sz w:val="18"/>
+                <w:szCs w:val="18"/>
                 <w:rFonts w:ascii="Georgia" w:hAnsi="Georgia"/>
               </w:rPr>
             </w:r>
@@ -14857,8 +14857,8 @@
             <w:r>
               <w:rPr>
                 <w:rFonts w:ascii="Georgia" w:cs="Georgia" w:eastAsia="Georgia" w:hAnsi="Georgia"/>
-                <w:sz w:val="16"/>
-                <w:szCs w:val="16"/>
+                <w:sz w:val="18"/>
+                <w:szCs w:val="18"/>
                 <w:shd w:fill="bfbfbf" w:val="clear"/>
                 <w:rtl w:val="0"/>
               </w:rPr>
@@ -14867,8 +14867,8 @@
             <w:r>
               <w:rPr>
                 <w:rtl w:val="0"/>
-                <w:sz w:val="16"/>
-                <w:szCs w:val="16"/>
+                <w:sz w:val="18"/>
+                <w:szCs w:val="18"/>
                 <w:rFonts w:ascii="Georgia" w:hAnsi="Georgia"/>
               </w:rPr>
             </w:r>
@@ -14885,8 +14885,8 @@
             <w:r>
               <w:rPr>
                 <w:rFonts w:ascii="Georgia" w:cs="Georgia" w:eastAsia="Georgia" w:hAnsi="Georgia"/>
-                <w:sz w:val="16"/>
-                <w:szCs w:val="16"/>
+                <w:sz w:val="18"/>
+                <w:szCs w:val="18"/>
                 <w:rtl w:val="0"/>
               </w:rPr>
               <w:t xml:space="preserve">Generalization [G]</w:t>
@@ -14894,8 +14894,8 @@
             <w:r>
               <w:rPr>
                 <w:rtl w:val="0"/>
-                <w:sz w:val="16"/>
-                <w:szCs w:val="16"/>
+                <w:sz w:val="18"/>
+                <w:szCs w:val="18"/>
                 <w:rFonts w:ascii="Georgia" w:hAnsi="Georgia"/>
               </w:rPr>
             </w:r>
@@ -14912,8 +14912,8 @@
             <w:r>
               <w:rPr>
                 <w:rFonts w:ascii="Georgia" w:cs="Georgia" w:eastAsia="Georgia" w:hAnsi="Georgia"/>
-                <w:sz w:val="16"/>
-                <w:szCs w:val="16"/>
+                <w:sz w:val="18"/>
+                <w:szCs w:val="18"/>
                 <w:rtl w:val="0"/>
               </w:rPr>
               <w:t xml:space="preserve">A broader inference beyond the data.</w:t>
@@ -14921,8 +14921,8 @@
             <w:r>
               <w:rPr>
                 <w:rtl w:val="0"/>
-                <w:sz w:val="16"/>
-                <w:szCs w:val="16"/>
+                <w:sz w:val="18"/>
+                <w:szCs w:val="18"/>
                 <w:rFonts w:ascii="Georgia" w:hAnsi="Georgia"/>
               </w:rPr>
             </w:r>
@@ -14944,8 +14944,8 @@
                 <w:i w:val="0"/>
                 <w:iCs w:val="0"/>
                 <w:color w:val="000000"/>
-                <w:sz w:val="16"/>
-                <w:szCs w:val="16"/>
+                <w:sz w:val="18"/>
+                <w:szCs w:val="18"/>
                 <w:rtl w:val="0"/>
               </w:rPr>
               <w:t xml:space="preserve">“This led to the </w:t>
@@ -14957,8 +14957,8 @@
                 <w:bCs w:val="1"/>
                 <w:strike w:val="0"/>
                 <w:color w:val="000000"/>
-                <w:sz w:val="16"/>
-                <w:szCs w:val="16"/>
+                <w:sz w:val="18"/>
+                <w:szCs w:val="18"/>
                 <w:shd w:fill="bfbfbf" w:val="clear"/>
                 <w:rtl w:val="0"/>
               </w:rPr>
@@ -14972,8 +14972,8 @@
                 <w:i w:val="0"/>
                 <w:iCs w:val="0"/>
                 <w:color w:val="000000"/>
-                <w:sz w:val="16"/>
-                <w:szCs w:val="16"/>
+                <w:sz w:val="18"/>
+                <w:szCs w:val="18"/>
                 <w:rtl w:val="0"/>
               </w:rPr>
               <w:t xml:space="preserve"> all farms were free of it.”</w:t>
@@ -14981,8 +14981,8 @@
             <w:r>
               <w:rPr>
                 <w:rtl w:val="0"/>
-                <w:sz w:val="16"/>
-                <w:szCs w:val="16"/>
+                <w:sz w:val="18"/>
+                <w:szCs w:val="18"/>
                 <w:rFonts w:ascii="Georgia" w:hAnsi="Georgia"/>
               </w:rPr>
             </w:r>
@@ -15007,8 +15007,8 @@
             <w:r>
               <w:rPr>
                 <w:rFonts w:ascii="Georgia" w:cs="Georgia" w:eastAsia="Georgia" w:hAnsi="Georgia"/>
-                <w:sz w:val="16"/>
-                <w:szCs w:val="16"/>
+                <w:sz w:val="18"/>
+                <w:szCs w:val="18"/>
                 <w:shd w:fill="bfbfbf" w:val="clear"/>
                 <w:rtl w:val="0"/>
               </w:rPr>
@@ -15017,8 +15017,8 @@
             <w:r>
               <w:rPr>
                 <w:rtl w:val="0"/>
-                <w:sz w:val="16"/>
-                <w:szCs w:val="16"/>
+                <w:sz w:val="18"/>
+                <w:szCs w:val="18"/>
                 <w:rFonts w:ascii="Georgia" w:hAnsi="Georgia"/>
               </w:rPr>
             </w:r>
@@ -15035,8 +15035,8 @@
             <w:r>
               <w:rPr>
                 <w:rFonts w:ascii="Georgia" w:cs="Georgia" w:eastAsia="Georgia" w:hAnsi="Georgia"/>
-                <w:sz w:val="16"/>
-                <w:szCs w:val="16"/>
+                <w:sz w:val="18"/>
+                <w:szCs w:val="18"/>
                 <w:rtl w:val="0"/>
               </w:rPr>
               <w:t xml:space="preserve">Causal Claim [C]</w:t>
@@ -15044,8 +15044,8 @@
             <w:r>
               <w:rPr>
                 <w:rtl w:val="0"/>
-                <w:sz w:val="16"/>
-                <w:szCs w:val="16"/>
+                <w:sz w:val="18"/>
+                <w:szCs w:val="18"/>
                 <w:rFonts w:ascii="Georgia" w:hAnsi="Georgia"/>
               </w:rPr>
             </w:r>
@@ -15062,8 +15062,8 @@
             <w:r>
               <w:rPr>
                 <w:rFonts w:ascii="Georgia" w:cs="Georgia" w:eastAsia="Georgia" w:hAnsi="Georgia"/>
-                <w:sz w:val="16"/>
-                <w:szCs w:val="16"/>
+                <w:sz w:val="18"/>
+                <w:szCs w:val="18"/>
                 <w:rtl w:val="0"/>
               </w:rPr>
               <w:t xml:space="preserve">A cause and effect link stated as established.</w:t>
@@ -15071,8 +15071,8 @@
             <w:r>
               <w:rPr>
                 <w:rtl w:val="0"/>
-                <w:sz w:val="16"/>
-                <w:szCs w:val="16"/>
+                <w:sz w:val="18"/>
+                <w:szCs w:val="18"/>
                 <w:rFonts w:ascii="Georgia" w:hAnsi="Georgia"/>
               </w:rPr>
             </w:r>
@@ -15094,8 +15094,8 @@
                 <w:i w:val="0"/>
                 <w:iCs w:val="0"/>
                 <w:color w:val="000000"/>
-                <w:sz w:val="16"/>
-                <w:szCs w:val="16"/>
+                <w:sz w:val="18"/>
+                <w:szCs w:val="18"/>
                 <w:rtl w:val="0"/>
               </w:rPr>
               <w:t xml:space="preserve">“Extracts </w:t>
@@ -15107,8 +15107,8 @@
                 <w:bCs w:val="1"/>
                 <w:strike w:val="0"/>
                 <w:color w:val="000000"/>
-                <w:sz w:val="16"/>
-                <w:szCs w:val="16"/>
+                <w:sz w:val="18"/>
+                <w:szCs w:val="18"/>
                 <w:shd w:fill="bfbfbf" w:val="clear"/>
                 <w:rtl w:val="0"/>
               </w:rPr>
@@ -15122,8 +15122,8 @@
                 <w:i w:val="0"/>
                 <w:iCs w:val="0"/>
                 <w:color w:val="000000"/>
-                <w:sz w:val="16"/>
-                <w:szCs w:val="16"/>
+                <w:sz w:val="18"/>
+                <w:szCs w:val="18"/>
                 <w:rtl w:val="0"/>
               </w:rPr>
               <w:t xml:space="preserve"> comparable staining because they contain similar compounds.”</w:t>
@@ -15131,8 +15131,8 @@
             <w:r>
               <w:rPr>
                 <w:rtl w:val="0"/>
-                <w:sz w:val="16"/>
-                <w:szCs w:val="16"/>
+                <w:sz w:val="18"/>
+                <w:szCs w:val="18"/>
                 <w:rFonts w:ascii="Georgia" w:hAnsi="Georgia"/>
               </w:rPr>
             </w:r>
@@ -15244,8 +15244,8 @@
                 <w:rFonts w:ascii="Georgia" w:cs="Georgia" w:eastAsia="Georgia" w:hAnsi="Georgia"/>
                 <w:b w:val="1"/>
                 <w:bCs w:val="1"/>
-                <w:sz w:val="16"/>
-                <w:szCs w:val="16"/>
+                <w:sz w:val="18"/>
+                <w:szCs w:val="18"/>
                 <w:rtl w:val="0"/>
               </w:rPr>
               <w:t xml:space="preserve">TYPE (Highlight)</w:t>
@@ -15253,8 +15253,8 @@
             <w:r>
               <w:rPr>
                 <w:rtl w:val="0"/>
-                <w:sz w:val="16"/>
-                <w:szCs w:val="16"/>
+                <w:sz w:val="18"/>
+                <w:szCs w:val="18"/>
                 <w:rFonts w:ascii="Georgia" w:hAnsi="Georgia"/>
               </w:rPr>
             </w:r>
@@ -15278,8 +15278,8 @@
                 <w:rFonts w:ascii="Georgia" w:cs="Georgia" w:eastAsia="Georgia" w:hAnsi="Georgia"/>
                 <w:b w:val="1"/>
                 <w:bCs w:val="1"/>
-                <w:sz w:val="16"/>
-                <w:szCs w:val="16"/>
+                <w:sz w:val="18"/>
+                <w:szCs w:val="18"/>
                 <w:rtl w:val="0"/>
               </w:rPr>
               <w:t xml:space="preserve">FUNCTION (Text)</w:t>
@@ -15287,8 +15287,8 @@
             <w:r>
               <w:rPr>
                 <w:rtl w:val="0"/>
-                <w:sz w:val="16"/>
-                <w:szCs w:val="16"/>
+                <w:sz w:val="18"/>
+                <w:szCs w:val="18"/>
                 <w:rFonts w:ascii="Georgia" w:hAnsi="Georgia"/>
               </w:rPr>
             </w:r>
@@ -15311,8 +15311,8 @@
             <w:r>
               <w:rPr>
                 <w:rFonts w:ascii="Georgia" w:cs="Georgia" w:eastAsia="Georgia" w:hAnsi="Georgia"/>
-                <w:sz w:val="16"/>
-                <w:szCs w:val="16"/>
+                <w:sz w:val="18"/>
+                <w:szCs w:val="18"/>
                 <w:shd w:fill="00b0f0" w:val="clear"/>
                 <w:rtl w:val="0"/>
               </w:rPr>
@@ -15326,8 +15326,8 @@
                 <w:i w:val="0"/>
                 <w:iCs w:val="0"/>
                 <w:color w:val="000000"/>
-                <w:sz w:val="16"/>
-                <w:szCs w:val="16"/>
+                <w:sz w:val="18"/>
+                <w:szCs w:val="18"/>
                 <w:rtl w:val="0"/>
               </w:rPr>
               <w:t xml:space="preserve">  Modal Verbs</w:t>
@@ -15335,8 +15335,8 @@
             <w:r>
               <w:rPr>
                 <w:rtl w:val="0"/>
-                <w:sz w:val="16"/>
-                <w:szCs w:val="16"/>
+                <w:sz w:val="18"/>
+                <w:szCs w:val="18"/>
                 <w:rFonts w:ascii="Georgia" w:hAnsi="Georgia"/>
               </w:rPr>
             </w:r>
@@ -15350,8 +15350,8 @@
             <w:r>
               <w:rPr>
                 <w:rFonts w:ascii="Georgia" w:cs="Georgia" w:eastAsia="Georgia" w:hAnsi="Georgia"/>
-                <w:sz w:val="16"/>
-                <w:szCs w:val="16"/>
+                <w:sz w:val="18"/>
+                <w:szCs w:val="18"/>
                 <w:highlight w:val="red"/>
                 <w:rtl w:val="0"/>
               </w:rPr>
@@ -15365,8 +15365,8 @@
                 <w:i w:val="0"/>
                 <w:iCs w:val="0"/>
                 <w:color w:val="000000"/>
-                <w:sz w:val="16"/>
-                <w:szCs w:val="16"/>
+                <w:sz w:val="18"/>
+                <w:szCs w:val="18"/>
                 <w:rtl w:val="0"/>
               </w:rPr>
               <w:t xml:space="preserve">  Lexical Hedges</w:t>
@@ -15374,8 +15374,8 @@
             <w:r>
               <w:rPr>
                 <w:rtl w:val="0"/>
-                <w:sz w:val="16"/>
-                <w:szCs w:val="16"/>
+                <w:sz w:val="18"/>
+                <w:szCs w:val="18"/>
                 <w:rFonts w:ascii="Georgia" w:hAnsi="Georgia"/>
               </w:rPr>
             </w:r>
@@ -15389,8 +15389,8 @@
             <w:r>
               <w:rPr>
                 <w:rFonts w:ascii="Georgia" w:cs="Georgia" w:eastAsia="Georgia" w:hAnsi="Georgia"/>
-                <w:sz w:val="16"/>
-                <w:szCs w:val="16"/>
+                <w:sz w:val="18"/>
+                <w:szCs w:val="18"/>
                 <w:highlight w:val="yellow"/>
                 <w:rtl w:val="0"/>
               </w:rPr>
@@ -15404,8 +15404,8 @@
                 <w:i w:val="0"/>
                 <w:iCs w:val="0"/>
                 <w:color w:val="000000"/>
-                <w:sz w:val="16"/>
-                <w:szCs w:val="16"/>
+                <w:sz w:val="18"/>
+                <w:szCs w:val="18"/>
                 <w:rtl w:val="0"/>
               </w:rPr>
               <w:t xml:space="preserve">  Adverbial Hedges</w:t>
@@ -15413,8 +15413,8 @@
             <w:r>
               <w:rPr>
                 <w:rtl w:val="0"/>
-                <w:sz w:val="16"/>
-                <w:szCs w:val="16"/>
+                <w:sz w:val="18"/>
+                <w:szCs w:val="18"/>
                 <w:rFonts w:ascii="Georgia" w:hAnsi="Georgia"/>
               </w:rPr>
             </w:r>
@@ -15428,8 +15428,8 @@
             <w:r>
               <w:rPr>
                 <w:rFonts w:ascii="Georgia" w:cs="Georgia" w:eastAsia="Georgia" w:hAnsi="Georgia"/>
-                <w:sz w:val="16"/>
-                <w:szCs w:val="16"/>
+                <w:sz w:val="18"/>
+                <w:szCs w:val="18"/>
                 <w:shd w:fill="00b050" w:val="clear"/>
                 <w:rtl w:val="0"/>
               </w:rPr>
@@ -15443,8 +15443,8 @@
                 <w:i w:val="0"/>
                 <w:iCs w:val="0"/>
                 <w:color w:val="000000"/>
-                <w:sz w:val="16"/>
-                <w:szCs w:val="16"/>
+                <w:sz w:val="18"/>
+                <w:szCs w:val="18"/>
                 <w:rtl w:val="0"/>
               </w:rPr>
               <w:t xml:space="preserve">  Clause-Level Hedges</w:t>
@@ -15452,8 +15452,8 @@
             <w:r>
               <w:rPr>
                 <w:rtl w:val="0"/>
-                <w:sz w:val="16"/>
-                <w:szCs w:val="16"/>
+                <w:sz w:val="18"/>
+                <w:szCs w:val="18"/>
                 <w:rFonts w:ascii="Georgia" w:hAnsi="Georgia"/>
               </w:rPr>
             </w:r>
@@ -15475,8 +15475,8 @@
                 <w:i w:val="0"/>
                 <w:iCs w:val="0"/>
                 <w:color w:val="ed7d31"/>
-                <w:sz w:val="16"/>
-                <w:szCs w:val="16"/>
+                <w:sz w:val="18"/>
+                <w:szCs w:val="18"/>
                 <w:rtl w:val="0"/>
               </w:rPr>
               <w:t xml:space="preserve">EC</w:t>
@@ -15489,8 +15489,8 @@
                 <w:i w:val="0"/>
                 <w:iCs w:val="0"/>
                 <w:color w:val="000000"/>
-                <w:sz w:val="16"/>
-                <w:szCs w:val="16"/>
+                <w:sz w:val="18"/>
+                <w:szCs w:val="18"/>
                 <w:rtl w:val="0"/>
               </w:rPr>
               <w:t xml:space="preserve">  Epistemic Caution</w:t>
@@ -15498,8 +15498,8 @@
             <w:r>
               <w:rPr>
                 <w:rtl w:val="0"/>
-                <w:sz w:val="16"/>
-                <w:szCs w:val="16"/>
+                <w:sz w:val="18"/>
+                <w:szCs w:val="18"/>
                 <w:rFonts w:ascii="Georgia" w:hAnsi="Georgia"/>
               </w:rPr>
             </w:r>
@@ -15518,8 +15518,8 @@
                 <w:i w:val="0"/>
                 <w:iCs w:val="0"/>
                 <w:color w:val="7030a0"/>
-                <w:sz w:val="16"/>
-                <w:szCs w:val="16"/>
+                <w:sz w:val="18"/>
+                <w:szCs w:val="18"/>
                 <w:rtl w:val="0"/>
               </w:rPr>
               <w:t xml:space="preserve">P</w:t>
@@ -15532,8 +15532,8 @@
                 <w:i w:val="0"/>
                 <w:iCs w:val="0"/>
                 <w:color w:val="000000"/>
-                <w:sz w:val="16"/>
-                <w:szCs w:val="16"/>
+                <w:sz w:val="18"/>
+                <w:szCs w:val="18"/>
                 <w:rtl w:val="0"/>
               </w:rPr>
               <w:t xml:space="preserve">  Politeness / Deference</w:t>
@@ -15541,8 +15541,8 @@
             <w:r>
               <w:rPr>
                 <w:rtl w:val="0"/>
-                <w:sz w:val="16"/>
-                <w:szCs w:val="16"/>
+                <w:sz w:val="18"/>
+                <w:szCs w:val="18"/>
                 <w:rFonts w:ascii="Georgia" w:hAnsi="Georgia"/>
               </w:rPr>
             </w:r>
@@ -15561,8 +15561,8 @@
                 <w:i w:val="0"/>
                 <w:iCs w:val="0"/>
                 <w:color w:val="00b0f0"/>
-                <w:sz w:val="16"/>
-                <w:szCs w:val="16"/>
+                <w:sz w:val="18"/>
+                <w:szCs w:val="18"/>
                 <w:rtl w:val="0"/>
               </w:rPr>
               <w:t xml:space="preserve">DO</w:t>
@@ -15575,8 +15575,8 @@
                 <w:i w:val="0"/>
                 <w:iCs w:val="0"/>
                 <w:color w:val="000000"/>
-                <w:sz w:val="16"/>
-                <w:szCs w:val="16"/>
+                <w:sz w:val="18"/>
+                <w:szCs w:val="18"/>
                 <w:rtl w:val="0"/>
               </w:rPr>
               <w:t xml:space="preserve">  Discourse Organization</w:t>
@@ -15584,8 +15584,8 @@
             <w:r>
               <w:rPr>
                 <w:rtl w:val="0"/>
-                <w:sz w:val="16"/>
-                <w:szCs w:val="16"/>
+                <w:sz w:val="18"/>
+                <w:szCs w:val="18"/>
                 <w:rFonts w:ascii="Georgia" w:hAnsi="Georgia"/>
               </w:rPr>
             </w:r>
@@ -15613,8 +15613,8 @@
                 <w:i w:val="0"/>
                 <w:iCs w:val="0"/>
                 <w:color w:val="000000"/>
-                <w:sz w:val="16"/>
-                <w:szCs w:val="16"/>
+                <w:sz w:val="18"/>
+                <w:szCs w:val="18"/>
                 <w:rtl w:val="0"/>
               </w:rPr>
               <w:t xml:space="preserve">UNHEDGED SITES (Grey Highlight, Optional)</w:t>
@@ -15622,8 +15622,8 @@
             <w:r>
               <w:rPr>
                 <w:rtl w:val="0"/>
-                <w:sz w:val="16"/>
-                <w:szCs w:val="16"/>
+                <w:sz w:val="18"/>
+                <w:szCs w:val="18"/>
                 <w:rFonts w:ascii="Georgia" w:hAnsi="Georgia"/>
               </w:rPr>
             </w:r>
@@ -15637,8 +15637,8 @@
             <w:r>
               <w:rPr>
                 <w:rFonts w:ascii="Georgia" w:cs="Georgia" w:eastAsia="Georgia" w:hAnsi="Georgia"/>
-                <w:sz w:val="16"/>
-                <w:szCs w:val="16"/>
+                <w:sz w:val="18"/>
+                <w:szCs w:val="18"/>
                 <w:shd w:fill="bfbfbf" w:val="clear"/>
                 <w:rtl w:val="0"/>
               </w:rPr>
@@ -15652,8 +15652,8 @@
                 <w:i w:val="0"/>
                 <w:iCs w:val="0"/>
                 <w:color w:val="000000"/>
-                <w:sz w:val="16"/>
-                <w:szCs w:val="16"/>
+                <w:sz w:val="18"/>
+                <w:szCs w:val="18"/>
                 <w:rtl w:val="0"/>
               </w:rPr>
               <w:t xml:space="preserve">  R = Result, G = Generalization, C = Causal. Bracket the subtype beside the mark.</w:t>
@@ -15661,8 +15661,8 @@
             <w:r>
               <w:rPr>
                 <w:rtl w:val="0"/>
-                <w:sz w:val="16"/>
-                <w:szCs w:val="16"/>
+                <w:sz w:val="18"/>
+                <w:szCs w:val="18"/>
                 <w:rFonts w:ascii="Georgia" w:hAnsi="Georgia"/>
               </w:rPr>
             </w:r>
@@ -15684,8 +15684,8 @@
                 <w:i w:val="0"/>
                 <w:iCs w:val="0"/>
                 <w:color w:val="000000"/>
-                <w:sz w:val="16"/>
-                <w:szCs w:val="16"/>
+                <w:sz w:val="18"/>
+                <w:szCs w:val="18"/>
                 <w:rtl w:val="0"/>
               </w:rPr>
               <w:t xml:space="preserve">FALSE POSITIVE (Strikethrough)</w:t>
@@ -15693,8 +15693,8 @@
             <w:r>
               <w:rPr>
                 <w:rtl w:val="0"/>
-                <w:sz w:val="16"/>
-                <w:szCs w:val="16"/>
+                <w:sz w:val="18"/>
+                <w:szCs w:val="18"/>
                 <w:rFonts w:ascii="Georgia" w:hAnsi="Georgia"/>
               </w:rPr>
             </w:r>
@@ -15713,8 +15713,8 @@
                 <w:i w:val="0"/>
                 <w:iCs w:val="0"/>
                 <w:color w:val="000000"/>
-                <w:sz w:val="16"/>
-                <w:szCs w:val="16"/>
+                <w:sz w:val="18"/>
+                <w:szCs w:val="18"/>
                 <w:rtl w:val="0"/>
               </w:rPr>
               <w:t xml:space="preserve">No highlight. Strike through the token and write the reason code in grey text.</w:t>
@@ -15722,8 +15722,8 @@
             <w:r>
               <w:rPr>
                 <w:rtl w:val="0"/>
-                <w:sz w:val="16"/>
-                <w:szCs w:val="16"/>
+                <w:sz w:val="18"/>
+                <w:szCs w:val="18"/>
                 <w:rFonts w:ascii="Georgia" w:hAnsi="Georgia"/>
               </w:rPr>
             </w:r>
@@ -16172,8 +16172,8 @@
                 <w:rFonts w:ascii="Georgia" w:cs="Georgia" w:eastAsia="Georgia" w:hAnsi="Georgia"/>
                 <w:b w:val="1"/>
                 <w:bCs w:val="1"/>
-                <w:sz w:val="16"/>
-                <w:szCs w:val="16"/>
+                <w:sz w:val="18"/>
+                <w:szCs w:val="18"/>
                 <w:rtl w:val="0"/>
               </w:rPr>
               <w:t xml:space="preserve">Abstract ID</w:t>
@@ -16181,8 +16181,8 @@
             <w:r>
               <w:rPr>
                 <w:rtl w:val="0"/>
-                <w:sz w:val="16"/>
-                <w:szCs w:val="16"/>
+                <w:sz w:val="18"/>
+                <w:szCs w:val="18"/>
                 <w:rFonts w:ascii="Georgia" w:hAnsi="Georgia"/>
               </w:rPr>
             </w:r>
@@ -16206,8 +16206,8 @@
                 <w:rFonts w:ascii="Georgia" w:cs="Georgia" w:eastAsia="Georgia" w:hAnsi="Georgia"/>
                 <w:b w:val="1"/>
                 <w:bCs w:val="1"/>
-                <w:sz w:val="16"/>
-                <w:szCs w:val="16"/>
+                <w:sz w:val="18"/>
+                <w:szCs w:val="18"/>
                 <w:rtl w:val="0"/>
               </w:rPr>
               <w:t xml:space="preserve">Sentence #</w:t>
@@ -16215,8 +16215,8 @@
             <w:r>
               <w:rPr>
                 <w:rtl w:val="0"/>
-                <w:sz w:val="16"/>
-                <w:szCs w:val="16"/>
+                <w:sz w:val="18"/>
+                <w:szCs w:val="18"/>
                 <w:rFonts w:ascii="Georgia" w:hAnsi="Georgia"/>
               </w:rPr>
             </w:r>
@@ -16240,8 +16240,8 @@
                 <w:rFonts w:ascii="Georgia" w:cs="Georgia" w:eastAsia="Georgia" w:hAnsi="Georgia"/>
                 <w:b w:val="1"/>
                 <w:bCs w:val="1"/>
-                <w:sz w:val="16"/>
-                <w:szCs w:val="16"/>
+                <w:sz w:val="18"/>
+                <w:szCs w:val="18"/>
                 <w:rtl w:val="0"/>
               </w:rPr>
               <w:t xml:space="preserve">Clause</w:t>
@@ -16249,8 +16249,8 @@
             <w:r>
               <w:rPr>
                 <w:rtl w:val="0"/>
-                <w:sz w:val="16"/>
-                <w:szCs w:val="16"/>
+                <w:sz w:val="18"/>
+                <w:szCs w:val="18"/>
                 <w:rFonts w:ascii="Georgia" w:hAnsi="Georgia"/>
               </w:rPr>
             </w:r>
@@ -16274,8 +16274,8 @@
                 <w:rFonts w:ascii="Georgia" w:cs="Georgia" w:eastAsia="Georgia" w:hAnsi="Georgia"/>
                 <w:b w:val="1"/>
                 <w:bCs w:val="1"/>
-                <w:sz w:val="16"/>
-                <w:szCs w:val="16"/>
+                <w:sz w:val="18"/>
+                <w:szCs w:val="18"/>
                 <w:rtl w:val="0"/>
               </w:rPr>
               <w:t xml:space="preserve">Hedge Token</w:t>
@@ -16283,8 +16283,8 @@
             <w:r>
               <w:rPr>
                 <w:rtl w:val="0"/>
-                <w:sz w:val="16"/>
-                <w:szCs w:val="16"/>
+                <w:sz w:val="18"/>
+                <w:szCs w:val="18"/>
                 <w:rFonts w:ascii="Georgia" w:hAnsi="Georgia"/>
               </w:rPr>
             </w:r>
@@ -16308,8 +16308,8 @@
                 <w:rFonts w:ascii="Georgia" w:cs="Georgia" w:eastAsia="Georgia" w:hAnsi="Georgia"/>
                 <w:b w:val="1"/>
                 <w:bCs w:val="1"/>
-                <w:sz w:val="16"/>
-                <w:szCs w:val="16"/>
+                <w:sz w:val="18"/>
+                <w:szCs w:val="18"/>
                 <w:rtl w:val="0"/>
               </w:rPr>
               <w:t xml:space="preserve">Type</w:t>
@@ -16317,8 +16317,8 @@
             <w:r>
               <w:rPr>
                 <w:rtl w:val="0"/>
-                <w:sz w:val="16"/>
-                <w:szCs w:val="16"/>
+                <w:sz w:val="18"/>
+                <w:szCs w:val="18"/>
                 <w:rFonts w:ascii="Georgia" w:hAnsi="Georgia"/>
               </w:rPr>
             </w:r>
@@ -16342,8 +16342,8 @@
                 <w:rFonts w:ascii="Georgia" w:cs="Georgia" w:eastAsia="Georgia" w:hAnsi="Georgia"/>
                 <w:b w:val="1"/>
                 <w:bCs w:val="1"/>
-                <w:sz w:val="16"/>
-                <w:szCs w:val="16"/>
+                <w:sz w:val="18"/>
+                <w:szCs w:val="18"/>
                 <w:rtl w:val="0"/>
               </w:rPr>
               <w:t xml:space="preserve">Function</w:t>
@@ -16351,8 +16351,8 @@
             <w:r>
               <w:rPr>
                 <w:rtl w:val="0"/>
-                <w:sz w:val="16"/>
-                <w:szCs w:val="16"/>
+                <w:sz w:val="18"/>
+                <w:szCs w:val="18"/>
                 <w:rFonts w:ascii="Georgia" w:hAnsi="Georgia"/>
               </w:rPr>
             </w:r>
@@ -16376,8 +16376,8 @@
                 <w:rFonts w:ascii="Georgia" w:cs="Georgia" w:eastAsia="Georgia" w:hAnsi="Georgia"/>
                 <w:b w:val="1"/>
                 <w:bCs w:val="1"/>
-                <w:sz w:val="16"/>
-                <w:szCs w:val="16"/>
+                <w:sz w:val="18"/>
+                <w:szCs w:val="18"/>
                 <w:rtl w:val="0"/>
               </w:rPr>
               <w:t xml:space="preserve">Word Count</w:t>
@@ -16385,8 +16385,8 @@
             <w:r>
               <w:rPr>
                 <w:rtl w:val="0"/>
-                <w:sz w:val="16"/>
-                <w:szCs w:val="16"/>
+                <w:sz w:val="18"/>
+                <w:szCs w:val="18"/>
                 <w:rFonts w:ascii="Georgia" w:hAnsi="Georgia"/>
               </w:rPr>
             </w:r>
@@ -16410,8 +16410,8 @@
                 <w:rFonts w:ascii="Georgia" w:cs="Georgia" w:eastAsia="Georgia" w:hAnsi="Georgia"/>
                 <w:b w:val="1"/>
                 <w:bCs w:val="1"/>
-                <w:sz w:val="16"/>
-                <w:szCs w:val="16"/>
+                <w:sz w:val="18"/>
+                <w:szCs w:val="18"/>
                 <w:rtl w:val="0"/>
               </w:rPr>
               <w:t xml:space="preserve">Coder Notes</w:t>
@@ -16419,8 +16419,8 @@
             <w:r>
               <w:rPr>
                 <w:rtl w:val="0"/>
-                <w:sz w:val="16"/>
-                <w:szCs w:val="16"/>
+                <w:sz w:val="18"/>
+                <w:szCs w:val="18"/>
                 <w:rFonts w:ascii="Georgia" w:hAnsi="Georgia"/>
               </w:rPr>
             </w:r>
@@ -16443,8 +16443,8 @@
             <w:r>
               <w:rPr>
                 <w:rFonts w:ascii="Georgia" w:cs="Georgia" w:eastAsia="Georgia" w:hAnsi="Georgia"/>
-                <w:sz w:val="16"/>
-                <w:szCs w:val="16"/>
+                <w:sz w:val="18"/>
+                <w:szCs w:val="18"/>
                 <w:rtl w:val="0"/>
               </w:rPr>
               <w:t xml:space="preserve"> </w:t>
@@ -16452,8 +16452,8 @@
             <w:r>
               <w:rPr>
                 <w:rtl w:val="0"/>
-                <w:sz w:val="16"/>
-                <w:szCs w:val="16"/>
+                <w:sz w:val="18"/>
+                <w:szCs w:val="18"/>
                 <w:rFonts w:ascii="Georgia" w:hAnsi="Georgia"/>
               </w:rPr>
             </w:r>
@@ -16470,8 +16470,8 @@
             <w:r>
               <w:rPr>
                 <w:rFonts w:ascii="Georgia" w:cs="Georgia" w:eastAsia="Georgia" w:hAnsi="Georgia"/>
-                <w:sz w:val="16"/>
-                <w:szCs w:val="16"/>
+                <w:sz w:val="18"/>
+                <w:szCs w:val="18"/>
                 <w:rtl w:val="0"/>
               </w:rPr>
               <w:t xml:space="preserve"> </w:t>
@@ -16479,8 +16479,8 @@
             <w:r>
               <w:rPr>
                 <w:rtl w:val="0"/>
-                <w:sz w:val="16"/>
-                <w:szCs w:val="16"/>
+                <w:sz w:val="18"/>
+                <w:szCs w:val="18"/>
                 <w:rFonts w:ascii="Georgia" w:hAnsi="Georgia"/>
               </w:rPr>
             </w:r>
@@ -16497,8 +16497,8 @@
             <w:r>
               <w:rPr>
                 <w:rFonts w:ascii="Georgia" w:cs="Georgia" w:eastAsia="Georgia" w:hAnsi="Georgia"/>
-                <w:sz w:val="16"/>
-                <w:szCs w:val="16"/>
+                <w:sz w:val="18"/>
+                <w:szCs w:val="18"/>
                 <w:rtl w:val="0"/>
               </w:rPr>
               <w:t xml:space="preserve"> </w:t>
@@ -16506,8 +16506,8 @@
             <w:r>
               <w:rPr>
                 <w:rtl w:val="0"/>
-                <w:sz w:val="16"/>
-                <w:szCs w:val="16"/>
+                <w:sz w:val="18"/>
+                <w:szCs w:val="18"/>
                 <w:rFonts w:ascii="Georgia" w:hAnsi="Georgia"/>
               </w:rPr>
             </w:r>
@@ -16524,8 +16524,8 @@
             <w:r>
               <w:rPr>
                 <w:rFonts w:ascii="Georgia" w:cs="Georgia" w:eastAsia="Georgia" w:hAnsi="Georgia"/>
-                <w:sz w:val="16"/>
-                <w:szCs w:val="16"/>
+                <w:sz w:val="18"/>
+                <w:szCs w:val="18"/>
                 <w:rtl w:val="0"/>
               </w:rPr>
               <w:t xml:space="preserve"> </w:t>
@@ -16533,8 +16533,8 @@
             <w:r>
               <w:rPr>
                 <w:rtl w:val="0"/>
-                <w:sz w:val="16"/>
-                <w:szCs w:val="16"/>
+                <w:sz w:val="18"/>
+                <w:szCs w:val="18"/>
                 <w:rFonts w:ascii="Georgia" w:hAnsi="Georgia"/>
               </w:rPr>
             </w:r>
@@ -16551,8 +16551,8 @@
             <w:r>
               <w:rPr>
                 <w:rFonts w:ascii="Georgia" w:cs="Georgia" w:eastAsia="Georgia" w:hAnsi="Georgia"/>
-                <w:sz w:val="16"/>
-                <w:szCs w:val="16"/>
+                <w:sz w:val="18"/>
+                <w:szCs w:val="18"/>
                 <w:rtl w:val="0"/>
               </w:rPr>
               <w:t xml:space="preserve"> </w:t>
@@ -16560,8 +16560,8 @@
             <w:r>
               <w:rPr>
                 <w:rtl w:val="0"/>
-                <w:sz w:val="16"/>
-                <w:szCs w:val="16"/>
+                <w:sz w:val="18"/>
+                <w:szCs w:val="18"/>
                 <w:rFonts w:ascii="Georgia" w:hAnsi="Georgia"/>
               </w:rPr>
             </w:r>
@@ -16578,8 +16578,8 @@
             <w:r>
               <w:rPr>
                 <w:rFonts w:ascii="Georgia" w:cs="Georgia" w:eastAsia="Georgia" w:hAnsi="Georgia"/>
-                <w:sz w:val="16"/>
-                <w:szCs w:val="16"/>
+                <w:sz w:val="18"/>
+                <w:szCs w:val="18"/>
                 <w:rtl w:val="0"/>
               </w:rPr>
               <w:t xml:space="preserve"> </w:t>
@@ -16587,8 +16587,8 @@
             <w:r>
               <w:rPr>
                 <w:rtl w:val="0"/>
-                <w:sz w:val="16"/>
-                <w:szCs w:val="16"/>
+                <w:sz w:val="18"/>
+                <w:szCs w:val="18"/>
                 <w:rFonts w:ascii="Georgia" w:hAnsi="Georgia"/>
               </w:rPr>
             </w:r>
@@ -16605,8 +16605,8 @@
             <w:r>
               <w:rPr>
                 <w:rFonts w:ascii="Georgia" w:cs="Georgia" w:eastAsia="Georgia" w:hAnsi="Georgia"/>
-                <w:sz w:val="16"/>
-                <w:szCs w:val="16"/>
+                <w:sz w:val="18"/>
+                <w:szCs w:val="18"/>
                 <w:rtl w:val="0"/>
               </w:rPr>
               <w:t xml:space="preserve"> </w:t>
@@ -16614,8 +16614,8 @@
             <w:r>
               <w:rPr>
                 <w:rtl w:val="0"/>
-                <w:sz w:val="16"/>
-                <w:szCs w:val="16"/>
+                <w:sz w:val="18"/>
+                <w:szCs w:val="18"/>
                 <w:rFonts w:ascii="Georgia" w:hAnsi="Georgia"/>
               </w:rPr>
             </w:r>
@@ -16632,8 +16632,8 @@
             <w:r>
               <w:rPr>
                 <w:rFonts w:ascii="Georgia" w:cs="Georgia" w:eastAsia="Georgia" w:hAnsi="Georgia"/>
-                <w:sz w:val="16"/>
-                <w:szCs w:val="16"/>
+                <w:sz w:val="18"/>
+                <w:szCs w:val="18"/>
                 <w:rtl w:val="0"/>
               </w:rPr>
               <w:t xml:space="preserve"> </w:t>
@@ -16641,8 +16641,8 @@
             <w:r>
               <w:rPr>
                 <w:rtl w:val="0"/>
-                <w:sz w:val="16"/>
-                <w:szCs w:val="16"/>
+                <w:sz w:val="18"/>
+                <w:szCs w:val="18"/>
                 <w:rFonts w:ascii="Georgia" w:hAnsi="Georgia"/>
               </w:rPr>
             </w:r>
@@ -16789,8 +16789,8 @@
                 <w:rFonts w:ascii="Georgia" w:cs="Georgia" w:eastAsia="Georgia" w:hAnsi="Georgia"/>
                 <w:b w:val="1"/>
                 <w:bCs w:val="1"/>
-                <w:sz w:val="16"/>
-                <w:szCs w:val="16"/>
+                <w:sz w:val="18"/>
+                <w:szCs w:val="18"/>
                 <w:rtl w:val="0"/>
               </w:rPr>
               <w:t xml:space="preserve">Abstract ID</w:t>
@@ -16798,8 +16798,8 @@
             <w:r>
               <w:rPr>
                 <w:rtl w:val="0"/>
-                <w:sz w:val="16"/>
-                <w:szCs w:val="16"/>
+                <w:sz w:val="18"/>
+                <w:szCs w:val="18"/>
                 <w:rFonts w:ascii="Georgia" w:hAnsi="Georgia"/>
               </w:rPr>
             </w:r>
@@ -16823,8 +16823,8 @@
                 <w:rFonts w:ascii="Georgia" w:cs="Georgia" w:eastAsia="Georgia" w:hAnsi="Georgia"/>
                 <w:b w:val="1"/>
                 <w:bCs w:val="1"/>
-                <w:sz w:val="16"/>
-                <w:szCs w:val="16"/>
+                <w:sz w:val="18"/>
+                <w:szCs w:val="18"/>
                 <w:rtl w:val="0"/>
               </w:rPr>
               <w:t xml:space="preserve">Sentence #</w:t>
@@ -16832,8 +16832,8 @@
             <w:r>
               <w:rPr>
                 <w:rtl w:val="0"/>
-                <w:sz w:val="16"/>
-                <w:szCs w:val="16"/>
+                <w:sz w:val="18"/>
+                <w:szCs w:val="18"/>
                 <w:rFonts w:ascii="Georgia" w:hAnsi="Georgia"/>
               </w:rPr>
             </w:r>
@@ -16857,8 +16857,8 @@
                 <w:rFonts w:ascii="Georgia" w:cs="Georgia" w:eastAsia="Georgia" w:hAnsi="Georgia"/>
                 <w:b w:val="1"/>
                 <w:bCs w:val="1"/>
-                <w:sz w:val="16"/>
-                <w:szCs w:val="16"/>
+                <w:sz w:val="18"/>
+                <w:szCs w:val="18"/>
                 <w:rtl w:val="0"/>
               </w:rPr>
               <w:t xml:space="preserve">Clause</w:t>
@@ -16866,8 +16866,8 @@
             <w:r>
               <w:rPr>
                 <w:rtl w:val="0"/>
-                <w:sz w:val="16"/>
-                <w:szCs w:val="16"/>
+                <w:sz w:val="18"/>
+                <w:szCs w:val="18"/>
                 <w:rFonts w:ascii="Georgia" w:hAnsi="Georgia"/>
               </w:rPr>
             </w:r>
@@ -16891,8 +16891,8 @@
                 <w:rFonts w:ascii="Georgia" w:cs="Georgia" w:eastAsia="Georgia" w:hAnsi="Georgia"/>
                 <w:b w:val="1"/>
                 <w:bCs w:val="1"/>
-                <w:sz w:val="16"/>
-                <w:szCs w:val="16"/>
+                <w:sz w:val="18"/>
+                <w:szCs w:val="18"/>
                 <w:rtl w:val="0"/>
               </w:rPr>
               <w:t xml:space="preserve">Subtype</w:t>
@@ -16900,8 +16900,8 @@
             <w:r>
               <w:rPr>
                 <w:rtl w:val="0"/>
-                <w:sz w:val="16"/>
-                <w:szCs w:val="16"/>
+                <w:sz w:val="18"/>
+                <w:szCs w:val="18"/>
                 <w:rFonts w:ascii="Georgia" w:hAnsi="Georgia"/>
               </w:rPr>
             </w:r>
@@ -16925,8 +16925,8 @@
                 <w:rFonts w:ascii="Georgia" w:cs="Georgia" w:eastAsia="Georgia" w:hAnsi="Georgia"/>
                 <w:b w:val="1"/>
                 <w:bCs w:val="1"/>
-                <w:sz w:val="16"/>
-                <w:szCs w:val="16"/>
+                <w:sz w:val="18"/>
+                <w:szCs w:val="18"/>
                 <w:rtl w:val="0"/>
               </w:rPr>
               <w:t xml:space="preserve">Reverse Test (Y/N)</w:t>
@@ -16934,8 +16934,8 @@
             <w:r>
               <w:rPr>
                 <w:rtl w:val="0"/>
-                <w:sz w:val="16"/>
-                <w:szCs w:val="16"/>
+                <w:sz w:val="18"/>
+                <w:szCs w:val="18"/>
                 <w:rFonts w:ascii="Georgia" w:hAnsi="Georgia"/>
               </w:rPr>
             </w:r>
@@ -16959,8 +16959,8 @@
                 <w:rFonts w:ascii="Georgia" w:cs="Georgia" w:eastAsia="Georgia" w:hAnsi="Georgia"/>
                 <w:b w:val="1"/>
                 <w:bCs w:val="1"/>
-                <w:sz w:val="16"/>
-                <w:szCs w:val="16"/>
+                <w:sz w:val="18"/>
+                <w:szCs w:val="18"/>
                 <w:rtl w:val="0"/>
               </w:rPr>
               <w:t xml:space="preserve">Coder Notes</w:t>
@@ -16968,8 +16968,8 @@
             <w:r>
               <w:rPr>
                 <w:rtl w:val="0"/>
-                <w:sz w:val="16"/>
-                <w:szCs w:val="16"/>
+                <w:sz w:val="18"/>
+                <w:szCs w:val="18"/>
                 <w:rFonts w:ascii="Georgia" w:hAnsi="Georgia"/>
               </w:rPr>
             </w:r>
@@ -16992,8 +16992,8 @@
             <w:r>
               <w:rPr>
                 <w:rFonts w:ascii="Georgia" w:cs="Georgia" w:eastAsia="Georgia" w:hAnsi="Georgia"/>
-                <w:sz w:val="16"/>
-                <w:szCs w:val="16"/>
+                <w:sz w:val="18"/>
+                <w:szCs w:val="18"/>
                 <w:rtl w:val="0"/>
               </w:rPr>
               <w:t xml:space="preserve"> </w:t>
@@ -17001,8 +17001,8 @@
             <w:r>
               <w:rPr>
                 <w:rtl w:val="0"/>
-                <w:sz w:val="16"/>
-                <w:szCs w:val="16"/>
+                <w:sz w:val="18"/>
+                <w:szCs w:val="18"/>
                 <w:rFonts w:ascii="Georgia" w:hAnsi="Georgia"/>
               </w:rPr>
             </w:r>
@@ -17019,8 +17019,8 @@
             <w:r>
               <w:rPr>
                 <w:rFonts w:ascii="Georgia" w:cs="Georgia" w:eastAsia="Georgia" w:hAnsi="Georgia"/>
-                <w:sz w:val="16"/>
-                <w:szCs w:val="16"/>
+                <w:sz w:val="18"/>
+                <w:szCs w:val="18"/>
                 <w:rtl w:val="0"/>
               </w:rPr>
               <w:t xml:space="preserve"> </w:t>
@@ -17028,8 +17028,8 @@
             <w:r>
               <w:rPr>
                 <w:rtl w:val="0"/>
-                <w:sz w:val="16"/>
-                <w:szCs w:val="16"/>
+                <w:sz w:val="18"/>
+                <w:szCs w:val="18"/>
                 <w:rFonts w:ascii="Georgia" w:hAnsi="Georgia"/>
               </w:rPr>
             </w:r>
@@ -17046,8 +17046,8 @@
             <w:r>
               <w:rPr>
                 <w:rFonts w:ascii="Georgia" w:cs="Georgia" w:eastAsia="Georgia" w:hAnsi="Georgia"/>
-                <w:sz w:val="16"/>
-                <w:szCs w:val="16"/>
+                <w:sz w:val="18"/>
+                <w:szCs w:val="18"/>
                 <w:rtl w:val="0"/>
               </w:rPr>
               <w:t xml:space="preserve"> </w:t>
@@ -17055,8 +17055,8 @@
             <w:r>
               <w:rPr>
                 <w:rtl w:val="0"/>
-                <w:sz w:val="16"/>
-                <w:szCs w:val="16"/>
+                <w:sz w:val="18"/>
+                <w:szCs w:val="18"/>
                 <w:rFonts w:ascii="Georgia" w:hAnsi="Georgia"/>
               </w:rPr>
             </w:r>
@@ -17073,8 +17073,8 @@
             <w:r>
               <w:rPr>
                 <w:rFonts w:ascii="Georgia" w:cs="Georgia" w:eastAsia="Georgia" w:hAnsi="Georgia"/>
-                <w:sz w:val="16"/>
-                <w:szCs w:val="16"/>
+                <w:sz w:val="18"/>
+                <w:szCs w:val="18"/>
                 <w:rtl w:val="0"/>
               </w:rPr>
               <w:t xml:space="preserve"> </w:t>
@@ -17082,8 +17082,8 @@
             <w:r>
               <w:rPr>
                 <w:rtl w:val="0"/>
-                <w:sz w:val="16"/>
-                <w:szCs w:val="16"/>
+                <w:sz w:val="18"/>
+                <w:szCs w:val="18"/>
                 <w:rFonts w:ascii="Georgia" w:hAnsi="Georgia"/>
               </w:rPr>
             </w:r>
@@ -17100,8 +17100,8 @@
             <w:r>
               <w:rPr>
                 <w:rFonts w:ascii="Georgia" w:cs="Georgia" w:eastAsia="Georgia" w:hAnsi="Georgia"/>
-                <w:sz w:val="16"/>
-                <w:szCs w:val="16"/>
+                <w:sz w:val="18"/>
+                <w:szCs w:val="18"/>
                 <w:rtl w:val="0"/>
               </w:rPr>
               <w:t xml:space="preserve"> </w:t>
@@ -17109,8 +17109,8 @@
             <w:r>
               <w:rPr>
                 <w:rtl w:val="0"/>
-                <w:sz w:val="16"/>
-                <w:szCs w:val="16"/>
+                <w:sz w:val="18"/>
+                <w:szCs w:val="18"/>
                 <w:rFonts w:ascii="Georgia" w:hAnsi="Georgia"/>
               </w:rPr>
             </w:r>
@@ -17127,8 +17127,8 @@
             <w:r>
               <w:rPr>
                 <w:rFonts w:ascii="Georgia" w:cs="Georgia" w:eastAsia="Georgia" w:hAnsi="Georgia"/>
-                <w:sz w:val="16"/>
-                <w:szCs w:val="16"/>
+                <w:sz w:val="18"/>
+                <w:szCs w:val="18"/>
                 <w:rtl w:val="0"/>
               </w:rPr>
               <w:t xml:space="preserve"> </w:t>
@@ -17136,8 +17136,8 @@
             <w:r>
               <w:rPr>
                 <w:rtl w:val="0"/>
-                <w:sz w:val="16"/>
-                <w:szCs w:val="16"/>
+                <w:sz w:val="18"/>
+                <w:szCs w:val="18"/>
                 <w:rFonts w:ascii="Georgia" w:hAnsi="Georgia"/>
               </w:rPr>
             </w:r>
@@ -17257,8 +17257,8 @@
                 <w:rFonts w:ascii="Georgia" w:cs="Georgia" w:eastAsia="Georgia" w:hAnsi="Georgia"/>
                 <w:b w:val="1"/>
                 <w:bCs w:val="1"/>
-                <w:sz w:val="16"/>
-                <w:szCs w:val="16"/>
+                <w:sz w:val="18"/>
+                <w:szCs w:val="18"/>
                 <w:rtl w:val="0"/>
               </w:rPr>
               <w:t xml:space="preserve">Abstract ID</w:t>
@@ -17266,8 +17266,8 @@
             <w:r>
               <w:rPr>
                 <w:rtl w:val="0"/>
-                <w:sz w:val="16"/>
-                <w:szCs w:val="16"/>
+                <w:sz w:val="18"/>
+                <w:szCs w:val="18"/>
                 <w:rFonts w:ascii="Georgia" w:hAnsi="Georgia"/>
               </w:rPr>
             </w:r>
@@ -17291,8 +17291,8 @@
                 <w:rFonts w:ascii="Georgia" w:cs="Georgia" w:eastAsia="Georgia" w:hAnsi="Georgia"/>
                 <w:b w:val="1"/>
                 <w:bCs w:val="1"/>
-                <w:sz w:val="16"/>
-                <w:szCs w:val="16"/>
+                <w:sz w:val="18"/>
+                <w:szCs w:val="18"/>
                 <w:rtl w:val="0"/>
               </w:rPr>
               <w:t xml:space="preserve">Sentence #</w:t>
@@ -17300,8 +17300,8 @@
             <w:r>
               <w:rPr>
                 <w:rtl w:val="0"/>
-                <w:sz w:val="16"/>
-                <w:szCs w:val="16"/>
+                <w:sz w:val="18"/>
+                <w:szCs w:val="18"/>
                 <w:rFonts w:ascii="Georgia" w:hAnsi="Georgia"/>
               </w:rPr>
             </w:r>
@@ -17325,8 +17325,8 @@
                 <w:rFonts w:ascii="Georgia" w:cs="Georgia" w:eastAsia="Georgia" w:hAnsi="Georgia"/>
                 <w:b w:val="1"/>
                 <w:bCs w:val="1"/>
-                <w:sz w:val="16"/>
-                <w:szCs w:val="16"/>
+                <w:sz w:val="18"/>
+                <w:szCs w:val="18"/>
                 <w:rtl w:val="0"/>
               </w:rPr>
               <w:t xml:space="preserve">Clause</w:t>
@@ -17334,8 +17334,8 @@
             <w:r>
               <w:rPr>
                 <w:rtl w:val="0"/>
-                <w:sz w:val="16"/>
-                <w:szCs w:val="16"/>
+                <w:sz w:val="18"/>
+                <w:szCs w:val="18"/>
                 <w:rFonts w:ascii="Georgia" w:hAnsi="Georgia"/>
               </w:rPr>
             </w:r>
@@ -17359,8 +17359,8 @@
                 <w:rFonts w:ascii="Georgia" w:cs="Georgia" w:eastAsia="Georgia" w:hAnsi="Georgia"/>
                 <w:b w:val="1"/>
                 <w:bCs w:val="1"/>
-                <w:sz w:val="16"/>
-                <w:szCs w:val="16"/>
+                <w:sz w:val="18"/>
+                <w:szCs w:val="18"/>
                 <w:rtl w:val="0"/>
               </w:rPr>
               <w:t xml:space="preserve">Token</w:t>
@@ -17368,8 +17368,8 @@
             <w:r>
               <w:rPr>
                 <w:rtl w:val="0"/>
-                <w:sz w:val="16"/>
-                <w:szCs w:val="16"/>
+                <w:sz w:val="18"/>
+                <w:szCs w:val="18"/>
                 <w:rFonts w:ascii="Georgia" w:hAnsi="Georgia"/>
               </w:rPr>
             </w:r>
@@ -17393,8 +17393,8 @@
                 <w:rFonts w:ascii="Georgia" w:cs="Georgia" w:eastAsia="Georgia" w:hAnsi="Georgia"/>
                 <w:b w:val="1"/>
                 <w:bCs w:val="1"/>
-                <w:sz w:val="16"/>
-                <w:szCs w:val="16"/>
+                <w:sz w:val="18"/>
+                <w:szCs w:val="18"/>
                 <w:rtl w:val="0"/>
               </w:rPr>
               <w:t xml:space="preserve">Reason Code</w:t>
@@ -17402,8 +17402,8 @@
             <w:r>
               <w:rPr>
                 <w:rtl w:val="0"/>
-                <w:sz w:val="16"/>
-                <w:szCs w:val="16"/>
+                <w:sz w:val="18"/>
+                <w:szCs w:val="18"/>
                 <w:rFonts w:ascii="Georgia" w:hAnsi="Georgia"/>
               </w:rPr>
             </w:r>
@@ -17427,8 +17427,8 @@
                 <w:rFonts w:ascii="Georgia" w:cs="Georgia" w:eastAsia="Georgia" w:hAnsi="Georgia"/>
                 <w:b w:val="1"/>
                 <w:bCs w:val="1"/>
-                <w:sz w:val="16"/>
-                <w:szCs w:val="16"/>
+                <w:sz w:val="18"/>
+                <w:szCs w:val="18"/>
                 <w:rtl w:val="0"/>
               </w:rPr>
               <w:t xml:space="preserve">Coder Notes</w:t>
@@ -17436,8 +17436,8 @@
             <w:r>
               <w:rPr>
                 <w:rtl w:val="0"/>
-                <w:sz w:val="16"/>
-                <w:szCs w:val="16"/>
+                <w:sz w:val="18"/>
+                <w:szCs w:val="18"/>
                 <w:rFonts w:ascii="Georgia" w:hAnsi="Georgia"/>
               </w:rPr>
             </w:r>
@@ -17460,8 +17460,8 @@
             <w:r>
               <w:rPr>
                 <w:rFonts w:ascii="Georgia" w:cs="Georgia" w:eastAsia="Georgia" w:hAnsi="Georgia"/>
-                <w:sz w:val="16"/>
-                <w:szCs w:val="16"/>
+                <w:sz w:val="18"/>
+                <w:szCs w:val="18"/>
                 <w:rtl w:val="0"/>
               </w:rPr>
               <w:t xml:space="preserve"> </w:t>
@@ -17469,8 +17469,8 @@
             <w:r>
               <w:rPr>
                 <w:rtl w:val="0"/>
-                <w:sz w:val="16"/>
-                <w:szCs w:val="16"/>
+                <w:sz w:val="18"/>
+                <w:szCs w:val="18"/>
                 <w:rFonts w:ascii="Georgia" w:hAnsi="Georgia"/>
               </w:rPr>
             </w:r>
@@ -17487,8 +17487,8 @@
             <w:r>
               <w:rPr>
                 <w:rFonts w:ascii="Georgia" w:cs="Georgia" w:eastAsia="Georgia" w:hAnsi="Georgia"/>
-                <w:sz w:val="16"/>
-                <w:szCs w:val="16"/>
+                <w:sz w:val="18"/>
+                <w:szCs w:val="18"/>
                 <w:rtl w:val="0"/>
               </w:rPr>
               <w:t xml:space="preserve"> </w:t>
@@ -17496,8 +17496,8 @@
             <w:r>
               <w:rPr>
                 <w:rtl w:val="0"/>
-                <w:sz w:val="16"/>
-                <w:szCs w:val="16"/>
+                <w:sz w:val="18"/>
+                <w:szCs w:val="18"/>
                 <w:rFonts w:ascii="Georgia" w:hAnsi="Georgia"/>
               </w:rPr>
             </w:r>
@@ -17514,8 +17514,8 @@
             <w:r>
               <w:rPr>
                 <w:rFonts w:ascii="Georgia" w:cs="Georgia" w:eastAsia="Georgia" w:hAnsi="Georgia"/>
-                <w:sz w:val="16"/>
-                <w:szCs w:val="16"/>
+                <w:sz w:val="18"/>
+                <w:szCs w:val="18"/>
                 <w:rtl w:val="0"/>
               </w:rPr>
               <w:t xml:space="preserve"> </w:t>
@@ -17523,8 +17523,8 @@
             <w:r>
               <w:rPr>
                 <w:rtl w:val="0"/>
-                <w:sz w:val="16"/>
-                <w:szCs w:val="16"/>
+                <w:sz w:val="18"/>
+                <w:szCs w:val="18"/>
                 <w:rFonts w:ascii="Georgia" w:hAnsi="Georgia"/>
               </w:rPr>
             </w:r>
@@ -17541,8 +17541,8 @@
             <w:r>
               <w:rPr>
                 <w:rFonts w:ascii="Georgia" w:cs="Georgia" w:eastAsia="Georgia" w:hAnsi="Georgia"/>
-                <w:sz w:val="16"/>
-                <w:szCs w:val="16"/>
+                <w:sz w:val="18"/>
+                <w:szCs w:val="18"/>
                 <w:rtl w:val="0"/>
               </w:rPr>
               <w:t xml:space="preserve"> </w:t>
@@ -17550,8 +17550,8 @@
             <w:r>
               <w:rPr>
                 <w:rtl w:val="0"/>
-                <w:sz w:val="16"/>
-                <w:szCs w:val="16"/>
+                <w:sz w:val="18"/>
+                <w:szCs w:val="18"/>
                 <w:rFonts w:ascii="Georgia" w:hAnsi="Georgia"/>
               </w:rPr>
             </w:r>
@@ -17568,8 +17568,8 @@
             <w:r>
               <w:rPr>
                 <w:rFonts w:ascii="Georgia" w:cs="Georgia" w:eastAsia="Georgia" w:hAnsi="Georgia"/>
-                <w:sz w:val="16"/>
-                <w:szCs w:val="16"/>
+                <w:sz w:val="18"/>
+                <w:szCs w:val="18"/>
                 <w:rtl w:val="0"/>
               </w:rPr>
               <w:t xml:space="preserve"> </w:t>
@@ -17577,8 +17577,8 @@
             <w:r>
               <w:rPr>
                 <w:rtl w:val="0"/>
-                <w:sz w:val="16"/>
-                <w:szCs w:val="16"/>
+                <w:sz w:val="18"/>
+                <w:szCs w:val="18"/>
                 <w:rFonts w:ascii="Georgia" w:hAnsi="Georgia"/>
               </w:rPr>
             </w:r>
@@ -17595,8 +17595,8 @@
             <w:r>
               <w:rPr>
                 <w:rFonts w:ascii="Georgia" w:cs="Georgia" w:eastAsia="Georgia" w:hAnsi="Georgia"/>
-                <w:sz w:val="16"/>
-                <w:szCs w:val="16"/>
+                <w:sz w:val="18"/>
+                <w:szCs w:val="18"/>
                 <w:rtl w:val="0"/>
               </w:rPr>
               <w:t xml:space="preserve"> </w:t>
@@ -17604,8 +17604,8 @@
             <w:r>
               <w:rPr>
                 <w:rtl w:val="0"/>
-                <w:sz w:val="16"/>
-                <w:szCs w:val="16"/>
+                <w:sz w:val="18"/>
+                <w:szCs w:val="18"/>
                 <w:rFonts w:ascii="Georgia" w:hAnsi="Georgia"/>
               </w:rPr>
             </w:r>
@@ -17618,7 +17618,7 @@
         <w:keepNext w:val="1"/>
         <w:keepLines w:val="1"/>
         <w:pageBreakBefore w:val="1"/>
-        <w:spacing w:before="120" w:after="0" w:line="480" w:lineRule="auto"/>
+        <w:spacing w:before="240" w:after="0" w:line="480" w:lineRule="auto"/>
         <w:jc w:val="left"/>
         <w:rPr/>
       </w:pPr>
@@ -18443,7 +18443,7 @@
       <w:pPr>
         <w:keepNext w:val="1"/>
         <w:keepLines w:val="1"/>
-        <w:spacing w:before="120" w:after="0" w:line="480" w:lineRule="auto"/>
+        <w:spacing w:before="240" w:after="0" w:line="480" w:lineRule="auto"/>
         <w:jc w:val="left"/>
         <w:rPr/>
       </w:pPr>

--- a/thesis/003_ThesisProposal_Draft_013.docx
+++ b/thesis/003_ThesisProposal_Draft_013.docx
@@ -8375,7 +8375,7 @@
     </w:tbl>
     <w:p>
       <w:pPr>
-        <w:spacing w:before="120" w:after="0" w:line="480" w:lineRule="auto"/>
+        <w:spacing w:before="240" w:after="0" w:line="480" w:lineRule="auto"/>
         <w:ind w:firstLine="720"/>
         <w:jc w:val="both"/>
         <w:rPr/>
@@ -11569,7 +11569,7 @@
     <w:p>
       <w:pPr>
         <w:keepNext w:val="1"/>
-        <w:spacing w:before="120" w:after="0" w:line="480" w:lineRule="auto"/>
+        <w:spacing w:before="240" w:after="0" w:line="480" w:lineRule="auto"/>
         <w:ind w:firstLine="720"/>
         <w:jc w:val="both"/>
         <w:rPr/>
@@ -12572,7 +12572,7 @@
     <w:p>
       <w:pPr>
         <w:keepNext w:val="1"/>
-        <w:spacing w:before="120" w:after="0" w:line="480" w:lineRule="auto"/>
+        <w:spacing w:before="240" w:after="0" w:line="480" w:lineRule="auto"/>
         <w:jc w:val="left"/>
         <w:rPr/>
       </w:pPr>
@@ -13499,7 +13499,7 @@
     </w:tbl>
     <w:p>
       <w:pPr>
-        <w:spacing w:before="120" w:after="0" w:line="480" w:lineRule="auto"/>
+        <w:spacing w:before="240" w:after="0" w:line="480" w:lineRule="auto"/>
         <w:ind w:firstLine="720"/>
         <w:jc w:val="both"/>
         <w:rPr/>
@@ -14408,7 +14408,7 @@
     <w:p>
       <w:pPr>
         <w:keepNext w:val="1"/>
-        <w:spacing w:before="120" w:after="0" w:line="480" w:lineRule="auto"/>
+        <w:spacing w:before="240" w:after="0" w:line="480" w:lineRule="auto"/>
         <w:jc w:val="left"/>
         <w:rPr/>
       </w:pPr>
@@ -15143,7 +15143,7 @@
     <w:p>
       <w:pPr>
         <w:keepNext w:val="1"/>
-        <w:spacing w:before="120" w:after="0" w:line="480" w:lineRule="auto"/>
+        <w:spacing w:before="240" w:after="0" w:line="480" w:lineRule="auto"/>
         <w:jc w:val="left"/>
         <w:rPr/>
       </w:pPr>
@@ -15734,7 +15734,7 @@
     <w:p>
       <w:pPr>
         <w:keepNext w:val="1"/>
-        <w:spacing w:before="120" w:after="0" w:line="480" w:lineRule="auto"/>
+        <w:spacing w:before="240" w:after="0" w:line="480" w:lineRule="auto"/>
         <w:jc w:val="left"/>
         <w:rPr/>
       </w:pPr>
@@ -16652,7 +16652,7 @@
     </w:tbl>
     <w:p>
       <w:pPr>
-        <w:spacing w:before="120" w:after="0" w:line="480" w:lineRule="auto"/>
+        <w:spacing w:before="240" w:after="0" w:line="480" w:lineRule="auto"/>
         <w:ind w:firstLine="720"/>
         <w:jc w:val="both"/>
         <w:rPr/>
@@ -17148,7 +17148,7 @@
     <w:p>
       <w:pPr>
         <w:keepNext w:val="1"/>
-        <w:spacing w:before="120" w:after="0" w:line="480" w:lineRule="auto"/>
+        <w:spacing w:before="240" w:after="0" w:line="480" w:lineRule="auto"/>
         <w:jc w:val="left"/>
         <w:rPr/>
       </w:pPr>

--- a/thesis/003_ThesisProposal_Draft_013.docx
+++ b/thesis/003_ThesisProposal_Draft_013.docx
@@ -4007,7 +4007,7 @@
     </w:tbl>
     <w:p>
       <w:pPr>
-        <w:spacing w:before="120" w:after="0" w:line="480" w:lineRule="auto"/>
+        <w:spacing w:before="240" w:after="0" w:line="480" w:lineRule="auto"/>
         <w:ind w:firstLine="720"/>
         <w:jc w:val="both"/>
         <w:rPr/>
@@ -4912,7 +4912,7 @@
     </w:tbl>
     <w:p>
       <w:pPr>
-        <w:spacing w:before="120" w:after="0" w:line="480" w:lineRule="auto"/>
+        <w:spacing w:before="240" w:after="0" w:line="480" w:lineRule="auto"/>
         <w:ind w:firstLine="720"/>
         <w:jc w:val="both"/>
         <w:rPr/>
@@ -6038,7 +6038,7 @@
     </w:tbl>
     <w:p>
       <w:pPr>
-        <w:spacing w:before="120" w:after="0" w:line="480" w:lineRule="auto"/>
+        <w:spacing w:before="240" w:after="0" w:line="480" w:lineRule="auto"/>
         <w:ind w:firstLine="720"/>
         <w:jc w:val="both"/>
         <w:rPr/>
@@ -7613,7 +7613,7 @@
     </w:tbl>
     <w:p>
       <w:pPr>
-        <w:spacing w:before="120" w:after="0" w:line="480" w:lineRule="auto"/>
+        <w:spacing w:before="240" w:after="0" w:line="480" w:lineRule="auto"/>
         <w:ind w:firstLine="720"/>
         <w:jc w:val="both"/>
         <w:rPr/>

--- a/thesis/003_ThesisProposal_Draft_013.docx
+++ b/thesis/003_ThesisProposal_Draft_013.docx
@@ -9993,7 +9993,7 @@
     <w:p>
       <w:pPr>
         <w:spacing w:before="0" w:after="0" w:line="480" w:lineRule="auto"/>
-        <w:jc w:val="left"/>
+        <w:jc w:val="both"/>
         <w:rPr/>
       </w:pPr>
       <w:r>
@@ -10041,7 +10041,7 @@
     <w:p>
       <w:pPr>
         <w:spacing w:before="0" w:after="0" w:line="240" w:lineRule="auto"/>
-        <w:jc w:val="left"/>
+        <w:jc w:val="both"/>
         <w:rPr/>
       </w:pPr>
       <w:r>
@@ -10089,7 +10089,7 @@
       <w:pPr>
         <w:spacing w:before="0" w:after="0" w:line="240" w:lineRule="auto"/>
         <w:ind w:left="240" w:firstLine="0"/>
-        <w:jc w:val="left"/>
+        <w:jc w:val="both"/>
         <w:rPr/>
       </w:pPr>
       <w:r>
@@ -10113,7 +10113,7 @@
       <w:pPr>
         <w:spacing w:before="0" w:after="0" w:line="240" w:lineRule="auto"/>
         <w:ind w:left="240" w:firstLine="0"/>
-        <w:jc w:val="left"/>
+        <w:jc w:val="both"/>
         <w:rPr/>
       </w:pPr>
       <w:r>
@@ -10137,7 +10137,7 @@
       <w:pPr>
         <w:spacing w:before="0" w:after="0" w:line="240" w:lineRule="auto"/>
         <w:ind w:left="240" w:firstLine="0"/>
-        <w:jc w:val="left"/>
+        <w:jc w:val="both"/>
         <w:rPr/>
       </w:pPr>
       <w:r>
@@ -10161,7 +10161,7 @@
       <w:pPr>
         <w:spacing w:before="0" w:after="0" w:line="240" w:lineRule="auto"/>
         <w:ind w:left="240" w:firstLine="0"/>
-        <w:jc w:val="left"/>
+        <w:jc w:val="both"/>
         <w:rPr/>
       </w:pPr>
       <w:r>
@@ -10210,7 +10210,7 @@
       <w:pPr>
         <w:spacing w:before="0" w:after="0" w:line="240" w:lineRule="auto"/>
         <w:ind w:left="240" w:firstLine="720"/>
-        <w:jc w:val="left"/>
+        <w:jc w:val="both"/>
         <w:rPr/>
       </w:pPr>
       <w:r>
@@ -10234,7 +10234,7 @@
       <w:pPr>
         <w:spacing w:before="0" w:after="0" w:line="240" w:lineRule="auto"/>
         <w:ind w:left="240" w:firstLine="720"/>
-        <w:jc w:val="left"/>
+        <w:jc w:val="both"/>
         <w:rPr/>
       </w:pPr>
       <w:r>
@@ -10258,7 +10258,7 @@
       <w:pPr>
         <w:spacing w:before="0" w:after="0" w:line="240" w:lineRule="auto"/>
         <w:ind w:left="240" w:firstLine="0"/>
-        <w:jc w:val="left"/>
+        <w:jc w:val="both"/>
         <w:rPr/>
       </w:pPr>
       <w:r>
@@ -10307,23 +10307,28 @@
       <w:pPr>
         <w:spacing w:before="0" w:after="0" w:line="240" w:lineRule="auto"/>
         <w:ind w:left="240" w:firstLine="720"/>
-        <w:jc w:val="left"/>
-        <w:rPr/>
-      </w:pPr>
-      <w:r>
-        <w:rPr>
-          <w:rFonts w:ascii="Cardo" w:cs="Cardo" w:eastAsia="Cardo" w:hAnsi="Cardo"/>
-          <w:b w:val="0"/>
-          <w:bCs w:val="0"/>
-          <w:sz w:val="22"/>
-          <w:szCs w:val="22"/>
-          <w:rtl w:val="0"/>
+        <w:jc w:val="both"/>
+        <w:rPr/>
+      </w:pPr>
+      <w:r>
+        <w:rPr>
+          <w:rFonts w:ascii="Georgia" w:cs="Cardo" w:eastAsia="Cardo" w:hAnsi="Georgia"/>
+          <w:sz w:val="24"/>
+          <w:szCs w:val="24"/>
+          <w:rtl w:val="0"/>
+          <w:i/>
+          <w:iCs/>
         </w:rPr>
         <w:t xml:space="preserve">suggest / indicate → hedge when introducing a finding; not a hedge when introducing a recommendation.</w:t>
       </w:r>
       <w:r>
         <w:rPr>
           <w:rtl w:val="0"/>
+          <w:rFonts w:ascii="Georgia" w:hAnsi="Georgia"/>
+          <w:sz w:val="24"/>
+          <w:szCs w:val="24"/>
+          <w:i/>
+          <w:iCs/>
         </w:rPr>
       </w:r>
     </w:p>
@@ -10331,23 +10336,28 @@
       <w:pPr>
         <w:spacing w:before="0" w:after="0" w:line="240" w:lineRule="auto"/>
         <w:ind w:left="240" w:firstLine="720"/>
-        <w:jc w:val="left"/>
-        <w:rPr/>
-      </w:pPr>
-      <w:r>
-        <w:rPr>
-          <w:rFonts w:ascii="Cardo" w:cs="Cardo" w:eastAsia="Cardo" w:hAnsi="Cardo"/>
-          <w:b w:val="0"/>
-          <w:bCs w:val="0"/>
-          <w:sz w:val="22"/>
-          <w:szCs w:val="22"/>
-          <w:rtl w:val="0"/>
+        <w:jc w:val="both"/>
+        <w:rPr/>
+      </w:pPr>
+      <w:r>
+        <w:rPr>
+          <w:rFonts w:ascii="Georgia" w:cs="Cardo" w:eastAsia="Cardo" w:hAnsi="Georgia"/>
+          <w:sz w:val="24"/>
+          <w:szCs w:val="24"/>
+          <w:rtl w:val="0"/>
+          <w:i/>
+          <w:iCs/>
         </w:rPr>
         <w:t xml:space="preserve">can / may → hedge when marking possibility; not a hedge when marking capability.</w:t>
       </w:r>
       <w:r>
         <w:rPr>
           <w:rtl w:val="0"/>
+          <w:rFonts w:ascii="Georgia" w:hAnsi="Georgia"/>
+          <w:sz w:val="24"/>
+          <w:szCs w:val="24"/>
+          <w:i/>
+          <w:iCs/>
         </w:rPr>
       </w:r>
     </w:p>
@@ -10355,23 +10365,28 @@
       <w:pPr>
         <w:spacing w:before="0" w:after="0" w:line="240" w:lineRule="auto"/>
         <w:ind w:left="240" w:firstLine="720"/>
-        <w:jc w:val="left"/>
-        <w:rPr/>
-      </w:pPr>
-      <w:r>
-        <w:rPr>
-          <w:rFonts w:ascii="Cardo" w:cs="Cardo" w:eastAsia="Cardo" w:hAnsi="Cardo"/>
-          <w:b w:val="0"/>
-          <w:bCs w:val="0"/>
-          <w:sz w:val="22"/>
-          <w:szCs w:val="22"/>
-          <w:rtl w:val="0"/>
+        <w:jc w:val="both"/>
+        <w:rPr/>
+      </w:pPr>
+      <w:r>
+        <w:rPr>
+          <w:rFonts w:ascii="Georgia" w:cs="Cardo" w:eastAsia="Cardo" w:hAnsi="Georgia"/>
+          <w:sz w:val="24"/>
+          <w:szCs w:val="24"/>
+          <w:rtl w:val="0"/>
+          <w:i/>
+          <w:iCs/>
         </w:rPr>
         <w:t xml:space="preserve">generally / typically → hedge when limiting the scope of a claim; not a hedge when describing a procedural norm.</w:t>
       </w:r>
       <w:r>
         <w:rPr>
           <w:rtl w:val="0"/>
+          <w:rFonts w:ascii="Georgia" w:hAnsi="Georgia"/>
+          <w:sz w:val="24"/>
+          <w:szCs w:val="24"/>
+          <w:i/>
+          <w:iCs/>
         </w:rPr>
       </w:r>
     </w:p>
@@ -10379,23 +10394,28 @@
       <w:pPr>
         <w:spacing w:before="0" w:after="0" w:line="240" w:lineRule="auto"/>
         <w:ind w:left="240" w:firstLine="0"/>
-        <w:jc w:val="left"/>
-        <w:rPr/>
-      </w:pPr>
-      <w:r>
-        <w:rPr>
-          <w:rFonts w:ascii="Cardo" w:cs="Cardo" w:eastAsia="Cardo" w:hAnsi="Cardo"/>
-          <w:b w:val="0"/>
-          <w:bCs w:val="0"/>
-          <w:sz w:val="22"/>
-          <w:szCs w:val="22"/>
-          <w:rtl w:val="0"/>
+        <w:jc w:val="both"/>
+        <w:rPr/>
+      </w:pPr>
+      <w:r>
+        <w:rPr>
+          <w:rFonts w:ascii="Georgia" w:cs="Cardo" w:eastAsia="Cardo" w:hAnsi="Georgia"/>
+          <w:sz w:val="24"/>
+          <w:szCs w:val="24"/>
+          <w:rtl w:val="0"/>
+          <w:i/>
+          <w:iCs/>
         </w:rPr>
         <w:t xml:space="preserve">appear / seem → hedge when expressing uncertainty about a result; not a hedge when pointing to location in a table or text.</w:t>
       </w:r>
       <w:r>
         <w:rPr>
           <w:rtl w:val="0"/>
+          <w:rFonts w:ascii="Georgia" w:hAnsi="Georgia"/>
+          <w:sz w:val="24"/>
+          <w:szCs w:val="24"/>
+          <w:i/>
+          <w:iCs/>
         </w:rPr>
       </w:r>
     </w:p>
@@ -10427,7 +10447,7 @@
     <w:p>
       <w:pPr>
         <w:spacing w:before="0" w:after="0" w:line="240" w:lineRule="auto"/>
-        <w:jc w:val="left"/>
+        <w:jc w:val="both"/>
         <w:rPr/>
       </w:pPr>
       <w:r>
@@ -10502,7 +10522,7 @@
       <w:pPr>
         <w:spacing w:before="0" w:after="0" w:line="360" w:lineRule="auto"/>
         <w:ind w:firstLine="720"/>
-        <w:jc w:val="left"/>
+        <w:jc w:val="both"/>
         <w:rPr/>
       </w:pPr>
       <w:r>
@@ -10838,7 +10858,7 @@
           <w:p>
             <w:pPr>
               <w:spacing w:before="0" w:after="0" w:line="240" w:lineRule="auto"/>
-              <w:jc w:val="left"/>
+              <w:jc w:val="both"/>
               <w:rPr/>
             </w:pPr>
             <w:r>
@@ -10872,7 +10892,7 @@
           <w:p>
             <w:pPr>
               <w:spacing w:before="0" w:after="0" w:line="240" w:lineRule="auto"/>
-              <w:jc w:val="left"/>
+              <w:jc w:val="both"/>
               <w:rPr/>
             </w:pPr>
             <w:r>
@@ -10906,7 +10926,7 @@
           <w:p>
             <w:pPr>
               <w:spacing w:before="0" w:after="0" w:line="240" w:lineRule="auto"/>
-              <w:jc w:val="left"/>
+              <w:jc w:val="both"/>
               <w:rPr/>
             </w:pPr>
             <w:r>
@@ -10940,7 +10960,7 @@
           <w:p>
             <w:pPr>
               <w:spacing w:before="0" w:after="0" w:line="240" w:lineRule="auto"/>
-              <w:jc w:val="left"/>
+              <w:jc w:val="both"/>
               <w:rPr/>
             </w:pPr>
             <w:r>
@@ -11005,7 +11025,7 @@
           <w:p>
             <w:pPr>
               <w:spacing w:before="0" w:after="0" w:line="240" w:lineRule="auto"/>
-              <w:jc w:val="left"/>
+              <w:jc w:val="both"/>
               <w:rPr/>
             </w:pPr>
             <w:r>
@@ -11032,7 +11052,7 @@
           <w:p>
             <w:pPr>
               <w:spacing w:before="0" w:after="0" w:line="240" w:lineRule="auto"/>
-              <w:jc w:val="left"/>
+              <w:jc w:val="both"/>
               <w:rPr/>
             </w:pPr>
             <w:r>
@@ -11059,7 +11079,7 @@
           <w:p>
             <w:pPr>
               <w:spacing w:before="0" w:after="0" w:line="240" w:lineRule="auto"/>
-              <w:jc w:val="left"/>
+              <w:jc w:val="both"/>
               <w:rPr/>
             </w:pPr>
             <w:r>
@@ -11155,7 +11175,7 @@
           <w:p>
             <w:pPr>
               <w:spacing w:before="0" w:after="0" w:line="240" w:lineRule="auto"/>
-              <w:jc w:val="left"/>
+              <w:jc w:val="both"/>
               <w:rPr/>
             </w:pPr>
             <w:r>
@@ -11182,7 +11202,7 @@
           <w:p>
             <w:pPr>
               <w:spacing w:before="0" w:after="0" w:line="240" w:lineRule="auto"/>
-              <w:jc w:val="left"/>
+              <w:jc w:val="both"/>
               <w:rPr/>
             </w:pPr>
             <w:r>
@@ -11209,7 +11229,7 @@
           <w:p>
             <w:pPr>
               <w:spacing w:before="0" w:after="0" w:line="240" w:lineRule="auto"/>
-              <w:jc w:val="left"/>
+              <w:jc w:val="both"/>
               <w:rPr/>
             </w:pPr>
             <w:r>
@@ -11305,7 +11325,7 @@
           <w:p>
             <w:pPr>
               <w:spacing w:before="0" w:after="0" w:line="240" w:lineRule="auto"/>
-              <w:jc w:val="left"/>
+              <w:jc w:val="both"/>
               <w:rPr/>
             </w:pPr>
             <w:r>
@@ -11332,7 +11352,7 @@
           <w:p>
             <w:pPr>
               <w:spacing w:before="0" w:after="0" w:line="240" w:lineRule="auto"/>
-              <w:jc w:val="left"/>
+              <w:jc w:val="both"/>
               <w:rPr/>
             </w:pPr>
             <w:r>
@@ -11359,7 +11379,7 @@
           <w:p>
             <w:pPr>
               <w:spacing w:before="0" w:after="0" w:line="240" w:lineRule="auto"/>
-              <w:jc w:val="left"/>
+              <w:jc w:val="both"/>
               <w:rPr/>
             </w:pPr>
             <w:r>
@@ -11455,7 +11475,7 @@
           <w:p>
             <w:pPr>
               <w:spacing w:before="0" w:after="0" w:line="240" w:lineRule="auto"/>
-              <w:jc w:val="left"/>
+              <w:jc w:val="both"/>
               <w:rPr/>
             </w:pPr>
             <w:r>
@@ -11482,7 +11502,7 @@
           <w:p>
             <w:pPr>
               <w:spacing w:before="0" w:after="0" w:line="240" w:lineRule="auto"/>
-              <w:jc w:val="left"/>
+              <w:jc w:val="both"/>
               <w:rPr/>
             </w:pPr>
             <w:r>
@@ -11509,7 +11529,7 @@
           <w:p>
             <w:pPr>
               <w:spacing w:before="0" w:after="0" w:line="240" w:lineRule="auto"/>
-              <w:jc w:val="left"/>
+              <w:jc w:val="both"/>
               <w:rPr/>
             </w:pPr>
             <w:r>
@@ -11901,7 +11921,7 @@
           <w:p>
             <w:pPr>
               <w:spacing w:before="0" w:after="0" w:line="240" w:lineRule="auto"/>
-              <w:jc w:val="left"/>
+              <w:jc w:val="both"/>
               <w:rPr/>
             </w:pPr>
             <w:r>
@@ -11935,7 +11955,7 @@
           <w:p>
             <w:pPr>
               <w:spacing w:before="0" w:after="0" w:line="240" w:lineRule="auto"/>
-              <w:jc w:val="left"/>
+              <w:jc w:val="both"/>
               <w:rPr/>
             </w:pPr>
             <w:r>
@@ -11969,7 +11989,7 @@
           <w:p>
             <w:pPr>
               <w:spacing w:before="0" w:after="0" w:line="240" w:lineRule="auto"/>
-              <w:jc w:val="left"/>
+              <w:jc w:val="both"/>
               <w:rPr/>
             </w:pPr>
             <w:r>
@@ -12003,7 +12023,7 @@
           <w:p>
             <w:pPr>
               <w:spacing w:before="0" w:after="0" w:line="240" w:lineRule="auto"/>
-              <w:jc w:val="left"/>
+              <w:jc w:val="both"/>
               <w:rPr/>
             </w:pPr>
             <w:r>
@@ -12070,7 +12090,7 @@
           <w:p>
             <w:pPr>
               <w:spacing w:before="0" w:after="0" w:line="240" w:lineRule="auto"/>
-              <w:jc w:val="left"/>
+              <w:jc w:val="both"/>
               <w:rPr/>
             </w:pPr>
             <w:r>
@@ -12097,7 +12117,7 @@
           <w:p>
             <w:pPr>
               <w:spacing w:before="0" w:after="0" w:line="240" w:lineRule="auto"/>
-              <w:jc w:val="left"/>
+              <w:jc w:val="both"/>
               <w:rPr/>
             </w:pPr>
             <w:r>
@@ -12124,7 +12144,7 @@
           <w:p>
             <w:pPr>
               <w:spacing w:before="0" w:after="0" w:line="240" w:lineRule="auto"/>
-              <w:jc w:val="left"/>
+              <w:jc w:val="both"/>
               <w:rPr/>
             </w:pPr>
             <w:r>
@@ -12250,7 +12270,7 @@
           <w:p>
             <w:pPr>
               <w:spacing w:before="0" w:after="0" w:line="240" w:lineRule="auto"/>
-              <w:jc w:val="left"/>
+              <w:jc w:val="both"/>
               <w:rPr/>
             </w:pPr>
             <w:r>
@@ -12277,7 +12297,7 @@
           <w:p>
             <w:pPr>
               <w:spacing w:before="0" w:after="0" w:line="240" w:lineRule="auto"/>
-              <w:jc w:val="left"/>
+              <w:jc w:val="both"/>
               <w:rPr/>
             </w:pPr>
             <w:r>
@@ -12304,7 +12324,7 @@
           <w:p>
             <w:pPr>
               <w:spacing w:before="0" w:after="0" w:line="240" w:lineRule="auto"/>
-              <w:jc w:val="left"/>
+              <w:jc w:val="both"/>
               <w:rPr/>
             </w:pPr>
             <w:r>
@@ -12430,7 +12450,7 @@
           <w:p>
             <w:pPr>
               <w:spacing w:before="0" w:after="0" w:line="240" w:lineRule="auto"/>
-              <w:jc w:val="left"/>
+              <w:jc w:val="both"/>
               <w:rPr/>
             </w:pPr>
             <w:r>
@@ -12457,7 +12477,7 @@
           <w:p>
             <w:pPr>
               <w:spacing w:before="0" w:after="0" w:line="240" w:lineRule="auto"/>
-              <w:jc w:val="left"/>
+              <w:jc w:val="both"/>
               <w:rPr/>
             </w:pPr>
             <w:r>
@@ -12484,7 +12504,7 @@
           <w:p>
             <w:pPr>
               <w:spacing w:before="0" w:after="0" w:line="240" w:lineRule="auto"/>
-              <w:jc w:val="left"/>
+              <w:jc w:val="both"/>
               <w:rPr/>
             </w:pPr>
             <w:r>
@@ -12667,7 +12687,7 @@
           <w:p>
             <w:pPr>
               <w:spacing w:before="0" w:after="0" w:line="240" w:lineRule="auto"/>
-              <w:jc w:val="left"/>
+              <w:jc w:val="both"/>
               <w:rPr/>
             </w:pPr>
             <w:r>
@@ -12701,7 +12721,7 @@
           <w:p>
             <w:pPr>
               <w:spacing w:before="0" w:after="0" w:line="240" w:lineRule="auto"/>
-              <w:jc w:val="left"/>
+              <w:jc w:val="both"/>
               <w:rPr/>
             </w:pPr>
             <w:r>
@@ -12735,7 +12755,7 @@
           <w:p>
             <w:pPr>
               <w:spacing w:before="0" w:after="0" w:line="240" w:lineRule="auto"/>
-              <w:jc w:val="left"/>
+              <w:jc w:val="both"/>
               <w:rPr/>
             </w:pPr>
             <w:r>
@@ -12770,7 +12790,7 @@
           <w:p>
             <w:pPr>
               <w:spacing w:before="0" w:after="0" w:line="240" w:lineRule="auto"/>
-              <w:jc w:val="left"/>
+              <w:jc w:val="both"/>
               <w:rPr/>
             </w:pPr>
             <w:r>
@@ -12802,7 +12822,7 @@
           <w:p>
             <w:pPr>
               <w:spacing w:before="0" w:after="0" w:line="240" w:lineRule="auto"/>
-              <w:jc w:val="left"/>
+              <w:jc w:val="both"/>
               <w:rPr/>
             </w:pPr>
             <w:r>
@@ -12829,7 +12849,7 @@
           <w:p>
             <w:pPr>
               <w:spacing w:before="0" w:after="0" w:line="240" w:lineRule="auto"/>
-              <w:jc w:val="left"/>
+              <w:jc w:val="both"/>
               <w:rPr/>
             </w:pPr>
             <w:r>
@@ -12862,7 +12882,7 @@
           <w:p>
             <w:pPr>
               <w:spacing w:before="0" w:after="0" w:line="240" w:lineRule="auto"/>
-              <w:jc w:val="left"/>
+              <w:jc w:val="both"/>
               <w:rPr/>
             </w:pPr>
             <w:r>
@@ -12894,7 +12914,7 @@
           <w:p>
             <w:pPr>
               <w:spacing w:before="0" w:after="0" w:line="240" w:lineRule="auto"/>
-              <w:jc w:val="left"/>
+              <w:jc w:val="both"/>
               <w:rPr/>
             </w:pPr>
             <w:r>
@@ -12921,7 +12941,7 @@
           <w:p>
             <w:pPr>
               <w:spacing w:before="0" w:after="0" w:line="240" w:lineRule="auto"/>
-              <w:jc w:val="left"/>
+              <w:jc w:val="both"/>
               <w:rPr/>
             </w:pPr>
             <w:r>
@@ -12954,7 +12974,7 @@
           <w:p>
             <w:pPr>
               <w:spacing w:before="0" w:after="0" w:line="240" w:lineRule="auto"/>
-              <w:jc w:val="left"/>
+              <w:jc w:val="both"/>
               <w:rPr/>
             </w:pPr>
             <w:r>
@@ -12986,7 +13006,7 @@
           <w:p>
             <w:pPr>
               <w:spacing w:before="0" w:after="0" w:line="240" w:lineRule="auto"/>
-              <w:jc w:val="left"/>
+              <w:jc w:val="both"/>
               <w:rPr/>
             </w:pPr>
             <w:r>
@@ -13013,7 +13033,7 @@
           <w:p>
             <w:pPr>
               <w:spacing w:before="0" w:after="0" w:line="240" w:lineRule="auto"/>
-              <w:jc w:val="left"/>
+              <w:jc w:val="both"/>
               <w:rPr/>
             </w:pPr>
             <w:r>
@@ -13046,7 +13066,7 @@
           <w:p>
             <w:pPr>
               <w:spacing w:before="0" w:after="0" w:line="240" w:lineRule="auto"/>
-              <w:jc w:val="left"/>
+              <w:jc w:val="both"/>
               <w:rPr/>
             </w:pPr>
             <w:r>
@@ -13078,7 +13098,7 @@
           <w:p>
             <w:pPr>
               <w:spacing w:before="0" w:after="0" w:line="240" w:lineRule="auto"/>
-              <w:jc w:val="left"/>
+              <w:jc w:val="both"/>
               <w:rPr/>
             </w:pPr>
             <w:r>
@@ -13105,7 +13125,7 @@
           <w:p>
             <w:pPr>
               <w:spacing w:before="0" w:after="0" w:line="240" w:lineRule="auto"/>
-              <w:jc w:val="left"/>
+              <w:jc w:val="both"/>
               <w:rPr/>
             </w:pPr>
             <w:r>
@@ -13138,7 +13158,7 @@
           <w:p>
             <w:pPr>
               <w:spacing w:before="0" w:after="0" w:line="240" w:lineRule="auto"/>
-              <w:jc w:val="left"/>
+              <w:jc w:val="both"/>
               <w:rPr/>
             </w:pPr>
             <w:r>
@@ -13170,7 +13190,7 @@
           <w:p>
             <w:pPr>
               <w:spacing w:before="0" w:after="0" w:line="240" w:lineRule="auto"/>
-              <w:jc w:val="left"/>
+              <w:jc w:val="both"/>
               <w:rPr/>
             </w:pPr>
             <w:r>
@@ -13197,7 +13217,7 @@
           <w:p>
             <w:pPr>
               <w:spacing w:before="0" w:after="0" w:line="240" w:lineRule="auto"/>
-              <w:jc w:val="left"/>
+              <w:jc w:val="both"/>
               <w:rPr/>
             </w:pPr>
             <w:r>
@@ -13230,7 +13250,7 @@
           <w:p>
             <w:pPr>
               <w:spacing w:before="0" w:after="0" w:line="240" w:lineRule="auto"/>
-              <w:jc w:val="left"/>
+              <w:jc w:val="both"/>
               <w:rPr/>
             </w:pPr>
             <w:r>
@@ -13262,7 +13282,7 @@
           <w:p>
             <w:pPr>
               <w:spacing w:before="0" w:after="0" w:line="240" w:lineRule="auto"/>
-              <w:jc w:val="left"/>
+              <w:jc w:val="both"/>
               <w:rPr/>
             </w:pPr>
             <w:r>
@@ -13289,7 +13309,7 @@
           <w:p>
             <w:pPr>
               <w:spacing w:before="0" w:after="0" w:line="240" w:lineRule="auto"/>
-              <w:jc w:val="left"/>
+              <w:jc w:val="both"/>
               <w:rPr/>
             </w:pPr>
             <w:r>
@@ -13322,7 +13342,7 @@
           <w:p>
             <w:pPr>
               <w:spacing w:before="0" w:after="0" w:line="240" w:lineRule="auto"/>
-              <w:jc w:val="left"/>
+              <w:jc w:val="both"/>
               <w:rPr/>
             </w:pPr>
             <w:r>
@@ -13354,7 +13374,7 @@
           <w:p>
             <w:pPr>
               <w:spacing w:before="0" w:after="0" w:line="240" w:lineRule="auto"/>
-              <w:jc w:val="left"/>
+              <w:jc w:val="both"/>
               <w:rPr/>
             </w:pPr>
             <w:r>
@@ -13381,7 +13401,7 @@
           <w:p>
             <w:pPr>
               <w:spacing w:before="0" w:after="0" w:line="240" w:lineRule="auto"/>
-              <w:jc w:val="left"/>
+              <w:jc w:val="both"/>
               <w:rPr/>
             </w:pPr>
             <w:r>
@@ -13414,7 +13434,7 @@
           <w:p>
             <w:pPr>
               <w:spacing w:before="0" w:after="0" w:line="240" w:lineRule="auto"/>
-              <w:jc w:val="left"/>
+              <w:jc w:val="both"/>
               <w:rPr/>
             </w:pPr>
             <w:r>
@@ -13446,7 +13466,7 @@
           <w:p>
             <w:pPr>
               <w:spacing w:before="0" w:after="0" w:line="240" w:lineRule="auto"/>
-              <w:jc w:val="left"/>
+              <w:jc w:val="both"/>
               <w:rPr/>
             </w:pPr>
             <w:r>
@@ -13473,7 +13493,7 @@
           <w:p>
             <w:pPr>
               <w:spacing w:before="0" w:after="0" w:line="240" w:lineRule="auto"/>
-              <w:jc w:val="left"/>
+              <w:jc w:val="both"/>
               <w:rPr/>
             </w:pPr>
             <w:r>
@@ -13691,7 +13711,7 @@
           <w:p>
             <w:pPr>
               <w:spacing w:before="0" w:after="0" w:line="240" w:lineRule="auto"/>
-              <w:jc w:val="left"/>
+              <w:jc w:val="both"/>
               <w:rPr/>
             </w:pPr>
             <w:r>
@@ -13725,7 +13745,7 @@
           <w:p>
             <w:pPr>
               <w:spacing w:before="0" w:after="0" w:line="240" w:lineRule="auto"/>
-              <w:jc w:val="left"/>
+              <w:jc w:val="both"/>
               <w:rPr/>
             </w:pPr>
             <w:r>
@@ -13759,7 +13779,7 @@
           <w:p>
             <w:pPr>
               <w:spacing w:before="0" w:after="0" w:line="240" w:lineRule="auto"/>
-              <w:jc w:val="left"/>
+              <w:jc w:val="both"/>
               <w:rPr/>
             </w:pPr>
             <w:r>
@@ -13794,7 +13814,7 @@
           <w:p>
             <w:pPr>
               <w:spacing w:before="0" w:after="0" w:line="240" w:lineRule="auto"/>
-              <w:jc w:val="left"/>
+              <w:jc w:val="both"/>
               <w:rPr/>
             </w:pPr>
             <w:r>
@@ -13826,7 +13846,7 @@
           <w:p>
             <w:pPr>
               <w:spacing w:before="0" w:after="0" w:line="240" w:lineRule="auto"/>
-              <w:jc w:val="left"/>
+              <w:jc w:val="both"/>
               <w:rPr/>
             </w:pPr>
             <w:r>
@@ -13853,7 +13873,7 @@
           <w:p>
             <w:pPr>
               <w:spacing w:before="0" w:after="0" w:line="240" w:lineRule="auto"/>
-              <w:jc w:val="left"/>
+              <w:jc w:val="both"/>
               <w:rPr/>
             </w:pPr>
             <w:r>
@@ -13918,7 +13938,7 @@
           <w:p>
             <w:pPr>
               <w:spacing w:before="0" w:after="0" w:line="240" w:lineRule="auto"/>
-              <w:jc w:val="left"/>
+              <w:jc w:val="both"/>
               <w:rPr/>
             </w:pPr>
             <w:r>
@@ -13950,7 +13970,7 @@
           <w:p>
             <w:pPr>
               <w:spacing w:before="0" w:after="0" w:line="240" w:lineRule="auto"/>
-              <w:jc w:val="left"/>
+              <w:jc w:val="both"/>
               <w:rPr/>
             </w:pPr>
             <w:r>
@@ -13977,7 +13997,7 @@
           <w:p>
             <w:pPr>
               <w:spacing w:before="0" w:after="0" w:line="240" w:lineRule="auto"/>
-              <w:jc w:val="left"/>
+              <w:jc w:val="both"/>
               <w:rPr/>
             </w:pPr>
             <w:r>
@@ -14042,7 +14062,7 @@
           <w:p>
             <w:pPr>
               <w:spacing w:before="0" w:after="0" w:line="240" w:lineRule="auto"/>
-              <w:jc w:val="left"/>
+              <w:jc w:val="both"/>
               <w:rPr/>
             </w:pPr>
             <w:r>
@@ -14074,7 +14094,7 @@
           <w:p>
             <w:pPr>
               <w:spacing w:before="0" w:after="0" w:line="240" w:lineRule="auto"/>
-              <w:jc w:val="left"/>
+              <w:jc w:val="both"/>
               <w:rPr/>
             </w:pPr>
             <w:r>
@@ -14101,7 +14121,7 @@
           <w:p>
             <w:pPr>
               <w:spacing w:before="0" w:after="0" w:line="240" w:lineRule="auto"/>
-              <w:jc w:val="left"/>
+              <w:jc w:val="both"/>
               <w:rPr/>
             </w:pPr>
             <w:r>
@@ -14166,7 +14186,7 @@
           <w:p>
             <w:pPr>
               <w:spacing w:before="0" w:after="0" w:line="240" w:lineRule="auto"/>
-              <w:jc w:val="left"/>
+              <w:jc w:val="both"/>
               <w:rPr/>
             </w:pPr>
             <w:r>
@@ -14198,7 +14218,7 @@
           <w:p>
             <w:pPr>
               <w:spacing w:before="0" w:after="0" w:line="240" w:lineRule="auto"/>
-              <w:jc w:val="left"/>
+              <w:jc w:val="both"/>
               <w:rPr/>
             </w:pPr>
             <w:r>
@@ -14225,7 +14245,7 @@
           <w:p>
             <w:pPr>
               <w:spacing w:before="0" w:after="0" w:line="240" w:lineRule="auto"/>
-              <w:jc w:val="left"/>
+              <w:jc w:val="both"/>
               <w:rPr/>
             </w:pPr>
             <w:r>
@@ -14290,7 +14310,7 @@
           <w:p>
             <w:pPr>
               <w:spacing w:before="0" w:after="0" w:line="240" w:lineRule="auto"/>
-              <w:jc w:val="left"/>
+              <w:jc w:val="both"/>
               <w:rPr/>
             </w:pPr>
             <w:r>
@@ -14322,7 +14342,7 @@
           <w:p>
             <w:pPr>
               <w:spacing w:before="0" w:after="0" w:line="240" w:lineRule="auto"/>
-              <w:jc w:val="left"/>
+              <w:jc w:val="both"/>
               <w:rPr/>
             </w:pPr>
             <w:r>
@@ -14349,7 +14369,7 @@
           <w:p>
             <w:pPr>
               <w:spacing w:before="0" w:after="0" w:line="240" w:lineRule="auto"/>
-              <w:jc w:val="left"/>
+              <w:jc w:val="both"/>
               <w:rPr/>
             </w:pPr>
             <w:r>
@@ -14562,7 +14582,7 @@
           <w:p>
             <w:pPr>
               <w:spacing w:before="0" w:after="0" w:line="240" w:lineRule="auto"/>
-              <w:jc w:val="left"/>
+              <w:jc w:val="both"/>
               <w:rPr/>
             </w:pPr>
             <w:r>
@@ -14596,7 +14616,7 @@
           <w:p>
             <w:pPr>
               <w:spacing w:before="0" w:after="0" w:line="240" w:lineRule="auto"/>
-              <w:jc w:val="left"/>
+              <w:jc w:val="both"/>
               <w:rPr/>
             </w:pPr>
             <w:r>
@@ -14630,7 +14650,7 @@
           <w:p>
             <w:pPr>
               <w:spacing w:before="0" w:after="0" w:line="240" w:lineRule="auto"/>
-              <w:jc w:val="left"/>
+              <w:jc w:val="both"/>
               <w:rPr/>
             </w:pPr>
             <w:r>
@@ -14664,7 +14684,7 @@
           <w:p>
             <w:pPr>
               <w:spacing w:before="0" w:after="0" w:line="240" w:lineRule="auto"/>
-              <w:jc w:val="left"/>
+              <w:jc w:val="both"/>
               <w:rPr/>
             </w:pPr>
             <w:r>
@@ -14729,7 +14749,7 @@
           <w:p>
             <w:pPr>
               <w:spacing w:before="0" w:after="0" w:line="240" w:lineRule="auto"/>
-              <w:jc w:val="left"/>
+              <w:jc w:val="both"/>
               <w:rPr/>
             </w:pPr>
             <w:r>
@@ -14756,7 +14776,7 @@
           <w:p>
             <w:pPr>
               <w:spacing w:before="0" w:after="0" w:line="240" w:lineRule="auto"/>
-              <w:jc w:val="left"/>
+              <w:jc w:val="both"/>
               <w:rPr/>
             </w:pPr>
             <w:r>
@@ -14783,7 +14803,7 @@
           <w:p>
             <w:pPr>
               <w:spacing w:before="0" w:after="0" w:line="240" w:lineRule="auto"/>
-              <w:jc w:val="left"/>
+              <w:jc w:val="both"/>
               <w:rPr/>
             </w:pPr>
             <w:r>
@@ -14879,7 +14899,7 @@
           <w:p>
             <w:pPr>
               <w:spacing w:before="0" w:after="0" w:line="240" w:lineRule="auto"/>
-              <w:jc w:val="left"/>
+              <w:jc w:val="both"/>
               <w:rPr/>
             </w:pPr>
             <w:r>
@@ -14906,7 +14926,7 @@
           <w:p>
             <w:pPr>
               <w:spacing w:before="0" w:after="0" w:line="240" w:lineRule="auto"/>
-              <w:jc w:val="left"/>
+              <w:jc w:val="both"/>
               <w:rPr/>
             </w:pPr>
             <w:r>
@@ -14933,7 +14953,7 @@
           <w:p>
             <w:pPr>
               <w:spacing w:before="0" w:after="0" w:line="240" w:lineRule="auto"/>
-              <w:jc w:val="left"/>
+              <w:jc w:val="both"/>
               <w:rPr/>
             </w:pPr>
             <w:r>
@@ -15029,7 +15049,7 @@
           <w:p>
             <w:pPr>
               <w:spacing w:before="0" w:after="0" w:line="240" w:lineRule="auto"/>
-              <w:jc w:val="left"/>
+              <w:jc w:val="both"/>
               <w:rPr/>
             </w:pPr>
             <w:r>
@@ -15056,7 +15076,7 @@
           <w:p>
             <w:pPr>
               <w:spacing w:before="0" w:after="0" w:line="240" w:lineRule="auto"/>
-              <w:jc w:val="left"/>
+              <w:jc w:val="both"/>
               <w:rPr/>
             </w:pPr>
             <w:r>
@@ -15083,7 +15103,7 @@
           <w:p>
             <w:pPr>
               <w:spacing w:before="0" w:after="0" w:line="240" w:lineRule="auto"/>
-              <w:jc w:val="left"/>
+              <w:jc w:val="both"/>
               <w:rPr/>
             </w:pPr>
             <w:r>
@@ -15236,7 +15256,7 @@
           <w:p>
             <w:pPr>
               <w:spacing w:before="0" w:after="0" w:line="240" w:lineRule="auto"/>
-              <w:jc w:val="left"/>
+              <w:jc w:val="both"/>
               <w:rPr/>
             </w:pPr>
             <w:r>
@@ -15270,7 +15290,7 @@
           <w:p>
             <w:pPr>
               <w:spacing w:before="0" w:after="0" w:line="240" w:lineRule="auto"/>
-              <w:jc w:val="left"/>
+              <w:jc w:val="both"/>
               <w:rPr/>
             </w:pPr>
             <w:r>
@@ -15305,7 +15325,7 @@
           <w:p>
             <w:pPr>
               <w:spacing w:before="0" w:after="0" w:line="240" w:lineRule="auto"/>
-              <w:jc w:val="left"/>
+              <w:jc w:val="both"/>
               <w:rPr/>
             </w:pPr>
             <w:r>
@@ -15344,7 +15364,7 @@
           <w:p>
             <w:pPr>
               <w:spacing w:before="0" w:after="0" w:line="240" w:lineRule="auto"/>
-              <w:jc w:val="left"/>
+              <w:jc w:val="both"/>
               <w:rPr/>
             </w:pPr>
             <w:r>
@@ -15383,7 +15403,7 @@
           <w:p>
             <w:pPr>
               <w:spacing w:before="0" w:after="0" w:line="240" w:lineRule="auto"/>
-              <w:jc w:val="left"/>
+              <w:jc w:val="both"/>
               <w:rPr/>
             </w:pPr>
             <w:r>
@@ -15422,7 +15442,7 @@
           <w:p>
             <w:pPr>
               <w:spacing w:before="0" w:after="0" w:line="240" w:lineRule="auto"/>
-              <w:jc w:val="left"/>
+              <w:jc w:val="both"/>
               <w:rPr/>
             </w:pPr>
             <w:r>
@@ -15464,7 +15484,7 @@
           <w:p>
             <w:pPr>
               <w:spacing w:before="0" w:after="0" w:line="240" w:lineRule="auto"/>
-              <w:jc w:val="left"/>
+              <w:jc w:val="both"/>
               <w:rPr/>
             </w:pPr>
             <w:r>
@@ -15507,7 +15527,7 @@
           <w:p>
             <w:pPr>
               <w:spacing w:before="0" w:after="0" w:line="240" w:lineRule="auto"/>
-              <w:jc w:val="left"/>
+              <w:jc w:val="both"/>
               <w:rPr/>
             </w:pPr>
             <w:r>
@@ -15550,7 +15570,7 @@
           <w:p>
             <w:pPr>
               <w:spacing w:before="0" w:after="0" w:line="240" w:lineRule="auto"/>
-              <w:jc w:val="left"/>
+              <w:jc w:val="both"/>
               <w:rPr/>
             </w:pPr>
             <w:r>
@@ -15602,7 +15622,7 @@
           <w:p>
             <w:pPr>
               <w:spacing w:before="0" w:after="0" w:line="240" w:lineRule="auto"/>
-              <w:jc w:val="left"/>
+              <w:jc w:val="both"/>
               <w:rPr/>
             </w:pPr>
             <w:r>
@@ -15631,7 +15651,7 @@
           <w:p>
             <w:pPr>
               <w:spacing w:before="0" w:after="0" w:line="240" w:lineRule="auto"/>
-              <w:jc w:val="left"/>
+              <w:jc w:val="both"/>
               <w:rPr/>
             </w:pPr>
             <w:r>
@@ -15673,7 +15693,7 @@
           <w:p>
             <w:pPr>
               <w:spacing w:before="0" w:after="0" w:line="240" w:lineRule="auto"/>
-              <w:jc w:val="left"/>
+              <w:jc w:val="both"/>
               <w:rPr/>
             </w:pPr>
             <w:r>
@@ -15702,7 +15722,7 @@
           <w:p>
             <w:pPr>
               <w:spacing w:before="0" w:after="0" w:line="240" w:lineRule="auto"/>
-              <w:jc w:val="left"/>
+              <w:jc w:val="both"/>
               <w:rPr/>
             </w:pPr>
             <w:r>
@@ -16164,7 +16184,7 @@
           <w:p>
             <w:pPr>
               <w:spacing w:before="0" w:after="0" w:line="240" w:lineRule="auto"/>
-              <w:jc w:val="left"/>
+              <w:jc w:val="both"/>
               <w:rPr/>
             </w:pPr>
             <w:r>
@@ -16198,7 +16218,7 @@
           <w:p>
             <w:pPr>
               <w:spacing w:before="0" w:after="0" w:line="240" w:lineRule="auto"/>
-              <w:jc w:val="left"/>
+              <w:jc w:val="both"/>
               <w:rPr/>
             </w:pPr>
             <w:r>
@@ -16232,7 +16252,7 @@
           <w:p>
             <w:pPr>
               <w:spacing w:before="0" w:after="0" w:line="240" w:lineRule="auto"/>
-              <w:jc w:val="left"/>
+              <w:jc w:val="both"/>
               <w:rPr/>
             </w:pPr>
             <w:r>
@@ -16266,7 +16286,7 @@
           <w:p>
             <w:pPr>
               <w:spacing w:before="0" w:after="0" w:line="240" w:lineRule="auto"/>
-              <w:jc w:val="left"/>
+              <w:jc w:val="both"/>
               <w:rPr/>
             </w:pPr>
             <w:r>
@@ -16300,7 +16320,7 @@
           <w:p>
             <w:pPr>
               <w:spacing w:before="0" w:after="0" w:line="240" w:lineRule="auto"/>
-              <w:jc w:val="left"/>
+              <w:jc w:val="both"/>
               <w:rPr/>
             </w:pPr>
             <w:r>
@@ -16334,7 +16354,7 @@
           <w:p>
             <w:pPr>
               <w:spacing w:before="0" w:after="0" w:line="240" w:lineRule="auto"/>
-              <w:jc w:val="left"/>
+              <w:jc w:val="both"/>
               <w:rPr/>
             </w:pPr>
             <w:r>
@@ -16368,7 +16388,7 @@
           <w:p>
             <w:pPr>
               <w:spacing w:before="0" w:after="0" w:line="240" w:lineRule="auto"/>
-              <w:jc w:val="left"/>
+              <w:jc w:val="both"/>
               <w:rPr/>
             </w:pPr>
             <w:r>
@@ -16402,7 +16422,7 @@
           <w:p>
             <w:pPr>
               <w:spacing w:before="0" w:after="0" w:line="240" w:lineRule="auto"/>
-              <w:jc w:val="left"/>
+              <w:jc w:val="both"/>
               <w:rPr/>
             </w:pPr>
             <w:r>
@@ -16781,7 +16801,7 @@
           <w:p>
             <w:pPr>
               <w:spacing w:before="0" w:after="0" w:line="240" w:lineRule="auto"/>
-              <w:jc w:val="left"/>
+              <w:jc w:val="both"/>
               <w:rPr/>
             </w:pPr>
             <w:r>
@@ -16815,7 +16835,7 @@
           <w:p>
             <w:pPr>
               <w:spacing w:before="0" w:after="0" w:line="240" w:lineRule="auto"/>
-              <w:jc w:val="left"/>
+              <w:jc w:val="both"/>
               <w:rPr/>
             </w:pPr>
             <w:r>
@@ -16849,7 +16869,7 @@
           <w:p>
             <w:pPr>
               <w:spacing w:before="0" w:after="0" w:line="240" w:lineRule="auto"/>
-              <w:jc w:val="left"/>
+              <w:jc w:val="both"/>
               <w:rPr/>
             </w:pPr>
             <w:r>
@@ -16883,7 +16903,7 @@
           <w:p>
             <w:pPr>
               <w:spacing w:before="0" w:after="0" w:line="240" w:lineRule="auto"/>
-              <w:jc w:val="left"/>
+              <w:jc w:val="both"/>
               <w:rPr/>
             </w:pPr>
             <w:r>
@@ -16917,7 +16937,7 @@
           <w:p>
             <w:pPr>
               <w:spacing w:before="0" w:after="0" w:line="240" w:lineRule="auto"/>
-              <w:jc w:val="left"/>
+              <w:jc w:val="both"/>
               <w:rPr/>
             </w:pPr>
             <w:r>
@@ -16951,7 +16971,7 @@
           <w:p>
             <w:pPr>
               <w:spacing w:before="0" w:after="0" w:line="240" w:lineRule="auto"/>
-              <w:jc w:val="left"/>
+              <w:jc w:val="both"/>
               <w:rPr/>
             </w:pPr>
             <w:r>
@@ -17249,7 +17269,7 @@
           <w:p>
             <w:pPr>
               <w:spacing w:before="0" w:after="0" w:line="240" w:lineRule="auto"/>
-              <w:jc w:val="left"/>
+              <w:jc w:val="both"/>
               <w:rPr/>
             </w:pPr>
             <w:r>
@@ -17283,7 +17303,7 @@
           <w:p>
             <w:pPr>
               <w:spacing w:before="0" w:after="0" w:line="240" w:lineRule="auto"/>
-              <w:jc w:val="left"/>
+              <w:jc w:val="both"/>
               <w:rPr/>
             </w:pPr>
             <w:r>
@@ -17317,7 +17337,7 @@
           <w:p>
             <w:pPr>
               <w:spacing w:before="0" w:after="0" w:line="240" w:lineRule="auto"/>
-              <w:jc w:val="left"/>
+              <w:jc w:val="both"/>
               <w:rPr/>
             </w:pPr>
             <w:r>
@@ -17351,7 +17371,7 @@
           <w:p>
             <w:pPr>
               <w:spacing w:before="0" w:after="0" w:line="240" w:lineRule="auto"/>
-              <w:jc w:val="left"/>
+              <w:jc w:val="both"/>
               <w:rPr/>
             </w:pPr>
             <w:r>
@@ -17385,7 +17405,7 @@
           <w:p>
             <w:pPr>
               <w:spacing w:before="0" w:after="0" w:line="240" w:lineRule="auto"/>
-              <w:jc w:val="left"/>
+              <w:jc w:val="both"/>
               <w:rPr/>
             </w:pPr>
             <w:r>
@@ -17419,7 +17439,7 @@
           <w:p>
             <w:pPr>
               <w:spacing w:before="0" w:after="0" w:line="240" w:lineRule="auto"/>
-              <w:jc w:val="left"/>
+              <w:jc w:val="both"/>
               <w:rPr/>
             </w:pPr>
             <w:r>
